--- a/translated/corrected/Inn Trouble - ASSEMBLED - FORMATTED_Greek.docx
+++ b/translated/corrected/Inn Trouble - ASSEMBLED - FORMATTED_Greek.docx
@@ -4,7 +4,7 @@
   <w:body>
     <w:p>
       <w:r>
-        <w:t>Μπελάδες στο Πανδοχείο</w:t>
+        <w:t xml:space="preserve">&lt;bt&gt;Inn Trouble&lt;/bt&gt;</w:t>
       </w:r>
     </w:p>
     <w:p/>
@@ -28,7 +28,7 @@
     </w:p>
     <w:p>
       <w:r>
-        <w:t>Copyright 2026 από τη Lisa Bouchard.</w:t>
+        <w:t xml:space="preserve">Πνευματικά δικαιώματα 2026 Lisa Bouchard.</w:t>
       </w:r>
     </w:p>
     <w:p/>
@@ -40,34 +40,34 @@
     <w:p/>
     <w:p>
       <w:r>
-        <w:t>Όλα τα δικαιώματα κατοχυρωμένα.</w:t>
-      </w:r>
-    </w:p>
-    <w:p/>
-    <w:p>
-      <w:r>
-        <w:t>Κανένα απολύτως μέρος αυτής της έκδοσης δεν επιτρέπεται να αναπαραχθεί, διανεμηθεί ή μεταδοθεί σε καμία μορφή και με κανένα μέσο, συμπεριλαμβανομένης της φωτοτύπησης, της ηχογράφησης ή άλλων ηλεκτρονικών ή μηχανικών μεθόδων, χωρίς την προηγούμενη γραπτή άδεια του εκδότη, με μόνη εξαίρεση όσα επιτρέπονται από τη νομοθεσία περί πνευματικών δικαιωμάτων των Η.Π.Α.</w:t>
-      </w:r>
-    </w:p>
-    <w:p/>
-    <w:p>
-      <w:r>
-        <w:t>Η ιστορία, καθώς και όλα τα ονόματα, οι χαρακτήρες και τα γεγονότα που απεικονίζονται σε αυτό το έργο, είναι προϊόντα μυθοπλασίας. Καμία ταύτιση με υπαρκτά πρόσωπα (εν ζωή ή θανόντα), τόπους, κτίρια και προϊόντα δεν είναι σκόπιμη ούτε πρέπει να θεωρηθεί δεδομένη.</w:t>
-      </w:r>
-    </w:p>
-    <w:p>
-      <w:r>
-        <w:t>Βιβλία αυτής της Σειράς</w:t>
-      </w:r>
-    </w:p>
-    <w:p>
-      <w:r>
-        <w:t>Frost and Found</w:t>
-      </w:r>
-    </w:p>
-    <w:p>
-      <w:r>
-        <w:t>Inn Trouble</w:t>
+        <w:t xml:space="preserve">Με επιφύλαξη παντός δικαιώματος.</w:t>
+      </w:r>
+    </w:p>
+    <w:p/>
+    <w:p>
+      <w:r>
+        <w:t xml:space="preserve">Απαγορεύεται η αναπαραγωγή, η διανομή ή η μετάδοση οποιουδήποτε μέρους αυτού του έργου με οποιονδήποτε τρόπο ή μέσο, συμπεριλαμβανομένης της φωτοτύπησης, της ηχογράφησης ή άλλων ηλεκτρονικών ή μηχανικών μεθόδων, χωρίς την προηγούμενη έγγραφη άδεια του εκδότη, με εξαίρεση τις χρήσεις που επιτρέπονται από τη νομοθεσία περί πνευματικών δικαιωμάτων των Η.Π.Α.</w:t>
+      </w:r>
+    </w:p>
+    <w:p/>
+    <w:p>
+      <w:r>
+        <w:t xml:space="preserve">Η ιστορία, καθώς και όλα τα ονόματα, οι χαρακτήρες και τα γεγονότα που απεικονίζονται σε αυτή την έκδοση, είναι προϊόντα μυθοπλασίας. Καμία ταύτιση με πραγματικά πρόσωπα (εν ζωή ή αποθανόντα), τόπους, κτίρια και προϊόντα δεν είναι σκόπιμη ούτε πρέπει να συναχθεί.</w:t>
+      </w:r>
+    </w:p>
+    <w:p>
+      <w:r>
+        <w:t xml:space="preserve">Βιβλία αυτής της σειράς</w:t>
+      </w:r>
+    </w:p>
+    <w:p>
+      <w:r>
+        <w:t xml:space="preserve">&lt;bt&gt;Frost and Found&lt;/bt&gt;</w:t>
+      </w:r>
+    </w:p>
+    <w:p>
+      <w:r>
+        <w:t xml:space="preserve">&lt;bt&gt;Inn Trouble&lt;/bt&gt;</w:t>
       </w:r>
     </w:p>
     <w:p>
@@ -77,7 +77,7 @@
     </w:p>
     <w:p>
       <w:r>
-        <w:t>Σχετικά με αυτό το Βιβλίο</w:t>
+        <w:t xml:space="preserve">Σχετικά με αυτό το βιβλίο</w:t>
       </w:r>
     </w:p>
     <w:p>
@@ -88,7 +88,7 @@
     <w:p/>
     <w:p>
       <w:r>
-        <w:t>Τι Ακολουθεί;</w:t>
+        <w:t xml:space="preserve">Τι ακολουθεί;</w:t>
       </w:r>
     </w:p>
     <w:p/>
@@ -109,31 +109,31 @@
     <w:p/>
     <w:p>
       <w:r>
-        <w:t>Σχετικά με αυτό το Βιβλίο</w:t>
-      </w:r>
-    </w:p>
-    <w:p/>
-    <w:p>
-      <w:r>
-        <w:t>Το Winter Wonderland Inn έχει ζεστάνει τη μισή πόλη του Φρόστ Φολς με τον έναν ή τον άλλον τρόπο. Η Φιόνα Οκαφόρ το διευθύνει όπως το διευθύνε η οικογένειά της εδώ και εκατό χρόνια, και σήμερα το πρωί έχει κουμπώσει στραβά τη ζακέτα της και δεν μπορεί να πάρει τα μάτια της από την πόρτα.</w:t>
-      </w:r>
-    </w:p>
-    <w:p/>
-    <w:p>
-      <w:r>
-        <w:t>Το σημείωμα απαιτεί μισό εκατομμύριο δολάρια. Γνωρίζει τι πήρε η προγιαγιά της από τους Μπλάκμπερν το 1924, και το μαγαζί δύο πόλεις πιο πέρα όπου το πούλησε, και κατονομάζει το ζαφείρι στην καρδιά της καρφίτσας — λεπτομέρειες που υπάρχουν σε ακριβώς ένα κλειδωμένο σεντούκι στη σοφίτα της Φιόνα, και σε ένα άλλο μέρος στην πόλη.</w:t>
-      </w:r>
-    </w:p>
-    <w:p/>
-    <w:p>
-      <w:r>
-        <w:t>Η Τζέσικα Κλος ξεκινάει από το σημείο από όπου θα μπορούσε να είχε προέλθει η γνώση αντί από εκεί που θα ήθελε η πόλη να οδηγήσει. Ένας σιδηρουργός χρωστούσε είκοσι δολάρια και αρνήθηκε μια ξεκάθαρη απάντηση. Ένας ξένος που μοίραζε κάρτες για μια χαμένη καρφίτσα σε όποιον ήθελε να τις πάρει. Ένας ιστορικός που κοιμόταν σε ένα ράτζο δίπλα σε έναν λέβητα που δεν μπορούσε να αντέξει οικονομικά να διορθώσει.</w:t>
-      </w:r>
-    </w:p>
-    <w:p/>
-    <w:p>
-      <w:r>
-        <w:t>Κάποιος διάβασε ένα μυστικό εκατονταετίας υπό το φως της λάμπας και αποφάσισε να το πουλήσει. Το να το αποδείξει θα κοστίσει στη Τζέσικα την πιο ζεστή εβδομάδα που είχε η πόλη εδώ και χρόνια — και η συγχώρεση, όπως μαθαίνει εδώ, δεν είναι το ίδιο πράγμα με τη λήθη.</w:t>
+        <w:t xml:space="preserve">Σχετικά με αυτό το βιβλίο</w:t>
+      </w:r>
+    </w:p>
+    <w:p/>
+    <w:p>
+      <w:r>
+        <w:t xml:space="preserve">Το Winter Wonderland Inn έχει ζεστάνει τη μισή πόλη του Φροστ Φολς με τον έναν ή τον άλλον τρόπο. Η Φιόνα Οκαφόρ το διευθύνει όπως το διηύθυνε η οικογένειά της εδώ και εκατό χρόνια, και σήμερα το πρωί έχει κουμπώσει στραβά τη ζακέτα της και δεν μπορεί να πάρει τα μάτια της από την πόρτα.</w:t>
+      </w:r>
+    </w:p>
+    <w:p/>
+    <w:p>
+      <w:r>
+        <w:t xml:space="preserve">Το σημείωμα απαιτεί μισό εκατομμύριο δολάρια. Γνωρίζει τι πήρε η προγιαγιά της από τους Μπλάκμπερν το 1924, και το μαγαζί δύο πόλεις πιο πέρα όπου την πούλησε, και κατονομάζει την πέτρα στην καρδιά της καρφίτσας — λεπτομέρειες που υπάρχουν σε ακριβώς ένα κλειδωμένο μπαούλο στη σοφίτα της Φιόνας, και σε ένα άλλο μέρος στην πόλη.</w:t>
+      </w:r>
+    </w:p>
+    <w:p/>
+    <w:p>
+      <w:r>
+        <w:t xml:space="preserve">Η Τζέσικα Κλος ξεκινάει από το σημείο από όπου θα μπορούσε να είχε προέλθει η γνώση αντί από εκεί όπου θα ήθελε η πόλη να την οδηγήσει. Ένας σιδηρουργός στον οποίο χρωστούσαν είκοσι δολάρια και που αρνιόταν να δώσει ξεκάθαρη απάντηση. Ένας ξένος που μοίραζε κάρτες για μια χαμένη καρφίτσα σε όποιον ήθελε να τις πάρει. Ένας ιστορικός που κοιμόταν σε ένα ράντζο δίπλα σε έναν λέβητα που δεν μπορούσε να αντέξει οικονομικά να διορθώσει.</w:t>
+      </w:r>
+    </w:p>
+    <w:p/>
+    <w:p>
+      <w:r>
+        <w:t xml:space="preserve">Κάποιος διάβασε ένα μυστικό εκατονταετίας υπό το φως της λάμπας και αποφάσισε να το πουλήσει. Το να το αποδείξει θα κοστίσει στην Τζέσικα την πιο ζεστή εβδομάδα που είχε η πόλη εδώ και χρόνια — και η συγχώρεση, όπως μαθαίνει εδώ, δεν είναι το ίδιο πράγμα με τη λήθη.</w:t>
       </w:r>
     </w:p>
     <w:p>
@@ -155,7 +155,7 @@
     </w:p>
     <w:p>
       <w:r>
-        <w:t>— Ναι, καλά, έρχεσαι, της είπα. Δεν χρειάζεται να με κοιτάζεις έτσι.</w:t>
+        <w:t xml:space="preserve">«Ναι, καλά, έρχεσαι», της είπα. «Δεν χρειάζεται να με κοιτάζεις έτσι».</w:t>
       </w:r>
     </w:p>
     <w:p>
@@ -166,22 +166,22 @@
     <w:p/>
     <w:p>
       <w:r>
-        <w:t>Το πρωί ήταν μισό φθινόπωρο και μισό κάτι πιο κρύο. Αυτό ήταν το πρώτο πράγμα που πρόσεξα κατεβαίνοντας τα σκαλιά της βεράντας με το καλάθι στο χέρι. Οι σφένδαμοι κατά μήκος της Λεωφόρου Έβεργκριν είχαν ρίξει το μεγαλύτερο μέρος του χρυσαφιού τους μέσα στο Σαββατοκύριακο, και ό,τι είχε απομείνει έπεφτε με μικρές, ξερές ριπές κάθε φορά που γύριζε ο αέρας, γλιστρώντας στο πεζοδρόμιο και σωριάζваясь στις υδρορροές. Κάτω από τη μυρωδιά των ξερών φύλλων του όψιμου φθινοπώρου υπήρχε μια καθαρή, παγερή αιχμή στον αέρα που γνώριζα εδώ και πολύ καιρό. Χιόνι. Όχι σήμερα, ίσως ούτε αύριο. Αλλά ερχόταν. Είχε χιονίσει κιόλας, την εβδομάδα που βρήκαμε τον σκύλο της Μάρθα, καμιά δεκαριά πόντους, αλλά μια σειρά από ήπιες μέρες τον είχε εξαφανίσει πάλι, και κανείς στην πόλη δεν ήταν έτοιμος να πιστέψει ακόμα στον χειμώνα. Υπήρχαν πορτοκαλί φώτα στα τζάμια των μαγαζιών και κολοκύθες σε κάθε κατώφλι, και όποιον κι αν ήξερα ήταν απορροφημένος με το φεστιβάλ.</w:t>
-      </w:r>
-    </w:p>
-    <w:p/>
-    <w:p>
-      <w:r>
-        <w:t xml:space="preserve">Το λάτρευα. Οι αράχνες είχαν κρεμασθεί από το πρώτο κρύο πρωινό, και έχω περάσει πάρα πολλά χρόνια της μακριάς ζωής μου σε ένα μέρος όπου οι μοναδικοί γείτονες ήταν ξωτικά και τάρανδοι, με έναν σύζυγο να σιγομουρμουρίζει μόνος του σε ένα εργαστήριο, οπότε ποτέ δεν πρόκειται να θεωρήσω δεδομένο έναν δρόμο γεμάτο κολοκύθες. Ο κύριος Κιμ είχε σκαλίσει μια ολόκληρη σειρά από αυτές έξω από το συνεργείο, η καθεμία με ένα μικρό χάρτινο καπέλο μηχανικού. Το γραφείο της Εφημερίδας είχε έναν σκελετό στο παράθυρο που διάβαζε εφημερίδα. Κάποιος, υποψιαζόμουν την Ολίβια, είχε πλέξει ένα πορτοκαλί καπέλο για τον πυροσβεστικό κρουνό έξω από το κατάστημα </w:t>
-      </w:r>
-      <w:r>
-        <w:t>&lt;bt&gt;</w:t>
+        <w:t xml:space="preserve">Το πρωί ήταν μισό φθινόπωρο και μισό κάτι πιο κρύο. Αυτό ήταν το πρώτο πράγμα που πρόσεξα κατεβαίνοντας τα σκαλιά της βεράντας με το καλάθι στο χέρι. Οι σφένδαμοι κατά μήκος της Λεωφόρου Έβεργκριν είχαν ρίξει το μεγαλύτερο μέρος του χρυσαφιού τους μέσα στο Σαββατοκύριακο, και ό,τι είχε απομείνει έπεφτε με μικρές, ξερές ριπές κάθε φορά που γύριζε ο αέρας, γλιστρώντας στο πεζοδρόμιο και μαζεύοντας σωρούς στα ρείθρα. Κάτω από τη μυρωδιά των ξερών φύλλων του όψιμου φθινοπώρου υπήρχε μια καθαρή, παγερή αιχμή στον αέρα που γνώριζα εδώ και πολύ καιρό. Χιόνι. Όχι σήμερα, ίσως ούτε αύριο. Αλλά ερχόταν. Είχε χιονίσει κιόλας, την εβδομάδα που βρήκαμε τον σκύλο της Μάρθας, καμιά δεκαριά πόντους, αλλά μια σειρά από ήπιες μέρες το είχε εξαφανίσει πάλι, και κανείς στην πόλη δεν ήταν έτοιμος να πιστέψει ακόμα στον χειμώνα. Υπήρχαν πορτοκαλί φώτα στα τζάμια των μαγαζιών και κολοκύθες σε κάθε κατώφλι, και όποιον κι αν ήξερα ήταν απορροφημένος με το φεστιβάλ του Χάλογουιν.</w:t>
+      </w:r>
+    </w:p>
+    <w:p/>
+    <w:p>
+      <w:r>
+        <w:t xml:space="preserve">Το λάτρευα. Οι ιστοί αράχνης είχαν κρεμαστεί από το πρώτο κρύο πρωινό, και έχω περάσει πάρα πολλά χρόνια της μακριάς ζωής μου σε ένα μέρος όπου οι μοναδικοί γείτονες ήταν ξωτικά και τάρανδοι, με έναν σύζυγο να σιγομουρμουρίζει μόνος του σε ένα εργαστήριο, οπότε ποτέ δεν πρόκειται να θεωρήσω δεδομένο έναν δρόμο γεμάτο κολοκύθες. Ο κύριος Κιμ είχε σκαλίσει μια ολόκληρη σειρά από αυτές έξω από το συνεργείο, η καθεμία με ένα μικρό χάρτινο καπέλο μηχανικού. Το γραφείο της Gazette είχε έναν σκελετό στο παράθυρο που διάβαζε εφημερίδα. Κάποιος, υποψιαζόμουν την Ολίβια, είχε πλέξει ένα πορτοκαλί καπέλο για τον πυροσβεστικό κρουνό έξω από το κατάστημα </w:t>
+      </w:r>
+      <w:r>
+        <w:t xml:space="preserve"/>
       </w:r>
       <w:r>
         <w:t>Yarn Tales</w:t>
       </w:r>
       <w:r>
-        <w:t>&lt;/bt&gt;</w:t>
+        <w:t xml:space="preserve"/>
       </w:r>
       <w:r>
         <w:t>.</w:t>
@@ -190,7 +190,7 @@
     <w:p/>
     <w:p>
       <w:r>
-        <w:t>— Έχει ξεπεράσει τον εαυτό της, έτσι δεν είναι; είπα στην Πιπ καθώς κατεβαίναμε τη λεωφόρο.</w:t>
+        <w:t xml:space="preserve">«Έχει ξεπεράσει τον εαυτό της, έτσι δεν είναι;» είπα στην Πιπ καθώς κατεβαίναμε τη λεωφόρο.</w:t>
       </w:r>
     </w:p>
     <w:p/>
@@ -199,40 +199,40 @@
         <w:t xml:space="preserve">Το </w:t>
       </w:r>
       <w:r>
-        <w:t>&lt;bt&gt;</w:t>
+        <w:t xml:space="preserve"/>
       </w:r>
       <w:r>
         <w:t>Winter Wonderland Inn</w:t>
       </w:r>
       <w:r>
-        <w:t>&lt;/bt&gt;</w:t>
-      </w:r>
-      <w:r>
-        <w:t xml:space="preserve"> στεκόταν εκεί όπου η Λεωφόρος Έβεργκριν φάρδαινε προς την πλατεία, ένα ψηλό σπίτι με αετώματα βαμμένο στο απαλό γκρι-πράσινο του χειμωνιάτικου ουρανού, με μια βεράντα που αγκάλιαζε τις δύο πλευρές του σαν χέρι ριγμένο στους ώμους ενός φίλου. Φαινόταν σαν να είχε φυτρώσει εκεί παρά σαν να είχε χτιστεί. Η Φιόνα είχε κρεμάσει ένα στεφάνι στην εξώπορτα, και σταμάτησα στη βάση των σκαλιών για να το θαυμάσω, όπως έκανα κάθε φορά που περνούσα. Ήταν ένας παχύς κύκλος από αειθαλές, πυκνός και σκούρος, περασμένος με μια φαρδιά χρυσή κορδέλα και στολισμένος με κουκουνάρια που είχε επιχρυσιώσει η ίδια, με ένα μοναδικό κλαδάκι αγκαθωτής μυρτιάς για το πορτοκαλί της εποχής.</w:t>
-      </w:r>
-    </w:p>
-    <w:p/>
-    <w:p>
-      <w:r>
-        <w:t>— Κοίτα αυτή την κορδέλα, είπα.</w:t>
-      </w:r>
-    </w:p>
-    <w:p/>
-    <w:p>
-      <w:r>
-        <w:t>Η Πιπ κοίταξε την κορδέλα. Η Πιπ είχε γνώμες, και μάλιστα ισχυρές, για οτιδήποτε έλαμπε, και η χρυσή κορδέλα έλαμπε. Χαμήλωσε το κεφάλι της και την καρφώθηκε με τη βαθιά συγκέντρωση ενός πλάσματος που καταστρώνει σχέδια. Έπρεπε να την πιάσω σταθερά από το φτερό και να τη οδηγήσω στα σκαλιά προτού προλάβει να υποβάλει επίσημη ένσταση για το ότι δεν της επιτρεπόταν να τη φάει.</w:t>
-      </w:r>
-    </w:p>
-    <w:p/>
-    <w:p>
-      <w:r>
-        <w:t>— Δεν είναι φαγητό, της είπα. Σχεδόν τίποτα από όσα αγαπάς δεν είναι φαγητό. Το έχουμε συζητήσει αυτό.</w:t>
-      </w:r>
-    </w:p>
-    <w:p/>
-    <w:p>
-      <w:r>
-        <w:t>Το λόμπι ήταν ζεστό με την καλή, βαθιά θαερότητα μιας φωτιάς που έκαιγε από πριν ξημερώσει. Μύριζε καφέ και ξυλόκαπνο αναμεμειγμένα με την παλαιότερη μυρωδιά του ίδιου του σπιτιού, μελισσοκέρι και παλιό ξύλο. Οι επισκέπτες κάθονταν στις χαμηλές καρέκλες, ένα ζευγάρι δίπλα στο παράθυρο με έναν χάρτη απλωμένο ανάμεσά τους, μια ηλικιωμένη γυναίκα δίπλα στη φωτιά με ένα χαρτόδετο βιβλίο, και το δωμάτιο είχε τον ανάλαφρο ψίθυρο ενός μέρους όπου οι άνθρωποι αισθάνονται άνετα. Υπήρχε όμως μια καινούργια μυρωδιά κάτω από όλα αυτά σήμερα το πρωί, κοφτερή και λίγο μεταλλική, που δεν μπορούσα να εντοπίσω στην αρχή. Όταν κοίταξα γύρω μου, την κατάλαβα. Τα σιδηρουργήματα του Σαμ Πάτελ βρίσκονταν παντού όπου έστρεφα το βλέμμα. Είχε φτιάξει τα στηρίγματα των λαμπτήρων στους τοίχους, το ψηλό παραπέτασμα της εστίας και μια σειρά από μαύρα σιδερένια αστέρια κατά μήκος του τζακιού για το φεστιβάλ, και ολόκληρος ο μπροστινός χώρος είχε αποκτήσει την αμυδρή, καθαρή οσμή του σιδηρουργείου, ποτισμένη στον αέρα σαν τη μυρωδιά του ψωμιού στην κουζίνα.</w:t>
+        <w:t xml:space="preserve"/>
+      </w:r>
+      <w:r>
+        <w:t xml:space="preserve"> στεκόταν εκεί όπου η Λεωφόρος Έβεργκριν φάρδαινε προς το πάρκο, ένα ψηλό σπίτι με αετώματα βαμμένο στο απαλό γκρι-πράσινο του χειμωνιάτικου ουρανού, με μια βεράντα που αγκάλιαζε τις δύο πλευρές του σαν χέρι ριγμένο στους ώμους ενός φίλου. Φαινόταν σαν να είχε φυτρώσει εκεί παρά σαν να είχε χτιστεί. Η Φιόνα είχε κρεμάσει ένα στεφάνι στην εξώπορτα, και σταμάτησα στη βάση των σκαλιών για να το θαυμάσω, όπως έκανα κάθε φορά που περνούσα. Ήταν ένας παχύς κύκλος από αειθαλές, πυκνός και σκούρος, περασμένος με μια φαρδιά χρυσή κορδέλα και στολισμένος με κουκουνάρια που είχε επιχρυσιώσει η ίδια, με ένα μοναδικό κλαδάκι κελάστρου για το πορτοκαλί της εποχής.</w:t>
+      </w:r>
+    </w:p>
+    <w:p/>
+    <w:p>
+      <w:r>
+        <w:t xml:space="preserve">«Κοίτα αυτή την κορδέλα», είπα.</w:t>
+      </w:r>
+    </w:p>
+    <w:p/>
+    <w:p>
+      <w:r>
+        <w:t xml:space="preserve">Η Πιπ κοίταξε την κορδέλα. Η Πιπ είχε γνώμες, και μάλιστα ισχυρές, για οτιδήποτε έλαμπε, και η χρυσή κορδέλα έλαμπε. Χαμήλωσε το κεφάλι της και την κάρφωσε με το βλέμμα, με τη βαθιά συγκέντρωση ενός πλάσματος που καταστρώνει σχέδια. Έπρεπε να την πιάσω σταθερά από το φτερό και να την οδηγήσω στα σκαλιά προτού προλάβει να υποβάλει επίσημη ένσταση για το ότι δεν της επιτρεπόταν να τη φάει.</w:t>
+      </w:r>
+    </w:p>
+    <w:p/>
+    <w:p>
+      <w:r>
+        <w:t xml:space="preserve">«Δεν είναι φαγητό», της είπα. «Σχεδόν τίποτα από όσα αγαπάς δεν είναι φαγητό. Το έχουμε συζητήσει αυτό».</w:t>
+      </w:r>
+    </w:p>
+    <w:p/>
+    <w:p>
+      <w:r>
+        <w:t xml:space="preserve">Το λόμπι ήταν ζεστό με την καλή, βαθιά ζεστασιά μιας φωτιάς που έκαιγε από πριν ξημερώσει. Μύριζε καφέ και ξυλόκαπνο αναμεμειγμένα με την παλαιότερη μυρωδιά του ίδιου του σπιτιού, μελισσοκέρι και παλιό ξύλο. Οι επισκέπτες κάθονταν στις χαμηλές καρέκλες, ένα ζευγάρι δίπλα στο παράθυρο με έναν χάρτη απλωμένο ανάμεσά τους, μια ηλικιωμένη γυναίκα δίπλα στη φωτιά με ένα χαρτόδετο βιβλίο, και το δωμάτιο είχε τον ανάλαφρο ψίθυρο ενός μέρους όπου οι άνθρωποι αισθάνονται άνετα. Υπήρχε όμως μια καινούργια μυρωδιά κάτω από όλα αυτά σήμερα το πρωί, κοφτερή και λίγο μεταλλική, που δεν μπορούσα να εντοπίσω στην αρχή. Όταν κοίταξα γύρω μου, την κατάλαβα. Τα σιδηρουργήματα του Σαμ Πάτελ βρίσκονταν παντού όπου έστρεφα το βλέμμα. Είχε φτιάξει τα στηρίγματα των λαμπτήρων στους τοίχους, το ψηλό παραπέτασμα της εστίας και μια σειρά από μαύρα σιδερένια αστέρια κατά μήκος του τζακιού για το φεστιβάλ, και ολόκληρος ο μπροστινός χώρος είχε αποκτήσει την αμυδρή, καθαρή οσμή του σιδηρουργείου, ποτισμένη στον αέρα σαν τη μυρωδιά του ψωμιού στην κουζίνα.</w:t>
       </w:r>
     </w:p>
     <w:p/>
@@ -260,7 +260,7 @@
     </w:p>
     <w:p>
       <w:r>
-        <w:t>Αυτό κέρδισε ένα μισό χαμόγελο, το οποίο ήταν κάτι. Πήρε το καλάθι και το κράτησε σφιχτά πάνω της με τα δύο χέρια, σαν παιδί που αγκαλιάζει θερμοφόρα. Πάνω από αυτό, τα μάτια της πήγαν πέρα από τον ώμο μου προς την πόρτα, επέστρεψαν και ξαναπήγαν πέρα. Κοιτούσε την πόρτα. Το ήξερα αυτό το βλέμμα. Έχω διαβάσει πάρα πολλά γράμματα στη ζωή μου από ανθρώπους που περνούν τις μέρες τους κοιτάζοντας μια πόρτα για το πράγμα που φοβούνται, και το βλέμμα αυτό ποτίζει το σώμα με τον καιρό. Υπήρχε στο σώμα της Φιόνα τώρα.</w:t>
+        <w:t xml:space="preserve">Αυτό κέρδισε ένα μισό χαμόγελο, το οποίο ήταν κάτι. Πήρε το καλάθι και το κράτησε σφιχτά πάνω της με τα δύο χέρια, σαν παιδί που αγκαλιάζει θερμοφόρα. Πάνω από αυτό, τα μάτια της πήγαν πέρα από τον ώμο μου προς την πόρτα, επέστρεψαν και ξαναπήγαν πέρα. Κοιτούσε την πόρτα. Το ήξερα αυτό το βλέμμα. Έχω διαβάσει πάρα πολλά γράμματα στη ζωή μου από ανθρώπους που περνούν τις μέρες τους κοιτάζοντας μια πόρτα για το πράγμα που φοβούνται, και το βλέμμα αυτό ποτίζει το σώμα με τον καιρό. Υπήρχε στο σώμα της Φιόνας τώρα.</w:t>
       </w:r>
     </w:p>
     <w:p>
@@ -270,7 +270,7 @@
     </w:p>
     <w:p>
       <w:r>
-        <w:t>Η εξώπορτα άνοιξε μ' ένα ριπαιό κρύο που έκανε τη φωτιά να τρεμοπαίζει, και ένα ζευγάρι μπήκε μέσα. Τα πάντα στη Φιόνα άλλαξαν αμέσως. Ισιώθηκε. Ακούμπησε το καλάθι στο γραφείο. Το χαμόγελο που βρήκε για τους νεοφερμένους ήταν αληθινό, ή αρκετά κοντά στην αλήθεια ώστε μόνο κάποιος που παρατηρούσε προσεκτικά να διέκρινα την προσπάθεια πίσω του.</w:t>
+        <w:t xml:space="preserve">Η εξώπορτα άνοιξε με μια ριπή κρύου που έκανε τη φωτιά να τρεμοπαίζει, και ένα ζευγάρι μπήκε μέσα. Τα πάντα στη Φιόνα άλλαξαν αμέσως. Ισιώθηκε. Ακούμπησε το καλάθι στο γραφείο. Το χαμόγελο που βρήκε για τους νεοφερμένους ήταν αληθινό, ή αρκετά κοντά στην αλήθεια ώστε μόνο κάποιος που παρατηρούσε προσεκτικά να διέκρινε την προσπάθεια πίσω του.</w:t>
       </w:r>
     </w:p>
     <w:p>
@@ -280,7 +280,7 @@
     </w:p>
     <w:p>
       <w:r>
-        <w:t>«Περισσότερο από τακτοποιημένοι». Ο άντρας είχε ασημένια μαλλιά και ήταν περιποιημένος, ευχάριστος και άνετος, ένας άντρας που προφανώς δεν χρειάστηκε ποτέ να περιμένει τη σειρά του. Η γυναίκας του φορούσε ένα κασμιρένιο στο χρώμα της κρέμας και μαργαριταρένια σκουλαρίκια, όχι, διαμάντια, μικρά, που έπιαναν το φως της φωτιάς όταν έστρεφε το κεφάλι της και το σκόρπιζαν στην οροφή. «Ελπίζαμε, Φιόνα, ότι θα μπορούσαμε να κρατήσουμε τη σουίτα άλλη μια βδομάδα. Έχουμε ερωτευτεί το μέρος. Η γυναίκα μου λέει ότι δεν έχει κοιμηθεί τόσο καλά εδώ και χρόνια».</w:t>
+        <w:t xml:space="preserve">«Περισσότερο από τακτοποιημένοι». Ο άντρας είχε ασημένια μαλλιά και ήταν περιποιημένος, ευχάριστος και άνετος, ένας άντρας που προφανώς δεν χρειάστηκε ποτέ να περιμένει τη σειρά του. Η γυναίκα του φορούσε ένα κασμιρένιο πουλόβερ στο χρώμα της κρέμας και μαργαριταρένια σκουλαρίκια, όχι, διαμάντια, μικρά, που έπιαναν το φως της φωτιάς όταν έστρεφε το κεφάλι της και το σκόρπιζαν στην οροφή. «Ελπίζαμε, Φιόνα, ότι θα μπορούσαμε να κρατήσουμε τη σουίτα άλλη μια βδομάδα. Έχουμε ερωτευτεί το μέρος. Η γυναίκα μου λέει ότι δεν έχει κοιμηθεί τόσο καλά εδώ και χρόνια».</w:t>
       </w:r>
     </w:p>
     <w:p>
@@ -295,7 +295,7 @@
     </w:p>
     <w:p>
       <w:r>
-        <w:t>Την ευχαρίστησαν και απομακρύνθηκαν προς την τραπεζαρία μιλώντας για το πρωινό, με τα διαμάντια να πετούν τα μικρά τους φώτα, και τη στιγμή που γύρισαν την πλάτη τους η ζεστασιά έφυγε ξανά από το πρόσωπο της Φιόνα.</w:t>
+        <w:t xml:space="preserve">Την ευχαρίστησαν και απομακρύνθηκαν προς την τραπεζαρία μιλώντας για το πρωινό, με τα διαμάντια να πετούν τα μικρά τους φώτα, και τη στιγμή που γύρισαν την πλάτη τους η ζεστασιά έφυγε ξανά από το πρόσωπο της Φιόνας.</w:t>
       </w:r>
     </w:p>
     <w:p>
@@ -315,7 +315,7 @@
     </w:p>
     <w:p>
       <w:r>
-        <w:t>Ήταν ο Σαμ Πάτελ αυτή τη φορά, που μπήκε με την όπισθεν κρατώντας μια ντουλάπα γεμάτη σίδερα στην αγκαλιά του, με τα στηρίγματα της βεράντας να χτυπούν υπόωχα μεταξύ τους καθώς γύριζε και τα ακουμπούσε κάτω από το γραφείο με ένα γρύλισμα. Ο Σαμ ήταν ένας μεγαλόσωμος, προσεκτικός άντρας, με αιθάλη τόσο χωμένη στις πτυχές των αρθρώσεων του που αμφέβαλλα αν το σαπούνι μπορούσε να φτάσει εκεί πια, και συνήθως είχε την άνετη ηρεμία ενός τεχνίτη. Δεν υπήρχε τίποτα από όλα αυτά τώρα. Πλησίασε τη Φιόνα με σφιγμένο το σαγόνι.</w:t>
+        <w:t xml:space="preserve">Ήταν ο Σαμ Πάτελ αυτή τη φορά, που μπήκε με την όπισθεν κρατώντας ένα κιβώτιο γεμάτο σίδερα στην αγκαλιά του, με τα στηρίγματα της βεράντας να χτυπούν υπόκωφα μεταξύ τους καθώς γύριζε και τα ακουμπούσε δίπλα στο γραφείο με ένα γρύλισμα. Ο Σαμ ήταν ένας μεγαλόσωμος, προσεκτικός άντρας, με αιθάλη τόσο χωμένη στις πτυχές των αρθρώσεών του που αμφέβαλλα αν το σαπούνι μπορούσε να φτάσει εκεί πια, και συνήθως είχε την άνετη ηρεμία ενός τεχνίτη. Δεν υπήρχε τίποτα από όλα αυτά τώρα. Πλησίασε τη Φιόνα με σφιγμένο το σαγόνι.</w:t>
       </w:r>
     </w:p>
     <w:p>
@@ -351,7 +351,7 @@
     </w:p>
     <w:p>
       <w:r>
-        <w:t>«Υπέροχη δουλειά, αυτά τα σιδηρουργήματα». Ο ξένος ήταν κομψός, λαμπερομάτης και γύρω στα πενήντα πέντε, καλοντυμένος με την ελαφρώς τσαλακωμένη κομψότητα ενός ανθρώπου που ταξιδεύει. Κρατούσε ένα μικρό σημειωματάριο στο χέρι του που δεν έκανε καμία προσπάθεια να κρύψει. Έγνεψε κοιτώντας προς τον Σαμ. «Ντόπιος σιδηρουργός; Τον καταλαβαίνεις πάντα τον ντόπιο. Υπάρχει μια σιγουριά σε αυτό. Και αυτό το σπίτι». Γύρισε, χωρίς βιασύνη, για να παρατηρήσει το χολ, την καμπulωτή σκάλα, το παλιό γύψινο διακοσμητικό στο κέντρο του ταβανιού. «Να λοιπόν ένα σπίτι με ιστορία. Οικογενειακή επιχείρηση, θα έλεγα. Γενιές ολόκληρες».</w:t>
+        <w:t xml:space="preserve">«Υπέροχη δουλειά, αυτά τα σιδηρουργήματα». Ο ξένος ήταν κομψός, λαμπερομάτης και γύρω στα πενήντα πέντε, καλοντυμένος με την ελαφρώς τσαλακωμένη κομψότητα ενός ανθρώπου που ταξιδεύει. Κρατούσε ένα μικρό σημειωματάριο στο χέρι του που δεν έκανε καμία προσπάθεια να κρύψει. Έγνεψε κοιτώντας προς τον Σαμ. «Ντόπιος σιδηρουργός; Τον καταλαβαίνεις πάντα τον ντόπιο. Υπάρχει μια σιγουριά σε αυτό. Και αυτό το σπίτι». Γύρισε, χωρίς βιασύνη, για να παρατηρήσει το χολ, την καμπυλωτή σκάλα, το παλιό γύψινο διακοσμητικό στο κέντρο του ταβανιού. «Να λοιπόν ένα σπίτι με ιστορία. Οικογενειακή επιχείρηση, θα έλεγα. Γενιές ολόκληρες».</w:t>
       </w:r>
     </w:p>
     <w:p>
@@ -361,22 +361,22 @@
     </w:p>
     <w:p>
       <w:r>
-        <w:t>«Οι ιστορίες είναι αυτές που με ενδιαφέρουν. Πάντα με ενδιέφεραν». Το είπε στη Φιόνα, αλλά τα μάτια του στράφηκαν σε μένα, ζεσταθήκαν, και άπλωσε το χέρι του. «Με συγχωρείτε. Νιλ Κάρτερ».</w:t>
-      </w:r>
-    </w:p>
-    <w:p>
-      <w:r>
-        <w:t>«Τζέσικα Κλαους». Η χειραψία του ήταν σταθερή, γρήγορη και στεγνή, η χειραψία ενός ανθρώπου που δίνει τα χέρια πάρα πολλές φορές.</w:t>
-      </w:r>
-    </w:p>
-    <w:p>
-      <w:r>
-        <w:t>«Κλαους». Χαμογέλασε, και ήταν ένα καλό χαμόγελο, άνετο και εξασκημένο, αλλά το εμπιστεύτηκα όσο θα μπορούσα να πετάξω το παραπέτασμα του τζακιού.</w:t>
-      </w:r>
-    </w:p>
-    <w:p>
-      <w:r>
-        <w:t>«Τότε είστε η διάσημη κυρία Κλαους. Πόσο απολύτως υπέροχα. Είχα ακούσει, φυσικά, το ακούει κανείς, αλλά δεν το πίστευα εντελώς μέχρι τώρα». Έσκυψε ελαφρώς προς το μέρος μου, εμπιστευτικά. «Πείτε μου. Οι παλιές οικογένειες εδώ, οι Μπλάκμπερν και οι υπόλοιποι, υπάρχουν ακόμα τα πράγματά τους στην πόλη; Οικογενειακά κειμήλια, έπιπλα, κοσμήματα, τέτοια πράγματα; Παρακολουθώ τα ίχνη ενός αντικειμένου, συμπτωματικά. Μιας καρφίτσας».</w:t>
+        <w:t xml:space="preserve">«Οι ιστορίες είναι αυτές που με ενδιαφέρουν. Πάντα με ενδιέφεραν». Το είπε στη Φιόνα, αλλά τα μάτια του στράφηκαν σε μένα, ζεστάθηκαν, και άπλωσε το χέρι του. «Με συγχωρείτε. Νιλ Κάρτερ».</w:t>
+      </w:r>
+    </w:p>
+    <w:p>
+      <w:r>
+        <w:t xml:space="preserve">«Τζέσικα Κλος». Η χειραψία του ήταν σταθερή, γρήγορη και στεγνή, η χειραψία ενός ανθρώπου που δίνει τα χέρια πάρα πολλές φορές.</w:t>
+      </w:r>
+    </w:p>
+    <w:p>
+      <w:r>
+        <w:t xml:space="preserve">«Κλος». Χαμογέλασε, και ήταν ένα καλό χαμόγελο, άνετο και εξασκημένο, αλλά το εμπιστεύτηκα όσο θα μπορούσα να πετάξω το παραπέτασμα του τζακιού.</w:t>
+      </w:r>
+    </w:p>
+    <w:p>
+      <w:r>
+        <w:t xml:space="preserve">«Τότε είστε η διάσημη κυρία Κλος. Πόσο απολύτως υπέροχα. Είχα ακούσει, φυσικά, το ακούει κανείς, αλλά δεν το πίστευα εντελώς μέχρι τώρα». Έσκυψε ελαφρώς προς το μέρος μου, εμπιστευτικά. «Πείτε μου. Οι παλιές οικογένειες εδώ, οι Μπλάκμπερν και οι υπόλοιποι, υπάρχουν ακόμα τα πράγματά τους στην πόλη; Οικογενειακά κειμήλια, έπιπλα, κοσμήματα, τέτοια πράγματα; Παρακολουθώ τα ίχνη ενός αντικειμένου, συμπτωματικά. Μιας καρφίτσας».</w:t>
       </w:r>
     </w:p>
     <w:p>
@@ -391,7 +391,7 @@
     </w:p>
     <w:p>
       <w:r>
-        <w:t>«Πρέπει οπωσδήποτε να φροντίσω την τραπεζαρία», είπε βιαστικά, και εξαφανίστηκε πίσω από την περιστρεφόμενη πόρτα πριν προλάβει κάποιος από εμάς να πει λέξη, αφήνοντας το καλάθι με τις πίτες στο γραφείο και την ερώτηση να αιωρείται στον αέρα πίσω της.</w:t>
+        <w:t xml:space="preserve">«Πρέπει οπωσδήποτε να φροντίσω την τραπεζαρία», είπε βιαστικά, και εξαφανίστηκε πίσω από την περιστρεφόμενη πόρτα πριν προλάβει κάποιος από εμάς να πει λέξη, αφήνοντας το καλάθι με την πίτα στο γραφείο και την ερώτηση να αιωρείται στον αέρα πίσω της.</w:t>
       </w:r>
     </w:p>
     <w:p>
@@ -401,7 +401,7 @@
     </w:p>
     <w:p>
       <w:r>
-        <w:t>«Δύστροπη, η φίλη σας».</w:t>
+        <w:t xml:space="preserve">«Νευρική, η φίλη σας».</w:t>
       </w:r>
     </w:p>
     <w:p>
@@ -411,27 +411,27 @@
     </w:p>
     <w:p>
       <w:r>
-        <w:t>«Φυσικά. Φυσικά και είναι». Έκανε κλικ στο στυλό του, το έβαλε στην τσέπη του στήθους του και μου έδωσε ένα ελαφρύ νεύμα. «Λοιπόν. Μεγάλη χαρά, κυρία Κλαους. Φαντάζομαι ότι θα τα λέμε εδώ γύρω. Είναι τέτοια πόλη, έτσι δεν είναι; Όλοι βλέπουν τα πάντα». Και απομακρύνθηκε χαλαρά προς τη σκάλα με τα χέρια στις τσέπες, κοιτώντας ψηλά το γύψινο διακοσμητικό καθώς προχωρούσε.</w:t>
-      </w:r>
-    </w:p>
-    <w:p>
-      <w:r>
-        <w:t>Μάζεψα την Πιπ, η οποία στο μεταξύ είχε φτάσει περπατώντας στο χολ μέχρι ένα χαμηλό τραπεζάκι δίπλα στη σκάλα και το μεγάλο, αστραφτερό κεντρικό διακοσμητικό πάνω του, ένα μπολ από κομμένο κρύσταλλο γεμάτο γυάλινα φρούτα που έβγαζαν ουράνιους τόξους όταν η φωτιά τα χτυπούσε. Στέκονταν με το ράμφος της περίπου μια ίντσα μακριά από ένα γυάλινο αχλάδι, τρέμοντας ελαφρά από την επιθυμία.</w:t>
-      </w:r>
-    </w:p>
-    <w:p>
-      <w:r>
-        <w:t>«Όχι», της είπα. «Απολύτως όχι. Αυτό δεν είναι σαρδέλα, δεν ήταν ποτέ σαρδέλα, και δεν πρόκειται να σε αφήσω να φας το αχλάδι της Φιόνα μπροστά στους πελάτες που πληρώνουν».</w:t>
-      </w:r>
-    </w:p>
-    <w:p>
-      <w:r>
-        <w:t>Μού έριξε ένα βλέμμα βαθιάς και αρχέγονης προδοσίας. Μετά, επειδή δεν της έλειπε η κακία, χτύπησε το τραπέζι με τον ώμο της καθώς περνούσε. Ολόκληρη η κρύσταλλινη σύνθεση ταλαντεύτηκε. Μισή ντουζίνα επισκέπτες τράβηξαν την ανάσα τους ταυτόχρονα, η ηλικιωμένη γυναίκα δίπλα στη φωτιά σηκώθηκε μισή από την καρέκλα της, και το μπολ ξαναστάθηκε στη θέση του. Έβγαλα και τους δυους μας από την μπροστινή πόρτα και στη βεράντα προτού προλάβει ο αδιάντροπος πιγκουίνος μου να τελειώσει αυτό που είχε αρχίσει.</w:t>
-      </w:r>
-    </w:p>
-    <w:p>
-      <w:r>
-        <w:t>Έξω, το κρύο ήταν μια ανακούφιση μετά από τη βαριά, ζεστή ανησυχία του χολ. Στάθηκα για μια στιγμή στο κάγκελο της βεράντας και το άφησα να μου καθαρίσει το μυαλό. Κάτω στην πλατεία, άντρες πάνω σε σκάλες κρεμούσαν τα φωτάκια του φεστιβάλ ανάμεσα στις κολώνες των φώτων, φωνάζοντας ο ένας στον άλλον. Ένας σκύλος γάβγιζε κάπου προς το πάρκο, και το τρένο έδωσε το μακρινό του σφύριγμα καθώς έμπαινε στον σταθμό. Όλα αυτά ήταν τόσο συνηθισμένα που το λάθος στο πρόσωπο της Φιόνα φαινόταν για μια στιγμή σαν κάτι που είχα φανταστεί.</w:t>
+        <w:t xml:space="preserve">«Φυσικά. Φυσικά και είναι». Έκανε κλικ στο στυλό του, το έβαλε στην τσέπη του στήθους του και μου έδωσε ένα ελαφρύ νεύμα. «Λοιπόν. Μεγάλη χαρά, κυρία Κλος. Φαντάζομαι ότι θα τα λέμε εδώ γύρω. Είναι τέτοια πόλη, έτσι δεν είναι; Όλοι βλέπουν όλους». Και απομακρύνθηκε χαλαρά προς τη σκάλα με τα χέρια στις τσέπες, κοιτώντας ψηλά το γύψινο διακοσμητικό καθώς προχωρούσε.</w:t>
+      </w:r>
+    </w:p>
+    <w:p>
+      <w:r>
+        <w:t xml:space="preserve">Μάζεψα την Πιπ, η οποία στο μεταξύ είχε φτάσει περπατώντας στο χολ μέχρι ένα χαμηλό τραπεζάκι δίπλα στη σκάλα και το μεγάλο, αστραφτερό κεντρικό διακοσμητικό πάνω του, ένα μπολ από κομμένο κρύσταλλο γεμάτο γυάλινα φρούτα που έβγαζαν ουράνια τόξα όταν η φωτιά τα χτυπούσε. Στεκόταν με το ράμφος της περίπου δυο πόντους μακριά από ένα γυάλινο αχλάδι, τρέμοντας ελαφρά από την επιθυμία.</w:t>
+      </w:r>
+    </w:p>
+    <w:p>
+      <w:r>
+        <w:t xml:space="preserve">«Όχι», της είπα. «Απολύτως όχι. Αυτό δεν είναι σαρδέλα, δεν ήταν ποτέ σαρδέλα, και δεν πρόκειται να σε αφήσω να φας το αχλάδι της Φιόνας μπροστά στους πελάτες που πληρώνουν».</w:t>
+      </w:r>
+    </w:p>
+    <w:p>
+      <w:r>
+        <w:t xml:space="preserve">Μού έριξε ένα βλέμμα βαθιάς και αρχέγονης προδοσίας. Μετά, επειδή δεν της έλειπε η κακία, χτύπησε το τραπέζι με τον ώμο της καθώς περνούσε. Ολόκληρη η κρυστάλλινη σύνθεση ταλαντεύτηκε. Μισή ντουζίνα επισκέπτες τράβηξαν την ανάσα τους ταυτόχρονα, η ηλικιωμένη γυναίκα δίπλα στη φωτιά σηκώθηκε μισή από την καρέκλα της, και το μπολ ξαναστάθηκε στη θέση του. Έβγαλα και τις δυο μας από την μπροστινή πόρτα και στη βεράντα προτού προλάβει ο αδιάντροπος πιγκουίνος μου να τελειώσει αυτό που είχε αρχίσει.</w:t>
+      </w:r>
+    </w:p>
+    <w:p>
+      <w:r>
+        <w:t xml:space="preserve">Έξω, το κρύο ήταν μια ανακούφιση μετά από τη βαριά, ζεστή ανησυχία του χολ. Στάθηκα για μια στιγμή στο κάγκελο της βεράντας και το άφησα να μου καθαρίσει το μυαλό. Κάτω στο πάρκο, άντρες πάνω σε σκάλες κρεμούσαν τα φωτάκια του φεστιβάλ ανάμεσα στις κολώνες των φώτων, φωνάζοντας ο ένας στον άλλον. Ένας σκύλος γάβγιζε κάπου προς τον δημοτικό κήπο, και το τρένο έδωσε το μακρινό του σφύριγμα καθώς έμπαινε στον σταθμό. Όλα αυτά ήταν τόσο συνηθισμένα που το λάθος στο πρόσωπο της Φιόνας φαινόταν για μια στιγμή σαν κάτι που είχα φανταστεί.</w:t>
       </w:r>
     </w:p>
     <w:p>
@@ -461,7 +461,7 @@
     </w:p>
     <w:p>
       <w:r>
-        <w:t>Δεν ήταν τίποτα. Ένα χαλαρό καλωδιάκι. Ένα παιχνίδι του κρύου στα κουρασμένα μάτια. Το έλεγα στον εαυτό μου καθ' όλη τη διαδρομή πίσω τη Λεωφόρο Έβεργκριν, περνώντας από τον φούρνο όπου το ψωμί του πρωινού αρώμιζε ολόκληρο το τετράγωνο, περνώντας από την πλατεία με τα μισοκρεμασμένα φώτα, περνώντας από τον σκελετό της Εφημερίδας που διάβαζε εφημερίδα. Ένα χαλαρό καλωδιάκι. Αυτό ήταν όλο.</w:t>
+        <w:t xml:space="preserve">Δεν ήταν τίποτα. Ένα χαλαρό καλωδιάκι. Ένα παιχνίδι του κρύου στα κουρασμένα μάτια. Το έλεγα στον εαυτό μου καθ' όλη τη διαδρομή πίσω στη Λεωφόρο Έβεργκριν, περνώντας από τον φούρνο όπου το ψωμί του πρωινού αρώμιζε ολόκληρο το τετράγωνο, περνώντας από το πάρκο με τα μισοκρεμασμένα φώτα, περνώντας από τον σκελετό της Gazette που διάβαζε εφημερίδα. Ένα χαλαρό καλωδιάκι. Αυτό ήταν όλο.</w:t>
       </w:r>
     </w:p>
     <w:p>
@@ -492,91 +492,91 @@
     <w:p/>
     <w:p>
       <w:r>
-        <w:t>Το τηλεφώνημα ήρθε το επόμενο πρωί, ενώ τα χέρια μου ήταν χωμένα μέχρι τους καρπούς στη ζύμη για πίτα, και κατάλαβα ότι κάτι δεν πήγαινε καλά προτού καν προλάβω να τα σκουπίσω, επειδή το τηλέφωνο στο σπίτι μας δεν χτυπούσε σχεδόν ποτέ. Οι άνθρωποι έρχονταν στην πόρτα, ως επί το πλείστον, ή έστελναν κάποιο παιδί με ένα σημείωμα, ή σε πετύχαιναν στην αγορά. Όταν το τηλέφωνο χτυπούσε, ήταν συνήθως η Olivia, που ήθελε να μάθει αν είχα δει το καινούργιο μερινό μαλλί που είχε φέρει, ή η Martha, για να μου θυμίσει ποιο απόγευμα θα γινόταν η συνάντηση του κύκλου. Οπότε, όταν χτύπησε στις οκτώμιση το πρωί ενός μουντού πρωινού, διαπεραστικά μεσ' στη σιωπή της κουζίνας, το στομάχι μου σφίχτηκε προτού καν προλάβω να διασχίσω το δωμάτιο.</w:t>
-      </w:r>
-    </w:p>
-    <w:p/>
-    <w:p>
-      <w:r>
-        <w:t>Η Pip σήκωσε το κεφάλι από τη θέση της δίπλα στο παράθυρο, γέρνοντας το κεφαλάκι της στον ήχο.</w:t>
-      </w:r>
-    </w:p>
-    <w:p/>
-    <w:p>
-      <w:r>
-        <w:t>— Παρακαλώ; Άπλωσα το ακουστικό στον ώμο μου, σκουπίζοντας το αλεύρι από τα χέρια μου στην ποδιά μου.</w:t>
-      </w:r>
-    </w:p>
-    <w:p/>
-    <w:p>
-      <w:r>
-        <w:t>— Jessica; Η φωνή της Fiona ήταν λεπτή και τεντωμένη σαν σύρμα. Κάτω από αυτήν μπορούσα να ακούσω ότι η αναπνοή της ήταν ακανόνιστη, γρήγορη και ρηχή. — Μπορείς να έρθεις; Στο πανδοχείο. Τώρα, αν μπορείς. Σε παρακαλώ.</w:t>
-      </w:r>
-    </w:p>
-    <w:p/>
-    <w:p>
-      <w:r>
-        <w:t>— Έρχομαι. Ήδη έλυνα την ποδιά με το ένα χέρι. — Είσαι τραυματισμένη; Είναι κάποιος χτυπημένος;</w:t>
-      </w:r>
-    </w:p>
-    <w:p/>
-    <w:p>
-      <w:r>
-        <w:t>— Όχι. Όχι, τίποτα τέτοιο. Απλώς... Μια ανάσα. — Δεν μπορώ να το πω στο τηλέφωνο. Σε παρακαλώ, Jessica. Σε χρειάζομαι. Χρειάζομαι μια φίλη.</w:t>
-      </w:r>
-    </w:p>
-    <w:p/>
-    <w:p>
-      <w:r>
-        <w:t>— Τότε έχεις μία, και είμαι καθ' οδόν, είπα. — Βάλ' το τσάι στη φωτιά και κάτσε κάτω. Θα κάνω δέκα λεπτά.</w:t>
-      </w:r>
-    </w:p>
-    <w:p/>
-    <w:p>
-      <w:r>
-        <w:t>Σκέπασα το ανοιχτό ζυμάρι με ένα βρεγμένο πανί για να μη ξεραθεί και έβγαλα το παλτό μου από τον γάντζο δίπλα στην πόρτα. Η Pip ήταν εκεί προτού καν προλάβω να κουμπώσω το πρώτο κουμπί, κουνώντας το σώμα της σε έναν σφιχτό, ανήσυχο κύκλο.</w:t>
-      </w:r>
-    </w:p>
-    <w:p/>
-    <w:p>
-      <w:r>
-        <w:t>— Ναι, κι εσύ, της είπα. — Έλα, λοιπόν. Η Fiona μάς χρειάζεται.</w:t>
-      </w:r>
-    </w:p>
-    <w:p/>
-    <w:p>
-      <w:r>
-        <w:t>Το πρωί είχε αγριέψει μέσα στη νύχτα. Οι λακκούβες στο στενό ήταν καλυμμένες με μια λεπτή κρούστα πάγου που έτριζε κάτω από τις μπότες μου, και τα ξερά φύλλα είχαν γίνει σκληρά και ασημένια από την παγωνιά. Η μυρωδιά του καπνού từ τα τζάκια κατά μήκος της λεωφόρου Evergreen κρεμόταν χαμηλά στον ακίνητο, κρύο αέρα. Η πόλη μόλις που είχε ξυπνήσει. Τα περισσότερα μαγαζιά ήταν ακόμα σκοτεινά, με τις γιορτινές τους κολοκύθες στα κατώφλια, και τα βήματά μας αντηχούσαν στο άδειο πεζοδρόμιο.</w:t>
-      </w:r>
-    </w:p>
-    <w:p/>
-    <w:p>
-      <w:r>
-        <w:t>Το Winter Wonderland Inn πρόβαλε μπροστά μου καθώς στρίβαμε προς την πλατεία, η γκριζοπράσινη πρόσοψή του και το στεφάνι του με τη χρυσή κορδέλα ακριβώς όπως ήταν την προηγούμενη μέρα, κι όμως ολόκληρο το μέρος μου φαινόταν διαφορετικό τώρα, αλλαγμένο μόνο από το γεγονός και μόνο ότι ήξερα πως υπήρχε πρόκληση στο εσωτερικό του. Το στεφάνι αιχμαλώτιζε το πρωινό φως. Τα παράθυρα ήταν σκοτεινά εκτός από ένα.</w:t>
-      </w:r>
-    </w:p>
-    <w:p/>
-    <w:p>
-      <w:r>
-        <w:t>Έσπρωξα τη βαριά εξώπορτα, και το γνώριμο τρίξιμό της ακούστηκε πολύ δυνατό στο βουβό λόμπι. Η φωτιά ήταν αναμμένη, αλλά μόλις κι μετά βίας, και δεν υπήρχαν άλλοι επισκέπτες τριγύρω ακόμα, παρά μόνο η ηλικιωμένη κυρία από την προηγούμενη μέρα, στην ίδια καρέκλα δίπλα στη φωτιά με το ίδιο χαρτόδετο βιβλίο. Με κοίταξε πάνω από τα γυαλιά ανάγνωσής της με την απροκάλυπτη περιέργεια ενός ανθρώπου που δεν είχε τίποτα άλλο να κάνει παρά να κοιτάζει το λόμπι, και τα μάτια της με ακολούθησαν σε όλη τη διαδρομή πέρα από το δωμάτιο. Ποτέ δεν μου άρεσε να με παρακολουθούν σε ένα μέρος που θα έπρεπε να είναι φιλικό, και μου άρεσε ακόμα λιγότερο εκείνο το πρωί.</w:t>
-      </w:r>
-    </w:p>
-    <w:p/>
-    <w:p>
-      <w:r>
-        <w:t>Η Fiona εμφανίστηκε από μια πλαϊνή πόρτα προτού φτάσω στα μισά, με το πρόσωπό της καταπονημένο και χλωμό, τη ζακέτα της κουμπωμένη σωστά σήμερα αλλά όλα τα υπόλοιπα πάνω της λάθος. Έπιασε το χέρι μου με ένα παγωμένο χέρι και με τράβηξε μέσα στο μικρό καθιστικό δίπλα στο λόμπι, αυτό που κρατούσε για ιδιωτικές συζητήσεις και απογευματινό τσάι με φίλους. Έκλεισε την πόρτα πίσω μας, και οι πνιχτοί ήχοι του ξυπνημένου πανδοχείου χάθηκαν. Το επιτραπέζιο ρολόι στη γωνία χτυπούσε. Ήταν το πιο δυνατό πράγμα στο δωμάτιο.</w:t>
-      </w:r>
-    </w:p>
-    <w:p/>
-    <w:p>
-      <w:r>
-        <w:t>Η Pip τακτοποιήθηκε στα πόδια μου, με τα σκούρα της μάτια να πηγαίνουν στη Fiona και να μένουν εκεί.</w:t>
-      </w:r>
-    </w:p>
-    <w:p/>
-    <w:p>
-      <w:r>
-        <w:t>— Κάτσε, είπα απαλά. — Και πες μου. Ό,τι κι αν είναι, δεν χρειάζεται να το κρατάς μόνη σου ούτε λεπτό παραπάνω. Γι' αυτό είμαι εδώ.</w:t>
+        <w:t xml:space="preserve">Το τηλεφώνημα ήρθε το επόμενο πρωί, ενώ τα χέρια μου ήταν χωμένα μέχρι τους καρπούς στη ζύμη για πίτα, και κατάλαβα ότι κάτι δεν πήγαινε καλά προτού καν προλάβω να τα σκουπίσω, επειδή το τηλέφωνο στο σπίτι μας δεν χτυπούσε σχεδόν ποτέ. Οι άνθρωποι έρχονταν στην πόρτα, ως επί το πλείστον, ή έστελναν κάποιο παιδί με ένα σημείωμα, ή σε πετύχαιναν στην αγορά. Όταν το τηλέφωνο χτυπούσε, ήταν συνήθως η Ολίβια, που ήθελε να μάθει αν είχα δει το καινούργιο μερινό μαλλί που είχε φέρει, ή η Μάρθα, για να μου θυμίσει ποιο απόγευμα θα γινόταν η συνάντηση του κύκλου. Οπότε, όταν χτύπησε στις οκτώμιση το πρωί ενός μουντού πρωινού, διαπεραστικά μεσ' στη σιωπή της κουζίνας, το στομάχι μου σφίχτηκε προτού καν προλάβω να διασχίσω το δωμάτιο.</w:t>
+      </w:r>
+    </w:p>
+    <w:p/>
+    <w:p>
+      <w:r>
+        <w:t xml:space="preserve">Η Πιπ σήκωσε το κεφάλι από τη θέση της δίπλα στο παράθυρο, γέρνοντας το κεφαλάκι της στον ήχο.</w:t>
+      </w:r>
+    </w:p>
+    <w:p/>
+    <w:p>
+      <w:r>
+        <w:t xml:space="preserve">«Παρακαλώ;» Στήριξα το ακουστικό στον ώμο μου, σκουπίζοντας το αλεύρι από τα χέρια μου στην ποδιά μου.</w:t>
+      </w:r>
+    </w:p>
+    <w:p/>
+    <w:p>
+      <w:r>
+        <w:t xml:space="preserve">«Τζέσικα;» Η φωνή της Φιόνας ήταν λεπτή και τεντωμένη σαν σύρμα. Κάτω από αυτήν μπορούσα να ακούσω ότι η αναπνοή της ήταν ακανόνιστη, γρήγορη και ρηχή. «Μπορείς να έρθεις; Στο πανδοχείο. Τώρα, αν μπορείς. Σε παρακαλώ».</w:t>
+      </w:r>
+    </w:p>
+    <w:p/>
+    <w:p>
+      <w:r>
+        <w:t xml:space="preserve">«Έρχομαι». Ήδη έλυνα την ποδιά με το ένα χέρι. «Είσαι τραυματισμένη; Είναι κάποιος χτυπημένος;»</w:t>
+      </w:r>
+    </w:p>
+    <w:p/>
+    <w:p>
+      <w:r>
+        <w:t xml:space="preserve">«Όχι. Όχι, τίποτα τέτοιο. Απλώς...» Μια ανάσα. «Δεν μπορώ να το πω στο τηλέφωνο. Σε παρακαλώ, Τζέσικα. Σε χρειάζομαι. Χρειάζομαι μια φίλη».</w:t>
+      </w:r>
+    </w:p>
+    <w:p/>
+    <w:p>
+      <w:r>
+        <w:t xml:space="preserve">«Τότε έχεις μία, και είμαι καθ' οδόν», είπα. «Βάλ' το τσάι στη φωτιά και κάτσε κάτω. Θα κάνω δέκα λεπτά».</w:t>
+      </w:r>
+    </w:p>
+    <w:p/>
+    <w:p>
+      <w:r>
+        <w:t xml:space="preserve">Σκέπασα το ανοιχτό ζυμάρι με ένα βρεγμένο πανί για να μη ξεραθεί και έβγαλα το παλτό μου από τον γάντζο δίπλα στην πόρτα. Η Πιπ ήταν εκεί προτού καν προλάβω να κουμπώσω το πρώτο κουμπί, κουνώντας το σώμα της σε έναν σφιχτό, ανήσυχο κύκλο.</w:t>
+      </w:r>
+    </w:p>
+    <w:p/>
+    <w:p>
+      <w:r>
+        <w:t xml:space="preserve">«Ναι, κι εσύ», της είπα. «Έλα, λοιπόν. Η Φιόνα μάς χρειάζεται».</w:t>
+      </w:r>
+    </w:p>
+    <w:p/>
+    <w:p>
+      <w:r>
+        <w:t xml:space="preserve">Το πρωί είχε αγριέψει μέσα στη νύχτα. Οι λακκούβες στο στενό ήταν καλυμμένες με μια λεπτή κρούστα πάγου που έτριζε κάτω από τις μπότες μου, και τα ξερά φύλλα είχαν γίνει σκληρά και ασημένια από την παγωνιά. Η μυρωδιά του καπνού από τα τζάκια κατά μήκος της Λεωφόρου Έβεργκριν κρεμόταν χαμηλά στον ακίνητο, κρύο αέρα. Η πόλη μόλις που είχε ξυπνήσει. Τα περισσότερα μαγαζιά ήταν ακόμα σκοτεινά, με τις γιορτινές τους κολοκύθες στα κατώφλια, και τα βήματά μας αντηχούσαν στο άδειο πεζοδρόμιο.</w:t>
+      </w:r>
+    </w:p>
+    <w:p/>
+    <w:p>
+      <w:r>
+        <w:t xml:space="preserve">Το Winter Wonderland Inn πρόβαλε μπροστά μου καθώς στρίβαμε προς το πάρκο, η γκριζοπράσινη πρόσοψή του και το στεφάνι του με τη χρυσή κορδέλα ακριβώς όπως ήταν την προηγούμενη μέρα, κι όμως ολόκληρο το μέρος μου φαινόταν διαφορετικό τώρα, αλλαγμένο μόνο από το γεγονός και μόνο ότι ήξερα πως υπήρχε μπελάς στο εσωτερικό του. Το στεφάνι αιχμαλώτιζε το πρωινό φως. Τα παράθυρα ήταν σκοτεινά εκτός από ένα.</w:t>
+      </w:r>
+    </w:p>
+    <w:p/>
+    <w:p>
+      <w:r>
+        <w:t xml:space="preserve">Έσπρωξα τη βαριά εξώπορτα, και το γνώριμο τρίξιμό της ακούστηκε πολύ δυνατό στο βουβό λόμπι. Η φωτιά ήταν αναμμένη, αλλά μόλις και μετά βίας, και δεν υπήρχαν άλλοι επισκέπτες τριγύρω ακόμα, παρά μόνο η ηλικιωμένη κυρία από την προηγούμενη μέρα, στην ίδια καρέκλα δίπλα στη φωτιά με το ίδιο χαρτόδετο βιβλίο. Με κοίταξε πάνω από τα γυαλιά ανάγνωσής της με την απροκάλυπτη περιέργεια ενός ανθρώπου που δεν είχε τίποτα άλλο να κάνει παρά να κοιτάζει το λόμπι, και τα μάτια της με ακολούθησαν σε όλη τη διαδρομή πέρα από το δωμάτιο. Ποτέ δεν μου άρεσε να με παρακολουθούν σε ένα μέρος που θα έπρεπε να είναι φιλικό, και μου άρεσε ακόμα λιγότερο εκείνο το πρωί.</w:t>
+      </w:r>
+    </w:p>
+    <w:p/>
+    <w:p>
+      <w:r>
+        <w:t xml:space="preserve">Η Φιόνα εμφανίστηκε από μια πλαϊνή πόρτα προτού φτάσω στα μισά, με το πρόσωπό της καταπονημένο και χλωμό, τη ζακέτα της κουμπωμένη σωστά σήμερα αλλά όλα τα υπόλοιπα πάνω της λάθος. Έπιασε το χέρι μου με ένα παγωμένο χέρι και με τράβηξε μέσα στο μικρό καθιστικό δίπλα στο λόμπι, αυτό που κρατούσε για ιδιωτικές συζητήσεις και απογευματινό τσάι με φίλους. Έκλεισε την πόρτα πίσω μας, και οι πνιχτοί ήχοι του ξυπνημένου πανδοχείου χάθηκαν. Το ρολόι με το εκκρεμές στη γωνία χτυπούσε. Ήταν το πιο δυνατό πράγμα στο δωμάτιο.</w:t>
+      </w:r>
+    </w:p>
+    <w:p/>
+    <w:p>
+      <w:r>
+        <w:t xml:space="preserve">Η Πιπ τακτοποιήθηκε στα πόδια μου, με τα σκούρα της μάτια να πηγαίνουν στη Φιόνα και να μένουν εκεί.</w:t>
+      </w:r>
+    </w:p>
+    <w:p/>
+    <w:p>
+      <w:r>
+        <w:t xml:space="preserve">«Κάτσε», είπα απαλά. «Και πες μου. Ό,τι κι αν είναι, δεν χρειάζεται να το κρατάς μόνη σου ούτε λεπτό παραπάνω. Γι' αυτό είμαι εδώ».</w:t>
       </w:r>
     </w:p>
     <w:p/>
@@ -600,55 +600,55 @@
         <w:rPr>
           <w:i/>
         </w:rPr>
-        <w:t>Ξέρω πώς η οικογένειά σου απέκτησε αυτό το πανδοχείο. Ξέρω για την καρφίτσα που πήρε η προγιαγιά σου από τους Blackburn, εκείνη με το ζαφείρι στην καρδιά της, και το μαγαζί στο Ridgeline όπου την πούλησε για να αγοράσει αυτό το μέρος. Πλήρωσε, ή ολόκληρη η πόλη μαθαίνει την αλήθεια. Άφησε τα χρήματα κάτω από τα μπροστινά σκαλοπάτια του πανδοχείου. Κατέβασε τη χρυσή κορδέλα στο στεφάνι και βάλε μια κόκκινη στη θέση της, για να ξέρω ότι τα χρήματα είναι εκεί.</w:t>
-      </w:r>
-    </w:p>
-    <w:p/>
-    <w:p>
-      <w:r>
-        <w:t>Το διάβασα δύο φορές. Το επιτραπέζιο ρολόι χτυπούσε. Κάτι στη διατύπωση με σκόνταψε. Το ζαφείρι στην καρδιά της. Ένας παράξενος, μαλακός, σχεδόν τρυφερός τρόπος για έναν εκβιαστή να ονομάσει μια κλεμμένη πέτρα, σαν φράση βγαλμένη από βιβλίο. Το άφησα να φύγει. Είχα μεγαλύτερα πράγματα μπροστά μου εκείνη τη στιγμή παρά τη στροφή της φράσης ενός ξένου.</w:t>
-      </w:r>
-    </w:p>
-    <w:p/>
-    <w:p>
-      <w:r>
-        <w:t>— Fiona, είπα, και η φωνή μου βγήκε πνιχτή. — Αυτό είναι εκβιασμός.</w:t>
-      </w:r>
-    </w:p>
-    <w:p/>
-    <w:p>
-      <w:r>
-        <w:t>— Ξέρω τι είναι. Κάθισε τότε, απότομα, πέφτοντας στην πολυθρόνα απέναντί μου σαν να είχαν κοπεί τα σχοινιά της. — Το έχω διαβάσει τριακόσιες φορές. Ξέρω ακριβώς τι είναι. Πίεσε τις αρθρώσεις των δαχτύλων της στο στόμα της για μια στιγμή, σταθεροποιώντας τον εαυτό της. — Κοίτα τη φωτογραφία. Μετά θα καταλάβεις τα υπόλοιπα.</w:t>
-      </w:r>
-    </w:p>
-    <w:p/>
-    <w:p>
-      <w:r>
-        <w:t>Κοίταξα. Η φωτογραφία έδειχνε μια γυναίκα με τα ρούχα πριν από εκατό χρόνια, λεπτή και σοβαρή, με τα σκούρα μαλλιά της κυματιστά κοντά στο κεφάλι της στο στυλ της δεκαετίας του '20, το πηγούνι της ψηλά, τα μάτια της να συναντούν την κάμερα κατάματα με κάτι μέσα τους που δεν ήταν ακριβώς χαμόγελο και δεν ήταν ακριβώς περιφρόνηση αλλά ήταν κοντινός συγγενής και των δύο. Φορούσε ένα ψηλό λαιμόκοψη φόρεμα, και στον λαιμό της, καρφιצωμένη ακριβώς κάτω από τον γιακά, ήταν μια καρφίτσα. Ακόμη και στην απαλή καφέ εικόνα μπορούσες να δεις ότι ήταν ένα εξαιρετικό κομμάτι, χρυσός δουλεμένος σε περίπλοκο σκηνικό γύρω από μια ενιαία μεγάλη πέτρα που η παλιά ταινία είχε αποτυπώσει ως μια χλωμή γκρι λάμψη.</w:t>
-      </w:r>
-    </w:p>
-    <w:p/>
-    <w:p>
-      <w:r>
-        <w:t>— Είναι η προγιαγιά σου; ρώτησα. — Η Constance;</w:t>
-      </w:r>
-    </w:p>
-    <w:p/>
-    <w:p>
-      <w:r>
-        <w:t>— Όχι. Η φωνή της Fiona έσπασε. — Όχι, αυτή είναι μια Blackburn. Μία από τις παλιές Blackburn, τότε που είχαν όλα τα χρήματα στην κομητεία. Δεν ξέρω καν το όνομά της. Άγγιξε την καφέ άκρη της φωτογραφίας. — Η Constance την κράτησε όλα αυτά τα χρόνια. Νομίζω ότι ήταν η καρφίτσα που δεν μπορούσε να αφήσει να φύγει, όχι η γυναίκα. Αλλά η καρφίτσα που φοράει. Πίεσε το χέρι της επίπεδο στο στήθος της, σαν να την πονούσε εκεί. — Η καρφίτσα είναι δική μας, Jessica. Αυτό κρατάνε εναντίον μου. Αυτή η καρφίτσα.</w:t>
-      </w:r>
-    </w:p>
-    <w:p/>
-    <w:p>
-      <w:r>
-        <w:t>Περίμενα. Αυτή δεν ήταν η στιγμή για ερωτήσεις. Οπότε κράτησα τη φωτογραφία και περίμενα. Μετά από μια στιγμή, κοιτάζοντας τα χέρια της και όχι εμένα, η Fiona μου τα είπε όλα.</w:t>
-      </w:r>
-    </w:p>
-    <w:p/>
-    <w:p>
-      <w:r>
-        <w:t>— Το 1924, η προγιαγιά μου, η Constance Okafor, δούλευε ως υπηρέτρια για τους Blackburn, είπε. — Ήταν νέα. Δεκαεννιά, ίσως εικοσιχρονών. Ήταν η πλουσιότερη οικογένεια στο Frost Falls τότε, η πλουσιότερη για πενήντα μίλια, και καθάριζε τα δωμάτιά τους, άναβε τις φωτιές τους και ξεσκόνιζε τα πράγματά τους, συμπεριλαμβανομένης αυτής της καρφίτσας, μέρα με τη μέρα. Πήρε μια ανάσα που έτρεμε. — Και έναν χειμώνα, η Constance την πήρε. Την έκλεψε, Jessica. Αυτή την καρφίτσα, κατευθείαν από το τραπέζι της τουαλέτας, ή από το κουτί της, δεν ξέρω ακριβώς πώς. Και την έβγαλε έξω από αυτό το σπίτι και δεν ξαναγύρισε ποτέ.</w:t>
+        <w:t xml:space="preserve">Ξέρω πώς η οικογένειά σου απέκτησε αυτό το πανδοχείο. Ξέρω για την καρφίτσα που πήρε η προγιαγιά σου από τους Μπλάκμπερν, εκείνη με το ζαφείρι στην καρδιά της, και το μαγαζί στο Ρίτζλαϊν όπου την πούλησε για να αγοράσει αυτό το μέρος. Πλήρωσε, ή ολόκληρη η πόλη μαθαίνει την αλήθεια. Άφησε τα χρήματα κάτω από τα μπροστινά σκαλοπάτια του πανδοχείου. Κατέβασε τη χρυσή κορδέλα στο στεφάνι και βάλε μια κόκκινη στη θέση της, για να ξέρω ότι τα χρήματα είναι εκεί.</w:t>
+      </w:r>
+    </w:p>
+    <w:p/>
+    <w:p>
+      <w:r>
+        <w:t xml:space="preserve">Το διάβασα δύο φορές. Το ρολόι με το εκκρεμές χτυπούσε. Κάτι στη διατύπωση με σκόνταψε. Το ζαφείρι στην καρδιά της. Ένας παράξενος, μαλακός, σχεδόν τρυφερός τρόπος για έναν εκβιαστή να ονομάσει μια κλεμμένη πέτρα, σαν φράση βγαλμένη από βιβλίο. Το άφησα να φύγει. Είχα μεγαλύτερα πράγματα μπροστά μου εκείνη τη στιγμή παρά τη στροφή της φράσης ενός ξένου.</w:t>
+      </w:r>
+    </w:p>
+    <w:p/>
+    <w:p>
+      <w:r>
+        <w:t xml:space="preserve">«Φιόνα», είπα, και η φωνή μου βγήκε πνιχτή. «Αυτό είναι εκβιασμός».</w:t>
+      </w:r>
+    </w:p>
+    <w:p/>
+    <w:p>
+      <w:r>
+        <w:t xml:space="preserve">«Ξέρω τι είναι». Κάθισε τότε, απότομα, πέφτοντας στην πολυθρόνα απέναντί μου σαν να είχαν κοπεί τα σχοινιά της. «Το έχω διαβάσει τριακόσιες φορές. Ξέρω ακριβώς τι είναι». Πίεσε τις αρθρώσεις των δαχτύλων της στο στόμα της για μια στιγμή, σταθεροποιώντας τον εαυτό της. «Κοίτα τη φωτογραφία. Μετά θα καταλάβεις τα υπόλοιπα».</w:t>
+      </w:r>
+    </w:p>
+    <w:p/>
+    <w:p>
+      <w:r>
+        <w:t xml:space="preserve">Κοίταξα. Η φωτογραφία έδειχνε μια γυναίκα με ρούχα από πριν από εκατό χρόνια, λεπτή και σοβαρή, με τα σκούρα μαλλιά της κυματιστά κοντά στο κεφάλι της στο στυλ της δεκαετίας του '20, το πηγούνι της ψηλά, τα μάτια της να συναντούν την κάμερα κατάματα με κάτι μέσα τους που δεν ήταν ακριβώς χαμόγελο και δεν ήταν ακριβώς περιφρόνηση αλλά ήταν κοντινός συγγενής και των δύο. Φορούσε ένα φόρεμα με ψηλό γιακά, και στον λαιμό της, καρφιτσωμένη ακριβώς κάτω από τον γιακά, ήταν μια καρφίτσα. Ακόμη και στην απαλή καφέ εικόνα μπορούσες να δεις ότι ήταν ένα εξαιρετικό κομμάτι, χρυσός δουλεμένος σε περίπλοκο δέσιμο γύρω από μια μοναδική μεγάλη πέτρα που το παλιό φιλμ είχε αποτυπώσει ως μια χλωμή γκρι λάμψη.</w:t>
+      </w:r>
+    </w:p>
+    <w:p/>
+    <w:p>
+      <w:r>
+        <w:t xml:space="preserve">«Είναι η προγιαγιά σου;» ρώτησα. «Η Κόνστανς;»</w:t>
+      </w:r>
+    </w:p>
+    <w:p/>
+    <w:p>
+      <w:r>
+        <w:t xml:space="preserve">«Όχι». Η φωνή της Φιόνας έσπασε. «Όχι, αυτή είναι μια Μπλάκμπερν. Μία από τις παλιές Μπλάκμπερν, τότε που είχαν όλα τα χρήματα στην κομητεία. Δεν ξέρω καν το όνομά της». Άγγιξε την καφέ άκρη της φωτογραφίας. «Η Κόνστανς την κράτησε όλα αυτά τα χρόνια. Νομίζω ότι ήταν η καρφίτσα που δεν μπορούσε να αφήσει να φύγει, όχι η γυναίκα. Αλλά η καρφίτσα που φοράει». Πίεσε το χέρι της επίπεδο στο στήθος της, σαν να την πονούσε εκεί. «Η καρφίτσα είναι δική μας, Τζέσικα. Αυτό κρατάνε εναντίον μου. Αυτή η καρφίτσα».</w:t>
+      </w:r>
+    </w:p>
+    <w:p/>
+    <w:p>
+      <w:r>
+        <w:t xml:space="preserve">Περίμενα. Αυτή δεν ήταν η στιγμή για ερωτήσεις. Οπότε κράτησα τη φωτογραφία και περίμενα. Μετά από μια στιγμή, κοιτάζοντας τα χέρια της και όχι εμένα, η Φιόνα μου τα είπε όλα.</w:t>
+      </w:r>
+    </w:p>
+    <w:p/>
+    <w:p>
+      <w:r>
+        <w:t xml:space="preserve">«Το 1924, η προγιαγιά μου, η Κόνστανς Οκαφόρ, δούλευε ως υπηρέτρια για τους Μπλάκμπερν», είπε. «Ήταν νέα. Δεκαεννιά, ίσως εικοσιχρονών. Ήταν η πλουσιότερη οικογένεια στο Φροστ Φολς τότε, η πλουσιότερη για πενήντα μίλια, και καθάριζε τα δωμάτιά τους, άναβε τις φωτιές τους και ξεσκόνιζε τα πράγματά τους, συμπεριλαμβανομένης αυτής της καρφίτσας, μέρα με τη μέρα». Πήρε μια ανάσα που έτρεμε. «Και έναν χειμώνα, η Κόνστανς την πήρε. Την έκλεψε, Τζέσικα. Αυτή την καρφίτσα, κατευθείαν από το τραπέζι της τουαλέτας, ή από το κουτί της, δεν ξέρω ακριβώς πώς. Και την έβγαλε έξω από αυτό το σπίτι και δεν ξαναγύρισε ποτέ».</w:t>
       </w:r>
     </w:p>
     <w:p/>
@@ -660,7 +660,7 @@
     <w:p/>
     <w:p>
       <w:r>
-        <w:t>— Την πήγε δύο πόλεις πιο πέρα, στο Ridgeline, σε ένα ενεχυροδανειστήριο εκεί, και την πούλησε. Και με τα χρήματα. Η φωνή της Fiona έσπασε καθαρά στη μέση. — Με τα χρήματα αγόρασε αυτό το πανδοχείο. Αυτό εδώ. Το Winter Wonderland Inn. Έτσι απέκτησε η οικογένειά μου την ιδιοκτησία του. Αυτό είναι το θεμέλιο πάνω στο οποίο στέκεται ολόκληρο το πράγμα. Εκατό χρόνια Χριστούγεννα και γάμοι, πρωινά της Κυριακής, ταξιδιώτες μέσα από το χιόνι, και κάτω από όλα αυτά, κρατώντας το ψηλά, μια καρφίτσα που ένα τρομοκρατημένο κορίτσι έκλεψε από τους ανθρώπους για τους οποίους δούλευε.</w:t>
+        <w:t xml:space="preserve">«Την πήγε δύο πόλεις πιο πέρα, στο Ρίτζλαϊν, σε ένα ενεχυροδανειστήριο εκεί, και την πούλησε. Και με τα χρήματα». Η φωνή της Φιόνας έσπασε καθαρά στη μέση. «Με τα χρήματα αγόρασε αυτό το πανδοχείο. Αυτό εδώ. Το Winter Wonderland Inn. Έτσι απέκτησε η οικογένειά μου την ιδιοκτησία του. Αυτό είναι το θεμέλιο πάνω στο οποίο στέκεται ολόκληρο το πράγμα. Εκατό χρόνια Χριστούγεννα και γάμοι, πρωινά της Κυριακής, ταξιδιώτες μέσα από το χιόνι, και κάτω από όλα αυτά, να τα στηρίζει, μια καρφίτσα που ένα τρομοκρατημένο κορίτσι έκλεψε από τους ανθρώπους για τους οποίους δούλευε».</w:t>
       </w:r>
     </w:p>
     <w:p/>
@@ -672,13 +672,13 @@
     <w:p/>
     <w:p>
       <w:r>
-        <w:t>— Πόσο καιρό το ξέρεις; ρώτησα.</w:t>
-      </w:r>
-    </w:p>
-    <w:p/>
-    <w:p>
-      <w:r>
-        <w:t xml:space="preserve">— Χρόνια. Σκούπισε τα μάτια της με το πίσω μέρος του χεριού της, μια παιδική χειρονομία. — Το βρήκα αφού πέθανε η μητέρα μου. Υπήρχε ένα μπαούλο στη σοφίτα, ένα παλιό μπαούλο ταξιδιού, κλειδωμένο, και το κλειδί ήταν στα πράγματα της μητέρας μου με μια ετικέτα πάνω του με τον γραφικό της χαρακτήρα που έλεγε απλώς </w:t>
+        <w:t xml:space="preserve">«Πόσο καιρό το ξέρεις;» ρώτησα.</w:t>
+      </w:r>
+    </w:p>
+    <w:p/>
+    <w:p>
+      <w:r>
+        <w:t xml:space="preserve">«Χρόνια». Σκούπισε τα μάτια της με το πίσω μέρος του χεριού της, μια παιδική χειρονομία. «Το βρήκα αφού πέθανε η μητέρα μου. Υπήρχε ένα μπαούλο στη σοφίτα, ένα παλιό μπαούλο ταξιδιού, κλειδωμένο, και το κλειδί ήταν στα πράγματα της μητέρας μου με μια ετικέτα πάνω του με τον γραφικό της χαρακτήρα που έλεγε απλώς </w:t>
       </w:r>
       <w:r>
         <w:rPr>
@@ -687,19 +687,19 @@
         <w:t>μην το χάσεις</w:t>
       </w:r>
       <w:r>
-        <w:t>. Οπότε φυσικά το άνοιξα. Ένα μικρό σπασμένο γέλιο. — Γράμματα. Μια απόδειξη ενεχυροδανειστηρίου, η αληθινή, από το μαγαζί στο Ridgeline, με την ημερομηνία και το ποσό. Λίγα άλλα πράγματα. Όλα διπλωμένα μικρά και χωμένα στις γωνίες, σαν κάτι που δεν αντέχεις να πετάξεις και δεν αντέχεις να κοιτάξεις επίσης. Η μητέρα μου το ήξερε. Η μητέρα της το ήξερε. Και τώρα το ξέρω εγώ. Και ούτε ένας από εμάς δεν είπε ποτέ ψυχή. Με κοίταξε ψηλά, και τα μάτια της ήταν ωμά. — Ποιον θα μπορούσα να πω; Πώς λες σε κάποιον ένα τέτοιο πράγμα; Πώς θα με κοιτούσαν, στο πανδοχείο, αν το ήξεραν;</w:t>
-      </w:r>
-    </w:p>
-    <w:p/>
-    <w:p>
-      <w:r>
-        <w:t>Έγειρα μπροστά και έβαλα το χέρι μου πάνω από το παγωμένο της. — Fiona. Άκουσέ με. Αυτό που έκανε ή δεν έκανε η προγιαγιά σου, πριν από εκατό χρόνια, σε έναν δύσκολο χειμώνα που δεν μπορούμε καν να φανταστούμε, αυτό δεν είναι αυτό που είσαι εσύ. Έχεις ρίξει ολόκληρη την ψυχή σου σε αυτό το μέρος και σε αυτή την πόλη. Αυτό βλέπουν οι άνθρωποι. Αυτό είναι αλήθεια για σένα.</w:t>
-      </w:r>
-    </w:p>
-    <w:p/>
-    <w:p>
-      <w:r>
-        <w:t>— Μα δεν καταλαβαίνεις; Κούνησε το κεφάλι της, απεγνωσμένη. — Δεν έχει σημασία τι είναι αλήθεια για μένα. Έχει σημασία μόνο τι μπορούν να πουν. Αν αυτό βγει παραέξω, καταστρέφει τα πάντα. Το όνομα του πανδοχείου. Το όνομα της οικογένειάς μου. Εκατό χρόνια δουλειάς, χαμένα, εξαιτίας ενός κοριτσιού που δεν γνώρισα ποτέ και ενός πράγματος που δεν έκανα ποτέ. Έδειξε το σημείωμα. — Και τώρα κάποιος το ξέρει. Κάποιος το ξέρει, Jessica, και δεν καταλαβαίνω πώς, επειδή έχω αυτό το μπαούλο κλειδωμένο στη σοφίτα και εγώ είμαι το μόνο ζωντανό πρόσωπο που το έχει ανοίξει ποτέ. Ο μόνος. Οπότε πώς;</w:t>
+        <w:t xml:space="preserve">. Οπότε φυσικά το άνοιξα». Ένα μικρό σπασμένο γέλιο. «Γράμματα. Μια απόδειξη ενεχυροδανειστηρίου, η αληθινή, από το μαγαζί στο Ρίτζλαϊν, με την ημερομηνία και το ποσό. Λίγα άλλα πράγματα. Όλα διπλωμένα μικρά και χωμένα στις γωνίες, σαν κάτι που δεν αντέχεις να πετάξεις και δεν αντέχεις να κοιτάξεις επίσης. Η μητέρα μου το ήξερε. Η μητέρα της το ήξερε. Και τώρα το ξέρω εγώ. Και καμία μας δεν το είπε ποτέ σε ζωντανή ψυχή». Με κοίταξε ψηλά, και τα μάτια της ήταν κατακόκκινα. «Σε ποιον θα μπορούσα να το πω; Πώς λες σε κάποιον ένα τέτοιο πράγμα; Πώς θα με κοιτούσαν, στο πανδοχείο, αν το ήξεραν;»</w:t>
+      </w:r>
+    </w:p>
+    <w:p/>
+    <w:p>
+      <w:r>
+        <w:t xml:space="preserve">Έγειρα μπροστά και έβαλα το χέρι μου πάνω από το παγωμένο της. «Φιόνα. Άκουσέ με. Αυτό που έκανε ή δεν έκανε η προγιαγιά σου, πριν από εκατό χρόνια, σε έναν δύσκολο χειμώνα που δεν μπορούμε καν να φανταστούμε, αυτό δεν είναι αυτό που είσαι εσύ. Έχεις ρίξει ολόκληρη την ψυχή σου σε αυτό το μέρος και σε αυτή την πόλη. Αυτό βλέπουν οι άνθρωποι. Αυτό είναι αλήθεια για σένα».</w:t>
+      </w:r>
+    </w:p>
+    <w:p/>
+    <w:p>
+      <w:r>
+        <w:t xml:space="preserve">«Μα δεν καταλαβαίνεις;» Κούνησε το κεφάλι της, απεγνωσμένη. «Δεν έχει σημασία τι είναι αλήθεια για μένα. Έχει σημασία μόνο τι μπορούν να πουν. Αν αυτό βγει παραέξω, καταστρέφει τα πάντα. Το όνομα του πανδοχείου. Το όνομα της οικογένειάς μου. Εκατό χρόνια δουλειάς, χαμένα, εξαιτίας ενός κοριτσιού που δεν γνώρισα ποτέ και ενός πράγματος που δεν έκανα ποτέ». Έδειξε το σημείωμα. «Και τώρα κάποιος το ξέρει. Κάποιος το ξέρει, Τζέσικα, και δεν καταλαβαίνω πώς, επειδή έχω αυτό το μπαούλο κλειδωμένο στη σοφίτα και εγώ είμαι το μόνο ζωντανό πρόσωπο που το έχει ανοίξει ποτέ. Η μόνη. Οπότε πώς;»</w:t>
       </w:r>
     </w:p>
     <w:p/>
@@ -717,85 +717,85 @@
     <w:p/>
     <w:p>
       <w:r>
-        <w:t>— Fiona, είπα αργά, χαμηλώνοντας το σημείωμα. — Διάβασέ το ξανά. Ονομάζει το ζαφείρι. Το ζαφείρι στην καρδιά της, αυτές ακριβώς τις λέξεις. Και ονομάζει το Ridgeline, όπου το πούλησε. Έστρεψα τη φωτογραφία προς το μέρος της, με το δάχτυλό μου κοντά στη χλωμή λάμψη του πετραδιού στον λαιμό της γυναίκας. — Έχεις ποτέ πει σε κανέναν αυτά τα δύο πράγματα; Ότι το πούλησε στο Ridgeline; Ότι η πέτρα ήταν ζαφείρι;</w:t>
-      </w:r>
-    </w:p>
-    <w:p/>
-    <w:p>
-      <w:r>
-        <w:t>— Ποτέ. Έκλεισε δυνατά το κεφάλι της, βέβαιη. — Ποτέ, σου ορκίζομαι. Το πού το πούλησε δεν είναι γραμμένο πουθενά απ' όσα ξέρω παρά μόνο στην απόδειξη στο μπαούλο μου. Και ότι ήταν ζαφείρι, αυτό είναι μόνο στα παλιά γράμματα, και αυτά είναι επίσης στο μπαούλο. Κλειδωμένα. Άθικτα.</w:t>
-      </w:r>
-    </w:p>
-    <w:p/>
-    <w:p>
-      <w:r>
-        <w:t>— Τότε σκέψου μαζί μου μια στιγμή, είπα, — επειδή αυτό έχει μεγαλύτερη σημασία από οτιδήποτε άλλο. Όποιος έγραψε αυτό το σημείωμα ξέρει τι υπήρχε σε αυτό το κλειδωμένο μπαούλο. Και υπάρχουν μόνο δύο τρόποι με τους οποίους κάποιος μαθαίνει τι υπάρχει σε ένα κλειδωμένο μπαούλο που μόνο εσύ έχεις ανοίξει. Είτε έχει μπει με κάποιον τρόπο στο μπαούλο σου, το οποίο μου λες ότι είναι αδύνατον. Σήκωσα ένα δάχτυλο. — Ή έχει φτάσει στο ίδιο μυστικό από την άλλη πλευρά. Την πλευρά των Blackburn. Επειδή οι Blackburn έχασαν μια καρφίτσα το 1924, δεν την έχασαν; Μια τέτοια οικογένεια, θα το είχαν γράψει κάτω. Ένα γράμμα, ένας οικιακός λογαριασμός, ένα σημείωμα στον ασφαλιστή, κάτι. Η δική τους εκδοχή της ιστορίας υπάρχει κάπου, ξεχωριστή από τη δική σου.</w:t>
-      </w:r>
-    </w:p>
-    <w:p/>
-    <w:p>
-      <w:r>
-        <w:t>Η Fiona είχε μείνει ακίνητη, παρακολουθώντας το πρόσωπό μου. — Τα χαρτιά των Blackburn, είπε αμυδρά.</w:t>
-      </w:r>
-    </w:p>
-    <w:p/>
-    <w:p>
-      <w:r>
-        <w:t>— Πού καταλήγουν τα παλιά χαρτιά αυτής της πόλης, Fiona; Στο τέλος; Όταν οι οικογένειες που την κατείχαν έχουν φύγει ή δεν τη θέλουν στα πόδια τους;</w:t>
-      </w:r>
-    </w:p>
-    <w:p/>
-    <w:p>
-      <w:r>
-        <w:t>— Η Ιστορική Εταιρεία. Το είπε σχεδόν ψιθυριστά. — Ο Theo έχει κουτιά με πράγματα των Blackburn. Τα έχει εδώ και χρόνια. Είναι σε αυτό το αρχείο μέρα νύχτα ετοιμάζοντας την έκθεση. Το χέρι της τρύπωσε ξανά στο στήθος της. — Ω, αλλά Jessica. Όχι. Όχι ο Theo. Δεν θα πιστέψω ότι ο Theo θα το έκανε αυτό. Φέρνει κακάο στα παιδιά. Έκλαψε στην ανάγνωση της ημέρας των ιδρυτών πριν από δύο χρόνια. Όχι ο Theo.</w:t>
-      </w:r>
-    </w:p>
-    <w:p/>
-    <w:p>
-      <w:r>
-        <w:t>— Δεν σου ζητώ να πιστέψεις τίποτα για κανέναν ακόμα, είπα απαλά. — Σου ζητώ μόνο από πού θα μπορούσε να προέλθει η γνώση. Και υπάρχουν δύο μέρη, και το ένα από αυτά είναι ένα μπαούλο που μόνο εσύ μπορείς να ανοίξεις. Αυτό δεν είναι κατηγορία. Δίπλωσα το σημείωμα κατά μήκος των φθαρμένων τσακίσεών του, προσεκτικά, και την κοίταξα. — Μπορώ να τα κρατήσω αυτά; Και το σημείωμα και τη φωτογραφία. Το σημείωμα μπορεί να μας πει περισσότερα απ' όσα εννοούσε ο συγγραφέας του.</w:t>
-      </w:r>
-    </w:p>
-    <w:p/>
-    <w:p>
-      <w:r>
-        <w:t>— Πάρ' τα. Άφησε να φύγει μια ανάσα που ήταν σχεδόν γέλιο, το φθαρμένο είδος που δεν έχει απομείνει καθόλου γέλιο μέσα του. — Πάρ' τα, και σε παρακαλώ, Jessica, σε παρακαλώ κάνε το να σταματήσει. Ξαγρυπνώ κάθε βράδυ κάνοντας πράξεις στο σκοτάδι. Δεν το έχω. Πεντακόσιες χιλιάδες δολάρια. Δεν έχω ούτε το ένα δέκατο. Έχω ένα πανδοχείο γεμάτο αγάπη, ένα σωρό λογαριασμούς στο συρτάρι του γραφείου και την καλή εβδομάδα των Worthington. Αυτά είναι όσα έχω σε αυτόν τον κόσμο.</w:t>
-      </w:r>
-    </w:p>
-    <w:p/>
-    <w:p>
-      <w:r>
-        <w:t>Η Pip, η οποία είχε καθίσει ήσυχα καθ' όλη τη διάρκεια πιεσμένη στον αστράγαλο μου, σηκώθηκε τότε και διέσχισε το μικρό δωμάτιο προς τη Fiona και έγειρε το μικρό της ζεστό βάρος στο πόδι της Fiona.</w:t>
-      </w:r>
-    </w:p>
-    <w:p/>
-    <w:p>
-      <w:r>
-        <w:t>Η Fiona κοίταξε κάτω, ξαφνιασμένη. Τότε άπλωσε ένα χέρι που έτρεμε για να χαϊδέψει το κομψό σκούρο κεφάλι, και το πρόσωπό της χαλάρωσε κατά το πλάτος μιας τρίχας.</w:t>
-      </w:r>
-    </w:p>
-    <w:p/>
-    <w:p>
-      <w:r>
-        <w:t>— Ευχαριστώ, Pip, είπε, με ένα υγρό, τρεμάμενο χαμόγελο.</w:t>
-      </w:r>
-    </w:p>
-    <w:p/>
-    <w:p>
-      <w:r>
-        <w:t>— Θα το βρούμε αυτό, είπα, και το εννοούσα μέχρι τα βάθη της γης. Έχωσα το σημείωμα και τη φωτογραφία προσεκτικά στην εσωτερική τσέπη του παλτό μου, πάνω από την καρδιά μου. — Με ακούς; Δεν το κουβαλάς αυτό μόνη σου πια. Ούτε για μια μέρα ακόμα. Όσο κι αν κοστίσει, όποιος κι αν αποδειχθεί ότι είναι, έχεις μια φίλη μέσα σε αυτό τώρα, και εγώ είμαι πολύ πεισματάρα, και έχω περισσότερο χρόνο και υπομονή από οποιονδήποτε ξέρεις.</w:t>
-      </w:r>
-    </w:p>
-    <w:p/>
-    <w:p>
-      <w:r>
-        <w:t>Έγνεψε καταφατικά και δεν μπορούσε να μιλήσει, και την άφησα να μη μιλήσει. Το ρολόι χτυπούσε, η φωτιά καταλάγιαζε στο λόμπι πέρα από την πόρτα, η Pip ακουμπούσε ζεστή στο πόδι της, και για μια στιγμή η φίλη μου δεν ήταν μόνη της με αυτό.</w:t>
-      </w:r>
-    </w:p>
-    <w:p/>
-    <w:p>
-      <w:r>
-        <w:t>Όταν επιτέλους η Pip κι εγώ βγήκαμε από το πανδοχείο, η παγωνιά μου έκοψε την ανάσα, και στάθηκα στη βεράντα μια στιγμή με το ένα χέρι πιεσμένο επίπεδο πάνω από το σημείο όπου το σημείωμα βρισκόταν διπλωμένο πάνω στο παλτό μου. Μια κλοπή εκατό χρόνων, και τώρα μια καλή γυναίκα δεν μπορούσε να κοιμηθεί γι' αυτήν. Και μόνο δύο μέρη στον κόσμο από τα οποία θα μπορούσε να είχε προέλθει το μυστικό, και το ένα από αυτά ένα κουτί που μόνο η Fiona μπορούσε να ανοίξει.</w:t>
+        <w:t xml:space="preserve">«Φιόνα», είπα αργά, χαμηλώνοντας το σημείωμα. «Διάβασέ το ξανά. Ονομάζει το ζαφείρι. Το ζαφείρι στην καρδιά της, αυτές ακριβώς τις λέξεις. Και ονομάζει το Ρίτζλαϊν, όπου την πούλησε». Έστρεψα τη φωτογραφία προς το μέρος της, με το δάχτυλό μου κοντά στη χλωμή λάμψη του πετραδιού στον λαιμό της γυναίκας. «Έχεις ποτέ πει σε κανέναν αυτά τα δύο πράγματα; Ότι την πούλησε στο Ρίτζλαϊν; Ότι η πέτρα ήταν ζαφείρι;»</w:t>
+      </w:r>
+    </w:p>
+    <w:p/>
+    <w:p>
+      <w:r>
+        <w:t xml:space="preserve">«Ποτέ». Κούνησε δυνατά το κεφάλι της, βέβαιη. «Ποτέ, σου ορκίζομαι. Το πού την πούλησε δεν είναι γραμμένο πουθενά απ' όσα ξέρω παρά μόνο στην απόδειξη στο μπαούλο μου. Και ότι ήταν ζαφείρι, αυτό είναι μόνο στα παλιά γράμματα, και αυτά είναι επίσης στο μπαούλο. Κλειδωμένα. Άθικτα».</w:t>
+      </w:r>
+    </w:p>
+    <w:p/>
+    <w:p>
+      <w:r>
+        <w:t xml:space="preserve">«Τότε σκέψου μαζί μου μια στιγμή», είπα, «επειδή αυτό έχει μεγαλύτερη σημασία από οτιδήποτε άλλο. Όποιος έγραψε αυτό το σημείωμα ξέρει τι υπήρχε σε αυτό το κλειδωμένο μπαούλο. Και υπάρχουν μόνο δύο τρόποι με τους οποίους κάποιος μαθαίνει τι υπάρχει σε ένα κλειδωμένο μπαούλο που μόνο εσύ έχεις ανοίξει. Είτε έχει μπει με κάποιον τρόπο στο μπαούλο σου, το οποίο μου λες ότι είναι αδύνατον». Σήκωσα ένα δάχτυλο. «Ή έχει φτάσει στο ίδιο μυστικό από την άλλη πλευρά. Την πλευρά των Μπλάκμπερν. Επειδή οι Μπλάκμπερν έχασαν μια καρφίτσα το 1924, δεν την έχασαν; Μια τέτοια οικογένεια, θα το είχαν γράψει κάτω. Ένα γράμμα, ένας οικιακός λογαριασμός, ένα σημείωμα στον ασφαλιστή, κάτι. Η δική τους εκδοχή της ιστορίας υπάρχει κάπου, ξεχωριστή από τη δική σου».</w:t>
+      </w:r>
+    </w:p>
+    <w:p/>
+    <w:p>
+      <w:r>
+        <w:t xml:space="preserve">Η Φιόνα είχε μείνει ακίνητη, παρακολουθώντας το πρόσωπό μου. «Τα χαρτιά των Μπλάκμπερν», είπε αμυδρά.</w:t>
+      </w:r>
+    </w:p>
+    <w:p/>
+    <w:p>
+      <w:r>
+        <w:t xml:space="preserve">«Πού καταλήγουν τα παλιά χαρτιά αυτής της πόλης, Φιόνα; Στο τέλος; Όταν οι οικογένειες που τα κατείχαν έχουν φύγει ή δεν τα θέλουν στα πόδια τους;»</w:t>
+      </w:r>
+    </w:p>
+    <w:p/>
+    <w:p>
+      <w:r>
+        <w:t xml:space="preserve">«Η Ιστορική Εταιρεία». Το είπε σχεδόν ψιθυριστά. «Ο Θίο έχει κουτιά με πράγματα των Μπλάκμπερν. Τα έχει εδώ και χρόνια. Είναι σε αυτό το αρχείο μέρα νύχτα ετοιμάζοντας την έκθεση». Το χέρι της τρύπωσε ξανά στο στήθος της. «Ω, αλλά Τζέσικα. Όχι. Όχι ο Θίο. Δεν θα πιστέψω ότι ο Θίο θα το έκανε αυτό. Φέρνει κακάο στα παιδιά. Έκλαψε στην ανάγνωση της ημέρας των ιδρυτών πριν από δύο χρόνια. Όχι ο Θίο».</w:t>
+      </w:r>
+    </w:p>
+    <w:p/>
+    <w:p>
+      <w:r>
+        <w:t xml:space="preserve">«Δεν σου ζητώ να πιστέψεις τίποτα για κανέναν ακόμα», είπα απαλά. «Σου ζητώ μόνο από πού θα μπορούσε να προέλθει η γνώση. Και υπάρχουν δύο μέρη, και το ένα από αυτά είναι ένα μπαούλο που μόνο εσύ μπορείς να ανοίξεις. Αυτό δεν είναι κατηγορία». Δίπλωσα το σημείωμα κατά μήκος των φθαρμένων τσακίσεών του, προσεκτικά, και την κοίταξα. «Μπορώ να τα κρατήσω αυτά; Και το σημείωμα και τη φωτογραφία. Το σημείωμα μπορεί να μας πει περισσότερα απ' όσα εννοούσε ο συγγραφέας του».</w:t>
+      </w:r>
+    </w:p>
+    <w:p/>
+    <w:p>
+      <w:r>
+        <w:t xml:space="preserve">«Πάρ' τα». Άφησε να φύγει μια ανάσα που ήταν σχεδόν γέλιο, το φθαρμένο είδος που δεν έχει απομείνει καθόλου γέλιο μέσα του. «Πάρ' τα, και σε παρακαλώ, Τζέσικα, σε παρακαλώ κάνε το να σταματήσει. Ξαγρυπνώ κάθε βράδυ κάνοντας πράξεις στο σκοτάδι. Δεν το έχω. Πεντακόσιες χιλιάδες δολάρια. Δεν έχω ούτε το ένα δέκατο. Έχω ένα πανδοχείο γεμάτο αγάπη, ένα σωρό λογαριασμούς στο συρτάρι του γραφείου και την καλή εβδομάδα των Γούορθινγκτον. Αυτά είναι όσα έχω σε αυτόν τον κόσμο».</w:t>
+      </w:r>
+    </w:p>
+    <w:p/>
+    <w:p>
+      <w:r>
+        <w:t xml:space="preserve">Η Πιπ, η οποία είχε καθίσει ήσυχα καθ' όλη τη διάρκεια πιεσμένη στον αστράγαλό μου, σηκώθηκε τότε και διέσχισε το μικρό δωμάτιο προς τη Φιόνα και έγειρε το μικρό της ζεστό βάρος στο πόδι της Φιόνας.</w:t>
+      </w:r>
+    </w:p>
+    <w:p/>
+    <w:p>
+      <w:r>
+        <w:t xml:space="preserve">Η Φιόνα κοίταξε κάτω, ξαφνιασμένη. Τότε άπλωσε ένα χέρι που έτρεμε για να χαϊδέψει το κομψό σκούρο κεφάλι, και το πρόσωπό της χαλάρωσε κατά το πλάτος μιας τρίχας.</w:t>
+      </w:r>
+    </w:p>
+    <w:p/>
+    <w:p>
+      <w:r>
+        <w:t xml:space="preserve">«Ευχαριστώ, Πιπ», είπε, με ένα υγρό, τρεμάμενο χαμόγελο.</w:t>
+      </w:r>
+    </w:p>
+    <w:p/>
+    <w:p>
+      <w:r>
+        <w:t xml:space="preserve">«Θα το βρούμε αυτό», είπα, και το εννοούσα μέχρι τα βάθη της γης. Έχωσα το σημείωμα και τη φωτογραφία προσεκτικά στην εσωτερική τσέπη του παλτό μου, πάνω από την καρδιά μου. «Με ακούς; Δεν το κουβαλάς αυτό μόνη σου πια. Ούτε για μια μέρα ακόμα. Όσο κι αν κοστίσει, όποιος κι αν αποδειχθεί ότι είναι, έχεις μια φίλη μέσα σε αυτό τώρα, και εγώ είμαι πολύ πεισματάρα, και έχω περισσότερο χρόνο και υπομονή από οποιονδήποτε ξέρεις».</w:t>
+      </w:r>
+    </w:p>
+    <w:p/>
+    <w:p>
+      <w:r>
+        <w:t xml:space="preserve">Έγνεψε καταφατικά και δεν μπορούσε να μιλήσει, και την άφησα να μη μιλήσει. Το ρολόι χτυπούσε, η φωτιά καταλάγιαζε στο λόμπι πέρα από την πόρτα, η Πιπ ακουμπούσε ζεστή στο πόδι της, και για μια στιγμή η φίλη μου δεν ήταν μόνη της με αυτό.</w:t>
+      </w:r>
+    </w:p>
+    <w:p/>
+    <w:p>
+      <w:r>
+        <w:t xml:space="preserve">Όταν επιτέλους η Πιπ κι εγώ βγήκαμε από το πανδοχείο, η παγωνιά μου έκοψε την ανάσα, και στάθηκα στη βεράντα μια στιγμή με το ένα χέρι πιεσμένο επίπεδο πάνω από το σημείο όπου το σημείωμα βρισκόταν διπλωμένο πάνω στο παλτό μου. Μια κλοπή εκατό χρόνων, και τώρα μια καλή γυναίκα δεν μπορούσε να κοιμηθεί γι' αυτήν. Και μόνο δύο μέρη στον κόσμο από τα οποία θα μπορούσε να είχε προέλθει το μυστικό, και το ένα από αυτά ένα κουτί που μόνο η Φιόνα μπορούσε να ανοίξει.</w:t>
       </w:r>
     </w:p>
     <w:p/>
@@ -807,7 +807,7 @@
     <w:p/>
     <w:p>
       <w:r>
-        <w:t>— Pip, είπα, κατεβαίνοντας τα φωτεινά από την παγωνιά σκαλοπάτια. — Πάμε στην Ιστορική Εταιρεία. Όχι σήμερα. Θέλω να σκεφτώ πρώτα, και να μιλήσω στον Nick. Αλλά σύντομα. Θα πάμε και θα σταθούμε ανάμεσα στα κουτιά, και θα μάθουμε ποιος τα διαβάζει.</w:t>
+        <w:t xml:space="preserve">«Πιπ», είπα, κατεβαίνοντας τα φωτεινά από την παγωνιά σκαλοπάτια. «Πάμε στην Ιστορική Εταιρεία. Όχι σήμερα. Θέλω να σκεφτώ πρώτα, και να μιλήσω στον Νικ. Αλλά σύντομα. Θα πάμε και θα σταθούμε ανάμεσα στα κουτιά, και θα μάθουμε ποιος τα διαβάζει».</w:t>
       </w:r>
     </w:p>
     <w:p/>
@@ -824,19 +824,19 @@
     <w:p/>
     <w:p>
       <w:r>
-        <w:t>Ο Νικ είχε ετοιμάσει σούπα όταν γύρισα σπίτι, κάτι που συνήθιζε να κάνει όταν τα πράγματα ζόριζαν. Άλλοι άντρες έκαναν βόλτες πάνω-κάτω, ή γυάλιζαν διάφορα αντικείμενα, ή σώπαιναν και έκοψαν ξύλα. Ο άντρας μου έφτιαχνε σούπα. Έλεγε πως ένα πρόβλημα φαινόταν μικρότερο πίσω από ένα γεμάτο πιάτο, και στα τόσα χρόνια γάμου μας δεν τον είχα δει ποτέ να κάνει λάθος σε αυτό.</w:t>
-      </w:r>
-    </w:p>
-    <w:p/>
-    <w:p>
-      <w:r>
-        <w:t>Ο Νικ μπορούσε να με διαβάσει από την άλλη άκρη του δωματίου. Μπήκα τινάζοντας το κρύο από τις μπότες μου, και εκείνος με μια ματιά στο πρόσωπό μου δεν έκανε ούτε μία ερώτηση. Σέρβιρε σε δύο πιάτα κάτι με κριθάρι, καρότα και τα τελευταία φθινοπωρινά πράσα, τα ακούμπησε στην τραπεζαρία και τράβηξε την καρέκλα μου. Περίμενε μέχρι να πάρω τρεις κουταλιές προτού καν σηκώσει το φρύδι του.</w:t>
-      </w:r>
-    </w:p>
-    <w:p/>
-    <w:p>
-      <w:r>
-        <w:t>Οπότε του τα είπα. Όλα, ενώ η σούπα άχνιζε και η Πιπ αποκοιμιόταν δίπλα στη σόμπα με το ένα πτερύγιο πάνω από τα μάτια της. Το τηλεφώνημα. Το μικρό σαλονάκι με το θορυβώδες ρολόι. Το σημείωμα, η κόκκινη κορδέλα και τα μετρητά κάτω από τα σκαλοπάτια. Η φωτογραφία της ανώνυμης γυναίκας Μπλάκμπερν με την καρφίτσα στο λαιμό της. Η Κόνστανς Οκάφορ, δεκαεννιά ή είκοσι χρονών σε έναν βαρύ χειμώνα, η κλοπή, το ενεχυροδανειστήριο δύο πόλεις πιο πέρα στο Ρίντγκλαϊν, το πανδοχείο που αγοράστηκε με τα χρήματα. Και το κλειδωμένο σεντούκι στη σοφίτα που κανείς δεν είχε ανοίξει εκτός από την ίδια τη Φιόνα.</w:t>
+        <w:t xml:space="preserve">Ο Νικ είχε ετοιμάσει σούπα όταν γύρισα σπίτι, κάτι που συνήθιζε να κάνει όταν τα πράγματα ζόριζαν. Άλλοι άντρες έκαναν βόλτες πάνω-κάτω, ή γυάλιζαν διάφορα αντικείμενα, ή σώπαιναν κι έκοβαν ξύλα. Ο άντρας μου έφτιαχνε σούπα. Έλεγε πως ένα πρόβλημα φαινόταν μικρότερο πίσω από ένα γεμάτο πιάτο, και στα τόσα χρόνια γάμου μας δεν τον είχα δει ποτέ να κάνει λάθος σε αυτό.</w:t>
+      </w:r>
+    </w:p>
+    <w:p/>
+    <w:p>
+      <w:r>
+        <w:t xml:space="preserve">Ο Νικ μπορούσε να με διαβάσει από την άλλη άκρη του δωματίου. Μπήκα τινάζοντας το κρύο από τις μπότες μου, και εκείνος με μια ματιά στο πρόσωπό μου δεν έκανε ούτε μία ερώτηση. Σέρβιρε σε δύο πιάτα κάτι με κριθάρι, καρότα και τα τελευταία φθινοπωρινά πράσα, τα ακούμπησε στο τραπέζι της κουζίνας και τράβηξε την καρέκλα μου. Περίμενε μέχρι να πάρω τρεις κουταλιές προτού καν σηκώσει το φρύδι του.</w:t>
+      </w:r>
+    </w:p>
+    <w:p/>
+    <w:p>
+      <w:r>
+        <w:t xml:space="preserve">Οπότε του τα είπα. Όλα, ενώ η σούπα άχνιζε και η Πιπ αποκοιμιόταν δίπλα στη σόμπα με το ένα πτερύγιο πάνω από τα μάτια της. Το τηλεφώνημα. Το μικρό σαλονάκι με το θορυβώδες ρολόι. Το σημείωμα, η κόκκινη κορδέλα και τα μετρητά κάτω από τα σκαλοπάτια. Η φωτογραφία της ανώνυμης γυναίκας Μπλάκμπερν με την καρφίτσα στο λαιμό της. Η Κόνστανς Οκαφόρ, δεκαεννιά ή είκοσι χρονών σε έναν βαρύ χειμώνα, η κλοπή, το ενεχυροδανειστήριο δύο πόλεις πιο πέρα στο Ρίτζλαϊν, το πανδοχείο που αγοράστηκε με τα χρήματα. Και το κλειδωμένο μπαούλο στη σοφίτα που κανείς δεν είχε ανοίξει εκτός από την ίδια τη Φιόνα.</w:t>
       </w:r>
     </w:p>
     <w:p/>
@@ -848,7 +848,7 @@
     <w:p/>
     <w:p>
       <w:r>
-        <w:t>Ο Νικ άκουσε όπως μόνο ο Νικ μπορούσε, με τα μεγάλα του χέρια ήσυχα γύρω από την κούπα του, τα μάτια του στο πρόσωπό μου. Δεν διέκοψε. Με άφησε να φτάσω μέχρι το τέλος, μέχρι το χλωμό πρόσωπο της Φιόνα και το σημείωμα διπλωμένο στην καρδιά μου, και μετά έμεινε σιωπηλός για λίγη ώρα ακόμη, στριφογυρίζοντας αργά την κούπα του κατά ένα τέταρτο πάνω στο τραπέζι. Επιτέλους κατέληξε στο ίδιο συμπέρασμα με εμένα.</w:t>
+        <w:t xml:space="preserve">Ο Νικ άκουσε όπως μόνο ο Νικ μπορούσε, με τα μεγάλα του χέρια ήσυχα γύρω από την κούπα του, τα μάτια του στο πρόσωπό μου. Δεν διέκοψε. Με άφησε να φτάσω μέχρι το τέλος, μέχρι το χλωμό πρόσωπο της Φιόνας και το σημείωμα διπλωμένο στην καρδιά μου, και μετά έμεινε σιωπηλός για λίγη ώρα ακόμη, στριφογυρίζοντας αργά την κούπα του κατά ένα τέταρτο πάνω στο τραπέζι. Επιτέλους κατέληξε στο ίδιο συμπέρασμα με εμένα.</w:t>
       </w:r>
     </w:p>
     <w:p/>
@@ -860,7 +860,7 @@
     <w:p/>
     <w:p>
       <w:r>
-        <w:t>«Εκεί κατέληξα κι εγώ». Άφησα κάτω το κουτάλι μου. «Είναι σίγουρη για το σεντούκι, και την πιστεύω, Νικ. Θα έπρεπε να την πιστέψεις, αν είχες δει το πρόσωπό της. Οπότε το μυστικό δεν διέρρευσε από τη δική της πλευρά. Προήλθε από την άλλη πλευρά. Των Μπλάκμπερν. Τα γράμματά τους, τα λογιστικά τους βιβλία, ό,τι κι αν έγραψε η οικογένεια πριν από εκατό χρόνια όταν μια καρφίτσα εξαφανίστηκε από το σπίτι. Και πού καταλήγουν εκατό χρόνια χαρτιών των Μπλάκμπερν;»</w:t>
+        <w:t xml:space="preserve">«Εκεί κατέληξα κι εγώ». Άφησα κάτω το κουτάλι μου. «Είναι σίγουρη για το μπαούλο, και την πιστεύω, Νικ. Θα έπρεπε να την πιστέψεις, αν είχες δει το πρόσωπό της. Οπότε το μυστικό δεν διέρρευσε από τη δική της πλευρά. Προήλθε από την άλλη πλευρά. Των Μπλάκμπερν. Τα γράμματά τους, τα λογιστικά τους βιβλία, ό,τι κι αν έγραψε η οικογένεια πριν από εκατό χρόνια όταν μια καρφίτσα εξαφανίστηκε από το σπίτι. Και πού καταλήγουν εκατό χρόνια χαρτιών των Μπλάκμπερν;»</w:t>
       </w:r>
     </w:p>
     <w:p/>
@@ -890,19 +890,19 @@
     <w:p/>
     <w:p>
       <w:r>
-        <w:t>«Ξέρω ότι είναι αλήθεια», είπα. «Αυτό είναι που το κάνει να με βαραίνει τόσο κρύα μέσα μου».</w:t>
-      </w:r>
-    </w:p>
-    <w:p/>
-    <w:p>
-      <w:r>
-        <w:t>«Τότε ιδού το άλλο πράγμα που είναι αλήθεια, και ίσως βοηθήσει». Έσκυψε μπροστά. «Πολλοί άνθρωποι αγγίζουν αυτά τα κουτιά, Τζες. Οι εθελοντές έρχονται και φεύγουν. Ερευνητές στέλνουν επιστολές νωρίτερα και περνούν μια εβδομάδα εδώ. Σχολieα σε εκδρομές. Οποιονδήποτε αφήνει ο Θίο να μπει στην πόρτα, και ο Θίο αφήνει τους πάντες να μπουν στην πόρτα, επειδή για τον Θίο ένας ενδιαφερόμενος ξένος είναι ό,τι καλύτερο μπορεί να συμβεί σε μια Τρίτη. Οπότε το να ξέρεις ότι το μυστικό βγήκε από τα χαρτιά των Μπλάκμπερν δεν σου λέει ότι ήταν ο Θίο. Σου λέει μόνο πού να σταθείς. Σου λέει το πηγάδι από το οποίο αντλήθηκε. Τώρα πρέπει να μάθεις ποιος κουβάς κατέβηκε σε αυτό».</w:t>
-      </w:r>
-    </w:p>
-    <w:p/>
-    <w:p>
-      <w:r>
-        <w:t>Αυτό ήταν σωστό, και με ηρέμησε περισσότερο απ' ό/τι η σούπα, επειδή μετέτρεπε μια άρρωστη, παραπαίουσα υποψία για έναν φίλο σε μια ερώτηση πάνω στην οποία μπορούσα να δουλέψω. Κάπου, κάποιος είχε σταθεί ανάμεσα στα κουτιά των Μπλάκμπερν, μέσα στη σιωπή, και είχε διαβάσει όσα δεν είχαν καμία δουλειά να διαβάσουν, και είχε διακρίνει το σχήμα μισού εκατομμυρίου δολαρίων μέσα σε αυτά. Αυτό το πρόσωπο μπορεί να ήταν ο Θίο. Μπορεί και όχι. Έπρεπε να το μάθω δίκαια.</w:t>
+        <w:t xml:space="preserve">«Ξέρω ότι είναι αλήθεια», είπα. «Αυτό είναι που με παγώνει τόσο μέσα μου».</w:t>
+      </w:r>
+    </w:p>
+    <w:p/>
+    <w:p>
+      <w:r>
+        <w:t xml:space="preserve">«Τότε ιδού το άλλο πράγμα που είναι αλήθεια, και ίσως βοηθήσει». Έσκυψε μπροστά. «Πολλοί άνθρωποι αγγίζουν αυτά τα κουτιά, Τζες. Οι εθελοντές έρχονται και φεύγουν. Ερευνητές στέλνουν επιστολές νωρίτερα και περνούν μια εβδομάδα εδώ. Σχολεία σε εκδρομές. Οποιονδήποτε αφήνει ο Θίο να μπει στην πόρτα, και ο Θίο αφήνει τους πάντες να μπουν στην πόρτα, επειδή για τον Θίο ένας ενδιαφερόμενος ξένος είναι ό,τι καλύτερο μπορεί να συμβεί σε μια Τρίτη. Οπότε το να ξέρεις ότι το μυστικό βγήκε από τα χαρτιά των Μπλάκμπερν δεν σου λέει ότι ήταν ο Θίο. Σου λέει μόνο πού να σταθείς. Σου λέει το πηγάδι από το οποίο αντλήθηκε. Τώρα πρέπει να μάθεις ποιανού ο κουβάς κατέβηκε σε αυτό».</w:t>
+      </w:r>
+    </w:p>
+    <w:p/>
+    <w:p>
+      <w:r>
+        <w:t xml:space="preserve">Αυτό ήταν σωστό, και με ηρέμησε περισσότερο απ' ό,τι η σούπα, επειδή μετέτρεπε μια άρρωστη, παραπαίουσα υποψία για έναν φίλο σε μια ερώτηση πάνω στην οποία μπορούσα να δουλέψω. Κάπου, κάποιος είχε σταθεί ανάμεσα στα κουτιά των Μπλάκμπερν, μέσα στη σιωπή, και είχε διαβάσει όσα δεν είχαν καμία δουλειά να διαβάσουν, και είχε διακρίνει το σχήμα μισού εκατομμυρίου δολαρίων μέσα σε αυτά. Αυτό το πρόσωπο μπορεί να ήταν ο Θίο. Μπορεί και όχι. Έπρεπε να το μάθω δίκαια.</w:t>
       </w:r>
     </w:p>
     <w:p/>
@@ -914,7 +914,7 @@
     <w:p/>
     <w:p>
       <w:r>
-        <w:t>«Τότε η μισή πόλη είναι ένα εξαιρετικό μέρος για να ξεκινήσεις», είπε ο Νικ, και η άκρη του στόματός του σηκώθηκε, παρόλο που το υπόλοιπο πρόσωπο του παρέμεινε σοβαρό. «Φάε τη σούπα σου. Σκέφτεσαι καλύτερα όταν είσαι χορτάτη. Πάντα έτσι έκανες. Έλυσες όλη την ιστορία με το παιδί των Ρέντφερν πάνω από ένα πιάτο με τα μπισκότα τζίντζερ μου, αν θυμάσαι, και πήρες και όλα τα εύσημα κιόλας».</w:t>
+        <w:t xml:space="preserve">«Τότε η μισή πόλη είναι ένα εξαιρετικό μέρος για να ξεκινήσεις», είπε ο Νικ, και η άκρη του στόματός του σηκώθηκε, παρόλο που το υπόλοιπο πρόσωπό του παρέμεινε σοβαρό. «Φάε τη σούπα σου. Σκέφτεσαι καλύτερα όταν είσαι χορτάτη. Πάντα έτσι έκανες. Έλυσες όλη την ιστορία με το παιδί των Ρέντφερν πάνω από ένα πιάτο με τα μπισκότα τζίντζερ μου, αν θυμάσαι, και πήρες και όλα τα εύσημα κιόλας».</w:t>
       </w:r>
     </w:p>
     <w:p/>
@@ -932,7 +932,7 @@
     <w:p/>
     <w:p>
       <w:r>
-        <w:t>Ήταν όταν σηκώθηκα να πλύνω τα πιάτα που πρόσεξα ότι ο Νικ είχε σηκωθεί από το τραπέζι τρεις φορές όσο μιλούσα, γλιστρώντας στα πίσω στο εργαστήριο και ξαναμπάζοντας μέσα. Κάθε φορά επέστρεφε με φρέσκο πριονίδι στο μανίκι του και μια έκφραση στο πρόσωπό του που προσπαθούσε, χωρίς επιτυχία, να κρύψει.</w:t>
+        <w:t xml:space="preserve">Ήταν όταν σηκώθηκα να πλύνω τα πιάτα που πρόσεξα ότι ο Νικ είχε σηκωθεί από το τραπέζι τρεις φορές όσο μιλούσα, γλιστρώντας από την πίσω πόρτα στο εργαστήριο και ξαναμπαίνοντας μέσα. Κάθε φορά επέστρεφε με φρέσκο πριονίδι στο μανίκι του και μια έκφραση στο πρόσωπό του που προσπαθούσε, χωρίς επιτυχία, να κρύψει.</w:t>
       </w:r>
     </w:p>
     <w:p/>
@@ -956,7 +956,7 @@
     <w:p/>
     <w:p>
       <w:r>
-        <w:t>«Για όλους». Ήρθε και φίλησε την κορυφή του κεφαλιού μου καθοδόν για να βάλει τα πιάτα στη θέση τους. «Αλλά όχι ακόμα. Μην πας εκεί έξω, Τζες. Υποσχέσου μου το αυτό. Δεν είναι έτοιμο, και ένα πράγμα που δεν είναι έτοιμο μπορεί να χαλάσει αν το κοιτάξουν πολύ νωρίς. Κάποια πράγματα χρειάζονται το σκοτάδι για να μεγαλώσουν. Οι βόλοι χρειάζονται. Το ίδιο και αυτό».</w:t>
+        <w:t xml:space="preserve">«Για όλους». Ήρθε και φίλησε την κορυφή του κεφαλιού μου καθοδόν για να βάλει τα πιάτα στη θέση τους. «Αλλά όχι ακόμα. Μην πας εκεί έξω, Τζες. Υποσχέσου μου το αυτό. Δεν είναι έτοιμο, και ένα πράγμα που δεν είναι έτοιμο μπορεί να χαλάσει αν το κοιτάξουν πολύ νωρίς. Κάποια πράγματα χρειάζονται το σκοτάδι για να μεγαλώσουν. Οι βολβοί χρειάζονται. Το ίδιο και αυτό».</w:t>
       </w:r>
     </w:p>
     <w:p/>
@@ -980,7 +980,7 @@
     <w:p/>
     <w:p>
       <w:r>
-        <w:t>Τα φεστιβαλικά φώτα κατά μήκος των μακρινών στεγών, οι σειρές που οι άντρες είχαν κρεμάσει μεταξύ των στύλων φωτισμού στο πράσινο, έκαιγαν χρυσά αντί για πορτοκαλί, ένα βαθύ, σταθερό χρυσό, κάθε κλωστή τους, από το πράσινο μέχρι τον σταθμό, όσο μακριά μπορούσε να δει το μάτι μου.</w:t>
+        <w:t xml:space="preserve">Τα φώτα του φεστιβάλ κατά μήκος των μακρινών στεγών, οι σειρές που οι άντρες είχαν κρεμάσει μεταξύ των στύλων φωτισμού στο πάρκο, έκαιγαν χρυσά αντί για πορτοκαλί, ένα βαθύ, σταθερό χρυσό, κάθε σειρά τους, από το πάρκο μέχρι τον σταθμό, όσο μακριά μπορούσε να δει το μάτι μου.</w:t>
       </w:r>
     </w:p>
     <w:p/>
@@ -1004,7 +1004,7 @@
     <w:p/>
     <w:p>
       <w:r>
-        <w:t>«Γίνεται πιο δυνατό», είπε.</w:t>
+        <w:t xml:space="preserve">«Γίνεται πιο δυνατό», είπα.</w:t>
       </w:r>
     </w:p>
     <w:p/>
@@ -1052,13 +1052,13 @@
     <w:p/>
     <w:p>
       <w:r>
-        <w:t>«Σπίτι, νομίζω», είπε. «Το ίδιο όπως όλοι. Το ίδιο όπως ήμασταν εμείς, όταν ήρθαμε εδώ. Κατέβηκε από την κορυφή του κόσμου μαζί μας και έχασε το μέρος του για να μείνει, και τώρα είναι εκεί έξω στο σκοτάδι πηγαίνοντας από πόρτα σε πόρτα, σαν κάποιος που έχασε το σπίτι του. Ψάχνει κάπου αρκετά ζεστά για να μείνει».</w:t>
-      </w:r>
-    </w:p>
-    <w:p/>
-    <w:p>
-      <w:r>
-        <w:t>Σταθήκαμε εκεί για λίγο ακόμη, κοιτάζοντας τη χρυσή πόλη, και μετά ανεβήκαμε στο κρεβάτι. Ξάπλωσα ξύπνια για αρκετή ώρα στο σκοτάδι, κρατώντας δύο πράγματα ταυτόχρονα. Κάπου κάτω στο Φροστ Φολς ένα άτομο είχε σταθεί ανάμεσα στα κουτιά των Μπλάκμπερν και είχε βρει έναν τρόπο να κλείσει το χέρι του γύρω από το λαιμό μιας καλής γυναίκας για μισό εκατομμύριο δολάρια. Και έξω από το λιβάδι ο σύζυγός μου έχτιζε μια έκπληξη που δεν ήθελε να ονομάσει, ενώ τα φώτα μετατρέπονταν μόνα τους σε χρυσά και η μαγεία που είχαμε φέρει μαζί μας πήγαινε να κυνηγήσει μέσα στο σκοτάδι ένα μέρος για να προσγειωθεί.</w:t>
+        <w:t xml:space="preserve">«Σπίτι, νομίζω», είπε. «Το ίδιο όπως όλοι. Το ίδιο όπως ήμασταν εμείς, όταν ήρθαμε εδώ. Κατέβηκε από την κορυφή του κόσμου μαζί μας και έχασε το μέρος του για να μείνει, και τώρα είναι εκεί έξω στο σκοτάδι πηγαίνοντας από πόρτα σε πόρτα, σαν κάποιος που έχασε το σπίτι του. Ψάχνει κάπου αρκετά ζεστό για να μείνει».</w:t>
+      </w:r>
+    </w:p>
+    <w:p/>
+    <w:p>
+      <w:r>
+        <w:t xml:space="preserve">Σταθήκαμε εκεί για λίγο ακόμη, κοιτάζοντας τη χρυσή πόλη, και μετά ανεβήκαμε στο κρεβάτι. Ξάπλωσα ξύπνια για αρκετή ώρα στο σκοτάδι, κρατώντας δύο πράγματα ταυτόχρονα. Κάπου κάτω στο Φροστ Φολς ένα άτομο είχε σταθεί ανάμεσα στα κουτιά των Μπλάκμπερν και είχε βρει έναν τρόπο να κλείσει το χέρι του γύρω από το λαιμό μιας καλής γυναίκας για μισό εκατομμύριο δολάρια. Και πέρα από το λιβάδι ο σύζυγός μου έχτιζε μια έκπληξη που δεν ήθελε να ονομάσει, ενώ τα φώτα μετατρέπονταν μόνα τους σε χρυσά και η μαγεία που είχαμε φέρει μαζί μας πήγαινε να κυνηγήσει μέσα στο σκοτάδι ένα μέρος για να προσγειωθεί.</w:t>
       </w:r>
     </w:p>
     <w:p/>
@@ -1075,26 +1075,26 @@
     <w:p/>
     <w:p>
       <w:r>
-        <w:t xml:space="preserve">Η Ιστορική Εταιρεία του Frost Falls στεγαζόταν σε ένα στενό τούβλινο κτίριο στην πλατεία, και το πρωί που άνοιξε η έκθεση αρχείου, είχε περισσότερο κόσμο να μπαινοβγαίνει απ' όσο είχα δει ποτέ εκεί έξω. Το πεζοδρόμιο μπροστά ήταν ένα αργό ποτάμι από παλτό. Κάποιος είχε κρεμάσει ένα πανό πάνω από την πόρτα, ζωγραφισμένο στο χέρι, </w:t>
+        <w:t xml:space="preserve">Η Ιστορική Εταιρεία του Φροστ Φολς στεγαζόταν σε ένα στενό τούβλινο κτίριο στην πλατεία, και το πρωί που άνοιξε η έκθεση αρχείου, είχε περισσότερο κόσμο να μπαινοβγαίνει απ' όσο είχα δει ποτέ εκεί έξω. Το πεζοδρόμιο μπροστά ήταν ένα αργό ποτάμι από παλτό. Κάποιος είχε κρεμάσει ένα πανό πάνω από την πόρτα, ζωγραφισμένο στο χέρι, </w:t>
       </w:r>
       <w:r>
         <w:rPr>
           <w:i/>
         </w:rPr>
-        <w:t>FROST FALLS THROUGH THE YEARS</w:t>
-      </w:r>
-      <w:r>
-        <w:t>, με το τελευταίο S στριμωγμένο στην άκρη όπου είχαν υπολογίσει λάθος τα διαστήματα. Κάποιος άλλος, η Γκρέτα από τον φούρνο απ' ό,τι μύριζε, είχε στήσει ένα τραπέζι με μηλίτη και μπισκότα τζίντζερ ακριβώς στην είσοδο, και ο ζεστός, αρωματισμένος με μπαχarικά ατμός του έφτανε μέχρι την πόρτα.</w:t>
-      </w:r>
-    </w:p>
-    <w:p>
-      <w:r>
-        <w:t>Η Πιπ μπήκε μπροστά μου, κατευθείαν για το τραπέζι, και την απέκκοψα με το χέρι στην πλάτη προλάβει να κεραστεί τίποτα.</w:t>
-      </w:r>
-    </w:p>
-    <w:p>
-      <w:r>
-        <w:t>Μέσα, όλοι οι τοίχοι είχαν παραχωρηθεί στην έκθεση. Οι τοίχοι που συνήθως φιλοξενούσαν ξεθωριασμένους χάρτες και ένα σιδηροδρομικό δρομολόγιο του 1911 φιλοξενούσαν τώρα κορνιζαρισμένα γράμματα, φωτογραφίες και κιτρινισμένα συμβόλαια. Το καθένα ήταν επισημασμένο με μικρό, καθαρό, πλάγιο γραφικό χαρακτήρα που αναγνώρισα πριν προλάβω να διαβάσω ούτε λέξη, επειδή τον είχα δει στις καρτέλες στην ώρα ανάγνωσης των παιδιών και στις μικρές πινακίδες στις προθήκες του μουσείου. Ο γραφικός χαρακτήρας του Θίο. Τα επιπ’άντων τα επισημαίωνε. Θα είχε βάλει ετικέτα στον μηλίτη αν τον άφηνε κανείς.</w:t>
+        <w:t xml:space="preserve">ΤΟ ΦΡΟΣΤ ΦΟΛΣ ΜΕΣΑ ΣΤΑ ΧΡΟΝΙΑ</w:t>
+      </w:r>
+      <w:r>
+        <w:t xml:space="preserve">, με το τελευταίο Α στριμωγμένο στην άκρη όπου είχαν υπολογίσει λάθος τα διαστήματα. Κάποιος άλλος, η Γκρέτα από τον φούρνο απ' ό,τι μύριζε, είχε στήσει ένα τραπέζι με ζεστό χυμό μήλου και μπισκότα τζίντζερ ακριβώς στην είσοδο, και ο ζεστός, αρωματισμένος με μπαχαρικά ατμός του έφτανε μέχρι την πόρτα.</w:t>
+      </w:r>
+    </w:p>
+    <w:p>
+      <w:r>
+        <w:t xml:space="preserve">Η Πιπ μπήκε μπροστά μου, κατευθείαν για το τραπέζι, και την απομάκρυνα με το χέρι στην πλάτη της προτού προλάβει να σερβιριστεί μόνη της οτιδήποτε.</w:t>
+      </w:r>
+    </w:p>
+    <w:p>
+      <w:r>
+        <w:t xml:space="preserve">Μέσα, όλοι οι τοίχοι είχαν παραχωρηθεί στην έκθεση. Οι τοίχοι που συνήθως φιλοξενούσαν ξεθωριασμένους χάρτες και ένα σιδηροδρομικό δρομολόγιο του 1911 φιλοξενούσαν τώρα κορνιζαρισμένα γράμματα, φωτογραφίες και κιτρινισμένα συμβόλαια. Το καθένα ήταν επισημασμένο με μικρό, καθαρό, πλάγιο γραφικό χαρακτήρα που αναγνώρισα πριν προλάβω να διαβάσω ούτε λέξη, επειδή τον είχα δει στις καρτέλες στην ώρα ανάγνωσης των παιδιών και στις μικρές πινακίδες στις προθήκες του μουσείου. Ο γραφικός χαρακτήρας του Θίο. Έβαζε ετικέτα σε όλα. Θα είχε βάλει ετικέτα στον χυμό μήλου αν τον άφηνε κανείς.</w:t>
       </w:r>
     </w:p>
     <w:p>
@@ -1104,7 +1104,7 @@
     </w:p>
     <w:p>
       <w:r>
-        <w:t>Είχε ένα χαμόγελο για καθέναν που περνούσε, ένα αληθινό, λαμπερό, με τα δύο χέρια μερικές φορές, και έλεγε σε έναν ψηλό άντρα με παρκά κάτι για τα συμβόλαια που έκανε τον άντρα να γνέθει και να απομακρύνεται σιγά-σιγά. Αλλά ανάμεσα σε κάθε χαιρετισμό, στο μισό δευτερόλεπτο που νόμιζε ότι κανείς δεν κοιτούσε, το χαμόγελο έπεφτε από το πρόσωπό του σαν πράγμα πολύ βαρύ για να το κρατήσει, και αυτό που υπήρχε από κάτω με καθήλωσε εκεί που στεκόμουν. Το δέρμα του είχε μια γκρίζα χροιά. Υπήρχαν βιολετί σκιές κάτω από τα μάτια του βαθιές σαν μελανιές. Η γραβάτα του ήταν δεμένη ένα τέταρτο της στροφής παράταιρη, και τα γυαλιά του είχαν μια μουτζούρα από δαχτυλικά αποτυπώματα απλωμένη στον έναν φακό που δεν είχε πια την προσοχή να προσέξει, πόσω μάλλον να καθαρίσει. Ισιώσε τη γραβάτα του καθώς κοιτούσα. Την ξαναίσιος λίγο αργότερα, με την ίδια κίνηση, σαν να είχε ξεχάσει ότι μόλις το είχε κάνει.</w:t>
+        <w:t xml:space="preserve">Είχε ένα χαμόγελο για καθέναν που περνούσε, ένα αληθινό, λαμπερό, με τα δύο χέρια μερικές φορές, και έλεγε σε έναν ψηλό άντρα με παρκά κάτι για τα συμβόλαια που έκανε τον άντρα να γνέθει και να απομακρύνεται σιγά-σιγά. Αλλά ανάμεσα σε κάθε χαιρετισμό, στο μισό δευτερόλεπτο που νόμιζε ότι κανείς δεν κοιτούσε, το χαμόγελο έπεφτε από το πρόσωπό του σαν πράγμα πολύ βαρύ για να το κρατήσει, και αυτό που υπήρχε από κάτω με καθήλωσε εκεί που στεκόμουν. Το δέρμα του είχε μια γκρίζα χροιά. Υπήρχαν βιολετί σκιές κάτω από τα μάτια του βαθιές σαν μελανιές. Η γραβάτα του ήταν δεμένη ένα τέταρτο της στροφής στραβά, και τα γυαλιά του είχαν μια μουτζούρα από δαχτυλικά αποτυπώματα απλωμένη στον έναν φακό που δεν είχε πια την προσοχή να προσέξει, πόσω μάλλον να καθαρίσει. Ίσιωσε τη γραβάτα του καθώς κοιτούσα. Την ξανάσιαξε λίγο αργότερα, με την ίδια κίνηση, σαν να είχε ξεχάσει ότι μόλις το είχε κάνει.</w:t>
       </w:r>
     </w:p>
     <w:p>
@@ -1114,17 +1114,17 @@
     </w:p>
     <w:p>
       <w:r>
-        <w:t>—Τζέσικα! Ήρθες. —Πλησίασε κοντά μου και πήρε και τα δύο μου χέρια στα δικά του. Τα δικά του ήταν κρύα, και ένιωσα τον αμυδρό τρόμο μέσα τους. —Δεν είναι κάτι εκπληκτικό; Κοίτα το. Διακόσια χρόνια αυτής της πόλης, κάτω από την ίδια στέγη επιτέλους. Συνεχίζω να περπατάω ανάμεσά τους και να μη πιστεύω ότι τα κατάφερα. —Έσκυψε προς το μέρος μου, χαμηλώνοντας τη φωνή του σαν να εμπιστευόταν ένα μεγάλο μυστικό. —Έλα μέσα, έλα μέσα. Θα πω μερικές κουβέντες μόλις μαζευτούν όλοι, και μετά πρέπει να τα κοιτάξεις όλα. Κάθε κομματάκι. Το εννοώ. Θέλω κάποιος να διαβάσει πράγματι τις ετικέτες. Ο κόσμος προσπερνάει τις ετικέτες.</w:t>
-      </w:r>
-    </w:p>
-    <w:p>
-      <w:r>
-        <w:t>—Θα διαβάσω κάθε μία, —υποσχέθηκα. —Ακόμη και τις βαρετές.</w:t>
-      </w:r>
-    </w:p>
-    <w:p>
-      <w:r>
-        <w:t>—Δεν υπάρχουν βαρετές, —είπε, με τόση πληγωμένη ειλικρίνεια που γέλασα. Γέλασε κι εκείνος, ευχαριστημένος, και κράτησε τα χέρια μου έναν χτύπο παραπάνω. Εκείνη τη στιγμή μίσησα αυτό που είχα έρθει να κάνω εδώ, δηλαδή να σταθώ στην όμορφη έκθεσή του και να ψάχνω για έναν εκβιαστή.</w:t>
+        <w:t xml:space="preserve">«Τζέσικα! Ήρθες». Πλησίασε κοντά μου και πήρε και τα δύο μου χέρια στα δικά του. Τα δικά του ήταν κρύα, και ένιωσα το αμυδρό τρέμουλο μέσα τους. «Δεν είναι κάτι εκπληκτικό; Κοίτα το. Διακόσια χρόνια αυτής της πόλης, κάτω από την ίδια στέγη επιτέλους. Συνεχίζω να περπατάω ανάμεσά τους και να μην πιστεύω ότι τα κατάφερα». Έσκυψε προς το μέρος μου, χαμηλώνοντας τη φωνή του σαν να εμπιστευόταν ένα μεγάλο μυστικό. «Έλα μέσα, έλα μέσα. Θα πω μερικές κουβέντες μόλις μαζευτούν όλοι, και μετά πρέπει να τα κοιτάξεις όλα. Κάθε κομματάκι. Το εννοώ. Θέλω κάποιος να διαβάσει πράγματι τις ετικέτες. Ο κόσμος προσπερνάει τις ετικέτες».</w:t>
+      </w:r>
+    </w:p>
+    <w:p>
+      <w:r>
+        <w:t xml:space="preserve">«Θα διαβάσω κάθε μία», υποσχέθηκα. «Ακόμη και τις βαρετές».</w:t>
+      </w:r>
+    </w:p>
+    <w:p>
+      <w:r>
+        <w:t xml:space="preserve">«Δεν υπάρχουν βαρετές», είπε, με τόση πληγωμένη ειλικρίνεια που γέλασα. Γέλασε κι εκείνος, ευχαριστημένος, και κράτησε τα χέρια μου έναν χτύπο παραπάνω. Εκείνη τη στιγμή μίσησα αυτό που είχα έρθει να κάνω εδώ, δηλαδή να σταθώ στην όμορφη έκθεσή του και να ψάχνω για έναν εκβιαστή.</w:t>
       </w:r>
     </w:p>
     <w:p>
@@ -1139,12 +1139,12 @@
     </w:p>
     <w:p>
       <w:r>
-        <w:t>Ο Τζαμάλ Γουάσινγκτον στεκόταν κατά μήκος του πίσω τοίχου με τα πουκάμισα, με γυρισμένα τα μανίκια, σκουπίζοντας τον σβέρκο του με ένα μαντήλι, με την όψη ενός ανθρώπου που είχε κάνει τη βαριά δουλειά και τώρα στεκόταν φρουρός πάνω από αυτήν από συνήθεια. Όταν μια γυναίκα έκανε πίσω προς μια προθήκη, έβαλε ένα ήσυχο χέρι για να τη σταθεροποιήσει πριν πέσει πάνω της, και γύρισε στο να στηρίζεται. Είχε κουβαλήσει όλο αυτό. Κάθε προθήκη, κάθε κιβώτιο.</w:t>
-      </w:r>
-    </w:p>
-    <w:p>
-      <w:r>
-        <w:t>Η Βέρα Ριντ ήταν στη ρεσεψιόν, ακουμπώντας ένα φλατ αρχειακό κουτί με χαρτιά, ζωηρή και κουμπωμένη μέχρι τον λαιμό, με κινήσεις γρήγορες και οικονομικές. Είπε κάτι στον Θίο στην άλλη άκρη του δωματίου, και εκείνος της ύψωσε ένα χέρι, ένα μικρό νεύμα ευχαριστίας. Εκείνη ανταπέδωσε γνέθοντας, μία φορά, και έσκυψε για να ισιώσει την άκρη του κουτιού με την άκρη του γραφείου, ευθυγραμμίζοντάς το ακριβώς, ανίκανη, όπως μερικοί άνθρωποι, να αφήσει κάτι στραβό.</w:t>
+        <w:t xml:space="preserve">Ο Τζαμάλ Γουάσινγκτον στεκόταν κατά μήκος του πίσω τοίχου μόνο με το πουκάμισο, με γυρισμένα τα μανίκια, σκουπίζοντας τον σβέρκο του με ένα μαντήλι, με την όψη ενός ανθρώπου που είχε κάνει τη βαριά δουλειά και τώρα στεκόταν φρουρός πάνω από αυτήν από συνήθεια. Όταν μια γυναίκα έκανε πίσω προς μια προθήκη, έβαλε ένα ήσυχο χέρι για να τη σταθεροποιήσει πριν πέσει πάνω της, και ξανακούμπησε στον τοίχο. Είχε κουβαλήσει όλο αυτό. Κάθε προθήκη, κάθε κιβώτιο.</w:t>
+      </w:r>
+    </w:p>
+    <w:p>
+      <w:r>
+        <w:t xml:space="preserve">Η Βέρα Ριντ ήταν στη ρεσεψιόν, ακουμπώντας ένα επίπεδο αρχειακό κουτί με χαρτιά, ζωηρή και κουμπωμένη μέχρι τον λαιμό, με κινήσεις γρήγορες και οικονομικές. Είπε κάτι στον Θίο στην άλλη άκρη του δωματίου, και εκείνος της ύψωσε ένα χέρι, ένα μικρό νεύμα ευχαριστίας. Εκείνη ανταπέδωσε γνέθοντας, μία φορά, και έσκυψε για να ισιώσει την άκρη του κουτιού με την άκρη του γραφείου, ευθυγραμμίζοντάς το ακριβώς, ανίκανη, όπως μερικοί άνθρωποι, να αφήσει κάτι στραβό.</w:t>
       </w:r>
     </w:p>
     <w:p>
@@ -1154,23 +1154,23 @@
     </w:p>
     <w:p>
       <w:r>
-        <w:t xml:space="preserve">Πλησίασα προς τον Νιλ, επειδή ο Νιλ είχε πλησιάσει προς ακριβώς αυτό που ήθελα να δω. Η προθήκη ήταν μια μακριά γυάλινη βιτρίνα με καμιά εξαριά παλιά γράμματα ανοιγμένα σαν βεντάλια μέσα της, το μελάνι καφετιστές πια, το χαρτί κιτρινισμένο στις άκρες, και μια κάρτα με τον γραφικό χαρακτήρα του Θίο που έγραφε: </w:t>
+        <w:t xml:space="preserve">Πλησίασα προς τον Νιλ, επειδή ο Νιλ είχε πλησιάσει προς ακριβώς αυτό που ήθελα να δω. Η προθήκη ήταν μια μακριά γυάλινη βιτρίνα με καμιά μισή ντουζίνα παλιά γράμματα ανοιγμένα σαν βεντάλια μέσα της, το μελάνι καφετί πια, το χαρτί κιτρινισμένο στις άκρες, και μια κάρτα με τον γραφικό χαρακτήρα του Θίο που έγραφε: </w:t>
       </w:r>
       <w:r>
         <w:rPr>
           <w:i/>
         </w:rPr>
-        <w:t>Από τα αρχεία της οικογένειας Μπλάκμπερν, 1910–1930. Δανεικά στον λαό του Frost Falls.</w:t>
-      </w:r>
-    </w:p>
-    <w:p>
-      <w:r>
-        <w:t>—Κυρία Κλος. —Ο Νιλ δεν σήκωσε το κεφάλι από το γυαλί. —Συναρπαστικά, όλα αυτά. Ο κύριος Χουσείν σας έχει κάνει μια πραγματική υπηρεσία στην πόλη, είτε το ξέρει η πόλη είτε όχι. Κοιτάξτε εδώ. —Έδειξε την προθήκη, με το ένα δάχτυλο να μην αγγίζει εντελώς το γυαλί. —Μια ολόκληρη συνεχιζόμενη αλληλογραφία σχετικά με το νοικοκυριό. Ποιος προσλήφθηκε, ποιος απολύθηκε, τι αγοράστηκε, τι πουλήθηκε. —Γύρισε τότε το κεφάλι του, και το χαμόγελο κατέφτασε. —Τι χάθηκε.</w:t>
-      </w:r>
-    </w:p>
-    <w:p>
-      <w:r>
-        <w:t>—Ακόμη κυνηγάς την καρφίτσα σου, —είπα.</w:t>
+        <w:t xml:space="preserve">Από τα αρχεία της οικογένειας Μπλάκμπερν, 1910–1930. Δανεικά στον λαό του Φροστ Φολς.</w:t>
+      </w:r>
+    </w:p>
+    <w:p>
+      <w:r>
+        <w:t xml:space="preserve">«Κυρία Κλος». Ο Νιλ δεν σήκωσε το κεφάλι από το γυαλί. «Συναρπαστικά, όλα αυτά. Ο κύριος Χουσείν σας έχει κάνει μια πραγματική υπηρεσία στην πόλη, είτε το ξέρει η πόλη είτε όχι. Κοιτάξτε εδώ». Έδειξε την προθήκη, με το ένα δάχτυλο να μην αγγίζει εντελώς το γυαλί. «Μια ολόκληρη συνεχιζόμενη αλληλογραφία σχετικά με το νοικοκυριό. Ποιος προσλήφθηκε, ποιος απολύθηκε, τι αγοράστηκε, τι πουλήθηκε». Γύρισε τότε το κεφάλι του, και το χαμόγελο κατέφτασε. «Τι χάθηκε».</w:t>
+      </w:r>
+    </w:p>
+    <w:p>
+      <w:r>
+        <w:t xml:space="preserve">«Ακόμη κυνηγάτε την καρφίτσα σας», είπα.</w:t>
       </w:r>
     </w:p>
     <w:p/>
@@ -1182,19 +1182,19 @@
     <w:p/>
     <w:p>
       <w:r>
-        <w:t>«Πάντα κυνηγάω την καρφίτσωμα μου. Είναι η δουλειά μου». Ισιώθηκε και έχωσε το σημειωματάριο κάτω από τη μασχάλη του. «Ένας τύπος με πλησίασε μόλις τώρα στο τραπέζι με το μηλίτη και μου είπε ότι οι Blackburn κάποποτε κατείχαν τη μισή Maple Street. Το ήξερες αυτό; Στον κόσμο αρέσει να σου λέει τι είχαν οι πλούσιες οικογένειες. Ποτέ δεν μπορούν να σου πουν τι έκαναν οι πλούσιες οικογένειες στους ανθρώπους που δούλευαν γι' αυτές. Αυτό το κομμάτι δεν μπαίνει στα οικογενειακά αρχεία». Ένευσε καταφατικά προς το ποτήρι. «Παράξενο, ε; Είκοσι χρόνια επιστολές και ούτε μία γραμμένη από υπηρέτρια».</w:t>
-      </w:r>
-    </w:p>
-    <w:p/>
-    <w:p>
-      <w:r>
-        <w:t>Ήταν πιο κοφτερό σχόλιο απ' ό,τι περίμενα από αυτόν, και πιο αληθινό, κι εγώ το φύλαξα στην άκρη του μυαλού μου. Ο Neil Carter το είχε σκεφτεί αυτό βαθύτερα απ' ό,τι άφηνε να εννοηθεί.</w:t>
-      </w:r>
-    </w:p>
-    <w:p/>
-    <w:p>
-      <w:r>
-        <w:t>Τότε ο Theo χτύπησε ελαφρά ένα κουτάλι πάνω σε ένα ποτήρι στο μπροστινό μέρος της αίθουσας. Το πλήθος γύρισε και ησύχασε, και είπε τα λίγα λόγια του, τα οποία δεν ήταν λίγα. Ο Theo δεν μπορούσε να πει τίποτα για το παρελθόν σύντομα. Ευχαρίστησε τους εθελοντές του ονομαστικά, όλους, συμπεριλαμβανομένης μιας κυρίας Pelletier η οποία προφανώς ταξινόμησε φωτογραφίες για τρία συνεχόμενα Σαββατοκύριακα και κοκκίνισε σαν το παντζάρι όταν την ανέφεραν. Ευχαρίστησε την πόλη. Ευχαρίστησε, με κόμπο στη φωνή, «όποιον κράτησε ποτέ ένα γράμμα αντί να το πετάξει, επειδή αυτό είναι όλη η ιστορία, στο τέλος, τα πράγματα που οι άνθρωποι δεν άντεχαν να πετάξουν».</w:t>
+        <w:t xml:space="preserve">«Πάντα κυνηγάω την καρφίτσα μου. Είναι η δουλειά μου». Ισιώθηκε και έχωσε το σημειωματάριο κάτω από τη μασχάλη του. «Ένας τύπος με πλησίασε μόλις τώρα στο τραπέζι με τον χυμό μήλου και μου είπε ότι οι Μπλάκμπερν κάποτε κατείχαν τη μισή Οδό Μέιπλ. Το ξέρατε αυτό; Στον κόσμο αρέσει να σου λέει τι είχαν οι πλούσιες οικογένειες. Ποτέ δεν μπορούν να σου πουν τι έκαναν οι πλούσιες οικογένειες στους ανθρώπους που δούλευαν γι' αυτές. Αυτό το κομμάτι δεν μπαίνει στα οικογενειακά αρχεία». Ένευσε προς τη βιτρίνα. «Παράξενο, ε; Είκοσι χρόνια επιστολές και ούτε μία γραμμένη από υπηρέτρια».</w:t>
+      </w:r>
+    </w:p>
+    <w:p/>
+    <w:p>
+      <w:r>
+        <w:t xml:space="preserve">Ήταν πιο κοφτερό σχόλιο απ' ό,τι περίμενα από αυτόν, και πιο αληθινό, κι εγώ το φύλαξα στην άκρη του μυαλού μου. Ο Νιλ Κάρτερ το είχε σκεφτεί αυτό βαθύτερα απ' ό,τι άφηνε να εννοηθεί.</w:t>
+      </w:r>
+    </w:p>
+    <w:p/>
+    <w:p>
+      <w:r>
+        <w:t xml:space="preserve">Τότε ο Θίο χτύπησε ελαφρά ένα κουτάλι πάνω σε ένα ποτήρι στο μπροστινό μέρος της αίθουσας. Το πλήθος γύρισε και ησύχασε, και είπε τα λίγα λόγια του, τα οποία δεν ήταν λίγα. Ο Θίο δεν μπορούσε να πει τίποτα για το παρελθόν σύντομα. Ευχαρίστησε τους εθελοντές του ονομαστικά, όλους, συμπεριλαμβανομένης μιας κυρίας Πελετιέ η οποία προφανώς ταξινόμησε φωτογραφίες για τρία συνεχόμενα Σαββατοκύριακα και κοκκίνισε σαν το παντζάρι όταν την ανέφεραν. Ευχαρίστησε την πόλη. Ευχαρίστησε, με κόμπο στη φωνή, «όποιον κράτησε ποτέ ένα γράμμα αντί να το πετάξει, επειδή αυτό είναι όλη η ιστορία, στο τέλος, τα πράγματα που οι άνθρωποι δεν άντεχαν να πετάξουν».</w:t>
       </w:r>
     </w:p>
     <w:p/>
@@ -1206,7 +1206,7 @@
     <w:p/>
     <w:p>
       <w:r>
-        <w:t>«Θα ομολογήσω μια λύπη». Έτριψε τον σβέρκο του, μετανιωμένος, και ο κόσμος σκύφτηκε μπροστά με τρυφερότητα. Όλοι αγαπούσαν τον Theo όταν ήταν έτσι. «Δεν είμαστε εντελώς πλήρεις. Μερικά από τα γράμματα των Blackburn, μερικά από τα πιο ενδιαφέροντα, αυτά που ήθελα περισσότερο να δείτε όλοι σας, έχουν χαθεί κατά την ταξινόμηση. Παραπέμφθηκαν λάθος, είμαι βέβαιος, όχι χαμένα, τέτοια πράγματα πάντα εμφανίζονται την επομένη μέρα που σταματάς να ψάχνεις. Αλλά δεν είναι στη βιτρίνα, και ήθελα τόσο πολύ να είναι εκεί, και φοβάμαι ότι το φταίξιμο είναι δική μου κακή οργάνωση». Άνοιξε τα χέρια του, και το χαμόγελό του έγινε αυτοσαρκαστικό. «Ένας ιστορικός που δεν μπορεί να βρει τα δικά του γράμματα. Λοιπόν. Μην το πείτε στην επιτροπή επιχορηγήσεων».</w:t>
+        <w:t xml:space="preserve">«Θα ομολογήσω μια λύπη». Έτριψε τον σβέρκο του, μετανιωμένος, και ο κόσμος έσκυψε μπροστά με τρυφερότητα. Όλοι αγαπούσαν τον Θίο όταν ήταν έτσι. «Δεν είμαστε εντελώς πλήρεις. Μερικά από τα γράμματα των Μπλάκμπερν, μερικά από τα πιο ενδιαφέροντα, αυτά που ήθελα περισσότερο να δείτε όλοι σας, έχουν χαθεί κατά την ταξινόμηση. Αρχειοθετήθηκαν λάθος, είμαι βέβαιος, δεν χάθηκαν· τέτοια πράγματα πάντα εμφανίζονται την επόμενη μέρα αφού σταματήσεις να ψάχνεις. Αλλά δεν είναι στη βιτρίνα, και ήθελα τόσο πολύ να είναι εκεί, και φοβάμαι ότι φταίει η δική μου κακή οργάνωση». Άνοιξε τα χέρια του, και το χαμόγελό του έγινε αυτοσαρκαστικό. «Ένας ιστορικός που δεν μπορεί να βρει τα δικά του γράμματα. Λοιπόν. Μην το πείτε στην επιτροπή επιχορηγήσεων».</w:t>
       </w:r>
     </w:p>
     <w:p/>
@@ -1218,25 +1218,25 @@
     <w:p/>
     <w:p>
       <w:r>
-        <w:t>Ο Theo έχωσε το κεφάλι του, ευχαριστημένος, και συνέχισε προσκαλώντας τους πάντες στον μηλίτη.</w:t>
-      </w:r>
-    </w:p>
-    <w:p/>
-    <w:p>
-      <w:r>
-        <w:t>Εγώ δεν γέλασα. Στάθηκα ακίνητη στη μέση της ζεστής, γεμάτης γέλια αίθουσας και ένιωσα το κρύο να ανεβαίνει μέσα από τα σπλάχνα μου, επειδή τα πιο ενδιαφέροντα γράμματα των Blackburn, αυτά που θα έλεγαν ότι μια καρφίτσα χάθηκε και πού κατέληξε, είχαν χαθεί. Και διπλωμένο στην εσωτερική τσέπη του παλτό μου υπήρχε ένα σημείωμα εκβιασμού που ήξερε ακριβώς τι έλεγαν αυτά τα γράμματα.</w:t>
-      </w:r>
-    </w:p>
-    <w:p/>
-    <w:p>
-      <w:r>
-        <w:t>Περιπλανήθηκα στην αίθουσα μετά από αυτό, αργά. Θάμπωσα τα παλιά συμβόλαια με την Dot, η οποία χαρακτήρισε όλη την ιστορία «πολύ φασαρία για τα γράμματα των άλλων» και έμεινε παρ' όλα αυτά μια ολόκληρη ώρα. Άφησα τον Theo να με ξεναγήσει σε τρεις από τις γυάλινες προθήκες, και παρατήρησα πώς τις άγγιζε, ή μάλλον δεν τις άγγιζε, τα δάχτυλά του να αιωρούνται πάνω από το γυάλινο τζάμι πάνω από κάθε μία σαν χέρι κρατημένο πάνω από την πλάτη ενός κοιμισμένου παιδιού για να νιώσει την αναπνοή του χωρίς να το ξυπνήσει. Και όλη την ώρα παρατηρούσα την αίθουσα.</w:t>
-      </w:r>
-    </w:p>
-    <w:p/>
-    <w:p>
-      <w:r>
-        <w:t>Το χαρτί στις προθήκες ήταν παλιό, καφέ, εύθραυστο στις πτυχώσεις. Αλλά στο μπροστινό γραφείο, δίπλα στο επίπεδο κουτί της Vera, υπήρχε μια στοίβα από το χαρτοφυλάκιο της Εταιρείας, το λευκό χαρτί που χρησιμοποιούσαν για τις ετικέτες και το επιστολόχαρτο, σε χρώμα κρέμ, λίγο πιο βαρύ από το συνηθισμένο χαρτί, με μια αμυδρή υφή ριγέ πιεζμένη σε αυτό, λεπτές παράλληλες γραμμές που θα πρόσεχες μόνο αν το κρατούσες στο φως ή είχες λόγο να κοιτάξεις.</w:t>
+        <w:t xml:space="preserve">Ο Θίο χαμήλωσε το κεφάλι του, ευχαριστημένος, και συνέχισε προσκαλώντας τους πάντες στον χυμό μήλου.</w:t>
+      </w:r>
+    </w:p>
+    <w:p/>
+    <w:p>
+      <w:r>
+        <w:t xml:space="preserve">Εγώ δεν γέλασα. Στάθηκα ακίνητη στη μέση της ζεστής, γεμάτης γέλια αίθουσας και ένιωσα το κρύο να ανεβαίνει μέσα από τα σπλάχνα μου, επειδή τα πιο ενδιαφέροντα γράμματα των Μπλάκμπερν, αυτά που θα έλεγαν ότι μια καρφίτσα χάθηκε και πού κατέληξε, είχαν χαθεί. Και διπλωμένο στην εσωτερική τσέπη του παλτό μου υπήρχε ένα σημείωμα εκβιασμού που ήξερε ακριβώς τι έλεγαν αυτά τα γράμματα.</w:t>
+      </w:r>
+    </w:p>
+    <w:p/>
+    <w:p>
+      <w:r>
+        <w:t xml:space="preserve">Περιπλανήθηκα στην αίθουσα μετά από αυτό, αργά. Θαύμασα τα παλιά συμβόλαια με την Ντοτ, η οποία χαρακτήρισε όλη την ιστορία «πολύ φασαρία για τα γράμματα των άλλων» και έμεινε παρ' όλα αυτά μια ολόκληρη ώρα. Άφησα τον Θίο να με ξεναγήσει σε τρεις από τις γυάλινες προθήκες, και παρατήρησα πώς τις άγγιζε, ή μάλλον δεν τις άγγιζε, τα δάχτυλά του να αιωρούνται πάνω από το γυάλινο τζάμι πάνω από κάθε μία σαν χέρι κρατημένο πάνω από την πλάτη ενός κοιμισμένου παιδιού για να νιώσει την αναπνοή του χωρίς να το ξυπνήσει. Και όλη την ώρα παρατηρούσα την αίθουσα.</w:t>
+      </w:r>
+    </w:p>
+    <w:p/>
+    <w:p>
+      <w:r>
+        <w:t xml:space="preserve">Το χαρτί στις προθήκες ήταν παλιό, καφέ, εύθραυστο στις πτυχώσεις. Αλλά στο μπροστινό γραφείο, δίπλα στο επίπεδο κουτί της Βέρας, υπήρχε μια στοίβα από τα επιστολόχαρτα της Εταιρείας, το άγραφο χαρτί που χρησιμοποιούσαν για τις ετικέτες και το επιστολόχαρτο, σε χρώμα κρέμ, λίγο πιο βαρύ από το συνηθισμένο χαρτί, με μια αμυδρή ριγέ υφή αποτυπωμένη πάνω του, λεπτές παράλληλες γραμμές που θα πρόσεχες μόνο αν το κρατούσες στο φως ή είχες λόγο να κοιτάξεις.</w:t>
       </w:r>
     </w:p>
     <w:p/>
@@ -1248,31 +1248,31 @@
     <w:p/>
     <w:p>
       <w:r>
-        <w:t>Δεν άγγιξα τη στοίβα. Ούτε καν επιβράδυνα δίπλα της. Απλώς κοίταξα, μία φορά, και κράτησα το πρόσωπό μου ανέκφραστο, και προχώρησα προς τον μηλίτη σαν το χαρτί να ήταν το τελευταία πράγμα στον κόσμο που είχα στο μυαλό μου.</w:t>
-      </w:r>
-    </w:p>
-    <w:p/>
-    <w:p>
-      <w:r>
-        <w:t>Η Pip με βρήκε κοντά στην πόρτα λίγα λεπτά αργότερα, και είχε μπλέξει κάπου, όπως έκανε συχνά. Παρέλαυνε μπροστά στην είσοδο με ένα κομμάτι κόκκινη κορδέλα να σέρνεται από το ράμφος της, μια μπούκλα από γιορτινή κορδέλα που είχε ξεκολλήσει από ένα γιρλάντα πράσινων φυτών δίπλα στη σκάλα, με το κεφάλι ψηλά, την ουρά της να κουνιέται, υπέρμετρα ευχαριστημένη με τον εαυτό της.</w:t>
-      </w:r>
-    </w:p>
-    <w:p/>
-    <w:p>
-      <w:r>
-        <w:t>«Πού το βρήκες αυτό;» είπα, και σκύψαω για να το πάρω, και εκείνη χοροπήδησε λίγο πιο πέρα από το χέρι μου, περήφανη σαν δούκισσα σε στέψη. Κόκκινη κορδέλα. Από όλες τις κορδέλες σε ένα κτίριο στολισμένο με χρυσό και πορτοκαλί, είχε βρει και είχε πάρει την μοναδική μπούκλα κόκκινου. Της την πήρα επιτέλους, απαλά, και την κράτησα στο χέρι μου, μια φωτεινή μικρή σπείρα από κόκκινο σατέν, το ακριβές κόκκινο που το σημείωμα είχε πει στη Fiona να κρεμάσει στο στεφάνι της, ώστε ο εκβιαστής να ξέρει ότι τα χρήματα περίμεναν κάτω από τα σκαλοπάτια.</w:t>
-      </w:r>
-    </w:p>
-    <w:p/>
-    <w:p>
-      <w:r>
-        <w:t>Δεν σήμαινε τίποτα, φυσικά. Ήταν πιingouen και μια κορδέλα. Θα ήταν εξίσου ευχαριστημένη με χρυσό αν το χρυσό είχε λυθεί πρώτο.</w:t>
-      </w:r>
-    </w:p>
-    <w:p/>
-    <w:p>
-      <w:r>
-        <w:t>Αλλά την έδιπλωσα στην τσέπη του παλτό μου παρ' όλα αυτά, δίπλα στο σημείωμα. Ισιώθηκα και κοίταξα πίσω στην ζεστή, γεμάτη κόσμο αίθουσα για τελευταία φορά. Στον Theo, σκυμμένο τώρα στο τραπέζι του μηλίτη, να διηγείται σε ένα μικρό αγόρι την ίδρυση της πόλης με όλη του την κουρασμένη καρδιά, τα μάτια του αγοριού ορθάνοιχτα. Στη Vera, δίπλα στο γραφείο, να ισιώνει το κουτί με τα χαρτιά της για μια τελευταία τελική χιλιοστόμετρη λεπτομέρεια. Στον Neil Carter, δίπλα στη βιτρίνα, να γράφει κάτι στο σημειωματάριό του. Και στη στοίβα με τα κρέμ επιστολόχαρτα δίπλα στον αγκώνα της Vera, που έπιαναν το φως.</w:t>
+        <w:t xml:space="preserve">Δεν άγγιξα τη στοίβα. Ούτε καν επιβράδυνα δίπλα της. Απλώς κοίταξα, μία φορά, και κράτησα το πρόσωπό μου ανέκφραστο, και προχώρησα προς τον χυμό μήλου σαν το χαρτί να ήταν το τελευταίο πράγμα στον κόσμο που είχα στο μυαλό μου.</w:t>
+      </w:r>
+    </w:p>
+    <w:p/>
+    <w:p>
+      <w:r>
+        <w:t xml:space="preserve">Η Πιπ με βρήκε κοντά στην πόρτα λίγα λεπτά αργότερα, και είχε μπλέξει κάπου, όπως έκανε συχνά. Παρέλαυνε μπροστά στην είσοδο με ένα κομμάτι κόκκινη κορδέλα να σέρνεται από το ράμφος της, μια μπούκλα από γιορτινή κορδέλα που είχε ξεκολλήσει από μια γιρλάντα πράσινων φυτών δίπλα στη σκάλα, με το κεφάλι ψηλά, την ουρά της να κουνιέται, υπέρμετρα ευχαριστημένη με τον εαυτό της.</w:t>
+      </w:r>
+    </w:p>
+    <w:p/>
+    <w:p>
+      <w:r>
+        <w:t xml:space="preserve">«Πού το βρήκες αυτό;» είπα, και έσκυψα για να το πάρω, και εκείνη χοροπήδησε λίγο πιο πέρα από το χέρι μου, περήφανη σαν δούκισσα σε στέψη. Κόκκινη κορδέλα. Από όλες τις κορδέλες σε ένα κτίριο στολισμένο με χρυσό και πορτοκαλί, είχε βρει και είχε πάρει τη μοναδική μπούκλα κόκκινου. Της την πήρα επιτέλους, απαλά, και την κράτησα στο χέρι μου, μια φωτεινή μικρή σπείρα από κόκκινο σατέν, το ακριβές κόκκινο που το σημείωμα είχε πει στη Φιόνα να κρεμάσει στο στεφάνι της, ώστε ο εκβιαστής να ξέρει ότι τα χρήματα περίμεναν κάτω από τα σκαλοπάτια.</w:t>
+      </w:r>
+    </w:p>
+    <w:p/>
+    <w:p>
+      <w:r>
+        <w:t xml:space="preserve">Δεν σήμαινε τίποτα, φυσικά. Ήταν ένας πιγκουίνος και μια κορδέλα. Θα ήταν εξίσου ευχαριστημένη με χρυσό αν το χρυσό είχε λυθεί πρώτο.</w:t>
+      </w:r>
+    </w:p>
+    <w:p/>
+    <w:p>
+      <w:r>
+        <w:t xml:space="preserve">Αλλά τη δίπλωσα στην τσέπη του παλτό μου παρ' όλα αυτά, δίπλα στο σημείωμα. Ισιώθηκα και κοίταξα πίσω στη ζεστή, γεμάτη κόσμο αίθουσα για τελευταία φορά. Στον Θίο, σκυμμένο τώρα στο τραπέζι με τον χυμό μήλου, να διηγείται σε ένα μικρό αγόρι την ίδρυση της πόλης με όλη του την κουρασμένη καρδιά, τα μάτια του αγοριού ορθάνοιχτα. Στη Βέρα, δίπλα στο γραφείο, να ισιώνει το κουτί με τα χαρτιά της κατά ένα τελευταίο μισό εκατοστό. Στον Νιλ Κάρτερ, δίπλα στη βιτρίνα, να γράφει κάτι στο σημειωματάριό του. Και στη στοίβα με τα κρέμ επιστολόχαρτα δίπλα στον αγκώνα της Βέρας, που έπιαναν το φως.</w:t>
       </w:r>
     </w:p>
     <w:p/>
@@ -1298,16 +1298,16 @@
         <w:t xml:space="preserve">Το κατάστημα </w:t>
       </w:r>
       <w:r>
-        <w:t>&lt;bt&gt;</w:t>
+        <w:t xml:space="preserve"/>
       </w:r>
       <w:r>
         <w:t>Yarn Tales</w:t>
       </w:r>
       <w:r>
-        <w:t>&lt;/bt&gt;</w:t>
-      </w:r>
-      <w:r>
-        <w:t xml:space="preserve"> βρισκόταν στη γωνία των οδών Έβεργκριν και Μέιπλ, με τη βιτρίνα του γεμάτη κουβάρια στριμωγμένα κατά χρώματα σαν ανοιχτή παλέτα ζωγράφου. Μέσα ήταν ζεστά και ημίφως. Μύριζε μαλλί και το χαμομήλι που η Ολίβια είχε πάντα να σιγοβράζει στο μικρό ηλεκτρικό μάτι πίσω από τον πάγκο. Η παρέα είχε τραβήξει τις καρέκλες της κοντά στην είσοδο εκείνο το απόγευμα, στο νωχελικό Οκτωβριανό φως από το παράθυρο, και ήταν όλες εκεί. Η Ολίβια βρισκόταν στο κέντρο, φυσικά, επειδή ήταν το μαγαζί της, το χαμομήλι της και κατά κάποιον τρόπο πάντα η δική της κουβέντα· η Ντοτ δίπλα της, στιβαρή και γκρίζα, ξερή σαν παξιμάδι· η Κλερ με την κοφτερή δημοσιογραφική της αντίληψη, ήδη τρεις σειρές μπροστά από όλες τις άλλες· η Άιβι, που γελούσε με τα αστεία πριν καν ολοκληρωθούν· η Μάρθα, στητή στην καλή καρέκλα με τα πόδια σταυρωμένα· και η Έλι, η γλυκιά Έλι, να συνοφρυώνεται πάνω από μια πεσμένη θηλιά.</w:t>
+        <w:t xml:space="preserve"/>
+      </w:r>
+      <w:r>
+        <w:t xml:space="preserve"> βρισκόταν στη γωνία των οδών Έβεργκριν και Μέιπλ, με τη βιτρίνα του γεμάτη κουβάρια στριμωγμένα κατά χρώματα σαν ανοιχτή παλέτα ζωγράφου. Μέσα ήταν ζεστά και μισοσκότεινα. Μύριζε μαλλί και το χαμομήλι που η Ολίβια είχε πάντα να σιγοβράζει στο μικρό ηλεκτρικό μάτι πίσω από τον πάγκο. Ο κύκλος είχε τραβήξει τις καρέκλες του κοντά στην είσοδο εκείνο το απόγευμα, στο χλωμό οκτωβριάτικο φως από το παράθυρο, και ήταν όλες εκεί. Η Ολίβια βρισκόταν στο κέντρο, φυσικά, επειδή ήταν το μαγαζί της, το χαμομήλι της και κατά κάποιον τρόπο πάντα η δική της κουβέντα· η Ντοτ δίπλα της, στιβαρή και γκρίζα, ξερή σαν παξιμάδι· η Κλερ με την κοφτερή δημοσιογραφική της αντίληψη, ήδη τρεις σειρές μπροστά από όλες τις άλλες· η Άιβι, που γελούσε με τα αστεία πριν καν ολοκληρωθούν· η Μάρθα, στητή στην καλή καρέκλα με τα πόδια σταυρωμένα· και η Έλι, η γλυκιά Έλι, να συνοφρυώνεται πάνω από μια πεσμένη θηλιά.</w:t>
       </w:r>
     </w:p>
     <w:p>
@@ -1317,16 +1317,16 @@
     </w:p>
     <w:p>
       <w:r>
-        <w:t xml:space="preserve">Είχα πάει για να ακούσω. Αγαπούσα αυτές τις γυναίκες και θα πήγαινα οποιαδήποτε Πέμπτη, αλλά εκείνη την Πέμπτη πήγα με τα αυτιά μου ανοιχτά και τον πραγματικό μου σκοπό κρυμμένο κάτω από το πλέξιμό μου, επειδή η παρέα μάθαινε τα πάντα στην πόλη μια εβδομάδα προτού γίνουν πρωτοσέλιδο στην εφημερίδα </w:t>
-      </w:r>
-      <w:r>
-        <w:t>&lt;bt&gt;</w:t>
-      </w:r>
-      <w:r>
-        <w:t>The Gazette</w:t>
-      </w:r>
-      <w:r>
-        <w:t>&lt;/bt&gt;</w:t>
+        <w:t xml:space="preserve">Είχα πάει για να ακούσω. Αγαπούσα αυτές τις γυναίκες και θα πήγαινα οποιαδήποτε Πέμπτη, αλλά εκείνη την Πέμπτη πήγα με τα αυτιά μου ανοιχτά και τον πραγματικό μου σκοπό κρυμμένο κάτω από το πλέξιμό μου, επειδή ο κύκλος μάθαινε τα πάντα στην πόλη μια εβδομάδα προτού φτάσουν στη</w:t>
+      </w:r>
+      <w:r>
+        <w:t xml:space="preserve"/>
+      </w:r>
+      <w:r>
+        <w:t xml:space="preserve"> Gazette</w:t>
+      </w:r>
+      <w:r>
+        <w:t xml:space="preserve"/>
       </w:r>
       <w:r>
         <w:t>.</w:t>
@@ -1334,27 +1334,27 @@
     </w:p>
     <w:p>
       <w:r>
-        <w:t>Συζητούσαν για τα γάντια του φεστιβάλ, τα γάντια με τα ονόματα στο ρεβέρ που η παρέα έπλεκε κάθε χρόνο για τα παιδιά του σχολείου, με κάθε ζευγάρι φτιαγμένο στα χρώματα του σχολείου και το όνομα του παιδιού γραμμένο στο ρεβέρ ώστε ποτέ κανένα γάντι να μη γυρίζει στο σπίτι με λάθος παιδί. Η Κλερ σήκωσε ένα μισοτελειωμένο στο χρώμα του έλατου, γυρίζοντάς το προς το φως.</w:t>
-      </w:r>
-    </w:p>
-    <w:p>
-      <w:r>
-        <w:t>—Δεν πρόκειται να τα έχουμε έτοιμα εγκαίρως, είπε, όχι με δυσαρέσκεια, απλώς διαπιστώνοντας ένα γεγονός, όπως έκανε με τα πάντα. Όχι τώρα που το φεστιβάλ μεταφέρθηκε πιο μπροστά, για το επόμενο Σαββατοκύριακο.</w:t>
-      </w:r>
-    </w:p>
-    <w:p>
-      <w:r>
-        <w:t>—Δεν μεταφέρθηκε πιο μπροστά, είπε η Ντοτ, χωρίς να σηκώσει το κεφάλι από τη δουλειά της. Είναι το τελευταίο Σαββατοκύριακο του Οκτωβρίου, ακριβώς όπως ήταν από τότε που γεννήθηκες. Εσύ απλώς αργείς.</w:t>
-      </w:r>
-    </w:p>
-    <w:p>
-      <w:r>
-        <w:t>—Είμαι σχολαστική.</w:t>
-      </w:r>
-    </w:p>
-    <w:p>
-      <w:r>
-        <w:t>—Πλέκεις σαν γυναίκα που πληρώνεται με την ώρα.</w:t>
+        <w:t xml:space="preserve">Συζητούσαν για τα μονοδάχτυλα γάντια του φεστιβάλ, τα γάντια με τα ονόματα στο ρεβέρ που ο κύκλος έπλεκε κάθε χρόνο για τα παιδιά του σχολείου, με κάθε ζευγάρι φτιαγμένο στα χρώματα του σχολείου και το όνομα του παιδιού γραμμένο στο ρεβέρ ώστε ποτέ κανένα γάντι να μη γυρίζει στο σπίτι με λάθος παιδί. Η Κλερ σήκωσε ένα μισοτελειωμένο στο χρώμα του έλατου, γυρίζοντάς το προς το φως.</w:t>
+      </w:r>
+    </w:p>
+    <w:p>
+      <w:r>
+        <w:t xml:space="preserve">«Δεν πρόκειται να τα έχουμε έτοιμα εγκαίρως», είπε, όχι με δυσαρέσκεια, απλώς διαπιστώνοντας ένα γεγονός, όπως έκανε με τα πάντα. «Όχι τώρα που το φεστιβάλ μεταφέρθηκε πιο μπροστά, για το επόμενο Σαββατοκύριακο».</w:t>
+      </w:r>
+    </w:p>
+    <w:p>
+      <w:r>
+        <w:t xml:space="preserve">«Δεν μεταφέρθηκε πιο μπροστά», είπε η Ντοτ, χωρίς να σηκώσει το κεφάλι από τη δουλειά της. «Είναι το τελευταίο Σαββατοκύριακο του Οκτωβρίου, ακριβώς όπως ήταν από πριν γεννηθείς. Εσύ απλώς αργείς».</w:t>
+      </w:r>
+    </w:p>
+    <w:p>
+      <w:r>
+        <w:t xml:space="preserve">«Είμαι σχολαστική».</w:t>
+      </w:r>
+    </w:p>
+    <w:p>
+      <w:r>
+        <w:t xml:space="preserve">«Πλέκεις σαν γυναίκα που πληρώνεται με την ώρα».</w:t>
       </w:r>
     </w:p>
     <w:p>
@@ -1379,32 +1379,32 @@
     </w:p>
     <w:p>
       <w:r>
-        <w:t>—Πέρασα χθες από την έκθεση, είπε η Ολίβια. Είναι πραγματικά υπέροχη, όλα αυτά τα παλιά γράμματα. Αλλά, αχ, αυτός ο καημένος ο άντρας. Τον είδες, Τζέσικα; Μοιάζει με ράκος.</w:t>
-      </w:r>
-    </w:p>
-    <w:p>
-      <w:r>
-        <w:t>—Δεν κοιμάται, είπε η Μάρθα, και η επιπεδότητα της φωνής της έκανε τις υπόλοιπες να σηκώσουν το κεφάλι. Η Μάρθα δίδασκε στο σχολείο αυτής της πόλης για σαράντα χρόνια, και είχε τον τρόπο να πετάει ένα σκληρό γεγονός πάνω στο τραπέζι όπου μπορούσαν όλοι να το δουν, ξεκάθαρα, χωρίς να το χρυσοχωνεύει. Του πήγα ένα ταψί φαγητό το βράδυ της Τρίτης. Η πόρτα ήταν ξεκλείδωτη, οπότε μπήκα μόνη μου, και τον βρήκα να κοιμάται στο γραφείο του στο βάθος με τα γυαλιά του ακόμα στο πρόσωπο και ένα σάντουιτς πετρωμένο δίπλα του που δεν το είχε αγγίξει ποτέ. Δεν είχα την καρδιά να τον ξυπνήσω. Άφησα το φαγητό και ένα σημείωμα και έφυγα στα κρυφά. Έπλεξε τα δάχτυλά της. Ζει εκεί. Σε αυτό το κτίριο. Έχει σταματήσει να πηγαίνει σπίτι του.</w:t>
-      </w:r>
-    </w:p>
-    <w:p>
-      <w:r>
-        <w:t>—Γιατί; ρώτησα, κρατώντας τα μάτια μου στο πλέξιμό μου, κρατώντας τη φωνή μου απλώς ήπια περίεργη. Είναι πολλή δουλειά μια έκθεση, αλλά σίγουρα όχι δουλειά που απαιτεί να ζεις εκεί.</w:t>
-      </w:r>
-    </w:p>
-    <w:p>
-      <w:r>
-        <w:t>—Δεν είναι η έκθεση. Η Μάρθα άφησε τις βελόνες της στα πόδια της. Είναι τα χρήματα. Η Εταιρεία είναι ταπί, Τζέσικα. Κανονικά ταπί. Το έμαθα από τον ίδιο τον Θίο, την περασμένη άνοιξη, προτού σταματήσει να το παραδέχεται σε οποιονδήποτε. Δεν έχουν κάποιο κληροδότημα άξιο λόγου. Ποτέ δεν είχαν. Τα έβγαζαν πέρα με μια μικρή επιχορήγηση από την πόλη και ό,τι μάζευαν στο καλοκαιρινό πανηγύρι, μέχρι που η πόλη έκοψε την επιχορήγηση πριν από δύο προϋπολογισμούς. Η στέγη πάνω από τα πίσω δωμάτια μπάζει νερά κάθε φορά που βρέχει. Ο λέβητας είναι παλαιότερος από εμένα. Και έχει κάνει αίτηση σε κάθε ταμείο και ίδρυμα σε τρεις πολιτείες. Κούνησε αργά το κεφάλι της. Απορρίφθηκε. Απορρίφθηκε. Απορρίφθηκε. Έχω δει τα γράμματα να έρχονται. Μου έδειξε ένα, κάποτε, και μετά σταμάτησε να μου δείχνει.</w:t>
-      </w:r>
-    </w:p>
-    <w:p>
-      <w:r>
-        <w:t>—Κι τώρα έχει υποσχεθεί στο φεστιβάλ ολόκληρο περίπτερο με την ιστορία της πόλης, πετάχτηκε η Κλερ, και τυχαίνει να ξέρω ότι δεν έχει τα χρήματα για να νοικιάσει τη σκηνή, μην πάμε στα υπόλοιπα, επειδή τον ρώτησα για την εφημερίδα και άλλαξε θέμα τόσο γρήγορα που παραλίγο να πάθει θλάση.</w:t>
-      </w:r>
-    </w:p>
-    <w:p>
-      <w:r>
-        <w:t>—Ο δήμαρχος Μπλάκμπερν δεν βοηθάει; ρώτησε η Άιβι.</w:t>
+        <w:t xml:space="preserve">«Πέρασα χθες από την έκθεση», είπε η Ολίβια. «Είναι πραγματικά υπέροχη, όλα αυτά τα παλιά γράμματα. Αλλά, αχ, αυτός ο καημένος ο άντρας. Τον είδες, Τζέσικα; Μοιάζει με ράκος».</w:t>
+      </w:r>
+    </w:p>
+    <w:p>
+      <w:r>
+        <w:t xml:space="preserve">«Δεν κοιμάται», είπε η Μάρθα, και ο επίπεδος τόνος της φωνής της έκανε τις υπόλοιπες να σηκώσουν το κεφάλι. Η Μάρθα δίδασκε στο σχολείο αυτής της πόλης για σαράντα χρόνια, και είχε τον τρόπο να αφήνει ένα σκληρό γεγονός πάνω στο τραπέζι όπου μπορούσαν όλοι να το δουν, ξεκάθαρα, χωρίς να το χρυσώνει. «Του πήγα ένα ταψί φαγητό το βράδυ της Τρίτης. Η πόρτα ήταν ξεκλείδωτη, οπότε μπήκα μόνη μου, και τον βρήκα να κοιμάται στο γραφείο του στο βάθος με τα γυαλιά του ακόμα στο πρόσωπο και ένα σάντουιτς πετρωμένο δίπλα του που δεν το είχε αγγίξει ποτέ. Δεν είχα την καρδιά να τον ξυπνήσω. Άφησα το φαγητό και ένα σημείωμα και έφυγα στα κρυφά». Έπιασε μια θηλιά. «Ζει εκεί. Σε αυτό το κτίριο. Έχει σταματήσει να πηγαίνει σπίτι του».</w:t>
+      </w:r>
+    </w:p>
+    <w:p>
+      <w:r>
+        <w:t xml:space="preserve">«Γιατί;» ρώτησα, κρατώντας τα μάτια μου στο πλέξιμό μου, κρατώντας τη φωνή μου απλώς ήπια περίεργη. «Είναι πολλή δουλειά μια έκθεση, αλλά σίγουρα όχι δουλειά που απαιτεί να ζεις εκεί».</w:t>
+      </w:r>
+    </w:p>
+    <w:p>
+      <w:r>
+        <w:t xml:space="preserve">«Δεν είναι η έκθεση». Η Μάρθα άφησε τις βελόνες της στα πόδια της. «Είναι τα χρήματα. Η Εταιρεία είναι ταπί, Τζέσικα. Κανονικά ταπί. Το έμαθα από τον ίδιο τον Θίο, την περασμένη άνοιξη, προτού σταματήσει να το παραδέχεται σε οποιονδήποτε. Δεν έχουν κάποιο κληροδότημα άξιο λόγου. Ποτέ δεν είχαν. Τα έβγαζαν πέρα με μια μικρή επιχορήγηση από την πόλη και ό,τι μάζευαν στο καλοκαιρινό πανηγύρι, μέχρι που η πόλη έκοψε την επιχορήγηση πριν από δύο προϋπολογισμούς. Η στέγη πάνω από τα πίσω δωμάτια μπάζει νερά κάθε φορά που βρέχει. Ο λέβητας είναι παλαιότερος από εμένα. Και έχει κάνει αίτηση σε κάθε ταμείο και ίδρυμα σε τρεις πολιτείες». Κούνησε αργά το κεφάλι της. «Απορρίφθηκε. Απορρίφθηκε. Απορρίφθηκε. Έχω δει τα γράμματα να έρχονται. Μου έδειξε ένα, κάποτε, και μετά σταμάτησε να μου δείχνει».</w:t>
+      </w:r>
+    </w:p>
+    <w:p>
+      <w:r>
+        <w:t xml:space="preserve">«Και τώρα έχει υποσχεθεί στο φεστιβάλ ολόκληρο περίπτερο με την ιστορία της πόλης», πετάχτηκε η Κλερ, «και τυχαίνει να ξέρω ότι δεν έχει τα χρήματα για να νοικιάσει τη σκηνή, μην πάμε στα υπόλοιπα, επειδή τον ρώτησα για τη Gazette και άλλαξε θέμα τόσο γρήγορα που παραλίγο να πάθει θλάση».</w:t>
+      </w:r>
+    </w:p>
+    <w:p>
+      <w:r>
+        <w:t xml:space="preserve">«Ο δήμαρχος Μπλάκμπερν δεν βοηθάει;» ρώτησε η Άιβι.</w:t>
       </w:r>
     </w:p>
     <w:p>
@@ -1414,7 +1414,7 @@
     </w:p>
     <w:p>
       <w:r>
-        <w:t>Εγώ έπλεκα και άκουγα. Το σχήμα του πράγματος ριζώθηκε μέσα μου, κρύο και καθαρό, πόντο με πόντο. Νάτος ένας άνθρωπος που αγαπούσε ένα πράγμα σε τούτο τον κόσμο περισσότερο από την ξεκούρασή του ή από το δείπνο του, και το πράγμα αυτό πέθαινε από έλλειψη χρημάτων. Είχε χτυπήσει κάθε τίμια πόρτα που μπόρεσε να βρει και τις είχε δει να κλείνουν κατάμουτρα η μία μετά την άλλη.</w:t>
+        <w:t xml:space="preserve">Εγώ έπλεκα και άκουγα. Το σχήμα του πράγματος ρίζωσε μέσα μου, κρύο και καθαρό, πόντο με πόντο. Νάτος ένας άνθρωπος που αγαπούσε ένα πράγμα σε τούτο τον κόσμο περισσότερο από την ξεκούρασή του ή από το δείπνο του, και το πράγμα αυτό πέθαινε από έλλειψη χρημάτων. Είχε χτυπήσει κάθε τίμια πόρτα που μπόρεσε να βρει και τις είχε δει να κλείνουν κατάμουτρα η μία μετά την άλλη.</w:t>
       </w:r>
     </w:p>
     <w:p>
@@ -1424,12 +1424,12 @@
     </w:p>
     <w:p>
       <w:r>
-        <w:t>Το να ξέρεις από πού προέρχεται το μυστικό από τα χαρτιά σε βοηθάει να ξέρεις πού να σταθείς, είχε πει ο Νικ. Όχι ποιος. Πάρα πολλοί άνθρωποι στο Φροστ Φολς λυπούνταν τον Θίο. Οι μισοί κάτοικοι θα είχαν κλάψει αν μάθαιναν πόσο άσχημα ήταν τα πράγματα. Το να λυπάσαι έναν άνθρωπο, ακόμα και το να είσαι ο πιο απελπισμένος άνθρωπος στην πόλη, δεν είναι το ίδιο με το να απειλείς έναν φίλο για χρήματα, και δεν θα άφηνα το ένα να γλιστρήσει μέσα στο άλλο στο μυαλό μου χωρίς κάτι παραπάνω από αριθμητική και μια κακή διαίσθηση. Συνέχισα λοιπόν να πλέκω, κράτησα τη γροθιά μου ανοιχτή και κράτησα την υποψία ανάλαφρη, σαν κάρβουνο, έτοιμη να την αφήσω να πέσει.</w:t>
-      </w:r>
-    </w:p>
-    <w:p>
-      <w:r>
-        <w:t>«Έχουν συνέλευση», είπε η Κλερ. «Το συμβούλιο. Τη Δευτέρα. Για να αποφασίσουν αν μπορούν να κρατήσουν τις πόρτες ανοιχτές μετά την πρωτοχρονιά. Ο Θίο ζήτησε από την Εφημερίδα να στείλει κάποιον. Νομίζω πως ελπίζει ότι μια αρκετά θλιβερή ιστορία θα αποσπάσει λίγα χρήματα από κάποιον».</w:t>
+        <w:t xml:space="preserve">Το να ξέρεις ότι το μυστικό προήλθε από τα χαρτιά σού λέει πού να σταθείς, είχε πει ο Νικ. Όχι ποιος. Πάρα πολλοί άνθρωποι στο Φροστ Φολς λυπούνταν τον Θίο. Οι μισοί κάτοικοι θα είχαν κλάψει αν μάθαιναν πόσο άσχημα ήταν τα πράγματα. Το να λυπάσαι έναν άνθρωπο, ακόμα κι αν είναι ο πιο απελπισμένος άνθρωπος στην πόλη, δεν είναι το ίδιο με το να απειλείς έναν φίλο για χρήματα, και δεν θα άφηνα το ένα να γλιστρήσει μέσα στο άλλο στο μυαλό μου χωρίς κάτι παραπάνω από αριθμητική και μια κακή διαίσθηση. Συνέχισα λοιπόν να πλέκω, κράτησα τη γροθιά μου ανοιχτή και κράτησα την υποψία ανάλαφρη, σαν κάρβουνο, έτοιμη να την αφήσω να πέσει.</w:t>
+      </w:r>
+    </w:p>
+    <w:p>
+      <w:r>
+        <w:t xml:space="preserve">«Έχουν συνέλευση», είπε η Κλερ. «Το συμβούλιο. Τη Δευτέρα. Για να αποφασίσουν αν μπορούν να κρατήσουν τις πόρτες ανοιχτές μετά την πρωτοχρονιά. Ο Θίο ζήτησε από τη Gazette να στείλει κάποιον. Νομίζω πως ελπίζει ότι μια αρκετά θλιβερή ιστορία θα αποσπάσει λίγα χρήματα από κάποιον».</w:t>
       </w:r>
     </w:p>
     <w:p>
@@ -1444,7 +1444,7 @@
     </w:p>
     <w:p>
       <w:r>
-        <w:t>Η κουβέντα προχώρησε μετά από αυτό, πήγε στα γάντια, στο νέο μωρό της κόρης της Άιβι, και στο αν ένα χιόνι την πρώτη Οκτωβρίου σήμαινε βαρύ χειμώνα ή ήπιο, κάτι που κανείς δεν μπόρεσε να συμφωνήσει. Άφησα την κουβέντα να κυλήσει. Δίπλα μου, η Μάρθα είχε σιωπήσει πάνω από τη δουλειά της. Μετά από λίγο έσκυψε λίγο προς το μέρος μου και είπε χαμηλόφωνα, μόνο για τους δυο μας: «Και πώς είναι η δική μας Φιόνα; Άκουσα ότι δεν είναι στα καλά της».</w:t>
+        <w:t xml:space="preserve">Η κουβέντα προχώρησε μετά από αυτό, πήγε στα γάντια, στο νέο μωρό της κόρης της Άιβι, και στο αν ένα πρώτο χιόνι μέσα στον Οκτώβριο σήμαινε βαρύ χειμώνα ή ήπιο, κάτι που κανείς δεν μπόρεσε να ξεκαθαρίσει. Άφησα την κουβέντα να κυλήσει. Δίπλα μου, η Μάρθα είχε σιωπήσει πάνω από τη δουλειά της. Μετά από λίγο έσκυψε λίγο προς το μέρος μου και είπε χαμηλόφωνα, μόνο για τις δυο μας: «Και πώς είναι η δική μας Φιόνα; Άκουσα ότι δεν είναι στα καλά της».</w:t>
       </w:r>
     </w:p>
     <w:p>
@@ -1454,7 +1454,7 @@
     </w:p>
     <w:p>
       <w:r>
-        <w:t>«Μμ». Η Μάρθα δεν κορόιδευε κανέναν. Άφησε το μμ να αιωρείται για μια στιγμή, μη πιστεύοντάς με αλλά και χωρίς να πιέζει. «Να της πεις ότι ο κύκλος είναι εδώ, αν μας θέλει. Είμαστε γέροι, αλλά δεν είμαστε άχρηστοι. Δεν υπάρχει στεναχώρια σ’ αυτή την πόλη που να μην την έχουμε περάσει παρέα με κάποιον». Ύστερα άφησε κάτω τις βελόνες της, έφτασε ως εμένα και ακούμπησε το γεμάτο κηλίδες, γερό, γέρικο χέρι της στο γόνατό μου. «Κι εσύ, Τζέσικα. Έχεις εκείνο το βλέμμα. Εκείνο που είχες πριν από μερικές εβδομάδες, εξαιτίας του παιδιού των Ρέντφερν, όταν δεν το άφηνες το θέμα να περάσει ενώ οι υπόλοιποι πιστεύαμε ότι έπρεπε. Κάτι κουβαλάς».</w:t>
+        <w:t xml:space="preserve">«Μμ». Τη Μάρθα δεν την κορόιδευε κανείς. Άφησε το μμ να αιωρείται για μια στιγμή, μη πιστεύοντάς με αλλά και χωρίς να πιέζει. «Να της πεις ότι ο κύκλος είναι εδώ, αν μας θέλει. Είμαστε γριές, αλλά δεν είμαστε άχρηστες. Δεν υπάρχει στεναχώρια σ’ αυτή την πόλη που να μην την έχουμε περάσει παρέα με κάποιον». Ύστερα άφησε κάτω τις βελόνες της, άπλωσε το χέρι και ακούμπησε το γεμάτο κηλίδες, γερό, γέρικο χέρι της στο γόνατό μου. «Κι εσύ, Τζέσικα. Έχεις εκείνο το βλέμμα. Εκείνο που είχες πριν από μερικές εβδομάδες, εξαιτίας του παιδιού των Ρέντφερν, όταν δεν το άφηνες το θέμα να περάσει ενώ οι υπόλοιποι πιστεύαμε ότι έπρεπε. Κάτι κουβαλάς».</w:t>
       </w:r>
     </w:p>
     <w:p>
@@ -1479,7 +1479,7 @@
     </w:p>
     <w:p>
       <w:r>
-        <w:t>«Κοίτα να το θυμάσαι». Και ξαναγύρισε στο γάντι της σαν να μην μου είχε μόλις παραδώσει ολόκληρο θησαυρό.</w:t>
+        <w:t xml:space="preserve">«Κοίτα να το θυμάσαι». Και ξαναγύρισε στο γάντι της σαν να μη μου είχε δώσει απολύτως τίποτα.</w:t>
       </w:r>
     </w:p>
     <w:p>
@@ -1489,12 +1489,12 @@
     </w:p>
     <w:p>
       <w:r>
-        <w:t>Πεντακόσιες χιλιάδες δολάρια, απαιτημένα από μια γυναίκα που δεν διέθετε ούτε το δέκατό τους, από κάποιον που ήξερε ακριβώς πώς μπορούσε να γεννηθεί μια περιουσία από ένα παλιό μυστικό. Ένα κτήριο γεμάτο από τις αναμνήσεις της πόλης να βυθίζεται στο σκοτάδι για χάρη ενός κλάσματος αυτού του ίδιου ποσού. Και ένας καλός, γκριζοπρόσωπος άντρας που είχε ξεμείνει εντελώς από τίμιες πόρτες για να χτυπήσει.</w:t>
-      </w:r>
-    </w:p>
-    <w:p>
-      <w:r>
-        <w:t>Δεν ήθελα να είναι ο Θίο. Περπάτησα προς το σπίτι εκείνο το απόγευμα θέλοντας, με όλη μου την καρδιά, να αποδειχθεί ότι ήταν οποιος διδήποτε άλλος στον κόσμο.</w:t>
+        <w:t xml:space="preserve">Πεντακόσιες χιλιάδες δολάρια, απαιτημένα από μια γυναίκα που δεν διέθετε ούτε το δέκατό τους, από κάποιον που ήξερε ακριβώς πώς μπορούσε να γεννηθεί μια περιουσία από ένα παλιό μυστικό. Ένα κτίριο γεμάτο από τις αναμνήσεις της πόλης να βυθίζεται στο σκοτάδι για χάρη ενός κλάσματος αυτού του ίδιου ποσού. Και ένας καλός, γκριζοπρόσωπος άντρας που είχε ξεμείνει εντελώς από τίμιες πόρτες για να χτυπήσει.</w:t>
+      </w:r>
+    </w:p>
+    <w:p>
+      <w:r>
+        <w:t xml:space="preserve">Δεν ήθελα να είναι ο Θίο. Περπάτησα προς το σπίτι εκείνο το απόγευμα θέλοντας, με όλη μου την καρδιά, να αποδειχθεί ότι ήταν οποιοσδήποτε άλλος στον κόσμο.</w:t>
       </w:r>
     </w:p>
     <w:p>
@@ -1516,7 +1516,7 @@
     <w:p/>
     <w:p>
       <w:r>
-        <w:t>Η πλατεία ήταν το μέρος όπου θα γινόταν η γιορτή, το μεγάλο κοινόχρηστο πάρκο νότια του Φρόστ Φολς που εκτεινόταν από την πλατεία, με το ηρώο κοντά στην αρχή και τη μεγάλη φτελιά στην άλλη άκρη. Όλη η πόλη είχε κινητοποιηθεί για να την ετοιμάσει. Υπήρχαν τραπέζια με ανοιγόμενα πόδια που έπρεπε να μεταφερθούν και να στηθούν σε σειρές, μια σκηνή που θα υψωνόταν τη βόρεια άκρη, και κάτι που έμοιαζε με χίλιες μικρές κολοκύθες, οι οποίες έπρεπε να τακτοποιηθούν κατά τρόπο που υποτίθεται ότι θα έδειχνε ατημέλητος. Στην πραγματικότητα, η επιτροπή θα ασχολούνταν σχολαστικά μαζί τους επί μία ώρα. Είχα έρθει μόνο για να παραδώσω στην επιτροπή της γιορτής τα πρώτα δώδεκα ζευγάρια γάντια του κύκλου, και μέσα σε ενενήντα δευτερόλεπτα από την άφιξή μου, ένας άγνωστος άντρας μου είχε βάλει στα χέρια ένα κιβώτιο με κολοκύθες για πίτα και μου είχε πει: «Βάλ' τες μπροστά από τη σκηνή, θέλεις να το κάνεις; Πρόσεχε τη μαλακή». Έτσι πήγαιναν τα πράγματα σε αυτή την πόλη, και δεν με πείραζε καθόλου. Δεν γινόταν να σκέφτομαι έχοντας μια κούτα με κολοκύθες στην αγκαλιά μου, και αυτό με βόλευε μια χαρά.</w:t>
+        <w:t xml:space="preserve">Το πάρκο ήταν το μέρος όπου θα γινόταν το φεστιβάλ, ο μεγάλος κοινόχρηστος χώρος νότια της Έβεργκριν που κατέβαινε από την πλατεία, με το ηρώο κοντά στην αρχή και τη μεγάλη φτελιά στην άλλη άκρη. Όλη η πόλη είχε κινητοποιηθεί για να το ετοιμάσει. Υπήρχαν τραπέζια με ανοιγόμενα πόδια που έπρεπε να μεταφερθούν και να στηθούν σε σειρές, μια σκηνή που θα υψωνόταν στη βόρεια άκρη, και κάτι που έμοιαζε με χίλιες μικρές κολοκύθες, οι οποίες έπρεπε να τακτοποιηθούν κατά τρόπο που υποτίθεται ότι θα έδειχνε ατημέλητος. Στην πραγματικότητα, η επιτροπή θα ασχολούνταν σχολαστικά μαζί τους επί μία ώρα. Είχα έρθει μόνο για να παραδώσω στην επιτροπή του φεστιβάλ τα πρώτα δώδεκα ζευγάρια γάντια του κύκλου, και μέσα σε ενενήντα δευτερόλεπτα από την άφιξή μου, ένας άγνωστος άντρας μου είχε βάλει στα χέρια ένα κιβώτιο με κολοκύθες για πίτα και μου είχε πει: «Βάλ' τες μπροστά από τη σκηνή, θέλεις να το κάνεις; Πρόσεχε τη μαλακή». Έτσι πήγαιναν τα πράγματα σε αυτή την πόλη, και δεν με πείραζε καθόλου. Δεν γινόταν να σκέφτομαι έχοντας μια κούτα με κολοκύθες στην αγκαλιά μου, και αυτό με βόλευε μια χαρά.</w:t>
       </w:r>
     </w:p>
     <w:p/>
@@ -1534,7 +1534,7 @@
     <w:p/>
     <w:p>
       <w:r>
-        <w:t>—Ω, Πιπ, όχι. Την έβγαλα έξω σηκώνοντάς την από τη μέση. Ξεφύτρωσε με σπόρους να κρέμονται από το ράμφος της και σάρκα κολοκύθας στο πιγούνι της, χωρίς ούτε ίχνος ντροπής σε ολόκληρο το σώμά της. Λυπάμαι πάρα πολύ, Έμα. Δεν έχει καθόλου τρόπους. Κανέναν. Το έχουμε προσπαθήσει.</w:t>
+        <w:t xml:space="preserve">«Ω, Πιπ, όχι». Την έβγαλα έξω σηκώνοντάς την από τη μέση. Ξεφύτρωσε με σπόρους να κρέμονται από το ράμφος της και σάρκα κολοκύθας στο πιγούνι της, χωρίς ούτε ίχνος ντροπής σε ολόκληρο το σώμα της. «Λυπάμαι πάρα πολύ, Έμα. Δεν έχει καθόλου τρόπους. Κανέναν. Το έχουμε προσπαθήσει».</w:t>
       </w:r>
     </w:p>
     <w:p/>
@@ -1546,7 +1546,7 @@
     <w:p/>
     <w:p>
       <w:r>
-        <w:t>Το γέλιο της βγήκε φωτεινό και ξαφνικό, ένα αληθινό γέλιο, από εκείνα που ξεφεύγουν από ένα παιδί πριν αποφασίσει αν θα το αφήσει, και μου έκανε περισσότερο καλό από έναν ολόκληρο χρόνο ύπνου, επειδή είχε περάσει ένα μεγάλο διάστημα, μετά τον θάνατο της μητέρας της, που η Έμα Ρέντφερν δεν γελούσε. Η ασθένεια της Σάρα Ρέντφερν είχε διαρκέσει σχεδόν έναν χρόνο, και μετά από αυτό η Έμα περιπλανιόταν σε μια πόλη που δεν ήξερε πώς να την προσεγγίσει, ένα μικρό γκρίζο φάντασμα κοριτσιού. Είχε πάρει το σκυλάκι της Μάρθα νωρίτερα αυτόν τον μήνα, το είχε πάρει, το είχε κρύψει και το είχε κρατήσει, από μια θλίψη τόσο μεγάλη που δεν χωρούσε μέσα σε ένα οκτάχρονο παιδί. Ολόκληρη η πόλη είχε βγει στους δρόμους για να το ψάξει. Τους είχα βρει και τους δύο στο τέλος, το κορίτσι και τον σκύλο μαζί σε μια παλιά αποθήκη, και αυτή η εύρεση ήταν η αρχή της επιστροφής της Έμα στον εαυτό της. Τώρα έβγαζε βόλτα τον σκύλο τρία απογεύματα την εβδομάδα, μια διευθέτηση που η Μάρθα είχε επινοήσει εκ του μηδενός για να δώσει σε ένα μοναχικό παιδί έναν λόγο να σηκωθεί και κάτι ζεστό για το οποίο θα ήταν υπεύθυνη, και είχε πιάσει, πλάγια, χωρίς κανείς να πει ποτέ δυνατά για ποιον λόγο γινόταν.</w:t>
+        <w:t xml:space="preserve">Το γέλιο της βγήκε φωτεινό και ξαφνικό, ένα αληθινό γέλιο, από εκείνα που ξεφεύγουν από ένα παιδί πριν αποφασίσει αν θα το αφήσει, και μου έκανε περισσότερο καλό από μια ολόκληρη εβδομάδα ύπνου, επειδή είχε περάσει ένα μεγάλο διάστημα, μετά τον θάνατο της μητέρας της, που η Έμα Ρέντφερν δεν γελούσε. Η ασθένεια της Σάρα Ρέντφερν είχε διαρκέσει σχεδόν έναν χρόνο, και μετά από αυτό η Έμα περιπλανιόταν σε μια πόλη που δεν ήξερε πώς να την προσεγγίσει, ένα μικρό γκρίζο φάντασμα κοριτσιού. Είχε πάρει το σκυλάκι της Μάρθας νωρίτερα αυτόν τον μήνα, το είχε πάρει, το είχε κρύψει και το είχε κρατήσει, από μια θλίψη τόσο μεγάλη που δεν χωρούσε μέσα σε ένα οκτάχρονο παιδί. Ολόκληρη η πόλη είχε βγει στους δρόμους για να το ψάξει. Τους είχα βρει και τους δύο στο τέλος, το κορίτσι και τον σκύλο μαζί σε μια παλιά αποθήκη, και αυτή η εύρεση ήταν η αρχή της επιστροφής της Έμα στον εαυτό της. Τώρα έβγαζε βόλτα τον σκύλο τρία απογεύματα την εβδομάδα, μια διευθέτηση που η Μάρθα είχε επινοήσει εκ του μηδενός για να δώσει σε ένα μοναχικό παιδί έναν λόγο να σηκωθεί και κάτι ζεστό για το οποίο θα ήταν υπεύθυνη, και είχε πιάσει, πλάγια, χωρίς κανείς να πει ποτέ δυνατά για ποιον λόγο γινόταν.</w:t>
       </w:r>
     </w:p>
     <w:p/>
@@ -1558,13 +1558,13 @@
     <w:p/>
     <w:p>
       <w:r>
-        <w:t>—Δεν τη συμπαθεί, μου εκμυστηρεύτηκε η Έμα, σκύβοντας για να βάλει ένα προστατευτικό χέρι στη ράχη του.</w:t>
-      </w:r>
-    </w:p>
-    <w:p/>
-    <w:p>
-      <w:r>
-        <w:t>—Δεν την εμπιστεύεται, είπα. Δεν είναι το ίδιο πράγμα, και είναι πιο συνετό. Ούτε εγώ την εμπιστεύομαι, κι ας τη μεγάλωσα από αβγό.</w:t>
+        <w:t xml:space="preserve">«Δεν τη συμπαθεί», μου εκμυστηρεύτηκε η Έμα, σκύβοντας για να βάλει ένα προστατευτικό χέρι στη ράχη του.</w:t>
+      </w:r>
+    </w:p>
+    <w:p/>
+    <w:p>
+      <w:r>
+        <w:t xml:space="preserve">«Δεν την εμπιστεύεται», είπα. «Δεν είναι το ίδιο πράγμα, και είναι πιο συνετό. Ούτε εγώ την εμπιστεύομαι, κι ας τη μεγάλωσα από αβγό».</w:t>
       </w:r>
     </w:p>
     <w:p/>
@@ -1576,25 +1576,25 @@
     <w:p/>
     <w:p>
       <w:r>
-        <w:t>—Με πρήζει εδώ και μια εβδομάδα να τη ρωτήσω αν ο πιγκουίνος θα έρθει στη γιορτή, είπε. Νομίζω ότι, όσον αφορά την Έμα, η Πιπ είναι ολόκληρη η γιορτή. Τα υπόλοιπα είναι απλώς το κομμάτι που πρέπει να συμβεί για να εμφανιστεί ο πιγκουίνος.</w:t>
-      </w:r>
-    </w:p>
-    <w:p/>
-    <w:p>
-      <w:r>
-        <w:t>—Η Πιπ θα συμφωνούσε απολύτως μαζί της, είπα. Θα απαιτήσει σκηνή και προβολέα. Μην την ενθαρρύνεις.</w:t>
-      </w:r>
-    </w:p>
-    <w:p/>
-    <w:p>
-      <w:r>
-        <w:t>Μετά από αυτό πιάσαμε τη δουλειά όλοι μαζί, οι τέσσετές μας και ο σκύλος, κουβαλώντας καρέκλες, πηγαινοφέρνοντας κολοκύθες και λογομαχώντας φιλικά για το ποιες κολοκύθες ήταν πολύ μαλακές για την πρώτη σειρά.</w:t>
-      </w:r>
-    </w:p>
-    <w:p/>
-    <w:p>
-      <w:r>
-        <w:t>Η Έμα μιλούσε ασταμάτητα. Μου είπε ότι ο Σνόουμπολ είχε σχεδόν μάθει να κάθεται, ότι καθόταν περίπου τις μισές φορές και τις υπόλοιπες μισές ξάπλωνε, κάτι που θεωρούσε αρκετά κοντά για να μετρήσει. Μου είπε ότι η δασκάλα της είπε πως μπορούσε να διαβάσει σε επίπεδο Πέμπτης Δημοτικού παρόλο που πήγαινε μόλις στην Τρίτη. Μου είπε, εκτενώς και με διαγράμματα που ζωγράφιζε στον αέρα, ότι για το Χάλοουιν θα γινόταν αστερισμός, όχι αστέρι, ολόκληρος αστερισμός, και συγκεκριμένα ο Ωρίωνας, επειδή ένα αστέρι δεν έφτανε και ο Ωρίωνας είχε ζώνη. Ο πατέρας της είχε υποσχεθεί να της ράψει τα αστέρια στις σωστές θέσεις αν του έλεγε πού πήγαιναν, και εκείνη ήξερε πού πήγαιναν, το είχε ελέγξει σε ένα βιβλίο.</w:t>
+        <w:t xml:space="preserve">«Με πρήζει εδώ και μια εβδομάδα να ρωτήσω αν ο πιγκουίνος θα έρθει στο φεστιβάλ», είπε. «Νομίζω ότι, όσον αφορά την Έμα, η Πιπ είναι ολόκληρο το φεστιβάλ. Τα υπόλοιπα είναι απλώς το κομμάτι που πρέπει να συμβεί για να εμφανιστεί ο πιγκουίνος».</w:t>
+      </w:r>
+    </w:p>
+    <w:p/>
+    <w:p>
+      <w:r>
+        <w:t xml:space="preserve">«Η Πιπ θα συμφωνούσε απολύτως μαζί της», είπα. «Θα απαιτήσει σκηνή και προβολέα. Μην την ενθαρρύνεις».</w:t>
+      </w:r>
+    </w:p>
+    <w:p/>
+    <w:p>
+      <w:r>
+        <w:t xml:space="preserve">Μετά από αυτό πιάσαμε τη δουλειά όλοι μαζί, οι τέσσερις μας και ο σκύλος, κουβαλώντας καρέκλες, πηγαινοφέρνοντας κολοκύθες και λογομαχώντας φιλικά για το ποιες κολοκύθες ήταν πολύ μαλακές για την πρώτη σειρά.</w:t>
+      </w:r>
+    </w:p>
+    <w:p/>
+    <w:p>
+      <w:r>
+        <w:t xml:space="preserve">Η Έμα μιλούσε ασταμάτητα. Μου είπε ότι ο Σνόουμπολ είχε σχεδόν μάθει να κάθεται, ότι καθόταν περίπου τις μισές φορές και τις υπόλοιπες μισές ξάπλωνε, κάτι που θεωρούσε αρκετά κοντά για να μετρήσει. Μου είπε ότι η δασκάλα της είπε πως μπορούσε να διαβάσει σε επίπεδο Πέμπτης Δημοτικού παρόλο που πήγαινε μόλις στην Τρίτη. Μου είπε, εκτενώς και με διαγράμματα που ζωγράφιζε στον αέρα, ότι για το Χάλογουιν θα γινόταν αστερισμός, όχι αστέρι, ολόκληρος αστερισμός, και συγκεκριμένα ο Ωρίωνας, επειδή ένα αστέρι δεν έφτανε και ο Ωρίωνας είχε ζώνη. Ο πατέρας της είχε υποσχεθεί να της ράψει τα αστέρια στις σωστές θέσεις αν του έλεγε πού πήγαιναν, και εκείνη ήξερε πού πήγαιναν, το είχε ελέγξει σε ένα βιβλίο.</w:t>
       </w:r>
     </w:p>
     <w:p/>
@@ -1606,13 +1606,13 @@
     <w:p/>
     <w:p>
       <w:r>
-        <w:t>—Πώς είσαι, Μαρκ; τον ρώτησα χαμηλόφωνα την επόμενη φορά που περάσαμε κοντά ο ένας στον άλλον, ενώ η Έμα διαπραγματευόταν μια εύθραυστη ειρήνη ανάμεσα στον Σνόουμπολ και μια κολοκύθα που τον είχε προσβάλει.</w:t>
-      </w:r>
-    </w:p>
-    <w:p/>
-    <w:p>
-      <w:r>
-        <w:t>—Καλύτερα. Το είπε προσεκτικά, σαν άνθρωπος που πατάει σε πάγο για τον οποίο δεν είναι ακόμα σίγουρος. Είμαστε καλύτερα. Υπάρχουν ολόκληρες ώρες τώρα που ξεχνάω, και μετά θυμάμαι, και το θύμισμα δεν με ρίχνει πια κάτω. Απλώς περπατάει δίπλα μου για λίγο και μετά μαλακώνει πάλι. Άφησε κάτω τη δική του άκρη από έναν πάγκο. Αυτό το έκανε η πόλη. Συνεχίζω να προσπαθώ να βρω πώς να ευχαριστήσω μια ολόκληρη πόλη και δεν υπάρχει τρόπος να το κάνω. Οι άνθρωποι απλώς συνέχισαν να εμφανίζονται. Κατσαρόλες. Κάποιος έπαιρνε την Έμα για ένα απόγευμα. Η Μάρθα και αυτός ο σκύλος. Εσύ και αυτό το γελοίο πτηνό. Κανείς δεν έφτιαξε τίποτα. Κανείς δεν μπορούσε. Απλώς συνέχισαν να εμφανίζονται μέχρι που το να εμφανίζονται έγινε ξανά μια ζωή, και μια μέρα κοίταξα γύρω μου και τη ζούσαμε.</w:t>
+        <w:t xml:space="preserve">«Πώς είσαι, Μαρκ;» τον ρώτησα χαμηλόφωνα την επόμενη φορά που περάσαμε κοντά ο ένας στον άλλον, ενώ η Έμα διαπραγματευόταν μια εύθραυστη ειρήνη ανάμεσα στον Σνόουμπολ και μια κολοκύθα που τον είχε προσβάλει.</w:t>
+      </w:r>
+    </w:p>
+    <w:p/>
+    <w:p>
+      <w:r>
+        <w:t xml:space="preserve">«Καλύτερα». Το είπε προσεκτικά, σαν άνθρωπος που πατάει σε πάγο για τον οποίο δεν είναι ακόμα σίγουρος. «Είμαστε καλύτερα. Υπάρχουν ολόκληρες ώρες τώρα που ξεχνάω, και μετά θυμάμαι, και το θύμισμα δεν με ρίχνει πια κάτω. Απλώς περπατάει δίπλα μου για λίγο και μετά μαλακώνει πάλι». Άφησε κάτω τη δική του άκρη από έναν πάγκο. «Αυτό το έκανε η πόλη. Συνεχίζω να προσπαθώ να βρω πώς να ευχαριστήσω μια ολόκληρη πόλη και δεν υπάρχει τρόπος να το κάνω. Οι άνθρωποι απλώς συνέχισαν να εμφανίζονται. Κατσαρόλες. Κάποιος έπαιρνε την Έμα για ένα απόγευμα. Η Μάρθα και αυτός ο σκύλος. Εσύ και αυτό το γελοίο πτηνό. Κανείς δεν έφτιαξε τίποτα. Κανείς δεν μπορούσε. Απλώς συνέχισαν να εμφανίζονται μέχρι που το να εμφανίζονται έγινε ξανά μια ζωή, και μια μέρα κοίταξα γύρω μου και τη ζούσαμε».</w:t>
       </w:r>
     </w:p>
     <w:p/>
@@ -1624,37 +1624,37 @@
     <w:p/>
     <w:p>
       <w:r>
-        <w:t>—Γι' αυτό υπάρχει μια πόλη, Μαρκ, του είπα. Θα το κάνεις εσύ για τον επόμενο.</w:t>
-      </w:r>
-    </w:p>
-    <w:p/>
-    <w:p>
-      <w:r>
-        <w:t>—Θα το κάνω, είπε, και έφυγε για να φέρει έναν άλλο πάγκο.</w:t>
-      </w:r>
-    </w:p>
-    <w:p/>
-    <w:p>
-      <w:r>
-        <w:t>Τα γάντια ήταν ακόμα στην τσάντα μου. Ξεκίνησα να ψάξω ποιος διηύθυνε την επιτροπή και βρήκα την αρχηγό της αστυνομίας. Η Νόρικο Τανάκα στεκόταν στη μέση της πλατείας φορώντας ένα παρκά και ένα μάλλινο καπέλο, κρατώντας ένα πρόχειρο μπλοκ στο ένα χέρι και μια κούπα ταξιδιού στο άλλο, στέλνοντας τον κόσμο εκεί που χρειαζόταν. Ήταν μια συμπαγής γυναίκα περίπου πενήντα ετών με γκρίζους κροτάφους, και ένα φθαρμένο σημειωματάριο να προεξέχει από την τσέπη του παλτού της. Η Ολίβια μου είχε πει ότι είχε επιστρέψει στην πατρίδα της μετά από είκοσι χρόνια στην κρατική αστυνομία για να διευθύνει ένα τμήμα έξι ατόμων, και ότι κανείς στο Φρόστ Φολς δεν την είχε ακούσει ποτέ να υψώνει τη φωνή της.</w:t>
-      </w:r>
-    </w:p>
-    <w:p/>
-    <w:p>
-      <w:r>
-        <w:t>—Κυρία Κλος. Πήρε τα γάντια, τα μέτρησε και έγραψε τον αριθμό. Τραπέζι χειροτεχνίας, στην άπω άκρη. Ευχαριστώ. Και οι τάρανδοί σας δεν είναι στο πρόγραμμα φέτος.</w:t>
-      </w:r>
-    </w:p>
-    <w:p/>
-    <w:p>
-      <w:r>
-        <w:t>—Θα τους το πω.</w:t>
-      </w:r>
-    </w:p>
-    <w:p/>
-    <w:p>
-      <w:r>
-        <w:t>—Πες το στον Μπραμ. Του έγραψα μια προειδοποίηση την περασμένη εβδομάδα επειδή ο Κόμήτης ήταν στην οδό Μέιπλ, και με ευχαρίστησε γι' αυτό. Μια γωνιά από το στόμα της ανέβηκε. Κανείς δεν με ευχαριστεί για μια προειδοποίηση.</w:t>
+        <w:t xml:space="preserve">«Γι' αυτό υπάρχει μια πόλη, Μαρκ», του είπα. «Θα το κάνεις εσύ για τον επόμενο».</w:t>
+      </w:r>
+    </w:p>
+    <w:p/>
+    <w:p>
+      <w:r>
+        <w:t xml:space="preserve">«Θα το κάνω», είπε, και έφυγε για να φέρει έναν άλλο πάγκο.</w:t>
+      </w:r>
+    </w:p>
+    <w:p/>
+    <w:p>
+      <w:r>
+        <w:t xml:space="preserve">Τα γάντια ήταν ακόμα στην τσάντα μου. Ξεκίνησα να ψάξω ποιος διηύθυνε την επιτροπή και βρήκα την αρχηγό της αστυνομίας. Η Νόρικο Τανάκα στεκόταν στη μέση του πάρκου φορώντας ένα παρκά και ένα μάλλινο καπέλο, κρατώντας ένα πρόχειρο μπλοκ στο ένα χέρι και μια κούπα ταξιδιού στο άλλο, στέλνοντας τον κόσμο εκεί που χρειαζόταν. Ήταν μια συμπαγής γυναίκα περίπου πενήντα ετών με γκρίζους κροτάφους, και ένα φθαρμένο σημειωματάριο να προεξέχει από την τσέπη του παλτού της. Η Ολίβια μου είχε πει ότι είχε επιστρέψει στην πατρίδα της μετά από είκοσι χρόνια στην κρατική αστυνομία για να διευθύνει ένα τμήμα έξι ατόμων, και ότι κανείς στο Φροστ Φολς δεν την είχε ακούσει ποτέ να υψώνει τη φωνή της.</w:t>
+      </w:r>
+    </w:p>
+    <w:p/>
+    <w:p>
+      <w:r>
+        <w:t xml:space="preserve">«Κυρία Κλος». Πήρε τα γάντια, τα μέτρησε και έγραψε τον αριθμό. «Τραπέζι χειροτεχνίας, στην άπω άκρη. Ευχαριστώ. Και οι τάρανδοί σας δεν είναι στο πρόγραμμα φέτος».</w:t>
+      </w:r>
+    </w:p>
+    <w:p/>
+    <w:p>
+      <w:r>
+        <w:t xml:space="preserve">«Θα τους το πω».</w:t>
+      </w:r>
+    </w:p>
+    <w:p/>
+    <w:p>
+      <w:r>
+        <w:t xml:space="preserve">«Πείτε το στον Μπραμ. Του έγραψα μια προειδοποίηση την περασμένη εβδομάδα επειδή ο Κόμετ ήταν στην Οδό Μέιπλ, και με ευχαρίστησε γι' αυτό». Η μία γωνία του στόματός της ανέβηκε. «Κανείς δεν με ευχαριστεί για μια προειδοποίηση».</w:t>
       </w:r>
     </w:p>
     <w:p/>
@@ -1678,55 +1678,55 @@
     <w:p/>
     <w:p>
       <w:r>
-        <w:t>Πλησίασα και κοίταξα. Μέσα από την υγρή πορτοκαλί σάρκα, την τελευταία εβδομάδα του Οκτωβρίου, είχε ξεφυτρώσει ένα κλαδάκι γκι: τρία σκούρα γυαλιστερά φύλλα, κοφτερά και αλάνθαστα, και ανάμεσά τους τρία κόκκινα μούρα στρογγυλά σαν σταγόνες αίματος, που φυτρώνανε μέσα σε μια χαλασμένη κολοκύθα του Χάλοουιν την ώρα που είχε περάσει από τότε που η Πιπ την είχε σκίσει.</w:t>
-      </w:r>
-    </w:p>
-    <w:p/>
-    <w:p>
-      <w:r>
-        <w:t>Το κοίταξα για πολλή ώρα. Η Πιπ ήρθε και κάθισε δίπλα του, το κοίταξε κι essa και έγυρε το κεφάλι της.</w:t>
-      </w:r>
-    </w:p>
-    <w:p/>
-    <w:p>
-      <w:r>
-        <w:t>—Εσείς το κάνατε αυτό; ψιθύρισε η Έμα, και δεν υπήρχε καθόλου φόβος μέσα της, παρά μόνο ένα κρατημένο, λαμπερό θαύμα. Είναι κάτι χριστουγεννιάτικο-Κλος; Κάνατε τα Χριστούγεννα να φυτρώσουν μέσα από μια κολοκύθα;</w:t>
-      </w:r>
-    </w:p>
-    <w:p/>
-    <w:p>
-      <w:r>
-        <w:t>—Δεν το έκανα εγώ, είπα, και ήταν αλήθεια. Νομίζω όμως ότι μπορεί να είναι κάτι χριστουγεννιάτικο παρ' όλα αυτά. Στο σπίτι μας, τα Χριστούγεννα έρχονται νωρίς μερικές φορές.</w:t>
-      </w:r>
-    </w:p>
-    <w:p/>
-    <w:p>
-      <w:r>
-        <w:t>Η Έμα σκύψε και άγγιξε ένα από τα κόκκινα μούρα με ένα και μοναδικό προσεκτικό δάχτυλο.</w:t>
-      </w:r>
-    </w:p>
-    <w:p/>
-    <w:p>
-      <w:r>
-        <w:t>—Είναι πανέμορφο, είπε, τόσο σιγά που ήταν σχεδόν τίποτα. Μετά με κοίταξε ψηλά, ξαφνικά και άγρια. «Μην το πείτε σε κανέναν. Θα θέλουν να το ξεθάψουν και να το βάλουν σε ένα βάζο. Ας το αφήσουμε να είναι δικό μας. Μόνο δικό μας και της Πιπ».</w:t>
-      </w:r>
-    </w:p>
-    <w:p/>
-    <w:p>
-      <w:r>
-        <w:t>—Δικό μας, συμφώνησα, και σταύρωσα τα χέρια μου στο στήθος, και την είδα να αγκαλιάζει με την παλάμη της το γκι για να το κρύψει από την πολυάσχολη επιτροπή σαν να κρατούσε ένα μικρό, ζεστό μυστικό ζωντανό ανάμεσα στις παλάμες της.</w:t>
-      </w:r>
-    </w:p>
-    <w:p/>
-    <w:p>
-      <w:r>
-        <w:t>Ό,τι κι αν ξυπνούσε στο Φρόστ Φολς, είχε ξεφυτρώσει εδώ, μέσα από μια χαλασμένη κολοκύθα στην άκρη της πλατείας, κι όχι στη μέση της σκηνής όπου η επιτροπή ασχολούνταν σχολαστικά.</w:t>
-      </w:r>
-    </w:p>
-    <w:p/>
-    <w:p>
-      <w:r>
-        <w:t>Έπρεπε να ανησυχώ, και ένα μικρό, προσεκτικό κομμάτι του εαυτού μου ανησυχούσε. Αλλά το υπόλοιπο εγώ μου καθόταν στο κρύο γρασίδι με ένα κορίτσι που θεραπευόταν, ένα κλαδάκι αδύνατο να εξηγηθεί γκι, έναν σκύλο με καπέλο από κέρατα και έναν πιγκουίνο με κολοκύθα στο πηγούνι, και ενάντια σε όσα ήξερα για το πώς να είμαι λογική, χαιρόμουν.</w:t>
+        <w:t xml:space="preserve">Πλησίασα και κοίταξα. Μέσα από την υγρή πορτοκαλί σάρκα, την τελευταία εβδομάδα του Οκτωβρίου, είχε ξεφυτρώσει ένα κλαδάκι πουρνάρι: τρία σκούρα γυαλιστερά φύλλα, κοφτερά και αλάνθαστα, και ανάμεσά τους τρία κόκκινα μούρα στρογγυλά σαν σταγόνες αίματος, που φυτρώνανε μέσα σε μια χαλασμένη κολοκύθα του Χάλογουιν την ώρα που είχε περάσει από τότε που η Πιπ την είχε σκίσει.</w:t>
+      </w:r>
+    </w:p>
+    <w:p/>
+    <w:p>
+      <w:r>
+        <w:t xml:space="preserve">Το κοίταξα για πολλή ώρα. Η Πιπ ήρθε και κάθισε δίπλα του, το κοίταξε κι εκείνη και έγυρε το κεφάλι της.</w:t>
+      </w:r>
+    </w:p>
+    <w:p/>
+    <w:p>
+      <w:r>
+        <w:t xml:space="preserve">«Εσείς το κάνατε αυτό;» ψιθύρισε η Έμα, και δεν υπήρχε καθόλου φόβος μέσα της, παρά μόνο ένα κρατημένο, λαμπερό θαύμα. «Είναι κάτι χριστουγεννιάτικο-Κλος; Κάνατε τα Χριστούγεννα να φυτρώσουν μέσα από μια κολοκύθα;»</w:t>
+      </w:r>
+    </w:p>
+    <w:p/>
+    <w:p>
+      <w:r>
+        <w:t xml:space="preserve">«Δεν το έκανα εγώ», είπα, και ήταν αλήθεια. «Νομίζω όμως ότι μπορεί να είναι κάτι χριστουγεννιάτικο παρ' όλα αυτά. Στο σπίτι μας, τα Χριστούγεννα έρχονται νωρίς μερικές φορές».</w:t>
+      </w:r>
+    </w:p>
+    <w:p/>
+    <w:p>
+      <w:r>
+        <w:t xml:space="preserve">Η Έμα έσκυψε και άγγιξε ένα από τα κόκκινα μούρα με ένα και μοναδικό προσεκτικό δάχτυλο.</w:t>
+      </w:r>
+    </w:p>
+    <w:p/>
+    <w:p>
+      <w:r>
+        <w:t xml:space="preserve">«Είναι πανέμορφο», είπε, τόσο σιγά που ήταν σχεδόν τίποτα. Μετά με κοίταξε ψηλά, ξαφνικά και άγρια. «Μην το πείτε σε κανέναν. Θα θέλουν να το ξεθάψουν και να το βάλουν σε ένα βάζο. Ας το αφήσουμε να είναι δικό μας. Μόνο δικό μας και της Πιπ».</w:t>
+      </w:r>
+    </w:p>
+    <w:p/>
+    <w:p>
+      <w:r>
+        <w:t xml:space="preserve">«Δικό μας», συμφώνησα, και σταύρωσα τα χέρια μου στο στήθος, και την είδα να σκεπάζει με την παλάμη της το πουρνάρι για να το κρύψει από την πολυάσχολη επιτροπή σαν να κρατούσε ένα μικρό, ζεστό μυστικό ζωντανό ανάμεσα στις παλάμες της.</w:t>
+      </w:r>
+    </w:p>
+    <w:p/>
+    <w:p>
+      <w:r>
+        <w:t xml:space="preserve">Ό,τι κι αν ξυπνούσε στο Φροστ Φολς, είχε ξεφυτρώσει εδώ, μέσα από μια χαλασμένη κολοκύθα στην άκρη του πάρκου, κι όχι στη μέση της σκηνής όπου η επιτροπή ασχολούνταν σχολαστικά.</w:t>
+      </w:r>
+    </w:p>
+    <w:p/>
+    <w:p>
+      <w:r>
+        <w:t xml:space="preserve">Έπρεπε να ανησυχώ, και ένα μικρό, προσεκτικό κομμάτι του εαυτού μου ανησυχούσε. Αλλά το υπόλοιπο εγώ μου καθόταν στο κρύο γρασίδι με ένα κορίτσι που θεραπευόταν, ένα κλαδάκι πουρνάρι που δεν είχε καμία λογική εξήγηση, έναν σκύλο με καπέλο από κέρατα και έναν πιγκουίνο με κολοκύθα στο πηγούνι, και ενάντια σε όσα ήξερα για το πώς να είμαι λογική, χαιρόμουν.</w:t>
       </w:r>
     </w:p>
     <w:p/>
@@ -1738,13 +1738,13 @@
     <w:p/>
     <w:p>
       <w:r>
-        <w:t>—Την ίδια ώρα αύριο; ρώτησε η Έμα, γεμάτη ελπίδα, με το χέρι της να σκεπάζει ακόμα το γκι. Για την Πιπ;</w:t>
-      </w:r>
-    </w:p>
-    <w:p/>
-    <w:p>
-      <w:r>
-        <w:t>—Την ίδια ώρα αύριο, είπα. Για την Πιπ. Πρόσεχε μην ξετινάξει το υπόλοιπο της γιορτής.</w:t>
+        <w:t xml:space="preserve">«Την ίδια ώρα αύριο;» ρώτησε η Έμα, γεμάτη ελπίδα, με το χέρι της να σκεπάζει ακόμα το πουρνάρι. «Για την Πιπ;»</w:t>
+      </w:r>
+    </w:p>
+    <w:p/>
+    <w:p>
+      <w:r>
+        <w:t xml:space="preserve">«Την ίδια ώρα αύριο», είπα. «Για την Πιπ. Πρόσεχε μην ξετινάξει το υπόλοιπο φεστιβάλ».</w:t>
       </w:r>
     </w:p>
     <w:p/>
@@ -1761,49 +1761,49 @@
     <w:p/>
     <w:p>
       <w:r>
-        <w:t>Επέστρεψα στο πανδοχείο δύο μέρες αργότερα, όχι για να ερευνήσω τίποτα, αλλά επειδή η Fiona χρειαζόταν μια φίλη περισσότερο παρά μια ντετέκτιβ εκείνη τη στιγμή, κι εγώ ήμουν τόσο απασχολημένη με το πρώτο που παραλίγο να ξεχάσω να γίνω το δεύτερο.</w:t>
-      </w:r>
-    </w:p>
-    <w:p/>
-    <w:p>
-      <w:r>
-        <w:t>Αυτή τη φορά έφερα σούπα, όχι πίτα: τη σούπα κριθαριού του Nick, μέσα στο καλό πήλινο σκεύος με το καπάκι. Βρήκα τη Fiona στην τραπεζαρία μ' ένα πρόχειρο μπλοκ, να μετράει καρέκλες ψιθυριστά, κι όταν είδε το σκεύος στην αγκαλιά μου, το πρόσωπό της χαλάρωσε, έστω και λίγο.</w:t>
-      </w:r>
-    </w:p>
-    <w:p/>
-    <w:p>
-      <w:r>
-        <w:t>— Δεν χρειάζεται να συνεχίσεις να με ταΐζεις, είπε.</w:t>
-      </w:r>
-    </w:p>
-    <w:p/>
-    <w:p>
-      <w:r>
-        <w:t>— Μα είναι απολύτως απαραίτητο, είπα. Είναι το μόνο πράγμα στο οποίο είμαι αποδεδειγμένα καλή. Κάτσε κάτω για δέκα λεπτά. Οι καρέκλες θα είναι ακόμα εδώ.</w:t>
-      </w:r>
-    </w:p>
-    <w:p/>
-    <w:p>
-      <w:r>
-        <w:t>Πήραμε τη σούπα στο μικρό καθιστικό και εκείνη έφαγε, κι εγώ την κοίταζα να τρώει. Είχα μάθει εδώ και καιρό ότι μπορείς να καταλάβεις πολλά για το πώς πηγαίνει κάποιος από το αν θυμάται να γευτεί το φαγητό του. Η Fiona είχε σταματήσει να γεύεται το δικό της, κάποια στιγμή τις τελευταίες εβδομάδες. Έφαγε το πρώτο μισό του μπολ σαν φάρμακο, γρήγορα και αδιάφορα. Έπειτα, γύρω στη μέση του, επιβράδυνε και το γεύτηκε. Οι ώμοι της έπεσαν μια ίντσα, και ήξερα ότι η σούπα βοηθούσε.</w:t>
-      </w:r>
-    </w:p>
-    <w:p/>
-    <w:p>
-      <w:r>
-        <w:t>— Συνεχίζω να τη σκέφτομαι, είπε μετά από λίγο, αφήνοντας κάτω το κουτάλι. Την Constance. Ποτέ δεν το έκανα. Ήταν απλώς ένα όνομα σ' έναν τοίχο, ένα σοβαρό πρόσωπο μέσα σε μια κορνίζα. Και τώρα είναι το μόνο που σκέφτομαι. Εκυτό το κορίτσι, και τι έκανε, και τι έχει κάνει σε μένα εκατό χρόνια μετά. Έβγαλε ένα μικρό, θλιμμένο γέλιο. Αστείο, ε; Έχω περάσει ολόκληρη τη ζωή μου ζώντας στο σπίτι της και ποτέ δεν προσπάθησε να τη γνωρίσω. Έλα να δεις. Θέλω να σου δείξω κάτι.</w:t>
-      </w:r>
-    </w:p>
-    <w:p/>
-    <w:p>
-      <w:r>
-        <w:t>Με οδήγησε στο μπροστινό χωλ, όπου το απογειωτικό φως έμπαινε λοξά από το φεγγίτη πάνω από την πόρτα και απλωνόταν σε μια μακριά χρυσή λωρίδα πάνω στα σανίδια του πατώματος. Στον τοίχο δίπλα στη σκάλα, σε μια απλή σκούρα κορνίζα που είχα προσπεράσει δώδεκα φορές χωρίς να την κοιτάξω, κρεμόταν μια φωτογραφία. Μια γυναίκα με το ψηλό γιακά φόρεμα και τα σφιχτά κυματιστά μαλλιά ενός αιώνα πριν, με το πηγούνι της σηκωμένο, με τα σκούρα της μάτια να συναντούν την κάμερα με τόση σταθερότητα όση είχε και της γυναίκας των Blackburn στην άλλη φωτογραφία, με εκείνο το ίδιο συγκρατημένο βλέμμα, αν και σε αυτό το πρόσωπο φαινόταν πιο σκληρό, πιο κουρασμένο και πιο κοντά στο κόκαλο. Νεότερη απ' όσο την είχα φανταστεί. Νεότερη από τη γυναίκα στη φωτογραφία του εκβιαστή, που ήταν μια Blackburn με τα καλά της. Αυτή ήταν η ίδια η Constance, σε μια φθηνή καρέκλα φωτογραφείου με έναν ζωγραφισμένο κήπο πίσω της, ντυμένη με τα καλά της, που δεν ήταν και πολλά.</w:t>
-      </w:r>
-    </w:p>
-    <w:p/>
-    <w:p>
-      <w:r>
-        <w:t>— Αυτή είναι, είπε η Fiona απαλά. Η μόνη φωτογραφία που έχουμε. Η μητέρα μου είπε ότι τραβήχτηκε τη χρονιά που άνοιξε το πανδοχείο. Θα ήταν, ας πούμε, εικοσιένα, εικοσιδύο. Λίγο νεότερη όταν έκανε το πράγμα. Άπλωσε το χέρι και ισιώθηκε την κορνίζα μια τρίχα, αν και δεν το χρειαζόταν, με την μικρή, περιττή κίνηση που κάνεις σε κάτι που αγαπάς. Κοίτα το πρόσωπό της, Jessica. Το κοιτάζω μέρες τώρα. Δεν μοιάζει με σκληραγωγημένη κλέφτρα. Μοιάζει με κορίτσι που είχε πάρει μια απόφαση. Ένα κορίτσι με την πλάτη στον τοίχο που κοίταξε τον τοίχο και αποφάσισε ότι δεν επρόκειτο να πεθάνει πάνω του.</w:t>
+        <w:t xml:space="preserve">Επέστρεψα στο πανδοχείο δύο μέρες αργότερα, όχι για να ερευνήσω τίποτα, αλλά επειδή η Φιόνα χρειαζόταν μια φίλη περισσότερο παρά μια ντετέκτιβ εκείνη τη στιγμή, κι εγώ ήμουν τόσο απασχολημένη με το πρώτο που παραλίγο να ξεχάσω να γίνω το δεύτερο.</w:t>
+      </w:r>
+    </w:p>
+    <w:p/>
+    <w:p>
+      <w:r>
+        <w:t xml:space="preserve">Αυτή τη φορά έφερα σούπα, όχι πίτα: τη σούπα κριθαριού του Νικ, μέσα στο καλό πήλινο σκεύος με το καπάκι. Βρήκα τη Φιόνα στην τραπεζαρία μ' ένα πρόχειρο μπλοκ, να μετράει καρέκλες ψιθυριστά, κι όταν είδε το σκεύος στην αγκαλιά μου, το πρόσωπό της χαλάρωσε, έστω και λίγο.</w:t>
+      </w:r>
+    </w:p>
+    <w:p/>
+    <w:p>
+      <w:r>
+        <w:t xml:space="preserve">«Δεν χρειάζεται να συνεχίσεις να με ταΐζεις», είπε.</w:t>
+      </w:r>
+    </w:p>
+    <w:p/>
+    <w:p>
+      <w:r>
+        <w:t xml:space="preserve">«Μα είναι απολύτως απαραίτητο», είπα. «Είναι το μόνο πράγμα στο οποίο είμαι αποδεδειγμένα καλή. Κάτσε κάτω για δέκα λεπτά. Οι καρέκλες θα είναι ακόμα εδώ».</w:t>
+      </w:r>
+    </w:p>
+    <w:p/>
+    <w:p>
+      <w:r>
+        <w:t xml:space="preserve">Πήραμε τη σούπα στο μικρό καθιστικό και εκείνη έφαγε, κι εγώ την κοίταζα να τρώει. Είχα μάθει εδώ και καιρό ότι μπορείς να καταλάβεις πολλά για το πώς πηγαίνει κάποιος από το αν θυμάται να γευτεί το φαγητό του. Η Φιόνα είχε σταματήσει να γεύεται το δικό της, κάποια στιγμή τις τελευταίες εβδομάδες. Έφαγε το πρώτο μισό του μπολ σαν φάρμακο, γρήγορα και αδιάφορα. Έπειτα, γύρω στη μέση του, επιβράδυνε και το γεύτηκε. Οι ώμοι της κατέβηκαν κάνα δυο πόντους, και ήξερα ότι η σούπα βοηθούσε.</w:t>
+      </w:r>
+    </w:p>
+    <w:p/>
+    <w:p>
+      <w:r>
+        <w:t xml:space="preserve">«Συνεχίζω να τη σκέφτομαι», είπε μετά από λίγο, αφήνοντας κάτω το κουτάλι. «Την Κόνστανς. Ποτέ δεν το έκανα. Ήταν απλώς ένα όνομα σ' έναν τοίχο, ένα σοβαρό πρόσωπο μέσα σε μια κορνίζα. Και τώρα είναι το μόνο που σκέφτομαι. Εκείνο το κορίτσι, και τι έκανε, και τι έχει κάνει σε μένα εκατό χρόνια μετά». Έβγαλε ένα μικρό, θλιμμένο γέλιο. «Αστείο, ε; Έχω περάσει ολόκληρη τη ζωή μου ζώντας στο σπίτι της και ποτέ δεν προσπάθησα να τη γνωρίσω. Έλα να δεις. Θέλω να σου δείξω κάτι».</w:t>
+      </w:r>
+    </w:p>
+    <w:p/>
+    <w:p>
+      <w:r>
+        <w:t xml:space="preserve">Με οδήγησε στο μπροστινό χωλ, όπου το απογευματινό φως έμπαινε λοξά από τον φεγγίτη πάνω από την πόρτα και απλωνόταν σε μια μακριά χρυσή λωρίδα πάνω στα σανίδια του πατώματος. Στον τοίχο δίπλα στη σκάλα, σε μια απλή σκούρα κορνίζα που είχα προσπεράσει δώδεκα φορές χωρίς να την κοιτάξω, κρεμόταν μια φωτογραφία. Μια γυναίκα με το φόρεμα με τον ψηλό γιακά και τα σφιχτά κυματιστά μαλλιά ενός αιώνα πριν, με το πηγούνι της σηκωμένο, με τα σκούρα της μάτια να συναντούν την κάμερα με την ίδια σταθερότητα όπως εκείνα της γυναίκας των Μπλάκμπερν στην άλλη φωτογραφία, με εκείνο το ίδιο συγκρατημένο βλέμμα, αν και σε αυτό το πρόσωπο φαινόταν πιο σκληρό, πιο κουρασμένο και πιο κοντά στο κόκαλο. Νεότερη απ' όσο την είχα φανταστεί. Νεότερη από τη γυναίκα στη φωτογραφία του εκβιαστή, που ήταν μια Μπλάκμπερν με τα καλά της. Αυτή ήταν η ίδια η Κόνστανς, σε μια φθηνή καρέκλα φωτογραφείου με έναν ζωγραφισμένο κήπο πίσω της, ντυμένη με τα καλά της, που δεν ήταν και πολλά.</w:t>
+      </w:r>
+    </w:p>
+    <w:p/>
+    <w:p>
+      <w:r>
+        <w:t xml:space="preserve">«Αυτή είναι», είπε η Φιόνα απαλά. «Η μόνη φωτογραφία που έχουμε. Η μητέρα μου είπε ότι τραβήχτηκε τη χρονιά που άνοιξε το πανδοχείο. Θα ήταν, ας πούμε, εικοσιένα, εικοσιδύο. Λίγο νεότερη όταν έκανε το πράγμα». Άπλωσε το χέρι και ίσιωσε την κορνίζα μια τρίχα, αν και δεν το χρειαζόταν, με τη μικρή, περιττή κίνηση που κάνεις σε κάτι που αγαπάς. «Κοίτα το πρόσωπό της, Τζέσικα. Το κοιτάζω μέρες τώρα. Δεν μοιάζει με σκληραγωγημένη κλέφτρα. Μοιάζει με κορίτσι που είχε πάρει μια απόφαση. Ένα κορίτσι με την πλάτη στον τοίχο που κοίταξε τον τοίχο και αποφάσισε ότι δεν επρόκειτο να πεθάνει πάνω του».</w:t>
       </w:r>
     </w:p>
     <w:p/>
@@ -1815,13 +1815,13 @@
     <w:p/>
     <w:p>
       <w:r>
-        <w:t>Κίταξα, και η Φιόνα είχε δίκιο. Υπήρχαν πολλά σε εκείνο το νεανικό πρόσωπο, αλλά η σκληρότητα δεν ήταν ανάμεσά τους. Υπήρχε φόβος, κρατημένος με πείσμα χαμηλά. Υπήρχε ένα πεισματικό σφίξιμο στο σαγόνι, και κάτω από όλα αυτά, ένα κουρασμένο είδος θάρρους, το θάρρος ενός ανθρώπου που του έχουν τελειώσει εντελώς οι καλές επιλογές και χρειάστηκε να κάνει μια κακή με γενναιότητα.</w:t>
-      </w:r>
-    </w:p>
-    <w:p/>
-    <w:p>
-      <w:r>
-        <w:t>— Κράτησε το πανδοχείο για σαράντα χρόνια, συνέχισε η Φιόνα. Το ήξερες; Σαράντα χρόνια. Η προγυγιαγιά μου. Παντρεύτηκε αργά, έκανε τη γιαγιά μου αργά, και όλο αυτόν τον καιρό έτρεχε αυτό το σπίτι και τάιζε κάθε ψυχή που έφτανε εδώ κρυωμένη. Υπάρχει μια ιστορία που έλεγε η γιαγιά μου, ότι έναν δύσκολο χειμώνα με γρίπη η Κόνστανς πήρε τρεις οικογένειες που δεν είχαν πού να πάνε. Τις τάιζε από το κελάρι της μέχρι την άνοιξη, δεν χρέωσε ούτε δεκάρα, και δεν μίλησε ποτέ γι' αυτό. Αυτή η γυναίκα έγινε. Αυτό έχτισε πάνω από το πράγμα που έκανε. Η φωνή της Φιόνας έγινε πιο βαριά. Και ντρεπόμουν τόσο πολύ γι' αυτήν. Τόσο πολύ τη φοβόμουν. Ενώ η αλήθεια είναι ότι είναι ο πιο γενναίος άνθρωπος με τον οποίο έχω συγγένεια, και έφτιαξε όλο αυτό εδώ, όλη αυτή τη ζεστασιά, από έναν τρομερό, απεγνωσμένο χειμώνα, και εγώ ζω μέσα σε αυτό, και το χειρότερο που χρειάστηκε να κάνω ποτέ είναι να μετράω καρέκλες.</w:t>
+        <w:t xml:space="preserve">Κοίταξα, και η Φιόνα είχε δίκιο. Υπήρχαν πολλά σε εκείνο το νεανικό πρόσωπο, αλλά η σκληρότητα δεν ήταν ανάμεσά τους. Υπήρχε φόβος, κρατημένος με πείσμα χαμηλά. Υπήρχε ένα πεισματικό σφίξιμο στο σαγόνι, και κάτω από όλα αυτά, ένα κουρασμένο είδος θάρρους, το θάρρος ενός ανθρώπου που του έχουν τελειώσει εντελώς οι καλές επιλογές και χρειάστηκε να κάνει μια κακή με γενναιότητα.</w:t>
+      </w:r>
+    </w:p>
+    <w:p/>
+    <w:p>
+      <w:r>
+        <w:t xml:space="preserve">«Κράτησε το πανδοχείο για σαράντα χρόνια», συνέχισε η Φιόνα. «Το ήξερες; Σαράντα χρόνια. Η προγιαγιά μου. Παντρεύτηκε αργά, έκανε τη γιαγιά μου αργά, και όλο αυτόν τον καιρό διηύθυνε αυτό το σπίτι και τάιζε κάθε ψυχή που έμπαινε παγωμένη από το κρύο. Υπάρχει μια ιστορία που έλεγε η γιαγιά μου, ότι έναν δύσκολο χειμώνα με γρίπη η Κόνστανς πήρε τρεις οικογένειες που δεν είχαν πού να πάνε. Τις τάιζε από το κελάρι της μέχρι την άνοιξη, δεν χρέωσε ούτε δεκάρα, και δεν μίλησε ποτέ γι' αυτό. Αυτή η γυναίκα έγινε. Αυτό έχτισε πάνω από το πράγμα που έκανε». Η φωνή της Φιόνας έγινε πιο βαριά. «Και ντρεπόμουν τόσο πολύ γι' αυτήν. Τόσο πολύ τη φοβόμουν. Ενώ η αλήθεια είναι ότι είναι ο πιο γενναίος άνθρωπος με τον οποίο έχω συγγένεια, και έφτιαξε όλο αυτό εδώ, όλη αυτή τη ζεστασιά, από έναν τρομερό, απεγνωσμένο χειμώνα, και εγώ ζω μέσα σε αυτό, και το χειρότερο που χρειάστηκε να κάνω ποτέ είναι να μετράω καρέκλες».</w:t>
       </w:r>
     </w:p>
     <w:p/>
@@ -1833,43 +1833,43 @@
     <w:p/>
     <w:p>
       <w:r>
-        <w:t>— Είσαι πιο γενναία από ό,τι νομίζεις, είπα τελικά. Κουβαλάς το μυστικό της μόνη σου όλα αυτά τα χρόνια και δεν άφησες ποτέ να σε κάνει να κρυώσεις. Το πανδοχείο είναι ακόμα ζεστό, Φιόνα. Μετά από εκατό χρόνια και ένα κλειδωμένο σεντούκι και ένα σημείωμα εκβιασμού, εξακολουθεί να είναι το πιο ζεστό σπίτι στην πόλη. Αυτό δεν είναι τίποτα. Αυτό είναι ολόκληρο το δημιούργημά της, που το κρατάς ζωντανό εσύ.</w:t>
-      </w:r>
-    </w:p>
-    <w:p/>
-    <w:p>
-      <w:r>
-        <w:t>— Και μπορεί να το χάσω, είπε. Τα πάντα. Για μισό εκατομμύριο δολάρια που δεν θα έχω ποτέ και ένα κορίτσι που είναι νεκρό εδώ και εξήντα χρόνια.</w:t>
-      </w:r>
-    </w:p>
-    <w:p/>
-    <w:p>
-      <w:r>
-        <w:t>— Μπορεί, είπα, επειδή δεν θα έλεγα ψέματα σε μια φίλη για να την παρηγορήσω. Αλλά όχι μόνη σου, και όχι χωρίς μάχη. Στο υπόσχομαι αυτό. Ό,τι κι αν γίνει, θα γίνει με εσένα να στέκεσαι όρθια στο φως, όχι να κρύβεσαι στη σοφίτα. Εσύ και η Κόνστανς μαζί.</w:t>
-      </w:r>
-    </w:p>
-    <w:p/>
-    <w:p>
-      <w:r>
-        <w:t xml:space="preserve">Έσκουπισε τα μάτια της και γέλασε, με υγρό τρόπο. </w:t>
-      </w:r>
-    </w:p>
-    <w:p/>
-    <w:p>
-      <w:r>
-        <w:t>— Ακουγόμαστε. Να κλαίμε στο χολ. Έχω ένα φεστιβάλ να διοργανώσω και σαράντα καρέκλες να μετρήσω.</w:t>
-      </w:r>
-    </w:p>
-    <w:p/>
-    <w:p>
-      <w:r>
-        <w:t>— Έχεις τριάντα οχτώ, είπα. Τις μέτρησα καθώς έμπαινα. Δύο τζόγαρουν και τις έβαλα δίπλα στην πόρτα.</w:t>
-      </w:r>
-    </w:p>
-    <w:p/>
-    <w:p>
-      <w:r>
-        <w:t>Αυτό της έβγαλε ένα αληθινό γέλιο, εκείνο το βαθύ που έρχεται ξαφνικά, το γέλιο που μου είχε λείψει, και μου έκανε τόση καλή εντύπωση να το ακούσω όση και η σούπα σε εκείνη. Γυρίσαμε πίσω στις καρέκλες μαζί. Εγώ μετρούσα ενώ εκείνη έφτιαχνε όσες τζόγαρουν, και η Πιπ επέβλεπε από το ζεστό κομμάτι του ήλιου. Για μια ώρα το πανδοχείο ήταν ξανά απλώς ένα πανδοχείο, ζεστό και πολυάσχολο, που ετοιμαζόταν για ένα φεστιβάλ. Ό,τι κι αν γινόταν άλλο, αυτό άξιζε να προστατευτεί: η ζεστασιά που ένα τρομοκρατημένο κορίτσι είχε φτιάξει από το τίποτα και είχε παραδώσει μέσα σε εκατό χρόνια σε μια άλλη γυναίκα που μετρούσε καρέκλες.</w:t>
+        <w:t xml:space="preserve">«Είσαι πιο γενναία από ό,τι νομίζεις», είπα τελικά. «Κουβαλάς το μυστικό της μόνη σου όλα αυτά τα χρόνια και δεν το άφησες ποτέ να σε παγώσει. Το πανδοχείο είναι ακόμα ζεστό, Φιόνα. Μετά από εκατό χρόνια και ένα κλειδωμένο μπαούλο και ένα σημείωμα εκβιασμού, εξακολουθεί να είναι το πιο ζεστό σπίτι στην πόλη. Αυτό δεν είναι λίγο. Αυτό είναι ολόκληρο το δημιούργημά της, που το κρατάς ζωντανό εσύ».</w:t>
+      </w:r>
+    </w:p>
+    <w:p/>
+    <w:p>
+      <w:r>
+        <w:t xml:space="preserve">«Και μπορεί να το χάσω», είπε. «Τα πάντα. Για μισό εκατομμύριο δολάρια που δεν θα έχω ποτέ και ένα κορίτσι που είναι νεκρό εδώ και εξήντα χρόνια».</w:t>
+      </w:r>
+    </w:p>
+    <w:p/>
+    <w:p>
+      <w:r>
+        <w:t xml:space="preserve">«Μπορεί», είπα, επειδή δεν θα έλεγα ψέματα σε μια φίλη για να την παρηγορήσω. «Αλλά όχι μόνη σου, και όχι χωρίς μάχη. Στο υπόσχομαι αυτό. Ό,τι κι αν γίνει, θα γίνει με εσένα να στέκεσαι όρθια στο φως, όχι να κρύβεσαι στη σοφίτα. Εσύ και η Κόνστανς μαζί».</w:t>
+      </w:r>
+    </w:p>
+    <w:p/>
+    <w:p>
+      <w:r>
+        <w:t xml:space="preserve">Σκούπισε τα μάτια της και γέλασε, με υγρό τρόπο. </w:t>
+      </w:r>
+    </w:p>
+    <w:p/>
+    <w:p>
+      <w:r>
+        <w:t xml:space="preserve">«Για άκου μας. Να κλαίμε στο χολ. Έχω ένα φεστιβάλ να διοργανώσω και σαράντα καρέκλες να μετρήσω».</w:t>
+      </w:r>
+    </w:p>
+    <w:p/>
+    <w:p>
+      <w:r>
+        <w:t xml:space="preserve">«Έχεις τριάντα οχτώ», είπα. «Τις μέτρησα καθώς έμπαινα. Δύο κουνιούνται και τις έβαλα δίπλα στην πόρτα».</w:t>
+      </w:r>
+    </w:p>
+    <w:p/>
+    <w:p>
+      <w:r>
+        <w:t xml:space="preserve">Αυτό της έβγαλε ένα αληθινό γέλιο, εκείνο το βαθύ που έρχεται ξαφνικά, το γέλιο που μου είχε λείψει, και μου έκανε τόσο καλό να το ακούσω όσο και η σούπα σε εκείνη. Γυρίσαμε πίσω στις καρέκλες μαζί. Εγώ μετρούσα ενώ εκείνη έφτιαχνε όσες κουνιούνταν, και η Πιπ επέβλεπε από το ζεστό κομμάτι του ήλιου. Για μια ώρα το πανδοχείο ήταν ξανά απλώς ένα πανδοχείο, ζεστό και πολυάσχολο, που ετοιμαζόταν για ένα φεστιβάλ. Ό,τι κι αν γινόταν άλλο, αυτό άξιζε να προστατευτεί: η ζεστασιά που ένα τρομοκρατημένο κορίτσι είχε φτιάξει από το τίποτα και είχε παραδώσει μέσα σε εκατό χρόνια σε μια άλλη γυναίκα που μετρούσε καρέκλες.</w:t>
       </w:r>
     </w:p>
     <w:p/>
@@ -1886,19 +1886,19 @@
     <w:p/>
     <w:p>
       <w:r>
-        <w:t>Το Σιδηρουργείο στεκόταν στην άκρη της πόλης, εκεί όπου η Λεωφόρος Έβεργκριν έπαυε να είναι δρόμος και μετατρεπόταν σε επαρχιακή οδό, το τελευταίο κτίριο πριν από τους λόφους, και το άκουγες πολύ προτού το δεις. Ο ήχος του σφυριού πάνω στο σίδερο αντηχούσε καθαρός και διαπεραστικός μέσα στο κρύο πρωινό, ένας ήχος με συγκεκριμένο σχήμα, που ανέβαινε κι κατέβαινε. Από κάτω του ακουγόταν το βαρύ βούισμα της φωτιάς. Το κτίριο, όταν φάνηκε, ήταν ένα μακρόστενο, χαμηλό υπόστεγο, ανοιχτό από τη μία πλευρά. Καθώς πλησίασα στην ανοιχτή πλευρά, η ζέστη του σιδηρουργείου με χτύπησε, εισχωρώντας στη χειμωνιάτικη ψύχτρα, και μαζί με τη ζέστη ήρθε και η μυρωδιά.</w:t>
-      </w:r>
-    </w:p>
-    <w:p/>
-    <w:p>
-      <w:r>
-        <w:t>Γι’ αυτό ακριβώς είχα έρθει. Είχα φέρει το σημείωμα του εκβιασμού στη μύτη μου καμιά ντουζίνα φορές από τότε που μου το έδωσε η Φιόνα, προσπαθώντας να εντοπίσω εκείνο το αμυδρό μεταλλικό στοιχείο που είχε κολλήσει στο χαρτί, και το προηγούμενο βράδυ, ξαπλωμένη ξύπνια καθώς άκουγα τον Νικ να αναπνέει, το είχα βρει. Ήταν αυτό. Κάρβουνο, ζεστό σίδερο και μια μεταλλική υπόθαλψη από κάτω, η ολόκληρη ανάσα ενός λειτουργικού σιδηρουργείου. Είχα έρθει για να βεβαιωθώ.</w:t>
-      </w:r>
-    </w:p>
-    <w:p/>
-    <w:p>
-      <w:r>
-        <w:t>Ο Σام Πατέλ βρισκόταν πάνω από το αμόνι. Κρατούσε με την τανάλια ένα επίπεδο σιδερένιο αστέρι, του οποίου η μία άκρη έλαμπε πορτοκαλί στην καρδιά του, και το δούλευε με κοφτές, σταθερές κινήσεις, γυρίζοντάς το μερικές μοίρες ανάμεσα σε κάθε χτυπησιά. Στην αρχή δεν με είδε, κι εγώ δεν τον βιάσα. Η Πιπ κουνίθηκε βαδιστά ως την άκρη του θερμού κύκλου που έριχarla η φωτιά και σταμάτησε εκεί, ένα φρόνιμο πουλί, και κάθησε να κοιτάξει το πορτοκαλί φως με γυρισμένο το κεφάλι.</w:t>
+        <w:t xml:space="preserve">Το Σιδηρουργείο στεκόταν στην άκρη της πόλης, εκεί όπου η Λεωφόρος Έβεργκριν έπαυε να είναι δρόμος και μετατρεπόταν σε επαρχιακή οδό, το τελευταίο κτίριο πριν από τους λόφους, και το άκουγες πολύ προτού το δεις. Ο ήχος του σφυριού πάνω στο σίδερο αντηχούσε καθαρός και διαπεραστικός μέσα στο κρύο πρωινό, ένας ήχος με συγκεκριμένο σχήμα, που ανέβαινε κι έπεφτε. Από κάτω του ακουγόταν το βαρύ βούισμα της φωτιάς. Το κτίριο, όταν φάνηκε, ήταν ένα μακρόστενο, χαμηλό υπόστεγο, ανοιχτό από τη μία πλευρά. Καθώς πλησίασα στην ανοιχτή πλευρά, η ζέστη του σιδηρουργείου με χτύπησε, σπρώχνοντας μέσα στην οκτωβριάτικη ψύχρα, και μαζί με τη ζέστη ήρθε και η μυρωδιά.</w:t>
+      </w:r>
+    </w:p>
+    <w:p/>
+    <w:p>
+      <w:r>
+        <w:t xml:space="preserve">Γι’ αυτό ακριβώς είχα έρθει. Είχα φέρει το σημείωμα του εκβιασμού στη μύτη μου καμιά ντουζίνα φορές από τότε που μου το έδωσε η Φιόνα, προσπαθώντας να εντοπίσω εκείνο το αμυδρό μεταλλικό στοιχείο που είχε κολλήσει στο χαρτί, και το προηγούμενο βράδυ, ξαπλωμένη ξύπνια καθώς άκουγα τον Νικ να αναπνέει, το είχα βρει. Ήταν αυτό. Κάρβουνο, ζεστό σίδερο και κάτι ορυκτό από κάτω, ολόκληρη η ανάσα ενός σιδηρουργείου που δουλεύει. Είχα έρθει για να βεβαιωθώ.</w:t>
+      </w:r>
+    </w:p>
+    <w:p/>
+    <w:p>
+      <w:r>
+        <w:t xml:space="preserve">Ο Σαμ Πάτελ βρισκόταν πάνω από το αμόνι. Κρατούσε με την τανάλια ένα επίπεδο σιδερένιο αστέρι, του οποίου η μία άκρη έλαμπε πορτοκαλί στην καρδιά του, και το δούλευε με κοφτές, σταθερές κινήσεις, γυρίζοντάς το μερικές μοίρες ανάμεσα σε κάθε χτυπησιά. Στην αρχή δεν με είδε, κι εγώ δεν τον διέκοψα. Η Πιπ πήγε κουνιστή ως την άκρη του θερμού κύκλου που έριχνε η φωτιά και σταμάτησε εκεί, φρόνιμο πουλί, και κάθισε να κοιτάξει το πορτοκαλί φως με γυρισμένο το κεφάλι.</w:t>
       </w:r>
     </w:p>
     <w:p/>
@@ -1910,13 +1910,13 @@
     <w:p/>
     <w:p>
       <w:r>
-        <w:t>«Κυρία Κλος». Άφησε το σφυρί πάνω στο κέρας του αμόνι και σκούπισε τα χέρια του στη δερμάτινη ποδιά του, αφήνοντας φρέσκες σκούρες γραμμές πάνω στις παλιές. «Ήρθατε για τη βάση του κεριού. Είναι έτοιμη. Καλή βγήκε, αν τολμώ να το πω». Σχεδόν χαμογέλασε, με εκείνο το σοβαρό, φειδωλό μισοχαμόγελο που ήταν το μόνο που έδινε ο Σαμ σε έναν πελάτη, και πήγε σε έναν πάγκο κατά μήκος του πίσω τοίχου.</w:t>
-      </w:r>
-    </w:p>
-    <w:p/>
-    <w:p>
-      <w:r>
-        <w:t>«Ελπίζω να το τολμάς», είπα. «Πρέπει. Η δουλειά σου φαίνεται παντού στην πόλη αυτή τη σεζόν».</w:t>
+        <w:t xml:space="preserve">«Κυρία Κλος». Άφησε το σφυρί πάνω στο κέρας του αμονιού και σκούπισε τα χέρια του στη δερμάτινη ποδιά του, αφήνοντας φρέσκες σκούρες γραμμές πάνω στις παλιές. «Ήρθατε για τη βάση του κεριού. Είναι έτοιμη. Καλή βγήκε, αν τολμώ να το πω». Σχεδόν χαμογέλασε, με εκείνο το σοβαρό, φειδωλό μισοχαμόγελο που ήταν το μόνο που έδινε ο Σαμ σε έναν πελάτη, και πήγε σε έναν πάγκο κατά μήκος του πίσω τοίχου.</w:t>
+      </w:r>
+    </w:p>
+    <w:p/>
+    <w:p>
+      <w:r>
+        <w:t xml:space="preserve">«Ελπίζω να το λέτε», είπα. «Πρέπει. Η δουλειά σας φαίνεται παντού στην πόλη αυτή τη σεζόν».</w:t>
       </w:r>
     </w:p>
     <w:p/>
@@ -1928,13 +1928,13 @@
     <w:p/>
     <w:p>
       <w:r>
-        <w:t>Κι ενώ τη θαύμαζα, ανάσανα τη μυρωδιά του σιδηρουργείου, και να την, αλάνθαστη, η ακριβής μυρωδιά που είχε κολλήσει σε ένα φύλλο κρεμ χαρτιού διπλωμένο στο παλτό μου. Ήταν πάνω στο σημείωμα, και ήταν κι εδώ. Και ανάγκασα τον εαυτό μου να κινηθεί αργά, ανάγκασα τον εαυτό μου να κρατήσει το κάρβουνο στην ανοιχτή μου παλάμη και να μη σφίξω τη γροθιά μου γύρω του, επειδή μια μυρωδιά δεν αποτελεί ομολογία. Ο Σαμ Πατέλ υπήρξε, από κάθε άποψη, απολύτως έντιμος με ολόκληρη αυτή την πόλη επί δέκα χρόνια, κι εγώ είχα έρθει για να κοιτάξω, όχι για να βγάλω συμπέρασμα.</w:t>
-      </w:r>
-    </w:p>
-    <w:p/>
-    <w:p>
-      <w:r>
-        <w:t>«Έφτιαξες το πανδοχείο», είπα, χαλαρά, γυρίζοντας τη βάση. «Όλα αυτά τα σιδη Dera στο λόμπι της Φιόνα. Τα αστέρια στο τζάκι, τα στηρίγματα των λαμπτήρων, το προστατευτικό της φωτιάς».</w:t>
+        <w:t xml:space="preserve">Κι ενώ τη θαύμαζα, ανάσανα τη μυρωδιά του σιδηρουργείου, και να τη, αλάνθαστη, η ακριβής μυρωδιά που είχε κολλήσει σε ένα φύλλο κρεμ χαρτιού διπλωμένο στο παλτό μου. Ήταν πάνω στο σημείωμα, και ήταν κι εδώ. Και ανάγκασα τον εαυτό μου να κινηθεί αργά, ανάγκασα τον εαυτό μου να κρατήσει το κάρβουνο στην ανοιχτή μου παλάμη και να μη σφίξω τη γροθιά μου γύρω του, επειδή μια μυρωδιά δεν αποτελεί ομολογία. Ο Σαμ Πάτελ υπήρξε, από κάθε άποψη, απολύτως έντιμος με ολόκληρη αυτή την πόλη επί δέκα χρόνια, κι εγώ είχα έρθει για να κοιτάξω, όχι για να βγάλω συμπέρασμα.</w:t>
+      </w:r>
+    </w:p>
+    <w:p/>
+    <w:p>
+      <w:r>
+        <w:t xml:space="preserve">«Εσείς φτιάξατε τα σιδερικά του πανδοχείου», είπα, χαλαρά, γυρίζοντας τη βάση. «Όλα αυτά τα σιδερικά στο λόμπι της Φιόνας. Τα αστέρια στο τζάκι, τα στηρίγματα των λαμπτήρων, το προστατευτικό της φωτιάς».</w:t>
       </w:r>
     </w:p>
     <w:p/>
@@ -1952,13 +1952,13 @@
     <w:p/>
     <w:p>
       <w:r>
-        <w:t>«Έχουν περάσει τρεις εβδομάδες τώρα, και δεν είναι τα χρήματα, είναι ότι δεν με κοιτάζει καν». Άφησε κάτω την τανάλια και πήρε μια άλλη, τρίβοντας το τίποτα. «Ξέρω τη Φιόνα δέκα χρόνια. Και τώρα τη ρωτάω, όσο πιο απαλά μπορώ, πότε βολεύει να τακτοποιηθούμε, κι αυτή γίνεται άσπρη και κοιτάζει το πάτωμα και λέει Παρασκευή, Παρασκευή, και φεύγει τρέχοντας σαν να είμαι εδώ για να κατασχέσω το μέρος. Της παρέδιδα ολόκληρη την παραγγελία της για το φεστιβάλ με πίστωση και μια χειραψία, με χαρά μάλιστα, και τώρα δεν μπορώ να πάρω είκοσι δολάρια ούτε μια σταράτη κουβέντα από αυτήν, ούτε τα μάτια της για δύο δευτερόλεπτα μαζί, και δεν το καταλαβαίνω, και με κρατάει ξύπνιο».</w:t>
-      </w:r>
-    </w:p>
-    <w:p/>
-    <w:p>
-      <w:r>
-        <w:t>Τον κοιτούσα καθώς τα έλεγε. Έχω περάσει μια ολόκληρη ζωή μαθαίνοντας να ξεχωρίζω τους άντρες που μπορούν να φορέσουν ένα συναίσθημα από εκείνους που έχουν μόνο ένα πρόσωπο, κι ο Σαμ Πατέλ που μου μιλούσε για είκοσι δολάρια ήταν ένας άντρας με ένα μόνο πρόσωπο, με όλο του τον πόνο ακριβώς στην επιφάνεια όπου τον έπιανε το φως της φωτιάς. Ο θυμός του ήταν ο θυμός ενός φίλου, κυρίως πληγωμένος, χωρίς καθόλου από την κρύα επιμέλεια ενός εκβιαστή.</w:t>
+        <w:t xml:space="preserve">«Έχουν περάσει τρεις εβδομάδες τώρα, και δεν είναι τα χρήματα, είναι ότι δεν με κοιτάζει καν». Άφησε κάτω την τανάλια και πήρε μια άλλη, τρίβοντας το τίποτα. «Ξέρω τη Φιόνα δέκα χρόνια. Και τώρα τη ρωτάω, όσο πιο απαλά μπορώ, πότε βολεύει να τακτοποιηθούμε, κι αυτή γίνεται άσπρη και κοιτάζει το πάτωμα και λέει Παρασκευή, Παρασκευή, και φεύγει τρέχοντας σαν να είμαι εδώ για να κατασχέσω το μέρος. Της παρέδωσα ολόκληρη την παραγγελία της για το φεστιβάλ με πίστωση και μια χειραψία, με χαρά μάλιστα, και τώρα δεν μπορώ να πάρω είκοσι δολάρια ούτε μια σταράτη κουβέντα από αυτήν, ούτε τα μάτια της για δύο δευτερόλεπτα μαζί, και δεν το καταλαβαίνω, και με κρατάει ξύπνιο».</w:t>
+      </w:r>
+    </w:p>
+    <w:p/>
+    <w:p>
+      <w:r>
+        <w:t xml:space="preserve">Τον κοιτούσα καθώς τα έλεγε. Έχω περάσει μια ολόκληρη ζωή μαθαίνοντας να ξεχωρίζω τους άντρες που μπορούν να φορέσουν ένα συναίσθημα από εκείνους που έχουν μόνο ένα πρόσωπο, κι ο Σαμ Πάτελ που μου μιλούσε για είκοσι δολάρια ήταν ένας άντρας με ένα μόνο πρόσωπο, με όλο του τον πόνο ακριβώς στην επιφάνεια όπου τον έπιανε το φως της φωτιάς. Ο θυμός του ήταν ο θυμός ενός φίλου, κυρίως πληγωμένος, χωρίς καθόλου από την κρύα επιμέλεια ενός εκβιαστή.</w:t>
       </w:r>
     </w:p>
     <w:p/>
@@ -1970,31 +1970,31 @@
     <w:p/>
     <w:p>
       <w:r>
-        <w:t>«Πρέπει να είναι δύσκολο», είπα, «να σου χρωστάνε, με το φεστιβάλ να κοστίζει όσα κοστίζει. Όλοι φαίνονται στριμωγμένοι φέτος».</w:t>
-      </w:r>
-    </w:p>
-    <w:p/>
-    <w:p>
-      <w:r>
-        <w:t>«Όλοι είναι στριμωγμένοι κάθε χρόνο». Επιτέλους άφησε κάτω το κουρέλι και με κοίταξε ευθεία στα μάτια. «Δεν με πειράζει να μου χρωστάει ένας φίλος που ζορίζεται, κυρία Κλος. Ολόκληρη η πόλη παλεύει με τα έξοδα, το ξέρω όσο ο καθένας, κάνω τη μισή δουλειά μου με εμπιστοσύνη. Αν απλώς μου είχε πει, Σαμ, τα πράγματα είναι στενά, δώσ’ μου προθεσμία μέχρι την άνοιξη, θα είχα σκίσει τον λογαριασμό και θα της είχα πει να μην το ξανασκεφτεί. Το ότι δεν με κοιτάζει είναι αυτό που δεν αντέχω. Μια γυναίκες που απλώς έχει έλλειψη μετρητών δεν φέρεται έτσι. Ντρέπεται, ή φοβάται κάτι, και δεν έχει καμία σχέση με τα είκοσι δολάριά μου, κι εγώ δεν μπορώ να πλησιάσω αρκετά για να βοηθήσω». Άνοιξε τα μαυρισμένα από τη στάχτη χέρια του. «Είναι σε μπελάδες; Πραγματικούς μπελάδες; Επειδή αν είναι, θα προτιμούσα χίλιες φορές να το ξέρω και να βοηθήσω παρά να στέκεμαι εδώ κρατώντας κακία για ψιλολόγια σαν κανένας μικροπρεπής».</w:t>
-      </w:r>
-    </w:p>
-    <w:p/>
-    <w:p>
-      <w:r>
-        <w:t>Κι αυτό, περισσότερο από οτιδήποτε άλλο, διέλυσε το τελευταίο κομμάτι της καχυποψίας μου, σχεδόν εξ ολοκλήρου, επειδή ένας άντρας που ετοιμάζει εκβιασμό δεν θα στεκόταν στο δικό του σιδηρουργείο με την καρδιά του στο πιάτο ρωτώντας αν η γυναίκες που αιμορραγούσε ήταν καλά. Αλλά το σχεδόν δεν είναι το ίδιο με το σίγουρος, κι εγώ κράτησα τη θέση μου, και ρώτησα το πράγμα για το οποίο είχα έρθει κατά το ήμισυ κάτω από τη μυρωδιά.</w:t>
-      </w:r>
-    </w:p>
-    <w:p/>
-    <w:p>
-      <w:r>
-        <w:t>«Αυτός ο παλιός της μπελάς, αν είναι μπελάς», είπα, όσο πιο ανάλαφρα μπορούσα. «Ξέρεις τίποτα για τις πρώτες μέρες του πανδοχείου; Πώς η οικογένεια της Φιόνα βρέθηκε να το έχει, πολύ παλιά; Καμιά παλιά ιστορία που πέρασε από γενιά σε γενιά;»</w:t>
-      </w:r>
-    </w:p>
-    <w:p/>
-    <w:p>
-      <w:r>
-        <w:t>Με κοίταξε ανέκφραστα. «Βρέθηκε να το έχει; Πάντα το είχαν. Εξ όσων θυμούνται όλοι. Η προγ</w:t>
+        <w:t xml:space="preserve">«Πρέπει να είναι δύσκολο», είπα, «να σας χρωστάνε, με το φεστιβάλ να κοστίζει όσα κοστίζει. Όλοι φαίνονται στριμωγμένοι φέτος».</w:t>
+      </w:r>
+    </w:p>
+    <w:p/>
+    <w:p>
+      <w:r>
+        <w:t xml:space="preserve">«Όλοι είναι στριμωγμένοι κάθε χρόνο». Επιτέλους άφησε κάτω το κουρέλι και με κοίταξε ευθεία στα μάτια. «Δεν με πειράζει να μου χρωστάει ένας φίλος που ζορίζεται, κυρία Κλος. Ολόκληρη η πόλη παλεύει με τα έξοδα, το ξέρω όσο ο καθένας, κάνω τη μισή δουλειά μου με εμπιστοσύνη. Αν απλώς μου είχε πει, Σαμ, τα πράγματα είναι στενά, δώσ’ μου προθεσμία μέχρι την άνοιξη, θα είχα σκίσει τον λογαριασμό και θα της είχα πει να μην το ξανασκεφτεί. Το ότι δεν με κοιτάζει είναι αυτό που δεν αντέχω. Μια γυναίκα που απλώς έχει έλλειψη μετρητών δεν φέρεται έτσι. Ντρέπεται, ή φοβάται κάτι, και δεν έχει καμία σχέση με τα είκοσι δολάριά μου, κι εγώ δεν μπορώ να πλησιάσω αρκετά για να βοηθήσω». Άνοιξε τα μαυρισμένα από την καπνιά χέρια του. «Είναι σε μπελάδες; Πραγματικούς μπελάδες; Επειδή αν είναι, θα προτιμούσα χίλιες φορές να το ξέρω και να βοηθήσω παρά να στέκεμαι εδώ κρατώντας κακία για ψιλολόγια σαν κανένας μικροπρεπής».</w:t>
+      </w:r>
+    </w:p>
+    <w:p/>
+    <w:p>
+      <w:r>
+        <w:t xml:space="preserve">Κι αυτό, περισσότερο από οτιδήποτε άλλο, διέλυσε το τελευταίο κομμάτι της καχυποψίας μου, σχεδόν εξ ολοκλήρου, επειδή ένας άντρας που ετοιμάζει εκβιασμό δεν θα στεκόταν στο δικό του σιδηρουργείο με την καρδιά του στο πιάτο ρωτώντας αν η γυναίκα που απομυζούσε ήταν καλά. Αλλά το σχεδόν δεν είναι το ίδιο με το σίγουρος, κι εγώ κράτησα τη θέση μου, και ρώτησα το πράγμα για το οποίο είχα έρθει κατά το ήμισυ κάτω από τη μυρωδιά.</w:t>
+      </w:r>
+    </w:p>
+    <w:p/>
+    <w:p>
+      <w:r>
+        <w:t xml:space="preserve">«Αυτός ο παλιός της μπελάς, αν είναι μπελάς», είπα, όσο πιο ανάλαφρα μπορούσα. «Ξέρετε τίποτα για τις πρώτες μέρες του πανδοχείου; Πώς η οικογένεια της Φιόνας βρέθηκε να το έχει, πολύ παλιά; Καμιά παλιά ιστορία που πέρασε από γενιά σε γενιά;»</w:t>
+      </w:r>
+    </w:p>
+    <w:p/>
+    <w:p>
+      <w:r>
+        <w:t xml:space="preserve">Με κοίταξε ανέκφραστα. «Βρέθηκε να το έχει; Πάντα το είχαν. Εξ όσων θυμούνται όλοι. Η προ</w:t>
       </w:r>
       <w:r>
         <w:t>γιαγιά της το ξεκίνησε, αυτό μόνο ξέρω, υπάρχει μια φωτογραφία της γυναίκας στο μπροστινό χωλ». Σήκωσε τους ώμους, ολοφάνερα μπερδεμένος από την ερώτηση. «Γιατί να ξέρω κάτι παραπάνω από αυτό; Είμαι σιδηρουργός. Ξέρω από σίδερο και ξέρω ότι οι πελάτες μου πληρώνουν αργά. Οι παλιές οικογένειες και όλα αυτά, αυτά είναι η δουλειά του Θίο, στην Ιστορική Εταιρεία. Η σκόνη με κάνει να φτερνίζομαι. Ποτέ δεν έχω πατήσει το πόδι μου εκεί μέσα».</w:t>
@@ -2009,49 +2009,49 @@
     <w:p/>
     <w:p>
       <w:r>
-        <w:t>Δεν τράβηξα αυτή την κλωστή μέχρι τέλους. Την έβαλα στην άκρη για να τη εξετάσω αργότερα, δίπλα στην κόκκινη κορδέλα. Έπειτα ο Σαμ, επειδή ήταν τεχνίτης πριν απ' οτιδήποτε άλλο, γύρισε πίσω στον πάγκο, όπου μια σειρά από τελειωμένα σιδερένια αστέρια κρύωναν, μαύρα και με καθαρές ακμές. Η Πιπ τέντωσε τον λαιμό της προς το μέρος τους από ασφαλή απόσταση.</w:t>
-      </w:r>
-    </w:p>
-    <w:p/>
-    <w:p>
-      <w:r>
-        <w:t>«Αυτά είναι κι αυτά δικά της», είπε, παίρνοντας ένα και γυρίζοντάς το στο φως, και υπήρχε αγάπη στα χέρια του γι' αυτό ακόμη και τώρα. «Τα στηρίγματα της βεράντας. Τα τελευταία της παραγγελίας. Έβαλα αρκετό κομμάτι του εαυτού μου σε αυτό το λόμπι φέτος, ξέρεις. Δεν μπορείς να περπατήσεις μέσα από το μπροστινό δωμάτιο της Φιόνα χωρίς να ακουμπήσεις κάτι που έφτιαξα, ή να σταθείς κοντά του». Άφησε κάτω το αστέρι. «Μου ταιριάζει. Σ' έναν σιδηρουργό αρέσει να αφήνει ένα μέρος να μυρίζει από τη φωτιά του».</w:t>
-      </w:r>
-    </w:p>
-    <w:p/>
-    <w:p>
-      <w:r>
-        <w:t>Έμεινα ακίνητη μέσα μου. Ολόκληρο το λόμπι ήταν ποτισμένο με το σίδερο του και την ανάσα της φωτιάς του, πυκνό σαν τη μυρωδιά εκατό δειπνίνων σε μια κουζίνα. Οτιδήποτε είχε μείνει σε αυτό το λόμπι, οτιδήποτε είχε αφεθεί στη ρεσεψιόν ή είχε γλιστρήσει κάτω από μια πόρτα ή είχε μεταφερθεί στην τσέπη σε αυτό το πάτωμα, θα έφευγε μυρίζοντας το σιδηρουργείο του Σαμ Πατέλ.</w:t>
-      </w:r>
-    </w:p>
-    <w:p/>
-    <w:p>
-      <w:r>
-        <w:t>Δεν είπα τίποτα από αυτά φωναχτά. Αλλά καταστάλαξε σε μια ερώτηση που άξιζε πολύ περισσότερα από την ίδια τη μυρωδιά. Το σημείωμα μύριζε σιδηρουργείο. Αλλά μύριζε σιδηρουργείο επειδή ο Σαμ Πατέλ είχε σκύψει πάνω του με μια πένα, ή επειδή είχε βρεθεί κάπου όπου υπήρχε το σίδερο του Σαμ Πατέλ;</w:t>
-      </w:r>
-    </w:p>
-    <w:p/>
-    <w:p>
-      <w:r>
-        <w:t>«Ευχαριστώ, Σαμ», είπα, και τον πλήρωσα για τη βάση, και εννοούσα τις ευχαριστίες για κάτι περισσότερο από τη βάση. «Για τη δουλειά. Και που ρώτησες γι' αυτήν με όλη σου την καρδιά. Θα της πω ότι το έκανες. Ευγενικά».</w:t>
-      </w:r>
-    </w:p>
-    <w:p/>
-    <w:p>
-      <w:r>
-        <w:t>«Να το κάνεις». Έγνεψε, μία φορά, σοβαρά. «Και πες της ότι τα είκοσι δολάρια σκίστηκαν. Πες της ότι δεν θέλω να ξανακούσω γι' αυτά ποτέ ξανά. Πες της να με κοιτάξει την επόμενη φορά που θα με δει, αυτό είναι το μόνο που θέλω από όλο αυτό, απλώς τα μάτια της για ένα δευτερόλεπτο ώστε να ξέρω ότι είμαστε καλά».</w:t>
-      </w:r>
-    </w:p>
-    <w:p/>
-    <w:p>
-      <w:r>
-        <w:t>Υποσχέθηκα ότι θα το έκανα. Η Πιπ κι εγώ πήραμε τον δρόμο της επιστροφής προς την πόλη, με τον ήχο του σφυριού του να ξαναρχίζει πίσω μας, σταθερός και λαμπερός, ένας καλός άντρας που έφτιαχκε αστέρια στο κρύο.</w:t>
-      </w:r>
-    </w:p>
-    <w:p/>
-    <w:p>
-      <w:r>
-        <w:t>Είχα έρθει στο σιδηρουργείο μισοσκεπτόμενη ότι μπορεί να βάδιζα ευθεία προς μια απάντηση. Έφυγα με μια καλύτερη ερώτηση, με τη μυρωδιά του κάρβουνα να πλέει στο μαλλί του παλτό μου, και μια αυξανόμενη υποψία ότι η μυρωδιά πάνω στο σημείωμα έδειχνε πού είχε βρεθεί.</w:t>
+        <w:t xml:space="preserve">Δεν τράβηξα αυτή την κλωστή μέχρι τέλους. Την έβαλα στην άκρη για να την εξετάσω αργότερα, δίπλα στην κόκκινη κορδέλα. Έπειτα ο Σαμ, επειδή ήταν τεχνίτης πριν απ' οτιδήποτε άλλο, γύρισε πίσω στον πάγκο, όπου μια σειρά από τελειωμένα σιδερένια αστέρια κρύωναν, μαύρα και με καθαρές ακμές. Η Πιπ τέντωσε τον λαιμό της προς το μέρος τους από ασφαλή απόσταση.</w:t>
+      </w:r>
+    </w:p>
+    <w:p/>
+    <w:p>
+      <w:r>
+        <w:t xml:space="preserve">«Κι αυτά είναι δικά της», είπε, παίρνοντας ένα και γυρίζοντάς το στο φως, και υπήρχε αγάπη στα χέρια του γι' αυτό ακόμη και τώρα. «Τα στηρίγματα της βεράντας. Τα τελευταία της παραγγελίας. Έβαλα αρκετό κομμάτι του εαυτού μου σε αυτό το λόμπι φέτος, ξέρετε. Δεν μπορείς να περπατήσεις μέσα από το μπροστινό δωμάτιο της Φιόνας χωρίς να ακουμπήσεις κάτι που έφτιαξα, ή να σταθείς κοντά του». Άφησε κάτω το αστέρι. «Μου ταιριάζει. Σ' έναν σιδηρουργό αρέσει να αφήνει ένα μέρος να μυρίζει από τη φωτιά του».</w:t>
+      </w:r>
+    </w:p>
+    <w:p/>
+    <w:p>
+      <w:r>
+        <w:t xml:space="preserve">Έμεινα ακίνητη μέσα μου. Ολόκληρο το λόμπι ήταν ποτισμένο με το σίδερό του και την ανάσα της φωτιάς του, πυκνό σαν τη μυρωδιά εκατό δείπνων σε μια κουζίνα. Οτιδήποτε είχε μείνει σε αυτό το λόμπι, οτιδήποτε είχε αφεθεί στη ρεσεψιόν ή είχε γλιστρήσει κάτω από μια πόρτα ή είχε μεταφερθεί στην τσέπη σε αυτό το πάτωμα, θα έφευγε μυρίζοντας το σιδηρουργείο του Σαμ Πάτελ.</w:t>
+      </w:r>
+    </w:p>
+    <w:p/>
+    <w:p>
+      <w:r>
+        <w:t xml:space="preserve">Δεν είπα τίποτα από αυτά φωναχτά. Αλλά καταστάλαξε σε μια ερώτηση που άξιζε πολύ περισσότερα από την ίδια τη μυρωδιά. Το σημείωμα μύριζε σιδηρουργείο. Αλλά μύριζε σιδηρουργείο επειδή ο Σαμ Πάτελ είχε σκύψει πάνω του με μια πένα, ή επειδή είχε βρεθεί κάπου όπου υπήρχε το σίδερο του Σαμ Πάτελ;</w:t>
+      </w:r>
+    </w:p>
+    <w:p/>
+    <w:p>
+      <w:r>
+        <w:t xml:space="preserve">«Ευχαριστώ, Σαμ», είπα, και τον πλήρωσα για τη βάση, και εννοούσα τις ευχαριστίες για κάτι περισσότερο από τη βάση. «Για τη δουλειά. Και που ρωτήσατε γι' αυτήν με όλη σας την καρδιά. Θα της πω ότι το κάνατε. Με καλά λόγια».</w:t>
+      </w:r>
+    </w:p>
+    <w:p/>
+    <w:p>
+      <w:r>
+        <w:t xml:space="preserve">«Να της το πείτε». Έγνεψε, μία φορά, σοβαρά. «Και πείτε της ότι τα είκοσι δολάρια σκίστηκαν. Πείτε της ότι δεν θέλω να ξανακούσω γι' αυτά ποτέ ξανά. Πείτε της να με κοιτάξει την επόμενη φορά που θα με δει, αυτό είναι το μόνο που θέλω από όλο αυτό, απλώς τα μάτια της για ένα δευτερόλεπτο ώστε να ξέρω ότι είμαστε καλά».</w:t>
+      </w:r>
+    </w:p>
+    <w:p/>
+    <w:p>
+      <w:r>
+        <w:t xml:space="preserve">Υποσχέθηκα ότι θα το έκανα. Η Πιπ κι εγώ πήραμε τον δρόμο της επιστροφής προς την πόλη, με τον ήχο του σφυριού του να ξαναρχίζει πίσω μας, σταθερός και λαμπερός, ένας καλός άντρας που έφτιαχνε αστέρια στο κρύο.</w:t>
+      </w:r>
+    </w:p>
+    <w:p/>
+    <w:p>
+      <w:r>
+        <w:t xml:space="preserve">Είχα έρθει στο σιδηρουργείο μισοσκεπτόμενη ότι μπορεί να βάδιζα ευθεία προς μια απάντηση. Έφυγα με μια καλύτερη ερώτηση, με τη μυρωδιά του κάρβουνου να πλέει στο μαλλί του παλτό μου, και μια αυξανόμενη υποψία ότι η μυρωδιά πάνω στο σημείωμα έδειχνε πού είχε βρεθεί.</w:t>
       </w:r>
     </w:p>
     <w:p/>
@@ -2080,7 +2080,7 @@
     <w:p/>
     <w:p>
       <w:r>
-        <w:t xml:space="preserve">—Κυρία Κλος! Ελάτε να δείτε αυτό, θα σας αρέσει. </w:t>
+        <w:t xml:space="preserve">«Κυρία Κλος! Ελάτε να δείτε αυτό, θα σας αρέσει».</w:t>
       </w:r>
     </w:p>
     <w:p/>
@@ -2092,7 +2092,7 @@
     <w:p/>
     <w:p>
       <w:r>
-        <w:t xml:space="preserve">—Χίλια οκτακόσια ενενήντα μία. Οι Μπλάκμπερν έδωσαν τα μισά χρήματα για την εκκλησία στην πλατεία. Το ξέρατε αυτό; Τα μισά. Γενναιόδωροι, οι παλιόγεροι, όταν τους βόλευε να φαίνονται. </w:t>
+        <w:t xml:space="preserve">«Χίλια οκτακόσια ενενήντα ένα. Οι Μπλάκμπερν έδωσαν τα μισά χρήματα για την εκκλησία στο πάρκο. Το ξέρατε αυτό; Τα μισά. Γενναιόδωροι, οι παλιοί, όταν τους βόλευε να φαίνονται».</w:t>
       </w:r>
     </w:p>
     <w:p/>
@@ -2104,19 +2104,19 @@
     <w:p/>
     <w:p>
       <w:r>
-        <w:t>—Λατρεύω τις παλιές, ιστορικές οικογένειες. Όλη αυτή η ωμή, αρπακτική φιλοδοξία στην πρώτη γενιά, που καταντάει σεβασφότητα ως την τρίτη, και μέχρι την τέταρτη έχουν ξεχάσει ότι άρπαξαν ποτέ τίποτα. Είναι η ίδια ιστορία σε κάθε κωμόπολη που έχω πατήσει ποτέ το πόδι μου.</w:t>
-      </w:r>
-    </w:p>
-    <w:p/>
-    <w:p>
-      <w:r>
-        <w:t>—Ενδιαφέρεστε πολύ για τους Μπλάκμπερν, είπα, τράβηξα την καρέκλα απέναντί του και κάθισα.</w:t>
-      </w:r>
-    </w:p>
-    <w:p/>
-    <w:p>
-      <w:r>
-        <w:t xml:space="preserve">—Με πληρώνουν για να ενδιαφέρομαι. </w:t>
+        <w:t xml:space="preserve">«Λατρεύω τις παλιές, ιστορικές οικογένειες. Όλη αυτή η ωμή, αρπακτική φιλοδοξία στην πρώτη γενιά, που καταλήγει σε ευυποληψία ως την τρίτη, και μέχρι την τέταρτη έχουν ξεχάσει ότι άρπαξαν ποτέ τίποτα. Είναι η ίδια ιστορία σε κάθε μικρή πόλη που έχω πατήσει ποτέ το πόδι μου».</w:t>
+      </w:r>
+    </w:p>
+    <w:p/>
+    <w:p>
+      <w:r>
+        <w:t xml:space="preserve">«Ενδιαφέρεστε πολύ για τους Μπλάκμπερν», είπα, τράβηξα την καρέκλα απέναντί του και κάθισα.</w:t>
+      </w:r>
+    </w:p>
+    <w:p/>
+    <w:p>
+      <w:r>
+        <w:t xml:space="preserve">«Με πληρώνουν για να ενδιαφέρομαι».</w:t>
       </w:r>
     </w:p>
     <w:p/>
@@ -2128,7 +2128,7 @@
     <w:p/>
     <w:p>
       <w:r>
-        <w:t xml:space="preserve">—Έρευνα κληρονομιών. Αυτή είναι η δουλειά μου, κυρία Κλος. Όταν ο τελευταίος μιας πλούσιας, ιστορικής γενιάς πεθαίνει, αφήνει πίσω του ένα κουβάρι, ένα χάος για το ποιος είχε τι, σε ποιον χρωστούσαν, πού κατέληξε κάποιο πολύτιμο αντικείμενο, και κάποιος πρέπει να κάθεται σε βιβλιοθήκες και να ξεδιαλύνει αυτό το κουβάρι, και αυτός ο κάποιος είμαι εγώ. </w:t>
+        <w:t xml:space="preserve">«Έρευνα κληρονομιών. Αυτή είναι η δουλειά μου, κυρία Κλος. Όταν ο τελευταίος μιας πλούσιας, ιστορικής γενιάς πεθαίνει, αφήνει πίσω του ένα κουβάρι, ένα χάος για το ποιος είχε τι, σε ποιον χρωστούσαν, πού κατέληξε κάποιο πολύτιμο αντικείμενο, και κάποιος πρέπει να κάθεται σε βιβλιοθήκες και να ξεδιαλύνει αυτό το κουβάρι, και αυτός ο κάποιος είμαι εγώ».</w:t>
       </w:r>
     </w:p>
     <w:p/>
@@ -2140,7 +2140,7 @@
     <w:p/>
     <w:p>
       <w:r>
-        <w:t xml:space="preserve">—Αυτή τη στιγμή ξεδιαλύνω ένα μπέρδεμα των Μπλάκμπερν. Υπήρχε ένα κόσμημα στην οικογένεια, κάποτε. Μια καρφίτσα. Μια αξιόλογη καρφίτσα. Ένα ζαφείρι στο κέντρο, χρυσοδουλειά ολόγυρα, αληθινό κόσμημα, που άξιζε πολλά ακόμα και τότε και μια μικρή περιουσία τώρα. </w:t>
+        <w:t xml:space="preserve">«Αυτή τη στιγμή ξεδιαλύνω ένα μπέρδεμα των Μπλάκμπερν. Υπήρχε ένα κόσμημα στην οικογένεια, κάποτε. Μια καρφίτσα. Μια αξιόλογη καρφίτσα. Ένα ζαφείρι στο κέντρο, χρυσοδουλειά ολόγυρα, αληθινό κόσμημα, που άξιζε πολλά ακόμα και τότε και μια μικρή περιουσία τώρα».</w:t>
       </w:r>
     </w:p>
     <w:p/>
@@ -2152,7 +2152,7 @@
     <w:p/>
     <w:p>
       <w:r>
-        <w:t>—Και εξαφανίστηκε από τα αρχεία της οικογένειας γύρω στο 1924. Απλώς έπαψε να αναφέρεται. Και οι δικηγόροι της οικογένειας θα ήθελαν πάρα πολύ να μάθουν πού πήγε, επειδή υπάρχει μια κληρονομιά που δεν μπορεί να κλείσει οριστικά αν δεν βρεθεί κάποιος να καταγράψει τι απέγινε εκείνη η καρφίτσα.</w:t>
+        <w:t xml:space="preserve">«Και εξαφανίστηκε από τα αρχεία της οικογένειας γύρω στο 1924. Απλώς έπαψε να αναφέρεται. Και οι δικηγόροι της οικογένειας θα ήθελαν πάρα πολύ να μάθουν πού πήγε, επειδή υπάρχει μια κληρονομιά που δεν μπορεί να κλείσει οριστικά αν δεν βρεθεί κάποιος να καταγράψει τι απέγινε εκείνη η καρφίτσα».</w:t>
       </w:r>
     </w:p>
     <w:p/>
@@ -2164,13 +2164,13 @@
     <w:p/>
     <w:p>
       <w:r>
-        <w:t>—Και την έχετε βρει; ρώτησα. —Πού κατέληξε;</w:t>
-      </w:r>
-    </w:p>
-    <w:p/>
-    <w:p>
-      <w:r>
-        <w:t xml:space="preserve">—Όχι το τέλος της. Κοντά είμαι, όμως. </w:t>
+        <w:t xml:space="preserve">«Και την έχετε βρει;» ρώτησα. «Πού κατέληξε;»</w:t>
+      </w:r>
+    </w:p>
+    <w:p/>
+    <w:p>
+      <w:r>
+        <w:t xml:space="preserve">«Όχι το τέλος της. Κοντά είμαι, όμως».</w:t>
       </w:r>
     </w:p>
     <w:p/>
@@ -2182,7 +2182,7 @@
     <w:p/>
     <w:p>
       <w:r>
-        <w:t xml:space="preserve">—Ξέρω ότι έφυγε από το σπίτι των Μπλάκμπερν τον χειμώνα του '24. Ξέρω ότι δεν βγήκε από καμία από τις επίσημες πόρτες. Καμία καταγεγραμμένη πώληση, κανένα δώρο, καμία κληροδοσία, τίποτα γραπτό, πράγμα που στην εμπειρία μου σημαίνει ότι βγήκε από την πλαϊνή, τη λάθος πόρτα. Κλοπή, σχεδόν σίγουρα, παρόλο που είναι εκατό χρόνια αργά για να γίνει οτιδήποτε γι' αυτό. </w:t>
+        <w:t xml:space="preserve">«Ξέρω ότι έφυγε από το σπίτι των Μπλάκμπερν τον χειμώνα του '24. Ξέρω ότι δεν βγήκε από καμία από τις επίσημες πόρτες. Καμία καταγεγραμμένη πώληση, κανένα δώρο, καμία κληροδοσία, τίποτα γραπτό, πράγμα που στην εμπειρία μου σημαίνει ότι βγήκε από την πλαϊνή, τη λάθος πόρτα. Κλοπή, σχεδόν σίγουρα, παρόλο που είναι εκατό χρόνια αργά για να γίνει οτιδήποτε γι' αυτό».</w:t>
       </w:r>
     </w:p>
     <w:p/>
@@ -2194,25 +2194,25 @@
     <w:p/>
     <w:p>
       <w:r>
-        <w:t>—Αφού φύγει από το σπίτι, τα ίχνη χάνονται εδώ και εμφανίζονται ξανά, αμυδρά, δύο πόλεις πιο πέρα. Ένα ενεχυροδανειστήριο στο Ρίτζλινγκ. Κρατούσαν άθλια αρχεία, αυτά τα παλιά μαγαζιά, αλλά κάτι κράτησαν, και υπάρχει ένα ημερολόγιο υπαλλήλου που σώθηκε, και προσπαθώ να ταιριάξω μια ημερομηνία σε αυτό με τον χειμώνα που χάθηκε η καρφίτσα. Τότε θα έχω ολόκληρη την πορεία του αντικειμένου, από το σπίτι στο ενεχυροδανειστήριο, και θα μπορέσω να παραδώσω την αναφορά μου, να κλείσω τον φάκελό μου και να πάω σπίτι μου.</w:t>
-      </w:r>
-    </w:p>
-    <w:p/>
-    <w:p>
-      <w:r>
-        <w:t>Ο σφυγμός μου ανέβηκε, γρήγορος και δυνατός, και κράτησα το πρόσωπό μου ανέκφραστο. Ήξερε για το Ρίτζλινγκ. Ήξερε για το ενεχυροδανειστήριο. Είχε προσεγγίσει ολόκληρη την υπόθεση από την πλευρά των Μπλάκμπερν, τη νόμιμη πλευρά, την πλευρά των δικηγόρων της κληρονομιάς, και την είχε εντοπίσει σχεδόν μέχρι την πόρτα της Κόνστανς Οκαφόρ από την απέναντι πλευρά.</w:t>
-      </w:r>
-    </w:p>
-    <w:p/>
-    <w:p>
-      <w:r>
-        <w:t>—Έχετε κάνει καλή δουλειά, είπα.</w:t>
-      </w:r>
-    </w:p>
-    <w:p/>
-    <w:p>
-      <w:r>
-        <w:t xml:space="preserve">—Είναι όλη μου η δουλειά, αυτή εδώ. Δεν υπάρχει άλλο κομμάτι σε αυτό. </w:t>
+        <w:t xml:space="preserve">«Αφού φύγει από το σπίτι, τα ίχνη χάνονται εδώ και εμφανίζονται ξανά, αμυδρά, δύο πόλεις πιο πέρα. Ένα ενεχυροδανειστήριο στο Ρίτζλαϊν. Κρατούσαν άθλια αρχεία, αυτά τα παλιά μαγαζιά, αλλά κάτι κράτησαν, και υπάρχει ένα ημερολόγιο υπαλλήλου που σώθηκε, και προσπαθώ να ταιριάξω μια ημερομηνία σε αυτό με τον χειμώνα που χάθηκε η καρφίτσα. Τότε θα έχω ολόκληρη την πορεία του αντικειμένου, από το σπίτι στο ενεχυροδανειστήριο, και θα μπορέσω να παραδώσω την αναφορά μου, να κλείσω τον φάκελό μου και να πάω σπίτι μου».</w:t>
+      </w:r>
+    </w:p>
+    <w:p/>
+    <w:p>
+      <w:r>
+        <w:t xml:space="preserve">Ο σφυγμός μου ανέβηκε, γρήγορος και δυνατός, και κράτησα το πρόσωπό μου ανέκφραστο. Ήξερε για το Ρίτζλαϊν. Ήξερε για το ενεχυροδανειστήριο. Είχε προσεγγίσει ολόκληρη την υπόθεση από την πλευρά των Μπλάκμπερν, τη νόμιμη πλευρά, την πλευρά των δικηγόρων της κληρονομιάς, και την είχε εντοπίσει σχεδόν μέχρι την πόρτα της Κόνστανς Οκαφόρ από την απέναντι πλευρά.</w:t>
+      </w:r>
+    </w:p>
+    <w:p/>
+    <w:p>
+      <w:r>
+        <w:t xml:space="preserve">«Έχετε διαβάσει καλά τα μαθήματά σας», είπα.</w:t>
+      </w:r>
+    </w:p>
+    <w:p/>
+    <w:p>
+      <w:r>
+        <w:t xml:space="preserve">«Μόνο μαθήματα είναι αυτή η δουλειά. Δεν έχει τίποτε άλλο».</w:t>
       </w:r>
     </w:p>
     <w:p/>
@@ -2224,7 +2224,7 @@
     <w:p/>
     <w:p>
       <w:r>
-        <w:t xml:space="preserve">—Ορίστε. Έπρεπε να σας είχα δώσει ένα από αυτά την πρώτη μέρα. </w:t>
+        <w:t xml:space="preserve">«Ορίστε. Έπρεπε να σας είχα δώσει ένα από αυτά την πρώτη μέρα».</w:t>
       </w:r>
     </w:p>
     <w:p/>
@@ -2236,7 +2236,7 @@
     <w:p/>
     <w:p>
       <w:r>
-        <w:t>—Τα δίνω σε όλους. Αλήθεια, σε όλους. Όσο περισσότεροι άνθρωποι σε μια πόλη ξέρουν τι κυνηγάω, τόσο πιθανότερο είναι η γιαγιά κάποιου να θυμηθεί κάτι που είχε πει η μητέρα της παλιά, και να μου γλιτώσει έναν μήνα δουλειάς.</w:t>
+        <w:t xml:space="preserve">«Τα δίνω σε όλους. Αλήθεια, σε όλους. Όσο περισσότεροι άνθρωποι σε μια πόλη ξέρουν τι κυνηγάω, τόσο πιθανότερο είναι η γιαγιά κάποιου να θυμηθεί κάτι που είχε πει η μητέρα της παλιά, και να μου γλιτώσει έναν μήνα δουλειάς».</w:t>
       </w:r>
     </w:p>
     <w:p/>
@@ -2260,7 +2260,7 @@
     <w:p/>
     <w:p>
       <w:r>
-        <w:t>Δεν είχε κανένα νόημα να είναι οι δυο τους το ίδιο πρόσωπο. Δεν στραγγαλίζεις μια γυναίκα στα κρυφά για ένα μυστικό, διαφημίζοντας ταυτόχρονα στη δημόσια βιβλιοθήκη, σε κοινή θέα, ότι ερευνάς ακριβώς το μυστικό με το οποίο τη στραγγαλίζεις.</w:t>
+        <w:t xml:space="preserve">Δεν είχε κανένα νόημα να είναι οι δυο τους το ίδιο πρόσωπο. Δεν στραγγαλίζεις μια γυναίκα στα κρυφά για ένα μυστικό, διαφημίζοντας ταυτόχρονα στη δημόσια βιβλιοθήκη, μεγαλόφωνα, ότι ερευνάς ακριβώς το μυστικό με το οποίο τη στραγγαλίζεις.</w:t>
       </w:r>
     </w:p>
     <w:p/>
@@ -2272,7 +2272,7 @@
     <w:p/>
     <w:p>
       <w:r>
-        <w:t>Ανάγκασα τον εαυτό μου να εξετάσει κι αυτή την εκδοχή, να τη γυρίσει από όλες τις πλευρές, να κοιτάξει την ανάποδη. Εκτός κι αν κρυβόταν στο μοναδικό μέρος όπου κανείς δεν κοιτάζει ποτέ, στο άπλετο φως, κάνοντας τόσο πολύ ειλικρινή θόρυβο για την καρφίτσα ώστε κανείς στο Φρόστ Φολς να μην σκεφτεί ποτέ να υποψιαστεί τον άνθρωπο που μιλούσε γι' αυτήν περισσότερο από όλους.</w:t>
+        <w:t xml:space="preserve">Ανάγκασα τον εαυτό μου να εξετάσει κι αυτή την εκδοχή, να τη γυρίσει από όλες τις πλευρές, να κοιτάξει την ανάποδη. Εκτός κι αν κρυβόταν στο μοναδικό μέρος όπου κανείς δεν κοιτάζει ποτέ, στο άπλετο φως, κάνοντας τόσο πολύ ειλικρινή θόρυβο για την καρφίτσα ώστε κανείς στο Φροστ Φολς να μη σκεφτεί ποτέ να υποψιαστεί τον άνθρωπο που μιλούσε γι' αυτήν περισσότερο από όλους.</w:t>
       </w:r>
     </w:p>
     <w:p/>
@@ -2284,7 +2284,7 @@
     <w:p/>
     <w:p>
       <w:r>
-        <w:t>—Κύριε Κάρτερ, είπα, —υποθέστε ότι ανακαλύπτατε πως η καρφίτσα είχε αφαιρεθεί από κάποιον που χρειαζόταν απεγνωσμένα χρήματα. Έναν υπηρέτη, ας πούμε. Ένα κορίτσι από ένα φτωχό σπίτι σε έναν βαρύ χειμώνα. Τι θα κάνατε με αυτό;</w:t>
+        <w:t xml:space="preserve">«Κύριε Κάρτερ», είπα, «υποθέστε ότι ανακαλύπτατε πως η καρφίτσα είχε αφαιρεθεί από κάποιον που χρειαζόταν απεγνωσμένα χρήματα. Μια υπηρέτρια, ας πούμε. Ένα κορίτσι από ένα φτωχό σπίτι σε έναν βαρύ χειμώνα. Τι θα κάνατε με αυτό;»</w:t>
       </w:r>
     </w:p>
     <w:p/>
@@ -2296,7 +2296,7 @@
     <w:p/>
     <w:p>
       <w:r>
-        <w:t xml:space="preserve">—Θα το έγραφε η έκθεσή μου, είπε τέλος. —Πού κατέληξε το αντικείμενο, και πώς. Να κλείσω την υπόθεση της κληρονομιάς. Να εισπράξω την αμοιβή μου και να φύγω. </w:t>
+        <w:t xml:space="preserve">«Θα το έγραφα στην έκθεσή μου», είπε τέλος. «Πού κατέληξε το αντικείμενο, και πώς. Θα έκλεινα την υπόθεση της κληρονομιάς. Θα εισέπραττα την αμοιβή μου και θα έφευγα».</w:t>
       </w:r>
     </w:p>
     <w:p/>
@@ -2308,7 +2308,7 @@
     <w:p/>
     <w:p>
       <w:r>
-        <w:t xml:space="preserve">—Δεν είμαι ο νόμος, κυρία Κλος, και δεν είμαι ιερέας, και βέβαια δεν είμαι η συνείδηση ενός κοριτσιού που θα έχει πεθάνει εδώ και καιρό. Εντοπίζω πού πήγαν τα πράγματα. Τι έκαναν οι άνθρωποι για να τα μετακινήσουν, και αν είχαν δίκιο ή άδικο που το έκαναν, αυτό είναι δικό τους ζήτημα με ό,τι κι αν έχουν να λογοδοτήσουν, και επιπλέον είναι μια ιστορία ξεχασμένη εδώ και έναν αιώνα. Δεν έχω κανένα ενδιαφέρον να ντροπιάσω μια νεκρή υπηρέτρια επειδή ήταν φτωχή. </w:t>
+        <w:t xml:space="preserve">«Δεν είμαι ο νόμος, κυρία Κλος, και δεν είμαι ιερέας, και βέβαια δεν είμαι η συνείδηση ενός κοριτσιού που θα έχει πεθάνει εδώ και καιρό. Εντοπίζω πού πήγαν τα πράγματα. Τι έκαναν οι άνθρωποι για να τα μετακινήσουν, και αν είχαν δίκιο ή άδικο που το έκαναν, αυτό είναι δικό τους ζήτημα με ό,τι κι αν έχουν να λογοδοτήσουν, και επιπλέον είναι μια ιστορία ξεχασμένη εδώ και έναν αιώνα. Δεν έχω κανένα ενδιαφέρον να ντροπιάσω μια νεκρή υπηρέτρια επειδή ήταν φτωχή».</w:t>
       </w:r>
     </w:p>
     <w:p/>
@@ -2320,13 +2320,13 @@
     <w:p/>
     <w:p>
       <w:r>
-        <w:t>—Γιατί το ρωτάτε αυτό; Ξέρετε κάτι που δεν ξέρω εγώ, κυρία Κλος;</w:t>
-      </w:r>
-    </w:p>
-    <w:p/>
-    <w:p>
-      <w:r>
-        <w:t>—Ξέρω πολλά πράγματα που δεν ξέρετε εσείς, είπα ευγενικά, —σχετικά με το πλέξιμο, και σχετικά με τις διατροφικές συνήθψεις των πιγκουίνων. Σχετικά με καρφίτσες φοβάμαι ότι δεν σας είμαι καθόλου χρήσιμη.</w:t>
+        <w:t xml:space="preserve">«Γιατί το ρωτάτε έτσι; Ξέρετε κάτι που δεν ξέρω εγώ, κυρία Κλος;»</w:t>
+      </w:r>
+    </w:p>
+    <w:p/>
+    <w:p>
+      <w:r>
+        <w:t xml:space="preserve">«Ξέρω πολλά πράγματα που δεν ξέρετε εσείς», είπα ευγενικά, «σχετικά με το πλέξιμο, και σχετικά με τις διατροφικές συνήθειες των πιγκουίνων. Σχετικά με καρφίτσες φοβάμαι ότι δεν σας είμαι καθόλου χρήσιμη».</w:t>
       </w:r>
     </w:p>
     <w:p/>
@@ -2360,62 +2360,62 @@
     </w:p>
     <w:p>
       <w:r>
-        <w:t>—Κυρία Κλαους! Ο Μπραμ ξεπρόβαλε τροχάδην από τη γωνία του σπιτιού, στριφογυρίζοντας το σκουφί του ανάμεσα στα χέρια του. Ο Μπραμ ήταν το ξωτικό που είχε κατέβει μαζί μας στον Νότο, ο επιστάτης του μεταφερμένου εργαστηρίου, αφοσιωμένος, σχολαστικός και χτισμένος πάνω στις γενικές γραμμές μιας ανήσυχης πατάτας, και αυτή τη στιγμή είχε φτάσει στο απόγειο της απελπισίας του. —Είναι η Ντάνσερ. Ξαναλύθηκε μόνη της. Τρίτη φορά αυτή την εβδομάδα, κυρία Κλαους, η τρίτη. Και ορκίζομαι σε κάθε κουμπί που έχω πάνω μου ότι ο σύρτης ήταν ασφαλισμένος όταν έφυγα, ασφαλισμένος και δοκιμασμένος, κι όμως να τη τώρα που τρώει τα καλά λάχανα και δεν λέει να οδηγηθεί, και καθόλου δεν μου αρέσει η τροπή που παίρνει το πράγμα, να σας το πω εγώ.</w:t>
-      </w:r>
-    </w:p>
-    <w:p>
-      <w:r>
-        <w:t>—Καλό απογευματάκι και σε εσένα, Μπραμ, είπα και άφησα το καλάθι μου μέσα στην πόρτα της κουζίνας. Έξω στον κήπο, η Ντάνσερ σήκωσε το μεγάλο της κεφάλι από το παρτέρι με τα λάχανα, με κοίταξε με ήπιο ενδιαφέρον και ξαναγύρισε στα λάχανα. —Λοιπόν. Για ποιον λόγο δεν σου αρέσει η τροπή του;</w:t>
-      </w:r>
-    </w:p>
-    <w:p>
-      <w:r>
-        <w:t>—Επειδή δεν το έσκασε μόνη της. Χαμήλωσε τη φωνή του. —Εννοώ πως το έσκασε, προφανώς, να τη πού στέκεται στα λάχανα, έχω μάτια στο κεφάλι μου. Αλλά η πόρτα ασφαλίστηκε κατόπιν. Ασφαλίστηκε πίσω της, απ' έξω, με την ίδια να στέκεται μπροστά της. Τρεις φορές τώρα κατεβαίνω και βρίσκω την πόρτα ερμητικά κλειστή και έναν τάρανδο στη λάθος πλευρά της, και πείτε μου, κυρία Κλαους, πώς ένα ζώο χειρίζεται έναν σύρτη από την πλευρά στην οποία δεν βρίσκεται, και εγώ θα σας πω το ίδιο πράγμα που λέω συνέχεια στον νεαρό Φεν, δηλαδή ότι κάτι τρέχει σε αυτή την πόλη, κάτι τρέχει.</w:t>
-      </w:r>
-    </w:p>
-    <w:p>
-      <w:r>
-        <w:t>Είχε δίκιο, βέβαια, αν και δεν το είπα. Βγήκα στον κρύο κήπο και ακούμπησα την παλάμη μου στον ζεστό ώμο της Ντάνσερ. Με άφησε, και γέρνοντας ακούμπησε λίγο πάνω μου. Δεν δεχόταν να την οδηγήσει ούτε κατά ένα μπόι ο Μπραμ, αλλά εγώ την πήγαινα πίσω πέρα από το στενό προς το λιβάδι χωρίς κανένα απολύτως πρόβλημα. Η πόρτα στεκόταν ανοιχτή και συνηθισμένη. Την πέρασα μέσα και έσυρα τον σύρτη. Οι τρεις μας σταθήκαμε και κοιτάξαμε τον σύρτη. Έμεινε ασφαλισμένος. Η Ντάνσερ έβγαλε τη μυτούλα της πάνω από το επάνω κάγκελο και φύσηξε έναν μακρύ, ζεστό αναστεναγμό στον Μπραμ και σε εμένα.</w:t>
-      </w:r>
-    </w:p>
-    <w:p>
-      <w:r>
-        <w:t>—Κάτι θέλει, είπε ο Μπραμ σκοτεινά.</w:t>
-      </w:r>
-    </w:p>
-    <w:p>
-      <w:r>
-        <w:t>—Όλοι κάτι θέλουν φέτος, είπα. —Ο Νικ πού είναι;</w:t>
-      </w:r>
-    </w:p>
-    <w:p>
-      <w:r>
-        <w:t>—Στο εργαστήριο. Πού αλλού; Ο Μπραμ έσυρε τη μύτη του, ξανά τραυματισμένος στην τιμή του. —Δεν με αφήνει να μπω. Δεν αφήνει τον Φεν να μπει. Χτίζει ποιος ξέρει τι πίσω από μια κλειδωμένη πόρτα όλες τις ώρες και σφυρίζει από μέσα του. Είμαι επιστάτης σε αυτό το εργαστήριο διακόσια χρόνια, κυρία Κλαους, διακόσια, και τώρα μένω απ' έξω από τη μισή του έκταση σαν ξένος που ήρθε να μετρήσει το ρολόι. Συνήλθε και πρόσθεσε βιαστικά: —Όχι ότι θα το 'ψαχνα. Ποτέ δεν θα το 'ψαχνα. Απλώς ένα εργαστήριο θέλει έναν επιστάτη που να ξέρει τι έχει μέσα του, αυτό είναι όλο, είναι θέμα επαγγελματικής αξιοπρέπειας.</w:t>
-      </w:r>
-    </w:p>
-    <w:p>
-      <w:r>
-        <w:t>—Κι εγώ μένω απ' έξω, αν αυτό αποτελεί καμιά παρηγοριά, του είπα, και φάνηκε όντως να τον παρηγορεί, η μικρή, ευτελής παρηγοριά της συντροφιάς μέσα σε ένα παράπονο. Τον άφησα να βασανίζεται παραγωγικά με τον σύρτη, πράγμα που ήταν η αγαπημένη κατάσταση του Μπραμ και δεν έβλαπτε, και πήγα να βρω τον σύζυγό μου.</w:t>
-      </w:r>
-    </w:p>
-    <w:p>
-      <w:r>
-        <w:t>Το εργαστήριο έφεγγε στις ραφές του. Αυτό ήταν το πρώτο πράγμα, και με σταμάτησε στο μονοπάτι. Κάθε ρωγμή γύρω από την κλειδωμένη πόρτα, κάθε κενό στους παλιούς ξύλινους τοίχους, διέρρεε ένα ζεστό χρυσό φως, ακριβώς το χρυσό που είχαν πάρει τα φώτα του φεστιβάλ, και όταν ακούμπησα την επίπεδη παλάμη μου στην πόρτα, το ξύλο της ήταν ζεστό σαν φρέσκο καρβέλι. Από μέσα ερχόταν το χαμηλό, άμουσο σφύριγμα του Νικ και, κάτω από το σφύριγμα, ένας ήχος για τον οποίο δεν είχα όνομα. Ένας ήχος σαν φωτιά που κατασταλάζει στον εαυτό της για τη νύχτα. Ένας ήχος σαν κάτι μεγάλο που αναπνέει αργά στον ύπνο του.</w:t>
-      </w:r>
-    </w:p>
-    <w:p>
-      <w:r>
-        <w:t>—Δεν πρόκειται να μπω μέσα, φώναξα μέσα από την πόρτα. —Υποσχέθηκα. Αλλά ο Μπραμ έχασε πάλι έναν τάρανδο. Ο σύρτης.</w:t>
-      </w:r>
-    </w:p>
-    <w:p>
-      <w:r>
-        <w:t>Το σφύριγμα σταμάτησε. Η πόρτα άνοιξε όσο ένα χέρι, και το πρόσωπο του Νικ φάνηκε στο κενό, κατακόκκινο, ευχαριστημένο και να μυρίζει κομμένο πεύκο και εκείνο το άλλο το πιο ζεστό πράγμα που δεν μπορούσα να ονομάσω. Πίσω του το φως ήταν λαμπρό, κι εγώ κράτησα τα μάτια μου σταθερά στο πρόσωπό του και δεν κοίταξα πέρα από αυτόν στο δωμάτιο, επειδή είχα δώσει τον λόγο μου.</w:t>
-      </w:r>
-    </w:p>
-    <w:p>
-      <w:r>
-        <w:t>—Ο σύρτης, επανέλαβε, και η ευχαρίστηση θόλωσε έναν τόνο παραπέρα σε κάτι πιο σοβαρό. —Τους τραβάει. Οι τάρανδοι το αισθάνονται πριν από οποιονδήποτε από εμάς. Πάντα το έκαναν, από τον πρώτο. Βγήκε έξω και τράβηξε την πόρτα κλείνοντάς την πίσω του, και καθώς απομακρυνόταν από αυτήν, οι χρυσές ραφές θόλωσαν. —Περπάτησε μαζί μου. Θα σου πω όσα μπορώ, που δεν είναι πολλά, επειδή ούτε εγώ ξέρω πολλά ακόμη. Αλλά έχεις κερδίσει όσα έχω.</w:t>
+        <w:t xml:space="preserve">«Κυρία Κλος!» Ο Μπραμ ξεπρόβαλε τροχάδην από τη γωνία του σπιτιού, στριφογυρίζοντας το σκουφί του ανάμεσα στα χέρια του. Ο Μπραμ ήταν το ξωτικό που είχε κατέβει μαζί μας στον Νότο, ο επιστάτης του μεταφερμένου εργαστηρίου, αφοσιωμένος, σχολαστικός και χτισμένος πάνω στις γενικές γραμμές μιας ανήσυχης πατάτας, και αυτή τη στιγμή είχε φτάσει στο απόγειο της απελπισίας του. «Είναι η Ντάνσερ. Ξαναλύθηκε μόνη της. Τρίτη φορά αυτή την εβδομάδα, κυρία Κλος, η τρίτη. Και ορκίζομαι σε κάθε κουμπί που έχω πάνω μου ότι ο σύρτης ήταν ασφαλισμένος όταν έφυγα, ασφαλισμένος και δοκιμασμένος, κι όμως να τη τώρα που τρώει τα καλά λάχανα και δεν λέει να οδηγηθεί, και καθόλου δεν μου αρέσει η τροπή που παίρνει το πράγμα, να σου το πω εγώ».</w:t>
+      </w:r>
+    </w:p>
+    <w:p>
+      <w:r>
+        <w:t xml:space="preserve">«Καλό απογευματάκι και σε εσένα, Μπραμ», είπα και άφησα το καλάθι μου μέσα στην πόρτα της κουζίνας. Έξω στον κήπο, η Ντάνσερ σήκωσε το μεγάλο της κεφάλι από το παρτέρι με τα λάχανα, με κοίταξε με ήπιο ενδιαφέρον και ξαναγύρισε στα λάχανα. «Λοιπόν. Για ποιον λόγο δεν σου αρέσει η τροπή που παίρνει;»</w:t>
+      </w:r>
+    </w:p>
+    <w:p>
+      <w:r>
+        <w:t xml:space="preserve">«Επειδή δεν το έσκασε μόνη της». Χαμήλωσε τη φωνή του. «Εννοώ πως το έσκασε, προφανώς, να τη πού στέκεται στα λάχανα, έχω μάτια στο κεφάλι μου. Αλλά η πόρτα ασφαλίστηκε κατόπιν. Ασφαλίστηκε πίσω της, απ' έξω, με την ίδια να στέκεται μπροστά της. Τρεις φορές τώρα κατεβαίνω και βρίσκω την πόρτα ερμητικά κλειστή και έναν τάρανδο στη λάθος πλευρά της, και πες μου, κυρία Κλος, πώς ένα ζώο χειρίζεται έναν σύρτη από την πλευρά στην οποία δεν βρίσκεται, και εγώ θα σου πω το ίδιο πράγμα που λέω συνέχεια στον νεαρό Φεν, δηλαδή ότι κάτι τρέχει σε αυτή την πόλη, κάτι τρέχει».</w:t>
+      </w:r>
+    </w:p>
+    <w:p>
+      <w:r>
+        <w:t xml:space="preserve">Είχε δίκιο, βέβαια, αν και δεν το είπα. Βγήκα στον κρύο κήπο και ακούμπησα την παλάμη μου στον ζεστό ώμο της Ντάνσερ. Με άφησε, και γέρνοντας ακούμπησε λίγο πάνω μου. Δεν δεχόταν να την οδηγήσει ούτε ένα βήμα ο Μπραμ, αλλά εγώ την πήγα πίσω πέρα από το στενό προς το λιβάδι χωρίς κανένα απολύτως πρόβλημα. Η πόρτα στεκόταν ανοιχτή και συνηθισμένη. Την πέρασα μέσα και έσυρα τον σύρτη. Οι τρεις μας σταθήκαμε και κοιτάξαμε τον σύρτη. Έμεινε ασφαλισμένος. Η Ντάνσερ έβγαλε τη μυτούλα της πάνω από το επάνω κάγκελο και φύσηξε έναν μακρύ, ζεστό αναστεναγμό στον Μπραμ και σε εμένα.</w:t>
+      </w:r>
+    </w:p>
+    <w:p>
+      <w:r>
+        <w:t xml:space="preserve">«Κάτι θέλει», είπε ο Μπραμ σκοτεινά.</w:t>
+      </w:r>
+    </w:p>
+    <w:p>
+      <w:r>
+        <w:t xml:space="preserve">«Όλοι κάτι θέλουν φέτος», είπα. «Ο Νικ πού είναι;»</w:t>
+      </w:r>
+    </w:p>
+    <w:p>
+      <w:r>
+        <w:t xml:space="preserve">«Στο εργαστήριο. Πού αλλού;» Ο Μπραμ ρούφηξε τη μύτη του, ξανά τραυματισμένος στην τιμή του. «Δεν με αφήνει να μπω. Δεν αφήνει τον Φεν να μπει. Χτίζει ποιος ξέρει τι πίσω από μια κλειδωμένη πόρτα όλες τις ώρες και σιγοτραγουδάει μόνος του. Είμαι επιστάτης σε αυτό το εργαστήριο διακόσια χρόνια, κυρία Κλος, διακόσια, και τώρα μένω απ' έξω από τη μισή του έκταση σαν ξένος που ήρθε να διαβάσει τον μετρητή». Συνήλθε και πρόσθεσε βιαστικά: «Όχι ότι θα το 'ψαχνα. Ποτέ δεν θα το 'ψαχνα. Απλώς ένα εργαστήριο θέλει έναν επιστάτη που να ξέρει τι έχει μέσα του, αυτό είναι όλο, είναι θέμα επαγγελματικής αξιοπρέπειας».</w:t>
+      </w:r>
+    </w:p>
+    <w:p>
+      <w:r>
+        <w:t xml:space="preserve">«Κι εγώ μένω απ' έξω, αν αυτό αποτελεί καμιά παρηγοριά», του είπα, και φάνηκε όντως να τον παρηγορεί, η μικρή, ευτελής παρηγοριά της συντροφιάς μέσα σε ένα παράπονο. Τον άφησα να βασανίζεται παραγωγικά με τον σύρτη, πράγμα που ήταν η αγαπημένη κατάσταση του Μπραμ και δεν έβλαπτε, και πήγα να βρω τον σύζυγό μου.</w:t>
+      </w:r>
+    </w:p>
+    <w:p>
+      <w:r>
+        <w:t xml:space="preserve">Το εργαστήριο έφεγγε στις ραφές του. Αυτό ήταν το πρώτο πράγμα, και με σταμάτησε στο μονοπάτι. Κάθε ρωγμή γύρω από την κλειδωμένη πόρτα, κάθε κενό στους παλιούς ξύλινους τοίχους, διέρρεε ένα ζεστό χρυσό φως, ακριβώς το χρυσό που είχαν πάρει τα φώτα του φεστιβάλ, και όταν ακούμπησα την επίπεδη παλάμη μου στην πόρτα, το ξύλο της ήταν ζεστό σαν φρέσκο καρβέλι. Από μέσα ερχόταν το χαμηλό, άτονο μουρμουρητό του Νικ και, κάτω από το μουρμουρητό, ένας ήχος για τον οποίο δεν είχα όνομα. Ένας ήχος σαν φωτιά που κατασταλάζει στον εαυτό της για τη νύχτα. Ένας ήχος σαν κάτι μεγάλο που αναπνέει αργά στον ύπνο του.</w:t>
+      </w:r>
+    </w:p>
+    <w:p>
+      <w:r>
+        <w:t xml:space="preserve">«Δεν πρόκειται να μπω μέσα», φώναξα μέσα από την πόρτα. «Υποσχέθηκα. Αλλά ο Μπραμ έχασε πάλι έναν τάρανδο. Ο σύρτης».</w:t>
+      </w:r>
+    </w:p>
+    <w:p>
+      <w:r>
+        <w:t xml:space="preserve">Το μουρμουρητό σταμάτησε. Η πόρτα άνοιξε όσο ένα χέρι, και το πρόσωπο του Νικ φάνηκε στο κενό, κατακόκκινο, ευχαριστημένο και να μυρίζει κομμένο πεύκο και εκείνο το άλλο το πιο ζεστό πράγμα που δεν μπορούσα να ονομάσω. Πίσω του το φως ήταν λαμπρό, κι εγώ κράτησα τα μάτια μου σταθερά στο πρόσωπό του και δεν κοίταξα πέρα από αυτόν στο δωμάτιο, επειδή είχα δώσει τον λόγο μου.</w:t>
+      </w:r>
+    </w:p>
+    <w:p>
+      <w:r>
+        <w:t xml:space="preserve">«Ο σύρτης», επανέλαβε, και η ευχαρίστηση χαμήλωσε έναν τόνο σε κάτι πιο σοβαρό. «Τους τραβάει. Οι τάρανδοι το αισθάνονται πριν από οποιονδήποτε από εμάς. Πάντα το έκαναν, από τον πρώτο». Βγήκε έξω και τράβηξε την πόρτα κλείνοντάς την πίσω του, και καθώς απομακρυνόταν από αυτήν, οι χρυσές ραφές θόλωσαν. «Περπάτησε μαζί μου. Θα σου πω όσα μπορώ, που δεν είναι πολλά, επειδή ούτε εγώ ξέρω πολλά ακόμη. Αλλά έχεις κερδίσει όσα έχω».</w:t>
       </w:r>
     </w:p>
     <w:p>
@@ -2425,27 +2425,27 @@
     </w:p>
     <w:p>
       <w:r>
-        <w:t>—Κατέβηκε μαζί μας, είπε. —Η μαγεία. Το ξέρεις αυτό το κομμάτι. Δεν ήταν ποτέ του Βόρειου Πόλου, ο Πόλος ήταν απλώς το μέρος όπου καθόταν. Μια εστία που είχε λειάνει ύστερα από πολύ καιρό, ένα μέρος για να βρίσκεται. Και φύγαμε, και ήρθε μαζί, επειδή είναι δική μας, ή είμαστε εμείς δικοί της, ποτέ δεν ήμουν σίγουρος ποιο από τα δύο ισχύει. Και εδώ δεν έχει εστία. Κανένα φθαρμένο μέρος για να κατασταλάξει. Γι' αυτό σπινθηρίζει. Έγνεψε προς την κατεύθυνση της κάτω πόλης, όπου τα φώτα του φεστιβάλ άναβαν κατά μήκος των μακρινών στεγών, χρυσά εκεί που έπρεπε να είναι πορτοκαλί. —Μικρά πράγματα, ως επί το πλείστον. Φώτα που αλλάζουν χρώμα. Ένας σύρτης που πέφτει μόνος του. Μια κολοκύθα που βγάζει γκι. Δεν κάνει κανένα κακό, Τζες. Δεν ξέρει πώς να κάνει κακό. Είναι σαν σκύλος που έχασε το αφεντικό του, που πηγαίνει από πόρτα σε πόρτα σε ολόκληρο τον δρόμο, γεμάτος ελπίδα σε κάθε μία.</w:t>
-      </w:r>
-    </w:p>
-    <w:p>
-      <w:r>
-        <w:t>—Ψάχνει για σπίτι, είπα.</w:t>
-      </w:r>
-    </w:p>
-    <w:p>
-      <w:r>
-        <w:t>—Ψάχνει για σπίτι. Σταμάτησε το περπάτημα και στάθηκε μια στιγμή κοιτάζοντας κάτω προς την πόλη που φωτιζόταν με χρυσό. —Και γίνεται πιο ισχυρό. Περισσότερα φώτα κάθε βράδυ. Δεν ξέρω ακόμα γιατί. Αυτό είναι όλο κι όλο ό,τι καταλαβαίνω. Πήρε το χέρι μου.</w:t>
-      </w:r>
-    </w:p>
-    <w:p>
-      <w:r>
-        <w:t>—Και το εργαστήριο. Δεν το έκανα ερώτηση. —Η έκπληξή σου. Είναι μέρος αυτού.</w:t>
-      </w:r>
-    </w:p>
-    <w:p>
-      <w:r>
-        <w:t>Έμεινε ήσυχος για μια στιγμή, με την αναπνοή μας να θολώνει το σούρουπο. —Είναι ένα μέρος για να καθίσει, είπε επιτέλους, χαμηλόφωνα. —Αυτό είναι όλο κι όλο που θα πω, κι ακόμα κι αυτό είναι περισσότερο από ό ό,τι έπρεπε, επειδή δεν έχει τελειώσει, και δεν ξέρω αν θα κρατήσει. Προσπαθώ να χτίσω το πράγμα που κυνηγάει, Τζες. Μια εστία. Για να σταματήσει να πηγαίνει από πόρτα σε πόρτα στο σκοτάδι και να έρθει σπίτι να ξαπλώσει. Έσφιξε το χέρι μου. —Μην το πεις σε κανέναν. Όχι επειδή είναι μυστικό που πρέπει να θησαυριστεί. Επειδή δεν θέλω να το πω φωναχτά πριν ξέρω ότι θα δουλέψει.</w:t>
+        <w:t xml:space="preserve">«Κατέβηκε μαζί μας», είπε. «Η μαγεία. Το ξέρεις αυτό το κομμάτι. Δεν ήταν ποτέ του Βόρειου Πόλου, ο Πόλος ήταν απλώς το μέρος όπου καθόταν. Μια εστία που είχε λειάνει ύστερα από πολύ καιρό, ένα μέρος για να βρίσκεται. Και φύγαμε, και ήρθε μαζί, επειδή είναι δική μας, ή είμαστε εμείς δικοί της, ποτέ δεν ήμουν σίγουρος ποιο από τα δύο ισχύει. Και εδώ δεν έχει εστία. Κανένα φθαρμένο μέρος για να κατασταλάξει. Γι' αυτό σπινθηρίζει». Έγνεψε προς την κατεύθυνση της κάτω πόλης, όπου τα φώτα του φεστιβάλ άναβαν κατά μήκος των μακρινών στεγών, χρυσά εκεί που έπρεπε να είναι πορτοκαλί. «Μικρά πράγματα, ως επί το πλείστον. Φώτα που αλλάζουν χρώμα. Ένας σύρτης που πέφτει μόνος του. Μια κολοκύθα που βγάζει πουρνάρι. Δεν κάνει κανένα κακό, Τζες. Δεν ξέρει πώς να κάνει κακό. Είναι σαν σκύλος που έχασε το αφεντικό του, που πηγαίνει από πόρτα σε πόρτα σε ολόκληρο τον δρόμο, γεμάτος ελπίδα σε κάθε μία».</w:t>
+      </w:r>
+    </w:p>
+    <w:p>
+      <w:r>
+        <w:t xml:space="preserve">«Ψάχνει για σπίτι», είπα.</w:t>
+      </w:r>
+    </w:p>
+    <w:p>
+      <w:r>
+        <w:t xml:space="preserve">«Ψάχνει για σπίτι». Σταμάτησε το περπάτημα και στάθηκε μια στιγμή κοιτάζοντας κάτω προς την πόλη που φωτιζόταν με χρυσό. «Και γίνεται πιο ισχυρό. Περισσότερα φώτα κάθε βράδυ. Δεν ξέρω ακόμα γιατί. Αυτό είναι όλο κι όλο ό,τι καταλαβαίνω». Πήρε το χέρι μου.</w:t>
+      </w:r>
+    </w:p>
+    <w:p>
+      <w:r>
+        <w:t xml:space="preserve">«Και το εργαστήριο». Δεν το έκανα ερώτηση. «Η έκπληξή σου. Είναι μέρος αυτού».</w:t>
+      </w:r>
+    </w:p>
+    <w:p>
+      <w:r>
+        <w:t xml:space="preserve">Έμεινε ήσυχος για μια στιγμή, με την αναπνοή μας να θολώνει το σούρουπο. «Είναι ένα μέρος για να καθίσει», είπε επιτέλους, χαμηλόφωνα. «Αυτό είναι όλο κι όλο που θα πω, κι ακόμα κι αυτό είναι περισσότερο απ' ό,τι έπρεπε, επειδή δεν έχει τελειώσει, και δεν ξέρω αν θα κρατήσει. Προσπαθώ να χτίσω το πράγμα που κυνηγάει, Τζες. Μια εστία. Για να σταματήσει να πηγαίνει από πόρτα σε πόρτα στο σκοτάδι και να έρθει σπίτι να ξαπλώσει». Έσφιξε το χέρι μου. «Μην το πεις σε κανέναν. Όχι επειδή είναι μυστικό που πρέπει να θησαυριστεί. Επειδή δεν θέλω να το πω φωναχτά πριν ξέρω ότι θα δουλέψει».</w:t>
       </w:r>
     </w:p>
     <w:p>
@@ -2455,17 +2455,17 @@
     </w:p>
     <w:p>
       <w:r>
-        <w:t>Η Πιπ μυροκοπούσε κατά μήκος του κάτω κάγκελου του φράχτη του λιβαδιού όλη την ώρα. Είχα το σημείωμα στην τσέπη του παλτό μου, και τώρα έκανε αυτό που είχε αρχίσει να κάνει όποτε αυτό βρισκόταν κοντά. Ήρθε στην τσέπη, πίεσε το ράμφος της επίπεδο πάνω στην εξωτερική της πλευρά και έμεινε ακίνητη, στην ακινησία στην οποία έπεφτε όταν είχε πιάσει μια μυρωδιά και ήταν απολύτως σίγουρη γι' αυτήν. Έπειτα γύρισε και απομακρύνθηκε περπατώντας σαν πάπια μακριά μου με μεγάλη αποφασιστικότητα, κατευθείαν στο μονοπάτι για την πόρτα της κουζίνας, και περίμενε εκεί μέχρι να την ανοίξω. Διέσχισε το πάτωμα και σταμάτησε στο καλάθι όπου είχα αφήσει το λυχνάρι που είχα κουβαλήσει σπίτι από το σιδηρουργείο εκείνο το πρωί. Κάθισε δίπλα στο καλάθι, με ξανακοίταξε και κελάηδησε, μία φορά, κοφτά και σίγουρα σαν δάχτυλο που δείχνει.</w:t>
-      </w:r>
-    </w:p>
-    <w:p>
-      <w:r>
-        <w:t>—Τι κάνει; ρώτησε ο Νικ, ακολουθώντας μας μέσα.</w:t>
-      </w:r>
-    </w:p>
-    <w:p>
-      <w:r>
-        <w:t>—Ακολουθεί τη μυρωδιά, είπα αργά, κοιτάζοντάς την να κάθεται εκεί δίπλα στο μοναδικό σιδηρουργικό αντικείμενο στο σπίτι. —Το σημείωμα μυρίζει σιδηρουργείο, κι εκείνη πήγε και βρήκε το μοναδικό σιδηρουργικό αντικείμενο σ' αυτή την κουζίνα, και μου λέει ότι τα ταίριαξε. Δεν ψάχνει κάποιο πρόσωπο, Νικ. Ποτέ δεν έψαχνε. Ψάχνει ένα μέρος. Όπου κι αν βρισκόταν αυτό το σημείωμα, αυτό ξέρει η μύτη της. Κοίταξα κάτω το έξυπνο πουλί μου. —Πιπ. Μου λες την απάντηση από την πρώτη νύχτα, κι εγώ δεν άκουγα.</w:t>
+        <w:t xml:space="preserve">Η Πιπ μυροκοπούσε κατά μήκος του κάτω κάγκελου του φράχτη του λιβαδιού όλη την ώρα. Είχα το σημείωμα στην τσέπη του παλτό μου, και τώρα έκανε αυτό που είχε αρχίσει να κάνει όποτε αυτό βρισκόταν κοντά. Ήρθε στην τσέπη, πίεσε το ράμφος της επίπεδο πάνω στην εξωτερική της πλευρά και έμεινε ακίνητη, στην ακινησία στην οποία έπεφτε όταν είχε πιάσει μια μυρωδιά και ήταν απολύτως σίγουρη γι' αυτήν. Έπειτα γύρισε και απομακρύνθηκε περπατώντας σαν πάπια μακριά μου με μεγάλη αποφασιστικότητα, κατευθείαν στο μονοπάτι για την πόρτα της κουζίνας, και περίμενε εκεί μέχρι να την ανοίξω. Διέσχισε το πάτωμα και σταμάτησε στο καλάθι όπου είχα αφήσει τη βάση κεριού που είχα κουβαλήσει σπίτι από το σιδηρουργείο εκείνο το πρωί. Κάθισε δίπλα στο καλάθι, με ξανακοίταξε και κελάηδησε, μία φορά, κοφτά και σίγουρα σαν δάχτυλο που δείχνει.</w:t>
+      </w:r>
+    </w:p>
+    <w:p>
+      <w:r>
+        <w:t xml:space="preserve">«Τι κάνει;» ρώτησε ο Νικ, ακολουθώντας μας μέσα.</w:t>
+      </w:r>
+    </w:p>
+    <w:p>
+      <w:r>
+        <w:t xml:space="preserve">«Ακολουθεί τη μυρωδιά», είπα αργά, κοιτάζοντάς την να κάθεται εκεί δίπλα στο μοναδικό σιδηρουργικό αντικείμενο στο σπίτι. «Το σημείωμα μυρίζει σιδηρουργείο, κι εκείνη πήγε και βρήκε το μοναδικό σιδηρουργικό αντικείμενο σ' αυτή την κουζίνα, και μου λέει ότι τα ταίριαξε. Δεν ψάχνει κάποιο πρόσωπο, Νικ. Ποτέ δεν έψαχνε. Ψάχνει ένα μέρος. Όπου κι αν βρισκόταν αυτό το σημείωμα, αυτό ξέρει η μύτη της». Κοίταξα κάτω το έξυπνο πουλί μου. «Πιπ. Μου λες την απάντηση από την πρώτη νύχτα, κι εγώ δεν άκουγα».</w:t>
       </w:r>
     </w:p>
     <w:p>
@@ -2475,7 +2475,7 @@
     </w:p>
     <w:p>
       <w:r>
-        <w:t>Τα φώτα έκαιγαν χρυσά πάνω από το Frost Falls, και έξω πέρα από το λιβάδι ο σύζυγός μου έχτιζε μια εστία για μια άστεγη μαγεία. Στάθηκα μια στιγμή παραπάνω στη ζεστή μου κουζίνα με το βάρος της μακράς ζωής μου να έχει κατασταλάξει πάνω μου. Μετά ξαναγύρισα στη δουλειά.</w:t>
+        <w:t xml:space="preserve">Τα φώτα έκαιγαν χρυσά πάνω από το Φροστ Φολς, και έξω πέρα από το λιβάδι ο σύζυγός μου έχτιζε μια εστία για μια άστεγη μαγεία. Στάθηκα μια στιγμή παραπάνω στη ζεστή μου κουζίνα με το βάρος της μακράς ζωής μου να έχει κατασταλάξει πάνω μου. Μετά ξαναγύρισα στη δουλειά.</w:t>
       </w:r>
     </w:p>
     <w:p>
@@ -2486,13 +2486,13 @@
     <w:p/>
     <w:p>
       <w:r>
-        <w:t>Το Δημαρχείο ήταν ένα πολυτελές τουβλόχτιστο κτίριο στην κορυφή του πάρκου, με έναν πύργο ρολογιού που πήγαινε τέσσερα λεπτά μπροστά εδώ και όσο θυμόταν ο καθένας. Πήγα εκεί τη Δευτέρα με την Πιπ, για δύο δουλειές, η μία εκ των οποίων ήταν αληθινή και η άλλη λιγότερο. Η αληθινή δουλειά ήταν να προσθέσω το όνομα του κύκλου στη λίστα των εθελοντών του φεστιβάλ και να ρωτήσω, για λογαριασμό κανενός άλλου πέρα από την ίδια την πόλη, μήπως το Φρόστ Φολς μπορούσε να βρει λίγα χρήματα για την Ιστορική Εταιρεία προτού η οροφή της καταρρεύσει οριστικά. Η λιγότερο αληθινή δουλειά ήταν να κοιτάξω, σωστά και από κοντά, τη Βέρα Ριντ.</w:t>
-      </w:r>
-    </w:p>
-    <w:p/>
-    <w:p>
-      <w:r>
-        <w:t>Το λόμπι ήταν διακοσμημένο με πορτραίτα δημάρχων του παρελθόντος, επιχρυσωμένα και αυτοαρεσκόμενα, και ένας αξιοσημείωτος αριθμός εξ αυτών ήταν Μπλάκμπερν, με την ίδια μακριά μύτη των Μπλάκμπερν να περνάει από τοίχο σε τοίχο σαν οικογενειακό κειμήλιο. Στο βάθος του λόμπι η πόρτα του νυν δημάρχου στεκόταν ανοιχτή. Πίσω από ένα φαρδύ, καθαρό γραφείο που δεν είχε τίποτα άλλο παρά ένα τηλέφωνο και ένα δερμάτινο σουπλάν καθόταν ο ίδιος ο δήμαρχος Μπλάκμπερν, ένας λείος, γκρίζος άντρας που είχε κληρονομήσει τη μύτη, το αξίωμα και, απ' ό,τι μπορούσε να καταλάβει ο οποιοςδήποτε στην πόλη, ελάχιστα άλλα.</w:t>
+        <w:t xml:space="preserve">Το Δημαρχείο ήταν ένα παραφορτωμένο τουβλόχτιστο κτίριο στην κορυφή του πάρκου, με έναν πύργο ρολογιού που πήγαινε τέσσερα λεπτά μπροστά εδώ και όσο θυμόταν ο καθένας. Πήγα εκεί τη Δευτέρα με την Πιπ, για δύο δουλειές, η μία εκ των οποίων ήταν αληθινή και η άλλη λιγότερο. Η αληθινή δουλειά ήταν να προσθέσω το όνομα του κύκλου στη λίστα των εθελοντών του φεστιβάλ και να ρωτήσω, για λογαριασμό κανενός άλλου πέρα από την ίδια την πόλη, μήπως το Φροστ Φολς μπορούσε να βρει λίγα χρήματα για την Ιστορική Εταιρεία προτού η οροφή της καταρρεύσει οριστικά. Η λιγότερο αληθινή δουλειά ήταν να κοιτάξω, σωστά και από κοντά, τη Βέρα Ριντ.</w:t>
+      </w:r>
+    </w:p>
+    <w:p/>
+    <w:p>
+      <w:r>
+        <w:t xml:space="preserve">Το λόμπι ήταν διακοσμημένο με πορτραίτα δημάρχων του παρελθόντος, επιχρυσωμένα και αυτοαρεσκόμενα, και ένας αξιοσημείωτος αριθμός εξ αυτών ήταν Μπλάκμπερν, με την ίδια μακριά μύτη των Μπλάκμπερν να περνάει από τοίχο σε τοίχο σαν οικογενειακό κειμήλιο. Στο βάθος του λόμπι η πόρτα του νυν δημάρχου στεκόταν ανοιχτή. Πίσω από ένα φαρδύ, καθαρό γραφείο που δεν είχε τίποτα άλλο παρά ένα τηλέφωνο και ένα δερμάτινο σουπλάν καθόταν ο ίδιος ο δήμαρχος Μπλάκμπερν, ένας λείος, γκρίζος άντρας που είχε κληρονομήσει τη μύτη, το αξίωμα και, απ' ό,τι μπορούσε να καταλάβει ο οποιοσδήποτε στην πόλη, ελάχιστα άλλα.</w:t>
       </w:r>
     </w:p>
     <w:p/>
@@ -2504,13 +2504,13 @@
     <w:p/>
     <w:p>
       <w:r>
-        <w:t>— Κυρία Κλος. Η λίστα του φεστιβάλ;</w:t>
-      </w:r>
-    </w:p>
-    <w:p/>
-    <w:p>
-      <w:r>
-        <w:t>— Αυτό, και μια ερώτηση για τον δήμαρχο, αν έχει ένα λεπτό ελεύθερο.</w:t>
+        <w:t xml:space="preserve">«Κυρία Κλος. Η λίστα του φεστιβάλ;»</w:t>
+      </w:r>
+    </w:p>
+    <w:p/>
+    <w:p>
+      <w:r>
+        <w:t xml:space="preserve">«Αυτό, και μια ερώτηση για τον δήμαρχο, αν έχει ένα λεπτό ελεύθερο».</w:t>
       </w:r>
     </w:p>
     <w:p/>
@@ -2528,13 +2528,13 @@
     <w:p/>
     <w:p>
       <w:r>
-        <w:t>— Είναι ένας ευγενής σκοπός, είπε, όταν τελείωσα. Ο Θίο κάνει εξαιρετική δουλειά, με τον τρόπο του. Αλλά ο προϋπολογισμός της πόλης είναι ο προϋπολογισμός της πόλης, κυρία Κλος, και η ιστορία, με συγχωρείτε που το λέω, δεν οργώνει τους δρόμους τον Φεβρουάριο ούτε κρατάει τα φώτα του δρόμου αναμμένα. Η Εταιρεία λειτουργούσε πάντα με τις δυνάμεις της. Είμαι βέβαιος ότι θα βρουν τα πατήματά τους, πάντα το έκαναν. Έβγαλε ένα χαμόγελο, το χαμόγελο ενός ανθρώπου που είχε αποφασίσει ότι υπήρξε γενναιόδωρος επειδή άκουσε. Ίσως το φεστιβάλ σας αποδειχθεί ένας ωραίος μικρός έρανος γι' αυτούς. Ο κόσμος γίνεται όντως συναισθηματικός αυτή την εποχή του χρόνου.</w:t>
-      </w:r>
-    </w:p>
-    <w:p/>
-    <w:p>
-      <w:r>
-        <w:t>— Γίνεται, συμφώνησα. Είναι ένα από τα καλύτερα πράγματα σ' αυτούς.</w:t>
+        <w:t xml:space="preserve">«Είναι ένας ευγενής σκοπός», είπε, όταν τελείωσα. «Ο Θίο κάνει εξαιρετική δουλειά, με τον τρόπο του. Αλλά ο προϋπολογισμός της πόλης είναι ο προϋπολογισμός της πόλης, κυρία Κλος, και η ιστορία, με συγχωρείτε που το λέω, δεν καθαρίζει τους δρόμους από το χιόνι τον Φεβρουάριο ούτε κρατάει τα φώτα του δρόμου αναμμένα. Η Εταιρεία λειτουργούσε πάντα με τις δυνάμεις της. Είμαι βέβαιος ότι θα βρουν τα πατήματά τους, πάντα το έκαναν». Έβγαλε ένα χαμόγελο, το χαμόγελο ενός ανθρώπου που είχε αποφασίσει ότι υπήρξε γενναιόδωρος επειδή άκουσε. «Ίσως το φεστιβάλ σας αποδειχθεί ένας ωραίος μικρός έρανος γι' αυτούς. Ο κόσμος γίνεται όντως συναισθηματικός αυτή την εποχή του χρόνου».</w:t>
+      </w:r>
+    </w:p>
+    <w:p/>
+    <w:p>
+      <w:r>
+        <w:t xml:space="preserve">«Γίνεται», συμφώνησα. «Είναι ένα από τα καλύτερα πράγματα σ' αυτούς».</w:t>
       </w:r>
     </w:p>
     <w:p/>
@@ -2552,10 +2552,10 @@
         <w:rPr>
           <w:i/>
         </w:rPr>
-        <w:t>DEEDS. PERMITS. TAX ROLLS. PROPERTY RECORDS, 1900–1950.</w:t>
-      </w:r>
-      <w:r>
-        <w:t xml:space="preserve"> Η ολόκληρη χάρτινη μνήμη του ποιος κατείχε τι στο Φρόστ Φολς, ένας αιώνας από αυτήν, στεκόταν στην πλάτη αυτής της κουρασμένης γυναίκας, και τα κλειδιά για όλα αυτά βρίσκονταν στον κρίκο στη μέση της.</w:t>
+        <w:t xml:space="preserve">ΣΥΜΒΟΛΑΙΑ. ΑΔΕΙΕΣ. ΦΟΡΟΛΟΓΙΚΑ ΜΗΤΡΩΑ. ΑΡΧΕΙΑ ΙΔΙΟΚΤΗΣΙΑΣ, 1900–1950.</w:t>
+      </w:r>
+      <w:r>
+        <w:t xml:space="preserve"> Ολόκληρη η χάρτινη μνήμη του ποιος κατείχε τι στο Φροστ Φολς, ένας αιώνας από αυτήν, στεκόταν στην πλάτη αυτής της κουρασμένης γυναίκας, και τα κλειδιά για όλα αυτά βρίσκονταν στον κρίκο στη μέση της.</w:t>
       </w:r>
     </w:p>
     <w:p/>
@@ -2567,25 +2567,25 @@
     <w:p/>
     <w:p>
       <w:r>
-        <w:t>— Διατηρείς τα αρχεία ιδιοκτησίας, είπα, ελαφρά, σαν να έπιανα απλώς κουβέντα για να γεμίσω τη σιωπή από το ξύσιμο της πένας. Σε όλο το βάθος. Αυτό πρέπει να είναι χρήσιμο στον κόσμο. Στοιχηματίζω ότι οι μισοί κάτοικοι έρχονται σε εσένα όταν θέλουν να μάθουν ποιος έχτισε το σπίτι τους ή πού κατέληξε η γη της γιαγιάς τους.</w:t>
-      </w:r>
-    </w:p>
-    <w:p/>
-    <w:p>
-      <w:r>
-        <w:t xml:space="preserve">Οι ώμοι της Βέρας πήραν μιαν απότομη κίνηση, μια μικρή κίνηση, που ήρθε κι έφυγε, σαν σύρμα τεντωμένο και απελευθερωμένο. </w:t>
-      </w:r>
-    </w:p>
-    <w:p/>
-    <w:p>
-      <w:r>
-        <w:t>— Ο κόσμος έρχεται σε μένα για κάθε είδους πράγματα, είπε. Η πένα της συνέχισε να κινείται. Κυρίως για να παραπονεθεί για τους φόρους του.</w:t>
-      </w:r>
-    </w:p>
-    <w:p/>
-    <w:p>
-      <w:r>
-        <w:t>— Ρωτάω μόνο επειδή μια φίλη μου αναρωτιόταν πρόσφατα για τις παλιές οικογένειες. Τους Μπλάκμπερν. Από πού προήλθαν τα αρχικά χρήματα, τις μέρες της ίδρυσης. Της είπα ότι εσύ θα ήξερες καλύτερα από οποιονδήποτε άλλο πού να ψάξει κανείς για κάτι τέτοιο.</w:t>
+        <w:t xml:space="preserve">«Εσείς κρατάτε τα αρχεία ιδιοκτησίας», είπα, ελαφρά, σαν να έπιανα απλώς κουβέντα για να γεμίσω τη σιωπή από το ξύσιμο της πένας. «Σε όλο το βάθος. Αυτό πρέπει να είναι χρήσιμο στον κόσμο. Στοιχηματίζω ότι οι μισοί κάτοικοι έρχονται σε εσάς όταν θέλουν να μάθουν ποιος έχτισε το σπίτι τους ή πού κατέληξε η γη της γιαγιάς τους».</w:t>
+      </w:r>
+    </w:p>
+    <w:p/>
+    <w:p>
+      <w:r>
+        <w:t xml:space="preserve">Οι ώμοι της Βέρας σφίχτηκαν, μια μικρή κίνηση, που ήρθε κι έφυγε, σαν σύρμα τεντωμένο και απελευθερωμένο. </w:t>
+      </w:r>
+    </w:p>
+    <w:p/>
+    <w:p>
+      <w:r>
+        <w:t xml:space="preserve">«Ο κόσμος έρχεται σε μένα για κάθε είδους πράγματα», είπε. Η πένα της συνέχισε να κινείται. «Κυρίως για να παραπονεθεί για τους φόρους του».</w:t>
+      </w:r>
+    </w:p>
+    <w:p/>
+    <w:p>
+      <w:r>
+        <w:t xml:space="preserve">«Ρωτάω μόνο επειδή μια φίλη μου αναρωτιόταν πρόσφατα για τις παλιές οικογένειες. Τους Μπλάκμπερν. Από πού προήλθαν τα αρχικά χρήματα, τις μέρες της ίδρυσης. Της είπα ότι εσείς θα ξέρατε καλύτερα από οποιονδήποτε άλλο πού να ψάξει κανείς για κάτι τέτοιο».</w:t>
       </w:r>
     </w:p>
     <w:p/>
@@ -2597,13 +2597,13 @@
     <w:p/>
     <w:p>
       <w:r>
-        <w:t xml:space="preserve">Σήκωσε το κεφάλι και με κοίταξε, και για μια απεφύλακτη στιγμή το τυπικό, κουρασμένο της πρόσωπο ήταν κάτι άλλο, καχύποπτο, κοντά στο να στριμωχτεί, προτού ξαναφορέσει την τυπικότητά του σαν καπάκι πάνω σε τσουκάλι. </w:t>
-      </w:r>
-    </w:p>
-    <w:p/>
-    <w:p>
-      <w:r>
-        <w:t>— Δεν ξέρω τίποτα για τους Μπλάκμπερν, είπε, πράγμα που ήταν παράξενο να το λέει έχοντας έναν Μπλάκμπερν να κάθεται έξι πόδια μακριά πίσω από την ανοιχτή πόρτα του και τα συμβόλαια των Μπλάκμπερν να γεμίζουν τα συρτάρια πίσω της. Αυτό είναι το τμήμα του Θίο. Η Ιστορική Εταιρεία. Εγώ κρατάω μόνο τα αρχεία. Δεν τα διαβάζω. Έσυρε τη λίστα του φεστιβάλ κατά μήκος του σουπλάν προς το μέρος μου. Ορίστε. Ο κύκλος προστέθηκε. Υπήρχε τίποτα άλλο;</w:t>
+        <w:t xml:space="preserve">Σήκωσε το κεφάλι και με κοίταξε, και για μια αφύλαχτη στιγμή το τυπικό, κουρασμένο της πρόσωπο ήταν κάτι άλλο, καχύποπτο, κοντά στο να στριμωχτεί, προτού ξαναφορέσει την τυπικότητά της σαν καπάκι πάνω σε τσουκάλι. </w:t>
+      </w:r>
+    </w:p>
+    <w:p/>
+    <w:p>
+      <w:r>
+        <w:t xml:space="preserve">«Δεν ξέρω τίποτα για τους Μπλάκμπερν», είπε, πράγμα που ήταν παράξενο να το λέει έχοντας έναν Μπλάκμπερν να κάθεται δύο μέτρα μακριά πίσω από την ανοιχτή πόρτα του και τα συμβόλαια των Μπλάκμπερν να γεμίζουν τα συρτάρια πίσω της. «Αυτό είναι το τμήμα του Θίο. Η Ιστορική Εταιρεία. Εγώ κρατάω μόνο τα αρχεία. Δεν τα διαβάζω». Έσυρε τη λίστα του φεστιβάλ κατά μήκος του σουπλάν προς το μέρος μου. «Ορίστε. Ο κύκλος προστέθηκε. Υπήρχε τίποτα άλλο;»</w:t>
       </w:r>
     </w:p>
     <w:p/>
@@ -2615,13 +2615,13 @@
     <w:p/>
     <w:p>
       <w:r>
-        <w:t>Δεν το πίεσα. Το να πιέσω θα της έλεγε μόνο ότι το είχα προσέξει. Αντίθετα, απαλύνα ολόκληρη τη στάση μου.</w:t>
-      </w:r>
-    </w:p>
-    <w:p/>
-    <w:p>
-      <w:r>
-        <w:t>— Αυτά είναι, είπα. Σε ευχαριστώ, Βέρα. Φαίνεσαι καταβεβλημένη, αν με συγχωρείς που το λέω. Σε βάζουν να δουλεύεις υπερβολικά σκληρά σε αυτό το μέρος.</w:t>
+        <w:t xml:space="preserve">Δεν το πίεσα. Το να πιέσω θα της έλεγε μόνο ότι το είχα προσέξει. Αντίθετα, μαλάκωσα ολόκληρη τη στάση μου.</w:t>
+      </w:r>
+    </w:p>
+    <w:p/>
+    <w:p>
+      <w:r>
+        <w:t xml:space="preserve">«Αυτά είναι», είπα. «Σας ευχαριστώ, Βέρα. Φαίνεστε καταβεβλημένη, αν με συγχωρείτε που το λέω. Σας βάζουν να δουλεύετε υπερβολικά σκληρά σε αυτό το μέρος».</w:t>
       </w:r>
     </w:p>
     <w:p/>
@@ -2633,13 +2633,13 @@
     <w:p/>
     <w:p>
       <w:r>
-        <w:t>— Είναι η εποχή, είπε. Και ο δήμαρχος πληρώνει δημοτικό μεροκάματο για δουλειά που αντιστοιχεί σε ολόκληρη πόλη, και ποτέ δεν φτάνουν τα λεφτά στο τέλος του μήνα. Όχι για κανέναν φέτος. Οι λογαριασμοί δεν πληρώνονται μόνοι τους. Έβγαλε ένα μικρό, φθαρμένο γέλιο που δεν είχε καθόλου χιούμορ. Οι λογαριασμοί κανενός δεν πληρώνονται μόνοι τους φέτος, έτσι δεν είναι, κυρία Κλος;</w:t>
-      </w:r>
-    </w:p>
-    <w:p/>
-    <w:p>
-      <w:r>
-        <w:t>— Όχι, είπα. Δεν πληρώνονται.</w:t>
+        <w:t xml:space="preserve">«Είναι η εποχή», είπε. «Και ο δήμαρχος πληρώνει μισθό μικρής πόλης για δουλειά μεγαλούπολης, και ποτέ δεν φτάνουν τα λεφτά στο τέλος του μήνα. Όχι για κανέναν φέτος. Οι λογαριασμοί δεν πληρώνονται μόνοι τους». Έβγαλε ένα μικρό, φθαρμένο γέλιο που δεν είχε καθόλου χιούμορ. «Οι λογαριασμοί κανενός δεν πληρώνονται μόνοι τους φέτος, έτσι δεν είναι, κυρία Κλος;»</w:t>
+      </w:r>
+    </w:p>
+    <w:p/>
+    <w:p>
+      <w:r>
+        <w:t xml:space="preserve">«Όχι», είπα. «Δεν πληρώνονται».</w:t>
       </w:r>
     </w:p>
     <w:p/>
@@ -2654,28 +2654,28 @@
         <w:t xml:space="preserve">Μια γυναίκα με οικονομικά προβλήματα να την πιέζουν. Μια γυναίκα με τα κλειδιά εκατό χρόνων από το ποιος κατείχε τι, το συμβόλαιο του </w:t>
       </w:r>
       <w:r>
-        <w:t>&lt;bt&gt;</w:t>
+        <w:t xml:space="preserve"/>
       </w:r>
       <w:r>
         <w:t>Winter Wonderland Inn</w:t>
       </w:r>
       <w:r>
-        <w:t>&lt;/bt&gt;</w:t>
-      </w:r>
-      <w:r>
-        <w:t xml:space="preserve"> κάπου σε εκείνα τα ίδια συρτάρια, και ό,τι είχε καταγράψει η πόλη το 1924 όταν μια καρφίτσα είχε κάνει φτερά από ένα αρχοντικό, αν είχε καταγραφεί απολύτως τίποτα. Μια γυναίκα που είχε πειστεί στις λέξεις αρχεία ιδιοκτησίας και είχε γίνει υπερβολικά λαλίστατη τη στιγμή που είχα πει το όνομα Μπλάκμπερν, για να μου πει μετά, με τα αρχεία να στέκονται στην πλάτη της, ότι δεν τα διάβαζε ποτέ.</w:t>
-      </w:r>
-    </w:p>
-    <w:p/>
-    <w:p>
-      <w:r>
-        <w:t>Δεν ήξερα τι σήμαινε αυτό. Μπορεί να μη σήμαινε τίποτα περισσότερο από μια κουρασμένη γυναίκα που δεν συμπαθούσε τις αδιάκριτες ερωτήσεις σε μια μεγάλη μέρα. Αλλά η έκκλησή μου για την Εταιρεία είχε αποτύχει, ακριβώς όπως είχε πει η Ντοτ ότι θα γινόταν, και η Εταιρεία εξακολουθούσε να βυθίζεται στο σκοτάδι. Και τώρα υπήρχαν δύο άνθρωποι στο Φρόστ Φολς που δεν μπορούσα να ακούσω το όνομα Μπλάκμπερν χωρίς να τους σκέφτομαι. Ο ένας τους διεύθυνε το αρχείο όπου τα γράμματα είχαν εξαφανιστεί.</w:t>
-      </w:r>
-    </w:p>
-    <w:p/>
-    <w:p>
-      <w:r>
-        <w:t>Και ο άλλος κρατούσε τα κλειδιά για οτιδήποτε άλλο είχε γράψει ποτέ η πόλη.</w:t>
+        <w:t xml:space="preserve"/>
+      </w:r>
+      <w:r>
+        <w:t xml:space="preserve"> κάπου σε εκείνα τα ίδια συρτάρια, και ό,τι είχε καταγράψει η πόλη το 1924 όταν μια καρφίτσα είχε κάνει φτερά από ένα αρχοντικό, αν είχε καταγραφεί απολύτως τίποτα. Μια γυναίκα που είχε σφιχτεί στις λέξεις αρχεία ιδιοκτησίας και είχε γίνει υπερβολικά λαλίστατη τη στιγμή που είχα πει το όνομα Μπλάκμπερν, για να μου πει μετά, με τα αρχεία να στέκονται στην πλάτη της, ότι δεν τα διάβαζε ποτέ.</w:t>
+      </w:r>
+    </w:p>
+    <w:p/>
+    <w:p>
+      <w:r>
+        <w:t xml:space="preserve">Δεν ήξερα τι σήμαινε αυτό. Μπορεί να μη σήμαινε τίποτα περισσότερο από μια κουρασμένη γυναίκα που δεν συμπαθούσε τις αδιάκριτες ερωτήσεις σε μια μεγάλη μέρα. Αλλά η έκκλησή μου για την Εταιρεία είχε αποτύχει, ακριβώς όπως είχε πει η Ντοτ ότι θα γινόταν, και η Εταιρεία εξακολουθούσε να βυθίζεται στο σκοτάδι. Και τώρα υπήρχαν δύο άνθρωποι στο Φροστ Φολς που δεν μπορούσα να ακούσω το όνομα Μπλάκμπερν χωρίς να τους σκέφτομαι. Ο ένας τους διηύθυνε το αρχείο όπου τα γράμματα είχαν εξαφανιστεί.</w:t>
+      </w:r>
+    </w:p>
+    <w:p/>
+    <w:p>
+      <w:r>
+        <w:t xml:space="preserve">Και η άλλη κρατούσε τα κλειδιά για οτιδήποτε άλλο είχε γράψει ποτέ η πόλη.</w:t>
       </w:r>
     </w:p>
     <w:p>
@@ -2686,7 +2686,7 @@
     <w:p/>
     <w:p>
       <w:r>
-        <w:t>Το διοικητικό συμβούλιο της Ιστορικής Εταιρείας συνεδρίασε εκείνη τη Δευτέρα το βράδυ, στο κρύο πίσω δωμάτιο κάτω από τη σαθρή οροφή. Η Claire μου ζήτησε να πάω μαζί της, εν μέρει επειδή η Gazette ήθελε ένα φιλικό πρόσωπο στην αίθουσα και εν μέρει, όπως υποψιαζόμουν, επειδή είχε καταλάβει περισσότερα απ' όσα έλεγε για το τι κουβαλούσα, και ήθελε να διαπιστώσω μόνη μου πόσο άσχημα ήταν τα πράγματα.</w:t>
+        <w:t xml:space="preserve">Το διοικητικό συμβούλιο της Ιστορικής Εταιρείας συνεδρίασε εκείνη τη Δευτέρα το βράδυ, στο κρύο πίσω δωμάτιο κάτω από τη σαθρή οροφή. Η Κλερ μου ζήτησε να πάω μαζί της, εν μέρει επειδή η Gazette ήθελε ένα φιλικό πρόσωπο στην αίθουσα και εν μέρει, όπως υποψιαζόμουν, επειδή είχε καταλάβει περισσότερα απ' όσα έλεγε για το τι κουβαλούσα, και ήθελε να διαπιστώσω μόνη μου πόσο άσχημα ήταν τα πράγματα.</w:t>
       </w:r>
     </w:p>
     <w:p>
@@ -2701,27 +2701,27 @@
     </w:p>
     <w:p>
       <w:r>
-        <w:t>Η Pip τακτοποιήθηκε κάτω από την καρέκλα μου και κοιτούσε τον κουβά, περιμένοντας κάθε σταγόνα με τεράστιο ενδιαφέρον.</w:t>
-      </w:r>
-    </w:p>
-    <w:p>
-      <w:r>
-        <w:t>Ο Theo διεύθυνε τη συνεδρίαση, με μια στοίβα χαρτιά μπροστά του, τα γυαλιά του φορεμένα και τη γραβάτα του στραβή. Σηκώθηκε όρθιος για να παρουσιάσει τους αριθμούς, και σπάνια είχα δει άντρα να κάνει ένα τόσο δύσκολο πράγμα με τόση αξιοπρέπεια. Επειδή οι αριθμοί ήταν μια θανατική καταδίκη, και τους διάβασε παρ' όλα αυτά, με την προσεκτική φωνή του ιστορικού, σαν να ήταν οποιοδήποτε άλλο σύνολο γεγονότων για την πόλη που αγαπούσε.</w:t>
-      </w:r>
-    </w:p>
-    <w:p>
-      <w:r>
-        <w:t>Η επιχορήγηση από τον δήμο, κομμένη κατά το ένα τρίτο. Η οροφή, με εκτίμηση κόστους που έκανε έναν από τους ηλικιωμένους να μορφαστεί. Ο λέβητας, κρινόμενος ακατάλληλος από τον τεχνικό που είχε έρθει να τον δει, ο οποίος είχε δηλώσει, όπως μετέφερε ο Theo, ότι του έκανε εντύπωση πώς είχε βγάλει τον περσινό χειμώνα. Το κληροδότημα, ό,τι απέμενε τέλος πάντων απ' αυτό, να εξαντλείται για δεύτερη συνεχόμενη χρονιά για να μένουν τα φώτα αναμμένα, και να έχει σχεδόν εξαντληθεί. Οι συνδρομές των μελών, οι οποίες κάλυπταν, όπως είπε ο Theo, κοιτάζοντας τη σελίδα του και όχι την αίθουσα, «κατά προσέγγιση το κόστος του καφέ».</w:t>
-      </w:r>
-    </w:p>
-    <w:p>
-      <w:r>
-        <w:t>«Λοιπόν», είπε μία από τις ηλικιωμένες γυναίκες, η κυρία Pelletier, που είχε ταξινομήσει τις φωτογραφίες, όταν τελείωσε, «αυτό που μας λες, Theo, είναι ότι μπορούμε να κρατήσουμε τις πόρτες ανοιχτές μέχρι τη νέα χρονιά. Και μετά δεν θα μπορούμε».</w:t>
-      </w:r>
-    </w:p>
-    <w:p>
-      <w:r>
-        <w:t>«Αυτό λένε τα μαθηματικά». Ο Theo έβγαλε τα γυαλιά του και πίεσε τα δάχτυλά του στη ρίζα της μύτης του, και για μια στιγμή η προσεκτική φωνή λύγισε. «Έχω κάνει αιτήσεις παντού. Θέλω να το ξέρετε όλοι αυτό. Κάθε επιχορήγηση, κάθε ίδρυμα, κάθε ταμείο σε τρεις πολιτείες. Έχω έναν φάκελο με τις απορρίψεις. Θα μπορούσα να ταπετσαρώσω αυτό το δωμάτιο μ' αυτές, και τουλάχιστον τότε το δωμάτιο θα ήταν στεγνό». Μερικοί από αυτούς γέλασαν, το θλιμμένο, ανήμπορο γέλιο ανθρώπων που βρίσκονται στο τέλος των επιλογών τους. «Ο δήμος δεν πρόκειται να βοηθήσει. Πήγα στον δήμαρχο ο ίδιος την περασμένη άνοιξη, και η κυρία Claus εδώ πήγε ξανά σήμερα το πρωί, και λέει το ίδιο πράγμα που λέει πάντα. Η ιστορία δεν οργώνει τους δρόμους». Άφησε τα γυαλιά του πάνω στα χαρτιά του. «Δεν ξέρω τι άλλο να δοκιμάσω. Δοκίμασα να είμαι λογικός. Δοκίμασα να ζητήσω έλεος. Δεν ντρέπομαι να σας πω ότι δοκίμασα να ζητήσω έλεος, γραπτώς, σε ένα ίδρυμα στην πόλη, και μου έστειλαν ένα πολύ ευγενικό γράμμα λέγοντας όχι».</w:t>
+        <w:t xml:space="preserve">Η Πιπ τακτοποιήθηκε κάτω από την καρέκλα μου και κοιτούσε τον κουβά, περιμένοντας κάθε σταγόνα με τεράστιο ενδιαφέρον.</w:t>
+      </w:r>
+    </w:p>
+    <w:p>
+      <w:r>
+        <w:t xml:space="preserve">Ο Θίο διηύθυνε τη συνεδρίαση, με μια στοίβα χαρτιά μπροστά του, τα γυαλιά του φορεμένα και τη γραβάτα του στραβή. Σηκώθηκε όρθιος για να παρουσιάσει τους αριθμούς, και σπάνια είχα δει άντρα να κάνει ένα τόσο δύσκολο πράγμα με τόση αξιοπρέπεια. Επειδή οι αριθμοί ήταν μια θανατική καταδίκη, και τους διάβασε παρ' όλα αυτά, με την προσεκτική φωνή του ιστορικού, σαν να ήταν οποιοδήποτε άλλο σύνολο γεγονότων για την πόλη που αγαπούσε.</w:t>
+      </w:r>
+    </w:p>
+    <w:p>
+      <w:r>
+        <w:t xml:space="preserve">Η επιχορήγηση από τον δήμο, κομμένη κατά το ένα τρίτο. Η οροφή, με εκτίμηση κόστους που έκανε έναν από τους ηλικιωμένους να μορφάσει. Ο λέβητας, κρινόμενος ακατάλληλος από τον τεχνικό που είχε έρθει να τον δει, ο οποίος είχε δηλώσει, όπως μετέφερε ο Θίο, ότι του έκανε εντύπωση πώς είχε βγάλει τον περσινό χειμώνα. Το κληροδότημα, ό,τι απέμενε τέλος πάντων απ' αυτό, να εξαντλείται για δεύτερη συνεχόμενη χρονιά για να μένουν τα φώτα αναμμένα, και να έχει σχεδόν εξαντληθεί. Οι συνδρομές των μελών, οι οποίες κάλυπταν, όπως είπε ο Θίο, κοιτάζοντας τη σελίδα του και όχι την αίθουσα, «κατά προσέγγιση το κόστος του καφέ».</w:t>
+      </w:r>
+    </w:p>
+    <w:p>
+      <w:r>
+        <w:t xml:space="preserve">«Λοιπόν», είπε μία από τις ηλικιωμένες γυναίκες, η κυρία Πελετιέ, που είχε ταξινομήσει τις φωτογραφίες, όταν τελείωσε, «αυτό που μας λες, Θίο, είναι ότι μπορούμε να κρατήσουμε τις πόρτες ανοιχτές μέχρι τη νέα χρονιά. Και μετά δεν θα μπορούμε».</w:t>
+      </w:r>
+    </w:p>
+    <w:p>
+      <w:r>
+        <w:t xml:space="preserve">«Αυτό λένε τα μαθηματικά». Ο Θίο έβγαλε τα γυαλιά του και πίεσε τα δάχτυλά του στη ρίζα της μύτης του, και για μια στιγμή η προσεκτική φωνή λύγισε. «Έχω κάνει αιτήσεις παντού. Θέλω να το ξέρετε όλοι αυτό. Κάθε επιχορήγηση, κάθε ίδρυμα, κάθε ταμείο σε τρεις πολιτείες. Έχω έναν φάκελο με τις απορρίψεις. Θα μπορούσα να ταπετσαρώσω αυτό το δωμάτιο μ' αυτές, και τουλάχιστον τότε το δωμάτιο θα ήταν στεγνό». Μερικοί από αυτούς γέλασαν, το θλιμμένο, ανήμπορο γέλιο ανθρώπων που βρίσκονται στο τέλος των επιλογών τους. «Ο δήμος δεν πρόκειται να βοηθήσει. Πήγα στον δήμαρχο ο ίδιος την περασμένη άνοιξη, και η κυρία Κλος εδώ πήγε ξανά σήμερα το πρωί, και λέει το ίδιο πράγμα που λέει πάντα. Η ιστορία δεν καθαρίζει τους δρόμους από το χιόνι». Άφησε τα γυαλιά του πάνω στα χαρτιά του. «Δεν ξέρω τι άλλο να δοκιμάσω. Δοκίμασα να είμαι λογικός. Δοκίμασα να ζητήσω έλεος. Δεν ντρέπομαι να σας πω ότι δοκίμασα να ζητήσω έλεος, γραπτώς, σε ένα ίδρυμα στην πόλη, και μου έστειλαν ένα πολύ ευγενικό γράμμα λέγοντας όχι».</w:t>
       </w:r>
     </w:p>
     <w:p>
@@ -2731,22 +2731,22 @@
     </w:p>
     <w:p>
       <w:r>
-        <w:t>Θα ήταν πολύ πιο εύκολο αν ο Theo ήταν ένας κακός άνθρωπος, κάποιος που θα μπορούσα να αντιπαθήσω ολοκληρωτικά. Αλλά κάθισα σε εκείνο το κρύο δωμάτιο και κατάλαβα, ως το μεδούλι, πώς ο Theo Hussein, βλέποντας αυτό, ακούγοντας αυτό, θα μπορούσε να ανοίξει έναν φάκελο με παλιά γράμματα, να μη δει σε αυτά ένα έγκλημα εκατονταετίας αλλά μια σανίδα σωτηρίας, και να την αδράξει, λέγοντας στον εαυτό του σε όλη τη διαδρομή ότι το έκανε για την Εταιρεία. Δεν το συγχώρησα. Αλλά το κατάλαβα, και το κουβάλησα αυτό, παγωμένο και βαρύ, καθ' όλη τη διάρκεια της υπόλοιπης συνεδρίασης.</w:t>
-      </w:r>
-    </w:p>
-    <w:p>
-      <w:r>
-        <w:t>Η Vera ήταν κι αυτή εκεί, στη γωνία, κρατώντας τα πρακτικά. Το γραφείο του δημάρχου έστελνε κάποιον να καταγράφει τις συνεδριάσεις των φορέων που χρηματοδοτούσε, και αυτός ο κάποιος ήταν η Vera, με το στενογραφικό της τετράδιο και την κουμπωμένη ζακέτα της, γράφοντας τα πάντα με το καθαρό, γρήγορο χέρι της. Κοίταξα κι εκείνη, όταν μπορούσα να το κάνω χωρίς να με δουν. Έγραψε τους αριθμούς χωρίς έκφραση. Αλλά όταν ο Theo είπε το κομμάτι για το ότι ζήτησε έλεος, για το ευγενικό γράμμα που έλεγε όχι, η πένα της σταμάτησε για μια στιγμή. Το σαγόνι της σφίχτηκε. Κοίταξε ψηλά στον καφέ λεκέ στο ταβάνι, και αυτό που πέρασε από το πρόσωπό της ήταν κοντά στη θλίψη, ή στον φόβο, ή και στα δύο μαζί. Δεν μπορούσα να φανταστώ τι μπορεί να θλίβει ή να φοβίζει μια γυναίκα σε μια συνεδρίαση διοικητικού συμβουλίου στην οποία βρισκόταν μόνο για να κρατάει τα πρακτικά.</w:t>
-      </w:r>
-    </w:p>
-    <w:p>
-      <w:r>
-        <w:t>Το συμβούλιο μιλούσε κάνοντας κύκλους για μια ώρα, προτείνοντας φιλανθρωπικά μπαζάρ και μια εκστρατεία αποστολής επιστολών, η κάθε ιδέα μικρότερη από την τρύπα που προοριζόταν να γεμίσει. Ολόκληρη η αίθουσα το ήξερε και παρ' όλα αυτά έλεγε τα μικρά, ελπιδοφόρα λόγια, επειδή το να μην λες τίποτα ήταν χειρότερο. Επιτέλους ψήφισαν να κρατήσουν τις πόρτες ανοιχτές μέχρι τη νέα χρονιά και να «εξερευνήσουν όλες τις επιλογές». Λύθηκαν και βγήκαν στο κρύο. Η καφετιέρα σφύριξε και σώπασε, και ο Theo έμεινε πίσω για να μαζέψει τις πτυσσόμενες καρέκλες μόνος του.</w:t>
-      </w:r>
-    </w:p>
-    <w:p>
-      <w:r>
-        <w:t>Η Claire έφυγε για να γράψει την ευγενική, θλιμμένη ιστορία της που δεν επρόκειτο να ταράξει τίποτα. Έμεινα για να βοηθήσω τον Theo, και στοίβαξα καρέκλες μαζί με τον άντρα που είχα αρχίσει να υποψιάζομαι ότι εκβίαζε τη φίλη μου. Με ευχαρίστησε γι' αυτό τρεις φορές. Μετά μου μίλησε για εκείνη τη φορά το 1936 που μια πλημμύρα είχε παραλίσει να πάρει τα αρχικά αρχεία της πόλης, και καμιά ντουζίνα πολίτες είχαν σχηματίσει μια αλυσίδα για να μεταφέρουν τα κουτιά σε ψηλότερο έδαφος. Αυτή ήταν η πόλη στα καλύτερά της, είπε, άνθρωποι που κουβαλούσαν το παρελθόν στην ασφάλεια με τα χέρια τους, και το σκεφτόταν αυτό στις άσχημες νύχτες.</w:t>
+        <w:t xml:space="preserve">Θα ήταν πολύ πιο εύκολο αν ο Θίο ήταν ένας κακός άνθρωπος, κάποιος που θα μπορούσα να αντιπαθήσω ολοκληρωτικά. Αλλά κάθισα σε εκείνο το κρύο δωμάτιο και κατάλαβα, ως το μεδούλι, πώς ο Θίο Χουσείν, βλέποντας αυτό, ακούγοντας αυτό, θα μπορούσε να ανοίξει έναν φάκελο με παλιά γράμματα, να μη δει σε αυτά ένα έγκλημα εκατονταετίας αλλά μια σανίδα σωτηρίας, και να την αδράξει, λέγοντας στον εαυτό του σε όλη τη διαδρομή ότι το έκανε για την Εταιρεία. Δεν το συγχώρησα. Αλλά το κατάλαβα, και το κουβάλησα αυτό, παγωμένο και βαρύ, καθ' όλη τη διάρκεια της υπόλοιπης συνεδρίασης.</w:t>
+      </w:r>
+    </w:p>
+    <w:p>
+      <w:r>
+        <w:t xml:space="preserve">Η Βέρα ήταν κι αυτή εκεί, στη γωνία, κρατώντας τα πρακτικά. Το γραφείο του δημάρχου έστελνε κάποιον να καταγράφει τις συνεδριάσεις των φορέων που χρηματοδοτούσε, και αυτός ο κάποιος ήταν η Βέρα, με το στενογραφικό της τετράδιο και την κουμπωμένη ζακέτα της, γράφοντας τα πάντα με το καθαρό, γρήγορο χέρι της. Κοιτούσα κι εκείνη, όταν μπορούσα να το κάνω χωρίς να με δουν. Έγραψε τους αριθμούς χωρίς έκφραση. Αλλά όταν ο Θίο είπε το κομμάτι για το ότι ζήτησε έλεος, για το ευγενικό γράμμα που έλεγε όχι, η πένα της σταμάτησε για μια στιγμή. Το σαγόνι της σφίχτηκε. Κοίταξε ψηλά στον καφέ λεκέ στο ταβάνι, και αυτό που πέρασε από το πρόσωπό της ήταν κοντά στη θλίψη, ή στον φόβο, ή και στα δύο μαζί. Δεν μπορούσα να φανταστώ τι μπορεί να θλίβει ή να φοβίζει μια γυναίκα σε μια συνεδρίαση διοικητικού συμβουλίου στην οποία βρισκόταν μόνο για να κρατάει τα πρακτικά.</w:t>
+      </w:r>
+    </w:p>
+    <w:p>
+      <w:r>
+        <w:t xml:space="preserve">Το συμβούλιο μιλούσε κάνοντας κύκλους για μια ώρα, προτείνοντας φιλανθρωπικά μπαζάρ και μια εκστρατεία αποστολής επιστολών, η κάθε ιδέα μικρότερη από την τρύπα που προοριζόταν να γεμίσει. Ολόκληρη η αίθουσα το ήξερε και παρ' όλα αυτά έλεγε τα μικρά, ελπιδοφόρα λόγια, επειδή το να μη λες τίποτα ήταν χειρότερο. Επιτέλους ψήφισαν να κρατήσουν τις πόρτες ανοιχτές μέχρι τη νέα χρονιά και να «εξερευνήσουν όλες τις επιλογές». Λύθηκαν και βγήκαν στο κρύο. Η καφετιέρα σφύριξε και σώπασε, και ο Θίο έμεινε πίσω για να μαζέψει τις πτυσσόμενες καρέκλες μόνος του.</w:t>
+      </w:r>
+    </w:p>
+    <w:p>
+      <w:r>
+        <w:t xml:space="preserve">Η Κλερ έφυγε για να γράψει την ευγενική, θλιμμένη ιστορία της που δεν επρόκειτο να ταράξει τίποτα. Έμεινα για να βοηθήσω τον Θίο, και στοίβαξα καρέκλες μαζί με τον άντρα που είχα αρχίσει να υποψιάζομαι ότι εκβίαζε τη φίλη μου. Με ευχαρίστησε γι' αυτό τρεις φορές. Μετά μου μίλησε για εκείνη τη φορά το 1936 που μια πλημμύρα παραλίγο να πάρει τα αρχικά αρχεία της πόλης, και καμιά ντουζίνα πολίτες είχαν σχηματίσει μια αλυσίδα για να μεταφέρουν τα κουτιά σε ψηλότερο έδαφος. Αυτή ήταν η πόλη στα καλύτερά της, είπε, άνθρωποι που κουβαλούσαν το παρελθόν στην ασφάλεια με τα χέρια τους, και το σκεφτόταν αυτό στις άσχημες νύχτες.</w:t>
       </w:r>
     </w:p>
     <w:p>
@@ -2756,7 +2756,7 @@
     </w:p>
     <w:p>
       <w:r>
-        <w:t>Η Pip κι εγώ περπατήσαμε σπίτι μέσα στο σκοτάδι, και ήξερα δύο πράγματα που δεν ήξερα ακριβώς πριν. Ότι η Εταιρεία βυθιζόταν πραγματικά, πράγμα που αποτελούσε το κίνητρο ξεγυμνωμένο μπροστά μου, σταγόνα-σταγόνα μέσα σε έναν τσίγκινο κουβά. Κι ότι ό,τι κι αν έκανα για τον Theo, θα έπρεπε να το κάνω απαλά, επειδή η βροχή τού είχε κάνει ήδη αρκετό κακό.</w:t>
+        <w:t xml:space="preserve">Η Πιπ κι εγώ περπατήσαμε σπίτι μέσα στο σκοτάδι, και ήξερα δύο πράγματα που δεν ήξερα ακριβώς πριν. Ότι η Εταιρεία βυθιζόταν πραγματικά, πράγμα που αποτελούσε το κίνητρο ξεγυμνωμένο μπροστά μου, σταγόνα-σταγόνα μέσα σε έναν τσίγκινο κουβά. Κι ότι ό,τι κι αν έκανα για τον Θίο, θα έπρεπε να το κάνω απαλά, επειδή η βροχή τού είχε κάνει ήδη αρκετό κακό.</w:t>
       </w:r>
     </w:p>
     <w:p>
@@ -2767,25 +2767,25 @@
     <w:p/>
     <w:p>
       <w:r>
-        <w:t>Το Φρόστ Φίτνες ήταν η νεότερη επιχείρηση στη Λεωφόρο Έβεργκριν, όλο γυαλί και λαμπερό, σκληρό φως, με το τρίξιμο του καθαρού καουτσούκ κάτω από τα πόδια. Ο Τζαμάλ Γουάσινγκτον είχε ριχτεί με τα μούτρα στο φεστιβάλ, όπως έκανε σε ό,τι καταπιανόταν. Είχε κρεμάσει ασημένιες χάρτινες νιφάδες χιονιού από το ταβάνι και είχε τεντώσει λευκά λαμπάκια γύρω από κάθε καθρέφτη, έτσι ώστε ολόκληρος ο χώρος να αστράφτει σαν το εσωτερικό μιας γυάλινης μπάλας χιονιού που μόλις την είχαν ταρακουνήσει. Ένα ηχοσύστημα κάπου έπαιζε μουσική με έναν ρυθμό που τον ένιωθες κάτω από τα πατώματα. Βρισκόταν στη ρεσεψιόν όταν μπήκα μέσα, και το πρόσωπό του άνοιξε σε εκείνο το μεγάλο, θερμό χαμόγελο που ήταν ο μισός λόγος για τον οποίο η επιχείρηση πήγαινε τόσο καλά.</w:t>
-      </w:r>
-    </w:p>
-    <w:p/>
-    <w:p>
-      <w:r>
-        <w:t>«Κυρία Κλος! Και η Πιπ!» Ήρθε γύρω από το γραφείο και χώθηκε στα γόνατα για να χαιρετήσει τον πιγκουίνο, ο οποίος το ανέχτηκε με τον αέρα βασιλικής επισκέπτριας. «Ποτέ δεν πίστευα ότι θα το έλεγα, αλλά ένας πιγκουίνος είναι ακριβώς το μέλος που μου έλειπε. Φτιαγμένος για το κρύο. Φυσικός κολυμβητής. Ο κόσμος συνεχίζει να μου λέει ότι πρέπει να φτιάξω μια πισίνα, και εγώ συνεχίζω να λέω ότι δεν έχω χώρο, αλλά για την Πιπ θα έβρισκα χώρο».</w:t>
-      </w:r>
-    </w:p>
-    <w:p/>
-    <w:p>
-      <w:r>
-        <w:t>«Θα την καταλάβαινε μέσα σε μια εβδομάδα», είπα. «Δεν θα έβρισκες ποτέ ξανά διαθέσιμη ούτε μια διαδρομή».</w:t>
-      </w:r>
-    </w:p>
-    <w:p/>
-    <w:p>
-      <w:r>
-        <w:t>Γέλασε και ισιώθηκε. Νά τος, ήταν αυτό ακριβώς το πράγμα που μισοήλπιζα να μη δω και μισοχρειαζόμουν. Κάτω από το χαμόγελο ήταν φθαρμένος ως το κόκαλο. Τα μάτια του είχαν σκούρους ίσκιους. Το ίδιο το χαμόγελο στεκόταν ελαφρώς πιο τεντωμένο στις άκρες, με τον τρόμο ενός πράγματος που το κρατάνε ψηλά για πάρα πολύ ώρα.</w:t>
+        <w:t xml:space="preserve">Το Frost Fitness ήταν η νεότερη επιχείρηση στη Λεωφόρο Έβεργκριν, όλο γυαλί και λαμπερό, σκληρό φως, με το τρίξιμο του καθαρού καουτσούκ κάτω από τα πόδια. Ο Τζαμάλ Γουάσινγκτον είχε ριχτεί με τα μούτρα στο φεστιβάλ, όπως έκανε σε ό,τι καταπιανόταν. Είχε κρεμάσει ασημένιες χάρτινες νιφάδες χιονιού από το ταβάνι και είχε τεντώσει λευκά λαμπάκια γύρω από κάθε καθρέφτη, έτσι ώστε ολόκληρος ο χώρος να αστράφτει σαν το εσωτερικό μιας γυάλινης μπάλας χιονιού που μόλις την είχαν ταρακουνήσει. Ένα ηχοσύστημα κάπου έπαιζε μουσική με έναν ρυθμό που τον ένιωθες στο πάτωμα. Βρισκόταν στη ρεσεψιόν όταν μπήκα μέσα, και το πρόσωπό του άνοιξε σε εκείνο το μεγάλο, θερμό χαμόγελο που ήταν ο μισός λόγος για τον οποίο η επιχείρηση πήγαινε τόσο καλά.</w:t>
+      </w:r>
+    </w:p>
+    <w:p/>
+    <w:p>
+      <w:r>
+        <w:t xml:space="preserve">«Κυρία Κλος! Και η Πιπ!» Ήρθε γύρω από το γραφείο και έσκυψε στα γόνατα για να χαιρετήσει τον πιγκουίνο, η οποία το ανέχτηκε με τον αέρα βασιλικής επισκέπτριας. «Ποτέ δεν πίστευα ότι θα το έλεγα, αλλά ένας πιγκουίνος είναι ακριβώς το μέλος που μου έλειπε. Φτιαγμένος για το κρύο. Φυσικός κολυμβητής. Ο κόσμος συνεχίζει να μου λέει ότι πρέπει να φτιάξω μια πισίνα, και εγώ συνεχίζω να λέω ότι δεν έχω χώρο, αλλά για την Πιπ θα έβρισκα χώρο».</w:t>
+      </w:r>
+    </w:p>
+    <w:p/>
+    <w:p>
+      <w:r>
+        <w:t xml:space="preserve">«Θα την καταλάβαινε μέσα σε μια εβδομάδα», είπα. «Δεν θα βρίσκατε ποτέ ξανά ελεύθερη ούτε μία λωρίδα».</w:t>
+      </w:r>
+    </w:p>
+    <w:p/>
+    <w:p>
+      <w:r>
+        <w:t xml:space="preserve">Γέλασε και ισιώθηκε. Νά τος, ήταν αυτό ακριβώς το πράγμα που μισοήλπιζα να μη δω και μισοχρειαζόμουν. Κάτω από το χαμόγελο ήταν φθαρμένος ως το κόκαλο. Τα μάτια του είχαν σκούρους ίσκιους. Το ίδιο το χαμόγελο στεκόταν ελαφρώς πιο τεντωμένο στις άκρες, με το τρέμουλο ενός πράγματος που το κρατάνε ψηλά για πάρα πολύ ώρα.</w:t>
       </w:r>
     </w:p>
     <w:p/>
@@ -2803,31 +2803,31 @@
     <w:p/>
     <w:p>
       <w:r>
-        <w:t>«Η επέκταση», είπα, γνέφοντας προς τον πίσω τοίχο, όπου μια πόρτα είχε πλαισιωθεί από ακατέργαστα δοκάρια και μετά είχε αεριστεί, το κενό κρεμασμένο με πλαστικό φύλλο που φούσκωνε λίγο μέσα-έξω στο ρεύμα του αέρα. «Πώς πάει;»</w:t>
-      </w:r>
-    </w:p>
-    <w:p/>
-    <w:p>
-      <w:r>
-        <w:t>Το χαμόγελο κρατήθηκε, αλλά του κόστισε κάτι για να το συγκρατήσει. «Αργά», παραδέχτηκε. «Η τράπεζα κάθεται πάνω στο δάνειο. Τρίτος μήνας τώρα. Κάθε φορά που νομίζω ότι φτάσαμε, θέλουν άλλη μια φόρμα, άλλο ένα νούμερο, άλλο έναν μήνα λογαριασμών». Αποστράφηκε, κοιτάζοντας πέρα από το φωτεινό, καινούργιο πάτωμα. «Δεν θα σας πω ψέματα, κυρία Κλος, είναι δύσκολα. Έβαλα τα πάντα σε αυτό το μέρος. Όλα όσα είχα και αρκετά που δεν είχα. Υπάρχουν νύχτες που κάνω την αριθμητική και μετά ξαπλώνω εκεί και δεν κοιμάμαι».</w:t>
-      </w:r>
-    </w:p>
-    <w:p/>
-    <w:p>
-      <w:r>
-        <w:t>«Αυτό είναι βαρύ φορτίο για να το κουβαλάς μόνος σου», είπα.</w:t>
-      </w:r>
-    </w:p>
-    <w:p/>
-    <w:p>
-      <w:r>
-        <w:t>«Είναι». Έβγαλε μια μακριά ανάσα, κι έπειτα, επειδή η μητέρα του προφανώς τον είχε μεγαλώσει ώστε να μη γκρινιάζει χωρίς να συνοδεύεται από σχέδιο, έφερε τους ώμους του ίσια. «Αλλά ορίστε τι κάνω γι' αυτό, αφού ρωτήσατε, και προτιμώ να σας το πω σταράτα παρά να ανησυχείτε. Πήρα το συμβόλαιο ασφαλείας του φεστιβάλ. Νυχτερινές βάρδιες, ολόκληρο το Σαββατοκύριακο, φυλάσσοντας τα περίπτερα και τη σκηνή και τον εξοπλισμό ώστε τίποτα να μη κάνει φτερά στο σκοτάδι. Και έχω προσθέσει τα πρωινά μαθήματα, μισή ώρα μετά τις πέντε, boot camp, πριν καν ξεκινήσει η κανονική μέρα». Ένευσε αδιάφορα τους ώμους, και το χαμόγελο ξαναγύρισε πιο αληθινό αυτή τη φορά. «Τα οικονομικά προβλήματα δεν λύνονται με ευχές, κυρία Κλος. Τα λύνεις δουλεύοντας περισσότερες ώρες από όσες έχει το πρόβλημα. Είναι ο μόνος τρόπος που ξέρω ποτέ και δεν με έχει απογοητεύσει ακόμα, είναι απλώς αργός και πονάει».</w:t>
-      </w:r>
-    </w:p>
-    <w:p/>
-    <w:p>
-      <w:r>
-        <w:t>Κάθισα μ’ αυτό όπως είχα κάτσει με τα είκοσι δολάρια του Σαμ. Εδώ ήταν ένας άντρας χωμένος βαθιά στα χρέη, με κάθε λόγο στον κόσμο και κάθε ευκαιρία επιπλέον. Η απάντησή του σ’ αυτό ήταν να στέκεται φρουρός στο φεστιβάλ της πόλης όλη τη νύχτα έναντι αμοιβής και να μαθαίνει σε γιαγιάδες να κάνουν προβολές στις πέντε και μισή το πρωί. Ο Τζαμάλ δούλευε τρεις δουλειές για να σκαρφαλώσει έξω από την τρύπα του με τον τίμιο, εξαντλητικό, εκατοστό προς εκατοστό τρόπο, και αυτό δεν ταίριαζε με ένα σημείωμα εκβιασμού για μισό εκατομμύριο δολάρια. Η αριθμητική δεν έβγαινε. Αν ο Τζαμάλ Γουάσινγκτον είχε ο παραμικρός τρόπος να ξετρυπώσει αυτού του είδους τα χρήματα από ένα μυστικό, δεν θα έβαζε το ξυπνητήρι του στις πέντε.</w:t>
+        <w:t xml:space="preserve">«Η επέκταση», είπα, γνέφοντας προς τον πίσω τοίχο, όπου μια πόρτα είχε πλαισιωθεί από ακατέργαστα δοκάρια και μετά είχε εγκαταλειφθεί, το κενό κρεμασμένο με πλαστικό φύλλο που φούσκωνε λίγο μέσα-έξω στο ρεύμα του αέρα. «Πώς πάει;»</w:t>
+      </w:r>
+    </w:p>
+    <w:p/>
+    <w:p>
+      <w:r>
+        <w:t xml:space="preserve">Το χαμόγελο κρατήθηκε, αλλά του κόστισε κάτι για να το συγκρατήσει. «Αργά», παραδέχτηκε. «Η τράπεζα κάθεται πάνω στο δάνειο. Τρίτος μήνας τώρα. Κάθε φορά που νομίζω ότι φτάσαμε, θέλουν άλλη μια φόρμα, άλλο ένα νούμερο, άλλο έναν μήνα λογαριασμών». Κοίταξε αλλού, πέρα από το φωτεινό, καινούργιο πάτωμα. «Δεν θα σας πω ψέματα, κυρία Κλος, είναι δύσκολα. Έβαλα τα πάντα σε αυτό το μέρος. Όλα όσα είχα και αρκετά που δεν είχα. Υπάρχουν νύχτες που κάνω την αριθμητική και μετά ξαπλώνω εκεί και δεν κοιμάμαι».</w:t>
+      </w:r>
+    </w:p>
+    <w:p/>
+    <w:p>
+      <w:r>
+        <w:t xml:space="preserve">«Αυτό είναι βαρύ φορτίο για να το κουβαλάτε μόνος σας», είπα.</w:t>
+      </w:r>
+    </w:p>
+    <w:p/>
+    <w:p>
+      <w:r>
+        <w:t xml:space="preserve">«Είναι». Έβγαλε μια μακριά ανάσα, κι έπειτα, επειδή η μητέρα του προφανώς τον είχε μεγαλώσει ώστε να μην γκρινιάζει χωρίς να έχει έτοιμο κι ένα σχέδιο, έφερε τους ώμους του ίσια. «Αλλά ορίστε τι κάνω γι' αυτό, αφού ρωτήσατε, και προτιμώ να σας το πω σταράτα παρά να ανησυχείτε. Πήρα το συμβόλαιο ασφαλείας του φεστιβάλ. Νυχτερινές βάρδιες, ολόκληρο το Σαββατοκύριακο, φυλάσσοντας τα περίπτερα και τη σκηνή και τον εξοπλισμό ώστε τίποτα να μην κάνει φτερά στο σκοτάδι. Και έχω προσθέσει τα πρωινά μαθήματα, στρατιωτική γυμναστική στις πεντέμισι, πριν καν ξεκινήσει η κανονική μέρα». Σήκωσε τους ώμους, και το χαμόγελο ξαναγύρισε πιο αληθινό αυτή τη φορά. «Τα οικονομικά προβλήματα δεν λύνονται με ευχές, κυρία Κλος. Τα λύνεις δουλεύοντας περισσότερες ώρες από όσες έχει το πρόβλημα. Είναι ο μόνος τρόπος που ήξερα ποτέ και δεν με έχει απογοητεύσει ακόμα, είναι απλώς αργός και πονάει».</w:t>
+      </w:r>
+    </w:p>
+    <w:p/>
+    <w:p>
+      <w:r>
+        <w:t xml:space="preserve">Κάθισα μ’ αυτό όπως είχα κάτσει με τα είκοσι δολάρια του Σαμ. Εδώ ήταν ένας άντρας χωμένος βαθιά στα χρέη, με κάθε λόγο στον κόσμο και κάθε ευκαιρία επιπλέον. Η απάντησή του σ’ αυτό ήταν να στέκεται φρουρός στο φεστιβάλ της πόλης όλη τη νύχτα έναντι αμοιβής και να μαθαίνει σε γιαγιάδες να κάνουν προβολές στις πέντε και μισή το πρωί. Ο Τζαμάλ δούλευε τρεις δουλειές για να σκαρφαλώσει έξω από την τρύπα του με τον τίμιο, εξαντλητικό, εκατοστό προς εκατοστό τρόπο, και αυτό δεν ταίριαζε με ένα σημείωμα εκβιασμού για μισό εκατομμύριο δολάρια. Η αριθμητική δεν έβγαινε. Αν ο Τζαμάλ Γουάσινγκτον είχε τον παραμικρό τρόπο να ξετρυπώσει αυτού του είδους τα χρήματα από ένα μυστικό, δεν θα έβαζε το ξυπνητήρι του στις πέντε.</w:t>
       </w:r>
     </w:p>
     <w:p/>
@@ -2839,7 +2839,7 @@
     <w:p/>
     <w:p>
       <w:r>
-        <w:t>«Βοήθησες τον Θίο με την έκθεση», είπα. «Όλα αυτά τα παλιά χαρτιά. Έριξες καμιά ματιά σε τίποτα ενώ ήσουν εκεί μέσα; Τα πράγματα των Μπλάκμπερν, τα παλιά γράμματα;»</w:t>
+        <w:t xml:space="preserve">«Βοηθήσατε τον Θίο με την έκθεση», είπα. «Όλα αυτά τα παλιά χαρτιά. Ρίξατε καμιά ματιά σε τίποτα ενώ ήσασταν εκεί μέσα; Τα πράγματα των Μπλάκμπερν, τα παλιά γράμματα;»</w:t>
       </w:r>
     </w:p>
     <w:p/>
@@ -2857,19 +2857,19 @@
     <w:p/>
     <w:p>
       <w:r>
-        <w:t>«Λοιπόν», είπα, «είσαι καλός φίλος του Θίο, δανείζοντας όλη αυτή τη μυϊκή δύναμη ενώ είχες δικά σου προβλήματα. Τον χρειαζόταν απεγνωσμένα, νομίζω».</w:t>
-      </w:r>
-    </w:p>
-    <w:p/>
-    <w:p>
-      <w:r>
-        <w:t>«Είναι καλός άνθρωπος». Το χαμόγελο μαλάκωσε. «Ανησυχούσε όμως αφάνταστα για εκείνο το μέρος, όλη την ώρα. Το έβλεπες πάνω του. Σαν το κτίριο να ήταν άρρωστος συγγενής που ξενυχτούσε δίπλα του. Σταματούσε στη μέση μιας κουβέντας για το πού να βάλω μια βιτρίνα και απλώς αφοσιωνόταν στο να κοιτάζει τον λεκέ από νερό στο ταβάνι του πίσω δωματίου σαν να τον σκότωνε προσωπικά». Κούνησε το κεφάλι του. «Ελπίζω κάποιος να τον βοηθήσει. Θα του έδινα τα χρήματα μόνος μου αν είχα, αλλά είμαι περίπου ο πιο ακατάλληλος άνθρωπος σε αυτή την πόλη για να μου ζητήσουν χρήματα φέτος».</w:t>
-      </w:r>
-    </w:p>
-    <w:p/>
-    <w:p>
-      <w:r>
-        <w:t>«Είσαι ο σωστός άνθρωπος για να σου ζητήσουν δύναμη», είπα. «Και καλοσύνη. Αυτά μετράνε εξίσου».</w:t>
+        <w:t xml:space="preserve">«Λοιπόν», είπα, «είστε καλός φίλος του Θίο, που του δανείσατε όλη αυτή τη μυϊκή δύναμη ενώ είχατε δικά σας προβλήματα. Τον χρειαζόταν απεγνωσμένα, νομίζω».</w:t>
+      </w:r>
+    </w:p>
+    <w:p/>
+    <w:p>
+      <w:r>
+        <w:t xml:space="preserve">«Είναι καλός άνθρωπος». Το χαμόγελο μαλάκωσε. «Ανησυχούσε όμως αφάνταστα για εκείνο το μέρος, όλη την ώρα. Το έβλεπες πάνω του. Σαν το κτίριο να ήταν άρρωστος συγγενής που ξενυχτούσε δίπλα του. Σταματούσε στη μέση μιας κουβέντας για το πού να βάλω μια βιτρίνα και απλώς κοίταζε επίμονα τον λεκέ από νερό στο ταβάνι του πίσω δωματίου σαν να τον σκότωνε προσωπικά». Κούνησε το κεφάλι του. «Ελπίζω κάποιος να τον βοηθήσει. Θα του έδινα τα χρήματα μόνος μου αν είχα, αλλά είμαι περίπου ο πιο ακατάλληλος άνθρωπος σε αυτή την πόλη για να μου ζητήσουν χρήματα φέτος».</w:t>
+      </w:r>
+    </w:p>
+    <w:p/>
+    <w:p>
+      <w:r>
+        <w:t xml:space="preserve">«Είστε ο σωστός άνθρωπος για να σας ζητήσουν δύναμη», είπα. «Και καλοσύνη. Αυτά μετράνε εξίσου».</w:t>
       </w:r>
     </w:p>
     <w:p/>
@@ -2908,7 +2908,7 @@
     </w:p>
     <w:p>
       <w:r>
-        <w:t>Η Γκρέτα είχε μια μεγάλη γυάλινη χιονόμπαλα στον πάγκο στο The Holly Jolly Bakery, ένα τουριστικό πραγματάκι με ένα μικρό κεραμικό Frost Falls μέσα, το πάρκο και το Δημαρχείο και τα πάντα. Εκείνο το πρωί, όταν πέρασα για τα ρολά κανένας του Νικ, το χιόνι στο εσωτερικό της δεν έλεγε να κατακαθίσει. Στρόβιλιζε και στρόβιλιζε χωρίς κανένα χέρι κοντά της, μια μικροσκοπική χιονοθύελλα που γύριζε και ξαναγύριζε πίσω από το γυαλί. Η Γκρέτα είχε ρίξει μια πετσέτα τσαγιού πάνω από τη μισή, σαν να επρόκειτο αυτό να βοηθήσει, και συνέχιζε να πουλάει τα ρολά της δίπλα σ’ αυτήν με το αποφασιστικό κέφι μιας γυναίκας που είχε αποφασίσει να μη συζητήσει το θέμα της χιονόμπαλας.</w:t>
+        <w:t xml:space="preserve">Η Γκρέτα είχε μια μεγάλη γυάλινη χιονόμπαλα στον πάγκο του Holly Jolly Bakery, ένα τουριστικό πραγματάκι με ένα μικρό κεραμικό Φροστ Φολς μέσα, το πάρκο και το Δημαρχείο και τα πάντα. Εκείνο το πρωί, όταν πέρασα για τα ρολά κανέλας του Νικ, το χιόνι στο εσωτερικό της δεν έλεγε να κατακαθίσει. Στροβιλιζόταν και στροβιλιζόταν χωρίς κανένα χέρι κοντά της, μια μικροσκοπική χιονοθύελλα που γύριζε και ξαναγύριζε πίσω από το γυαλί. Η Γκρέτα είχε ρίξει μια πετσέτα τσαγιού πάνω από τη μισή, σαν να επρόκειτο αυτό να βοηθήσει, και συνέχιζε να πουλάει τα ρολά της δίπλα σ’ αυτήν με το αποφασιστικό κέφι μιας γυναίκας που είχε αποφασίσει να μη συζητήσει το θέμα της χιονόμπαλας.</w:t>
       </w:r>
     </w:p>
     <w:p>
@@ -2918,7 +2918,7 @@
     </w:p>
     <w:p>
       <w:r>
-        <w:t xml:space="preserve">— Καλημέρα, κυρία Κλος, είπε η Γκρέτα. Μη δίνετε σημασία στη μύλη. Συνεχίστηκε από την αυγή. </w:t>
+        <w:t xml:space="preserve">«Καλημέρα, κυρία Κλος», είπε η Γκρέτα. «Μη δίνεις σημασία στη χιονόμπαλα. Έτσι κάνει από τα χαράματα».</w:t>
       </w:r>
     </w:p>
     <w:p>
@@ -2928,7 +2928,7 @@
     </w:p>
     <w:p>
       <w:r>
-        <w:t>— Είναι το μεγάλο μίξερ, φαντάζομαι. Τραντάζει ολόκληρο τον πάγκο.</w:t>
+        <w:t xml:space="preserve">«Είναι το μεγάλο μίξερ, φαντάζομαι. Τραντάζει ολόκληρο τον πάγκο».</w:t>
       </w:r>
     </w:p>
     <w:p>
@@ -2938,32 +2938,32 @@
     </w:p>
     <w:p>
       <w:r>
-        <w:t>— Θα καθίσει, είπα, με μεγαλύτερη σιγουριά απ’ όση είχα στην πραγματικότητα. Επιτέλους. Πάντα κατακάθονται.</w:t>
-      </w:r>
-    </w:p>
-    <w:p>
-      <w:r>
-        <w:t>Έξω στο πάρκο, ο μπελάς ανήκε στον Μπραμ. Η Πράνσερ είχε καταφέρει να βγει μόνη της από το μαντρί τη νύχτα και είχε κατέβει στην πόλη, και στεκόταν μέσα στη λεκάνη του σιντριβανιού, το οποίο ο δήμος έκλεινε κάθε Οκτώβριο, με τα πόδια της βυθισμένα στα πεσμένα φύλλα μέχρι τους αστραγάλους. Στεκόταν εκεί με το κεφάλι ψηλά, και δεν επρόκειτο να κουνηθεί.</w:t>
-      </w:r>
-    </w:p>
-    <w:p>
-      <w:r>
-        <w:t>Ο Μπραμ βρισκόταν μέσα στη λεκάνη μαζί της, τραβώντας την από το χαλινάρι.</w:t>
-      </w:r>
-    </w:p>
-    <w:p>
-      <w:r>
-        <w:t xml:space="preserve">— Κυρία Κλος! Δεν γύρισε καν να με κοιτάξει. Είναι η Πράνσερ αυτή τη φορά! Η Πράνσερ! Είναι μέσα στο σιντριβάνι, και δεν έχει καν νερό μέσα, δεν λέει να βγει, και μαζεύεται κόσμος, και τα έχω δοκιμάσει όλα, δοκίμασα ζάχαρη, δοκίμασα αυστηρότητα, δοκίμασα να της μιλήσω με τη λογική, πράγμα που, οφείλω να ομολογήσω, ήταν αισιόδοξο εκ μέρους μου. </w:t>
-      </w:r>
-    </w:p>
-    <w:p>
-      <w:r>
-        <w:t xml:space="preserve">Τράβηξε το χαλινάρι, και η Πράνσερ τον κοίταξε με τη γαλήνια αδιαφορία ενός πλάσματος που δεν είχε καμία πρόθεση να πάει οπουδήποτε. </w:t>
-      </w:r>
-    </w:p>
-    <w:p>
-      <w:r>
-        <w:t>— Δύο τους έχουν ξεφύγει τώρα. Δύο! Η Πράνσερ είναι στο σιντριβάνι και η Βίξεν χώθηκε με κάποιον τρόπο στην αίθουσα της εκκλησίας και έφαγε το άχυρο από τη φάτνη της γέννησης και δεν ντρέπεται καθόλου, καταλαβαίνεις ότι δεν ντρέπεται καθόλου, κοίταξέ την— ε, δεν είναι εδώ, είναι στην εκκλησία, αλλά αν ήταν εδώ θα έβλεπες ότι δεν ντρέπεται καθόλου.</w:t>
+        <w:t xml:space="preserve">«Θα κατακαθίσει», είπα, με μεγαλύτερη σιγουριά απ’ όση είχα στην πραγματικότητα. «Κάποια στιγμή. Πάντα κατακάθονται».</w:t>
+      </w:r>
+    </w:p>
+    <w:p>
+      <w:r>
+        <w:t xml:space="preserve">Έξω στο πάρκο, ο μπελάς ανήκε στον Μπραμ. Η Πράνσερ είχε καταφέρει να βγει μόνη της από το λιβάδι τη νύχτα και είχε κατέβει στην πόλη, και στεκόταν μέσα στη λεκάνη του σιντριβανιού, το οποίο ο δήμος έκλεινε κάθε Οκτώβριο, με τα πόδια της βυθισμένα στα πεσμένα φύλλα μέχρι τους αστραγάλους. Στεκόταν εκεί με το κεφάλι ψηλά, και δεν επρόκειτο να κουνηθεί.</w:t>
+      </w:r>
+    </w:p>
+    <w:p>
+      <w:r>
+        <w:t xml:space="preserve">Ο Μπραμ βρισκόταν μέσα στη λεκάνη μαζί της, τραβώντας την από το καπίστρι.</w:t>
+      </w:r>
+    </w:p>
+    <w:p>
+      <w:r>
+        <w:t xml:space="preserve">«Κυρία Κλος!» Δεν γύρισε καν να με κοιτάξει. «Είναι η Πράνσερ αυτή τη φορά! Η Πράνσερ! Είναι μέσα στο σιντριβάνι, και δεν έχει καν νερό μέσα, δεν λέει να βγει, και μαζεύεται κόσμος, και τα έχω δοκιμάσει όλα, δοκίμασα ζάχαρη, δοκίμασα αυστηρότητα, δοκίμασα να της μιλήσω με τη λογική, πράγμα που, οφείλω να ομολογήσω, ήταν αισιόδοξο εκ μέρους μου».</w:t>
+      </w:r>
+    </w:p>
+    <w:p>
+      <w:r>
+        <w:t xml:space="preserve">Τράβηξε το καπίστρι, και η Πράνσερ τον κοίταξε με τη γαλήνια αδιαφορία ενός πλάσματος που δεν είχε καμία πρόθεση να πάει οπουδήποτε. </w:t>
+      </w:r>
+    </w:p>
+    <w:p>
+      <w:r>
+        <w:t xml:space="preserve">«Δύο τους έχουν ξεφύγει τώρα. Δύο! Η Πράνσερ είναι στο σιντριβάνι και η Βίξεν χώθηκε με κάποιον τρόπο στην αίθουσα της εκκλησίας και έφαγε το άχυρο από τη φάτνη της γέννησης και δεν ντρέπεται καθόλου, καταλαβαίνεις ότι δεν ντρέπεται καθόλου, κοίταξέ την— ε, δεν είναι εδώ, είναι στην εκκλησία, αλλά αν ήταν εδώ θα έβλεπες ότι δεν ντρέπεται καθόλου».</w:t>
       </w:r>
     </w:p>
     <w:p/>
@@ -2975,62 +2975,62 @@
     <w:p/>
     <w:p>
       <w:r>
-        <w:t>Ένα μικρό πλήθος είχε πράγματι μαζευτεί, και μάλιστα ενθουσιασμένο. Παιδιά είχαν ξεφυτρώσει, όπως συμβαίνει μόλις εμφανιστεί τάρανδος, και σκαρφάλωναν στο χείλος του σιντριβανιού για να την χαϊδέψουν και στριγκόντουσαν. Ένας άγνωστος άντρας φωτογράφιζε την Prancer για τα εγγόνια του, και ο ηλικιωμένος κύριος Kim από το συνεργείο αυτοκινήτων είχε φέρει μια πτυσσόμενη καρέκλα στο πεζοδρόμιο για να παρακολουθήσει όλο αυτό το πανηγύρι με την ικανοποίηση ανθρώπου που παρακολουθεί καλή παράσταση.</w:t>
-      </w:r>
-    </w:p>
-    <w:p>
-      <w:r>
-        <w:t>Η Pip πήγε στο χείλος του σιντριβανιού, κοίταξε μέσα στην άδεια λεκάνη και γύρισε την πλάτη της με αποτροπιασμό. Ένα σιντριβάνι χωρίς νερό δεν είχε καμία απολύτως αξία για έναν πιγκουίνο.</w:t>
-      </w:r>
-    </w:p>
-    <w:p>
-      <w:r>
-        <w:t>—Bram, είπα, σταμάτα να τραβάς. Θα εξαρθρωθεί κάτι, το δικό σου ή το δικό της.</w:t>
-      </w:r>
-    </w:p>
-    <w:p>
-      <w:r>
-        <w:t>Πλησίασα στο σιντριβάνι, έβαλα το χέρι μου στον ζεστό λαιμό της Prancer και σκύψα ζωντανά κοντά της.</w:t>
-      </w:r>
-    </w:p>
-    <w:p>
-      <w:r>
-        <w:t>—Δεν υπάρχει τίποτα σ' αυτό το πράσινο μισό τόσο ζεστό όσο το σπίτι, της είπα σιγά, μόνο για εκείνη. Αν θες ζέστη, πήγαινε σπίτι. Πήγαινε να δεις.</w:t>
-      </w:r>
-    </w:p>
-    <w:p>
-      <w:r>
-        <w:t>Σήκωσε το κεφάλι και με κοίταξε. Για πολλή ώρα μετά από αυτό κοίταξε ψηλά στον δρόμο προς το εξοχικό και το εργαστήριο πέρα από αυτό, όπως κάνει ένα πλάσμα όταν πιάνει τη μυρωδιά κάτι καλύτερου από αυτό που έχει μπροστά του. Βγήκε έξω από το χείλος του σιντριβανιού, σκορπίζοντας φύλλα πάνω στις μπότες του Bram, και απέσπασε τις ζητωκραυγές των παιδιών. Έπειτα ξεκίνησε ανηφορίζοντας τον δρόμο με χαλαρό βήμα, προς το σπίτι, αξιοπρεπώς, και όλοι την παρακολουθήσαμε να φεύγει.</w:t>
-      </w:r>
-    </w:p>
-    <w:p>
-      <w:r>
-        <w:t>—Κατευθύνεται προς το εργαστήριο, είπε ο Bram, τιινάζοντας τα φύλλα από τα γόνατά του. Όλοι θέλουν το εργαστήριο τώρα. Γιατί το θέλουν όλοι το εργαστήριο, κυρία Claus; Τι έχει μέσα σ' αυτόν τον χώρο;</w:t>
-      </w:r>
-    </w:p>
-    <w:p>
-      <w:r>
-        <w:t xml:space="preserve">—Θα πρέπει να τον ρωτήσεις, είπα. Αλλά το αισθάνονται από εδώ, το ίδιο με τα φώτα. Όλα γέρνουν προς την ίδια κατεύθυνση, Bram. Προς το σπίτι. </w:t>
-      </w:r>
-    </w:p>
-    <w:p>
-      <w:r>
-        <w:t>Παρακολούθησα την Prancer να στρίβει στη γωνία και να χάνεται ανηφορικά.</w:t>
-      </w:r>
-    </w:p>
-    <w:p>
-      <w:r>
-        <w:t>—Την καλούν.</w:t>
-      </w:r>
-    </w:p>
-    <w:p>
-      <w:r>
-        <w:t>Ο Bram, με φύλλα στα γόνατα και διακόσια χρόνια σε μια δουλειά που ποτέ άλλοτε δεν περιλάμβανε τάρανδο σε σιντριβάνι, κοίταξε ανηφορικά στο κατόπι της, και το τραχύ, πατατοειδές πρόσωπό του μαλάκωσε.</w:t>
-      </w:r>
-    </w:p>
-    <w:p>
-      <w:r>
-        <w:t>—Την καλούν στο σπίτι, είπε. Λοιπόν. Δεν είναι και το χειρότερο πράγμα που μπορεί να κάνει ένα ζώο, υποθέτω. Ή ένα ξωτικό.</w:t>
+        <w:t xml:space="preserve">Ένα μικρό πλήθος είχε πράγματι μαζευτεί, και μάλιστα ενθουσιασμένο. Παιδιά είχαν ξεφυτρώσει, όπως συμβαίνει μόλις εμφανιστεί τάρανδος, και σκαρφάλωναν στο χείλος του σιντριβανιού για να τη χαϊδέψουν και τσίριζαν. Ένας άγνωστος άντρας φωτογράφιζε την Πράνσερ για τα εγγόνια του, και ο ηλικιωμένος κύριος Κιμ από το συνεργείο αυτοκινήτων είχε φέρει μια πτυσσόμενη καρέκλα στο πεζοδρόμιο για να παρακολουθήσει όλο αυτό το πανηγύρι με την ικανοποίηση ανθρώπου που παρακολουθεί καλή παράσταση.</w:t>
+      </w:r>
+    </w:p>
+    <w:p>
+      <w:r>
+        <w:t xml:space="preserve">Η Πιπ πήγε στο χείλος του σιντριβανιού, κοίταξε μέσα στην άδεια λεκάνη και γύρισε την πλάτη της με αποτροπιασμό. Ένα σιντριβάνι χωρίς νερό δεν είχε καμία απολύτως αξία για έναν πιγκουίνο.</w:t>
+      </w:r>
+    </w:p>
+    <w:p>
+      <w:r>
+        <w:t xml:space="preserve">«Μπραμ», είπα, «σταμάτα να τραβάς. Θα εξαρθρωθεί κάτι, το δικό σου ή το δικό της».</w:t>
+      </w:r>
+    </w:p>
+    <w:p>
+      <w:r>
+        <w:t xml:space="preserve">Πλησίασα στο σιντριβάνι, έβαλα το χέρι μου στον ζεστό λαιμό της Πράνσερ και έσκυψα κοντά της.</w:t>
+      </w:r>
+    </w:p>
+    <w:p>
+      <w:r>
+        <w:t xml:space="preserve">«Δεν υπάρχει τίποτα σ' αυτό το πάρκο ούτε στο μισό τόσο ζεστό όσο το σπίτι», της είπα σιγά, μόνο για εκείνη. «Αν θες ζέστη, πήγαινε σπίτι. Πήγαινε να δεις».</w:t>
+      </w:r>
+    </w:p>
+    <w:p>
+      <w:r>
+        <w:t xml:space="preserve">Σήκωσε το κεφάλι και με κοίταξε. Για πολλή ώρα μετά από αυτό κοίταξε ψηλά στον δρόμο προς το εξοχικό και το εργαστήριο πέρα από αυτό, όπως κάνει ένα πλάσμα όταν πιάνει τη μυρωδιά κάτι καλύτερου από αυτό που έχει μπροστά του. Βγήκε έξω από το χείλος του σιντριβανιού, σκορπίζοντας φύλλα πάνω στις μπότες του Μπραμ, και απέσπασε τις ζητωκραυγές των παιδιών. Έπειτα ξεκίνησε ανηφορίζοντας τον δρόμο με χαλαρό βήμα, προς το σπίτι, αξιοπρεπώς, και όλοι την παρακολουθήσαμε να φεύγει.</w:t>
+      </w:r>
+    </w:p>
+    <w:p>
+      <w:r>
+        <w:t xml:space="preserve">«Κατευθύνεται προς το εργαστήριο», είπε ο Μπραμ, τινάζοντας τα φύλλα από τα γόνατά του. «Όλοι θέλουν το εργαστήριο τώρα. Γιατί το θέλουν όλοι το εργαστήριο, κυρία Κλος; Τι έχει μέσα σ' αυτόν τον χώρο;»</w:t>
+      </w:r>
+    </w:p>
+    <w:p>
+      <w:r>
+        <w:t xml:space="preserve">«Θα πρέπει να τον ρωτήσεις», είπα. «Αλλά το αισθάνονται από εδώ, το ίδιο με τα φώτα. Όλα γέρνουν προς την ίδια κατεύθυνση, Μπραμ. Προς το σπίτι».</w:t>
+      </w:r>
+    </w:p>
+    <w:p>
+      <w:r>
+        <w:t xml:space="preserve">Παρακολούθησα την Πράνσερ να στρίβει στη γωνία και να χάνεται ανηφορικά.</w:t>
+      </w:r>
+    </w:p>
+    <w:p>
+      <w:r>
+        <w:t xml:space="preserve">«Την καλούν».</w:t>
+      </w:r>
+    </w:p>
+    <w:p>
+      <w:r>
+        <w:t xml:space="preserve">Ο Μπραμ, με φύλλα στα γόνατα και διακόσια χρόνια σε μια δουλειά που ποτέ άλλοτε δεν περιλάμβανε τάρανδο σε σιντριβάνι, κοίταξε ανηφορικά στο κατόπι της, και το τραχύ, πατατοειδές πρόσωπό του μαλάκωσε.</w:t>
+      </w:r>
+    </w:p>
+    <w:p>
+      <w:r>
+        <w:t xml:space="preserve">«Την καλούν στο σπίτι», είπε. «Λοιπόν. Δεν είναι και το χειρότερο πράγμα που μπορεί να κάνει ένα ζώο, υποθέτω. Ή ένα ξωτικό».</w:t>
       </w:r>
     </w:p>
     <w:p>
@@ -3040,17 +3040,17 @@
     </w:p>
     <w:p>
       <w:r>
-        <w:t>—Θα πάω να βγάλω τη Vixen από την εκκλησία πριν φάει τις φιγούρες της φάτνης.</w:t>
-      </w:r>
-    </w:p>
-    <w:p>
-      <w:r>
-        <w:t>Έφυγε κουτσαίνοντας, μουρμουρίζοντας. Το πλήθος διαλύθηκε, τα παιδιά έδειχναν ακόμα ψηλά τον δρόμο, και ο κύριος Kim δίπλωσε την καρέκλα του, απολύτως ικανοποιημένος.</w:t>
-      </w:r>
-    </w:p>
-    <w:p>
-      <w:r>
-        <w:t>Περπάτησα για το σπίτι πίσω από τις οπλές ενός ταράνδου, με την Pip στο πλευρό μου. Ό,τι κι αν έκανε τώρα η μαγεία, τραβούσε προς μια εστία που κανείς στην πόλη δεν ήξερε ότι υπήρχε. Αυτό ήταν που εννοούσε ο Nick. Η μαγεία δεν ήξερε πώς να κάνει κακό. Ήξερε μόνο πώς να έρχεται στο σπίτι, και ερχόταν λίγο πιο κοντά κάθε μέρα, αφήνοντας πίσω της μικρά, ακατόρθωτα πράγματα: χιόνι σε μια γυάλα που δεν κατακάθιζε, έναν τάρανδο να περπατάει μόνος του για το σπίτι προς μια εστία που δεν είχε αντικρύσει ποτέ.</w:t>
+        <w:t xml:space="preserve">«Θα πάω να βγάλω τη Βίξεν από την εκκλησία πριν φάει τις φιγούρες της φάτνης».</w:t>
+      </w:r>
+    </w:p>
+    <w:p>
+      <w:r>
+        <w:t xml:space="preserve">Απομακρύνθηκε με βαριά βήματα, μουρμουρίζοντας. Το πλήθος διαλύθηκε, τα παιδιά έδειχναν ακόμα ψηλά τον δρόμο, και ο κύριος Κιμ δίπλωσε την καρέκλα του, απολύτως ικανοποιημένος.</w:t>
+      </w:r>
+    </w:p>
+    <w:p>
+      <w:r>
+        <w:t xml:space="preserve">Περπάτησα για το σπίτι ακολουθώντας τα χνάρια ενός ταράνδου, με την Πιπ στο πλευρό μου. Ό,τι κι αν έκανε τώρα η μαγεία, τραβούσε προς μια εστία που κανείς στην πόλη δεν ήξερε ότι υπήρχε. Αυτό ήταν που εννοούσε ο Νικ. Η μαγεία δεν ήξερε πώς να κάνει κακό. Ήξερε μόνο πώς να έρχεται στο σπίτι, και ερχόταν λίγο πιο κοντά κάθε μέρα, αφήνοντας πίσω της μικρά, ακατόρθωτα πράγματα: χιόνι σε μια χιονόμπαλα που δεν κατακάθιζε, έναν τάρανδο να περπατάει μόνος του για το σπίτι προς μια εστία που δεν είχε αντικρύσει ποτέ.</w:t>
       </w:r>
     </w:p>
     <w:p>
@@ -3066,19 +3066,19 @@
     <w:p/>
     <w:p>
       <w:r>
-        <w:t>Η Olivia συγκάλεσε έκτακτη συνεδρίαση για τα γάντια εκείνο το απόγευμα. Απέμεναν ακόμη τριάντα ένα ζευγάρια για τελείωμα και μόλις τρεις μέρες στη διάθεσή μας. Η Olivia το είπε αυτό στο τηλέφωνο με τη φωνή εκείνη που κρατούσε αποκλειστικά για καταστάσεις έκτακτης ανάγκης και παζάρια.</w:t>
-      </w:r>
-    </w:p>
-    <w:p/>
-    <w:p>
-      <w:r>
-        <w:t>Η Pip κι εγώ φτάσαμε τελευταίες. Ο κύκλος είχε τραβήξει τις καρέκλες του κοντά στη σόμπα ξύλου, με καλάθια γεμάτα σχολικό πράσινο μαλλί στο πάτωμα ανάμεσά τους. Τα τελειωμένα γάντια κρέμονταν κατά ζευγάρια πάνω από έναν σπάγκο κατά μήκος του πάγκου, σαν μπουγάδα. Η Pip κατευθύνθηκε ευθεία στο βάζο με τα κουμπιά στο χαμηλό ράφι δίπλα στο ταμείο, και η Olivia το μετακίνησε στην κορυφή του πάγκου χωρίς να χάσει ούτε θηλιά.</w:t>
-      </w:r>
-    </w:p>
-    <w:p/>
-    <w:p>
-      <w:r>
-        <w:t>«Ξέρει τι έχει μέσα», είπε η Olivia.</w:t>
+        <w:t xml:space="preserve">Η Ολίβια συγκάλεσε έκτακτη συνεδρίαση για τα γάντια εκείνο το απόγευμα. Απέμεναν ακόμη τριάντα ένα ζευγάρια για τελείωμα και μόλις τρεις μέρες στη διάθεσή μας. Η Ολίβια το είπε αυτό στο τηλέφωνο με τη φωνή εκείνη που κρατούσε αποκλειστικά για καταστάσεις έκτακτης ανάγκης και παζάρια.</w:t>
+      </w:r>
+    </w:p>
+    <w:p/>
+    <w:p>
+      <w:r>
+        <w:t xml:space="preserve">Η Πιπ κι εγώ φτάσαμε τελευταίες. Ο κύκλος είχε τραβήξει τις καρέκλες του κοντά στη σόμπα ξύλου, με καλάθια γεμάτα μαλλί στο πράσινο του σχολείου στο πάτωμα ανάμεσά τους. Τα τελειωμένα γάντια κρέμονταν κατά ζευγάρια πάνω από έναν σπάγκο κατά μήκος του πάγκου, σαν μπουγάδα. Η Πιπ κατευθύνθηκε ευθεία στο βάζο με τα κουμπιά στο χαμηλό ράφι δίπλα στο ταμείο, και η Ολίβια το μετακίνησε στην κορυφή του πάγκου χωρίς να χάσει ούτε θηλιά.</w:t>
+      </w:r>
+    </w:p>
+    <w:p/>
+    <w:p>
+      <w:r>
+        <w:t xml:space="preserve">«Ξέρει τι έχει μέσα», είπε η Ολίβια.</w:t>
       </w:r>
     </w:p>
     <w:p/>
@@ -3090,7 +3090,7 @@
     <w:p/>
     <w:p>
       <w:r>
-        <w:t>Η Ivy διηγούνταν την ιστορία με το σιντριβάνι. Την είχε ακούσει από τον κύριο Kim, ο οποίος παρακολουθούσε ολόκληρο το σκηνικό από την πτυσσόμενη καρέκλα του. Στην εκδοχή της Ivy, ο Prancer βρισκόταν στο σιντριβάνι από τα χαράματα, και ο Bram είχε βουτήξει μέσα ως τις μασχάλες.</w:t>
+        <w:t xml:space="preserve">Η Άιβι διηγούνταν την ιστορία με το σιντριβάνι. Την είχε ακούσει από τον κύριο Κιμ, ο οποίος παρακολουθούσε ολόκληρο το σκηνικό από την πτυσσόμενη καρέκλα του. Στην εκδοχή της Άιβι, η Πράνσερ βρισκόταν στο σιντριβάνι από τα χαράματα, και ο Μπραμ είχε βουτήξει μέσα ως τις μασχάλες.</w:t>
       </w:r>
     </w:p>
     <w:p/>
@@ -3102,91 +3102,91 @@
     <w:p/>
     <w:p>
       <w:r>
-        <w:t>«Δεν τα λέει έτσι ο κύριος Kim». Η Ivy γέλασε, με εκείνο το δυνατό, αβίαστο γέλιο που γέμιζε το μαγαζί.</w:t>
-      </w:r>
-    </w:p>
-    <w:p/>
-    <w:p>
-      <w:r>
-        <w:t>Η Dot δούλευε μια μανσέτα με σφιγμένα χείλη. «Όλοι σε αυτή την πόλη θέλουν να μιλούν για έναν τάρανδο», είπε. «Κανείς δεν θέλει να μιλήσει για το κλείσιμο της Ιστορικής Εταιρείας».</w:t>
-      </w:r>
-    </w:p>
-    <w:p/>
-    <w:p>
-      <w:r>
-        <w:t>«Η Claire το γράφει», είπε η Ellie. «Έτσι δεν είναι, Claire;»</w:t>
-      </w:r>
-    </w:p>
-    <w:p/>
-    <w:p>
-      <w:r>
-        <w:t>«Στην εφημερίδα αύριο. Σελίδα τρίτη». Η Claire δεν σήκωσε το κεφάλι από τις βελόνες της. «Ψήφισαν να κρατήσουν τις πόρτες ανοιχτές ως τον Ιανουάριο, και μετά κανείς δεν ξέρει. Έκατσα δύο ολόκληρες ώρες εκεί. Ο Theo ζητούσε διαρκώς συγγνώμη για τη στέγη, σαν να είχε κάνει μόνος του την τρύπα».</w:t>
-      </w:r>
-    </w:p>
-    <w:p/>
-    <w:p>
-      <w:r>
-        <w:t>Η Martha δεν είπε τίποτα. Του είχε πάει άλλο ένα φαγητό σε κατσαρόλα την Κυριακή, και αυτή τη φορά είχε φάει λίγο. Μου το είχε πει στην πόρτα, χαμηλόφωνα, σαν ιατρικό ανακοινωθέν από θάλαμο ασθενών.</w:t>
-      </w:r>
-    </w:p>
-    <w:p/>
-    <w:p>
-      <w:r>
-        <w:t>«Μια και μιλάμε για την Εταιρεία», είπε η Ivy, «μήπως πέρασε και από καμία άλλη ο τύπος από τη βιβλιοθήκη;»</w:t>
-      </w:r>
-    </w:p>
-    <w:p/>
-    <w:p>
-      <w:r>
-        <w:t>«Ο Neil Carter», είπε η Claire.</w:t>
-      </w:r>
-    </w:p>
-    <w:p/>
-    <w:p>
-      <w:r>
-        <w:t>«Με σταμάτησε έξω από την τράπεζα. Ήθελε να μάθει αν η γιαγιά μου είχε κάποιο παλιό κόσμημα, και αν κάποιο από αυτά προήρχετο ποτέ από τους Blackburn». Η Ivy κούνησε το κεφάλι. «Η γιαγιά μου είχε μόνο μια καμέα, από παζάρι εκκλησίας. Του είπα πως του την χαρίζω».</w:t>
-      </w:r>
-    </w:p>
-    <w:p/>
-    <w:p>
-      <w:r>
-        <w:t>«Το ίδιο με ρώτησε κι εμένα στο ταχυδρομείο», είπε η Ellie. «Ήταν πολύ ευγενικός».</w:t>
-      </w:r>
-    </w:p>
-    <w:p/>
-    <w:p>
-      <w:r>
-        <w:t>«Είναι έμπορος», είπε η Dot. «Ή απατεώνας. Κι εκείνοι ευγενικοί είναι».</w:t>
-      </w:r>
-    </w:p>
-    <w:p/>
-    <w:p>
-      <w:r>
-        <w:t>«Έλα, Dot. Έχει κάρτα».</w:t>
-      </w:r>
-    </w:p>
-    <w:p/>
-    <w:p>
-      <w:r>
-        <w:t>«Το ίδιο κι κάθε απατεώνας στο Νιου Ημσάιρ».</w:t>
-      </w:r>
-    </w:p>
-    <w:p/>
-    <w:p>
-      <w:r>
-        <w:t>Η Olivia στράφηκε προς το μέρος μου. «Τον γνώρισες. Ποια είναι η γνώμη σου;»</w:t>
-      </w:r>
-    </w:p>
-    <w:p/>
-    <w:p>
-      <w:r>
-        <w:t>Είχα καθίσει απέναντι από τον Neil Carter σε ένα τραπέζι της βιβλιοθήκης επί ολόκληρη σχεδόν ώρα, κι ακόμα δεν μπορούσα να τον καταλάβω. «Ενδιαφέρεται πάρα πολύ για τους Blackburn», είπα. «Θα ήθελα να μάθω ποιος τον πληρώνει γι' αυτό».</w:t>
-      </w:r>
-    </w:p>
-    <w:p/>
-    <w:p>
-      <w:r>
-        <w:t>Το κεφάλι της Claire σηκώθηκε απότομα.</w:t>
+        <w:t xml:space="preserve">«Δεν τα λέει έτσι ο κύριος Κιμ». Η Άιβι γέλασε, με εκείνο το δυνατό, αβίαστο γέλιο που γέμιζε το μαγαζί.</w:t>
+      </w:r>
+    </w:p>
+    <w:p/>
+    <w:p>
+      <w:r>
+        <w:t xml:space="preserve">Η Ντοτ δούλευε ένα ρεβέρ με σφιγμένα χείλη. «Όλοι σε αυτή την πόλη θέλουν να μιλούν για έναν τάρανδο», είπε. «Κανείς δεν θέλει να μιλήσει για το κλείσιμο της Ιστορικής Εταιρείας».</w:t>
+      </w:r>
+    </w:p>
+    <w:p/>
+    <w:p>
+      <w:r>
+        <w:t xml:space="preserve">«Η Κλερ το γράφει», είπε η Έλι. «Έτσι δεν είναι, Κλερ;»</w:t>
+      </w:r>
+    </w:p>
+    <w:p/>
+    <w:p>
+      <w:r>
+        <w:t xml:space="preserve">«Στην εφημερίδα αύριο. Σελίδα τρίτη». Η Κλερ δεν σήκωσε το κεφάλι από τις βελόνες της. «Ψήφισαν να κρατήσουν τις πόρτες ανοιχτές ως τον Ιανουάριο, και μετά κανείς δεν ξέρει. Έκατσα δύο ολόκληρες ώρες εκεί. Ο Θίο ζητούσε διαρκώς συγγνώμη για τη στέγη, σαν να είχε κάνει μόνος του την τρύπα».</w:t>
+      </w:r>
+    </w:p>
+    <w:p/>
+    <w:p>
+      <w:r>
+        <w:t xml:space="preserve">Η Μάρθα δεν είπε τίποτα. Του είχε πάει άλλο ένα φαγητό σε κατσαρόλα την Κυριακή, και αυτή τη φορά είχε φάει λίγο. Μου το είχε πει στην πόρτα, χαμηλόφωνα, σαν ιατρικό ανακοινωθέν από θάλαμο ασθενών.</w:t>
+      </w:r>
+    </w:p>
+    <w:p/>
+    <w:p>
+      <w:r>
+        <w:t xml:space="preserve">«Μια και μιλάμε για την Εταιρεία», είπε η Άιβι, «μήπως πέρασε και από καμία άλλη ο τύπος από τη βιβλιοθήκη;»</w:t>
+      </w:r>
+    </w:p>
+    <w:p/>
+    <w:p>
+      <w:r>
+        <w:t xml:space="preserve">«Ο Νιλ Κάρτερ», είπε η Κλερ.</w:t>
+      </w:r>
+    </w:p>
+    <w:p/>
+    <w:p>
+      <w:r>
+        <w:t xml:space="preserve">«Με σταμάτησε έξω από την τράπεζα. Ήθελε να μάθει αν η γιαγιά μου είχε κάποιο παλιό κόσμημα, και αν κάποιο από αυτά προερχόταν ποτέ από τους Μπλάκμπερν». Η Άιβι κούνησε το κεφάλι. «Η γιαγιά μου είχε μόνο μια καμέα, από παζάρι εκκλησίας. Του είπα πως του τη χαρίζω».</w:t>
+      </w:r>
+    </w:p>
+    <w:p/>
+    <w:p>
+      <w:r>
+        <w:t xml:space="preserve">«Το ίδιο με ρώτησε κι εμένα στο ταχυδρομείο», είπε η Έλι. «Ήταν πολύ ευγενικός».</w:t>
+      </w:r>
+    </w:p>
+    <w:p/>
+    <w:p>
+      <w:r>
+        <w:t xml:space="preserve">«Είναι έμπορος», είπε η Ντοτ. «Ή απατεώνας. Κι εκείνοι ευγενικοί είναι».</w:t>
+      </w:r>
+    </w:p>
+    <w:p/>
+    <w:p>
+      <w:r>
+        <w:t xml:space="preserve">«Έλα, Ντοτ. Έχει κάρτα».</w:t>
+      </w:r>
+    </w:p>
+    <w:p/>
+    <w:p>
+      <w:r>
+        <w:t xml:space="preserve">«Το ίδιο και κάθε απατεώνας στο Νιου Χάμσαϊρ».</w:t>
+      </w:r>
+    </w:p>
+    <w:p/>
+    <w:p>
+      <w:r>
+        <w:t xml:space="preserve">Η Ολίβια στράφηκε προς το μέρος μου. «Τον γνώρισες. Ποια είναι η γνώμη σου;»</w:t>
+      </w:r>
+    </w:p>
+    <w:p/>
+    <w:p>
+      <w:r>
+        <w:t xml:space="preserve">Είχα καθίσει απέναντι από τον Νιλ Κάρτερ σε ένα τραπέζι της βιβλιοθήκης επί ολόκληρη σχεδόν ώρα, κι ακόμα δεν μπορούσα να τον καταλάβω. «Ενδιαφέρεται πάρα πολύ για τους Μπλάκμπερν», είπα. «Θα ήθελα να μάθω ποιος τον πληρώνει γι' αυτό».</w:t>
+      </w:r>
+    </w:p>
+    <w:p/>
+    <w:p>
+      <w:r>
+        <w:t xml:space="preserve">Το κεφάλι της Κλερ σηκώθηκε απότομα.</w:t>
       </w:r>
     </w:p>
     <w:p/>
@@ -3198,7 +3198,7 @@
     <w:p/>
     <w:p>
       <w:r>
-        <w:t>Την είχα. Την κρατούσα στο παλτό μου από τότε που ήμουν στη βιβλιοθήκη. Της την έδωσα. Την διάβασε μπρος-πίσω και την έχωσε στην τσάντα πλεξίματός της.</w:t>
+        <w:t xml:space="preserve">Την είχα. Την κρατούσα στο παλτό μου από τότε που ήμουν στη βιβλιοθήκη. Της την έδωσα. Τη διάβασε μπρος-πίσω και την έχωσε στην τσάντα πλεξίματός της.</w:t>
       </w:r>
     </w:p>
     <w:p/>
@@ -3210,19 +3210,19 @@
     <w:p/>
     <w:p>
       <w:r>
-        <w:t>Η Ellie είχε επιστρέψει στο μέτρημα των πόντων ψιθυριστά. Στο τέλος της σειράς είπε: «Έχει δει κανείς τη Fiona αυτή την εβδομάδα; Δεν έχει έρθει ούτε σε μία συνεδρίαση της επιτροπής. Πάντα αναλαμβάνει τον πάγκο με τις πίτες».</w:t>
-      </w:r>
-    </w:p>
-    <w:p/>
-    <w:p>
-      <w:r>
-        <w:t>«Συνεχίζει να αναλαμβάνει τον πάγκο με τις πίτες», είπε η Olivia. «Μου το είπε η ίδια την Κυριακή».</w:t>
-      </w:r>
-    </w:p>
-    <w:p/>
-    <w:p>
-      <w:r>
-        <w:t>«Φαινόταν κουρασμένη», είπε η Martha, και με κοίταξε όταν το είπε.</w:t>
+        <w:t xml:space="preserve">Η Έλι είχε επιστρέψει στο μέτρημα των πόντων ψιθυριστά. Στο τέλος της σειράς είπε: «Έχει δει κανείς τη Φιόνα αυτή την εβδομάδα; Δεν έχει έρθει ούτε σε μία συνεδρίαση της επιτροπής. Πάντα αναλαμβάνει τον πάγκο με τις πίτες».</w:t>
+      </w:r>
+    </w:p>
+    <w:p/>
+    <w:p>
+      <w:r>
+        <w:t xml:space="preserve">«Συνεχίζει να αναλαμβάνει τον πάγκο με τις πίτες», είπε η Ολίβια. «Μου το είπε η ίδια την Κυριακή».</w:t>
+      </w:r>
+    </w:p>
+    <w:p/>
+    <w:p>
+      <w:r>
+        <w:t xml:space="preserve">«Φαινόταν κουρασμένη», είπε η Μάρθα, και με κοίταξε όταν το είπε.</w:t>
       </w:r>
     </w:p>
     <w:p/>
@@ -3234,25 +3234,25 @@
     <w:p/>
     <w:p>
       <w:r>
-        <w:t>Ήταν αλήθεια, ως ένα σημείο. Η Martha κράτησε το βλέμμα μου λίγο ακόμη και επέστρεψε στο πλέξιμό της.</w:t>
-      </w:r>
-    </w:p>
-    <w:p/>
-    <w:p>
-      <w:r>
-        <w:t>Η Pip είχε εγκαταλείψει το βάζο με τα κουμπιά. Ήρθε και ξάπλωσε στα πόδια της Martha, δίπλα στη ζεστή πλευρά της σόμπας. Η Martha έβγαλε το ένα πόδι από το παπούτσι της και το ακούμπησε στην πλάτη της Pip.</w:t>
-      </w:r>
-    </w:p>
-    <w:p/>
-    <w:p>
-      <w:r>
-        <w:t>Δουλέψαμε μέχρι να σκοτεινιάσει. Γύρω στις πέντε, ο σπάγκος πάνω από τον πάγκο είχε κάνει κοιλιά στη μέση, και στα καλάθια είχαν απομείνει εννέα ζευγάρια. Η Ellie πήρε τρία ζευγάρια στο σπίτι κι η Ivy δύο. Η τελευταία μανσέτα στις βελόνες μου έγραφε MAXIMILIAN με πράσινο και λευκό, και χρειάστηκε να την απλώσω επίπεδη πάνω στο γόνατό μου για να χωρέσει κάθε γράμμα ολόκληρο.</w:t>
-      </w:r>
-    </w:p>
-    <w:p/>
-    <w:p>
-      <w:r>
-        <w:t>«Η μάνα του τον φωνάζει Max», είπε η Dot, κοιτάζοντάς με. «Κάθε δάσκαλος σε εκείνο το σχολείο τον φωνάζει Max. Θα μπορούσες να έχεις γλιτώσει έξι γράμματα».</w:t>
+        <w:t xml:space="preserve">Ήταν αλήθεια, ως ένα σημείο. Η Μάρθα κράτησε το βλέμμα μου λίγο ακόμη και επέστρεψε στο πλέξιμό της.</w:t>
+      </w:r>
+    </w:p>
+    <w:p/>
+    <w:p>
+      <w:r>
+        <w:t xml:space="preserve">Η Πιπ είχε εγκαταλείψει το βάζο με τα κουμπιά. Ήρθε και ξάπλωσε στα πόδια της Μάρθας, δίπλα στη ζεστή πλευρά της σόμπας. Η Μάρθα έβγαλε το ένα πόδι από το παπούτσι της και το ακούμπησε στην πλάτη της Πιπ.</w:t>
+      </w:r>
+    </w:p>
+    <w:p/>
+    <w:p>
+      <w:r>
+        <w:t xml:space="preserve">Δουλέψαμε μέχρι να σκοτεινιάσει. Γύρω στις πέντε, ο σπάγκος πάνω από τον πάγκο είχε κάνει κοιλιά στη μέση, και στα καλάθια είχαν απομείνει εννέα ζευγάρια. Η Έλι πήρε τρία ζευγάρια στο σπίτι κι η Άιβι δύο. Το τελευταίο ρεβέρ στις βελόνες μου έγραφε ΜΑΞΙΜΙΛΙΑΝ με πράσινο και λευκό, και χρειάστηκε να το απλώσω επίπεδο πάνω στο γόνατό μου για να χωρέσει κάθε γράμμα ολόκληρο.</w:t>
+      </w:r>
+    </w:p>
+    <w:p/>
+    <w:p>
+      <w:r>
+        <w:t xml:space="preserve">«Η μάνα του τον φωνάζει Μαξ», είπε η Ντοτ, κοιτάζοντάς με. «Κάθε δάσκαλος σε εκείνο το σχολείο τον φωνάζει Μαξ. Θα μπορούσες να έχεις γλιτώσει έξι γράμματα».</w:t>
       </w:r>
     </w:p>
     <w:p/>
@@ -3269,7 +3269,7 @@
     <w:p/>
     <w:p>
       <w:r>
-        <w:t>Εκείνο το βράδυ ο Νικ έφτιαξε τσάι, το δυνατό, μαύρο είδος που φυλάσσει για τις δύσκολες σκέψεις, και εγώ έφτιαξα μια λίστα, μια κανονική λίστα αυτή τη φορά, πάνω σε χαρτί. Η λίστα που κρατούσα στο κεφάλι μου είχε αρχίσει, αθόρυβα, να βγαίνει όπως ακριβώς ήθελα.</w:t>
+        <w:t xml:space="preserve">Εκείνο το βράδυ ο Νικ έφτιαξε τσάι, το δυνατό, μαύρο είδος που φύλαγε για τις δύσκολες σκέψεις, και εγώ έφτιαξα μια λίστα, μια κανονική λίστα αυτή τη φορά, πάνω σε χαρτί. Η λίστα που κρατούσα στο κεφάλι μου είχε αρχίσει, αθόρυβα, να βγαίνει όπως ακριβώς ήθελα.</w:t>
       </w:r>
     </w:p>
     <w:p/>
@@ -3281,13 +3281,13 @@
         <w:rPr>
           <w:i/>
         </w:rPr>
-        <w:t>Θεωρείται δυνατόν να διάβασαν τα γράμματα του Μπλάκμπερν; Και ήξεραν τι έλεγαν τα γράμματα;</w:t>
-      </w:r>
-    </w:p>
-    <w:p/>
-    <w:p>
-      <w:r>
-        <w:t>— Ξεκίνα με τα εύκολα, είπε ο Νικ, καθώς κάθισε απέναντι στο τραπέζι με την κούπα του, φυσώντας τον ατμό. Μίλησε φωναχτά. Σκέφτεσαι καλύτερα έτσι και το έκανες πάντα, ό,τι κι αν λες στον κόσμο για το σπουδαίο, ήσυχο μυαλό σου.</w:t>
+        <w:t xml:space="preserve">Μπορούσαν να έχουν διαβάσει τα γράμματα των Μπλάκμπερν; Και ήξεραν τι έλεγαν τα γράμματα;</w:t>
+      </w:r>
+    </w:p>
+    <w:p/>
+    <w:p>
+      <w:r>
+        <w:t xml:space="preserve">«Ξεκίνα με τα εύκολα», είπε ο Νικ, καθώς κάθισε απέναντι στο τραπέζι με την κούπα του, φυσώντας τον ατμό. «Μίλησε φωναχτά. Σκέφτεσαι καλύτερα έτσι και το έκανες πάντα, ό,τι κι αν λες στον κόσμο για το σπουδαίο, ήσυχο μυαλό σου».</w:t>
       </w:r>
     </w:p>
     <w:p/>
@@ -3299,37 +3299,37 @@
     <w:p/>
     <w:p>
       <w:r>
-        <w:t>— Ο Τζαμάλ μετέφερε τα κουτιά αλλά δεν άνοιξε ποτέ κανένα, είπα. Μου το είπε ο ίδιος, και τον πιστεύω. Ολόκληρη η ακαδημαϊκή του πορεία στην ιστορία βασιζόταν στη φράση «προσοχή, αυτό είναι πολύτιμο». Είχε τα χέρια του απ’ έξω από το μυστικό όλη την εβδομάδα και δεν κοίταξε ποτέ μέσα. Και ο άνθρωπος δουλεύει σε τρεις δουλειές για να βγει από το αδιέξόδό του με τον τίμιο τρόπο, και το bootcamp στις πεντέμισι και τη νυχτερινή φύλαξη. Δεν είναι αυτός. Τράβηξα μια γραμμή πάνω από το όνομα του Τζαμάλ, σταθερή. Είχε την ευκαιρία αλλά όχι τη γνώση. Και ούτε την ψυχή γι' αυτό, πράγμα που μετράει για μένα ακόμα κι αν δεν στεκόταν σε δικαστήριο.</w:t>
-      </w:r>
-    </w:p>
-    <w:p/>
-    <w:p>
-      <w:r>
-        <w:t>— Συμφωνώ. Ο Νικ πήρε μια γουλιά. — Ο Σαμ;</w:t>
-      </w:r>
-    </w:p>
-    <w:p/>
-    <w:p>
-      <w:r>
-        <w:t>— Ο Σαμ δεν είχε καμία απολύτως ευκαιρία. Δεν έχει πατήσει ποτέ το πόδι του στο αρχείο, λέει ότι η σκόνη τον κάνει να φτερνίζεται, και το πιστεύω κι αυτό. Μου είπε ότι οι παλιές οικογένειες είναι το τμήμα του Θίο, και το εννοούσε. Χτύπησα απαλά τη σελίδα. — Η μυρωδιά του σιδηρουργείου τον έβαλε στη λίστα, και νομίζω ότι η μυρωδιά του σιδηρουργείου θα είναι ακριβώς αυτός ο λόγος που θα τον βγάλει απ' αυτήν, επειδή η Πιπ μου λέει από την πρώτη νύχτα ότι το σημείωμα μυρίζει από εκεί που βρίσκεται το σίδερο του Σαμ, και όχι από τον ίδιο. Και το σίδερο του Σαμ βρίσκεται παντού στο λόμπι της Φιόνας. Οτιδήποτε μένει σε εκείνο το λόμπι φεύγει μυρίζοντας τη φωτιά του. Οτιδήποτε.</w:t>
-      </w:r>
-    </w:p>
-    <w:p/>
-    <w:p>
-      <w:r>
-        <w:t>Στο άουσμα του ονόματός της η Πιπ σήκωσε το κεφάλι από το καλάθι της δίπλα στη σόμπα, δεν είδε καμία σαρδέλα να προσφέρεται, και έχωσε ξανά το ράμφος της στα φτερά της.</w:t>
-      </w:r>
-    </w:p>
-    <w:p/>
-    <w:p>
-      <w:r>
-        <w:t>Δεν διέγραψα τον Σαμ, όχι τελείως, όχι ακόμα. — Θέλω να το αποδείξω αυτό προτού τον απαλλάξω εντελώς, είπα. Αλλά θα έβαζα στοίχημα το σπίτι μου γι' αυτό. Η μυρωδιά δείχνει προς το πανδοχείο, όχι προς τον άνθρωπο.</w:t>
-      </w:r>
-    </w:p>
-    <w:p/>
-    <w:p>
-      <w:r>
-        <w:t>— Και ο φασαριόζος κύριος Κάρτερ σας;</w:t>
+        <w:t xml:space="preserve">«Ο Τζαμάλ μετέφερε τα κουτιά αλλά δεν άνοιξε ποτέ κανένα», είπα. «Μου το είπε ο ίδιος, και τον πιστεύω. Ολόκληρη η ακαδημαϊκή του πορεία στην ιστορία βασιζόταν στη φράση “προσοχή, αυτό είναι πολύτιμο”. Είχε τα χέρια του απ’ έξω από το μυστικό όλη την εβδομάδα και δεν κοίταξε ποτέ μέσα. Και ο άνθρωπος δουλεύει σε τρεις δουλειές για να βγει από το αδιέξοδό του με τον τίμιο τρόπο, και τη στρατιωτική γυμναστική στις πεντέμισι και τη νυχτερινή φύλαξη. Δεν είναι αυτός». Τράβηξα μια γραμμή πάνω από το όνομα του Τζαμάλ, σταθερή. «Είχε την ευκαιρία αλλά όχι τη γνώση. Και ούτε την ψυχή γι' αυτό, πράγμα που μετράει για μένα ακόμα κι αν δεν θα στεκόταν σε δικαστήριο».</w:t>
+      </w:r>
+    </w:p>
+    <w:p/>
+    <w:p>
+      <w:r>
+        <w:t xml:space="preserve">«Συμφωνώ». Ο Νικ πήρε μια γουλιά. «Ο Σαμ;»</w:t>
+      </w:r>
+    </w:p>
+    <w:p/>
+    <w:p>
+      <w:r>
+        <w:t xml:space="preserve">«Ο Σαμ δεν είχε καμία απολύτως ευκαιρία. Δεν έχει πατήσει ποτέ το πόδι του στο αρχείο, λέει ότι η σκόνη τον κάνει να φτερνίζεται, και το πιστεύω κι αυτό. Μου είπε ότι οι παλιές οικογένειες είναι το τμήμα του Θίο, και το εννοούσε». Χτύπησα απαλά τη σελίδα. «Η μυρωδιά του σιδηρουργείου τον έβαλε στη λίστα, και νομίζω ότι η μυρωδιά του σιδηρουργείου θα είναι ακριβώς αυτός ο λόγος που θα τον βγάλει απ' αυτήν, επειδή η Πιπ μου λέει από την πρώτη νύχτα ότι το σημείωμα μυρίζει από εκεί που βρίσκεται το σίδερο του Σαμ, και όχι από τον ίδιο. Και το σίδερο του Σαμ βρίσκεται παντού στο λόμπι της Φιόνας. Οτιδήποτε μένει σε εκείνο το λόμπι φεύγει μυρίζοντας τη φωτιά του. Οτιδήποτε».</w:t>
+      </w:r>
+    </w:p>
+    <w:p/>
+    <w:p>
+      <w:r>
+        <w:t xml:space="preserve">Στο άκουσμα του ονόματός της η Πιπ σήκωσε το κεφάλι από το καλάθι της δίπλα στη σόμπα, δεν είδε καμία σαρδέλα να προσφέρεται, και έχωσε ξανά το ράμφος της στα φτερά της.</w:t>
+      </w:r>
+    </w:p>
+    <w:p/>
+    <w:p>
+      <w:r>
+        <w:t xml:space="preserve">Δεν διέγραψα τον Σαμ, όχι τελείως, όχι ακόμα. «Θέλω να το αποδείξω αυτό προτού τον απαλλάξω εντελώς», είπα. «Αλλά θα έβαζα στοίχημα το σπίτι μου γι' αυτό. Η μυρωδιά δείχνει προς το πανδοχείο, όχι προς τον άνθρωπο».</w:t>
+      </w:r>
+    </w:p>
+    <w:p/>
+    <w:p>
+      <w:r>
+        <w:t xml:space="preserve">«Και ο φασαριόζος κύριος Κάρτερ σου;»</w:t>
       </w:r>
     </w:p>
     <w:p/>
@@ -3341,7 +3341,7 @@
     <w:p/>
     <w:p>
       <w:r>
-        <w:t xml:space="preserve">— Αυτόν δεν μπορώ να τον κατατάξω κάπου. Τα ξέρει όλα όσα ξέρει και ο εκβιαστής. Την καρφίτσα, τη μονόπετρα, το Ρίτζλιν, τα πάντα. Το έπιασε από την πλευρά των Μπλάκμπερν, από την πλευρά των δικηγόρων του κτήματος, και το έχει φτάσει σχεδόν ως την πόρτα της Κόνστανς. </w:t>
+        <w:t xml:space="preserve">«Αυτόν δεν μπορώ να τον κατατάξω κάπου. Τα ξέρει όλα όσα ξέρει και ο εκβιαστής. Την καρφίτσα, τη μονόπετρα, το Ρίτζλαϊν, τα πάντα. Το έπιασε από την πλευρά των Μπλάκμπερν, από την πλευρά των δικηγόρων της κληρονομιάς, και το έχει φτάσει σχεδόν ως την πόρτα της Κόνστανς».</w:t>
       </w:r>
     </w:p>
     <w:p/>
@@ -3353,7 +3353,7 @@
     <w:p/>
     <w:p>
       <w:r>
-        <w:t xml:space="preserve">— Αλλά το διαλαλεί σε όλο τον κόσμο. Μοιράζει κάρτες. Κάθισε στη δημόσια βιβλιοθήκη και μου τα είπε όλα έξω από τα δόντια πριν προλάβω καν να ρωτήσω. Ένας εκβιαστής κρύβεται, Νικ. Ολόκληρη η δύναμή του βρίσκεται στην απόκρυψη. Και ο Νιλ Κάρτερ κάνει ακριβώς το αντίθετο από το να κρύβεται, κάθε ώρα της ημέρας. Άρα, ή δεν είναι καθόλου ο άνθρωπός μας, ή είναι ο πιο πονηρός απ' όλους, κάνοντας τόσο πολύ τίμιο θόρυβο για την καρφίτσα ώστε κανείς στην πόλη να μην ξανακοιτάξει τον άνθρωπο που μιλάει γι' αυτήν περισσότερο από όλους. </w:t>
+        <w:t xml:space="preserve">«Αλλά το διαλαλεί σε όλο τον κόσμο. Μοιράζει κάρτες. Κάθισε στη δημόσια βιβλιοθήκη και μου τα είπε όλα έξω από τα δόντια πριν προλάβω καν να ρωτήσω. Ένας εκβιαστής κρύβεται, Νικ. Ολόκληρη η δύναμή του βρίσκεται στην απόκρυψη. Και ο Νιλ Κάρτερ κάνει ακριβώς το αντίθετο από το να κρύβεται, κάθε ώρα της ημέρας. Άρα, ή δεν είναι καθόλου ο άνθρωπός μας, ή είναι ο πιο πονηρός απ' όλους, κάνοντας τόσο πολύ τίμιο θόρυβο για την καρφίτσα ώστε κανείς στην πόλη να μην ξανακοιτάξει τον άνθρωπο που μιλάει γι' αυτήν περισσότερο από όλους».</w:t>
       </w:r>
     </w:p>
     <w:p/>
@@ -3365,19 +3365,19 @@
     <w:p/>
     <w:p>
       <w:r>
-        <w:t>— Δεν είμαι έτοιμη να τον διαγράψω. Αλλά θα πω τούτο εδώ. Ξέρει το μυστικό, και το έμαθε με τίμιο τρόπο, και δεν έχει πλησιάσει ποτέ τη Φιόνα ούτε για δεκάρα. Την έχει πλησιάσει για απαντήσεις, στο φως της ημέρας, με ένα σημειωματάριο στο χέρι.</w:t>
-      </w:r>
-    </w:p>
-    <w:p/>
-    <w:p>
-      <w:r>
-        <w:t>Ο Νικ έμεινε σιωπηλός για μια στιγμή, κοιτάζοντας τη σελίδα ανάποδα απέναντι από το τραπέζι. — Μέχρι στιγμής μένουν δύο, είπε.</w:t>
-      </w:r>
-    </w:p>
-    <w:p/>
-    <w:p>
-      <w:r>
-        <w:t xml:space="preserve">— Μέχρι στιγμής μένουν δύο. Κοίταξα τη σελίδα και δεν ήθελα. Η Βέρα. Ο Θίο. Τα δύο ονόματα που δεν μπορούσα να διαγράψω με τίποτα. — Και αυτό είναι που με ανησυχεί. Από όλους σε αυτή τη σελίδα, οι μόνοι δύο που δεν μπορώ να απαλλάξω είναι εκείνοι που κρατούν τα κλειδιά των παλιών εγγράφων της πόλης. Η Βέρα φυλάει τους τίτλους ιδιοκτησίας και τα κτηματολογικά αρχεία, έναν αιώνα ιστορίας για το ποιος είχε τι, και ο τίτλος του πανδοχείου βρίσκεται κάπου ανάμεσά τους. Κόκαλο έγινε και μου είπε ότι ποτέ δεν διαβάζει τα ίδια τα χαρτιά που στέκονται πίσω της. Και ο Θίο. </w:t>
+        <w:t xml:space="preserve">«Δεν είμαι έτοιμη να τον διαγράψω. Αλλά θα πω τούτο εδώ. Ξέρει το μυστικό, και το έμαθε με τίμιο τρόπο, και δεν έχει πλησιάσει ποτέ τη Φιόνα ούτε για δεκάρα. Την έχει πλησιάσει για απαντήσεις, στο φως της ημέρας, με ένα σημειωματάριο στο χέρι».</w:t>
+      </w:r>
+    </w:p>
+    <w:p/>
+    <w:p>
+      <w:r>
+        <w:t xml:space="preserve">Ο Νικ έμεινε σιωπηλός για μια στιγμή, κοιτάζοντας τη σελίδα ανάποδα απέναντι από το τραπέζι. «Μέχρι στιγμής μένουν δύο», είπε.</w:t>
+      </w:r>
+    </w:p>
+    <w:p/>
+    <w:p>
+      <w:r>
+        <w:t xml:space="preserve">«Μέχρι στιγμής μένουν δύο». Κοίταξα τη σελίδα και δεν ήθελα. Η Βέρα. Ο Θίο. Τα δύο ονόματα που δεν μπορούσα να διαγράψω με τίποτα. «Και αυτό είναι που με ανησυχεί. Από όλους σε αυτή τη σελίδα, οι μόνοι δύο που δεν μπορώ να απαλλάξω είναι εκείνοι που κρατούν τα κλειδιά των παλιών εγγράφων της πόλης. Η Βέρα φυλάει τα συμβόλαια και τα αρχεία ιδιοκτησίας, έναν αιώνα ιστορίας για το ποιος είχε τι, και το συμβόλαιο του πανδοχείου βρίσκεται κάπου ανάμεσά τους. Κόκαλο έγινε και μου είπε ότι ποτέ δεν διαβάζει τα ίδια τα χαρτιά που στέκονται πίσω της. Και ο Θίο».</w:t>
       </w:r>
     </w:p>
     <w:p/>
@@ -3389,7 +3389,7 @@
     <w:p/>
     <w:p>
       <w:r>
-        <w:t>— Ο Θίο ζει μέσα στο αρχείο. Τα γράμματα των Μπλάκμπερν ήταν στη φροντίδα του, στα χέρια του. Και τα πιο ενδιαφέροντα από αυτά, εκείνα ακριβώς που θα έλεγαν ότι μια καρφίτσα εξαφανίστηκε και πού πήγε, είναι αυτά που ο ίδιος στάθηκε μπροστά σε ολόκληρη την πόλη και ανακοίνωσε ότι είχαν κάνει φτερά.</w:t>
+        <w:t xml:space="preserve">«Ο Θίο ζει μέσα στο αρχείο. Τα γράμματα των Μπλάκμπερν ήταν στη φροντίδα του, στα χέρια του. Και τα πιο ενδιαφέροντα από αυτά, εκείνα ακριβώς που θα έλεγαν ότι μια καρφίτσα εξαφανίστηκε και πού πήγε, είναι αυτά που ο ίδιος στάθηκε μπροστά σε ολόκληρη την πόλη και ανακοίνωσε ότι είχαν κάνει φτερά».</w:t>
       </w:r>
     </w:p>
     <w:p/>
@@ -3401,13 +3401,13 @@
     <w:p/>
     <w:p>
       <w:r>
-        <w:t>— Δεν θες να είναι ο Θίο, είπε απαλά ο Νικ.</w:t>
-      </w:r>
-    </w:p>
-    <w:p/>
-    <w:p>
-      <w:r>
-        <w:t xml:space="preserve">— Δεν θέλω να είναι κανένας. </w:t>
+        <w:t xml:space="preserve">«Δεν θες να είναι ο Θίο», είπε απαλά ο Νικ.</w:t>
+      </w:r>
+    </w:p>
+    <w:p/>
+    <w:p>
+      <w:r>
+        <w:t xml:space="preserve">«Δεν θέλω να είναι κανένας».</w:t>
       </w:r>
     </w:p>
     <w:p/>
@@ -3419,7 +3419,7 @@
     <w:p/>
     <w:p>
       <w:r>
-        <w:t xml:space="preserve">— Θέλω να τα έχω διαβάσει όλα λάθος. Θέλω ο Νιλ να αποδειχθεί ένας πονηρός κακοποιός, ώστε να είναι ένας ξένος που ξεβράστηκε στην πόλη, και όχι ένας φίλος που ζει εδώ τριάντα χρόνια. Αλλά η επιθυμία δεν είναι απόδειξη, Νικ, ποτέ δεν ήταν, και κάθε γεγονός που ανακαλύπτω χτίζει το ίδιο σχήμα, και το σχήμα έχει το όνομα του Θίο στη μέση του. Τα γράμματα βγήκαν από το αρχείο. Το σημείωμα είναι γραμμένο στο χαρτί του ίδιου του αρχείου. Και ο άνθρωπος που διευθύνει το αρχείο είναι σε απόγνωση. Έχει χτυπήσει κάθε τίμια πόρτα που υπάρχει και τις έχει βρει όλες κλειστές κατάμουτρα. </w:t>
+        <w:t xml:space="preserve">«Θέλω να τα έχω διαβάσει όλα λάθος. Θέλω ο Νιλ να αποδειχθεί ένας πονηρός κακοποιός, ώστε να είναι ένας ξένος που ξεβράστηκε στην πόλη, και όχι ένας φίλος που ζει εδώ τριάντα χρόνια. Αλλά η επιθυμία δεν είναι απόδειξη, Νικ, ποτέ δεν ήταν, και κάθε γεγονός που ανακαλύπτω χτίζει το ίδιο σχήμα, και το σχήμα έχει το όνομα του Θίο στη μέση του. Τα γράμματα βγήκαν από το αρχείο. Το σημείωμα είναι γραμμένο στο χαρτί του ίδιου του αρχείου. Και ο άνθρωπος που διευθύνει το αρχείο είναι σε απόγνωση. Έχει χτυπήσει κάθε τίμια πόρτα που υπάρχει και τις έχει βρει όλες κλειστές κατάμουτρα».</w:t>
       </w:r>
     </w:p>
     <w:p/>
@@ -3431,13 +3431,13 @@
     <w:p/>
     <w:p>
       <w:r>
-        <w:t>— Είναι ένα τρομερό σχήμα. Συνεχίζω να ελπίζω ότι το επόμενο γεγονός θα το ανοίξει διάπارτα. Και το επόμενο γεγονός συνεχίζει αντ' αυτού να βάζει μια άλλη πέτρα πάνω του.</w:t>
-      </w:r>
-    </w:p>
-    <w:p/>
-    <w:p>
-      <w:r>
-        <w:t xml:space="preserve">— Τότε βάλε το σε δοκιμή, είπε ο Νικ, αντί να κάθεσαι εδώ στην κουζίνα και να το τρέμεις, πράγμα που ποτέ δεν έλυσε τίποτα και ποτέ δεν πρόκειται. Πήγαινε να κοιτάξεις το μοναδικό πράγμα που δεν έχεις κοιτάξει σωστά ακόμα. Τα ίδια τα γράμματα, ή το μέρος όπου θα έπρεπε να βρίσκονται. </w:t>
+        <w:t xml:space="preserve">«Είναι ένα τρομερό σχήμα. Συνεχίζω να ελπίζω ότι το επόμενο γεγονός θα το ανοίξει διάπλατα. Και το επόμενο γεγονός συνεχίζει αντ' αυτού να βάζει μια άλλη πέτρα πάνω του».</w:t>
+      </w:r>
+    </w:p>
+    <w:p/>
+    <w:p>
+      <w:r>
+        <w:t xml:space="preserve">«Τότε βάλ' το σε δοκιμασία», είπε ο Νικ, «αντί να κάθεσαι εδώ στην κουζίνα και να το τρέμεις, πράγμα που ποτέ δεν έλυσε τίποτα και ποτέ δεν πρόκειται. Πήγαινε να κοιτάξεις το μοναδικό πράγμα που δεν έχεις κοιτάξει σωστά ακόμα. Τα ίδια τα γράμματα, ή το μέρος όπου θα έπρεπε να βρίσκονται».</w:t>
       </w:r>
     </w:p>
     <w:p/>
@@ -3449,7 +3449,7 @@
     <w:p/>
     <w:p>
       <w:r>
-        <w:t>— Ο Θίο θα μπορούσε να χρησιμοποιήσει ένα ζευγάρι χέρια για να βάλει σε τάξη αυτό το αρχείο. Πήγαινε να προσφέρεις τα δικά σου. Και καθώς βοηθάς, μάθε ένα και μόνο πράγμα. Αν οι λέξεις σε αυτό το σημείωμα ταιριάζουν με τις λέξεις στα γράμματα που εξαφανίστηκαν. Διότι αν ταιριάζουν, Τζες, τότε όποιος έγραψε το σημείωμα δεν διάβασε απλώς τα χαρτιά των Μπλάκμπερν γενικώς. Είχε αυτά τα ακριβώς γράμματα στα χέρια του. Και υπάρχει μια πολύ μικρή λίστα ανθρώπων στο Φροστ Φολς που θα μπορούσαν να το πουν αυτό.</w:t>
+        <w:t xml:space="preserve">«Ο Θίο θα χρειαζόταν ένα ζευγάρι χέρια για να βάλει σε τάξη αυτό το αρχείο. Πήγαινε να προσφέρεις τα δικά σου. Και καθώς βοηθάς, μάθε ένα και μόνο πράγμα. Αν οι λέξεις σε αυτό το σημείωμα ταιριάζουν με τις λέξεις στα γράμματα που εξαφανίστηκαν. Διότι αν ταιριάζουν, Τζες, τότε όποιος έγραψε το σημείωμα δεν διάβασε απλώς τα χαρτιά των Μπλάκμπερν γενικώς. Είχε ακριβώς αυτά τα γράμματα στα χέρια του. Και υπάρχει μια πολύ μικρή λίστα ανθρώπων στο Φροστ Φολς για τους οποίους μπορεί να ειπωθεί αυτό».</w:t>
       </w:r>
     </w:p>
     <w:p/>
@@ -3461,13 +3461,13 @@
     <w:p/>
     <w:p>
       <w:r>
-        <w:t>— Σύντομα, είπα. Υπάρχουν δύο κλωστές που πρέπει να δέσω πρώτα. Ο Σαμ, και ο ξένος. Θέλω να φύγουν και οι δύο σίγουρα, να καθαριστούν πέρα από κάθε αμφιβολία, προτού αφήσω τον εαυτό μου να μπει σε αυτό το αρχείο και να κοιτάξω κατάματα τον Θίο. Του χρωστάω τουλάχιστον αυτό, να μην καταλήξω σε αυτόν μέχρι να μη μένει κανείς άλλος για ύποπτος. Και μετά θα πάω, και θα κοιτάξω τα γράμματα, και θα ανακαλύψω αν οι λέξεις ταιριάζουν.</w:t>
-      </w:r>
-    </w:p>
-    <w:p/>
-    <w:p>
-      <w:r>
-        <w:t xml:space="preserve">— Σύντομα, λοιπόν, συμφώνησε ο Νικ. </w:t>
+        <w:t xml:space="preserve">«Σύντομα», είπα. «Υπάρχουν δύο κλωστές που πρέπει να δέσω πρώτα. Ο Σαμ, και ο ξένος. Θέλω να φύγουν και οι δύο σίγουρα, να καθαριστούν πέρα από κάθε αμφιβολία, προτού αφήσω τον εαυτό μου να μπει σε αυτό το αρχείο και να κοιτάξω κατάματα τον Θίο. Του χρωστάω τουλάχιστον αυτό, να μην καταλήξω σε αυτόν μέχρι να μη μένει κανείς άλλος για ύποπτος. Και μετά θα πάω, και θα κοιτάξω τα γράμματα, και θα ανακαλύψω αν οι λέξεις ταιριάζουν».</w:t>
+      </w:r>
+    </w:p>
+    <w:p/>
+    <w:p>
+      <w:r>
+        <w:t xml:space="preserve">«Σύντομα, λοιπόν», συμφώνησε ο Νικ.</w:t>
       </w:r>
     </w:p>
     <w:p/>
@@ -3479,7 +3479,7 @@
     <w:p/>
     <w:p>
       <w:r>
-        <w:t>— Και Τζες. Ό,τι κι αν βρεις σε αυτό το αρχείο, όταν φτάσεις σε αυτό. Το να βρίσκεις την αλήθεια και το να αποφασίζεις τι θα την κάνεις είναι δύο διαφορετικά πράγματα, και εσύ πρέπει να κάνεις μόνο το πρώτο. Μπορείς να ανακαλύψεις ότι είναι ο Θίο και παρ' όλα αυτά να διαλέξεις, κατόπιν, πώς θα τελειώσει. Μην αφήσεις την ανακάλυψη να σε τρομάξει κάνοντας σε να νομίζεις ότι το τέλος είναι ήδη γραμμένο.</w:t>
+        <w:t xml:space="preserve">«Και Τζες. Ό,τι κι αν βρεις σε αυτό το αρχείο, όταν φτάσεις σε αυτό. Το να βρίσκεις την αλήθεια και το να αποφασίζεις τι θα την κάνεις είναι δύο διαφορετικά πράγματα, και εσύ πρέπει να κάνεις μόνο το πρώτο. Μπορείς να ανακαλύψεις ότι είναι ο Θίο και παρ' όλα αυτά να διαλέξεις, κατόπιν, πώς θα τελειώσει. Μην αφήσεις την ανακάλυψη να σε τρομάξει κάνοντάς σε να νομίζεις ότι το τέλος είναι ήδη γραμμένο».</w:t>
       </w:r>
     </w:p>
     <w:p/>
@@ -3496,97 +3496,97 @@
     <w:p/>
     <w:p>
       <w:r>
-        <w:t>Επέστρεψα στο σιδηρουργείο το επόμενο πρωί, αλλά αυτή τη φορά δεν πήγα για να παρατηρήσω τον Sam. Πήγα για να ξεκαθαρίσω τα πράγματα, κάτι που είναι μια διαφορετική αποστολή και πολύ καλύτερη. Του το χρωστούσα από τη στιγμή κιόλας που είχα επιτρέψει στον εαυτό μου να τον υποψιαστεί.</w:t>
-      </w:r>
-    </w:p>
-    <w:p/>
-    <w:p>
-      <w:r>
-        <w:t>Δεν ήταν στο σιδηρουργείο. Ήταν στο πανδοχείο, πάνω σε μια σκάλα στη βεράντα, κρεμώντας τα τελευταία σιδερένια στηρίγματα, με το στόμα γεμάτο βίδες και ένα αλφάδι ισορροπημένο στα κάγκελα. Κατέβηκε όταν με είδε στο πεζοδρόμιο, επιφυλακτικός. Την τελευταία φορά που είχαμε μιλήσει, τον γυροφέρναμε χωρίς να το λέω, και το είχε νιώσει, ακόμα κι αν δεν μπορούσε να το κατονομάσει.</w:t>
-      </w:r>
-    </w:p>
-    <w:p/>
-    <w:p>
-      <w:r>
-        <w:t>— Κυρία Claus.</w:t>
-      </w:r>
-    </w:p>
-    <w:p/>
-    <w:p>
-      <w:r>
-        <w:t>— Sam, σου χρωστάω κάτι. Είχα στριφογυρίσει στο μυαλό μου πώς να το κάνω αυτό σε όλο τον δρόμο προς τα κάτω, και κατέληξα στην αλήθεια, ή σε όση από αυτήν δικαιούμουν να αποκαλύψω. Είχα υποψιαστεί αυτόν τον καλό άνθρωπο, και ο μόνος ειλικρινής τρόπος για να το διορθώσω ήταν να τον εμπιστευτώ κι εγώ με ένα κομμάτι της υπόθεσης σε αντάλλαγμα. — Μπορούμε να περπατήσουμε ένα λεπτό; Μακριά από τα παράφυλλα.</w:t>
-      </w:r>
-    </w:p>
-    <w:p/>
-    <w:p>
-      <w:r>
-        <w:t>Η Pip έμεινε στη βάση της σκάλας, μελετώντας το κουτί με τις ολοκαίνουργιες, λαμπερές βίδες σαν να σκόπευε να κάνει απογραφή.</w:t>
-      </w:r>
-    </w:p>
-    <w:p/>
-    <w:p>
-      <w:r>
-        <w:t>Περπατήσαμε προς την ήσυχη άκρη της βεράντας, μακριά από τα αυτιά της ρεσεψιόν, όπου ο πρωινός ήλιος δεν είχε φτάσει ακόμη και η ανάσα μας φαινόταν. Του τα είπα. Όχι όλα. Αλλά το περίγραμμα. Ότι η Fiona βρισκόταν σε πραγματικό μπελά. Ότι κάποιος την απειλούσε για μια παλιά οικογενειακή υπόθεση, κάτι που είχε περάσει εδώ και εκατό χρόνια και δεν ήταν καθόλου δικό της σφάλμα. Ότι γι' αυτό είχε γίνει περίεργη και χλωμή, γι' αυτό δεν μπορούσε να τον πληρώσει, γι' αυτό δεν μπορούσε να τον κοιτάξει στα μάτια. Ότι ήταν τρομοκρατημένη, Sam, και όχι ψυχρή. Ποτέ ψυχρή.</w:t>
-      </w:r>
-    </w:p>
-    <w:p/>
-    <w:p>
-      <w:r>
-        <w:t>Η αλλαγή που συντελέστηκε μέσα του ήταν ολοκληρωτική και άμεση. Ό,τι ήταν πληγωμένο και σκληρό στον Sam Patel εξαφανίστηκε, και αυτό που στάθηκε μπροστά μου κάτω απ' όλα αυτά ήταν ο καθαρός φόβος για μια φίλη.</w:t>
-      </w:r>
-    </w:p>
-    <w:p/>
-    <w:p>
-      <w:r>
-        <w:t>— Εκβιασμός. Είπε τη λέξη χαμηλόφωνα, σαν να είχε άσχημη γεύση. — Η Fiona. Κι εγώ στεκόμιαν στη βεράντα της τρεις εβδομάδες τσαντισμένος για είκοσι δολάρια, την ώρα που εκείνη κουβαλούσε αυτό το πράγμα. — Πίεσε τη φτέρνα του ενός χεριού δυνατά στο μέτωπό του, αφήνοντας εκεί μια σκοτεινή μουτζούρα. — Πες της ότι της τα χαρίζω. Τα είκοσι δολάρια, ολόκληρη την παραγγελία, κάθε δεκάρα, πες της ότι δεν θέλω να ξανακούσω γι' αυτό όσο ζω. Θεέ μου. Τα έκανα χειρότερα, έτσι δεν είναι; Την έπρηζα για λεφτά ενώ πνιγόταν. Τα έκανα χειρότερα και δεν το ήξερα καν.</w:t>
-      </w:r>
-    </w:p>
-    <w:p/>
-    <w:p>
-      <w:r>
-        <w:t>— Δεν το ήξερες, είπα. — Πώς θα μπορούσες; Αυτός είναι ο λόγος που σου το είπα τώρα.</w:t>
-      </w:r>
-    </w:p>
-    <w:p/>
-    <w:p>
-      <w:r>
-        <w:t>— Τι μπορώ να κάνω; Το είπε όπως το είχε πει ο Jamal, όπως το έλεγε ολόκληρη η πόλη μόλις τους άφηνες να περάσουν την πόρτα, με τα μανίκια να ανεβαίνουν πριν ακόμα τελειώσει η ερώτηση. — Είμαι εδώ στο πανδοχείο κάθε μέρα τελειώνοντας τα σιδερικά. Είμαι ακριβώς εδώ. Πες μου τι να προσέχω. Πες μου ποιος.</w:t>
-      </w:r>
-    </w:p>
-    <w:p/>
-    <w:p>
-      <w:r>
-        <w:t>Κι εκεί ήταν, η τελευταία απόδειξη, παρόλο που είχα έρθει για να ζητήσω συγγνώμη και όχι για να βρω αποδείξεις. Αν ο Sam Patel είχε γράψει αυτά τα σημειώματα, δεν θα στεκόταν στην κρύα βεράντα της Fiona με ένα αλφάδι στο χέρι προσφέροντας, χλωμός από την αγωνία, να με βοηθήσει να τον πιάσω. Ολόκληρη η θεωρία κατέρρευσε τη στιγμή που είδες το πρόσωπό του.</w:t>
-      </w:r>
-    </w:p>
-    <w:p/>
-    <w:p>
-      <w:r>
-        <w:t>Το άρωμα στο σημείωμα δεν ήταν ποτέ του Sam. Ήταν της δουλειάς του. Ένας σιδηρουργός φινιρίσματος καίει λάδι μέσα στο σίδερο όσο είναι ακόμα ζεστό, και τα νέα σιδερικά κουβαλούν αυτόν τον καπνό για εβδομάδες. Η ρεσεψιόν της Fiona ήταν γεμάτη από αυτόν, η κουπαστή της σκάλας, η σίτα του τζακιού, τα στηρίγματα που έΜαιναν στη βεράντα, και το παλτό και η εργαλειοθήκη του Sam κρέμονταν δίπλα στην πόρτα της κάθε μέρα επί τρεις εβδομάδες. Κάθε χαρτί που ακουμπούσε σε εκείνο το γραφείο απορροφούσε τη μυρωδιά. Το σημείωμα καθόταν κι αυτό εκεί. Το στοιχείο που τον είχε βάλει στην κορυφή της λίστας μου, μου έλεγε όλη την ώρα πού είχε βρεθεί το σημείωμα. Όχι ποιος το είχε γράψει. Το διάβαζα ανάποδα. Τώρα μπορούσα να το διαβάσω σωστά, και με τον σωστό τρόπο καθαρίστηκε εντελώς.</w:t>
-      </w:r>
-    </w:p>
-    <w:p/>
-    <w:p>
-      <w:r>
-        <w:t>— Πρόσεχε τη ρεσεψιόν, του είπα, αφού το είχε ζητήσει, και αφού είχε κερδίσει με το παραπάνω μια ειλικρινή απάντηση. — Το φεστιβάλ είναι αυτό το Σαββατοκύριακο, και το πανδοχείο θα είναι γεμάτο ξένους που θα μπαινοβγαίνουν όλη μέρα. Αν κάποιος αφήσει κάτι σε εκείνο το γραφείο και φύγει γρήγορα, μέσα σε όλο αυτό το πλήθος, θυμήσου το πρόσωπό του για μένα. Έχεις κοφτερό μάτι και θα είσαι εδώ σε αυτή τη σκάλα ούτως ή άλλως. Αυτό μόνο θέλω. Μην τους σταματήσεις, μην πεις λέξη, μην προδοθείς. Αقرά θυμήσου το πρόσωπο.</w:t>
-      </w:r>
-    </w:p>
-    <w:p/>
-    <w:p>
-      <w:r>
-        <w:t>— Μπορώ να το κάνω αυτό. — Έσφιξε το χέρι μου, σκληρό σαν σίδερο και ζεστό. — Και κυρία Claus. Ό,τι κι αν κοστίσει για να διορθωθεί αυτό. Αν πρόκειται για χρήματα, αν χρειάζεται χρήματα για να είναι ασφαλής, να της πεις ότι οι σιδηρουργοί σε τρεις κομητείες μου χρωστάνε χάρες και θα τις ζητήσω όλες πίσω χωρίς να το σκεφτώ δεύτερη φορά. Να της το πεις κι αυτό, όταν της μιλήσεις για τα είκοσι δολάρια.</w:t>
-      </w:r>
-    </w:p>
-    <w:p/>
-    <w:p>
-      <w:r>
-        <w:t>Υποσχέθηκα ότι θα το έκανα, και τα δύο πράγματα, και τον άφησα στα στηρίγματα του. Η Pip αποχωρίστηκε τις βίδες με κάποια απροθυμία, και περπατήσαμε μαζί πίσω στον φωτεινό, κρύο δρόμο. Κάπου ανάμεσα στο πανδοχείο και στη γωνία, διέγραψα τον Sam Patel από τη λίστα στο κεφάλι μου, και χάρηκα γι' αυτό. Ένα όνομα λιγότερο. Ένας ακόμα καλός άνθρωπος που, μόλις τον άφησα να μπει, μεταμορφώθηκε από ρωγμή στον τοίχο γύρω από τη Fiona σε άλλο ένα λίθο του.</w:t>
-      </w:r>
-    </w:p>
-    <w:p/>
-    <w:p>
-      <w:r>
-        <w:t>Η λίστα ήταν πλέον μικρή. Είχε απομείνει ένα όνομα που μπορούσα να ελπίζω ότι θα ξεπλυθεί, και ανήκε σε έναν ξένο.</w:t>
+        <w:t xml:space="preserve">Επέστρεψα στο σιδηρουργείο το επόμενο πρωί, αλλά αυτή τη φορά δεν πήγα για να παρατηρήσω τον Σαμ. Πήγα για να ξεκαθαρίσω τα πράγματα, κάτι που είναι μια διαφορετική αποστολή και πολύ καλύτερη. Του το χρωστούσα από τη στιγμή κιόλας που είχα επιτρέψει στον εαυτό μου να τον υποψιαστεί.</w:t>
+      </w:r>
+    </w:p>
+    <w:p/>
+    <w:p>
+      <w:r>
+        <w:t xml:space="preserve">Δεν ήταν στο σιδηρουργείο. Ήταν στο πανδοχείο, πάνω σε μια σκάλα στη βεράντα, κρεμώντας τα τελευταία σιδερένια στηρίγματα, με το στόμα γεμάτο βίδες και ένα αλφάδι ισορροπημένο στα κάγκελα. Κατέβηκε όταν με είδε στο πεζοδρόμιο, επιφυλακτικός. Την τελευταία φορά που είχαμε μιλήσει, τον γυρόφερνα χωρίς να το λέω, και το είχε νιώσει, ακόμα κι αν δεν μπορούσε να το κατονομάσει.</w:t>
+      </w:r>
+    </w:p>
+    <w:p/>
+    <w:p>
+      <w:r>
+        <w:t xml:space="preserve">«Κυρία Κλος».</w:t>
+      </w:r>
+    </w:p>
+    <w:p/>
+    <w:p>
+      <w:r>
+        <w:t xml:space="preserve">«Σαμ, σας χρωστάω κάτι». Είχα στριφογυρίσει στο μυαλό μου πώς να το κάνω αυτό σε όλο τον δρόμο προς τα κάτω, και κατέληξα στην αλήθεια, ή σε όση από αυτήν δικαιούμουν να αποκαλύψω. Είχα υποψιαστεί αυτόν τον καλό άνθρωπο, και ο μόνος ειλικρινής τρόπος για να το διορθώσω ήταν να τον εμπιστευτώ κι εγώ με ένα κομμάτι της υπόθεσης σε αντάλλαγμα. «Μπορούμε να περπατήσουμε ένα λεπτό; Μακριά από τα παράθυρα».</w:t>
+      </w:r>
+    </w:p>
+    <w:p/>
+    <w:p>
+      <w:r>
+        <w:t xml:space="preserve">Η Πιπ έμεινε στη βάση της σκάλας, μελετώντας το κουτί με τις ολοκαίνουργιες, λαμπερές βίδες σαν να σκόπευε να κάνει απογραφή.</w:t>
+      </w:r>
+    </w:p>
+    <w:p/>
+    <w:p>
+      <w:r>
+        <w:t xml:space="preserve">Περπατήσαμε προς την ήσυχη άκρη της βεράντας, μακριά από τα αυτιά της ρεσεψιόν, όπου ο πρωινός ήλιος δεν είχε φτάσει ακόμη και η ανάσα μας φαινόταν. Του τα είπα. Όχι όλα. Αλλά το περίγραμμα. Ότι η Φιόνα βρισκόταν σε πραγματικό μπελά. Ότι κάποιος την απειλούσε για μια παλιά οικογενειακή υπόθεση, κάτι που είχε περάσει εδώ και εκατό χρόνια και δεν ήταν καθόλου δικό της σφάλμα. Ότι γι' αυτό είχε γίνει περίεργη και χλωμή, γι' αυτό δεν μπορούσε να τον πληρώσει, γι' αυτό δεν μπορούσε να τον κοιτάξει στα μάτια. Ότι ήταν τρομοκρατημένη, Σαμ, και όχι ψυχρή. Ποτέ ψυχρή.</w:t>
+      </w:r>
+    </w:p>
+    <w:p/>
+    <w:p>
+      <w:r>
+        <w:t xml:space="preserve">Η αλλαγή που συντελέστηκε μέσα του ήταν ολοκληρωτική και άμεση. Ό,τι ήταν πληγωμένο και σκληρό στον Σαμ Πάτελ εξαφανίστηκε, και αυτό που στάθηκε μπροστά μου κάτω απ' όλα αυτά ήταν ο καθαρός φόβος για μια φίλη.</w:t>
+      </w:r>
+    </w:p>
+    <w:p/>
+    <w:p>
+      <w:r>
+        <w:t xml:space="preserve">«Εκβιασμός». Είπε τη λέξη χαμηλόφωνα, σαν να είχε άσχημη γεύση. «Η Φιόνα. Κι εγώ στεκόμουν στη βεράντα της τρεις εβδομάδες τσαντισμένος για είκοσι δολάρια, την ώρα που εκείνη κουβαλούσε αυτό το πράγμα». Πίεσε τη φτέρνα του ενός χεριού δυνατά στο μέτωπό του, αφήνοντας εκεί μια σκοτεινή μουτζούρα. «Πείτε της ότι της τα χαρίζω. Τα είκοσι δολάρια, ολόκληρη την παραγγελία, κάθε δεκάρα, πείτε της ότι δεν θέλω να ξανακούσω γι' αυτό όσο ζω. Θεέ μου. Τα έκανα χειρότερα, έτσι δεν είναι; Την έπρηζα για λεφτά ενώ πνιγόταν. Τα έκανα χειρότερα και δεν το ήξερα καν».</w:t>
+      </w:r>
+    </w:p>
+    <w:p/>
+    <w:p>
+      <w:r>
+        <w:t xml:space="preserve">«Δεν το ξέρατε», είπα. «Πώς θα μπορούσατε; Αυτός είναι ο λόγος που σας το είπα τώρα».</w:t>
+      </w:r>
+    </w:p>
+    <w:p/>
+    <w:p>
+      <w:r>
+        <w:t xml:space="preserve">«Τι μπορώ να κάνω;» Το είπε όπως το είχε πει ο Τζαμάλ, όπως το έλεγε ολόκληρη η πόλη μόλις τους άφηνες να περάσουν την πόρτα, με τα μανίκια να ανεβαίνουν πριν ακόμα τελειώσει η ερώτηση. «Είμαι εδώ στο πανδοχείο κάθε μέρα τελειώνοντας τα σιδερικά. Είμαι ακριβώς εδώ. Πείτε μου τι να προσέχω. Πείτε μου ποιος».</w:t>
+      </w:r>
+    </w:p>
+    <w:p/>
+    <w:p>
+      <w:r>
+        <w:t xml:space="preserve">Κι εκεί ήταν, η τελευταία απόδειξη, παρόλο που είχα έρθει για να ζητήσω συγγνώμη και όχι για να βρω αποδείξεις. Αν ο Σαμ Πάτελ είχε γράψει αυτά τα σημειώματα, δεν θα στεκόταν στην κρύα βεράντα της Φιόνας με ένα αλφάδι στο χέρι προσφέροντας, χλωμός από την αγωνία, να με βοηθήσει να τον πιάσω. Ολόκληρη η θεωρία κατέρρευσε τη στιγμή που είδες το πρόσωπό του.</w:t>
+      </w:r>
+    </w:p>
+    <w:p/>
+    <w:p>
+      <w:r>
+        <w:t xml:space="preserve">Το άρωμα στο σημείωμα δεν ήταν ποτέ του Σαμ. Ήταν της δουλειάς του. Ένας σιδηρουργός φινιρίζει το σίδερο καίγοντας λάδι πάνω του όσο είναι ακόμα ζεστό, και τα νέα σιδερικά κουβαλούν αυτόν τον καπνό για εβδομάδες. Το λόμπι της Φιόνας ήταν γεμάτο από αυτόν, η κουπαστή της σκάλας, το προστατευτικό του τζακιού, τα στηρίγματα που τοποθετούνταν στη βεράντα, και το παλτό και η εργαλειοθήκη του Σαμ κρέμονταν δίπλα στην πόρτα της κάθε μέρα επί τρεις εβδομάδες. Κάθε χαρτί που ακουμπούσε σε εκείνο το γραφείο απορροφούσε τη μυρωδιά. Το σημείωμα καθόταν κι αυτό εκεί. Το στοιχείο που τον είχε βάλει στην κορυφή της λίστας μου, μου έλεγε όλη την ώρα πού είχε βρεθεί το σημείωμα. Όχι ποιος το είχε γράψει. Το διάβαζα ανάποδα. Τώρα μπορούσα να το διαβάσω σωστά, και διαβασμένο σωστά τον απάλλασσε ολοκληρωτικά.</w:t>
+      </w:r>
+    </w:p>
+    <w:p/>
+    <w:p>
+      <w:r>
+        <w:t xml:space="preserve">«Προσέχετε τη ρεσεψιόν», του είπα, αφού το είχε ζητήσει, και αφού είχε κερδίσει με το παραπάνω μια ειλικρινή απάντηση. «Το φεστιβάλ είναι αυτό το Σαββατοκύριακο, και το πανδοχείο θα είναι γεμάτο ξένους που θα μπαινοβγαίνουν όλη μέρα. Αν κάποιος αφήσει κάτι σε εκείνο το γραφείο και φύγει γρήγορα, μέσα σε όλο αυτό το πλήθος, θυμηθείτε το πρόσωπό του για μένα. Έχετε κοφτερό μάτι και θα είστε εδώ σε αυτή τη σκάλα ούτως ή άλλως. Αυτό μόνο θέλω. Μην τους σταματήσετε, μην πείτε λέξη, μην προδοθείτε. Απλώς θυμηθείτε το πρόσωπο».</w:t>
+      </w:r>
+    </w:p>
+    <w:p/>
+    <w:p>
+      <w:r>
+        <w:t xml:space="preserve">«Μπορώ να το κάνω αυτό». Έσφιξε το χέρι μου, σκληρό σαν σίδερο και ζεστό. «Και κυρία Κλος. Ό,τι κι αν κοστίσει για να διορθωθεί αυτό. Αν πρόκειται για χρήματα, αν χρειάζεται χρήματα για να είναι ασφαλής, να της πείτε ότι οι σιδηρουργοί σε τρεις κομητείες μού χρωστάνε χάρες και θα τις ζητήσω όλες πίσω χωρίς να το σκεφτώ δεύτερη φορά. Να της το πείτε κι αυτό, όταν της μιλήσετε για τα είκοσι δολάρια».</w:t>
+      </w:r>
+    </w:p>
+    <w:p/>
+    <w:p>
+      <w:r>
+        <w:t xml:space="preserve">Υποσχέθηκα ότι θα το έκανα, και τα δύο πράγματα, και τον άφησα στα στηρίγματά του. Η Πιπ αποχωρίστηκε τις βίδες με κάποια απροθυμία, και περπατήσαμε μαζί πίσω στον φωτεινό, κρύο δρόμο. Κάπου ανάμεσα στο πανδοχείο και στη γωνία, διέγραψα τον Σαμ Πάτελ από τη λίστα στο κεφάλι μου, και χάρηκα γι' αυτό. Ένα όνομα λιγότερο. Ένας ακόμα καλός άνθρωπος που, μόλις τον άφησα να μπει, μεταμορφώθηκε από ρωγμή στον τοίχο γύρω από τη Φιόνα σε άλλη μια πέτρα του.</w:t>
+      </w:r>
+    </w:p>
+    <w:p/>
+    <w:p>
+      <w:r>
+        <w:t xml:space="preserve">Η λίστα ήταν πλέον μικρή. Είχε απομείνει ένα όνομα που μπορούσα να ελπίζω ότι θα απαλλαγεί, και ανήκε σε έναν ξένο.</w:t>
       </w:r>
     </w:p>
     <w:p>
@@ -3597,25 +3597,25 @@
     <w:p/>
     <w:p>
       <w:r>
-        <w:t>Η Claire μου τηλεφώνησε την Τετάρτη το βράδυ, ικανοποιημένη από τον εαυτό της.</w:t>
-      </w:r>
-    </w:p>
-    <w:p/>
-    <w:p>
-      <w:r>
-        <w:t>— Σοβαρό γραφείο, είπε, πριν προλάβω καν να πω ένα γεια. Μια παλιά, δύο πολιτείες πιο πέρα, κάνει ό,τι λέει ο άνθρωπός σου ότι κάνει: διαθήκες, κληρονομιές και εντοπισμό χαμένης περιουσίας για δικηγόρους που έχουν περισσότερα χρήματα παρά χρόνο. Και υπάρχει μια περιουσία των Blackburn, Jessica, μια αληθινή, τρέχουσα. Ο τελευταίος της γενιάς της Adelaide Blackburn πέθανε στην πόλη αυτή την άνοιξη, χωρίς παιδιά, χωρίς αξιόλογη διαθήκη, και άφησε ένα τεράστιο μπέρδεμα. Ο δήμαρχός μας είναι από την πλευρά των ξαδέλφων, από την πλευρά που πήρε τη μύτη αλλά καθόλου τα χρήματα. Αυτός δεν αναφέρεται πουθενά. Ο Carter είναι καταγεγραμμένος στα βιβλία του γραφείου ως ο ερευνητής που προσέλαβαν για να ξεψαχνίσει την υπόθεση. Το έμαθα από μια υπάλληλο που επιβεβαίωσε τα πάντα χωρίς ούτε μια στιγμή να καταλάβει ότι επιβεβαίωνε κάτι. Είναι ακριβώς, απολύτως αυτός που σου είπε ότι είναι. Ένας σπιούνος με άδεια και λογαριασμό εξόδων.</w:t>
-      </w:r>
-    </w:p>
-    <w:p/>
-    <w:p>
-      <w:r>
-        <w:t>Έτσι, όταν βρήκα τον Neil το επόμενο πρωινό, πίσω στο τραπέζι του τη βιβλιοθήκη ανάμεσα στα ανοιχτά του κουτιά, κάθισα απέναντί του έχοντας ήδη σχεδόν πειστεί, και αποφάσισα να θυσιάσω ένα μικρό μέρος της αλήθειας για να αγοράσω το υπόλοιπο.</w:t>
-      </w:r>
-    </w:p>
-    <w:p/>
-    <w:p>
-      <w:r>
-        <w:t>— Κύριε Carter, είπα. Θα σας πω κάτι και θα παρακολουθήσω το πρόσωπό σας καθώς το λέω, και θα σας ήμουν ευγνώμων αν με αφήνατε να κάνω και τα δύο.</w:t>
+        <w:t xml:space="preserve">Η Κλερ μου τηλεφώνησε την Τετάρτη το βράδυ, ικανοποιημένη από τον εαυτό της.</w:t>
+      </w:r>
+    </w:p>
+    <w:p/>
+    <w:p>
+      <w:r>
+        <w:t xml:space="preserve">«Υπαρκτό γραφείο», είπε, πριν προλάβω καν να πω ένα γεια. «Παλιό, δύο πολιτείες πιο πέρα, κάνει ό,τι λέει ο άνθρωπός σου ότι κάνει: διαθήκες, κληρονομιές και εντοπισμό χαμένης περιουσίας για δικηγόρους που έχουν περισσότερα χρήματα παρά χρόνο. Και υπάρχει μια περιουσία των Μπλάκμπερν, Τζέσικα, μια αληθινή, τρέχουσα. Ο τελευταίος της γενιάς της Αδελαΐδα Μπλάκμπερν πέθανε στην πόλη αυτή την άνοιξη, χωρίς παιδιά, χωρίς αξιόλογη διαθήκη, και άφησε ένα τεράστιο μπέρδεμα. Ο δήμαρχός μας είναι από την πλευρά των ξαδέλφων, από την πλευρά που πήρε τη μύτη αλλά καθόλου τα χρήματα. Αυτός δεν αναφέρεται πουθενά. Ο Κάρτερ είναι καταγεγραμμένος στα βιβλία του γραφείου ως ο ερευνητής που προσέλαβαν για να ξεψαχνίσει την υπόθεση. Το έμαθα από μια υπάλληλο που επιβεβαίωσε τα πάντα χωρίς ούτε μια στιγμή να καταλάβει ότι επιβεβαίωνε κάτι. Είναι ακριβώς, απολύτως αυτός που σου είπε ότι είναι. Ένας σπιούνος με άδεια και λογαριασμό εξόδων».</w:t>
+      </w:r>
+    </w:p>
+    <w:p/>
+    <w:p>
+      <w:r>
+        <w:t xml:space="preserve">Έτσι, όταν βρήκα τον Νιλ το επόμενο πρωινό, πίσω στο τραπέζι του στη βιβλιοθήκη ανάμεσα στα ανοιχτά του κουτιά, κάθισα απέναντί του έχοντας ήδη σχεδόν πειστεί, και αποφάσισα να θυσιάσω ένα μικρό μέρος της αλήθειας για να αγοράσω το υπόλοιπο.</w:t>
+      </w:r>
+    </w:p>
+    <w:p/>
+    <w:p>
+      <w:r>
+        <w:t xml:space="preserve">«Κύριε Κάρτερ», είπα. «Θα σας πω κάτι και θα παρακολουθώ το πρόσωπό σας καθώς το λέω, και θα σας ήμουν ευγνώμων αν με αφήνατε να κάνω και τα δύο».</w:t>
       </w:r>
     </w:p>
     <w:p/>
@@ -3627,43 +3627,43 @@
     <w:p/>
     <w:p>
       <w:r>
-        <w:t>— Οπωσδήποτε. Μου αρέσει να με παρακολουθούν. Είναι κολακευτικό, στην ηλικία μου, να αξίζει τον κόπο να σε κοιτάζουν.</w:t>
-      </w:r>
-    </w:p>
-    <w:p/>
-    <w:p>
-      <w:r>
-        <w:t>Η Pip πήγε κατευθείαν στον μεγεθυντικό φακό και σκύβοντας πάνω από το ορειχάλκινο στεφάνι του, θαύμαζε τον εαυτό της σε αυτόν.</w:t>
-      </w:r>
-    </w:p>
-    <w:p/>
-    <w:p>
-      <w:r>
-        <w:t>— Μια φίλη μου εκβιάζεται, είπα. Εξαιτίας της καρφίτσας σας. Για το πού πήγε το 1924, και ποιος την πήρε, και τι αγοράστηκε με τα χρήματα που έφερε. Κάποιος απειλεί να καταστρέψει την οικογένειά της με αυτή την ιστορία, εκτός αν του πληρώσει μισό εκατομμύριο δολάρια που δεν έχει και δεν θα μπορούσε να συγκεντρώσει σε δέκα χρόνια.</w:t>
-      </w:r>
-    </w:p>
-    <w:p/>
-    <w:p>
-      <w:r>
-        <w:t>Παρατηρούσα το πρόσωπό του καθ’ όλη τη διάρκεια που το έλεγα. Αυτό που σχηματίστηκε στο πρόσωπο του Neil Carter ήταν η ανοιχτή, άπληστη, ελαφρώς αποτροπιασμένη γοητεία ενός ανθρώπου που έχει περάσει ολόκληρη την καριέρα του κυνηγώντας έναν παλιό, εκατονταετή φάκελο και μόλις του είπαν, απέναντι από ένα τραπέζι βιβλιοθήκης, ότι το μονοπάτι είναι ακόμα αρκετά ζεστό για να κάψει έναν ζωντανό άνθρωπο.</w:t>
-      </w:r>
-    </w:p>
-    <w:p/>
-    <w:p>
-      <w:r>
-        <w:t xml:space="preserve">— Μισό εκατομμύριο. </w:t>
-      </w:r>
-    </w:p>
-    <w:p/>
-    <w:p>
-      <w:r>
-        <w:t xml:space="preserve">Έγερνε πίσω και άφησε να του ξεφύγει ένα χαμηλό σφύριγμα. </w:t>
-      </w:r>
-    </w:p>
-    <w:p/>
-    <w:p>
-      <w:r>
-        <w:t xml:space="preserve">— Μεγάλε Θεέ. Κάποιος στριμώχνει τον απόγονο. Για ένα πράγμα που ο νόμος δεν μπορεί να αγγίξει. </w:t>
+        <w:t xml:space="preserve">«Οπωσδήποτε. Μου αρέσει να με παρακολουθούν. Είναι κολακευτικό, στην ηλικία μου, να αξίζει τον κόπο να σε κοιτάζουν».</w:t>
+      </w:r>
+    </w:p>
+    <w:p/>
+    <w:p>
+      <w:r>
+        <w:t xml:space="preserve">Η Πιπ πήγε κατευθείαν στον μεγεθυντικό φακό και σκύβοντας πάνω από το ορειχάλκινο στεφάνι του, θαύμαζε τον εαυτό της σε αυτόν.</w:t>
+      </w:r>
+    </w:p>
+    <w:p/>
+    <w:p>
+      <w:r>
+        <w:t xml:space="preserve">«Μια φίλη μου εκβιάζεται», είπα. «Εξαιτίας της καρφίτσας σας. Για το πού πήγε το 1924, και ποιος την πήρε, και τι αγοράστηκε με τα χρήματα που έφερε. Κάποιος απειλεί να καταστρέψει την οικογένειά της με αυτή την ιστορία, εκτός αν του πληρώσει μισό εκατομμύριο δολάρια που δεν έχει και δεν θα μπορούσε να συγκεντρώσει σε δέκα χρόνια».</w:t>
+      </w:r>
+    </w:p>
+    <w:p/>
+    <w:p>
+      <w:r>
+        <w:t xml:space="preserve">Παρατηρούσα το πρόσωπό του καθ’ όλη τη διάρκεια που το έλεγα. Αυτό που σχηματίστηκε στο πρόσωπο του Νιλ Κάρτερ ήταν η ανοιχτή, άπληστη, ελαφρώς αποτροπιασμένη γοητεία ενός ανθρώπου που έχει περάσει ολόκληρη την καριέρα του κυνηγώντας ένα κρύο, εκατοντάχρονο ίχνος μέσα σε χαρτιά και μόλις του είπαν, απέναντι από ένα τραπέζι βιβλιοθήκης, ότι το ίχνος είναι ακόμα αρκετά ζεστό για να κάψει έναν ζωντανό άνθρωπο.</w:t>
+      </w:r>
+    </w:p>
+    <w:p/>
+    <w:p>
+      <w:r>
+        <w:t xml:space="preserve">«Μισό εκατομμύριο».</w:t>
+      </w:r>
+    </w:p>
+    <w:p/>
+    <w:p>
+      <w:r>
+        <w:t xml:space="preserve">Έγειρε πίσω και άφησε να του ξεφύγει ένα χαμηλό σφύριγμα. </w:t>
+      </w:r>
+    </w:p>
+    <w:p/>
+    <w:p>
+      <w:r>
+        <w:t xml:space="preserve">«Μεγάλε Θεέ. Κάποιος στριμώχνει τον απόγονο. Για ένα πράγμα που ο νόμος δεν μπορεί να αγγίξει».</w:t>
       </w:r>
     </w:p>
     <w:p/>
@@ -3675,25 +3675,25 @@
     <w:p/>
     <w:p>
       <w:r>
-        <w:t>— Αυτό είναι σκληρό, κυρία Claus, και είναι ηλίθιο. Δεν υπάρχει κατηγορία που θα μπορούσε να απαγγείλει κανείς γι' αυτή την καρφίτσα τώρα. Η περιουσία των Blackburn δεν θέλει τα χρήματα της φίλης σας και σίγουρα δεν θέλει το τομάρι της. Θέλει μια γραμμή σε ένα καθολικό που να λέει πού πήγε το αντικείμενο, ώστε οι δικηγόροι να μπορούν να κλείσουν τον φάκελο και να σταματήσουν να χρεώνουν ο ένας τον άλλον. Όποιος κι αν αιμορραγεί τη φίλη σας, της πουλάει έναν τρόμο που δεν είναι καν αληθινός. Η ντροπή είναι το μόνο όπλο σε αυτό. Δεν έχει απομείνει καμία νομική υπόθεση, όχι μετά από εκατό χρόνια.</w:t>
-      </w:r>
-    </w:p>
-    <w:p/>
-    <w:p>
-      <w:r>
-        <w:t>Ήταν, σκέφτηκα, το πιο χρήσιμο πράγμα που μου είχε πει κάποιος σε ολόκληρη αυτή την υπόθεση, και το είχε παραδώσει απλόχερα, καθαρίζοντας τον εαυτό του λίγο περισσότερο με κάθε λέξη. Ένας εκβιαστής ζει από το μέγεθος της απειλής. Ο Neil μόλις μου είχε πει, χωρίς να του το ζητήσω, ότι η απειλή ήταν κούφια, ότι η καρφίτσα δεν μπορούσε να βλάψει τη Fiona σε κανένα δικαστήριο στον κόσμο, ότι η μόνη αιχμηρή άκρη που είχε απομείνει σε αυτήν ήταν ο φόβος της για τα μάτια της πόλης. Ένας άνθρωπος που δούλευε την εκβίαση θα είχε κόψει τη γλώσσα του πριν μου το πει αυτό. Θα είχε αφήσει τον τρόμο να σταθεί, επειδή ο τρόμος ήταν ολόκληρο το προϊόν του.</w:t>
-      </w:r>
-    </w:p>
-    <w:p/>
-    <w:p>
-      <w:r>
-        <w:t>— Δεν φαίνεται να θέλετε να ντροπιάσετε κανέναν, είπα.</w:t>
-      </w:r>
-    </w:p>
-    <w:p/>
-    <w:p>
-      <w:r>
-        <w:t>— Σας το είπα την πρώτη μέρα. Εντοπίζω πού πήγαν τα πράγματα. Τα υπόλοιπα είναι μεταξύ των ανθρώπων και ό,τι κι αν είναι αυτό στο οποίο λογοδοτούν.</w:t>
+        <w:t xml:space="preserve">«Αυτό είναι σκληρό, κυρία Κλος, και είναι ηλίθιο. Δεν υπάρχει κατηγορία που θα μπορούσε να απαγγείλει κανείς γι' αυτή την καρφίτσα τώρα. Η περιουσία των Μπλάκμπερν δεν θέλει τα χρήματα της φίλης σας και σίγουρα δεν θέλει το τομάρι της. Θέλει μια γραμμή σε ένα καθολικό που να λέει πού πήγε το αντικείμενο, ώστε οι δικηγόροι να μπορούν να κλείσουν τον φάκελο και να σταματήσουν να χρεώνουν ο ένας τον άλλον. Όποιος κι αν απομυζά τη φίλη σας, της πουλάει έναν τρόμο που δεν είναι καν αληθινός. Η ντροπή είναι το μόνο όπλο σε αυτό. Δεν έχει απομείνει καμία νομική υπόθεση, όχι μετά από εκατό χρόνια».</w:t>
+      </w:r>
+    </w:p>
+    <w:p/>
+    <w:p>
+      <w:r>
+        <w:t xml:space="preserve">Ήταν, σκέφτηκα, το πιο χρήσιμο πράγμα που μου είχε πει κάποιος σε ολόκληρη αυτή την υπόθεση, και το είχε παραδώσει απλόχερα, καθαρίζοντας τον εαυτό του λίγο περισσότερο με κάθε λέξη. Ένας εκβιαστής ζει από το μέγεθος της απειλής. Ο Νιλ μόλις μου είχε πει, χωρίς να του το ζητήσω, ότι η απειλή ήταν κούφια, ότι η καρφίτσα δεν μπορούσε να βλάψει τη Φιόνα σε κανένα δικαστήριο στον κόσμο, ότι η μόνη αιχμηρή άκρη που είχε απομείνει σε αυτήν ήταν ο φόβος της για τα μάτια της πόλης. Ένας άνθρωπος που δούλευε την εκβίαση θα είχε κόψει τη γλώσσα του πριν μου το πει αυτό. Θα είχε αφήσει τον τρόμο να σταθεί, επειδή ο τρόμος ήταν ολόκληρο το προϊόν του.</w:t>
+      </w:r>
+    </w:p>
+    <w:p/>
+    <w:p>
+      <w:r>
+        <w:t xml:space="preserve">«Δεν φαίνεται να θέλετε να ντροπιάσετε κανέναν», είπα.</w:t>
+      </w:r>
+    </w:p>
+    <w:p/>
+    <w:p>
+      <w:r>
+        <w:t xml:space="preserve">«Σας το είπα την πρώτη μέρα. Εντοπίζω πού πήγαν τα πράγματα. Τα υπόλοιπα είναι μεταξύ των ανθρώπων και ό,τι κι αν είναι αυτό στο οποίο λογοδοτούν».</w:t>
       </w:r>
     </w:p>
     <w:p/>
@@ -3705,7 +3705,7 @@
     <w:p/>
     <w:p>
       <w:r>
-        <w:t>— Ορίστε. Μπορείτε εξίσου καλά να το έχετε αυτό, εφόσον είμαστε ειλικρινείς μεταξύ μας, και δεδομένου ότι κάποιος μικροκλέφτης στην ωραία σας πόλη χρησιμοποιεί το χειρότερο μισό του για να βασανίσει μια καλή γυναίκα. Είναι ό,τι έχω βρει για την υπηρέτρια. Την Constance Okafor.</w:t>
+        <w:t xml:space="preserve">«Ορίστε. Μπορείτε εξίσου καλά να το έχετε αυτό, εφόσον είμαστε ειλικρινείς μεταξύ μας, και δεδομένου ότι κάποιος μικροκλέφτης στην ωραία σας πόλη χρησιμοποιεί το χειρότερο μισό του για να βασανίσει μια καλή γυναίκα. Είναι ό,τι έχω βρει για την υπηρέτρια. Την Κόνστανς Οκαφόρ».</w:t>
       </w:r>
     </w:p>
     <w:p/>
@@ -3717,7 +3717,7 @@
     <w:p/>
     <w:p>
       <w:r>
-        <w:t>— Της χρωstούσαν, είπε ο Neil, παρακολουθώντας με να διαβάζω. Αυτό είναι το κομμάτι που τα κουτσομπολιά αφήνουν πάντα απέξω, επειδή τα κουτσομπολιά θέλουν έναν καθαρό μικρό κακό και ένα καθαρό μικρό έγκλημα. Οι Blackburn δεν είχαν πληρώσει το οικιακό τους προσωπικό εδώ και μήνες, εκείνο τον χειμώνα του '24. Έχω τα παράπονα εκεί μέσα, τους άλλους υπηρέτες που έφυγαν, και ένα γράμμα, κυρία Claus, ένα γράμμα από την ίδια την Constance, που ζητούσε, πολύ ευγενικά, τα δεδουλευμένα της, και της απάντησαν να είναι ευγνώμων που είχε ένα κεραμίδι πάνω από το κεφάλι της. Η μητέρα της πέθαινε τον ίδιο εκείνο χειμώνα, τρεις δρόμους πιο κάτω, και δεν υπήρχαν χρήματα για γιατρό, τίποτα. Και ήταν εκεί, μέρα με τη μέρα, ξεσκονίζοντας μια καρφίτσα που άξιζε περισσότερα από όσα θα κέρδιζε σε τρεις ζωές, ενώ η οικογένεια που την είχε στην κατοχή της της έλεγε να είναι ευγνώμων.</w:t>
+        <w:t xml:space="preserve">«Της χρωστούσαν», είπε ο Νιλ, παρακολουθώντας με να διαβάζω. «Αυτό είναι το κομμάτι που τα κουτσομπολιά αφήνουν πάντα απέξω, επειδή τα κουτσομπολιά θέλουν έναν καθαρό μικρό κακό και ένα καθαρό μικρό έγκλημα. Οι Μπλάκμπερν δεν είχαν πληρώσει το οικιακό τους προσωπικό εδώ και μήνες, εκείνο τον χειμώνα του '24. Έχω τα παράπονα εκεί μέσα, τους άλλους υπηρέτες που έφυγαν, και ένα γράμμα, κυρία Κλος, ένα γράμμα από την ίδια την Κόνστανς, που ζητούσε, πολύ ευγενικά, τα δεδουλευμένα της, και της απάντησαν να είναι ευγνώμων που είχε ένα κεραμίδι πάνω από το κεφάλι της. Η μητέρα της πέθαινε τον ίδιο εκείνο χειμώνα, τρεις δρόμους πιο κάτω, και δεν υπήρχαν χρήματα για γιατρό, τίποτα. Και ήταν εκεί, μέρα με τη μέρα, ξεσκονίζοντας μια καρφίτσα που άξιζε περισσότερα από όσα θα κέρδιζε σε τρεις ζωές, ενώ η οικογένεια που την είχε στην κατοχή της της έλεγε να είναι ευγνώμων».</w:t>
       </w:r>
     </w:p>
     <w:p/>
@@ -3729,25 +3729,25 @@
     <w:p/>
     <w:p>
       <w:r>
-        <w:t>— Δεν λέω ότι είχε δίκιο που την πήρε. Λέω ότι δεν ήταν κλέφτρα με τον απλό τρόπο που το σημείωμα θέλει να πιστεύει η φίλη σας. Ήταν ένα απελπισμένο κορίτσι, ληστεμένο πρώτα από πλούσιους ανθρώπους που είχαν την οικονομική δυνατότητα να την πληρώσουν και επέλεξαν να μην το κάνουν. Πλήρωσε τον εαυτό της πίσω με το μόνο πράγμα που μπορούσε να φτάσει, και έχτισε πάνω σε αυτό εκατό χρόνια ειλικρινούς φιλοξενίας. Υπάρχουν χειρότερα θεμέλια για ένα πανδοχείο.</w:t>
-      </w:r>
-    </w:p>
-    <w:p/>
-    <w:p>
-      <w:r>
-        <w:t>Κάθισα με τον φάκελο ανοιχτό στα χέρια μου, και κάτι αναποδογύρισε αργά μέσα στο στήθος μου. Αυτό άλλαξε το σχήμα όλης της υπόθεσης. Το μυστικό που η Fiona προσπαθούσε σχεδόν να σκοτώσει τον εαυτό της για να κρατήσει, η ντροπιαστική κλοπή στη ρίζα της οικογένειάς της, φαινόταν διαφορετική όταν άπλωνες τα χαρτιά επίπεδα στο φως. Ήταν μια σκληρή ιστορία, και μια ανθρώπινη: ένα απελπισμένο κορίτσι σε ένα κρύο σπίτι, και ένα χρέος που διευθετήθηκε με τον μοναδικό τρόπο που της είχε απομείνει. Ειπωμένη με τον έναν τρόπο, ψιθυριστά, με τα μισά γεγονότα, θα μπορούσε να την καταστρέψει. Ειπωμένη με τον αληθινό τρόπο, ολόκληρη, με τα έγγραφα του Neil απλωμένα από κάτω της, ίσως να μην την κατέστρεφε καθόλου. Μπορεί ακόμη και να ήταν μια ιστορία μέσα στην οποία μια γυναίκα θα μπορούσε να σταθεί όρθια.</w:t>
-      </w:r>
-    </w:p>
-    <w:p/>
-    <w:p>
-      <w:r>
-        <w:t>— Μπορώ να το κρατήσω αυτό; ρώτησα.</w:t>
-      </w:r>
-    </w:p>
-    <w:p/>
-    <w:p>
-      <w:r>
-        <w:t>— Κρατήστε το. Έχω αντίγραφα από κάθε σελίδα.</w:t>
+        <w:t xml:space="preserve">«Δεν λέω ότι είχε δίκιο που την πήρε. Λέω ότι δεν ήταν κλέφτρα με τον απλό τρόπο που το σημείωμα θέλει να πιστεύει η φίλη σας. Ήταν ένα απελπισμένο κορίτσι, ληστεμένο πρώτα από πλούσιους ανθρώπους που είχαν την οικονομική δυνατότητα να την πληρώσουν και επέλεξαν να μην το κάνουν. Πλήρωσε τον εαυτό της πίσω με το μόνο πράγμα που μπορούσε να φτάσει, και έχτισε πάνω σε αυτό εκατό χρόνια ειλικρινούς φιλοξενίας. Υπάρχουν χειρότερα θεμέλια για ένα πανδοχείο».</w:t>
+      </w:r>
+    </w:p>
+    <w:p/>
+    <w:p>
+      <w:r>
+        <w:t xml:space="preserve">Κάθισα με τον φάκελο ανοιχτό στα χέρια μου, και κάτι αναποδογύρισε αργά μέσα στο στήθος μου. Αυτό άλλαξε το σχήμα όλης της υπόθεσης. Το μυστικό που η Φιόνα προσπαθούσε σχεδόν να σκοτώσει τον εαυτό της για να κρατήσει, η ντροπιαστική κλοπή στη ρίζα της οικογένειάς της, φαινόταν διαφορετική όταν άπλωνες τα χαρτιά επίπεδα στο φως. Ήταν μια σκληρή ιστορία, και μια ανθρώπινη: ένα απελπισμένο κορίτσι σε ένα κρύο σπίτι, και ένα χρέος που διευθετήθηκε με τον μοναδικό τρόπο που της είχε απομείνει. Ειπωμένη με τον έναν τρόπο, ψιθυριστά, με τα μισά γεγονότα, θα μπορούσε να την καταστρέψει. Ειπωμένη με τον αληθινό τρόπο, ολόκληρη, με τα έγγραφα του Νιλ απλωμένα από κάτω της, ίσως να μην την κατέστρεφε καθόλου. Μπορεί ακόμη και να ήταν μια ιστορία μέσα στην οποία μια γυναίκα θα μπορούσε να σταθεί όρθια.</w:t>
+      </w:r>
+    </w:p>
+    <w:p/>
+    <w:p>
+      <w:r>
+        <w:t xml:space="preserve">«Μπορώ να το κρατήσω αυτό;» ρώτησα.</w:t>
+      </w:r>
+    </w:p>
+    <w:p/>
+    <w:p>
+      <w:r>
+        <w:t xml:space="preserve">«Κρατήστε το. Έχω αντίγραφα από κάθε σελίδα».</w:t>
       </w:r>
     </w:p>
     <w:p/>
@@ -3759,13 +3759,13 @@
     <w:p/>
     <w:p>
       <w:r>
-        <w:t>— Πες κάτι στη φίλη σου, από έναν άνθρωπο που διαβάζει την αλληλογραφία πεθαμένων ανθρώπων για επάγγελμα. Τα μυστικά που καταστρέφουν τους ανθρώπους είναι αυτά που λέγονται μισά. Κάθε φορά. Το κρύψιμο είναι αυτό που βάζει τα δόντια σε αυτά, όχι η αλήθεια. Έχω ξεθάψει εκατό θαμμένα οικογενειακά μυστικά στην καριέρα μου, και το καθένα από αυτά αποδείχθηκε μικρότερο και πιο θλιβερό από ό ό,τι η οικογένεια είχε περάσει τη ζωή της τρέμοντας.</w:t>
-      </w:r>
-    </w:p>
-    <w:p/>
-    <w:p>
-      <w:r>
-        <w:t>Τον ευχαρίστησα, και το εννοούσα μέχρι το μεδούλι. Μάζεψα τον φάκελο και τον πιγκουίνο μου, η οποία άφησε τον μεγεθυντικό φακό διαμαρτυρόμενη, και βγήκα στο κρύο με τον τελευταίο από τους ψεύτικους υπόπτους μου α άφησε πίσω μου. Είχα έρθει στη βιβλιοθήκη για να καθαρίσω τον Neil Carter. Τον είχα καθαρίσει, και βγήκα κρατώντας το πράγμα που ίσως μια μέρα επιτρέψει στη Fiona να περπατήσει ελεύθερη, ό,τι κι αν συνέβαινε: ολόκληρη, αληθινή ιστορία για το πού είχε πάει η καρφίτσα και γιατί.</w:t>
+        <w:t xml:space="preserve">«Πείτε κάτι στη φίλη σας, από έναν άνθρωπο που διαβάζει την αλληλογραφία πεθαμένων ανθρώπων για επάγγελμα. Τα μυστικά που καταστρέφουν τους ανθρώπους είναι αυτά που λέγονται μισά. Κάθε φορά. Το κρύψιμο είναι αυτό που βάζει τα δόντια σε αυτά, όχι η αλήθεια. Έχω ξεθάψει εκατό θαμμένα οικογενειακά μυστικά στην καριέρα μου, και το καθένα από αυτά αποδείχθηκε μικρότερο και πιο θλιβερό απ' ό,τι η οικογένεια είχε περάσει τη ζωή της τρέμοντας».</w:t>
+      </w:r>
+    </w:p>
+    <w:p/>
+    <w:p>
+      <w:r>
+        <w:t xml:space="preserve">Τον ευχαρίστησα, και το εννοούσα μέχρι το μεδούλι. Μάζεψα τον φάκελο και τον πιγκουίνο μου, η οποία άφησε τον μεγεθυντικό φακό διαμαρτυρόμενη, και βγήκα στο κρύο με τον τελευταίο από τους ψεύτικους υπόπτους μου αφημένο πίσω μου. Είχα έρθει στη βιβλιοθήκη για να καθαρίσω τον Νιλ Κάρτερ. Τον είχα καθαρίσει, και βγήκα κρατώντας το πράγμα που ίσως μια μέρα επιτρέψει στη Φιόνα να περπατήσει ελεύθερη, ό,τι κι αν συνέβαινε: την ολόκληρη, αληθινή ιστορία για το πού είχε πάει η καρφίτσα και γιατί.</w:t>
       </w:r>
     </w:p>
     <w:p/>
@@ -3782,13 +3782,13 @@
     <w:p/>
     <w:p>
       <w:r>
-        <w:t>Πήγα να βοηθήσω τον Τίο στο αρχείο εκείνο το απόγευμα, και πήγα με την πρόθεση να τον απαλλάξω. Αυτή ήταν η ελπίδα που κουβαλούσα ανεβαίνοντας τα μπροστινά σκαλιά και περνώντας την πόρτα. Να βρω τις λέξεις στα χαμένα γράμματα, να διαπιστώσω ότι δεν ταίριαζαν με το σημείωμα, να διαγράψω το όνομά του με μια γραμμή και να γυρίσω σπίτι μου πιο ελαφριά απ’ ό,τι είχα έρθει. Αυτό ήταν όλο κι όλο το σχέδιο, και το κρατούσα σαν κερί στον άνεμο, με τα δύο μου χέρια.</w:t>
-      </w:r>
-    </w:p>
-    <w:p/>
-    <w:p>
-      <w:r>
-        <w:t>Το αρχείο ήταν το μακρύ πίσω δωμάτιο πίσω από την αίθουσα εκθέσεων, γεμάτο από το πάτωμα ως το ταβάνι με χαρτόκουτα αρχειοθέτησης, και ήταν, όπως είχε ομολογήσει ο Τίο σε ολόκληρη την πόλη στα εγκαίνια, ένα ένδοξο ναυάγιο. Με υποδέχτηκε εκεί γκρίζος και ευγνώμων, με την ίδια στραβή γραβάτα, και με έβαλε να ταξινομήσω μια σειρά από οικιακά έγγραφα στο τραπέζι εργασίας, ενώ ο ίδιος δούλευε στην άλλη άκρη του δωματίου. Για το μεγαλύτερο μέρος μιας ώρας δουλέψαμε στη συντροφική ησυχία δύο ανθρώπων που αγαπούν και οι δύο την τάξη και ανακουφίζονται, ο καθένας με τον τρόπο του, από τη δημιουργία της. Η Πιπ πήρε θέση πάνω σε μια χαμηλή στοίβα από κούτες δίπλα μου και παρακολουθούσε στενά τα ορειχάλκινα συνδετικά στο δίσκο μου. Άφησα τον εαυτό μου, για εκείνη την ώρα, να ξεχάσει σχεδόν τον λόγο για τον οποίο είχα έρθει.</w:t>
+        <w:t xml:space="preserve">Πήγα να βοηθήσω τον Θίο στο αρχείο εκείνο το απόγευμα, και πήγα με την πρόθεση να τον απαλλάξω. Αυτή ήταν η ελπίδα που κουβαλούσα ανεβαίνοντας τα μπροστινά σκαλιά και περνώντας την πόρτα. Να βρω τις λέξεις στα χαμένα γράμματα, να διαπιστώσω ότι δεν ταίριαζαν με το σημείωμα, να διαγράψω το όνομά του με μια γραμμή και να γυρίσω σπίτι μου πιο ελαφριά απ’ ό,τι είχα έρθει. Αυτό ήταν όλο κι όλο το σχέδιο, και το κρατούσα σαν κερί στον άνεμο, με τα δύο μου χέρια.</w:t>
+      </w:r>
+    </w:p>
+    <w:p/>
+    <w:p>
+      <w:r>
+        <w:t xml:space="preserve">Το αρχείο ήταν το μακρύ πίσω δωμάτιο πίσω από την αίθουσα εκθέσεων, γεμάτο από το πάτωμα ως το ταβάνι με χαρτόκουτα αρχειοθέτησης, και ήταν, όπως είχε ομολογήσει ο Θίο σε ολόκληρη την πόλη στα εγκαίνια, ένα ένδοξο ναυάγιο. Με υποδέχτηκε εκεί γκρίζος και ευγνώμων, με την ίδια στραβή γραβάτα, και με έβαλε να ταξινομήσω μια σειρά από οικιακά έγγραφα στο τραπέζι εργασίας, ενώ ο ίδιος δούλευε στην άλλη άκρη του δωματίου. Για το μεγαλύτερο μέρος μιας ώρας δουλέψαμε στη συντροφική ησυχία δύο ανθρώπων που αγαπούν και οι δύο την τάξη και ανακουφίζονται, ο καθένας με τον τρόπο του, από τη δημιουργία της. Η Πιπ πήρε θέση πάνω σε μια χαμηλή στοίβα από κούτες δίπλα μου και παρακολουθούσε στενά τα ορειχάλκινα συνδετήρια στον δίσκο μου. Άφησα τον εαυτό μου, για εκείνη την ώρα, να ξεχάσει σχεδόν τον λόγο για τον οποίο είχα έρθει.</w:t>
       </w:r>
     </w:p>
     <w:p/>
@@ -3800,7 +3800,7 @@
     <w:p/>
     <w:p>
       <w:r>
-        <w:t xml:space="preserve">Ο Τίο διατηρούσε ένα ευρετήριο, όπως όφειλε να κάνει ένας καλός αρχειοονόμος, ένα μακρύ, ρηχό συρτάρι με δελτία, από ένα δελτίο για κάθε αντικείμενο του χώρου, με μια σύντομη περίληψη από το μικρό, πλαγιογραφημένο χέρι του για το τι περιείχε κάθε φάκελος. Είχα προσφερθεί να ξαναταξινομήσω μια στοίβα từ τα δελτία που είχαν μπερδευτεί. Δούλευα στα γράμματα Β, Αποδείξεις Φούρνου, Συνδρομές Μουσικής Σκηνής, όταν έφτασα στα δελτία για τα έγγραφα της οικογένειας Μπλάκμπερν, και ανάμεσά τους βρήκα τρία που έφεραν στην κορυφή την επιγραφή με κόκκινο μολύβι: </w:t>
+        <w:t xml:space="preserve">Ο Θίο διατηρούσε ένα ευρετήριο, όπως όφειλε να κάνει ένας καλός αρχειονόμος, ένα μακρύ, ρηχό συρτάρι με δελτία, από ένα δελτίο για κάθε αντικείμενο του χώρου, με μια σύντομη περίληψη από το μικρό, πλαγιογραφημένο χέρι του για το τι περιείχε κάθε φάκελος. Είχα προσφερθεί να ξαναταξινομήσω μια στοίβα από τα δελτία που είχαν μπερδευτεί. Δούλευα στα γράμματα Β, Αποδείξεις Φούρνου, Συνδρομές Μουσικής Σκηνής, όταν έφτασα στα δελτία για τα έγγραφα της οικογένειας Μπλάκμπερν, και ανάμεσά τους βρήκα τρία που έφεραν στην κορυφή την επιγραφή με κόκκινο μολύβι: </w:t>
       </w:r>
       <w:r>
         <w:rPr>
@@ -3818,13 +3818,13 @@
     <w:p/>
     <w:p>
       <w:r>
-        <w:t xml:space="preserve">Ήταν οι περιλήψεις του Τίο για ακριβώς εκείνα τα γράμματα που είχαν χαθεί. Τα πιο ενδιαφέροντα, αυτά για τα οποία είχε θρηνήσει φωναχτά ότι δεν τα είχε στη βιτρίνα. Και το τρίτο δελτίο, με το προσεγμένο, επιμελημένο χέρι του Τίο, έγραφε: </w:t>
+        <w:t xml:space="preserve">Ήταν οι περιλήψεις του Θίο για ακριβώς εκείνα τα γράμματα που είχαν χαθεί. Τα πιο ενδιαφέροντα, αυτά για τα οποία είχε θρηνήσει φωναχτά ότι δεν τα είχε στη βιτρίνα. Και το τρίτο δελτίο, με το προσεγμένο, επιμελημένο χέρι του Θίο, έγραφε: </w:t>
       </w:r>
       <w:r>
         <w:rPr>
           <w:i/>
         </w:rPr>
-        <w:t>Αλληλογραφία, Αδελαΐδα Μπλάκμπερν προς την αδελφή της, χειμώνας 1924. Σχετικά με: την κλοπή της οικογενειακής καρφίτσας (το ζαφείρι στην καρδιά της) από οικιακό υπηρέτη· το αντικείμενο εν συνεχεία ενεχυριάστηκε στο Ρίτζλιν. Σημαντικού τοπικού ενδιαφέροντος.</w:t>
+        <w:t xml:space="preserve">Αλληλογραφία, Αδελαΐδα Μπλάκμπερν προς την αδελφή της, χειμώνας 1924. Σχετικά με: την κλοπή της οικογενειακής καρφίτσας (το ζαφείρι στην καρδιά της) από οικιακό υπηρέτη· το αντικείμενο εν συνεχεία ενεχυριάστηκε στο Ρίτζλαϊν. Σημαντικού τοπικού ενδιαφέροντος.</w:t>
       </w:r>
     </w:p>
     <w:p/>
@@ -3836,7 +3836,7 @@
     <w:p/>
     <w:p>
       <w:r>
-        <w:t>Πάγωσα. Έχω εκπαιδεύσει τον εαυτό μου σε όλη μου τη ζωή να μην αφήνω το σώμα μου να με προδίδει, και χρειάστηκα κάθε ψήγμα αυτής της εκπαίδευσης τότε, καθισμένη στο τραπέζι εργασίας του Τίο με το δελτίο στο χέρι μου, επειδή το σημείωμα εκβιασμού διπλωμένο στο παλτό μου έλεγε τις ίδιες ακριβώς λέξεις. Όχι λέξεις παρόμοιες. Εκείνες τις λέξεις. Δεν χρειαζόταν να βγάλω το σημείωμα για να είμαι σίγουρη· το είχα διαβάσει εκατοντάδες φορές και μπορούσα να το δω πίσω από τα μάτια μου. Το ζαφείρι στην καρδιά της. Είναι ένας παράξενος τρόπος να περιγράψεις μια καρφίτσα, λίγο ποιητικός, η φρασεολογία ενός ιστορικού κι όχι ενός κλέφτη. Βρισκόταν στο σημείωμα εκβιασμού ακριβώς όπως βρισκόταν και στο δελτίο του Τίο, οι ίδιες πέντε λέξεις με την ίδια σειρά. Δύο άνθρωποι δεν περιγράφουν ένα κόσμημα με τις ίδιες πέντε περίεργες λέξεις συμπτωματικά.</w:t>
+        <w:t xml:space="preserve">Πάγωσα. Έχω εκπαιδεύσει τον εαυτό μου σε όλη μου τη ζωή να μην αφήνω το σώμα μου να με προδίδει, και χρειάστηκα κάθε ψήγμα αυτής της εκπαίδευσης τότε, καθισμένη στο τραπέζι εργασίας του Θίο με το δελτίο στο χέρι μου, επειδή το σημείωμα εκβιασμού διπλωμένο στο παλτό μου έλεγε τις ίδιες ακριβώς λέξεις. Όχι λέξεις παρόμοιες. Εκείνες τις λέξεις. Δεν χρειαζόταν να βγάλω το σημείωμα για να είμαι σίγουρη· το είχα διαβάσει εκατοντάδες φορές και μπορούσα να το δω πίσω από τα μάτια μου. Το ζαφείρι στην καρδιά της. Είναι ένας παράξενος τρόπος να περιγράψεις μια καρφίτσα, λίγο ποιητικός, η φρασεολογία ενός ιστορικού κι όχι ενός κλέφτη. Βρισκόταν στο σημείωμα εκβιασμού ακριβώς όπως βρισκόταν και στο δελτίο του Θίο, οι ίδιες πέντε λέξεις με την ίδια σειρά. Δύο άνθρωποι δεν περιγράφουν ένα κόσμημα με τις ίδιες πέντε περίεργες λέξεις συμπτωματικά.</w:t>
       </w:r>
     </w:p>
     <w:p/>
@@ -3848,13 +3848,13 @@
     <w:p/>
     <w:p>
       <w:r>
-        <w:t>Και το δελτίο ήταν γραμμένο με το χέρι του Τίο.</w:t>
-      </w:r>
-    </w:p>
-    <w:p/>
-    <w:p>
-      <w:r>
-        <w:t>Υποχρέωσα τον εαυτό μου να αναπνεύσει. Υποχρέωσα τον εαυτό μου να αφήσει τα τρία δελτία με το κόκκινο μολύβι κάτω μαζί με τα υπόλοιπα και να συνεχίσει την ταξινόμηση, Β, Β, Τουρνουά Μπριτζ, Μπάντινγκ, Πλεόνασμα, σαν να μην είχε μόλις ανοίξει ήσυχα το πάτωμα του δωματίου κάτω από την καρέκλα μου. Στην άλλη άκρη του δωματίου ο Τίο σιγοτραγουδούσε στον εαυτό του, μετακίνησε ένα κουτί και είπε κάτι για τον λέβητα στο οποίο απάντησα χωρίς να ακούσω την απάντησή μου. Ο άντρας στην απέναντι πλευρά του δωματίου, ο πιο καλοσυνάτος άντρας στο Φρόστ Φολς, ο άντρας που αγόραζε το καλό κακάο με τα μικρά ζαχαρωτά από την τσέπη του για να μη μεγαλώσουν τα παιδιά χωρίς να ξέρουν τις ιστορίες της πόλης τους, είχε γράψει τα σημειώματα που τρομοκρατούσαν τη Φιόνα. Ή η φροντίδα του για αυτά τα γράμματα είχε επιτρέψει σε κάποιον άλλον να τα γράψει, σε κάποιον από μια λίστα τόσο μικρή που το όνομά του βρισκόταν στην κορυφή της, με τη δική του προσεγμένη γραφή.</w:t>
+        <w:t xml:space="preserve">Και το δελτίο ήταν γραμμένο με το χέρι του Θίο.</w:t>
+      </w:r>
+    </w:p>
+    <w:p/>
+    <w:p>
+      <w:r>
+        <w:t xml:space="preserve">Υποχρέωσα τον εαυτό μου να αναπνεύσει. Υποχρέωσα τον εαυτό μου να αφήσει τα τρία δελτία με το κόκκινο μολύβι κάτω μαζί με τα υπόλοιπα και να συνεχίσει την ταξινόμηση, Β, Β, Τουρνουά Μπριτζ, Σημαιάκια, Πλεόνασμα, σαν να μην είχε μόλις ανοίξει ήσυχα το πάτωμα του δωματίου κάτω από την καρέκλα μου. Στην άλλη άκρη του δωματίου ο Θίο σιγοτραγουδούσε στον εαυτό του, μετακίνησε ένα κουτί και είπε κάτι για τον λέβητα στο οποίο απάντησα χωρίς να ακούσω την απάντησή μου. Ο άντρας στην απέναντι πλευρά του δωματίου, ο πιο καλοσυνάτος άντρας στο Φροστ Φολς, ο άντρας που αγόραζε το καλό κακάο με τα μικρά ζαχαρωτά από την τσέπη του για να μη μεγαλώσουν τα παιδιά χωρίς να ξέρουν τις ιστορίες της πόλης τους, είχε γράψει τα σημειώματα που τρομοκρατούσαν τη Φιόνα. Ή η φροντίδα του για αυτά τα γράμματα είχε επιτρέψει σε κάποιον άλλον να γράψει τα σημειώματα, σε κάποιον από μια λίστα τόσο μικρή που το όνομά του βρισκόταν στην κορυφή της, με τη δική του προσεγμένη γραφή.</w:t>
       </w:r>
     </w:p>
     <w:p/>
@@ -3866,7 +3866,7 @@
     <w:p/>
     <w:p>
       <w:r>
-        <w:t>Δεν τον αντιμετώπισα. Δεν ήταν η κατάλληλη στιγμή. Ό,τι γίνεται βιαστικά γίνεται κακά, και υπήρχε ακόμα το ερώτημα του πώς, ακριβώς, και αν το είχε κάνει μόνος του. Έτσι τελείωσα την ώρα μου. Είπα στον Τίο ότι η ταξινόμηση προχωρούσε υπέροχα, πράγμα που ήταν αλήθεια. Τον άφησα να πιέσει τα χέρια μου στην πόρτα, να με ευχαριστήσει και να μου πει, με τα κουρασμένα του μάτια να λάμπουν, ότι η έκθεση είχε φέρει σαράντα νέα μέλη, σαράντα, καταλάβαινα τι μπορούσε να σημαίνει αυτό για την Εταιρεία. Είπα ότι ήταν υπέροχο, και εννοούσα το μεγαλείο της ελπίδας του ακόμα κι αν μου ράβε την καρδιά. Μετά κατέβηκα τα σκαλιά στο κρύο με τα πόδια μου να μην είναι εντελώς δικά μου.</w:t>
+        <w:t xml:space="preserve">Δεν τον αντιμετώπισα. Δεν ήταν η κατάλληλη στιγμή. Ό,τι γίνεται βιαστικά γίνεται κακά, και υπήρχε ακόμα το ερώτημα του πώς, ακριβώς, και αν το είχε κάνει μόνος του. Έτσι τελείωσα την ώρα μου. Είπα στον Θίο ότι η ταξινόμηση προχωρούσε υπέροχα, πράγμα που ήταν αλήθεια. Τον άφησα να πιέσει τα χέρια μου στην πόρτα, να με ευχαριστήσει και να μου πει, με τα κουρασμένα του μάτια να λάμπουν, ότι η έκθεση είχε φέρει σαράντα νέα μέλη, σαράντα, αν καταλάβαινα τι μπορούσε να σημαίνει αυτό για την Εταιρεία. Είπα ότι ήταν υπέροχο, και εννοούσα το μεγαλείο της ελπίδας του ακόμα κι αν μου ράγιζε την καρδιά. Μετά κατέβηκα τα σκαλιά στο κρύο με τα πόδια μου να μην είναι εντελώς δικά μου.</w:t>
       </w:r>
     </w:p>
     <w:p/>
@@ -3878,25 +3878,25 @@
     <w:p/>
     <w:p>
       <w:r>
-        <w:t>Ο Νικ με κοίταξε για ένα δευτερόλεπτο στο κατώφλι και δεν ρώτησε τίποτα. Με έβαλε να καθίσω, μου έβαλε μια κουβέρτα γύρω από τους ώμους μου και περίμενε. Μετά από λίγο του τα είπα όλα. Το δελτίο. Τα τρία δελτία με το κόκκινο μολύβι. Οι πέντε λέξεις. Ο γραφικός χαρακτήρας του Τίο. Άκουσε, και το πρόσωπό του έγινε λυπημένο και γερασμένο. Όταν τελείωσα δεν είπε λυπάμαι, ούτε είπε είσαι σίγουρη, επειδή μπορούσε να δει ότι ήμουν σίγουρη, και ήταν πολύ ευγενικός άνθρωπος για να βάλει κάποιον να πει ένα τέτοιο πράγμα δύο φορές.</w:t>
-      </w:r>
-    </w:p>
-    <w:p/>
-    <w:p>
-      <w:r>
-        <w:t>—Τότε ξέρεις, είπε ήσυχα.</w:t>
-      </w:r>
-    </w:p>
-    <w:p/>
-    <w:p>
-      <w:r>
-        <w:t>—Ξέρω ότι προήλθε από αυτόν ή μέσω αυτού. Η φωνή μου βγήκε τραχιά. Ξέρω ότι όποιος έγραψε αυτό το σημείωμα διάβασε τα λόγια του ίδιου του Τίο για την καρφίτσα. Και ξέρω ότι υπάρχει μια μικρή λίστα ανθρώπων που θα μπορούσαν να το έχουν κάνει, και το όνομά του βρίσκεται στην κορυφή της, με κόκκινο μολύβι, με τον δικό του γραφικό χαρακτήρα. Έσφιξα την κουβέρτα πιο πάνω μου. Συνεχίζω να τον βλέπω στην πόρτα πριν από λίγο. Σαράντα νέα μέλη. Τόσο ευτυχισμένος. Νικ, πώς το κάνει ένας άντρας αυτό; Πώς το κάνει αυτό στη Φιόνα στο σκοτάδι και φέρνει στα παιδιά το κακάο τους το πρωί και τα εννοεί και τα δύο, την ίδια εβδομάδα, με τα ίδια χέρια;</w:t>
-      </w:r>
-    </w:p>
-    <w:p/>
-    <w:p>
-      <w:r>
-        <w:t>—Με τον ίδιο τρόπο που κάνει κανείς μια φρικτή πράξη ποτέ, είπε ο Νικ. Λέγοντας στον εαυτό του ότι γίνεται για κάτι καλό, και λέγοντάς το ξανά και ξανά, μέχρι να μην μπορεί να δει τίποτα άλλο εκτός από το καλό που συνεχίζει να λέει στον εαυτό του, και το κακό έχει γίνει μικρό και μακρινό στην άκρη του ματιού του. Η αγάπη είναι αυτή που του το επιτρέπει, Τζες. Αυτό είναι το σκληρό κομμάτι. Ο Τίο δεν θα έκλεβε ποτέ ούτε μια δεκάρα για τον εαυτό του. Για την Εταιρεία, έπεισε τον εαυτό του για σχεδόν τα πάντα.</w:t>
+        <w:t xml:space="preserve">Ο Νικ με κοίταξε για ένα δευτερόλεπτο στο κατώφλι και δεν ρώτησε τίποτα. Με έβαλε να καθίσω, μου έβαλε μια κουβέρτα γύρω από τους ώμους μου και περίμενε. Μετά από λίγο του τα είπα όλα. Το δελτίο. Τα τρία δελτία με το κόκκινο μολύβι. Οι πέντε λέξεις. Ο γραφικός χαρακτήρας του Θίο. Άκουσε, και το πρόσωπό του έγινε λυπημένο και γερασμένο. Όταν τελείωσα δεν είπε λυπάμαι, ούτε είπε είσαι σίγουρη, επειδή μπορούσε να δει ότι ήμουν σίγουρη, και ήταν πολύ ευγενικός άνθρωπος για να βάλει κάποιον να πει ένα τέτοιο πράγμα δύο φορές.</w:t>
+      </w:r>
+    </w:p>
+    <w:p/>
+    <w:p>
+      <w:r>
+        <w:t xml:space="preserve">«Τότε ξέρεις», είπε ήσυχα.</w:t>
+      </w:r>
+    </w:p>
+    <w:p/>
+    <w:p>
+      <w:r>
+        <w:t xml:space="preserve">«Ξέρω ότι προήλθε από αυτόν ή μέσω αυτού». Η φωνή μου βγήκε τραχιά. «Ξέρω ότι όποιος έγραψε αυτό το σημείωμα διάβασε τα λόγια του ίδιου του Θίο για την καρφίτσα. Και ξέρω ότι υπάρχει μια μικρή λίστα ανθρώπων που θα μπορούσαν να το έχουν κάνει, και το όνομά του βρίσκεται στην κορυφή της, με κόκκινο μολύβι, με τον δικό του γραφικό χαρακτήρα». Έσφιξα την κουβέρτα πιο πάνω μου. «Συνεχίζω να τον βλέπω στην πόρτα πριν από λίγο. Σαράντα νέα μέλη. Τόσο ευτυχισμένος. Νικ, πώς το κάνει ένας άντρας αυτό; Πώς το κάνει αυτό στη Φιόνα στο σκοτάδι και φέρνει στα παιδιά το κακάο τους το πρωί και τα εννοεί και τα δύο, την ίδια εβδομάδα, με τα ίδια χέρια;»</w:t>
+      </w:r>
+    </w:p>
+    <w:p/>
+    <w:p>
+      <w:r>
+        <w:t xml:space="preserve">«Με τον ίδιο τρόπο που έχει κάνει ποτέ οποιοσδήποτε μια φρικτή πράξη», είπε ο Νικ. «Λέγοντας στον εαυτό του ότι γίνεται για κάτι καλό, και λέγοντάς το ξανά και ξανά, μέχρι να μην μπορεί να δει τίποτα άλλο εκτός από το καλό που συνεχίζει να λέει στον εαυτό του, και το κακό έχει γίνει μικρό και μακρινό στην άκρη του ματιού του. Η αγάπη είναι αυτή που του το επιτρέπει, Τζες. Αυτό είναι το σκληρό κομμάτι. Ο Θίο δεν θα έκλεβε ποτέ ούτε μια δεκάρα για τον εαυτό του. Για την Εταιρεία, έπεισε τον εαυτό του για σχεδόν τα πάντα».</w:t>
       </w:r>
     </w:p>
     <w:p/>
@@ -3914,7 +3914,7 @@
     <w:p/>
     <w:p>
       <w:r>
-        <w:t>Αναδύθηκε χρυσαφένιο στα παράθυρα, ξαφνικά, παρόλο που έξω ήταν πίσσα σκοτάδι και ήταν εδώ και μια ώρα. Ζεστό και κινητό, ξεχύθηκε από πέρα από το μαντρί, από το εργαστήριο, αρκετά φωτεινό ώστε να ρίχνει τις σκιές των κουφωμάτων στο πάτωμα της κουζίνας σε μακριά χρυσά κάγκελα. Η Πιπ σηκώθηκε από το τζάκι. Απ’ έξω, αχνά και καθαρά, ακούστηκε ένας ήχος σαν πάρα πολλές καμπάνες από μακριά, ή σαν μια μεγάλη φωτιά που κατακάθεται μεμιάς.</w:t>
+        <w:t xml:space="preserve">Αναδύθηκε χρυσαφένιο στα παράθυρα, ξαφνικά, παρόλο που έξω ήταν πίσσα σκοτάδι και ήταν εδώ και μια ώρα. Ζεστό και κινούμενο, ξεχύθηκε από πέρα από το λιβάδι, από το εργαστήριο, αρκετά φωτεινό ώστε να ρίχνει τις σκιές των κουφωμάτων στο πάτωμα της κουζίνας σε μακριά χρυσά κάγκελα. Η Πιπ σηκώθηκε από το τζάκι. Απ’ έξω, αχνά και καθαρά, ακούστηκε ένας ήχος σαν πάρα πολλές καμπάνες από μακριά, ή σαν μια μεγάλη φωτιά που κατακάθεται μεμιάς.</w:t>
       </w:r>
     </w:p>
     <w:p/>
@@ -3926,37 +3926,37 @@
     <w:p/>
     <w:p>
       <w:r>
-        <w:t>—Έλα, είπε, και άπλωσε το χέρι του. Έχει φτάσει αρκετά μακριά τώρα. Και νομίζω ότι πρέπει να το δεις απόψε, από όλες τις νύχτες που υπάρχουν. Νομίζω ότι πρέπει να δεις για ποιο πράγμα υπάρχουμε, εσύ κι εγώ, προτού προχωρήσεις πιο βαθιά σε αυτό που έκαναν.</w:t>
-      </w:r>
-    </w:p>
-    <w:p/>
-    <w:p>
-      <w:r>
-        <w:t>Πήρα το χέρι του, και βγήκαμε έξω στην κρύα, ασημένια αυλή με το χρυσό φως να χύνεται πιο φωτεινό σε κάθε βήμα και την Πιπ να βαδίζει παπιακώς μπροστά μας. Ο Νικ έβαλε το χέρι του στην πόρτα του εργαστηρίου και την άνοιξε.</w:t>
-      </w:r>
-    </w:p>
-    <w:p/>
-    <w:p>
-      <w:r>
-        <w:t>Στο κέντρο του δωματίου, εκεί όπου θα στεκόταν η παλιά εστία του Πόλου, είχε χτίσει ένα μεγάλο τζάκι από αγροτόπετρες, στρογγυλές πέτρες του ποταμού τοποθετημένες με το χέρι η μία πάνω στην άλλη. Δεν υπήρχε φωτιά μέσα του. Η σχάρα στεκόταν κρύα και άδειη, κι όμως έφεγγε. Το ζεστό χρυσό φως ανάβλυζε από την ίδια την ακατέργαστη πέτρα. Η άστεγη μαγεία που πήγαινε πόρτα-πόρτα σε ολόκληρο το Φρόστ Φολς είχε έρθει, ένα μέρος της, εδώ, και έκανε αργούς κύκλους στον ζεστό αέρα πάνω από την άδεια εστία, σαν ένα κουρασμένο πλάσμα που επιτέλους βρήκε ένα μέρος όπου θα μπορούσε, κάποια μέρα, να του επιτραπεί να ξαπλώσει.</w:t>
-      </w:r>
-    </w:p>
-    <w:p/>
-    <w:p>
-      <w:r>
-        <w:t>—Μια εστία, είπα, μόλις πάνω από έναν ψίθυρο.</w:t>
-      </w:r>
-    </w:p>
-    <w:p/>
-    <w:p>
-      <w:r>
-        <w:t>—Μια εστία. Το χέρι του τυλίχθηκε γύρω μου. Δεν έχει τελειώσει. Δεν μπορεί να το κρατήσει ακόμα, όχι ολόκληρο, όχι για πάντα. Αυτά είναι χρόνια δουλειάς, Τζες. Αλλά είναι μια αρχή. Ένα μέρος για να έρθει. Έτσι ώστε να σταματήσει να κυνηγάει το σκοτάδι. Με κοίταξε, με το χρυσό φως να κινείται στο πρόσωπό του. Ήθελα να το δεις απόψε επειδή κουβαλάς κάτι φρικτό, και δεν ήθελα να περιπλανιέσαι σκεπτόμενη ότι ολόκληρος ο κόσμος είναι μόνο άνθρωποι που κάνουν κακό στο σκοτάδι. Κάποιοι από εμάς είναι έξω στο σκοτάδι επίσης, χτίζοντας μέρη για να προσγειωθεί η ζεστασιά.</w:t>
-      </w:r>
-    </w:p>
-    <w:p/>
-    <w:p>
-      <w:r>
-        <w:t>Στάθηκα στη λάμψη της άκαφτης φωτιάς και άφησα τον εαυτό μου να κλάψει, επιτέλους, λίγο, για τον Τίο, για τη Φιόνα και για όλο αυτό το φρικτό, μπερδεμένο χάος. Ο Νικ με κράτησε σφιχτά. Από πάνω μας η μαγεία έκανε τους αργούς χρυσούς κύκλους της, κυνηγώντας σπίτι, και μόλις τώρα αρχίζοντας να το βρίσκει.</w:t>
+        <w:t xml:space="preserve">«Έλα», είπε, και άπλωσε το χέρι του. «Έχει φτάσει αρκετά μακριά τώρα. Και νομίζω ότι πρέπει να το δεις απόψε, από όλες τις νύχτες που υπάρχουν. Νομίζω ότι πρέπει να δεις για ποιο πράγμα υπάρχουμε, εσύ κι εγώ, προτού προχωρήσεις πιο βαθιά σε αυτό που έκαναν».</w:t>
+      </w:r>
+    </w:p>
+    <w:p/>
+    <w:p>
+      <w:r>
+        <w:t xml:space="preserve">Πήρα το χέρι του, και βγήκαμε έξω στην κρύα, ασημένια αυλή με το χρυσό φως να χύνεται πιο φωτεινό σε κάθε βήμα και την Πιπ να περπατάει κουνιστή μπροστά μας. Ο Νικ έβαλε το χέρι του στην πόρτα του εργαστηρίου και την άνοιξε.</w:t>
+      </w:r>
+    </w:p>
+    <w:p/>
+    <w:p>
+      <w:r>
+        <w:t xml:space="preserve">Στο κέντρο του δωματίου, εκεί όπου θα στεκόταν η παλιά εστία του Πόλου, είχε χτίσει ένα μεγάλο τζάκι από αγροτόπετρες, στρογγυλές πέτρες του ποταμού τοποθετημένες με το χέρι η μία πάνω στην άλλη. Δεν υπήρχε φωτιά μέσα του. Η σχάρα στεκόταν κρύα και άδεια, κι όμως έφεγγε. Το ζεστό χρυσό φως ανάβλυζε από την ίδια την ακατέργαστη πέτρα. Η άστεγη μαγεία που πήγαινε πόρτα-πόρτα σε ολόκληρο το Φροστ Φολς είχε έρθει, ένα μέρος της, εδώ, και έκανε αργούς κύκλους στον ζεστό αέρα πάνω από την άδεια εστία, σαν ένα κουρασμένο πλάσμα που επιτέλους βρήκε ένα μέρος όπου θα μπορούσε, κάποια μέρα, να του επιτραπεί να ξαπλώσει.</w:t>
+      </w:r>
+    </w:p>
+    <w:p/>
+    <w:p>
+      <w:r>
+        <w:t xml:space="preserve">«Μια εστία», είπα, μόλις πάνω από έναν ψίθυρο.</w:t>
+      </w:r>
+    </w:p>
+    <w:p/>
+    <w:p>
+      <w:r>
+        <w:t xml:space="preserve">«Μια εστία». Το χέρι του τυλίχθηκε γύρω μου. «Δεν έχει τελειώσει. Δεν μπορεί να το κρατήσει ακόμα, όχι ολόκληρο, όχι για πάντα. Αυτά είναι χρόνια δουλειάς, Τζες. Αλλά είναι μια αρχή. Ένα μέρος για να έρθει. Έτσι ώστε να σταματήσει να κυνηγάει το σκοτάδι». Με κοίταξε, με το χρυσό φως να κινείται στο πρόσωπό του. «Ήθελα να το δεις απόψε επειδή κουβαλάς κάτι φρικτό, και δεν ήθελα να περιπλανιέσαι σκεπτόμενη ότι ολόκληρος ο κόσμος είναι μόνο άνθρωποι που κάνουν κακό στο σκοτάδι. Κάποιοι από εμάς είναι έξω στο σκοτάδι επίσης, χτίζοντας μέρη για να προσγειωθεί η ζεστασιά».</w:t>
+      </w:r>
+    </w:p>
+    <w:p/>
+    <w:p>
+      <w:r>
+        <w:t xml:space="preserve">Στάθηκα στη λάμψη της φωτιάς που δεν είχε ανάψει και άφησα τον εαυτό μου να κλάψει, επιτέλους, λίγο, για τον Θίο, για τη Φιόνα και για όλο αυτό το φρικτό, μπερδεμένο χάος. Ο Νικ με κράτησε σφιχτά. Από πάνω μας η μαγεία έκανε τους αργούς χρυσούς κύκλους της, κυνηγώντας σπίτι, και μόλις τώρα αρχίζοντας να το βρίσκει.</w:t>
       </w:r>
     </w:p>
     <w:p/>
@@ -3985,13 +3985,13 @@
     <w:p/>
     <w:p>
       <w:r>
-        <w:t>Άνθρωποι κουβαλούσαν πτυσσόμενα τραπέζια στην πλατεία όταν κατέβηκα την οδό Έβεργκριν. Στο πανδοχείο, η Βέρα Ριντ κατέβαινε τα σκαλιά της βεράντας καθώς τα ανέβαινα εγώ, κρατώντας μια πάνινη τσάντα ώμου και μια πρόχειρη πινακίδα υπογραφής, κουμπωμένη ως το λαιμό ενάντια στο κρύο όπως είχε κάνει και στην έκθεση.</w:t>
-      </w:r>
-    </w:p>
-    <w:p/>
-    <w:p>
-      <w:r>
-        <w:t>—Δελτία στάθμευσης, είπε, πριν προλάβω να ρωτήσω, σηκώνοντας την πινακίδα. Για τους επισκέπτες του πανδοχείου. Ο δήμαρχος θέλει από ένα σε κάθε ταμπλό μέχρι το μεσημέρι.</w:t>
+        <w:t xml:space="preserve">Άνθρωποι κουβαλούσαν πτυσσόμενα τραπέζια στο πάρκο όταν κατέβηκα την οδό Έβεργκριν. Στο πανδοχείο, η Βέρα Ριντ κατέβαινε τα σκαλιά της βεράντας καθώς τα ανέβαινα εγώ, κρατώντας μια πάνινη τσάντα ώμου και ένα πρόχειρο μπλοκ, κουμπωμένη ως τον λαιμό ενάντια στο κρύο όπως είχε κάνει και στην έκθεση.</w:t>
+      </w:r>
+    </w:p>
+    <w:p/>
+    <w:p>
+      <w:r>
+        <w:t xml:space="preserve">«Δελτία στάθμευσης», είπε, πριν προλάβω να ρωτήσω, σηκώνοντας το μπλοκ. «Για τους επισκέπτες του πανδοχείου. Ο δήμαρχος θέλει από ένα σε κάθε ταμπλό μέχρι το μεσημέρι».</w:t>
       </w:r>
     </w:p>
     <w:p/>
@@ -4003,13 +4003,13 @@
     <w:p/>
     <w:p>
       <w:r>
-        <w:t>—Καλημέρα, κυρία Κλος.</w:t>
-      </w:r>
-    </w:p>
-    <w:p/>
-    <w:p>
-      <w:r>
-        <w:t>—Καλημέρα, Βέρα.</w:t>
+        <w:t xml:space="preserve">«Καλημέρα, κυρία Κλος».</w:t>
+      </w:r>
+    </w:p>
+    <w:p/>
+    <w:p>
+      <w:r>
+        <w:t xml:space="preserve">«Καλημέρα, Βέρα».</w:t>
       </w:r>
     </w:p>
     <w:p/>
@@ -4021,7 +4021,7 @@
     <w:p/>
     <w:p>
       <w:r>
-        <w:t>—Ήταν στη ρεσεψιόν, είπε, τη στιγμή που πέρασα την πόρτα. Μας είχε κλείσει ξανά στο μικρό καθιστικό, και κρατούσε το χαρτί μακριά της σε απόσταση χεριού, τσιμπημένο ανάμεσα σε δύο δάχτυλα, σαν να επρόκειτο να γυρίσει να τη δαγκώσει. Απλώς πεταμένο εκεί. Ανάμεσα στην πρωινή αλληλογραφία, σαν λογαριασμός αερίου. Τζέσικα, μπήκε στο λόμπι μου. Στάθηκε στο ίδιο μου το γραφείο. Θα μπορούσε να ήταν οποιοσδήποτε, οποιος από τους επισκέπτες, οποιος από τους δεκάδες ανθρώπους που μπαινοβγαίνουν όλη μέρα για το φεστιβάλ, και στάθηκε ακριβώς εκεί όπου κάνω το τσεκ-ιν στους πελάτες και το άφησε ανάμεσα στα γράμματά μου και έφυγε, κι εγώ δεν είδα τίποτα.</w:t>
+        <w:t xml:space="preserve">«Ήταν στη ρεσεψιόν», είπε, τη στιγμή που πέρασα την πόρτα. Μας είχε κλείσει ξανά στο μικρό καθιστικό, και κρατούσε το χαρτί μακριά της σε απόσταση χεριού, τσιμπημένο ανάμεσα σε δύο δάχτυλα, σαν να επρόκειτο να γυρίσει να τη δαγκώσει. «Απλώς πεταμένο εκεί. Ανάμεσα στην πρωινή αλληλογραφία, σαν λογαριασμός αερίου. Τζέσικα, μπήκε στο λόμπι μου. Στάθηκε στο ίδιο μου το γραφείο. Θα μπορούσε να ήταν οποιοσδήποτε, οποιοσδήποτε από τους επισκέπτες, οποιοσδήποτε από τους δεκάδες ανθρώπους που μπαινοβγαίνουν όλη μέρα για το φεστιβάλ, και στάθηκε ακριβώς εκεί όπου κάνω το τσεκ-ιν στους πελάτες και το άφησε ανάμεσα στην αλληλογραφία μου και έφυγε, κι εγώ δεν είδα τίποτα».</w:t>
       </w:r>
     </w:p>
     <w:p/>
@@ -4033,7 +4033,7 @@
         <w:rPr>
           <w:i/>
         </w:rPr>
-        <w:t>Το φεστιβάλ τελειώνει την Κυριακή. Να έχεις τα χρήματα έτοιμα μέχρι τότε, αλλιώς όλη η πόλη θα μάθει για την οικογένειά σου ερχόμενη Δευτέρα πρωί. Κόκκινη κορδέλα στο στεφάνι όταν τελειώσει. Μην κάνεις ανοησίες με αυτό.</w:t>
+        <w:t xml:space="preserve">Το φεστιβάλ τελειώνει την Κυριακή. Να έχεις τα χρήματα έτοιμα μέχρι τότε, αλλιώς όλη η πόλη θα μάθει για την οικογένειά σου τη Δευτέρα το πρωί. Κόκκινη κορδέλα στο στεφάνι όταν τελειώσει. Μην κάνεις ανοησίες με αυτό.</w:t>
       </w:r>
     </w:p>
     <w:p/>
@@ -4045,43 +4045,43 @@
     <w:p/>
     <w:p>
       <w:r>
-        <w:t>—Κυριακή, είπε η Φιόνα. Αυτό είναι σε τρεις μέρες. Δεν τα έχω σε τρεις μέρες, δεν τα έχω ούτε σε τρία χρόνια, και πρέπει να το ξέρει αυτό, σίγουρα το ξέρει, οπότε τι στο καλό θέλει; Θέλει απλώς να με δει να καταστρέφομαι;</w:t>
-      </w:r>
-    </w:p>
-    <w:p/>
-    <w:p>
-      <w:r>
-        <w:t>—Όχι, είπα, γυρίζοντας το σημείωμα στα χέρια μου, διαβάζοντάς το ξανά. Θέλει να σε τρομάξει αρκετά ώστε να βρεις κάτι που δεν υπάρχει. Οι άνθρωποι που δεν υπήρξαν ποτέ πραγματικά σε απόγνωση πιστεύουν ότι οι απεγνωσμένοι μπορούν πάντα να ξετρυπώσουν χρήματα με κάποιον τρόπο, φτάνει να τους στριμώξεις αρκετά. Νομίζει ότι υπάρχει κάποιος πλούσιος συγγενής που ντρεπόσουν να του ζητήσεις. Νομίζει ότι θα πουλήσεις κάτι, θα υποθηκεύσεις κάτι, θα πας στους Οόρθινγκτον στα τέσσερα. Πιστεύει ότι ο ίδιος ο φόβος θα κάνει τα χρήματα να πέσουν, σαν κέρματα από μια τσέπη που την αναποδογυρίζεις. Τον κοίταξα. Και αυτό μου λέει κάτι για εκείνον, Φιόνα, είτε είχε σκοπό να το δείξει είτε όχι. Μου λέει ότι βρίσκεται κι εκείνος σε απόγνωση. Οι άνετοι άνθρωποι δεν φαντάζονται ότι τα χρήματα εμφανίζονται υπό πίεση, επειδή τα χρήματα δεν χρειάστηκε ποτέ να εμφανιστούν γι' αυτούς, απλώς ήταν πάντα εκεί. Μόνο κάποιος που χρειάστηκε να τα κάνει να εμφανιστούν, κάπως, σε έναν δύσκολο μήνα, σκέφτεται έτσι. Το σημείωμα με έχει τρομάξει για χάρη σου εδώ και μέρες. Τώρα μόλις μου πέρασε από το μυαλό να τρομάξω λίγο και για εκείνον, όποιος κι αν είναι.</w:t>
-      </w:r>
-    </w:p>
-    <w:p/>
-    <w:p>
-      <w:r>
-        <w:t>Δεν ήταν μεγάλη παρηγοριά, αλλά ήταν η αλήθεια, και η Φιόνα την άρπαξε όπως ένας πνιγμένος κολυμβητής πιάνεται από οποιαδήποτε σανίδα επιπλέει. —Μιλάς σαν να ξέρεις ποιος είναι, είπε, κοιτάζοντας το πρόσωπό μου με κοκκινισμένα μάτια. Το ξέρεις; Έχεις αυτό το βλέμμα. Η Μάρθα λέει ότι παίρνεις ένα συγκεκριμένο βλέμμα.</w:t>
-      </w:r>
-    </w:p>
-    <w:p/>
-    <w:p>
-      <w:r>
-        <w:t>Είχα ένα βλέμμα. Φαίνεται πως έχω πάντα ένα βλέμμα. Και πράγματι ήξερα, ή σχεδόν ήξερα, σε σημείο που η μικρή αβεβαιότητα αφορούσε μόνο το πώς και αν θα γινόταν από μόνος του. Αλλά δεν ήμουν έτοιμη να πω το όνομά του φωναχτά σε εκείνο το μικρό δωμάτιο. Το να πω τον Θίο Χουσέιν φωναχτά στη Φιόνα θα έβαζε σε κίνηση κάτι που θα κυλούσε στην κατηφόρα και δεν θα μπορούσα να το ξαναφέρω πάνω, και ήθελα να είμαι απολύτως σίγουρη, και σίγουρη για το πώς να το κάνω απαλά, προτού το αφήσω να κυλήσει.</w:t>
-      </w:r>
-    </w:p>
-    <w:p/>
-    <w:p>
-      <w:r>
-        <w:t>—Είμαι κοντά, είπα. Πιο κοντά από ό,τι ήμουν πριν από δύο μέρες. Χρειάζομαι λίγο ακόμα, και πρέπει να το κάνω σωστά, επειδή μια λάθος κίνηση τώρα μπορεί να σε βλάψει χειρότερα απ' όσο θα σε βοηθήσει ποτέ η σωστή. Θα μου δώσεις άλλες τρεις μέρες; Μέχρι το τέλος του φεστιβάλ;</w:t>
-      </w:r>
-    </w:p>
-    <w:p/>
-    <w:p>
-      <w:r>
-        <w:t>—Δεν έχω τίποτα άλλο να σου δώσω παρά τρεις μέρες. Το είπε χωρίς πικρία, απλώς εξαντλημένη. Τρεις μέρες, λοιπόν. Το φεστιβάλ. Έβγαλε ένα μικρό, σπασμένο γέλιο. Και υποτίθεται ότι πρέπει να το διευθύνω. Να χαμογελάω στους επισκέπτες. Να κρίνω το τραπέζι με τις πίτες το Σάββατο. Να σηκωθώ όρθια και να καλωσορίσω τους πάντες στην ανοιχτή γιορτή του πανδοχείου. Όλα αυτά, με αυτό εδώ να κάθεται στο στήθος μου σαν κατάποση πέτρας.</w:t>
-      </w:r>
-    </w:p>
-    <w:p/>
-    <w:p>
-      <w:r>
-        <w:t>—Θα διευθύνεις ένα υπέροχο φεστιβάλ, είπα, και θα σηκώσω εγώ αυτό το κομμάτι για σένα. Αυτή είναι η συμφωνία. Εσύ χαμογελάς στους επισκέπτες. Εγώ θα βρω τον άντρα που βρισκόταν στο γραφείο σου. Σήκωσα το σημείωμα. Μπορώ να το κρατήσω; Μαζί με το πρώτο;</w:t>
+        <w:t xml:space="preserve">«Κυριακή», είπε η Φιόνα. «Αυτό είναι σε τρεις μέρες. Δεν τα έχω σε τρεις μέρες, δεν τα έχω ούτε σε τρία χρόνια, και πρέπει να το ξέρει αυτό, σίγουρα το ξέρει, οπότε τι στο καλό θέλει; Θέλει απλώς να με δει να καταστρέφομαι;»</w:t>
+      </w:r>
+    </w:p>
+    <w:p/>
+    <w:p>
+      <w:r>
+        <w:t xml:space="preserve">«Όχι», είπα, γυρίζοντας το σημείωμα στα χέρια μου, διαβάζοντάς το ξανά. «Θέλει να σε τρομάξει αρκετά ώστε να βρεις κάτι που δεν υπάρχει. Οι άνθρωποι που δεν υπήρξαν ποτέ πραγματικά σε απόγνωση πιστεύουν ότι οι απεγνωσμένοι μπορούν πάντα να ξετρυπώσουν χρήματα με κάποιον τρόπο, φτάνει να τους στριμώξεις αρκετά. Νομίζει ότι υπάρχει κάποιος πλούσιος συγγενής που ντρεπόσουν να του ζητήσεις. Νομίζει ότι θα πουλήσεις κάτι, θα υποθηκεύσεις κάτι, θα πας στους Γούορθινγκτον στα τέσσερα. Πιστεύει ότι ο ίδιος ο φόβος θα κάνει τα χρήματα να πέσουν, σαν κέρματα από μια τσέπη που την αναποδογυρίζεις». Την κοίταξα. «Και αυτό μου λέει κάτι για εκείνον, Φιόνα, είτε είχε σκοπό να το δείξει είτε όχι. Μου λέει ότι βρίσκεται κι εκείνος σε απόγνωση. Οι άνετοι άνθρωποι δεν φαντάζονται ότι τα χρήματα εμφανίζονται υπό πίεση, επειδή τα χρήματα δεν χρειάστηκε ποτέ να εμφανιστούν γι' αυτούς, απλώς ήταν πάντα εκεί. Μόνο κάποιος που χρειάστηκε να τα κάνει να εμφανιστούν, κάπως, σε έναν δύσκολο μήνα, σκέφτεται έτσι. Το σημείωμα με έχει τρομάξει για χάρη σου εδώ και μέρες. Τώρα μόλις μου πέρασε από το μυαλό να τρομάξω λίγο και για εκείνον, όποιος κι αν είναι».</w:t>
+      </w:r>
+    </w:p>
+    <w:p/>
+    <w:p>
+      <w:r>
+        <w:t xml:space="preserve">Δεν ήταν μεγάλη παρηγοριά, αλλά ήταν η αλήθεια, και η Φιόνα την άρπαξε όπως ένας κολυμβητής που πνίγεται πιάνεται από οποιαδήποτε σανίδα επιπλέει. «Μιλάς σαν να ξέρεις ποιος είναι», είπε, κοιτάζοντας το πρόσωπό μου με κοκκινισμένα μάτια. «Το ξέρεις; Έχεις αυτό το βλέμμα. Η Μάρθα λέει ότι παίρνεις ένα συγκεκριμένο βλέμμα».</w:t>
+      </w:r>
+    </w:p>
+    <w:p/>
+    <w:p>
+      <w:r>
+        <w:t xml:space="preserve">Είχα ένα βλέμμα. Φαίνεται πως έχω πάντα ένα βλέμμα. Και πράγματι ήξερα, ή σχεδόν ήξερα, σε σημείο που η μικρή αβεβαιότητα αφορούσε μόνο το πώς και αν το είχε κάνει μόνος του. Αλλά δεν ήμουν έτοιμη να πω το όνομά του φωναχτά σε εκείνο το μικρό δωμάτιο. Το να πω το όνομα Θίο Χουσείν φωναχτά στη Φιόνα θα έβαζε σε κίνηση κάτι που θα κυλούσε στην κατηφόρα και δεν θα μπορούσα να το ξαναφέρω πάνω, και ήθελα να είμαι απολύτως σίγουρη, και σίγουρη για το πώς να το κάνω απαλά, προτού το αφήσω να κυλήσει.</w:t>
+      </w:r>
+    </w:p>
+    <w:p/>
+    <w:p>
+      <w:r>
+        <w:t xml:space="preserve">«Είμαι κοντά», είπα. «Πιο κοντά από ό,τι ήμουν πριν από δύο μέρες. Χρειάζομαι λίγο ακόμα, και πρέπει να το κάνω σωστά, επειδή μια λάθος κίνηση τώρα μπορεί να σε βλάψει χειρότερα απ' όσο θα σε βοηθήσει ποτέ η σωστή. Θα μου δώσεις άλλες τρεις μέρες; Μέχρι το τέλος του φεστιβάλ;»</w:t>
+      </w:r>
+    </w:p>
+    <w:p/>
+    <w:p>
+      <w:r>
+        <w:t xml:space="preserve">«Δεν έχω τίποτα άλλο να σου δώσω παρά τρεις μέρες». Το είπε χωρίς πικρία, απλώς εξαντλημένη. «Τρεις μέρες, λοιπόν. Το φεστιβάλ». Έβγαλε ένα μικρό, σπασμένο γέλιο. «Και υποτίθεται ότι πρέπει να το διευθύνω. Να χαμογελάω στους επισκέπτες. Να κρίνω το τραπέζι με τις πίτες το Σάββατο. Να σηκωθώ όρθια και να καλωσορίσω τους πάντες στην ανοιχτή γιορτή του πανδοχείου. Όλα αυτά, με αυτό εδώ να κάθεται στο στήθος μου σαν πέτρα που κατάπια».</w:t>
+      </w:r>
+    </w:p>
+    <w:p/>
+    <w:p>
+      <w:r>
+        <w:t xml:space="preserve">«Θα διευθύνεις ένα υπέροχο φεστιβάλ», είπα, «και θα σηκώσω εγώ αυτό το κομμάτι για σένα. Αυτή είναι η συμφωνία. Εσύ χαμογελάς στους επισκέπτες. Εγώ θα βρω τον άντρα που βρισκόταν στο γραφείο σου». Σήκωσα το σημείωμα. «Μπορώ να το κρατήσω; Μαζί με το πρώτο;»</w:t>
       </w:r>
     </w:p>
     <w:p/>
@@ -4093,37 +4093,37 @@
     <w:p/>
     <w:p>
       <w:r>
-        <w:t>Αλλά είχα έρθει για κάτι περισσότερο από παρηγοριά. Γύρισα το σημείωμα και κοίταξα, αυτή τη φορά, όχι τα σκληρά μικρά λόγια αλλά το χαρτί πάνω στο οποίο ήταν γραμμένα. Κρεμ χρώμα. Λίγο βαρύ στα δάχτυλα. Τις αμυδρές γραμμές πιεσμένες στην ύφανση, λεπτές και παράλληλες, που τις πιάνεις μόνο όταν κρατάς ένα αντικείμενο στο φως. Το ίδιο με το πρώτο σημείωμα, και το ίδιο με τη στοβάδα που είχα δει να κάθεται σε ένα γραφείο δίπλα στην πόρτα της Ιστορικής Εταιρείας το πρωί που άνοιξε η έκθεση. Το δεύτερο σημείωμα απλώς το επιβεβαίωνε. Ο εκβιαστής συνέχιζε να γράφει αυτά που έλεγαν τα γράμματα του Μπλάκμπερν πάνω στο χαρτί της Εταιρείας.</w:t>
-      </w:r>
-    </w:p>
-    <w:p/>
-    <w:p>
-      <w:r>
-        <w:t>Αυτό ξεκαθάριζε το πού πέρα από κάθε αμφιβολία, και σχεδόν το ποιος. Κάθισε μέσα μου κρύο και βαρύ, επειδή ήξερα ήδη, μετά το αρχείο, από ποια χέρια είχαν περάσει αυτά τα γράμματα. Αλλά καθισμένη εκεί σε αυτό το παγερό δωματιάκι, βρήκα κάτι που δεν ταίριαζε, και δεν στεκόταν ομοιόμορφα όποτε κι αν το γύριζα.</w:t>
-      </w:r>
-    </w:p>
-    <w:p/>
-    <w:p>
-      <w:r>
-        <w:t>Η Φιόνα το είχε πει η ίδια, εκτός εαυτού, και μου είχε καρφωθεί στο μυαλό σαν αγκάθι. Μπήκε στο λόμπι μου. Στάθηκε στο ίδιο μου το γραφείο. Το άφησε ανάμεσα στα γράμματά μου και έφυγε, κι εγώ δεν είδα τίποτα. Προσπάθησα να τοποθετήσω τον άντρα που τώρα πίστευα ότι το είχε γράψει μέσα σε αυτή την εικόνα, προσπάθησα να τον δω να διασχίζει το πολυσύχναστο λόμπι με φως ημέρας, να αφήνει έναν φάκελο στη ρεσεψιόν και να φεύγει χαλαρά χωρίς να τον προσέξει κανείς. Και δεν μπόρεσα να κάνω την εικόνα να σταθεί. Όχι για εκείνον. Ήταν πολύ γνωστός σε αυτή την πόλη, τον πρόσεχαν πολύ, τον σταματούσαν σε κάθε γωνία. Δεν μπορούσε να διασχίσει ένα δωμάτιο στο Φρόστ Φολς χωρίς τέσσερα άτομα να του τραβούν το μανίκι για να τσακωθούν σχετικά με την ίδρυση της εκκλησίας. Δεν μπορούσε να κάνει κάτι αόρατο σε ένα γεμάτο δωμάτιο.</w:t>
-      </w:r>
-    </w:p>
-    <w:p/>
-    <w:p>
-      <w:r>
-        <w:t>Κάποιος όμως μπορούσε. Κάποιος που κινούταν σε αυτή την πόλη τόσο φυσιολογικά ώστε κανένα μάτι δεν θα σκάλωνε ποτέ πάνω του, κάποιος που μπορούσε να πεταχτεί στο πανδοχείο ανάμεσα στο πλήθος του φεστιβάλ, να αφήσει ένα αντικείμενο κάτω, να προχωρήσει και να μην αφήσει απολύτως κανένα κυματισμό. Δεν μπορούσα να δω ποιος θα μπορούσε να είναι αυτός. Αλλά με δύο σημειώματα στα χέρια μου, έπιασα την πρώτη υπόδειξη ότι το χέρι που τα είχε γράψει αυτά και το χέρι που τα είχε μεταφέρει στο λόμπι ίσως να μην ήταν καθόλου το ίδιο χέρι.</w:t>
-      </w:r>
-    </w:p>
-    <w:p/>
-    <w:p>
-      <w:r>
-        <w:t>—Τρεις μέρες, είπε ξανά η Φιόνα, μες στη σιωπή, μισομιλώντας στον εαυτό της.</w:t>
-      </w:r>
-    </w:p>
-    <w:p/>
-    <w:p>
-      <w:r>
-        <w:t>—Τρεις μέρες, συμφώνησα, και έβαλα το σημείωμα στην άκρη μαζί με το πρώτο. Και θα το έχω τακτοποιήσει προτού εξαφανιστεί και ο τελευταίος από αυτούς. Στο υπόσχομαι αυτό.</w:t>
+        <w:t xml:space="preserve">Αλλά είχα έρθει για κάτι περισσότερο από παρηγοριά. Γύρισα το σημείωμα και κοίταξα, αυτή τη φορά, όχι τα σκληρά μικρά λόγια αλλά το χαρτί πάνω στο οποίο ήταν γραμμένα. Κρεμ χρώμα. Λίγο βαρύ στα δάχτυλα. Τις αμυδρές γραμμές πιεσμένες στην ύφανση, λεπτές και παράλληλες, που τις πιάνεις μόνο όταν κρατάς ένα αντικείμενο στο φως. Το ίδιο με το πρώτο σημείωμα, και το ίδιο με τη στοίβα που είχα δει να κάθεται σε ένα γραφείο δίπλα στην πόρτα της Ιστορικής Εταιρείας το πρωί που άνοιξε η έκθεση. Το δεύτερο σημείωμα απλώς το επιβεβαίωνε. Ο εκβιαστής συνέχιζε να γράφει αυτά που έλεγαν τα γράμματα των Μπλάκμπερν πάνω στο χαρτί της Εταιρείας.</w:t>
+      </w:r>
+    </w:p>
+    <w:p/>
+    <w:p>
+      <w:r>
+        <w:t xml:space="preserve">Αυτό ξεκαθάριζε το πού πέρα από κάθε αμφιβολία, και σχεδόν το ποιος. Κάθισε μέσα μου κρύο και βαρύ, επειδή ήξερα ήδη, μετά το αρχείο, από ποια χέρια είχαν περάσει αυτά τα γράμματα. Αλλά καθισμένη εκεί σε αυτό το παγερό δωματιάκι, βρήκα κάτι που δεν ταίριαζε, και δεν έστρωνε όπως κι αν το γύριζα.</w:t>
+      </w:r>
+    </w:p>
+    <w:p/>
+    <w:p>
+      <w:r>
+        <w:t xml:space="preserve">Η Φιόνα το είχε πει η ίδια, εκτός εαυτού, και μου είχε καρφωθεί στο μυαλό σαν αγκάθι. Μπήκε στο λόμπι μου. Στάθηκε στο ίδιο μου το γραφείο. Το άφησε ανάμεσα στην αλληλογραφία μου και έφυγε, κι εγώ δεν είδα τίποτα. Προσπάθησα να τοποθετήσω τον άντρα που τώρα πίστευα ότι το είχε γράψει μέσα σε αυτή την εικόνα, προσπάθησα να τον δω να διασχίζει το πολυσύχναστο λόμπι με φως ημέρας, να αφήνει έναν φάκελο στη ρεσεψιόν και να φεύγει χαλαρά χωρίς να τον προσέξει κανείς. Και δεν μπόρεσα να κάνω την εικόνα να σταθεί. Όχι για εκείνον. Ήταν πολύ γνωστός σε αυτή την πόλη, τον πρόσεχαν πολύ, τον σταματούσαν σε κάθε γωνία. Δεν μπορούσε να διασχίσει ένα δωμάτιο στο Φροστ Φολς χωρίς τέσσερα άτομα να του τραβούν το μανίκι για να τσακωθούν σχετικά με την ίδρυση της εκκλησίας. Δεν μπορούσε να κάνει κάτι αόρατο σε ένα γεμάτο δωμάτιο.</w:t>
+      </w:r>
+    </w:p>
+    <w:p/>
+    <w:p>
+      <w:r>
+        <w:t xml:space="preserve">Κάποιος όμως μπορούσε. Κάποιος που κινιόταν σε αυτή την πόλη τόσο φυσιολογικά ώστε κανένα μάτι δεν θα σκάλωνε ποτέ πάνω του, κάποιος που μπορούσε να πεταχτεί στο πανδοχείο ανάμεσα στο πλήθος του φεστιβάλ, να αφήσει ένα αντικείμενο κάτω, να προχωρήσει και να μην αφήσει απολύτως κανέναν κυματισμό. Δεν μπορούσα να δω ποιος θα μπορούσε να είναι αυτός. Αλλά με δύο σημειώματα στα χέρια μου, έπιασα την πρώτη υπόδειξη ότι το χέρι που τα είχε γράψει αυτά και το χέρι που τα είχε μεταφέρει στο λόμπι ίσως να μην ήταν καθόλου το ίδιο χέρι.</w:t>
+      </w:r>
+    </w:p>
+    <w:p/>
+    <w:p>
+      <w:r>
+        <w:t xml:space="preserve">«Τρεις μέρες», είπε ξανά η Φιόνα, μες στη σιωπή, μισομιλώντας στον εαυτό της.</w:t>
+      </w:r>
+    </w:p>
+    <w:p/>
+    <w:p>
+      <w:r>
+        <w:t xml:space="preserve">«Τρεις μέρες», συμφώνησα, και έβαλα το σημείωμα στην άκρη μαζί με το πρώτο. «Και θα το έχω τακτοποιήσει προτού περάσει και η τελευταία. Στο υπόσχομαι αυτό».</w:t>
       </w:r>
     </w:p>
     <w:p/>
@@ -4145,12 +4145,12 @@
     </w:p>
     <w:p>
       <w:r>
-        <w:t>Το πάρκο είχε μεταμορφωθεί από το πρωί. Τα μακριά τραπέζια που είχαμε βγάλει έξω και φροντίσει με κόπο ήταν τώρα φορτωμένα με τις προσφορές της πόλης: τις πίτες της Greta, εκατοντάδες βάζα με γλυκά του κουταλιού, τα ντάμπλινγκς της γυναίκας του Mr. Kim, και ολόκληρο τραπέζι με τα πλεκτά γάντια του κύκλου, τοποθετημένα σε σειρές ανάλογα με το μέγεθος. Η σκηνή στη βόρεια άκρη είχε μια μπάντα πάνω της, μια αληθινή μπάντα, τρεις ηλικιωμένους άντρες και μια κοπέλα με βιολί, που έπαιζαν εκείνο το είδος μουσικής το οποίο έκανε ακόμα και ανθρώπους που ορκίζονταν ότι δεν χορεύουν να χτυπούν το πόδι τους στον παγωμένο δρόμο. Φανάρια κρέμονταν στα γυμνά δέντρα. Πάγκοι με μηλίτη και ψημένα κάστανα απλώνονταν σε όλο το μήκος της πλατείας, και πάνω από όλα αυτά έφεγγαν τα φώτα του φεστιβάλ. Έφεγγαν χρυσαφένια πια, κάθε σειρά, σταθερά και ζεστά. Ούτε μία ψυχή δεν σχολίαζε το γεγονός, επειδή ολόκληρη η πόλη είχε αποφασίσει από κοινού, χωρίς λέξη, ότι τα φώτα ήταν πάντα χρυσαφένια και τέλος.</w:t>
-      </w:r>
-    </w:p>
-    <w:p>
-      <w:r>
-        <w:t>Η Pip ήταν μια αληθινή αίσθηση. Το ήξερα ότι θα ήταν. Η Fiona είχε στήσει μια γωνιά στη βεράντα του πανδοχείου σαν φωτογραφικό θάλαμο, μια καρέκλα, ένα βαμμένο χειμωνιάτικο σκηνικό και ένα καλάθι με πλεκτά κασκόl, και με ένα δολάριο για την Ιστορική Εταιρεία μπορούσες να βγάλεις φωτογραφία σου με τον ίδιο τον πιγκουίνο του Βόρειου Πόλου. Η ουρά έφτανε σε όλο το μήκος της βεράντας και κάτω στα σκαλιά όλο το απόγευμα. Η Pip φορούσε διαφορετικό κασκόλ για κάθε φωτογραφία και δεχόταν τη λατρεία σαν αρχαίο της δικαίωμα. Αρνιόταν, με μεγάλη αξιοπρέπεια, κάθε κομμάτι μπισκότου που τα παιδιά προσπαθούσαν να της γλιστρήσουν κάτω από το τραπέζι. Τα χαρτονομίσματα του δολαρίου σωρεύονταν στο βάζο, και ήταν τα πρώτα χρήματα που είχε μαζέψει η Εταιρεία από το κουτί εισπράξεων της Olivia. Δεν επρόκειτο να τους σώσει αυτό. Ένα βάζο με χαρτονομίσματα δολαρίων δεν μπορούσε να σώσει ένα κτίριο. Ήταν όμως κάτι, και ήταν ζεστό. Η Fiona στεκόταν δίπλα στο θάλαμο παίρνοντας τα δολάρια και χαμογελώντας με αληθινό χαμόγελο, και για ένα απόγευμα έδειχνε και πάλι ο εαυτός της.</w:t>
+        <w:t xml:space="preserve">Το πάρκο είχε μεταμορφωθεί από το πρωί. Τα μακριά τραπέζια που είχαμε βγάλει έξω και φροντίσει με κόπο ήταν τώρα φορτωμένα με τις προσφορές της πόλης: τις πίτες της Γκρέτας, εκατό βάζα με γλυκά του κουταλιού, τα ντάμπλινγκ της γυναίκας του κυρίου Κιμ, και ολόκληρο τραπέζι με τα πλεκτά γάντια του κύκλου, τοποθετημένα σε σειρές ανάλογα με το μέγεθος. Η σκηνή στη βόρεια άκρη είχε μια μπάντα πάνω της, μια αληθινή μπάντα, τρεις ηλικιωμένους άντρες και μια κοπέλα με βιολί, που έπαιζαν εκείνο το είδος μουσικής το οποίο έκανε ακόμα και ανθρώπους που ορκίζονταν ότι δεν χορεύουν να χτυπούν το πόδι τους στο παγωμένο χώμα. Φανάρια κρέμονταν στα γυμνά δέντρα. Πάγκοι με ζεστό χυμό μήλου και ψημένα κάστανα απλώνονταν σε όλο το μήκος του πάρκου, και πάνω από όλα αυτά έφεγγαν τα φώτα του φεστιβάλ. Έφεγγαν χρυσαφένια πια, κάθε σειρά, σταθερά και ζεστά. Ούτε μία ψυχή δεν σχολίαζε το γεγονός, επειδή ολόκληρη η πόλη είχε αποφασίσει από κοινού, χωρίς λέξη, ότι τα φώτα ήταν πάντα χρυσαφένια και τέλος.</w:t>
+      </w:r>
+    </w:p>
+    <w:p>
+      <w:r>
+        <w:t xml:space="preserve">Η Πιπ ήταν μια αληθινή αίσθηση. Το ήξερα ότι θα ήταν. Η Φιόνα είχε στήσει μια γωνιά στη βεράντα του πανδοχείου σαν φωτογραφικό θάλαμο, μια καρέκλα, ένα βαμμένο χειμωνιάτικο σκηνικό και ένα καλάθι με πλεκτά κασκόλ, και με ένα δολάριο για την Ιστορική Εταιρεία μπορούσες να βγάλεις φωτογραφία σου με τον ίδιο τον πιγκουίνο του Βόρειου Πόλου. Η ουρά έφτανε σε όλο το μήκος της βεράντας και κάτω στα σκαλιά όλο το απόγευμα. Η Πιπ φορούσε διαφορετικό κασκόλ για κάθε φωτογραφία και δεχόταν τη λατρεία σαν αρχαίο της δικαίωμα. Αρνιόταν, με μεγάλη αξιοπρέπεια, κάθε κομμάτι μπισκότου που τα παιδιά προσπαθούσαν να της γλιστρήσουν κάτω από το τραπέζι. Τα χαρτονομίσματα του δολαρίου σωρεύονταν στο βάζο, και ήταν τα πρώτα χρήματα που είχε μαζέψει η Εταιρεία από το κουτί εισπράξεων της Ολίβιας. Δεν επρόκειτο να τους σώσει αυτό. Ένα βάζο με χαρτονομίσματα δολαρίων δεν μπορούσε να σώσει ένα κτίριο. Ήταν όμως κάτι, και ήταν ζεστό. Η Φιόνα στεκόταν δίπλα στο θάλαμο παίρνοντας τα δολάρια και χαμογελώντας με αληθινό χαμόγελο, και για ένα απόγευμα ήταν και πάλι ο εαυτός της.</w:t>
       </w:r>
     </w:p>
     <w:p>
@@ -4160,7 +4160,7 @@
     </w:p>
     <w:p>
       <w:r>
-        <w:t>Στο ένα επίπεδο ήμουν εκεί, μια γυναίκα της πόλης στο φεστιβάλ της, και ήταν υπέροχα. Η Emma Redfern με βρήκε κοντά στον μηλίτη και επέδειξε τη στολή της, την οποία επέμενε να φορέσει μια μέρα νωρίτερα: έναν αστερισμό, τον Ωρίωνα, μαύρο με ασημένια αστέρια ραμμένα στις σωστές τους θέσεις από το προσεκτικό χέρι του πατέρα της, με τη ζώνη απολύτως σωστή. Με έβαλε να ονομάσω κάθε αστέρι, και το έκανα, επειδή γνώριζα αυτά τα αστέρια εδώ και πολύ καιρό. Είχε ενθουσιαστεί που η Mrs. Claus γνώριζε τους αστερισμούς της. Ο Mark στεκόταν κοντά με δύο κούπες μηλίτη και την ξεφτισμένη από τη χρήση έκφραση ενός άντρα που παρακολουθεί την κόρη του να γίνεται οκτώ χρονών φωναχτά μέσα σε πλήθος. Η Martha μου φόρεσε με το ζόρι ένα ζευγάρι γάντια από το τραπέζι, τα πράσινα, «για αυτά τα παγωμένα σου χέρια». Ο Sam Patel σήκωσε ελαφρά το καπέλο του από απέναντι, από το πόστο του κοντά στη βεράντα του πανδοχείου, όπου είχε εγκατασταθεί όλη μέρα με τα μάτια του καρφωμένα στη ρεσεψιόν ακριβώς μέσα από την πόρτα, όπως του είχα ζητήσει.</w:t>
+        <w:t xml:space="preserve">Στο ένα επίπεδο ήμουν εκεί, μια γυναίκα της πόλης στο φεστιβάλ της, και ήταν υπέροχα. Η Έμα Ρέντφερν με βρήκε κοντά στον χυμό μήλου και επέδειξε τη στολή της, την οποία επέμενε να φορέσει μια μέρα νωρίτερα: έναν αστερισμό, τον Ωρίωνα, μαύρο με ασημένια αστέρια ραμμένα στις σωστές τους θέσεις από το προσεκτικό χέρι του πατέρα της, με τη ζώνη απολύτως σωστή. Με έβαλε να ονομάσω κάθε αστέρι, και το έκανα, επειδή γνώριζα αυτά τα αστέρια εδώ και πολύ καιρό. Είχε ενθουσιαστεί που η κυρία Κλος γνώριζε τους αστερισμούς της. Ο Μαρκ στεκόταν κοντά με δύο κούπες χυμό μήλου και την ξεφτισμένη από τη χρήση έκφραση ενός άντρα που παρακολουθεί την κόρη του να γίνεται οκτώ χρονών φωναχτά μέσα σε πλήθος. Η Μάρθα μου φόρεσε με το ζόρι ένα ζευγάρι γάντια από το τραπέζι, τα πράσινα, «για αυτά τα παγωμένα σου χέρια». Ο Σαμ Πάτελ σήκωσε ελαφρά το καπέλο του από απέναντι, από το πόστο του κοντά στη βεράντα του πανδοχείου, όπου είχε εγκατασταθεί όλη μέρα με τα μάτια του καρφωμένα στη ρεσεψιόν ακριβώς μέσα από την πόρτα, όπως του είχα ζητήσει.</w:t>
       </w:r>
     </w:p>
     <w:p>
@@ -4170,72 +4170,72 @@
     </w:p>
     <w:p>
       <w:r>
-        <w:t>Κάποια στιγμή, στη μέση του απογεύματος, νόμισα ότι συνέβαινε. Μια φιγούρα γλίστρησε επάνω στη βεράντα του πανδοχείου, σταμάτησε στην ανοιχτή πόρτα, έριξε μια ματιά γύρω της και άπλωσε το χέρι προς τη ρεσεψιόν. Η καρδιά μου σταμάτησε. Ξεκίνησα να διασχίζω το πάρκο πολύ γρήγορα, και ο Sam κινούνταν ήδη από το πόστο του. Τότε η φιγούρα γύρισε, και ήταν απλώς η Mrs. Pelletier από το διοικητικό συμβούλιο της Εταιρείας, η οποία άφηνε μια στοίβα φυλλάδια μέλους στο γραφείο όπου οι επισκέπτες θα τα έβλεπαν. Ο Sam κι εγώ φτάσαμε την ίδια στιγμή, από αντίθετες κατευθύνσεις, και οι δύο πολύ γρήγορα, και συναντήσαμε ο ένας τα μάτια του άλλου πάνω από τα φυλλάδια. Η Mrs. Pelletier κοίταξε ανάμεσά μας, μπερδεμένη. Πήρα τρία φυλλάδια που δεν χρειαζόμουν, ο Sam είπε κάτι για τον καιρό, και υποχωρήσαμε. Αυτό ήταν ό,τι πιο κοντινό έζησε η μέρα σε συναγερμό. Ένας ψεύτικος συναγερμός. Μου έδειξε όμως πόσο τεντωμένη ήμουν, κάτω από τη μουσική του βιολιού, και πόσο λεπτή ήταν η γραμμή ανάμεσα στη ζεστασιά και στον φόβο.</w:t>
-      </w:r>
-    </w:p>
-    <w:p>
-      <w:r>
-        <w:t>Η Noriko Tanaka το είχε δει. Ήταν στον πάγκο του μηλίτη μερικές γιάρδες παραπέρα, με το πάρκα της, κρατώντας από ένα χάρτινο ποτήρι σε κάθε χέρι, και όταν γύρισα διασχίζοντας το πάρκο, μου άπλωσε το ένα από αυτά.</w:t>
-      </w:r>
-    </w:p>
-    <w:p>
-      <w:r>
-        <w:t>—Φαινόταν πως ετοιμαζόσουν να κάνεις τάκλιν στη Mrs. Pelletier, είπε.</w:t>
-      </w:r>
-    </w:p>
-    <w:p>
-      <w:r>
-        <w:t>—Νόμιζα ότι ήταν κάποια άλλη.</w:t>
-      </w:r>
-    </w:p>
-    <w:p>
-      <w:r>
-        <w:t>—Μάλιστα. Ήπιε λίγο από τον μηλίτη της. Δεν με κοιτούσε. Κοιτούσε το πλήθος, όπως έκανα κι εγώ όλο το απόγευμα. —Ο Sam Patel το νόμιζε κι αυτός. Αυτοί είστε δύο που παρακολουθείτε τη ρεσεψιόν της Fiona. Υπάρχει κάτι που πρέπει να ξέρω, Mrs. Claus;</w:t>
-      </w:r>
-    </w:p>
-    <w:p>
-      <w:r>
-        <w:t>Σκέφτηκα τη Fiona στη βεράντα της, να χαμογελάει στην ουρά για τον φωτογραφικό θάλαμο, και το σημείωμα που της είχε έρθει εκείνο το πρωί, διπλωμένο στο παλτό μου. Δεν ήταν δικό μου να το πω.</w:t>
-      </w:r>
-    </w:p>
-    <w:p>
-      <w:r>
-        <w:t>—Όχι σήμερα, είπα.</w:t>
-      </w:r>
-    </w:p>
-    <w:p>
-      <w:r>
-        <w:t>Έγνεψε καταφατικά, σαν να ήταν μια απάντηση που άκουγε συχνά. —Ξέρεις πού είναι το τμήμα. Ο καφές είναι κακός, αλλά η πόρτα είναι ανοιχτή. Και τις Κυριακές. Έγειρε το ποτήρι της προς τη βεράντα του πανδοχείου, όπου η Pip πόζαρε με κόκκινο κασκόl για μια πενταμελή οικογένεια. —Ο πιγκουίνος σου έβγαλε για την Εταιρεία σήμερα περισσότερα χρήματα απ’ όσα έβγαλε ο δήμαρχος όλο τον χρόνο.</w:t>
-      </w:r>
-    </w:p>
-    <w:p>
-      <w:r>
-        <w:t>—Μην της το πεις, είπα. —Θα ζητήσει ποσοστά.</w:t>
-      </w:r>
-    </w:p>
-    <w:p>
-      <w:r>
-        <w:t>Η μαγεία ήταν παντού εκείνη τη μέρα, με μικρούς τρόπους που η πόλη μπορούσε να προσπεράσει αδιάφορα. Όταν η μπάντα έπαιζε έναν χορό, τα φανάρια στα δέντρα λικνίζονταν ελαφρά, παρόλο που δεν μπορούσα να νιώσω καθόλου αέρα. Φτέρες από πάγο μεγάλωναν στο εσωτερικό των παραθύρων του πανδοχείου σε σχέδια υπερβολικά υπέροχα για να είναι τυχαία, έλιωναν και ξαναμεγάλωναν. Και την τελευταία ώρα του φωτός, καθώς ο ήλιος έδυε πίσω από τους λόφους και τα χρυσαφένια φώτα του φεστιβάλ άρχισαν να ξεχωρίζουν, άρχισε, απαλά, να χιονίζει, για πρώτη φορά από την εβδομάδα που βρήκαμε τον Snowball. Παχιές, αργές νιφάδες έπεφταν πάνω από το πάρκο, πάνω από την μπάντα, τους πάγκους και τα στραμμένα προς τα πάνω πρόσωπα. Ολόκληρη η πόλη σταμάτησε, όλοι μαζί, κοίταξαν ψηλά και έμειναν σιωπηλοί.</w:t>
-      </w:r>
-    </w:p>
-    <w:p>
-      <w:r>
-        <w:t>Στάθηκα μες στο χιόνι που έπεφτε ανάμεσα στους γείτονές μου με την Pip να γέρνει στο μποτάκι μου, το γανטωμένο χέρι της Emma να βρίσκει το δικό μου από τη μία πλευρά και της Fiona από την άλλη. Κοίταξα τα πάντα, τα φανάρια, το χιόνι, το χρυσό φως, τα εκατοντάδες πρόσωπα στραμμένα στον ουρανό, και κατάλαβα, με εκείνον τον βαθύ τρόπο που έρχεται πριν προλάβει το μυαλό να το συλλάβει, τι ακριβώς διακυβευόταν. Όχι ένα κτίριο. Ούτε καν ένα μυστικό. Αυτό. Αυτή η συγκέντρωση, αυτή η πόλη να δείχνει τον καλύτερο εαυτό της σε μια κρύα, φωτεινή μέρα. Ένας άντρας είχε απλώσει το χέρι του από το σκοτάδι για να ζητήσει λύτρα για ένα κομμάτι αυτού του πράγματος, για να το μετατρέψει σε όπλο και φόβο. Στέκονταν εκεί στο χιόνι, το μυαλό μου έγινε σκληρό και καθαρό σαν το κρύο. Όποιο κι αν ήταν το κόστος για μένα, δεν θα τον άφηνα να κρατήσει τη λαβή του πάνω σε αυτό. Θα το έφερνα στο φως, σε μια μέρα σαν κι αυτή, όπου τα πράγματα μπορούσαν να γιατρευτούν.</w:t>
-      </w:r>
-    </w:p>
-    <w:p>
-      <w:r>
-        <w:t>Το χιόνι έπεφτε. Η μπάντα άρχισε να παίζει ξανά, απαλά. Κάποιος γέλασε. Η Fiona έσφιξε το χέρι μου.</w:t>
-      </w:r>
-    </w:p>
-    <w:p>
-      <w:r>
-        <w:t>—Είναι υπέροχο, είπε. —Δεν είναι; Μετά από όλα αυτά. Είναι ακόμα τόσο υπέροχο.</w:t>
-      </w:r>
-    </w:p>
-    <w:p>
-      <w:r>
-        <w:t>—Είναι, είπα. —Και αξίζει να πολεμήσεις γι’ αυτό. Για κάθε νιφάδα του. Μην το ξεχάσεις αυτό, ό,τι κι αν γίνει αύριο.</w:t>
+        <w:t xml:space="preserve">Κάποια στιγμή, στη μέση του απογεύματος, νόμισα ότι συνέβαινε. Μια φιγούρα γλίστρησε επάνω στη βεράντα του πανδοχείου, σταμάτησε στην ανοιχτή πόρτα, έριξε μια ματιά γύρω της και άπλωσε το χέρι προς τη ρεσεψιόν. Η καρδιά μου σταμάτησε. Ξεκίνησα να διασχίζω το πάρκο πολύ γρήγορα, και ο Σαμ κινιόταν ήδη από το πόστο του. Τότε η φιγούρα γύρισε, και ήταν απλώς η κυρία Πελετιέ από το διοικητικό συμβούλιο της Εταιρείας, η οποία άφηνε μια στοίβα φυλλάδια μέλους στο γραφείο όπου οι επισκέπτες θα τα έβλεπαν. Ο Σαμ κι εγώ φτάσαμε την ίδια στιγμή, από αντίθετες κατευθύνσεις, και οι δύο πολύ γρήγορα, και συναντήσαμε ο ένας τα μάτια του άλλου πάνω από τα φυλλάδια. Η κυρία Πελετιέ κοίταξε ανάμεσά μας, μπερδεμένη. Πήρα τρία φυλλάδια που δεν χρειαζόμουν, ο Σαμ είπε κάτι για τον καιρό, και υποχωρήσαμε. Αυτό ήταν ό,τι πιο κοντινό έζησε η μέρα σε συναγερμό. Ένας ψεύτικος συναγερμός. Μου έδειξε όμως πόσο τεντωμένη ήμουν, κάτω από τη μουσική του βιολιού, και πόσο λεπτή ήταν η γραμμή ανάμεσα στη ζεστασιά και στον φόβο.</w:t>
+      </w:r>
+    </w:p>
+    <w:p>
+      <w:r>
+        <w:t xml:space="preserve">Η Νόρικο Τανάκα το είχε δει. Ήταν στον πάγκο με τον χυμό μήλου μερικά μέτρα παραπέρα, με το πάρκα της, κρατώντας από ένα χάρτινο ποτήρι σε κάθε χέρι, και όταν γύρισα διασχίζοντας το πάρκο, μου άπλωσε το ένα από αυτά.</w:t>
+      </w:r>
+    </w:p>
+    <w:p>
+      <w:r>
+        <w:t xml:space="preserve">«Φαινόσασταν έτοιμη να ρίξετε κάτω την κυρία Πελετιέ», είπε.</w:t>
+      </w:r>
+    </w:p>
+    <w:p>
+      <w:r>
+        <w:t xml:space="preserve">«Νόμιζα ότι ήταν κάποια άλλη».</w:t>
+      </w:r>
+    </w:p>
+    <w:p>
+      <w:r>
+        <w:t xml:space="preserve">«Μάλιστα». Ήπιε λίγο από τον χυμό μήλου της. Δεν με κοιτούσε. Κοιτούσε το πλήθος, όπως έκανα κι εγώ όλο το απόγευμα. «Ο Σαμ Πάτελ το νόμιζε κι αυτός. Είστε δύο που παρακολουθείτε τη ρεσεψιόν της Φιόνας. Υπάρχει κάτι που πρέπει να ξέρω, κυρία Κλος;»</w:t>
+      </w:r>
+    </w:p>
+    <w:p>
+      <w:r>
+        <w:t xml:space="preserve">Σκέφτηκα τη Φιόνα στη βεράντα της, να χαμογελάει στην ουρά για τον φωτογραφικό θάλαμο, και το σημείωμα που της είχε έρθει εκείνο το πρωί, διπλωμένο στο παλτό μου. Δεν ήταν δικό μου να το πω.</w:t>
+      </w:r>
+    </w:p>
+    <w:p>
+      <w:r>
+        <w:t xml:space="preserve">«Όχι σήμερα», είπα.</w:t>
+      </w:r>
+    </w:p>
+    <w:p>
+      <w:r>
+        <w:t xml:space="preserve">Έγνεψε καταφατικά, σαν να ήταν μια απάντηση που άκουγε συχνά. «Ξέρετε πού είναι το τμήμα. Ο καφές είναι κακός, αλλά η πόρτα είναι ανοιχτή. Και τις Κυριακές». Έγειρε το ποτήρι της προς τη βεράντα του πανδοχείου, όπου η Πιπ πόζαρε με κόκκινο κασκόλ για μια πενταμελή οικογένεια. «Ο πιγκουίνος σας έβγαλε για την Εταιρεία σήμερα περισσότερα χρήματα απ’ όσα έβγαλε ο δήμαρχος όλο τον χρόνο».</w:t>
+      </w:r>
+    </w:p>
+    <w:p>
+      <w:r>
+        <w:t xml:space="preserve">«Μην της το πείτε», είπα. «Θα ζητήσει ποσοστά».</w:t>
+      </w:r>
+    </w:p>
+    <w:p>
+      <w:r>
+        <w:t xml:space="preserve">Η μαγεία ήταν παντού εκείνη τη μέρα, με μικρούς τρόπους που η πόλη μπορούσε να προσπεράσει αδιάφορα. Όταν η μπάντα έπαιζε έναν χορό, τα φανάρια στα δέντρα λικνίζονταν ελαφρά, παρόλο που δεν μπορούσα να νιώσω καθόλου αέρα. Φτέρες από πάγο μεγάλωναν στο εσωτερικό των παραθύρων του πανδοχείου σε σχέδια υπερβολικά υπέροχα για να είναι τυχαία, έλιωναν και ξαναμεγάλωναν. Και την τελευταία ώρα του φωτός, καθώς ο ήλιος έδυε πίσω από τους λόφους και τα χρυσαφένια φώτα του φεστιβάλ άρχισαν να ξεχωρίζουν, άρχισε, απαλά, να χιονίζει, για πρώτη φορά από την εβδομάδα που βρήκαμε τον Σνόουμπολ. Παχιές, αργές νιφάδες έπεφταν πάνω από το πάρκο, πάνω από την μπάντα, τους πάγκους και τα στραμμένα προς τα πάνω πρόσωπα. Ολόκληρη η πόλη σταμάτησε, όλοι μαζί, κοίταξαν ψηλά και έμειναν σιωπηλοί.</w:t>
+      </w:r>
+    </w:p>
+    <w:p>
+      <w:r>
+        <w:t xml:space="preserve">Στάθηκα μες στο χιόνι που έπεφτε ανάμεσα στους γείτονές μου με την Πιπ να γέρνει στο μποτάκι μου, το γαντοφορεμένο χέρι της Έμα να βρίσκει το δικό μου από τη μία πλευρά και της Φιόνας από την άλλη. Κοίταξα τα πάντα, τα φανάρια, το χιόνι, το χρυσό φως, τα εκατό πρόσωπα στραμμένα στον ουρανό, και κατάλαβα, με εκείνον τον βαθύ τρόπο που έρχεται πριν προλάβει το μυαλό να το συλλάβει, τι ακριβώς διακυβευόταν. Όχι ένα κτίριο. Ούτε καν ένα μυστικό. Αυτό. Αυτή η συγκέντρωση, αυτή η πόλη να δείχνει τον καλύτερο εαυτό της σε μια κρύα, φωτεινή μέρα. Ένας άντρας είχε απλώσει το χέρι του από το σκοτάδι για να ζητήσει λύτρα για ένα κομμάτι αυτού του πράγματος, για να το μετατρέψει σε όπλο και φόβο. Στεκόμενη εκεί στο χιόνι, το μυαλό μου έγινε σκληρό και καθαρό σαν το κρύο. Όποιο κι αν ήταν το κόστος για μένα, δεν θα τον άφηνα να κρατήσει τη λαβή του πάνω σε αυτό. Θα το έφερνα στο φως, σε μια μέρα σαν κι αυτή, όπου τα πράγματα μπορούσαν να γιατρευτούν.</w:t>
+      </w:r>
+    </w:p>
+    <w:p>
+      <w:r>
+        <w:t xml:space="preserve">Το χιόνι έπεφτε. Η μπάντα άρχισε να παίζει ξανά, απαλά. Κάποιος γέλασε. Η Φιόνα έσφιξε το χέρι μου.</w:t>
+      </w:r>
+    </w:p>
+    <w:p>
+      <w:r>
+        <w:t xml:space="preserve">«Είναι υπέροχο», είπε. «Δεν είναι; Μετά από όλα αυτά. Είναι ακόμα τόσο υπέροχο».</w:t>
+      </w:r>
+    </w:p>
+    <w:p>
+      <w:r>
+        <w:t xml:space="preserve">«Είναι», είπα. «Και αξίζει να παλέψει κανείς γι’ αυτό. Για κάθε νιφάδα του. Μην το ξεχάσεις αυτό, ό,τι κι αν γίνει αύριο».</w:t>
       </w:r>
     </w:p>
     <w:p>
@@ -4245,7 +4245,7 @@
     </w:p>
     <w:p>
       <w:r>
-        <w:t>Το φεστιβάλ είχε άλλες δύο μέρες ζωής, και το ίδιο και η Fiona. Αλλά απόψε υπήρχε μόνο χιόνι, φανάρια και οι γείτονές μου γύρω μου στο κρύο, κοιτάζοντας ψηλά, και το άφησα να είναι μόνο αυτό.</w:t>
+        <w:t xml:space="preserve">Το φεστιβάλ είχε άλλες δύο μέρες ζωής, και το ίδιο και η Φιόνα. Αλλά απόψε υπήρχε μόνο χιόνι, φανάρια και οι γείτονές μου γύρω μου στο κρύο, κοιτάζοντας ψηλά, και το άφησα να είναι μόνο αυτό.</w:t>
       </w:r>
     </w:p>
     <w:p>
@@ -4261,21 +4261,21 @@
     </w:p>
     <w:p>
       <w:r>
-        <w:t>Τα άπλωσα όλα στο τραπέζι της κουζίνας εκείνο το βράδυ, το καθένα ξεχωριστά: τα δύο σημειώματα, το αντίγραφο που είχα φτιάξει από το δελτίο καταλόγου του Theo και τον χοντρό φάκελο που μου είχε δώσει ο Neil. Μετά ανάγκασα τον εαυτό μου να καθίσει και να τα κοιτάξει κατάματα, χωρίς να δειλιάσει. Η Pip είχε βαρεθεί μαζί μου και είχε πάει να κοιμηθεί στο χαλάκι του τζακιού.</w:t>
-      </w:r>
-    </w:p>
-    <w:p>
-      <w:r>
-        <w:t xml:space="preserve">Το σημείωμα παρέθετε τα λόγια του Theo. </w:t>
+        <w:t xml:space="preserve">Τα άπλωσα όλα στο τραπέζι της κουζίνας εκείνο το βράδυ, το καθένα ξεχωριστά: τα δύο σημειώματα, το αντίγραφο που είχα φτιάξει από το δελτίο καταλόγου του Θίο και τον χοντρό φάκελο που μου είχε δώσει ο Νιλ. Μετά ανάγκασα τον εαυτό μου να καθίσει και να τα κοιτάξει κατάματα, χωρίς να δειλιάσει. Η Πιπ είχε βαρεθεί μαζί μου και είχε πάει να κοιμηθεί στο χαλάκι του τζακιού.</w:t>
+      </w:r>
+    </w:p>
+    <w:p>
+      <w:r>
+        <w:t xml:space="preserve">Το σημείωμα παρέθετε τα λόγια του Θίο. </w:t>
       </w:r>
       <w:r>
         <w:rPr>
           <w:i/>
         </w:rPr>
-        <w:t>Το ζαφείρι στην καρδιά του:</w:t>
-      </w:r>
-      <w:r>
-        <w:t xml:space="preserve"> πέντε λέξεις, η φρασεολογία ενός ιστορικού και όχι ενός κλέφτη, που βρίσκονταν στο σημείωμα του εκβιασμού ακριβώς όπως βρίσκονταν και στο δελτίο με την προσεκτική, πλάγια γραφή του Theo. Το σημείωμα ήταν γραμμένο στο κρεμ χαρτί της Εταιρίας, το βαρύ χαρτί πολυτελείας που είχα δει στοιβαγμένο στη ρεσεψιόν της έκθεσης. Ο άντρας που έτρεχε το αρχείο πνιγόταν. Είχε χτυπήσει κάθε τίμια πόρτα σε τρεις πολιτείες και τις είχε δει να κλείνουν. Είχε σταθεί μπροστά σε όλη την πόλη και είχε ανακοινώσει, με λύπη, ότι τα ίδια τα γράμματα που περιέγραφαν την καρφίτσα είχαν κάνει φτερά.</w:t>
+        <w:t xml:space="preserve">Το ζαφείρι στην καρδιά της:</w:t>
+      </w:r>
+      <w:r>
+        <w:t xml:space="preserve"> πέντε λέξεις, η φρασεολογία ενός ιστορικού και όχι ενός κλέφτη, που βρίσκονταν στο σημείωμα του εκβιασμού ακριβώς όπως βρίσκονταν και στο δελτίο με την προσεκτική, πλάγια γραφή του Θίο. Το σημείωμα ήταν γραμμένο στο κρεμ χαρτί της Εταιρείας, το βαρύ ριγέ χαρτί που είχα δει στοιβαγμένο στη ρεσεψιόν της έκθεσης. Ο άντρας που διηύθυνε το αρχείο πνιγόταν. Είχε χτυπήσει κάθε τίμια πόρτα σε τρεις πολιτείες και τις είχε δει να κλείνουν. Είχε σταθεί μπροστά σε όλη την πόλη και είχε ανακοινώσει, με λύπη, ότι τα ίδια τα γράμματα που περιέγραφαν την καρφίτσα είχαν κάνει φτερά.</w:t>
       </w:r>
     </w:p>
     <w:p>
@@ -4285,12 +4285,12 @@
     </w:p>
     <w:p>
       <w:r>
-        <w:t>Πήρα το δεύτερο σημείωμα και ένα φύλλο από τα χαρτικά της Εταιρίας, ένα λευκό που μου είχε δώσει ο Theo στο αρχείο για να γράψω νέες καρτέλες αρχειοθέτησης, το οποίο είχα φέρει στο σπίτι μέσα στην τσάντα μου. Σήκωσα τα δύο μαζί μπροστά στο φως του λαμπτήρα. Το ίδιο κρεμ. Το ίδιο βάρος στα δάχτυλα. Οι ίδιες αμυδρές γραμμές τυπωμένες στην ύφανση, οι λεπτές παράλληλες ραβδώσεις που αφήνει το κόσκινο του χαρτοποιού, ευδιάκριτες αν ξέρεις να κρατήσεις ένα φύλλο στο φως και να κοιτάξεις. Ταιριάζανε. Φυσικά και ταιριάζανε. Το σημείωμα είχε γραφτεί σε χαρτί από το απόθεμα του Theo, τη στοίβα στη ρεσεψιόν του κτιρίου από το οποίο δεν είχε φύγει εδώ και μέρες.</w:t>
-      </w:r>
-    </w:p>
-    <w:p>
-      <w:r>
-        <w:t>Έγερνα πίσω και το άφησα να είναι αλήθεια, επιτέλους, ολοκληρωτικά, αυτό που κρατούσα μακριά με τα δύο μου χέρια εδώ και μέρες. Ο Theo Hussein ήταν ο εκβιαστής. Ο πιο καλοκάγαθος άντρας στο Frost Falls. Ο άντρας που μου είχε κρατήσει τα χέρια στην πόρτα της έκθεσης με τα κουρασμένα μάτια του να λάμπουν για σαράντα νέα μέλη. Είχε βρει την ιστορία της καρφίτσας στο αρχείο του και είχε δει σε αυτήν τα μισό εκατομμύριο δολάρια που θα μπορούσαν να σώσουν το μοναδικό πράγμα που αγαπούσε περισσότερο από τη δική του ξεκούραση. Είχε πάρει τη λύπη του για μια Εταιρία που πέθαινε και την είχε στρέψει εναντίον μιας φίλης.</w:t>
+        <w:t xml:space="preserve">Πήρα το δεύτερο σημείωμα και ένα φύλλο από τα χαρτικά της Εταιρείας, ένα άγραφο που μου είχε δώσει ο Θίο στο αρχείο για να γράψω νέες καρτέλες αρχειοθέτησης, το οποίο είχα φέρει στο σπίτι μέσα στην τσάντα μου. Σήκωσα τα δύο μαζί μπροστά στο φως του λαμπτήρα. Το ίδιο κρεμ. Το ίδιο βάρος στα δάχτυλα. Οι ίδιες αμυδρές γραμμές τυπωμένες στην ύφανση, οι λεπτές παράλληλες ραβδώσεις που αφήνει το κόσκινο του χαρτοποιού, ευδιάκριτες αν ξέρεις να κρατήσεις ένα φύλλο στο φως και να κοιτάξεις. Ταιριάζανε. Φυσικά και ταιριάζανε. Το σημείωμα είχε γραφτεί σε χαρτί από το απόθεμα του Θίο, τη στοίβα στη ρεσεψιόν του κτιρίου από το οποίο δεν είχε φύγει εδώ και μέρες.</w:t>
+      </w:r>
+    </w:p>
+    <w:p>
+      <w:r>
+        <w:t xml:space="preserve">Έγειρα πίσω και το άφησα να είναι αλήθεια, επιτέλους, ολοκληρωτικά, αυτό που κρατούσα μακριά με τα δύο μου χέρια εδώ και μέρες. Ο Θίο Χουσείν ήταν ο εκβιαστής. Ο πιο καλοκάγαθος άντρας στο Φροστ Φολς. Ο άντρας που μου είχε κρατήσει τα χέρια στην πόρτα της έκθεσης με τα κουρασμένα μάτια του να λάμπουν για σαράντα νέα μέλη. Είχε βρει την ιστορία της καρφίτσας στο αρχείο του και είχε δει σε αυτήν το μισό εκατομμύριο δολάρια που θα μπορούσαν να σώσουν το μοναδικό πράγμα που αγαπούσε περισσότερο από τη δική του ξεκούραση. Είχε πάρει τη λύπη του για μια Εταιρεία που πέθαινε και την είχε στρέψει εναντίον μιας φίλης.</w:t>
       </w:r>
     </w:p>
     <w:p>
@@ -4300,7 +4300,7 @@
     </w:p>
     <w:p>
       <w:r>
-        <w:t>Τότε έσκουπισα το πρόσωπό μου και ανάγκασα τον εαυτό μου να ξανακοιτάξει εκείνο το πράγμα που είχε κολλήσει μέσα μου στο σαλόνι της Fiona. Ο Theo είχε γράψει τα σημειώματα. Αλλά ο Theo δεν θα μπορούσε να μεταφέρει το δεύτερο σε ένα λόμπι γεμάτο επισκέπτες του φεστιβάλ και να φύγει χωρίς να τον προσέξει ψυχή. Κάποιος άλλος το πήγε με τα πόδια στο πανδοχείο.</w:t>
+        <w:t xml:space="preserve">Τότε σκούπισα το πρόσωπό μου και ανάγκασα τον εαυτό μου να ξανακοιτάξει εκείνο το πράγμα που είχε κολλήσει μέσα μου στο καθιστικό της Φιόνας. Ο Θίο είχε γράψει τα σημειώματα. Αλλά ο Θίο δεν θα μπορούσε να μεταφέρει το δεύτερο σε ένα λόμπι γεμάτο επισκέπτες του φεστιβάλ και να φύγει χωρίς να τον προσέξει ψυχή. Κάποιος άλλος το είχε πάει με τα πόδια στο πανδοχείο.</w:t>
       </w:r>
     </w:p>
     <w:p>
@@ -4314,7 +4314,7 @@
         <w:t>Ξέρω πώς απέκτησε η οικογένειά σου αυτό το πανδοχείο,</w:t>
       </w:r>
       <w:r>
-        <w:t xml:space="preserve"> έγραφε το πρώτο σημείωμα. Η ίδια η κλοπή, η καρφίτσα, η πέτρα, το ενεχυροδανειστήριο στο Ridgeline, ήταν όλα στα γράμματα των Blackburn, στο αρχείο του Theo. Αλλά η αγορά του πανδοχείου, η αγορά του 1924, η χαρτούρα μιας ιδιοκτησίας που άλλαζε χέρια, δεν υπήρχε σε κανένα γράμμα των Blackburn. Αυτό ήταν αρχείο ακινήτων. Ένα συμβόλαιο.</w:t>
+        <w:t xml:space="preserve"> έγραφε το πρώτο σημείωμα. Η ίδια η κλοπή, η καρφίτσα, η πέτρα, το ενεχυροδανειστήριο στο Ρίτζλαϊν, ήταν όλα στα γράμματα των Μπλάκμπερν, στο αρχείο του Θίο. Αλλά η αγορά του πανδοχείου, η αγορά του 1924, η χαρτούρα μιας ιδιοκτησίας που άλλαζε χέρια, δεν υπήρχε σε κανένα γράμμα των Μπλάκμπερν. Αυτό ήταν αρχείο ιδιοκτησίας. Ένα συμβόλαιο.</w:t>
       </w:r>
     </w:p>
     <w:p>
@@ -4324,17 +4324,17 @@
     </w:p>
     <w:p>
       <w:r>
-        <w:t>Κάθισα ακίνητη στο φως του λυχνίου. Η κλοπή της καρφίτσας και η αγορά του πανδοχείου ήταν δύο διαφορετικά μυστικά, φυλαγμένα σε δύο διαφορετικά κτίρια. Ο Theo είχε το ένα από αυτά. Είχε το αρχείο, τα γράμματα, το δελτίο καταλόγου, τα επιστολόχαρτα. Είχε την κλοπή. Αλλά η απόδειξη ότι τα κλεμμένα χρήματα είχαν μετατραπεί σε αυτό το πολυαγαπημένο πανδοχείο βρισκόταν στο Δημαρχείο, στα αρχεία ακινήτων που μια άκαμπτη, κουρασμένη γυναίκα με είχε κοιτάξει στα μάτια και είχε ορκιστεί ότι δεν διάβαζε ποτέ.</w:t>
-      </w:r>
-    </w:p>
-    <w:p>
-      <w:r>
-        <w:t>Ένας άνθρωπος δεν θα μπορούσε να γνωρίζει και τα δύο μισά μόνος του, και ο Theo δεν θα μπορούσε να μεταφέρει τα σημειώματα στο πανδοχείο.</w:t>
-      </w:r>
-    </w:p>
-    <w:p>
-      <w:r>
-        <w:t>Δεν ήταν ο Theo μόνος του. Δεν θα μπορούσε να ήταν ο Theo μόνος του.</w:t>
+        <w:t xml:space="preserve">Κάθισα ακίνητη στο φως της λάμπας. Η κλοπή της καρφίτσας και η αγορά του πανδοχείου ήταν δύο διαφορετικά μυστικά, φυλαγμένα σε δύο διαφορετικά κτίρια. Ο Θίο είχε το ένα από αυτά. Είχε το αρχείο, τα γράμματα, το δελτίο καταλόγου, τα επιστολόχαρτα. Είχε την κλοπή. Αλλά η απόδειξη ότι τα κλεμμένα χρήματα είχαν μετατραπεί σε αυτό το πολυαγαπημένο πανδοχείο βρισκόταν στο Δημαρχείο, στα αρχεία ιδιοκτησίας που μια άκαμπτη, κουρασμένη γυναίκα με είχε κοιτάξει στα μάτια και είχε ορκιστεί ότι δεν διάβαζε ποτέ.</w:t>
+      </w:r>
+    </w:p>
+    <w:p>
+      <w:r>
+        <w:t xml:space="preserve">Ένας άνθρωπος δεν θα μπορούσε να γνωρίζει και τα δύο μισά μόνος του, και ο Θίο δεν θα μπορούσε να μεταφέρει τα σημειώματα στο πανδοχείο.</w:t>
+      </w:r>
+    </w:p>
+    <w:p>
+      <w:r>
+        <w:t xml:space="preserve">Δεν ήταν ο Θίο μόνος του. Δεν θα μπορούσε να ήταν ο Θίο μόνος του.</w:t>
       </w:r>
     </w:p>
     <w:p>
@@ -4342,13 +4342,13 @@
         <w:t xml:space="preserve">Ανέβηκα στο κρεβάτι με αυτή τη σκέψη να γυρίζει μέσα μου, και για πρώτη φορά εδώ και μέρες υπήρχε κάτι κάτω από τον φόβο, μια παγωμένη, καθαρή ανακούφιση. Το σχήμα ήταν λάθος επειδή έλειπε ένα κομμάτι, και ξαπλωμένη εκεί στο σκοτάδι ήξερα ποιανού ήταν το κομμάτι. Είχα δει μια γυναίκα να γίνεται άκαμπτη στο άκουσμα ενός ονόματος. Είχα δει τα συρτάρια να στέκονται στην πλάτη της. Και την είχα ακούσει να μου λέει, με το συμβόλαιο του </w:t>
       </w:r>
       <w:r>
-        <w:t>&lt;bt&gt;</w:t>
+        <w:t xml:space="preserve"/>
       </w:r>
       <w:r>
         <w:t>Winter Wonderland Inn</w:t>
       </w:r>
       <w:r>
-        <w:t>&lt;/bt&gt;</w:t>
+        <w:t xml:space="preserve"/>
       </w:r>
       <w:r>
         <w:t xml:space="preserve"> κάπου μέσα σε αυτά ακριβώς τα συρτάρια, ότι ποτέ δεν διάβαζε τα αρχεία που φύλαγε.</w:t>
@@ -4378,7 +4378,7 @@
     <w:p/>
     <w:p>
       <w:r>
-        <w:t>Η ιστορία ήταν αρκετά βαρετή για να μην είναι ψέμα, πράγμα που ήταν και το ζητούμενο. Της είπα ότι η επιτροπή του φεστιβάλ χρειαζόταν τον παλιό τίτλο ιδιοκτησίας για το πάρκο, την κοινόχρηστη γη καθαυτή, για να λύσουν μια μικρή διαμάχη σχετικά με το πού επιτρεπόταν σ' έναν πλανόδιο πωλητή να στήσει το καρότσι του, και αν μπορούσε να είναι τόσο καλή να τον βρει για μένα. Αναστέναξε, με τον βαριεστημένο αναστέναγμο μιας γυναίκας που της ζητούσαν να κάνει ένα ακόμη μικρό πράγμα σε μια μακρά μέρα, και πήγε στην αίθουσα αρχείων στο βάθος για να τον βρει.</w:t>
+        <w:t xml:space="preserve">Η ιστορία ήταν τόσο βαρετή που δεν έμοιαζε για ψέμα, πράγμα που ήταν και το ζητούμενο. Της είπα ότι η επιτροπή του φεστιβάλ χρειαζόταν το παλιό συμβόλαιο για το πάρκο, την κοινόχρηστη γη καθαυτή, για να λύσουν μια μικρή διαμάχη σχετικά με το πού επιτρεπόταν σ' έναν πλανόδιο πωλητή να στήσει το καρότσι του, και αν μπορούσε να είναι τόσο καλή να το βρει για μένα. Αναστέναξε, με τον βαριεστημένο αναστέναγμο μιας γυναίκας που της ζητούσαν να κάνει ένα ακόμη μικρό πράγμα σε μια μακρά μέρα, και πήγε στην αίθουσα αρχείων στο βάθος για να το βρει.</w:t>
       </w:r>
     </w:p>
     <w:p/>
@@ -4390,13 +4390,13 @@
     <w:p/>
     <w:p>
       <w:r>
-        <w:t xml:space="preserve">Στο τακτικό συρταρωτό καλάθι της Βέρας με τα πράγματα που περίμεναν εκ νέου αρχειοθέτηση, στα μισά της μικρής στοίβας, υπήρχε ένας φάκελος, και το δακτυλογραφημένο ταμπελάκι στον φάκελο, με το ίδιο παλιό στιλ όπως οι κάρτες στις ορειχάλκινες θήκες, έγραφε: </w:t>
+        <w:t xml:space="preserve">Στο τακτοποιημένο συρμάτινο καλάθι της Βέρας με τα πράγματα που περίμεναν εκ νέου αρχειοθέτηση, στα μισά της μικρής στοίβας, υπήρχε ένας φάκελος, και το δακτυλογραφημένο ταμπελάκι στον φάκελο, με το ίδιο παλιό στιλ όπως οι κάρτες στις ορειχάλκινες θήκες, έγραφε: </w:t>
       </w:r>
       <w:r>
         <w:rPr>
           <w:i/>
         </w:rPr>
-        <w:t>PROPERTY — EVERGREEN AVE — WINTER WONDERLAND INN</w:t>
+        <w:t xml:space="preserve">ΙΔΙΟΚΤΗΣΙΑ — ΛΕΩΦ. ΕΒΕΡΓΚΡΙΝ — WINTER WONDERLAND INN</w:t>
       </w:r>
       <w:r>
         <w:t>.</w:t>
@@ -4405,25 +4405,25 @@
     <w:p/>
     <w:p>
       <w:r>
-        <w:t>Ο τίτλος ιδιοκτησίας του πανδοχείου. Έξω από το συρτάρι του. Να κάθεται στο καλάθι επαναρχειοθέτησης, πρόσφατα πιασμένος στα χέρια, πάνω στο γραφείο μιας γυναίκας που με είχε κοιτάξει κατάματα και μου είχε πει, δύο φορές, ότι ποτέ της δεν διάβαζε τα αρχεία στην πλάτη της.</w:t>
-      </w:r>
-    </w:p>
-    <w:p/>
-    <w:p>
-      <w:r>
-        <w:t>Είχε διαβάσει αυτόν εδώ. Τον είχε βγάλει έξω. Τον τίτλο ιδιοκτησίας του πανδοχείου, το χαρτί που κατέγραφε την αγορά του 1924, το μισό του μυστικού που δεν βρισκόταν σε καμία επιστολή του Μπλάκμπερν και ποτέ δεν υπήρξε. Βρισκόταν στα χέρια της Βέρας Ριντ, αρκετά πρόσφατα ώστε να μην τον έχει βάλει στη θέση του.</w:t>
-      </w:r>
-    </w:p>
-    <w:p/>
-    <w:p>
-      <w:r>
-        <w:t>Όταν επέστρεψε με ένα αντίγραφο του τίτλου ιδιοκτησίας του πάρκου, την ευχαρίστησα και είπα τα βαρετά μου λόγια της επιτροπής σχετικά με τους πωλητές και την τοποθέτηση του καροτσιού. Έπειτα πήρα τον χρόνο μου για να τον διπλώσω και να τον βάλω στην τσάντα μου. Την παρατηρούσα, και τώρα που ήξερα τι κοιτούσα μπορούσα να τη διαβάσω καθαρά. Δεν ήταν μια σκληρή γυναίκα. Αυτό ήταν που με συγκινούσε. Είχα σχεδόν περιμένει, όταν τελικά την έβλεπα ολόκληρη, να βρω κάτι ψυχρό και αρπακτικό κάτω από την κούραση. Δεν υπήρχε τίποτα ψυχρό εκεί πέρα, παρά μόνο φόρος κατεβασμένος στην εξάντληση, ο βαθύς ως το κόκαλο φόρος ενός ανθρώπου που έχει κάνει κάτι πολύ μεγαλύτερο από τις δυνάμεις του και μένει ξύπνιος κάθε βράδυ μέσα σε αυτό. Τα χέρια της δεν ήταν σταθερά καθώς ίσιωνε το καλάθι. Δύο ξεχασμένες κούπες καφέ στέκονταν κρύες πάνω στο γραφείο. Έμοιαζε όπως είχε φανεί η Φιόνα όλη την εβδομάδα, σαν ένας άνθρωπος που στριμώχνεται, εκτός του ότι ήταν εκείνη που έκανε το στρίμωγμα, και κάπως αυτό ήταν πιο λυπηρό.</w:t>
-      </w:r>
-    </w:p>
-    <w:p/>
-    <w:p>
-      <w:r>
-        <w:t>«Βέρα», της είπα απαλά, καθ' οδόν προς την πόρτα, «είσαι εντάξει; Αληθινά. Δεν φαίνεσαι καθόλου καλά».</w:t>
+        <w:t xml:space="preserve">Το συμβόλαιο του πανδοχείου. Έξω από το συρτάρι του. Να κάθεται στο καλάθι επαναρχειοθέτησης, πρόσφατα πιασμένο στα χέρια, πάνω στο γραφείο μιας γυναίκας που με είχε κοιτάξει κατάματα και μου είχε πει, δύο φορές, ότι ποτέ της δεν διάβαζε τα αρχεία στην πλάτη της.</w:t>
+      </w:r>
+    </w:p>
+    <w:p/>
+    <w:p>
+      <w:r>
+        <w:t xml:space="preserve">Είχε διαβάσει αυτό εδώ. Το είχε βγάλει έξω. Το συμβόλαιο του πανδοχείου, το χαρτί που κατέγραφε την αγορά του 1924, το μισό του μυστικού που δεν βρισκόταν σε κανένα γράμμα των Μπλάκμπερν και ποτέ δεν υπήρξε. Βρισκόταν στα χέρια της Βέρας Ριντ, αρκετά πρόσφατα ώστε να μην το έχει βάλει στη θέση του.</w:t>
+      </w:r>
+    </w:p>
+    <w:p/>
+    <w:p>
+      <w:r>
+        <w:t xml:space="preserve">Όταν επέστρεψε με ένα αντίγραφο του συμβολαίου του πάρκου, την ευχαρίστησα και είπα τα βαρετά μου λόγια της επιτροπής σχετικά με τους πωλητές και την τοποθέτηση του καροτσιού. Έπειτα πήρα τον χρόνο μου για να το διπλώσω και να το βάλω στην τσάντα μου. Την παρατηρούσα, και τώρα που ήξερα τι κοιτούσα μπορούσα να τη διαβάσω καθαρά. Δεν ήταν μια σκληρή γυναίκα. Αυτό ήταν που με συγκινούσε. Είχα σχεδόν περιμένει, όταν τελικά την έβλεπα ολόκληρη, να βρω κάτι ψυχρό και αρπακτικό κάτω από την κούραση. Δεν υπήρχε τίποτα ψυχρό εκεί πέρα, παρά μόνο φόβος που είχε φθαρεί ως την εξάντληση, ο βαθύς ως το κόκαλο φόβος ενός ανθρώπου που έχει κάνει κάτι πολύ μεγαλύτερο από τις δυνάμεις του και μένει ξύπνιος κάθε βράδυ μέσα σε αυτό. Τα χέρια της δεν ήταν σταθερά καθώς ίσιωνε το καλάθι. Δύο ξεχασμένες κούπες καφέ στέκονταν κρύες πάνω στο γραφείο. Έμοιαζε όπως είχε φανεί η Φιόνα όλη την εβδομάδα, σαν ένας άνθρωπος που στριμώχνεται, μόνο που ήταν εκείνη που έκανε το στρίμωγμα, και κάπως αυτό ήταν πιο λυπηρό.</w:t>
+      </w:r>
+    </w:p>
+    <w:p/>
+    <w:p>
+      <w:r>
+        <w:t xml:space="preserve">«Βέρα», της είπα απαλά, καθ' οδόν προς την πόρτα, «είστε εντάξει; Αληθινά. Δεν φαίνεστε καθόλου καλά».</w:t>
       </w:r>
     </w:p>
     <w:p/>
@@ -4435,7 +4435,7 @@
     <w:p/>
     <w:p>
       <w:r>
-        <w:t>Τα μάτια της είχαν γυαλίσει, και δεν μπορούσε να τα σηκώσει για να συναντήσουν τα δικά μου, ακριβώς όπως δεν μπορούσε όποτε η παλιά ιστορία συζητιόταν φωναχτά. Κατάλαβα, στεκόμενη εκεί με το παλτό μου και τον τίτλο ιδιοκτησίας του πάρκου στην τσάντα μου, ότι η Βέρα Ριντ δεν ήταν καμιά κακιά. Ήταν μια τρομοκρατημένη γυναίκα που είχε μπλεχτεί σε κάτι από έναν άντρα που εμπιστευόταν, ή λυπόταν, ή και τα δύο, και είχε χωθεί πια πολύ βαθιά για να σκαρφαλώσει έξω. Το ήξερε, και δεν κοιμόταν καθόλου καλύτερα από τη γυναίκα που βοηθούσε να καταστραφεί.</w:t>
+        <w:t xml:space="preserve">Τα μάτια της είχαν γυαλίσει, και δεν μπορούσε να τα σηκώσει για να συναντήσουν τα δικά μου, ακριβώς όπως δεν μπορούσε όποτε η παλιά ιστορία συζητιόταν φωναχτά. Κατάλαβα, στεκόμενη εκεί με το παλτό μου και το συμβόλαιο του πάρκου στην τσάντα μου, ότι η Βέρα Ριντ δεν ήταν καμιά κακιά. Ήταν μια τρομοκρατημένη γυναίκα που είχε μπλεχτεί σε κάτι από έναν άντρα που εμπιστευόταν, ή λυπόταν, ή και τα δύο, και είχε χωθεί πια πολύ βαθιά για να σκαρφαλώσει έξω. Το ήξερε, και δεν κοιμόταν καθόλου καλύτερα από τη γυναίκα που βοηθούσε να καταστραφεί.</w:t>
       </w:r>
     </w:p>
     <w:p/>
@@ -4447,25 +4447,25 @@
     <w:p/>
     <w:p>
       <w:r>
-        <w:t>Ο Θίο είχε την κλοπή. Την είχε βρει στις επιστολές του Μπλάκμπερν, την καρφίτσα, την πέτρα, το ενεχυροδανειστήριο. Την είχε καταλογογραφήσει με το προσεκτικό του χέρι, το ζαφείρι στην καρδιά της, και μετά είχε τραβήξει αυτές τις επιστολές από τα αρχεία και τις είχε ονομάσει ελλείπουσες. Αλλά ο Θίο, που πνigόταν, παρακολουθούμενος από ολόκληρη την πόλη, ποτέ στο σπίτι του, δεν θα μπορούσε να είχε κάνει τα υπόλοιπα. Δεν θα μπορούσε να είχε επιβεβαιώσει ότι το πανδοχείο είχε αγοραστεί με τα χρήματα, επειδή αυτή η απόδειξη δεν βρισκόταν στο κτίριό του. Και δεν θα μπορούσε να είχε μεταφέρει τα σημειώματα πέρα ​​ως πέρα ​​στην πόλη και να είχε αφήσει το ένα σε ένα γεμάτο κόσμο γραφείο εν μέσω φωτός μέρας του φεστιβάλ, επειδή ο Θίο Χουσείν δεν μπορούσε να περπατήσει κάτω από την Evergreen Avenue απαρατήρητος ούτε για να σώσει τη ζωή του.</w:t>
-      </w:r>
-    </w:p>
-    <w:p/>
-    <w:p>
-      <w:r>
-        <w:t>Η Βέρα μπορούσε. Η Βέρα είχε τον τίτλο ιδιοκτησίας, την απόδειξη της αγοράς, στα συρτάρια πίσω από την καρέκλα της. Η Βέρα μετέφερε χαρτιά από το γραφείο του δημάρχου στο αρχείο, πέρα ​​δώθε, συνηθισμένη σαν τον καιρό, με όλη την πρόσβαση στον Θίο και στα χαρτικά του που θα μπορούσε να θέλει κανείς. Και η Βέρα κινούνταν στην πόλη απαρατήρητη, μια γυναίκα που έκανε τα θελήματα της πόλης. Μπορούσε να αφήσει έναν φάκελο στη ρεσεψιόν του πανδοχείου ανάμεσα στο πλήθος του φεστιβάλ και κανείς δεν θα σκεφτόταν τίποτα γι' αυτό, η γραμματέας του δημάρχου περνούσε από το πανδοχείο. Την είχα προσπεράσει η ίδια στα σκαλοπάτια του πανδοχείου, το πρωί που ήρθε το δεύτερο σημείωμα, και δεν είχα σκεφτεί τίποτα.</w:t>
-      </w:r>
-    </w:p>
-    <w:p/>
-    <w:p>
-      <w:r>
-        <w:t>Το είχαν κάνει μαζί. Ο Θίο για την Εταιρεία που έβλεπε να πεθαίνει σιγά-σιγά. Η Βέρα για τα χρήματα που τόσο φανερά χρειαζόταν, έναν μισθό πόλης για τη δουλειά μιας μεγαλούπολης και λογαριασμούς που μου είχε σχεδόν πει ότι δεν μπορούσε να πληρώσει. Ή για εκείνον, εν μέρει, από κάποια αφοσίωση ή οίκτο του οποίου δεν μπορούσα να δω τον πάτο. Δεν χρειαζόταν τους ακριβείς λόγους της. Το σχήμα ήταν συμπαγές.</w:t>
-      </w:r>
-    </w:p>
-    <w:p/>
-    <w:p>
-      <w:r>
-        <w:t>Τους είχα και τους δύο. Μετά από όλη αυτή την αγωνία, αυτό θα έπρεπε να μοιάζει με νίκη, κι αντίθετα φαινόταν σαν να στέκομαι στην κορυφή ενός μακriού λόφου που δεν ήθελα να κατεβώ. Στον πάτο του βρίσκονταν δύο άνθρωποι που γνώριζα και συμπαθούσα, μια φίλη που στριμώχνανε ανάμεσά τους και μια ολόκληρη ζεστή πόλη που μπορεί να χρειαζόταν να μάθει κάτι άσχημο για δύο δικά της παιδιά.</w:t>
+        <w:t xml:space="preserve">Ο Θίο είχε την κλοπή. Την είχε βρει στα γράμματα των Μπλάκμπερν, την καρφίτσα, την πέτρα, το ενεχυροδανειστήριο. Την είχε καταλογογραφήσει με το προσεκτικό του χέρι, το ζαφείρι στην καρδιά της, και μετά είχε τραβήξει αυτά τα γράμματα από τα αρχεία και τα είχε δηλώσει χαμένα. Αλλά ο Θίο, που πνιγόταν, παρακολουθούμενος από ολόκληρη την πόλη, ποτέ στο σπίτι του, δεν θα μπορούσε να είχε κάνει τα υπόλοιπα. Δεν θα μπορούσε να είχε επιβεβαιώσει ότι το πανδοχείο είχε αγοραστεί με τα χρήματα, επειδή αυτή η απόδειξη δεν βρισκόταν στο κτίριό του. Και δεν θα μπορούσε να είχε μεταφέρει τα σημειώματα πέρα ως πέρα στην πόλη και να είχε αφήσει το ένα σε ένα γεμάτο κόσμο γραφείο εν μέσω φωτός μέρας του φεστιβάλ, επειδή ο Θίο Χουσείν δεν μπορούσε να κατεβεί τη Λεωφόρο Έβεργκριν απαρατήρητος ούτε για να σώσει τη ζωή του.</w:t>
+      </w:r>
+    </w:p>
+    <w:p/>
+    <w:p>
+      <w:r>
+        <w:t xml:space="preserve">Η Βέρα μπορούσε. Η Βέρα είχε το συμβόλαιο, την απόδειξη της αγοράς, στα συρτάρια πίσω από την καρέκλα της. Η Βέρα μετέφερε χαρτιά από το γραφείο του δημάρχου στο αρχείο, πέρα δώθε, συνηθισμένη σαν τον καιρό, με όλη την πρόσβαση στον Θίο και στα χαρτικά του που θα μπορούσε να θέλει κανείς. Και η Βέρα κινιόταν στην πόλη απαρατήρητη, μια γυναίκα που έκανε τα θελήματα της πόλης. Μπορούσε να αφήσει έναν φάκελο στη ρεσεψιόν του πανδοχείου ανάμεσα στο πλήθος του φεστιβάλ και κανείς δεν θα σκεφτόταν τίποτα γι' αυτό, η γραμματέας του δημάρχου περνούσε από το πανδοχείο. Την είχα προσπεράσει η ίδια στα σκαλοπάτια του πανδοχείου, το πρωί που ήρθε το δεύτερο σημείωμα, και δεν είχα σκεφτεί τίποτα.</w:t>
+      </w:r>
+    </w:p>
+    <w:p/>
+    <w:p>
+      <w:r>
+        <w:t xml:space="preserve">Το είχαν κάνει μαζί. Ο Θίο για την Εταιρεία που έβλεπε να πεθαίνει σιγά-σιγά. Η Βέρα για τα χρήματα που τόσο φανερά χρειαζόταν, έναν μισθό μικρής πόλης για δουλειά μεγαλούπολης και λογαριασμούς που μου είχε σχεδόν πει ότι δεν μπορούσε να πληρώσει. Ή για εκείνον, εν μέρει, από κάποια αφοσίωση ή οίκτο του οποίου δεν μπορούσα να δω τον πάτο. Δεν χρειαζόμουν τους ακριβείς λόγους της. Το σχήμα ήταν συμπαγές.</w:t>
+      </w:r>
+    </w:p>
+    <w:p/>
+    <w:p>
+      <w:r>
+        <w:t xml:space="preserve">Τους είχα και τους δύο. Μετά από όλη αυτή την αγωνία, αυτό θα έπρεπε να μοιάζει με νίκη, κι αντίθετα φαινόταν σαν να στέκομαι στην κορυφή ενός μακριού λόφου που δεν ήθελα να κατέβω. Στον πάτο του βρίσκονταν δύο άνθρωποι που γνώριζα και συμπαθούσα, μια φίλη που στριμώχνανε ανάμεσά τους και μια ολόκληρη ζεστή πόλη που μπορεί να χρειαζόταν να μάθει κάτι άσχημο για δύο δικά της παιδιά.</w:t>
       </w:r>
     </w:p>
     <w:p/>
@@ -4483,7 +4483,7 @@
     <w:p/>
     <w:p>
       <w:r>
-        <w:t>Περπατώντας το υπόλοιπο της διαδρομής για το σπίτι με το κρύο, με τον τίτλο ιδιοκτησίας του πανδοχείου στην τσάντα μου και τα ονόματα και των δύο να βαραίνουν το στήθος μου, μπορούσα να αισθανθώ την επιλογή να με περιμένει μπροστά μου. Είχε το βάρος του πιο δύσκολου είδους, αυτού που δεν χρειάστηκε να κάνω από την ημέρα που κατέβηκα από την κορυφή του κόσμου.</w:t>
+        <w:t xml:space="preserve">Περπατώντας το υπόλοιπο της διαδρομής για το σπίτι με το κρύο, με το συμβόλαιο του πάρκου στην τσάντα μου και τα ονόματα και των δύο να βαραίνουν το στήθος μου, μπορούσα να αισθανθώ την επιλογή να με περιμένει μπροστά μου. Είχε το βάρος του πιο δύσκολου είδους, αυτού που δεν χρειάστηκε να κάνω από την ημέρα που κατέβηκα από την κορυφή του κόσμου.</w:t>
       </w:r>
     </w:p>
     <w:p>
@@ -4494,19 +4494,19 @@
     <w:p/>
     <w:p>
       <w:r>
-        <w:t>Εκείνο το βράδυ, δίπλα στη φωτιά, ανάγκασα τον εαυτό μου να σκεφτεί την εύκολη λύση μέχρι τέλους, και τα επιχειρήματα υπέρ της ήταν ισχυρότερα από ποτέ.</w:t>
-      </w:r>
-    </w:p>
-    <w:p/>
-    <w:p>
-      <w:r>
-        <w:t>Πήγαινε ως εξής. Ήξερα ποιοι. Ήξερα πώς. Είχα τις αποδείξεις: το δελτίο του καταλόγου, το ταιριαστό χαρτί στο φως της λάμπας, τον τίτλο ιδιοκτησίας του πανδοχείου έξω από το συρτάρι του. Έτσι, μπορούσα να πάω στον Theo και στη Vera ήσυχα, οι τρεις μας μόνοι, κανένας άλλος, και να πω: Ξέρω. Σταματήστε τώρα, και τελειώνει εδώ, απόψε, χωρίς να το μάθει ψυχή. Ποτέ ξανά. Και θα το έκαναν, επειδή ήταν τρομαγμένοι άνθρωποι και όχι σκληrυμένοι [note: keeping draft spelling or fixing to σκληρυμένοι; let's fix to σκληρυμένοι]. Θα έκλαιγαν από την ανακούφιση που τους χαρίστηκε. Τα σημειώματα θα σταματούσαν, και η Fiona θα ήταν ασφαλής. Το μυστικό θα ξαναγύριζε στο μπαούλο του στη σοφίτα. Ο Theo θα κρατούσε την Εταιρεία του και την καλή του φήμη, και η Vera τη δουλειά της. Η πόλη δεν θα χρειαζόταν ποτέ να μάθει ότι δύο δικοί της άνθρωποι είχαν πάρει τον στραβό δρόμο για μια δύσκολη σεζόν. Όλοι όσοι αγαπούσα θα γλιτώνανε από αυτή τη λύπη.</w:t>
-      </w:r>
-    </w:p>
-    <w:p/>
-    <w:p>
-      <w:r>
-        <w:t>Κανενας αστυνομικός. Κανένα σκάνδαλο. Καμία άσχημη στήλη στην Gazette. Κανένας καλός ηλικιωμένος να οδηγείται έξω από το κτίριο στο οποίο είχε αφιερώσει τη ζωή του. Απλώς μια ήσυχη κουβέντα στο σκοτάδι, έλεος, και όλοι να πηγαίνουν στο σπίτι τους για ύπνο.</w:t>
+        <w:t xml:space="preserve">Εκείνο το βράδυ, δίπλα στη φωτιά, ανάγκασα τον εαυτό μου να σκεφτεί την εύκολη λύση μέχρι τέλους, και τα επιχειρήματα υπέρ της ήταν ισχυρά.</w:t>
+      </w:r>
+    </w:p>
+    <w:p/>
+    <w:p>
+      <w:r>
+        <w:t xml:space="preserve">Πήγαινε ως εξής. Ήξερα ποιοι. Ήξερα πώς. Είχα τις αποδείξεις: το δελτίο του καταλόγου, το ταιριαστό χαρτί στο φως της λάμπας, το συμβόλαιο του πανδοχείου έξω από το συρτάρι του. Έτσι, μπορούσα να πάω στον Θίο και στη Βέρα ήσυχα, οι τρεις μας μόνοι, κανένας άλλος, και να πω: Ξέρω. Σταματήστε τώρα, και τελειώνει εδώ, απόψε, χωρίς να το μάθει ψυχή. Ποτέ ξανά. Και θα το έκαναν, επειδή ήταν τρομαγμένοι άνθρωποι και όχι σκληρυμένοι. Θα έκλαιγαν από την ανακούφιση που τους χαρίστηκε. Τα σημειώματα θα σταματούσαν, και η Φιόνα θα ήταν ασφαλής. Το μυστικό θα ξαναγύριζε στο μπαούλο του στη σοφίτα. Ο Θίο θα κρατούσε την Εταιρεία του και την καλή του φήμη, και η Βέρα τη δουλειά της. Η πόλη δεν θα χρειαζόταν ποτέ να μάθει ότι δύο δικοί της άνθρωποι είχαν πάρει τον στραβό δρόμο για μια δύσκολη σεζόν. Όλοι όσοι αγαπούσα θα γλιτώνανε από αυτή τη λύπη.</w:t>
+      </w:r>
+    </w:p>
+    <w:p/>
+    <w:p>
+      <w:r>
+        <w:t xml:space="preserve">Καμία αστυνομία. Κανένα σκάνδαλο. Καμία άσχημη στήλη στην Gazette. Κανένας καλός ηλικιωμένος να οδηγείται έξω από το κτίριο στο οποίο είχε αφιερώσει τη ζωή του. Απλώς μια ήσυχη κουβέντα στο σκοτάδι, έλεος, και όλοι να πηγαίνουν στο σπίτι τους για ύπνο.</w:t>
       </w:r>
     </w:p>
     <w:p/>
@@ -4518,25 +4518,25 @@
     <w:p/>
     <w:p>
       <w:r>
-        <w:t>Κάθισα δίπλα στη φωτιά για πολλή ώρα και το βασάνισα. Ο Nick με άφησε. Ο Pip κοιμόταν κουλουριασμένος στο πόδι μου, και επιτέλους είδα πού πήγαινε στραβά η εύκολη λύση.</w:t>
-      </w:r>
-    </w:p>
-    <w:p/>
-    <w:p>
-      <w:r>
-        <w:t>Μια ήσυχη κουβέντα στο σκοτάδι θα προστάτευε κάθε άνθρωπο εκτός από εκείνον που προοριζόταν να προστατέψει περισσότερο. Δεν θα ελευθέρωνε τη Fiona. Θα άλλαζε μόνο σε ποια χέρια βρισκόταν το μυστικό της. Αυτή τη στιγμή το κρατούσε ένας εκβιαστής. Μετά το ήσυχο έλεός μου, θα το κρατούσα εγώ. Το ίδιο και ο Nick, και το ίδιο ο Theo και η Vera, συγχωρεμένοι και ελεύθεροι, οι δύο άνθρωποι σε ολόκληρο τον κόσμο που ήξεραν ακριβώς πώς να μετατρέψουν εκείνο το μπαούλο της σοφίτας σε περιουσία. Η Fiona θα περνούσε το υπόλοιπο της ζωής της ξέροντας ότι δύο από τους γείτονές της είχαν προσπαθήσει κάποτε να την εκβιάσουν και είχαν τη γλίτωση, και θα μπορούσαν, σε οποιαδήποτε κακή βραδιά, σε οποιονδήποτε απελπισμένο χειμώνα στα χρόνια που έρχονταν, να το ξανακάνουν. Ο φόβος δεν θα τελείωνε. Απλώς θα ησύχαζε. Είχα διαβάσει δέκα χιλιάδες γράμματα στον Πόλο, και ο πόνος μέσα τους ήταν τόσο συχνά ένα μυστικό που κουβαλιόταν μόνο του στο σκοτάδι.</w:t>
-      </w:r>
-    </w:p>
-    <w:p/>
-    <w:p>
-      <w:r>
-        <w:t>Και υπήρχε και ένα δεύτερο ψέμα διπλωμένο μέσα στο πρώτο. Η εύκολη λύση φαινόταν για συγχώρεση, και δεν ήταν απολύτως τίποτα τέτοιο. Αυτό που θα παρέδιδα στον Theo και στη Vera ήταν ένας τρόπος να μην το αντιμετωπίσουν ποτέ, να προσπεράσουν ολότελα τη δύσκολη μέση οδό όπου κάποιος έρχεται αντιμέτωπος με το κακό που έχει κάνει, κατευθείαν από το έγκλημα στην άφεση αμαρτιών χωρίς τίποτα αληθινό ενδιάμεσα. Αυτό θα βοηθούσε απλώς να συνεχίσουν να κρύβονται, από την πόλη και από τον ίδιο τους τον εαυτό. Και αν δεν χρειάστηκε ποτέ να νιώσουν το βάρος του, θα μπορούσαν να το ξανακάνουν. Δεν θα έσωζα την ψυχή του Theo θάβοντας το έγκλημά του. Θα του στερούσα το μοναδικό πράγμα που μπορούσε να το γιατρέψει, το οποίο ήταν η ανάληψη της ευθύνης.</w:t>
-      </w:r>
-    </w:p>
-    <w:p/>
-    <w:p>
-      <w:r>
-        <w:t>«Έχεις σιωπήσει», είπε ο Nick από την καρέκλα του.</w:t>
+        <w:t xml:space="preserve">Κάθισα δίπλα στη φωτιά για πολλή ώρα και το βασάνισα. Ο Νικ με άφησε. Η Πιπ κοιμόταν κουλουριασμένη στο πόδι μου, και επιτέλους είδα πού πήγαινε στραβά η εύκολη λύση.</w:t>
+      </w:r>
+    </w:p>
+    <w:p/>
+    <w:p>
+      <w:r>
+        <w:t xml:space="preserve">Μια ήσυχη κουβέντα στο σκοτάδι θα προστάτευε κάθε άνθρωπο εκτός από εκείνον που προοριζόταν να προστατέψει περισσότερο. Δεν θα ελευθέρωνε τη Φιόνα. Θα άλλαζε μόνο σε ποια χέρια βρισκόταν το μυστικό της. Αυτή τη στιγμή το κρατούσε ένας εκβιαστής. Μετά το ήσυχο έλεός μου, θα το κρατούσα εγώ. Το ίδιο και ο Νικ, και το ίδιο ο Θίο και η Βέρα, συγχωρεμένοι και ελεύθεροι, οι δύο άνθρωποι σε ολόκληρο τον κόσμο που ήξεραν ακριβώς πώς να μετατρέψουν εκείνο το μπαούλο της σοφίτας σε περιουσία. Η Φιόνα θα περνούσε το υπόλοιπο της ζωής της ξέροντας ότι δύο από τους γείτονές της είχαν προσπαθήσει κάποτε να την εκβιάσουν και τη γλίτωσαν, και θα μπορούσαν, σε οποιαδήποτε κακή βραδιά, σε οποιονδήποτε απελπισμένο χειμώνα στα χρόνια που έρχονταν, να το ξανακάνουν. Ο φόβος δεν θα τελείωνε. Απλώς θα ησύχαζε. Είχα διαβάσει δέκα χιλιάδες γράμματα στον Πόλο, και ο πόνος μέσα τους ήταν τόσο συχνά ένα μυστικό που κουβαλιόταν μόνο του στο σκοτάδι.</w:t>
+      </w:r>
+    </w:p>
+    <w:p/>
+    <w:p>
+      <w:r>
+        <w:t xml:space="preserve">Και υπήρχε και ένα δεύτερο ψέμα διπλωμένο μέσα στο πρώτο. Η εύκολη λύση φαινόταν για συγχώρεση, και δεν ήταν απολύτως τίποτα τέτοιο. Αυτό που θα παρέδιδα στον Θίο και στη Βέρα ήταν ένας τρόπος να μην το αντιμετωπίσουν ποτέ, να προσπεράσουν ολότελα το δύσκολο ενδιάμεσο στάδιο όπου κάποιος έρχεται αντιμέτωπος με το κακό που έχει κάνει, κατευθείαν από το έγκλημα στην άφεση αμαρτιών χωρίς τίποτα αληθινό ενδιάμεσα. Αυτό θα βοηθούσε απλώς να συνεχίσουν να κρύβονται, από την πόλη και από τον ίδιο τους τον εαυτό. Και αν δεν χρειαζόταν ποτέ να νιώσουν το βάρος του, θα μπορούσαν να το ξανακάνουν. Δεν θα έσωζα την ψυχή του Θίο θάβοντας το έγκλημά του. Θα του στερούσα το μοναδικό πράγμα που μπορούσε να το γιατρέψει, το οποίο ήταν η ανάληψη της ευθύνης.</w:t>
+      </w:r>
+    </w:p>
+    <w:p/>
+    <w:p>
+      <w:r>
+        <w:t xml:space="preserve">«Έχεις σιωπήσει», είπε ο Νικ από την καρέκλα του.</w:t>
       </w:r>
     </w:p>
     <w:p/>
@@ -4548,49 +4548,49 @@
     <w:p/>
     <w:p>
       <w:r>
-        <w:t>Περίμενε. Ήταν καλός στην αναμονή ο Nick.</w:t>
-      </w:r>
-    </w:p>
-    <w:p/>
-    <w:p>
-      <w:r>
-        <w:t>«Δεν μπορώ να το κουκουλώσω», είπα. «Θέλω. Ο Θεός ξέρει πόσο θέλω να περπατήσω απόψε μέχρι εκεί, να τα ψιθυρίσω όλα για να εξαφανιστούν και να αφήσω τους πάντες να κρατήσουν τη ζωή τους. Αν όμως το κάνω αυτό, η Fiona δεν θα σταματήσει ποτέ να φοβάται, όχι στα αλήθεια. Ο Theo δεν θα γίνει ποτέ ένας άντρας που θα μπορούσε να συγχωρεθεί. Και η σήψη θα μείνει κάτω, μέσα στον τοίχο όπου δεν μπορώ να τη δω, και θα μεγαλώνει». Πίεσα τις παλάμες μου στα μάτια μου. «Το σωστό και το εύκολο δεν είναι το ίδιο πράγμα. Πρέπει να βγει στο φως. Όλα. Όπως πρέπει. Με τη Noriko Tanaka. Με τον νόμο μέσα σε αυτό, να γίνει απαλά, με έλεος, αλλά να γίνει. Αυτός είναι ο μόνος τρόπος για να ελευθερωθεί οριστικά η Fiona, και ο μόνος τρόπος για να γίνει ο Theo κάτι παραπάνω από ένας άντρας με ένα έγκλημα θαμμένο κάτω από τα πατώματά του».</w:t>
-      </w:r>
-    </w:p>
-    <w:p/>
-    <w:p>
-      <w:r>
-        <w:t>«Αυτός είναι ο πιο δύσκολος δρόμος», είπε σιγά ο Nick. «Για εσένα πάνω απ' όλα. Η πόλη θα θρηνήσει, Jess, και μερικοί από αυτούς θα ευχηθούν να το είχες αφήσει στην ησυχία του, και εσένα θα θεωρήσουν υπαίτια για τη λύπη που θα τους βρει. Θα ξέρουν ότι ήσουν εσύ».</w:t>
-      </w:r>
-    </w:p>
-    <w:p/>
-    <w:p>
-      <w:r>
-        <w:t>Να τος, ο τελευταίος φόβος, ο μικρότερος απ' όλους και ο πιο δικός μου. Ήμουν ακόμα μισή ξένη σε αυτή την πόλη. Όλοι οι άλλοι γνωρίζονταν από παιδιά που μάθαιναν να περπατούν στα ίδια πεζοδώματα, κι εγώ κέρδιζα τη θέση μου σπιθαμή προς σπιθαμή, με ένα φαγητό στο φούρνο εδώ, μια αναζήτηση σκύλου παραπέρα, μια καρέκλα τραβηγμένη στον κύκλο του πλεξίματος. Το να σύρω τον Theo Hussein στο φως μπορεί να μου κόστιζε λίγη από αυτή τη δυσκολοκατάκτητη σπιθαμή. Οι άνθρωποι δεν αγαπούν πάντα αυτόν που λέει την πικρή αλήθεια. Μπορούσα να κάνω απολύτως το σωστό και να μείνω για πάντα η ξένη που κατέστρεψα έναν καλό άνθρωπο και έφερα θλίψη στην πόλη.</w:t>
-      </w:r>
-    </w:p>
-    <w:p/>
-    <w:p>
-      <w:r>
-        <w:t>Κάθισα με αυτόν τον φόβο και τον άφησα να είναι αληθινός. Μετά τον άφησα να φύγει, επειδή η Martha είχε ήδη δώσει την απάντηση στον κύκλο, με το χέρι της στο γόνατό μου. Ό,τι κι αν κουβαλάς, δεν χρειάζεται να το κουβαλάς μόνη σου. Αυτό είναι όλο το νόημα ενός κύκλου. Μπορούσα να αγαπήσω έναν τόπο αρκετά ώστε να κάνω το δύσκολο και σωστό γι' αυτόν, και να τον εμπιστευτώ ότι θα εξακολουθούσε να είναι δικός μου στην άλλη άκρη.</w:t>
-      </w:r>
-    </w:p>
-    <w:p/>
-    <w:p>
-      <w:r>
-        <w:t>Δεν θα κέρδιζα το Frost Falls προστατεύοντάς το από τον ίδιο του τον εαυτό. Η θλίψη του Mark Redfern είχε αρχίσει να γιατρεύεται όταν αντιμετωπίστηκε φωναχτά, με όλη την πόλη παρούσα, και αυτό θα έπρεπε να γίνει με τον ίδιο τρόπο.</w:t>
-      </w:r>
-    </w:p>
-    <w:p/>
-    <w:p>
-      <w:r>
-        <w:t>«Είμαι σίγουρη», είπα. «Φως, όχι σκοτάδι. Αλλά απαλά, Nick. Με όση επιείκεια μπορεί να χωρέσει η αλήθεια. Το έγκλημα βγαίνει στην επιφάνεια για να το δουν όλοι, αλλά κανείς δεν καταστρέφεται αν δεν είναι ανάγκη. Υπάρχει τρόπος να αποδοθεί δικαιοσύνη και να παραμείνει ανθρώπινη. Πρέπει να υπάρχει. Σκοπεύω να τον βρω».</w:t>
-      </w:r>
-    </w:p>
-    <w:p/>
-    <w:p>
-      <w:r>
-        <w:t>Ο Nick άπλωσε το χέρι και πήρε το δικό μου. Τα μάτια του ήταν περήφανα και θλιμμένα μαζί. «Τότε θα τον βρούμε μαζί», είπε. «Και, Jess. Όσο κι αν σου κοστίσει με την πόλη, στο τέλος. Δεν θα είσαι η ξένη που κατέστρεψε έναν καλό άνθρωπο. Θα είσαι αυτή που αγάπησε αυτόν τον τόπο αρκετά για να τον γιατρέψει. Κάποιοι από αυτούς δεν θα το δουν αυτό για λίγο καιρό. Αλλά εγώ το βλέπω. Και όσοι μετράνε θα φτάσουν εκεί».</w:t>
+        <w:t xml:space="preserve">Περίμενε. Ήταν καλός στην αναμονή ο Νικ.</w:t>
+      </w:r>
+    </w:p>
+    <w:p/>
+    <w:p>
+      <w:r>
+        <w:t xml:space="preserve">«Δεν μπορώ να το κουκουλώσω», είπα. «Θέλω. Ο Θεός ξέρει πόσο θέλω να περπατήσω απόψε μέχρι εκεί, να τα ψιθυρίσω όλα για να εξαφανιστούν και να αφήσω τους πάντες να κρατήσουν τη ζωή τους. Αν όμως το κάνω αυτό, η Φιόνα δεν θα σταματήσει ποτέ να φοβάται, όχι στα αλήθεια. Ο Θίο δεν θα γίνει ποτέ ένας άντρας που θα μπορούσε να συγχωρεθεί. Και η σήψη θα μείνει κάτω, μέσα στον τοίχο όπου δεν μπορώ να τη δω, και θα μεγαλώνει». Πίεσα τις παλάμες μου στα μάτια μου. «Το σωστό και το εύκολο δεν είναι το ίδιο πράγμα. Πρέπει να βγει στο φως. Όλα. Όπως πρέπει. Με τη Νόρικο Τανάκα. Με τον νόμο μέσα σε αυτό, να γίνει απαλά, με έλεος, αλλά να γίνει. Αυτός είναι ο μόνος τρόπος για να ελευθερωθεί οριστικά η Φιόνα, και ο μόνος τρόπος για να γίνει ο Θίο κάτι παραπάνω από ένας άντρας με ένα έγκλημα θαμμένο κάτω από τα πατώματά του».</w:t>
+      </w:r>
+    </w:p>
+    <w:p/>
+    <w:p>
+      <w:r>
+        <w:t xml:space="preserve">«Αυτός είναι ο πιο δύσκολος δρόμος», είπε σιγά ο Νικ. «Για εσένα πάνω απ' όλα. Η πόλη θα θρηνήσει, Τζες, και μερικοί από αυτούς θα ευχηθούν να το είχες αφήσει στην ησυχία του, και εσένα θα θεωρήσουν υπαίτια για τη λύπη που θα τους βρει. Θα ξέρουν ότι ήσουν εσύ».</w:t>
+      </w:r>
+    </w:p>
+    <w:p/>
+    <w:p>
+      <w:r>
+        <w:t xml:space="preserve">Να τος, ο τελευταίος φόβος, ο μικρότερος απ' όλους και ο πιο δικός μου. Ήμουν ακόμα μισή ξένη σε αυτή την πόλη. Όλοι οι άλλοι γνωρίζονταν από παιδιά που μάθαιναν να περπατούν στα ίδια πεζοδρόμια, κι εγώ κέρδιζα τη θέση μου σπιθαμή προς σπιθαμή, με ένα φαγητό στο φούρνο εδώ, μια αναζήτηση σκύλου παραπέρα, μια καρέκλα τραβηγμένη στον κύκλο του πλεξίματος. Το να σύρω τον Θίο Χουσείν στο φως μπορεί να μου κόστιζε λίγη από αυτή τη δυσκολοκατάκτητη σπιθαμή. Οι άνθρωποι δεν αγαπούν πάντα αυτόν που λέει την πικρή αλήθεια. Μπορούσα να κάνω απολύτως το σωστό και να μείνω για πάντα η ξένη που κατέστρεψε έναν καλό άνθρωπο και έφερε θλίψη στην πόλη.</w:t>
+      </w:r>
+    </w:p>
+    <w:p/>
+    <w:p>
+      <w:r>
+        <w:t xml:space="preserve">Κάθισα με αυτόν τον φόβο και τον άφησα να είναι αληθινός. Μετά τον άφησα να φύγει, επειδή η Μάρθα είχε ήδη δώσει την απάντηση στον κύκλο, με το χέρι της στο γόνατό μου. Ό,τι κι αν κουβαλάς, δεν χρειάζεται να το κουβαλάς μόνη σου. Αυτό είναι όλο το νόημα ενός κύκλου. Μπορούσα να αγαπήσω έναν τόπο αρκετά ώστε να κάνω το δύσκολο και σωστό γι' αυτόν, και να τον εμπιστευτώ ότι θα εξακολουθούσε να είναι δικός μου στην άλλη άκρη.</w:t>
+      </w:r>
+    </w:p>
+    <w:p/>
+    <w:p>
+      <w:r>
+        <w:t xml:space="preserve">Δεν θα κέρδιζα το Φροστ Φολς προστατεύοντάς το από τον ίδιο του τον εαυτό. Η θλίψη του Μαρκ Ρέντφερν είχε αρχίσει να γιατρεύεται όταν αντιμετωπίστηκε φωναχτά, με όλη την πόλη παρούσα, και αυτό θα έπρεπε να γίνει με τον ίδιο τρόπο.</w:t>
+      </w:r>
+    </w:p>
+    <w:p/>
+    <w:p>
+      <w:r>
+        <w:t xml:space="preserve">«Είμαι σίγουρη», είπα. «Φως, όχι σκοτάδι. Αλλά απαλά, Νικ. Με όση επιείκεια μπορεί να χωρέσει η αλήθεια. Το έγκλημα βγαίνει στην επιφάνεια για να το δουν όλοι, αλλά κανείς δεν καταστρέφεται αν δεν είναι ανάγκη. Υπάρχει τρόπος να αποδοθεί δικαιοσύνη και να παραμείνει ανθρώπινη. Πρέπει να υπάρχει. Σκοπεύω να τον βρω».</w:t>
+      </w:r>
+    </w:p>
+    <w:p/>
+    <w:p>
+      <w:r>
+        <w:t xml:space="preserve">Ο Νικ άπλωσε το χέρι και πήρε το δικό μου. Τα μάτια του ήταν περήφανα και θλιμμένα μαζί. «Τότε θα τον βρούμε μαζί», είπε. «Και, Τζες. Όσο κι αν σου κοστίσει με την πόλη, στο τέλος. Δεν θα είσαι η ξένη που κατέστρεψε έναν καλό άνθρωπο. Θα είσαι αυτή που αγάπησε αυτόν τον τόπο αρκετά για να τον γιατρέψει. Κάποιοι από αυτούς δεν θα το δουν αυτό για λίγο καιρό. Αλλά εγώ το βλέπω. Και όσοι μετράνε θα φτάσουν εκεί».</w:t>
       </w:r>
     </w:p>
     <w:p/>
@@ -4607,13 +4607,13 @@
     <w:p/>
     <w:p>
       <w:r>
-        <w:t>Το πρώτο πράγμα που έκανα ήταν να πάω στη Noriko Tanaka. Πήγα σε εκείνη αντί να στήσω παγίδα, επειδή αυτοί ήταν τρομοκρατημένοι άνθρωποι, όχι ζώα, και ήθελα να γίνει όλο αυτό με τρόπο που να μπορούμε όλοι να ζήσουμε μαζί του στην άλλη πλευρά.</w:t>
-      </w:r>
-    </w:p>
-    <w:p/>
-    <w:p>
-      <w:r>
-        <w:t>Η αρχηγός Tanaka με άκουσε στο μικρό της γραφείο στο τμήμα, με το φθαρμένο τετράδιο ανοιχτό μπροστά της και την πένα της ακίνητη ακριβώς επάνω του. Δεν έγραφε καθόλου ενώ αποφάσιζε αν θα σε πιστέψει. Τα ξεκαθάρισα όλα, όπως τα είχα ξεκαθάρισει και για τον εαυτό μου στο τραπέζι της κουζίνας. Τα δύο σημειώματα. Η κάρτα καταλόγου του Theo με τις πέντε ίδιες λέξεις. Το χαρτικά του Συλλόγου, ταιριασμένα νερό με νερό κάτω από το φως της λάμπας. Το συμβόλαιο του πανδοχείου έξω από το συρτάρι του, στο καλάθι αρχειοθέτησης της Vera. Η Constance, η καρφίτσα, το ενεχυροδανειστήριο στο Ridgeline, όλη η αιωνόβια ρίζα αυτού του πράγματος, και ο φάκελος του Neil από κάτω από όλα αυτά, το κομμάτι που έκανε τη ρίζα ανθρώπινη.</w:t>
+        <w:t xml:space="preserve">Το πρώτο πράγμα που έκανα ήταν να πάω στη Νόρικο Τανάκα. Πήγα σε εκείνη αντί να στήσω παγίδα, επειδή αυτοί ήταν τρομοκρατημένοι άνθρωποι, όχι ζώα, και ήθελα να γίνει όλο αυτό με τρόπο που να μπορούμε όλοι να ζήσουμε μαζί του στην άλλη πλευρά.</w:t>
+      </w:r>
+    </w:p>
+    <w:p/>
+    <w:p>
+      <w:r>
+        <w:t xml:space="preserve">Η αρχηγός Τανάκα με άκουσε στο μικρό της γραφείο στο τμήμα, με το φθαρμένο σημειωματάριο ανοιχτό μπροστά της και την πένα της ακίνητη ακριβώς επάνω του. Δεν έγραφε καθόλου ενώ αποφάσιζε αν θα σε πιστέψει. Τα ξεκαθάρισα όλα, όπως τα είχα ξεκαθαρίσει και για τον εαυτό μου στο τραπέζι της κουζίνας. Τα δύο σημειώματα. Το δελτίο καταλόγου του Θίο με τις πέντε ίδιες λέξεις. Τα χαρτικά της Εταιρείας, ταιριασμένα ίνα προς ίνα κάτω από το φως της λάμπας. Το συμβόλαιο του πανδοχείου έξω από το συρτάρι του, στο καλάθι αρχειοθέτησης της Βέρας. Η Κόνστανς, η καρφίτσα, το ενεχυροδανειστήριο στο Ρίτζλαϊν, όλη η αιωνόβια ρίζα αυτού του πράγματος, και ο φάκελος του Νιλ από κάτω από όλα αυτά, το κομμάτι που έκανε τη ρίζα ανθρώπινη.</w:t>
       </w:r>
     </w:p>
     <w:p/>
@@ -4625,37 +4625,37 @@
     <w:p/>
     <w:p>
       <w:r>
-        <w:t>— Καταλαβαίνεις ότι πρέπει να το αντιμετωπίσω γι' αυτό ακριβώς που είναι, είπε επιτέλους. Ο εκβιασμός είναι έγκλημα, Jessica. Δύο σημειώματα, απαίτηση χρημάτων, απειλή να καταστραφεί μια γυναίκα. Αυτό δεν είναι παρεξήγηση που μπορώ να την ξεπεράσω με μια αυστηρή κουβέντα. Αν μου το έφερες, δεν μπορώ να το ξεφέρω. Το ξέρεις. Το ήξερες όταν έμπαινες εδώ μέσα.</w:t>
-      </w:r>
-    </w:p>
-    <w:p/>
-    <w:p>
-      <w:r>
-        <w:t>— Το ξέρω. Το ήξερα. Το είχα γυρίσει από δω κι από κει σε όλο τον δρόμο για το τμήμα. Δεν στο φέρνω για να το θάψεις καλοπροαίρετα για χάρη μου. Στο φέρνω για να γίνει σωστά. Η Fiona αξίζει να έχει τον νόμο με το μέρος της, όχι μια σιωπηλή χειραψία στο σκοτάδι που θα μπορούσε να διαλυθεί οποιονδήποτε χειμώνα για το υπόλοιπο της ζωής της. Θέλω να είναι αληθινό, Noriko. Θέλω απλώς να είναι αληθινό και ζεστό ταυτόχρονα, αν υπάρχει έστω ένας τρόπος κάτω από τον ουρανό να τα έχουμε και τα δύο.</w:t>
-      </w:r>
-    </w:p>
-    <w:p/>
-    <w:p>
-      <w:r>
-        <w:t>Κάτι χαλάρωσε μέσα της τότε, πίσω από την επαγγελματική απάθεια. Η Noriko Tanaka κρατούσε μια ζεστή καρδιά κλειδωμένη σε συρτάρι τις περισσότερες ώρες της δουλειάς, και μόλις της είχα πει ότι επιτρεπόταν να τη βγάλει έξω γι' αυτήν εδώ τη φορά.</w:t>
-      </w:r>
-    </w:p>
-    <w:p/>
-    <w:p>
-      <w:r>
-        <w:t>— Υπάρχει τρόπος, είπε. Σχεδόν πάντα υπάρχει τρόπος, όταν οι άνθρωποι που εμπλέκονται δεν είναι τέρατα, και από όσα μου έχεις πει, αυτοί οι δύο δεν είναι τέρατα. Είναι ένας απεγνωσμένος άντρας και μια τρομοκρατημένη γυναίκα που έκαναν κάτι κακό για λόγους που είχαν σχεδόν πείσει τον εαυτό τους πως ήταν καλοί. Άφησε κάτω την πένα. Να τι δεν πρόκειται να κάνω. Δεν θα γκρεμίσω καμιά πόρτα ούτε θα περάσω χειροπέδες στον Theo Hussein μες στη μέση του φεστιβάλ μπροστά σε όλη την πόλη. Αυτό δεν βοηθάει κανέναν, και δεν είναι απαραίτητο, και δεν κάνω κάτι τόσο σκληρό όταν κάτι πιο ευγενικό μπορεί να λειτουργήσει. Με κοίταξε σταθερά απέναντι από το γραφείο. Να τι θα κάνω. Θα του δώσω την ευκαιρία να το παραδεχτεί, με μένα στο δωμάτιο, ώστε να είναι νόμιμο και καταγεγραμμένο. Αν το παραδεχτεί ελεύθερα και επανορθώσει, με αποζημίωση και πραγματικό ξεκαθάρισμα λογαριασμών, τότε υπάρχει χώρος σε αυτό για να τελειώσει με κάτι άλλο εκτός από την καταστροφή. Το λέμε επανορθωτική δικαιοσύνη. Διορθώνει ό,τι μπορεί αντί να καταστρέφει μόνο ό,τι έχει απομείνει. Αλλά δουλεύει μόνο αν είναι αλήθεια, Jessica. Αν πει ψέματα ή προσπαθήσει να ξεγλιστρήσει από την πίσω πόρτα, τότε θα πάρει τον δύσκολο δρόμο, και αυτή είναι δική του επιλογή, όχι δική μου ούτε δική σου.</w:t>
-      </w:r>
-    </w:p>
-    <w:p/>
-    <w:p>
-      <w:r>
-        <w:t>— Αυτό ακριβώς ήλπιζα να πεις.</w:t>
-      </w:r>
-    </w:p>
-    <w:p/>
-    <w:p>
-      <w:r>
-        <w:t>— Τότε, να πώς θα το κάνουμε. Έκλεισε το τετράδιο. Όχι παγίδα. Ούτε σημαδεμένα χρήματα, ούτε φάκελος-δόλωμα χωσμένος κάτω από τα σκαλοπάτια του πανδοχείου στο σκοτάδι. Αυτά γίνονται στις ταινίες. Θέτουν σε κίνδυνο απλούς ανθρώπους χωρίς κανέναν απολύτως λόγο. Θα καθίσουμε μαζί τους. Εσύ, εγώ, και η Fiona αν είναι πρόθυμη να είναι εκεί. Θα βάλουμε στο τραπέζι όσα ξέρουμε, ξεκάθαρα, με τον τρόπο που τα έβαλες κι εσύ σε μένα πριν από λίγο, και θα τους δώσουμε την ευκαιρία να γίνουν οι άνθρωποι που αυτή η πόλη πίστευε πάντα ότι είναι. Οι περισσότεροι άνθρωποι, όταν βρίσκονται αντιμέτωποι με την αλήθεια που παρουσιάζεται ευγενικά και ακέραια, αρπάζουν αυτή την ευκαιρία. Έχουν βαρεθεί να τη κουβαλούν. Πολλοί από αυτούς χαίρονται κάπως, κάτω από τον φόβο, που επιτέλους την αφήνουν κάτω.</w:t>
+        <w:t xml:space="preserve">«Καταλαβαίνεις ότι πρέπει να το αντιμετωπίσω γι' αυτό ακριβώς που είναι», είπε επιτέλους. «Ο εκβιασμός είναι έγκλημα, Τζέσικα. Δύο σημειώματα, απαίτηση χρημάτων, απειλή να καταστραφεί μια γυναίκα. Αυτό δεν είναι παρεξήγηση που μπορώ να την ξεπεράσω με μια αυστηρή κουβέντα. Αν μου το έφερες, δεν μπορώ να το ξεφέρω. Το ξέρεις. Το ήξερες όταν έμπαινες εδώ μέσα».</w:t>
+      </w:r>
+    </w:p>
+    <w:p/>
+    <w:p>
+      <w:r>
+        <w:t xml:space="preserve">«Το ξέρω. Το ήξερα». Το είχα γυρίσει από δω κι από κει σε όλο τον δρόμο για το τμήμα. «Δεν στο φέρνω για να το θάψεις καλοπροαίρετα για χάρη μου. Στο φέρνω για να γίνει σωστά. Η Φιόνα αξίζει να έχει τον νόμο με το μέρος της, όχι μια σιωπηλή χειραψία στο σκοτάδι που θα μπορούσε να διαλυθεί οποιονδήποτε χειμώνα για το υπόλοιπο της ζωής της. Θέλω να είναι αληθινό, Νόρικο. Θέλω απλώς να είναι αληθινό και ζεστό ταυτόχρονα, αν υπάρχει έστω ένας τρόπος κάτω από τον ουρανό να τα έχουμε και τα δύο».</w:t>
+      </w:r>
+    </w:p>
+    <w:p/>
+    <w:p>
+      <w:r>
+        <w:t xml:space="preserve">Κάτι χαλάρωσε μέσα της τότε, πίσω από την επαγγελματική απάθεια. Η Νόρικο Τανάκα κρατούσε μια ζεστή καρδιά κλειδωμένη σε συρτάρι τις περισσότερες ώρες της δουλειάς, και μόλις της είχα πει ότι επιτρεπόταν να τη βγάλει έξω γι' αυτήν εδώ τη φορά.</w:t>
+      </w:r>
+    </w:p>
+    <w:p/>
+    <w:p>
+      <w:r>
+        <w:t xml:space="preserve">«Υπάρχει τρόπος», είπε. «Σχεδόν πάντα υπάρχει τρόπος, όταν οι άνθρωποι που εμπλέκονται δεν είναι τέρατα, και από όσα μου έχεις πει, αυτοί οι δύο δεν είναι τέρατα. Είναι ένας απεγνωσμένος άντρας και μια τρομοκρατημένη γυναίκα που έκαναν κάτι κακό για λόγους που είχαν σχεδόν πείσει τον εαυτό τους πως ήταν καλοί». Άφησε κάτω την πένα. «Να τι δεν πρόκειται να κάνω. Δεν θα γκρεμίσω καμιά πόρτα ούτε θα περάσω χειροπέδες στον Θίο Χουσείν μες στη μέση του φεστιβάλ μπροστά σε όλη την πόλη. Αυτό δεν βοηθάει κανέναν, και δεν είναι απαραίτητο, και δεν κάνω κάτι τόσο σκληρό όταν κάτι πιο ευγενικό μπορεί να λειτουργήσει». Με κοίταξε σταθερά απέναντι από το γραφείο. «Να τι θα κάνω. Θα του δώσω την ευκαιρία να το παραδεχτεί, με μένα στο δωμάτιο, ώστε να είναι νόμιμο και καταγεγραμμένο. Αν το παραδεχτεί ελεύθερα και επανορθώσει, με αποζημίωση και πραγματικό ξεκαθάρισμα λογαριασμών, τότε υπάρχει χώρος σε αυτό για να τελειώσει με κάτι άλλο εκτός από την καταστροφή. Το λέμε επανορθωτική δικαιοσύνη. Διορθώνει ό,τι μπορεί αντί να καταστρέφει μόνο ό,τι έχει απομείνει. Αλλά δουλεύει μόνο αν είναι αλήθεια, Τζέσικα. Αν πει ψέματα ή προσπαθήσει να ξεγλιστρήσει από την πίσω πόρτα, τότε θα πάρει τον δύσκολο δρόμο, και αυτή είναι δική του επιλογή, όχι δική μου ούτε δική σου».</w:t>
+      </w:r>
+    </w:p>
+    <w:p/>
+    <w:p>
+      <w:r>
+        <w:t xml:space="preserve">«Αυτό ακριβώς ήλπιζα να πεις».</w:t>
+      </w:r>
+    </w:p>
+    <w:p/>
+    <w:p>
+      <w:r>
+        <w:t xml:space="preserve">«Τότε, να πώς θα το κάνουμε». Έκλεισε το σημειωματάριο. «Όχι παγίδα. Ούτε σημαδεμένα χρήματα, ούτε φάκελος-δόλωμα χωσμένος κάτω από τα σκαλοπάτια του πανδοχείου στο σκοτάδι. Αυτά γίνονται στις ταινίες. Θέτουν σε κίνδυνο απλούς ανθρώπους χωρίς κανέναν απολύτως λόγο. Θα καθίσουμε μαζί τους. Εσύ, εγώ, και η Φιόνα αν είναι πρόθυμη να είναι εκεί. Θα βάλουμε στο τραπέζι όσα ξέρουμε, ξεκάθαρα, με τον τρόπο που τα έβαλες κι εσύ σε μένα πριν από λίγο, και θα τους δώσουμε την ευκαιρία να γίνουν οι άνθρωποι που αυτή η πόλη πίστευε πάντα ότι είναι. Οι περισσότεροι άνθρωποι, όταν βρίσκονται αντιμέτωποι με την αλήθεια που παρουσιάζεται ευγενικά και ακέραια, αρπάζουν αυτή την ευκαιρία. Έχουν βαρεθεί να την κουβαλούν. Πολλοί από αυτούς χαίρονται κάπως, κάτω από τον φόβο, που επιτέλους την αφήνουν κάτω».</w:t>
       </w:r>
     </w:p>
     <w:p/>
@@ -4667,66 +4667,66 @@
     <w:p/>
     <w:p>
       <w:r>
-        <w:t>Μετά πήγα στη Fiona, που ήταν η πιο δύσκολη από τις δύο επισκέψεις, επειδή έπρεπε να της ζητήσω να είναι πιο γενναία απ' όσο θα έπρεπε να είναι ποτέ κανείς.</w:t>
-      </w:r>
-    </w:p>
-    <w:p/>
-    <w:p>
-      <w:r>
-        <w:t>Της τα είπα όλα. Ποιος και πώς, και ότι ήταν οι δυο τους μαζί. Το είδα να προσγειώνεται μέσα της, τη λύπη για όλο αυτό, ότι ήταν ο Theo, ότι ήταν η Vera, άνθρωποι που είχε ταΐσει και με τους οποίους είχε γελάσει στα τραπέζια της. Και μετά της έδωσα τον φάκελο του Neil, και της είπα το άλλο πράγμα, αυτό που άλλαξε ολόκληρη τη μορφή του.</w:t>
-      </w:r>
-    </w:p>
-    <w:p/>
-    <w:p>
-      <w:r>
-        <w:t>— Φοβόσουν το λάθος μυστικό όλο αυτόν τον καιρό, της είπα. Νόμιζες πως το μυστικό ήταν ότι η Constance ήταν κλέφτρα. Διάβασε αυτό, Fiona. Οι Blackburn δεν την είχαν πληρώσει επί μήνες. Η μάνα της πέθαινε τρία στενά πιο πέρα χωρίς λεφτά για γιατρό. Έλεγαν σε ένα κορίτσι να είναι ευγνώμων για ένα κεραμίδι πάνω από το κεφάλι του, την ώρα που μια περιουσία καθόταν μέσα σε ένα κουτί που εκείνη ξεσκόνιζε κάθε μέρα. Δεν έκλεψε από ανθρώπους που της είχαν φερθεί σωστά. Πήρε από ανθρώπους που την είχαν ληστέψει πρώτοι, και έχτισε πάνω σε αυτό εκατό χρόνια ειλικρινούς φιλοξενίας. Έκλεισα τα χέρια της γύρω από τον φάκελο. Αυτό δεν είναι μυστικό που σε καταστρέφει. Αυτή είναι μια ιστορία μέσα στην οποία μπορείς να σταθείς ολόρθια. Ο εκβιασμός δούλευε μόνο και μόνο επειδή είχες περάσει ολόκληρη τη ζωή σου κρύβοντας τη μισή ιστορία που σε ντροπιάζει, χωρίς να ξέρεις ποτέ ότι υπήρχε κι άλλη μισή που δεν σε ντροπιάζει.</w:t>
-      </w:r>
-    </w:p>
-    <w:p/>
-    <w:p>
-      <w:r>
-        <w:t>Το διάβασε εκεί στο μικρό τραπέζι, με το παλιό επιτοίχιο ρολόι να χτυπάει. Η Pip είχε στηθεί μπροστά στο ρολόι για να παρακολουθεί το ορειχάλκινο εκκρεμές να αιωρείται πίσω από το γυαλί, και δεν πήρε τα μάτια της από πάνω του σε όλη τη διάρκεια που διάβαζε η Fiona. Η Fiona έκλαψε, αλλά ήταν διαφορετικό κλάμα από αυτό που είχα δει πάνω της εδώ και μέρες. Υπήρχε ανακούφιση διάχυτη παντού μέσα του.</w:t>
-      </w:r>
-    </w:p>
-    <w:p/>
-    <w:p>
-      <w:r>
-        <w:t>— Φοβόμουν τόσο πολύ, είπε. Χρόνια ολόκληρα. Για ένα πράγμα που, ειπωμένο ολόκληρο, δεν είναι καν... ήταν ένα κορίτσι που προσπαθούσε να σώσει τη μάνα του. Αυτό ήταν μόνο. Ένα κορίτσι που προσπαθούσε να σώσει τη μάνα του.</w:t>
-      </w:r>
-    </w:p>
-    <w:p/>
-    <w:p>
-      <w:r>
-        <w:t>— Ένα κορίτσι που προσπαθούσε να σώσει τη μάνα του, συμφώνησα. Και εσύ είσαι η γυναίκα που κράτησε το όνειρό της ζωντανό και ζεστό για εκατό χρόνια μετά. Και τα δύο αυτά πράγματα είναι αληθινά ταυτόχρονα, Fiona. Δεν χρειάζεται να κρύψεις κανένα από τα δύο ποτέ ξανά.</w:t>
-      </w:r>
-    </w:p>
-    <w:p/>
-    <w:p>
-      <w:r>
-        <w:t>— Τι θέλεις να κάνω;</w:t>
-      </w:r>
-    </w:p>
-    <w:p/>
-    <w:p>
-      <w:r>
-        <w:t>— Να είσαι στο δωμάτιο, είπα. Αν μπορείς να το αντέξεις. Όχι για να κατηγορήσεις κανέναν. Απλώς για να είσαι εκεί, ώστε ο Theo να χρειαστεί να κοιτάξει στα μάτια τη φίλη που προσπάθησε να πληγώσει, και ώστε να σταματήσεις να είσαι η μόνη που μένει μόνη της στο σκοτάδι με όλο αυτό. Δεν χρειάζεται να πεις ούτε μία λέξη αν δεν θέλεις. Αλλά είναι η ιστορία σου, Fiona, περισσότερο από οποιουδήποτε άλλου. Πρέπει να είσαι εκεί όταν έρθει επιτέλους στο φως.</w:t>
-      </w:r>
-    </w:p>
-    <w:p/>
-    <w:p>
-      <w:r>
-        <w:t xml:space="preserve">Σκούπισε το πρόσωπό της με την παλάμη της και ίσιωσε τους ώμους της, όπως πρέπει να τους είχε ισιώσει η Constance πριν από εκατό χρόνια σε ένα παγωμένο αρχοντικό. </w:t>
-      </w:r>
-    </w:p>
-    <w:p>
-      <w:r>
-        <w:t>— Θα είμαι εκεί, είπε. Τελείωσα με το να φοβάμαι τη δική μου σοφίτα.</w:t>
-      </w:r>
-    </w:p>
-    <w:p/>
-    <w:p>
-      <w:r>
-        <w:t>Έτσι το κανονίσαμε. Όχι παγίδα. Ένα ξεκαθάρισμα λογαριασμών, που έγινε απαλά, στη ζεστασιά, με τον νόμο και το έλεος μαζί στο ίδιο δωμάτιο. Το τελευταίο απόγευμα του φεστιβάλ, τότε που το πανδοχείο θα ησύχαζε για μια ώρα πριν από το βράδυ, με τα πλήθη να έχουν φύγει σπίτια τους και το μάζεμα να μην έχει αρχίσει ακόμα.</w:t>
+        <w:t xml:space="preserve">Μετά πήγα στη Φιόνα, που ήταν η πιο δύσκολη από τις δύο επισκέψεις, επειδή έπρεπε να της ζητήσω να είναι πιο γενναία απ' όσο θα έπρεπε να είναι ποτέ κανείς.</w:t>
+      </w:r>
+    </w:p>
+    <w:p/>
+    <w:p>
+      <w:r>
+        <w:t xml:space="preserve">Της τα είπα όλα. Ποιος και πώς, και ότι ήταν οι δυο τους μαζί. Το είδα να προσγειώνεται μέσα της, τη λύπη για όλο αυτό, ότι ήταν ο Θίο, ότι ήταν η Βέρα, άνθρωποι που είχε ταΐσει και με τους οποίους είχε γελάσει στα τραπέζια της. Και μετά της έδωσα τον φάκελο του Νιλ, και της είπα το άλλο πράγμα, αυτό που άλλαξε ολόκληρη τη μορφή του.</w:t>
+      </w:r>
+    </w:p>
+    <w:p/>
+    <w:p>
+      <w:r>
+        <w:t xml:space="preserve">«Φοβόσουν το λάθος μυστικό όλο αυτόν τον καιρό», της είπα. «Νόμιζες πως το μυστικό ήταν ότι η Κόνστανς ήταν κλέφτρα. Διάβασε αυτό, Φιόνα. Οι Μπλάκμπερν δεν την είχαν πληρώσει επί μήνες. Η μάνα της πέθαινε τρία στενά πιο πέρα χωρίς λεφτά για γιατρό. Έλεγαν σε ένα κορίτσι να είναι ευγνώμων για ένα κεραμίδι πάνω από το κεφάλι του, την ώρα που μια περιουσία καθόταν μέσα σε ένα κουτί που εκείνη ξεσκόνιζε κάθε μέρα. Δεν έκλεψε από ανθρώπους που της είχαν φερθεί σωστά. Πήρε από ανθρώπους που την είχαν ληστέψει πρώτοι, και έχτισε πάνω σε αυτό εκατό χρόνια ειλικρινούς φιλοξενίας». Έκλεισα τα χέρια της γύρω από τον φάκελο. «Αυτό δεν είναι μυστικό που σε καταστρέφει. Αυτή είναι μια ιστορία μέσα στην οποία μπορείς να σταθείς ολόρθια. Ο εκβιασμός δούλευε μόνο και μόνο επειδή είχες περάσει ολόκληρη τη ζωή σου κρύβοντας τη μισή ιστορία που σε ντροπιάζει, χωρίς να ξέρεις ποτέ ότι υπήρχε κι άλλη μισή που δεν σε ντροπιάζει».</w:t>
+      </w:r>
+    </w:p>
+    <w:p/>
+    <w:p>
+      <w:r>
+        <w:t xml:space="preserve">Το διάβασε εκεί στο μικρό τραπέζι, με το ρολόι με το εκκρεμές να χτυπάει. Η Πιπ είχε στηθεί μπροστά στο ρολόι για να παρακολουθεί το ορειχάλκινο εκκρεμές να αιωρείται πίσω από το γυαλί, και δεν πήρε τα μάτια της από πάνω του σε όλη τη διάρκεια που διάβαζε η Φιόνα. Η Φιόνα έκλαψε, αλλά ήταν διαφορετικό κλάμα από αυτό που είχα δει πάνω της εδώ και μέρες. Υπήρχε ανακούφιση διάχυτη παντού μέσα του.</w:t>
+      </w:r>
+    </w:p>
+    <w:p/>
+    <w:p>
+      <w:r>
+        <w:t xml:space="preserve">«Φοβόμουν τόσο πολύ», είπε. «Χρόνια ολόκληρα. Για ένα πράγμα που, ειπωμένο ολόκληρο, δεν είναι καν... ήταν ένα κορίτσι που προσπαθούσε να σώσει τη μάνα του. Αυτό ήταν μόνο. Ένα κορίτσι που προσπαθούσε να σώσει τη μάνα του».</w:t>
+      </w:r>
+    </w:p>
+    <w:p/>
+    <w:p>
+      <w:r>
+        <w:t xml:space="preserve">«Ένα κορίτσι που προσπαθούσε να σώσει τη μάνα του», συμφώνησα. «Και εσύ είσαι η γυναίκα που κράτησε το όνειρό της ζωντανό και ζεστό για εκατό χρόνια μετά. Και τα δύο αυτά πράγματα είναι αληθινά ταυτόχρονα, Φιόνα. Δεν χρειάζεται να κρύψεις κανένα από τα δύο ποτέ ξανά».</w:t>
+      </w:r>
+    </w:p>
+    <w:p/>
+    <w:p>
+      <w:r>
+        <w:t xml:space="preserve">«Τι θέλεις να κάνω;»</w:t>
+      </w:r>
+    </w:p>
+    <w:p/>
+    <w:p>
+      <w:r>
+        <w:t xml:space="preserve">«Να είσαι στο δωμάτιο», είπα. «Αν μπορείς να το αντέξεις. Όχι για να κατηγορήσεις κανέναν. Απλώς για να είσαι εκεί, ώστε ο Θίο να χρειαστεί να κοιτάξει στα μάτια τη φίλη που προσπάθησε να πληγώσει, και ώστε να σταματήσεις να είσαι η μόνη που μένει μόνη της στο σκοτάδι με όλο αυτό. Δεν χρειάζεται να πεις ούτε μία λέξη αν δεν θέλεις. Αλλά είναι η ιστορία σου, Φιόνα, περισσότερο από οποιουδήποτε άλλου. Πρέπει να είσαι εκεί όταν έρθει επιτέλους στο φως».</w:t>
+      </w:r>
+    </w:p>
+    <w:p/>
+    <w:p>
+      <w:r>
+        <w:t xml:space="preserve">Σκούπισε το πρόσωπό της με την παλάμη της και ίσιωσε τους ώμους της, όπως πρέπει να τους είχε ισιώσει η Κόνστανς πριν από εκατό χρόνια σε ένα παγωμένο αρχοντικό. </w:t>
+      </w:r>
+    </w:p>
+    <w:p>
+      <w:r>
+        <w:t xml:space="preserve">«Θα είμαι εκεί», είπε. «Τελείωσα με το να φοβάμαι τη δική μου σοφίτα».</w:t>
+      </w:r>
+    </w:p>
+    <w:p/>
+    <w:p>
+      <w:r>
+        <w:t xml:space="preserve">Έτσι το κανονίσαμε. Όχι παγίδα. Ένα ξεκαθάρισμα λογαριασμών, που θα γινόταν απαλά, στη ζεστασιά, με τον νόμο και το έλεος μαζί στο ίδιο δωμάτιο. Το τελευταίο απόγευμα του φεστιβάλ, τότε που το πανδοχείο θα ησύχαζε για μια ώρα πριν από το βράδυ, με τα πλήθη να έχουν φύγει σπίτια τους και το μάζεμα να μην έχει αρχίσει ακόμα.</w:t>
       </w:r>
     </w:p>
     <w:p/>
@@ -4743,13 +4743,13 @@
     <w:p/>
     <w:p>
       <w:r>
-        <w:t>Το κάναμε το τελευταίο απόγευμα του φεστιβάλ, στο μικρό σαλόνι της Φιόνας, με τους ήχους της γιορτής που τελείωνε να μπίνουν από το παράθυρο, το παράπονο ενός παιδιού που έπρεπε να γυρίσει σπίτι, το ξύσιμο από τα τραπέζια που μάζευαν στην πλατεία. Η Νορίκο είχε ζητήσει από τον Θίο να έρθει να συζητήσουν κάτι που το είχε αποκαλέσει υπόθεση της Εταιρείας, και είχε ζητήσει από τη Βέρα να έρθει για αυτό που το είχε αποκαλέσει θεώρημα από το γραφείο του δημάρχου. Έτσι, οι δυο τους έφτασαν μερικά λεπτά διαφορά, χωριστά, χωρίς να ξέρει ο ένας ότι ερχόταν ο άλλος.</w:t>
-      </w:r>
-    </w:p>
-    <w:p/>
-    <w:p>
-      <w:r>
-        <w:t>Το παρακολούθησα να συμβαίνει από την καρέκλα μου τη γωνία. Η Πιπ είχε κουρνιάσει από κάτω της, και για μια φορά κράτησε τις απόψεις της για τον εαυτό της. Η Βέρα μπήκε πρώτη, και πρόλαβε να κάνει δύο βήματα στο δωμάτιο προτού δει τον Θίο να κάθεται ήδη εκεί. Κοίταξε εμένα, τη Φιόνα χλωμή και στητή κοντά στο παράθυρο, την αρχηγό της αστυνομίας απέναντι στο δωμάτιο με το ξεφτισμένο τετράδιο ανοιχτό στα γόνατα. Κατάλαβε. Το χρώμα έφυγε από το πρόσωπό της, ξαφνικά, σαν νερό από ποτήρι που γέρνει.</w:t>
+        <w:t xml:space="preserve">Το κάναμε το τελευταίο απόγευμα του φεστιβάλ, στο μικρό καθιστικό της Φιόνας, με τους ήχους της γιορτής που τελείωνε να μπαίνουν από το παράθυρο, το παράπονο ενός παιδιού που έπρεπε να γυρίσει σπίτι, το ξύσιμο από τα τραπέζια που μάζευαν στο πάρκο. Η Νόρικο είχε ζητήσει από τον Θίο να έρθει να συζητήσουν κάτι που το είχε αποκαλέσει υπόθεση της Εταιρείας, και είχε ζητήσει από τη Βέρα να έρθει για αυτό που το είχε αποκαλέσει δουλειά για λογαριασμό του γραφείου του δημάρχου. Έτσι, οι δυο τους έφτασαν με μερικά λεπτά διαφορά, χωριστά, χωρίς να ξέρει ο ένας ότι ερχόταν ο άλλος.</w:t>
+      </w:r>
+    </w:p>
+    <w:p/>
+    <w:p>
+      <w:r>
+        <w:t xml:space="preserve">Το παρακολούθησα να συμβαίνει από την καρέκλα μου στη γωνία. Η Πιπ είχε κουρνιάσει από κάτω της, και για μια φορά κράτησε τις απόψεις της για τον εαυτό της. Η Βέρα μπήκε πρώτη, και πρόλαβε να κάνει δύο βήματα στο δωμάτιο προτού δει τον Θίο να κάθεται ήδη εκεί. Κοίταξε εμένα, τη Φιόνα χλωμή και στητή κοντά στο παράθυρο, την αρχηγό της αστυνομίας απέναντι στο δωμάτιο με το φθαρμένο σημειωματάριο ανοιχτό στα γόνατα. Κατάλαβε. Το χρώμα έφυγε από το πρόσωπό της, ξαφνικά, σαν νερό από ποτήρι που γέρνει.</w:t>
       </w:r>
     </w:p>
     <w:p/>
@@ -4761,7 +4761,7 @@
     <w:p/>
     <w:p>
       <w:r>
-        <w:t>— Καθίστε, παρακαλώ, και οι δύο, είπε η Νορίκο, ήρεμη και σταθερή. Κανείς δεν συλλαμβάνεται. Κανείς δεν είναι με χειροπέδες. Θα μιλήσουμε, αυτό είναι όλο. Η κυρία Κλος θα εκθέσει όσα ξέρει, και μετά ο καθένας από εσάς θα έχει μια επιλογή να κάνει. Καθίστε.</w:t>
+        <w:t xml:space="preserve">«Καθίστε, παρακαλώ, και οι δύο», είπε η Νόρικο, ήρεμη και σταθερή. «Κανείς δεν συλλαμβάνεται. Κανείς δεν είναι με χειροπέδες. Θα μιλήσουμε, αυτό είναι όλο. Η κυρία Κλος θα εκθέσει όσα ξέρει, και μετά ο καθένας από εσάς θα έχει μια επιλογή να κάνει. Καθίστε».</w:t>
       </w:r>
     </w:p>
     <w:p/>
@@ -4779,28 +4779,28 @@
     <w:p/>
     <w:p>
       <w:r>
-        <w:t xml:space="preserve">— Θίο, είπα. Τα σημειώματα εκβιασμού στη Φιόνα γράφτηκαν στο χαρτί αλληλογραφίας της Εταιρείας. Το βαρύ κρεμ χαρτί με τις γραμμώσεις. Το ταίριαξα ίνα προς ίνα με ένα φύλλο από το δικό σου απόθεμα. Εκείνος τινάχτηκε, αλλά συνέχισα, σταθερά. Και περιγράφουν την καρφίτσα ως </w:t>
+        <w:t xml:space="preserve">«Θίο», είπα. «Τα σημειώματα εκβιασμού στη Φιόνα γράφτηκαν στο χαρτί αλληλογραφίας της Εταιρείας. Το βαρύ κρεμ ριγέ χαρτί. Το ταίριαξα ίνα προς ίνα με ένα φύλλο από το δικό σου απόθεμα». Εκείνος τινάχτηκε, αλλά συνέχισα, σταθερά. «Και περιγράφουν την καρφίτσα ως </w:t>
       </w:r>
       <w:r>
         <w:rPr>
           <w:i/>
         </w:rPr>
-        <w:t xml:space="preserve">the sapphire at its heart</w:t>
-      </w:r>
-      <w:r>
-        <w:t xml:space="preserve">. Αυτά είναι δικά σου λόγια, Θίο. Είναι στην κάρτα του καταλόγου σου, με το δικό σου χέρι, η κάρτα για τα γράμματα των Μπλάκμπερν που είπες σε όλη την πόλη στα εγκαίνια ότι είχαν χαθεί. Τα γράμματα δεν χάθηκαν. Τα πήρες εσύ, επειδή κρατούσαν το μυστικό, και μετά τα είπες χαμένα για να μην σκεφτεί κανείς να ρωτήσει τι υπήρχε μέσα τους. Σταμάτησα, και άφησα το επόμενο μέρος να βγει μαλακό. Βρήκες έναν τρόπο να σώσεις την Εταιρεία μέσα σε εκείνα τα γράμματα. Και τον άρπαξες. Έτσι δεν είναι;</w:t>
-      </w:r>
-    </w:p>
-    <w:p/>
-    <w:p>
-      <w:r>
-        <w:t>Για πολλή ώρα δεν μίλησε. Τα χέρια του δούλευαν το ένα ενάντια στο άλλο στην αγκαλιά του. Και τότε συνέβη εκείνο που η Νορίκο μου είχε πει ότι κάνουν οι περισσότεροι άνθρωποι όταν η αλήθεια απλώνεται ευγενική και ολόκληρη. Σταμάτησε να το πολεμά. Το πρόσωπό του τσαλακώθηκε αργά, σαν παλιό χαρτί. Τα δάκρυα ήρθαν, και μετά η αλήθεια, όλα μαζί σε έναν χείμαρρο.</w:t>
-      </w:r>
-    </w:p>
-    <w:p/>
-    <w:p>
-      <w:r>
-        <w:t xml:space="preserve">— Είπα στον εαυτό μου ότι δεν ήταν ακριβώς κλοπή, είπε. Όχι από τη Φιόνα. Είπα στον εαυτό μου ότι το πανδοχείο είχε αγοραστεί έτσι κι αλλιώς με κλεμμένα λεφτά, οπότε το να παίρνεις πίσω ένα μέρος τους δεν ήταν κλοπή, ήταν, δεν ξέρω, η ιστορία να διορθώνει τον εαυτό της, ένα ποσό που επιτέλους έπρεπε να αποδοθεί. Είμαι τόσο καλός στο να κάνω το παρελθόν να σημαίνει ό,τι χρειάζομαι να σημαίνει. Αυτή είναι όλη μου η εκπαίδευση, να κάνω το παρελθόν να βγάζει νόημα. </w:t>
+        <w:t xml:space="preserve">το ζαφείρι στην καρδιά της</w:t>
+      </w:r>
+      <w:r>
+        <w:t xml:space="preserve">. Αυτά είναι δικά σου λόγια, Θίο. Είναι στο δελτίο του καταλόγου σου, με το δικό σου χέρι, το δελτίο για τα γράμματα των Μπλάκμπερν που είπες σε όλη την πόλη στα εγκαίνια ότι είχαν χαθεί. Τα γράμματα δεν χάθηκαν. Τα πήρες εσύ, επειδή κρατούσαν το μυστικό, και μετά τα είπες χαμένα για να μη σκεφτεί κανείς να ρωτήσει τι υπήρχε μέσα τους». Σταμάτησα, και άφησα το επόμενο μέρος να βγει μαλακό. «Βρήκες έναν τρόπο να σώσεις την Εταιρεία μέσα σε εκείνα τα γράμματα. Και τον άρπαξες. Έτσι δεν είναι;»</w:t>
+      </w:r>
+    </w:p>
+    <w:p/>
+    <w:p>
+      <w:r>
+        <w:t xml:space="preserve">Για πολλή ώρα δεν μίλησε. Τα χέρια του δούλευαν το ένα ενάντια στο άλλο στην αγκαλιά του. Και τότε συνέβη εκείνο που η Νόρικο μου είχε πει ότι κάνουν οι περισσότεροι άνθρωποι όταν η αλήθεια απλώνεται ευγενική και ολόκληρη. Σταμάτησε να το πολεμά. Το πρόσωπό του τσαλακώθηκε αργά, σαν παλιό χαρτί. Τα δάκρυα ήρθαν, και μετά η αλήθεια, όλα μαζί σε έναν χείμαρρο.</w:t>
+      </w:r>
+    </w:p>
+    <w:p/>
+    <w:p>
+      <w:r>
+        <w:t xml:space="preserve">«Είπα στον εαυτό μου ότι δεν ήταν ακριβώς κλοπή», είπε. «Όχι από τη Φιόνα. Είπα στον εαυτό μου ότι το πανδοχείο είχε αγοραστεί έτσι κι αλλιώς με κλεμμένα λεφτά, οπότε το να παίρνεις πίσω ένα μέρος τους δεν ήταν κλοπή, ήταν, δεν ξέρω, η ιστορία να διορθώνει τον εαυτό της, ένα ποσό που επιτέλους έπρεπε να αποδοθεί. Είμαι τόσο καλός στο να κάνω το παρελθόν να σημαίνει ό,τι χρειάζομαι να σημαίνει. Αυτή είναι όλη μου η εκπαίδευση, να κάνω το παρελθόν να βγάζει νόημα».</w:t>
       </w:r>
     </w:p>
     <w:p/>
@@ -4812,7 +4812,7 @@
     <w:p/>
     <w:p>
       <w:r>
-        <w:t xml:space="preserve">— Η στέγη πέφτει. Ο λέβητας πεθαίνει. Εκατό χρόνια από τη μνήμη αυτής της πόλης, κάθε γράμμα και φωτογραφία και συμβόλαιο, όλα να πηγαίνουν χαμένα, και κάθε τίμια πόρτα που χτύπησα έκλεισε μπροστά στα μούτρα μου, ο δήμαρχος, οι επιχορηγήσεις, τα ιδρύματα, η καθεμιά. Και τότε βρήκα αυτά τα γράμματα, και ιδού, μισό εκατομμύριο δολάρια, απλώς κάθονταν εκεί στο παρελθόν, και σκέφτηκα, μπορώ να το σώσω. Μπορώ να τα σώσω όλα, κάθε κομμάτι, και κανείς δεν παθαίνει πραγματικά κακό, επειδή τα λεφτά ήταν βρώμικα εξ αρχής. </w:t>
+        <w:t xml:space="preserve">«Η στέγη πέφτει. Ο λέβητας πεθαίνει. Εκατό χρόνια από τη μνήμη αυτής της πόλης, κάθε γράμμα και φωτογραφία και συμβόλαιο, όλα να πηγαίνουν χαμένα, και κάθε τίμια πόρτα που χτύπησα έκλεισε μπροστά στα μούτρα μου, ο δήμαρχος, οι επιχορηγήσεις, τα ιδρύματα, η καθεμιά. Και τότε βρήκα αυτά τα γράμματα, και ιδού, μισό εκατομμύριο δολάρια, απλώς κάθονταν εκεί στο παρελθόν, και σκέφτηκα, μπορώ να το σώσω. Μπορώ να τα σώσω όλα, κάθε κομμάτι, και κανείς δεν παθαίνει πραγματικά κακό, επειδή τα λεφτά ήταν βρώμικα εξ αρχής».</w:t>
       </w:r>
     </w:p>
     <w:p/>
@@ -4824,7 +4824,7 @@
     <w:p/>
     <w:p>
       <w:r>
-        <w:t xml:space="preserve">— Και μετά είδα τι της έκανε. Της Φιόνας. Την είδα να ασπρίζει. Και είπα στον εαυτό μου ότι θα σταματούσα, και δεν σταμάτησα, επειδή μέχρι τότε ήμουν ήδη χωμένος σε αυτό, και μόλις το είχα κάνει, είπα στον εαυτό μου ότι άλλο ένα δεν θα είχε σημασία. </w:t>
+        <w:t xml:space="preserve">«Και μετά είδα τι της έκανε. Της Φιόνας. Την είδα να ασπρίζει. Και είπα στον εαυτό μου ότι θα σταματούσα, και δεν σταμάτησα, επειδή μέχρι τότε ήμουν ήδη χωμένος σε αυτό, και μόλις το είχα κάνει, είπα στον εαυτό μου ότι άλλο ένα δεν θα είχε σημασία».</w:t>
       </w:r>
     </w:p>
     <w:p/>
@@ -4836,7 +4836,7 @@
     <w:p/>
     <w:p>
       <w:r>
-        <w:t>— Λυπάμαι τόσο πολύ. Λυπάμαι τόσο πολύ, Φιόνα. Έχασα τον εαυτό μου κάπου μέσα σε όλο αυτό. Αγαπώ τόσο πολύ την ιστορία αυτής της πόλης, που ξέχασα ότι η πόλη αποτελείται από ζωντανούς ανθρώπους.</w:t>
+        <w:t xml:space="preserve">«Λυπάμαι τόσο πολύ. Λυπάμαι τόσο πολύ, Φιόνα. Έχασα τον εαυτό μου κάπου μέσα σε όλο αυτό. Αγαπώ τόσο πολύ την ιστορία αυτής της πόλης, που ξέχασα ότι η πόλη αποτελείται από ζωντανούς ανθρώπους».</w:t>
       </w:r>
     </w:p>
     <w:p/>
@@ -4854,7 +4854,7 @@
     <w:p/>
     <w:p>
       <w:r>
-        <w:t xml:space="preserve">— Βέρα, είπα. Ο Θίο έκανε την κλοπή. Αλλά τα σημειώματα ήξεραν ότι το πανδοχείο είχε αγοραστεί με τα λεφτά από την καρφίτσα, και αυτό δεν υπήρχε ποτέ σε κανένα γράμμα του Μπλάκμπερν. Αυτό είναι αρχείο ακινήτων. Ένα συμβόλαιο. Και το συμβόλαιο αυτού του πανδοχείου καθόταν έξω από το συρτάρι του στο καλάθι αναδιανομής σου χθες το πρωί, πιασμένο, στο γραφείο μιας γυναίκας που μου είχε πει δύο φορές ότι ποτέ δεν διαβάζει τα αρχεία στην πλάτη της. </w:t>
+        <w:t xml:space="preserve">«Βέρα», είπα. «Ο Θίο είχε την κλοπή. Αλλά τα σημειώματα ήξεραν ότι το πανδοχείο είχε αγοραστεί με τα λεφτά από την καρφίτσα, και αυτό δεν υπήρχε ποτέ σε κανένα γράμμα των Μπλάκμπερν. Αυτό είναι αρχείο ιδιοκτησίας. Ένα συμβόλαιο. Και το συμβόλαιο αυτού του πανδοχείου καθόταν έξω από το συρτάρι του στο καλάθι επαναρχειοθέτησής σας χθες το πρωί, πιασμένο, στο γραφείο μιας γυναίκας που μου είχε πει δύο φορές ότι ποτέ δεν διαβάζει τα αρχεία στην πλάτη της».</w:t>
       </w:r>
     </w:p>
     <w:p/>
@@ -4866,7 +4866,7 @@
     <w:p/>
     <w:p>
       <w:r>
-        <w:t>— Εκείνος έκανε την κλοπή. Εσύ είχες το συμβόλαιο. Και εσύ είχες τα πόδια, Βέρα. Εκείνος δεν μπορούσε να διασχίσει αυτή την πόλη απαρατήρητος ούτε για αστείο, όλοι ξέρουν τον Θίο, όλοι τον σταματούν. Αλλά κανείς δεν ανοιγοκλείνει τα μάτια του όταν η γραμματέας του δημάρχου περνάει από το πανδοχείο κατά τη διάρκεια του φεστιβάλ. Σε προσπέρασα στα σκαλιά η ίδια εκείνο το πρωί, με τις κάρτες στάθμευσης. Δεν θα μπορούσε να το είχε κάνει μόνος του. Χρειαζόταν κάποιον που μπορούσε να κινηθεί μέσα στην πόλη αόρατος. Αυτή ήσουν εσύ.</w:t>
+        <w:t xml:space="preserve">«Εκείνος είχε την κλοπή. Εσείς είχατε το συμβόλαιο. Και εσείς είχατε τα πόδια, Βέρα. Εκείνος δεν μπορούσε να διασχίσει αυτή την πόλη απαρατήρητος ούτε για να σώσει τη ζωή του, όλοι ξέρουν τον Θίο, όλοι τον σταματούν. Αλλά κανείς δεν ανοιγοκλείνει τα μάτια του όταν η γραμματέας του δημάρχου περνάει από το πανδοχείο κατά τη διάρκεια του φεστιβάλ. Σας προσπέρασα στα σκαλιά η ίδια εκείνο το πρωί, με τα δελτία στάθμευσης. Δεν θα μπορούσε να το είχε κάνει μόνος του. Χρειαζόταν κάποιον που μπορούσε να κινηθεί μέσα στην πόλη αόρατος. Αυτή ήσασταν εσείς».</w:t>
       </w:r>
     </w:p>
     <w:p/>
@@ -4878,7 +4878,7 @@
     <w:p/>
     <w:p>
       <w:r>
-        <w:t xml:space="preserve">— Ήρθε σε μένα, είπε. Πριν από εβδομάδες. Σχεδόν τρελαμένος με αυτό, μιλώντας για την Εταιρεία, για το πώς είχε βρει αυτό το πράγμα και δεν μπορούσε να το κάνει μόνος του. Και έπρεπε να πω όχι. Ξέρω ότι έπρεπε να πω όχι, το ήξερα και τότε. </w:t>
+        <w:t xml:space="preserve">«Ήρθε σε μένα, είπε. Πριν από εβδομάδες. Σχεδόν τρελαμένος με αυτό, μιλώντας για την Εταιρεία, για το πώς είχε βρει αυτό το πράγμα και δεν μπορούσε να το κάνει μόνος του. Και έπρεπε να πω όχι. Ξέρω ότι έπρεπε να πω όχι, το ήξερα και τότε».</w:t>
       </w:r>
     </w:p>
     <w:p/>
@@ -4890,7 +4890,7 @@
     <w:p/>
     <w:p>
       <w:r>
-        <w:t xml:space="preserve">— Αλλά έχω μείνει τόσο πίσω, κυρία Κλος. Ο δήμαρχος με πληρώνει τίποτα και με ξεθεωνεί στη δουλειά, και έχω χρέη που δεν μπορείς να φανταστείς, από εκείνα που δεν σε αφήνουν να κοιμηθείς, και ο Θίο είπε ότι ήταν χρήματα που είχαν κλαπεί εξαρχής, από μια πλούσια οικογένεια πριν από εκατό χρόνια, και ότι αυτό θα έσωζε την Εταιρεία, και ότι ένα κομμάτι τους θα ερχόταν σε μένα, και επιτέλους θα έβγαινα από το αδιέξοδο. Το έκανε να ακούγεται σχεδόν ευγενές. Είναι καλός σε αυτό, στο να κάνει ένα πράγμα να ακούγεται σαν ιστορία αντί για έγκλημα. Και ήθελα τόσο πολύ να βγω από το αδιέξοδο που τον άφησα να το κάνει να ακούγεται έτσι, επειδή ήθελα να το πιστέψω. </w:t>
+        <w:t xml:space="preserve">«Αλλά έχω μείνει τόσο πίσω, κυρία Κλος. Ο δήμαρχος δεν με πληρώνει σχεδόν τίποτα και με ξεθεώνει στη δουλειά, και έχω χρέη που δεν μπορείτε να φανταστείτε, από εκείνα που δεν σε αφήνουν να κοιμηθείς, και ο Θίο είπε ότι ήταν χρήματα που είχαν κλαπεί εξαρχής, από μια πλούσια οικογένεια πριν από εκατό χρόνια, και ότι αυτό θα έσωζε την Εταιρεία, και ότι ένα κομμάτι τους θα ερχόταν σε μένα, και επιτέλους θα έβγαινα από το αδιέξοδο. Το έκανε να ακούγεται σχεδόν ευγενές. Είναι καλός σε αυτό, στο να κάνει ένα πράγμα να ακούγεται σαν ιστορία αντί για έγκλημα. Και ήθελα τόσο πολύ να βγω από το αδιέξοδο που τον άφησα να το κάνει να ακούγεται έτσι, επειδή ήθελα να το πιστέψω».</w:t>
       </w:r>
     </w:p>
     <w:p/>
@@ -4902,25 +4902,25 @@
     <w:p/>
     <w:p>
       <w:r>
-        <w:t>— Ποτέ δεν σε σκέφτηκα ως άνθρωπο. Αυτό είναι το χειρότερο απ' όλα, αυτό είναι το πράγμα που θα κουβαλάω. Σκέφτηκα μόνο τα χρήματα και το ότι δεν κοιμόμουν. Λυπάμαι. Λυπάμαι τόσο πολύ, Φιόνα.</w:t>
-      </w:r>
-    </w:p>
-    <w:p/>
-    <w:p>
-      <w:r>
-        <w:t>Το δωμάτιο σώπασε μετά από αυτό, αν εξαιρέσεις το κλάμα και τους μακρινούς ήχους από το φεστιβάλ που μάζευαν έξω. Δύο άνθρωποι που είχαν κάνει μια σκληρή πράξη για λόγους που είχαν ντύσει με ωραία λόγια μέχρι που δεν μπορούσαν πια να δουν τι υπήρχε από κάτω, κάθονταν τώρα στα συντρίμμια της, παραδέχοντάς το επιτέλους, φωναχτά. Καμία παγίδα δεν είχε κλείσει με κρότο. Κανείς δεν είχε απλώσει το χέρι του μέσα από το σκοτάδι. Τα είχαμε ξεδιπλώσει όλα ακέραια και ξεκάθαρα σε ένα ζεστό δωμάτιο στο φως του απογεύματος και τους είχαμε δώσει την ευκαιρία να είναι ειλικρινείς. Την είχαν αδράξει, επειδή στο τέλος, ακριβώς όπως είχε πει η Νορίκο, οι περισσότεροι άνθρωποι έχουν βαρεθεί μέχρι θανάτου να το κουβαλούν.</w:t>
-      </w:r>
-    </w:p>
-    <w:p/>
-    <w:p>
-      <w:r>
-        <w:t>Η Νορίκο σηκώθηκε από την καρέκλα της με το σημειωματάριο στο χέρι. Η φωνή της όταν μίλησε ήταν σταθερή, και όχι αγενής.</w:t>
-      </w:r>
-    </w:p>
-    <w:p/>
-    <w:p>
-      <w:r>
-        <w:t>— Εντάξει, είπε. Το παραδεχτήκατε και οι δύο, ελεύθερα, και αυτό μετράει περισσότερο απ' όσο μπορείτε να ξέρετε ακόμα οι δυο σας. Τώρα θα μιλήσουμε για το τι έπεται. Επειδή το να παραδέχεσαι ένα πράγμα είναι η αρχή του να το διορθώνεις. Δεν είναι το τέλος του. Το τέλος είναι πολύ μεγαλύτερο, και αρχίζει αύριο.</w:t>
+        <w:t xml:space="preserve">«Ποτέ δεν σε σκέφτηκα ως άνθρωπο. Αυτό είναι το χειρότερο απ' όλα, αυτό είναι το πράγμα που θα κουβαλάω. Σκέφτηκα μόνο τα χρήματα και το ότι δεν κοιμόμουν. Λυπάμαι. Λυπάμαι τόσο πολύ, Φιόνα».</w:t>
+      </w:r>
+    </w:p>
+    <w:p/>
+    <w:p>
+      <w:r>
+        <w:t xml:space="preserve">Το δωμάτιο σώπασε μετά από αυτό, αν εξαιρέσεις το κλάμα και τους μακρινούς ήχους από το φεστιβάλ που μάζευαν έξω. Δύο άνθρωποι που είχαν κάνει μια σκληρή πράξη για λόγους που είχαν ντύσει με ωραία λόγια μέχρι που δεν μπορούσαν πια να δουν τι υπήρχε από κάτω, κάθονταν τώρα στα συντρίμμια της, παραδέχοντάς το επιτέλους, φωναχτά. Καμία παγίδα δεν είχε κλείσει με κρότο. Κανείς δεν είχε απλώσει το χέρι του μέσα από το σκοτάδι. Τα είχαμε ξεδιπλώσει όλα ακέραια και ξεκάθαρα σε ένα ζεστό δωμάτιο στο φως του απογεύματος και τους είχαμε δώσει την ευκαιρία να είναι ειλικρινείς. Την είχαν αδράξει, επειδή στο τέλος, ακριβώς όπως είχε πει η Νόρικο, οι περισσότεροι άνθρωποι έχουν βαρεθεί μέχρι θανάτου να το κουβαλούν.</w:t>
+      </w:r>
+    </w:p>
+    <w:p/>
+    <w:p>
+      <w:r>
+        <w:t xml:space="preserve">Η Νόρικο σηκώθηκε από την καρέκλα της με το σημειωματάριο στο χέρι. Η φωνή της όταν μίλησε ήταν σταθερή, και όχι αγενής.</w:t>
+      </w:r>
+    </w:p>
+    <w:p/>
+    <w:p>
+      <w:r>
+        <w:t xml:space="preserve">«Εντάξει», είπε. «Το παραδεχτήκατε και οι δύο, ελεύθερα, και αυτό μετράει περισσότερο απ' όσο μπορείτε να ξέρετε ακόμα οι δυο σας. Τώρα θα μιλήσουμε για το τι έπεται. Επειδή το να παραδέχεσαι ένα πράγμα είναι η αρχή του να το διορθώνεις. Δεν είναι το τέλος του. Το τέλος είναι πολύ μεγαλύτερο, και αρχίζει αύριο».</w:t>
       </w:r>
     </w:p>
     <w:p>
@@ -4937,16 +4937,16 @@
     <w:p/>
     <w:p>
       <w:r>
-        <w:t xml:space="preserve">Η Νόρικο το χειρίθηκε σύμφωνα με το γράμμα του νόμου και την ίδια στιγμή με την καρδιά. Δεν υπήρξαν διακριτικά συγκαλύμματα, ούτε «ελάτε να τα ξεχάσουμε όλα αυτά», ούτε προσποίηση ότι ένα έγκλημα δεν ήταν έγκλημα. Ο Θίο και η Βέρα έδωσαν ο καθένας από μια πλήρη, γραπτή και υπογεγραμμένη ομολογία για όσα είχαν κάνει, με τη σειρά, χωρίς να αφήσουν τίποτα στο απυρόβλητο. Τα δύο σημειώματα έγιναν αποδεικτικά στοιχεία, σημασμένα και αρχειοθετημένα. Ήταν πλέον καταγεγραμμένο, επίσημα, ότι δύο πολίτες του </w:t>
-      </w:r>
-      <w:r>
-        <w:t>&lt;bt&gt;</w:t>
-      </w:r>
-      <w:r>
-        <w:t>Frost Falls</w:t>
-      </w:r>
-      <w:r>
-        <w:t>&lt;/bt&gt;</w:t>
+        <w:t xml:space="preserve">Η Νόρικο το χειρίστηκε σύμφωνα με το γράμμα του νόμου και την ίδια στιγμή με την καρδιά. Δεν υπήρξαν διακριτικές συγκαλύψεις, ούτε «ελάτε να τα ξεχάσουμε όλα αυτά», ούτε προσποίηση ότι ένα έγκλημα δεν ήταν έγκλημα. Ο Θίο και η Βέρα έδωσαν ο καθένας από μια πλήρη, γραπτή και υπογεγραμμένη ομολογία για όσα είχαν κάνει, με τη σειρά, χωρίς να αφήσουν τίποτα στο απυρόβλητο. Τα δύο σημειώματα έγιναν αποδεικτικά στοιχεία, σημασμένα και αρχειοθετημένα. Ήταν πλέον καταγεγραμμένο, επίσημα, ότι δύο πολίτες του </w:t>
+      </w:r>
+      <w:r>
+        <w:t xml:space="preserve">Φροστ</w:t>
+      </w:r>
+      <w:r>
+        <w:t xml:space="preserve"> Φολς</w:t>
+      </w:r>
+      <w:r>
+        <w:t xml:space="preserve"/>
       </w:r>
       <w:r>
         <w:t xml:space="preserve"> είχαν επιχειρήσει να εκβιάσουν έναν τρίτο για μισό εκατομμύριο δολάρια.</w:t>
@@ -4961,7 +4961,7 @@
     <w:p/>
     <w:p>
       <w:r>
-        <w:t>—«Αποκαταστατική δικαιοσύνη», εξήγησε σε όλους μας αργότερα, με πιο απλά λόγια, πάνω από καφέ στο πανδοχείο. «Δουλεύει μόνο όταν το άτομο που έκανε το λάθος αντικρίζει κατάματα τη ζημιά και βοηθάει να διορθωθεί με τα ίδια του τα χέρια. Οπότε αυτό θα κάνουν. Όχι κελί. Κάτι πιο δύσκολο από κελί, με τον τρόπο του. Θα το διορθώσουν, μπροστά στους ανθρώπους που πλήγωσαν, για πολύ καιρό. Και αν αποτύχουν σε αυτό, η πιο βαριά πόρτα στέκεται ακόμα εκεί πίσω τους».</w:t>
+        <w:t xml:space="preserve">«Επανορθωτική δικαιοσύνη», εξήγησε σε όλους μας αργότερα, με πιο απλά λόγια, πάνω από καφέ στο πανδοχείο. «Δουλεύει μόνο όταν το άτομο που έκανε το λάθος αντικρίζει κατάματα τη ζημιά και βοηθάει να διορθωθεί με τα ίδια του τα χέρια. Οπότε αυτό θα κάνουν. Όχι κελί. Κάτι πιο δύσκολο από κελί, με τον τρόπο του. Θα το διορθώσουν, μπροστά στους ανθρώπους που πλήγωσαν, για πολύ καιρό. Και αν αποτύχουν σε αυτό, η πιο βαριά πόρτα στέκεται ακόμα εκεί πίσω τους».</w:t>
       </w:r>
     </w:p>
     <w:p/>
@@ -4973,7 +4973,7 @@
     <w:p/>
     <w:p>
       <w:r>
-        <w:t>Για τη Βέρα σήμαινε να ξεπληρώσει όσα μπορούσε, σε δόσεις που θα ένιωθε στο πετσί της κάθε μήνα, μια μακρά περίοδο επιτήρησης και αποχώρηση από το γραφείο του δημάρχου. Παραιτήθηκε την επόμενη εβδομάδα. Ήταν το σωστό πράγμα και της κόστισε ακριβά, επειδή, παρόλο που ο δήμαρχος την πλήρωνε ελάχιστα, αυτό το γραφείο ήταν η θέση της σε αυτή την πόλη εδώ και δεκαπέντε χρόνια. Με βάρησε. Το είχα προκαλέσει εγώ. Είχε πραγματικό κόστος, και ανάγκασα τον εαυτό μου να το κοιτάξει ευθεία στα μάτια αντί να στρέψω αλλού το βλέμμα.</w:t>
+        <w:t xml:space="preserve">Για τη Βέρα σήμαινε να ξεπληρώσει όσα μπορούσε, σε δόσεις που θα ένιωθε στο πετσί της κάθε μήνα, μια μακρά περίοδο επιτήρησης και αποχώρηση από το γραφείο του δημάρχου. Παραιτήθηκε την επόμενη εβδομάδα. Ήταν το σωστό πράγμα και της κόστισε ακριβά, επειδή, παρόλο που ο δήμαρχος την πλήρωνε ελάχιστα, αυτό το γραφείο ήταν η θέση της σε αυτή την πόλη εδώ και δεκαπέντε χρόνια. Με βάραινε. Το είχα προκαλέσει εγώ. Είχε πραγματικό κόστος, και ανάγκασα τον εαυτό μου να το κοιτάξει ευθεία στα μάτια αντί να στρέψω αλλού το βλέμμα.</w:t>
       </w:r>
     </w:p>
     <w:p/>
@@ -4988,13 +4988,13 @@
         <w:t xml:space="preserve">Παραιτήθηκε. Όχι για λίγο καιρό, για να γλιστρήσει ξανά αθόρυβα στην καρέκλα μόλις η πόλη θα είχε κουραστεί να θυμώνει. Παραιτήθηκε από επικεφαλής της Ιστορικής Εταιρείας του </w:t>
       </w:r>
       <w:r>
-        <w:t>&lt;bt&gt;</w:t>
-      </w:r>
-      <w:r>
-        <w:t>Frost Falls</w:t>
-      </w:r>
-      <w:r>
-        <w:t>&lt;/bt&gt;</w:t>
+        <w:t xml:space="preserve">Φροστ</w:t>
+      </w:r>
+      <w:r>
+        <w:t xml:space="preserve"> Φολς</w:t>
+      </w:r>
+      <w:r>
+        <w:t xml:space="preserve"/>
       </w:r>
       <w:r>
         <w:t>, και το διοικητικό συμβούλιο, μόλις έμαθε τα πάντα, αποδέχτηκε την παραίτηση και το εννοούσε. Ένας άντρας δεν μπορούσε να εκβιάσει έναν γείτονα χρησιμοποιώντας τη συλλογή και το επιστολόχαρτο της Εταιρείας, και μετά να κρατάει τα κλειδιά του μέρους.</w:t>
@@ -5009,13 +5009,13 @@
     <w:p/>
     <w:p>
       <w:r>
-        <w:t>—Είναι περισσότερα απ' όσα αξίζω, είπε ο Θίο, όταν του το ανακοίνωσαν. Έκλαψε, και ήταν τα δάκρυα ενός άντρα που είχε προετοιμαστεί για την αγχόνη και του είχαν δώσει αντ' αυτού έναν μακρύ και δύσκολο δρόμο.</w:t>
-      </w:r>
-    </w:p>
-    <w:p/>
-    <w:p>
-      <w:r>
-        <w:t>—Είναι ακριβώς αυτό που αξίζεις, του είπε η Φιόνα, και υπήρχε ατσάλι κρυμμένο μέσα στην καλοσύνη της. Δηλαδή μια ευκαιρία να γίνεις ένας άντρας που δεν θα το είχε κάνει ποτέ αυτό εξ αρχής. Δεν παίρνεις την εύκολη εκδοχή, Θίο, όπου όλοι σε αγκαλιάζουν και όλα έχουν ξεχαστεί ως τα Χριστούγεννα. Παίρνεις την πραγματική. Πρέπει να το κερδίσεις πίσω, για χρόνια, και να νιώσεις κάθε χρόνο του. Δεν σου φέρομαι σκληρά. Πιστεύω ότι μπορείς να το κάνεις. Δεν θα έμπαινα στον κόπο να σου χτίσω έναν δρόμο αν πίστευα ότι δεν μπορείς να τον περπατήσεις.</w:t>
+        <w:t xml:space="preserve">«Είναι περισσότερα απ' όσα αξίζω», είπε ο Θίο, όταν του το ανακοίνωσαν. Έκλαψε, και ήταν τα δάκρυα ενός άντρα που είχε προετοιμαστεί για την αγχόνη και του είχαν δώσει αντ' αυτού έναν μακρύ και δύσκολο δρόμο.</w:t>
+      </w:r>
+    </w:p>
+    <w:p/>
+    <w:p>
+      <w:r>
+        <w:t xml:space="preserve">«Είναι ακριβώς αυτό που αξίζεις», του είπε η Φιόνα, και υπήρχε ατσάλι κρυμμένο μέσα στην καλοσύνη της. «Δηλαδή μια ευκαιρία να γίνεις ένας άντρας που δεν θα το είχε κάνει ποτέ αυτό εξ αρχής. Δεν παίρνεις την εύκολη εκδοχή, Θίο, όπου όλοι σε αγκαλιάζουν και όλα έχουν ξεχαστεί ως τα Χριστούγεννα. Παίρνεις την πραγματική. Πρέπει να το κερδίσεις πίσω, για χρόνια, και να νιώσεις κάθε χρόνο του. Δεν σου φέρομαι σκληρά. Πιστεύω ότι μπορείς να το κάνεις. Δεν θα έμπαινα στον κόπο να σου χτίσω έναν δρόμο αν πίστευα ότι δεν μπορείς να τον περπατήσεις».</w:t>
       </w:r>
     </w:p>
     <w:p/>
@@ -5027,19 +5027,19 @@
     <w:p/>
     <w:p>
       <w:r>
-        <w:t>Πήγα να δω τη Βέρα μόνη μου, αργότερα. Την βρήκα να μαζεύει τα τελευταία πράγματα από το γραφείο της στο Δημαρχείο, και τη βοήθησα να μεταφέρει ένα κουτί στο αυτοκίνητό της. Η Πιπ περίμενε στο τελευταίο σκαλοπάτι με το μάτι της καρφωμένο σε ένα ορειχάλκινο βαρίδι χαρτιών που εξείχε από την κορυφή του. Πάνω στα κρύα σκαλιά είπα στη Βέρα αυτό που είχα έρθει να πω.</w:t>
-      </w:r>
-    </w:p>
-    <w:p/>
-    <w:p>
-      <w:r>
-        <w:t>—Έκανες ένα λάθος, είπα. Και το πληρώνεις, όπως πρέπει, πράγμα που είναι σωστό. Αλλά το παραδέχτηκες τη στιγμή ακριβώς που σου ζητήθηκε, Βέρα. Δεν είπες ψέματα και δεν προσπάθησες να ξεγλιστρήσεις. Αυτό δεν είναι λίγο. Αυτό είναι το κομμάτι σου που είναι ακόμα καλό, και είναι μεγαλύτερο από το κομμάτι σου που έκανε το λάθος, και θέλω να το κρατήσεις. Ο δρόμος της επιστροφής είναι μακρύς και για σένα. Αλλά υπάρχει. Μην αφήσεις κανέναν να σου πει ότι δεν υπάρχει, και πάνω απ' όλα μην το λες στον ίδιο σου τον εαυτό.</w:t>
-      </w:r>
-    </w:p>
-    <w:p/>
-    <w:p>
-      <w:r>
-        <w:t>Έκλαψε. Με αγκάλιασε, αυτή η δύσκολη, κουμπωμένη γυναίκα που δεν είχα δει ποτέ να αγκαλιάζει ψυχή, και είπε ευχαριστώ ακουμπώντας στον ώμο μου. Μετά έφυγε οδηγώντας προς το σπίτι της αδελφής της, και η Πιπ κι εγώ περπατήσαμε για το σπίτι στο πρώιμο σκοτάδι. Δεν υπήρχε καμία απολύτως θριαμβολογία. Ήμουν βαριά και κατάκοπη, σαν να είχα καθαρίσει μια πληγή ως τον πάτο: πονούσε πολύ περισσότερο από το να την αφήσεις στην ησυχία της, αλλά τώρα μπορούσε να γιατρευτεί.</w:t>
+        <w:t xml:space="preserve">Πήγα να δω τη Βέρα μόνη μου, αργότερα. Τη βρήκα να μαζεύει τα τελευταία πράγματα από το γραφείο της στο Δημαρχείο, και τη βοήθησα να μεταφέρει ένα κουτί στο αυτοκίνητό της. Η Πιπ περίμενε στο τελευταίο σκαλοπάτι με το μάτι της καρφωμένο σε ένα ορειχάλκινο βαρίδι χαρτιών που εξείχε από την κορυφή του. Πάνω στα κρύα σκαλιά είπα στη Βέρα αυτό που είχα έρθει να πω.</w:t>
+      </w:r>
+    </w:p>
+    <w:p/>
+    <w:p>
+      <w:r>
+        <w:t xml:space="preserve">«Κάνατε ένα λάθος», είπα. «Και το πληρώνετε, όπως πρέπει, πράγμα που είναι σωστό. Αλλά το παραδεχτήκατε τη στιγμή ακριβώς που σας ζητήθηκε, Βέρα. Δεν είπατε ψέματα και δεν προσπαθήσατε να ξεγλιστρήσετε. Αυτό δεν είναι λίγο. Αυτό είναι το κομμάτι σας που είναι ακόμα καλό, και είναι μεγαλύτερο από το κομμάτι σας που έκανε το λάθος, και θέλω να το κρατήσετε. Ο δρόμος της επιστροφής είναι μακρύς και για εσάς. Αλλά υπάρχει. Μην αφήσετε κανέναν να σας πει ότι δεν υπάρχει, και πάνω απ' όλα μην το λέτε στον ίδιο σας τον εαυτό».</w:t>
+      </w:r>
+    </w:p>
+    <w:p/>
+    <w:p>
+      <w:r>
+        <w:t xml:space="preserve">Έκλαψε. Με αγκάλιασε, αυτή η άκαμπτη, κουμπωμένη γυναίκα που δεν είχα δει ποτέ να αγκαλιάζει ψυχή, και είπε ευχαριστώ ακουμπώντας στον ώμο μου. Μετά έφυγε οδηγώντας προς το σπίτι της αδελφής της, και η Πιπ κι εγώ περπατήσαμε για το σπίτι στο πρώιμο σκοτάδι. Δεν υπήρχε κανένας απολύτως θρίαμβος. Ήμουν βαριά και κατάκοπη, σαν να είχα καθαρίσει μια πληγή ως τον πάτο: πονούσε πολύ περισσότερο από το να την αφήσεις στην ησυχία της, αλλά τώρα μπορούσε να γιατρευτεί.</w:t>
       </w:r>
     </w:p>
     <w:p/>
@@ -5068,27 +5068,27 @@
     <w:p/>
     <w:p>
       <w:r>
-        <w:t>Οι Worthington ήρθαν να με βρουν πριν φύγουν από την πόλη, γεγονός που με εξέπληξε, και προσφέρθηκαν να τα διορθώσουν όλα, γεγονός που με εξέπληξε ακόμα περισσότερο.</w:t>
-      </w:r>
-    </w:p>
-    <w:p>
-      <w:r>
-        <w:t>Το είχαν μάθει, φυσικά. Τέτοια πράγματα δεν έμεναν κρυφά στο Frost Falls ούτε για ένα πρωινό. Οι ευγενικοί και περιποιημένοι Worthington είχαν συνθέσει, από το βουητό του φεστιβάλ και τη σιωπή του πανδοχείου, ότι η Ιστορική Εταιρεία βρισκόταν σε βαθιά οικονομική δυσχέρεια και ότι αυτή η δυσχέρεια είχε οδηγήσει έναν καλό άνθρωπο σε λάθος μονοπάτια. Ο κ. Worthington με βρήκε στη βεράντα του πανδοχείου το τελευταίο τους πρωινό, με τη σύζυγό του δίπλα του φορώντας το κρεμ κασμιρό της και με το καλό της παλτό περασμένο στο χέρι, και μπήκε κατευθείαν στο ψητό με την άνεση ενός ανθρώπου για τον οποίο τα χρήματα δεν υπήρξαν ποτέ δύσκολο θέμα συζήτησης.</w:t>
-      </w:r>
-    </w:p>
-    <w:p>
-      <w:r>
-        <w:t>—Mrs. Claus, είπε. Έχουμε δεθεί με αυτή την πόλη στις εβδομάδες που μείναμε εδώ. Αληθινά δεθεί. Και καταλαβαίνουμε ότι η Ιστορική Εταιρεία αντιμετωπίζει κάποια σοβαρή οικονομική στενότητα. Σοβαρή στενότητα, απ’ όσα ακούμε. Χαμογέλασε, θερμά και σίγουρα. Είμαστε σε θέση να βοηθήσουμε. Γενναιόδωρα. Αρκετά για να τακτοποιηθεί όλο το ζήτημα με μια κίνηση, η στέγη, ο λέβητας, κι ένα κληροδότημα επιπλέον για να μείνει το μέρος ασφαλές για μια γενιά. Θα χαρούμε πολύ να κόψω την επιταγή πριν φύγουμε σήμερα το πρωί. Θα μας κοστίσει πολύ λίγα και θα σημαίνει πολλά εδώ, και ειλικρινά, μετά από όλη αυτή την ασχήμια, νομίζω ότι η πόλη θα μπορούσε να χρησιμοποιήσει μερικά καλά νέα για να κλείσει η σεζόν.</w:t>
-      </w:r>
-    </w:p>
-    <w:p>
-      <w:r>
-        <w:t>Το χέρι του είχε πάει στην εσωτερική τσέπη του σακακιού του για μια χρυσή πένα. Η Pip, στα πόδια μου, την παρακολούθησε και με τα δύο μάτια.</w:t>
-      </w:r>
-    </w:p>
-    <w:p>
-      <w:r>
-        <w:t>Ήταν μια ευγενική προσφορά, δοσμένη με όλη την καρδιά. Θα είχε πιάσει τόπο κιόλας, με τον στενό τρόπο. Μία επιταγή, και τα οικονομικά προβλήματα της Εταιρείας θα εξαφανίζονταν, ακριβώς τα προβλήματα που είχαν οδηγήσει τον Theo σχεδόν στα τάρταρα ώστε να κάνει αυτό που έκανε. Ένα μέρος μου, στεκόμενη κουρασμένη σε εκείνη την κρύα βεράντα, ήθελε να την αρπάξει και με τα δύο χέρια και να το τελειώνει.</w:t>
+        <w:t xml:space="preserve">Οι Γούορθινγκτον ήρθαν να με βρουν πριν φύγουν από την πόλη, γεγονός που με εξέπληξε, και προσφέρθηκαν να τα διορθώσουν όλα, γεγονός που με εξέπληξε ακόμα περισσότερο.</w:t>
+      </w:r>
+    </w:p>
+    <w:p>
+      <w:r>
+        <w:t xml:space="preserve">Το είχαν μάθει, φυσικά. Τέτοια πράγματα δεν έμεναν κρυφά στο Φροστ Φολς ούτε για ένα πρωινό. Οι ευγενικοί και περιποιημένοι Γούορθινγκτον είχαν συνθέσει, από το βουητό του φεστιβάλ και τη σιωπή του πανδοχείου, ότι η Ιστορική Εταιρεία βρισκόταν σε βαθιά οικονομική δυσχέρεια και ότι αυτή η δυσχέρεια είχε οδηγήσει έναν καλό άνθρωπο σε λάθος μονοπάτια. Ο κ. Γούορθινγκτον με βρήκε στη βεράντα του πανδοχείου το τελευταίο τους πρωινό, με τη σύζυγό του δίπλα του φορώντας το κρεμ κασμιρό της και με το καλό της παλτό περασμένο στο χέρι, και μπήκε κατευθείαν στο ψητό με την άνεση ενός ανθρώπου για τον οποίο τα χρήματα δεν υπήρξαν ποτέ δύσκολο θέμα συζήτησης.</w:t>
+      </w:r>
+    </w:p>
+    <w:p>
+      <w:r>
+        <w:t xml:space="preserve">«Κυρία Κλος», είπε. «Έχουμε δεθεί με αυτή την πόλη στις εβδομάδες που μείναμε εδώ. Αληθινά δεθεί. Και καταλαβαίνουμε ότι η Ιστορική Εταιρεία αντιμετωπίζει κάποια σοβαρή οικονομική στενότητα. Σοβαρή στενότητα, απ’ όσα ακούμε». Χαμογέλασε, θερμά και σίγουρα. «Είμαστε σε θέση να βοηθήσουμε. Γενναιόδωρα. Αρκετά για να τακτοποιηθεί όλο το ζήτημα με μια κίνηση, η στέγη, ο λέβητας, κι ένα κληροδότημα επιπλέον για να μείνει το μέρος ασφαλές για μια γενιά. Θα χαρώ πολύ να κόψω την επιταγή πριν φύγουμε σήμερα το πρωί. Θα μας κοστίσει πολύ λίγα και θα σημαίνει πολλά εδώ, και ειλικρινά, μετά από όλη αυτή την ασχήμια, νομίζω ότι η πόλη θα χρειαζόταν μερικά καλά νέα για να κλείσει η σεζόν».</w:t>
+      </w:r>
+    </w:p>
+    <w:p>
+      <w:r>
+        <w:t xml:space="preserve">Το χέρι του είχε πάει στην εσωτερική τσέπη του σακακιού του για μια χρυσή πένα. Η Πιπ, στα πόδια μου, την παρακολούθησε και με τα δύο μάτια.</w:t>
+      </w:r>
+    </w:p>
+    <w:p>
+      <w:r>
+        <w:t xml:space="preserve">Ήταν μια ευγενική προσφορά, δοσμένη με όλη την καρδιά. Θα είχε πιάσει τόπο κιόλας, με τον στενό τρόπο. Μία επιταγή, και τα οικονομικά προβλήματα της Εταιρείας θα εξαφανίζονταν, ακριβώς τα προβλήματα που είχαν οδηγήσει τον Θίο σχεδόν στην τρέλα ώστε να κάνει αυτό που έκανε. Ένα μέρος μου, στεκόμενη κουρασμένη σε εκείνη την κρύα βεράντα, ήθελε να την αρπάξει και με τα δύο χέρια και να το τελειώνει.</w:t>
       </w:r>
     </w:p>
     <w:p>
@@ -5098,7 +5098,7 @@
     </w:p>
     <w:p>
       <w:r>
-        <w:t>—Είναι μεγάλη η καρδιά σας, κ. Worthington, είπα. Και πρόκειται να σας πω τώρα κάτι που μπορεί να ακουστεί παράξενο, και ελπίζω να το ακούσετε όπως εννοείται, επειδή δεν είναι άρνηση στην καλοσύνη σας. Νομίζω ότι πρέπει να κρατήσετε την επιταγή σας. Προς το παρόν.</w:t>
+        <w:t xml:space="preserve">«Είναι μεγάλη η καρδιά σας, κ. Γούορθινγκτον», είπα. «Και πρόκειται να σας πω τώρα κάτι που μπορεί να ακουστεί παράξενο, και ελπίζω να το ακούσετε όπως εννοείται, επειδή δεν είναι άρνηση στην καλοσύνη σας. Νομίζω ότι πρέπει να κρατήσετε την επιταγή σας. Προς το παρόν».</w:t>
       </w:r>
     </w:p>
     <w:p>
@@ -5108,32 +5108,32 @@
     </w:p>
     <w:p>
       <w:r>
-        <w:t>—Σε αυτή την πόλη μόλις συνέβη κάτι άσχημο, είπα, επειδή ένας καλός άνθρωπος αποφάσισε ότι η σωτηρία της Εταιρείας δικαιολογούσε τα πάντα, ότι μια διάσωση άξιζε όσο ένα σφάλμα, ότι το τέλος της θα συγχωρούσε τα μέσα. Λοιπόν. Αν η Εταιρεία σωθεί την επόμενη εβδομάδα με το μπλοκ επιταγών ενός περαστικού ξένου, όσο ευγενικός κι αν είναι, τότε το μάθημα που μαθαίνει σιωπηρά ολόκληρη η πόλη είναι ότι ο Theo είχε δίκιο τουλάχιστον σε αυτό το ένα πράγμα. Ότι η επιβίωση του κτιρίου είναι κάτι που έρχεται απ' έξω, μέσω χρημάτων, μέσω μιας συντόμευσης, μέσω ενός ευεργέτη, και όχι κάτι που η ίδια η πόλη πρέπει να θέλει, να δουλέψει και να κερδίσει. Κούνησα το κεφάλι μου. Μια Εταιρεία που σώζεται από έναν γενναιόδωρο επισκέπτη απλώς κερδίζει αναβολή, κ. Worthington. Θα βρίσκεται στην ίδια τρύπα σε πέντε χρόνια, περιμένοντας τον επόμενο πλούσιο επισκέπτη να του αρέσουν τα παπλώματα. Ο μόνος τρόπος για να είναι ποτέ πραγματικά ασφαλές το μέρος είναι αν το Frost Falls αποφασίσει μόνο του ότι αξίζει να σωθεί, και το σώσει, με τα δικά του χέρια, από τις δικές του τσέπες, όσο άδειες κι ‌αν είναι. Αυτό είναι πιο αργό. Είναι πολύ πιο δύσκολο. Αλλά είναι η εκδοχή που διαρκεί, και θεραπεύει αυτό που μόλις συνέβη εδώ αντί να κολλάει μια χαρούμενη αφίσα από πάνω.</w:t>
-      </w:r>
-    </w:p>
-    <w:p>
-      <w:r>
-        <w:t>Ο κ. Worthington με κοίταξε για πολλή ώρα, και προς τιμήν του το πρόσωπό του άλλαξε, από την αμηχανία σε ένα είδος σεβασμού. —Απορρίπτετε πάρα πολλά χρήματα, Mrs. Claus.</w:t>
-      </w:r>
-    </w:p>
-    <w:p>
-      <w:r>
-        <w:t>—Απορρίπτετε μια διάσωση, είπα. Όχι την καλοσύνη σας, ποτέ αυτό. Και ιδού τι θα σας ζητούσα αντ' αυτού, αν το εννοείτε αληθινά. Αφήστε την πόλη να προσπαθήσει πρώτη. Αφήστε την να κάνει τα μπαζάρ της και τις ενοχλητικές μικρές της λαχειοφόρους και να ανακαλύψει μόνη της τι είναι διατεθειμένη να κάνει για τη δική της μνήμη. Και τότε, αν υπολείπεται, αν το Frost Falls κάνει ό,τι περνάει από το χέρι του και πάλι δεν καταφέρνει να φτάσει στον στόχο, ελάτε πίσω. Να είστε η τελευταία πέτρα στη γέφυρα, όχι ολόκληρη η γέφυρα. Αφήστε την πόλη να χτίσει το μεγαλύτερο μέρος της. Με αυτόν τον τρόπο η γέφυρα θα είναι δική τους.</w:t>
-      </w:r>
-    </w:p>
-    <w:p>
-      <w:r>
-        <w:t>Η Mrs. Worthington χαμογέλασε τότε, το πρώτο αληθινά θερμό χαμόγελο που είχα δει από εκείνη σε όλες τις εβδομάδες τους, και ακούμπησε το γανտωμένο χέρι της στο μπράτσο του συζύγου της. —Αυτό μου αρέσει, είπε. Μου αρέσει πολύ περισσότερο, Gerald. Έχουμε εξαγοράσει τη θέση μας σε αρκετά πράγματα με τα χρόνια. Θα ήταν μια πρωτοτυπία, στην ηλικία μας, να μας προσκαλέσουν σε ένα.</w:t>
-      </w:r>
-    </w:p>
-    <w:p>
-      <w:r>
-        <w:t>Έτσι το άφησαν. Χωρίς επιταγή. Αντ' αυτού, μια υπόσχεση, κρατημένη σε εφεδρεία για την ώρα της ανάγκης. Και η Εταιρεία έμεινε ακριβώς εκεί που ήταν, στο χείλος του γκρεμού, με τη στέγη να καταρρέει και τον λέβητα να ψυχορραγεί, μόνο που τώρα δεν είχε ούτε καν τον Theo να πολεμά γι' αυτήν, γεγονός που την καθιστούσε πιο επισφαλή από πριν, κι όχι λιγότερο.</w:t>
-      </w:r>
-    </w:p>
-    <w:p>
-      <w:r>
-        <w:t>Δεν φαινόταν για νίκη, καθώς περπατούσα προς το σπίτι. Μόλις είχα πείσει έναν καλό άνθρωπο να μην διορθώσει το μοναδικό συγκεκριμένο πρόβλημα που βρισκόταν στη ρίζα όλης αυτής της θλιβερής ιστορίας, και υπήρξαν μερικά κρύα τετράγωνα σε αυτόν τον περίπατο όπου αναρωτήθηκα αν είχα φανεί σοφή ή απλώς πεισματάρα, αν είχα αφήσει ένα αληθινό καλό να πάει χαμένο για χάρη μιας αρχής που δεν θα κρατούσε ούτε μια σταγόνα βροχής έξω από το πίσω δωμάτιο.</w:t>
+        <w:t xml:space="preserve">«Σε αυτή την πόλη μόλις συνέβη κάτι άσχημο», είπα, «επειδή ένας καλός άνθρωπος αποφάσισε ότι η σωτηρία της Εταιρείας δικαιολογούσε τα πάντα, ότι μια διάσωση άξιζε ένα σφάλμα, ότι το τέλος θα συγχωρούσε τα μέσα. Λοιπόν. Αν η Εταιρεία σωθεί την επόμενη εβδομάδα με το μπλοκ επιταγών ενός περαστικού ξένου, όσο ευγενικός κι αν είναι, τότε το μάθημα που μαθαίνει σιωπηρά ολόκληρη η πόλη είναι ότι ο Θίο είχε δίκιο τουλάχιστον σε αυτό το ένα πράγμα. Ότι η επιβίωση του κτιρίου είναι κάτι που έρχεται απ' έξω, μέσω χρημάτων, μέσω μιας συντόμευσης, μέσω ενός ευεργέτη, και όχι κάτι που η ίδια η πόλη πρέπει να θέλει, να δουλέψει και να κερδίσει». Κούνησα το κεφάλι μου. «Μια Εταιρεία που σώζεται από έναν γενναιόδωρο επισκέπτη απλώς κερδίζει αναβολή, κύριε Γούορθινγκτον. Θα βρίσκεται στην ίδια τρύπα σε πέντε χρόνια, περιμένοντας τον επόμενο πλούσιο επισκέπτη που θα ενθουσιαστεί με τα παπλώματα. Ο μόνος τρόπος για να είναι ποτέ πραγματικά ασφαλές το μέρος είναι αν το Φροστ Φολς αποφασίσει μόνο του ότι αξίζει να σωθεί, και το σώσει, με τα δικά του χέρια, από τις δικές του τσέπες, όσο άδειες κι αν είναι. Αυτό είναι πιο αργό. Είναι πολύ πιο δύσκολο. Αλλά είναι η εκδοχή που διαρκεί, και θεραπεύει αυτό που μόλις συνέβη εδώ αντί να κολλάει μια χαρούμενη αφίσα από πάνω».</w:t>
+      </w:r>
+    </w:p>
+    <w:p>
+      <w:r>
+        <w:t xml:space="preserve">Ο κύριος Γούορθινγκτον με κοίταξε για πολλή ώρα, και προς τιμήν του το πρόσωπό του άλλαξε, από την αμηχανία σε ένα είδος σεβασμού. «Απορρίπτετε πάρα πολλά χρήματα, κυρία Κλος».</w:t>
+      </w:r>
+    </w:p>
+    <w:p>
+      <w:r>
+        <w:t xml:space="preserve">«Απορρίπτω μια διάσωση», είπα. «Όχι την καλοσύνη σας, ποτέ αυτό. Και ιδού τι θα σας ζητούσα αντ' αυτού, αν το εννοείτε αληθινά. Αφήστε την πόλη να προσπαθήσει πρώτη. Αφήστε την να κάνει τα παζάρια της και τις αμήχανες μικρές της λαχειοφόρους και να ανακαλύψει μόνη της τι είναι διατεθειμένη να κάνει για τη δική της μνήμη. Και τότε, αν υπολείπεται, αν το Φροστ Φολς κάνει ό,τι περνάει από το χέρι του και πάλι δεν καταφέρνει να φτάσει στον στόχο, ελάτε πίσω. Να είστε η τελευταία πέτρα στη γέφυρα, όχι ολόκληρη η γέφυρα. Αφήστε την πόλη να χτίσει το μεγαλύτερο μέρος της. Με αυτόν τον τρόπο η γέφυρα θα είναι δική τους».</w:t>
+      </w:r>
+    </w:p>
+    <w:p>
+      <w:r>
+        <w:t xml:space="preserve">Η κυρία Γούορθινγκτον χαμογέλασε τότε, το πρώτο αληθινά θερμό χαμόγελο που είχα δει από εκείνη σε όλες τις εβδομάδες τους, και ακούμπησε το γαντοφορεμένο χέρι της στο μπράτσο του συζύγου της. «Αυτό μου αρέσει», είπε. «Μου αρέσει πολύ περισσότερο, Τζέραλντ. Έχουμε εξαγοράσει τη θέση μας σε αρκετά πράγματα με τα χρόνια. Θα ήταν μια πρωτοτυπία, στην ηλικία μας, να μας προσκαλέσουν σε ένα».</w:t>
+      </w:r>
+    </w:p>
+    <w:p>
+      <w:r>
+        <w:t xml:space="preserve">Έτσι το άφησαν. Χωρίς επιταγή. Αντ' αυτού, μια υπόσχεση, κρατημένη σε εφεδρεία για την ώρα της ανάγκης. Και η Εταιρεία έμεινε ακριβώς εκεί που ήταν, στο χείλος του γκρεμού, με τη στέγη να καταρρέει και τον λέβητα να ψυχορραγεί, μόνο που τώρα δεν είχε ούτε καν τον Θίο να πολεμά γι' αυτήν, γεγονός που την καθιστούσε πιο επισφαλή από πριν, κι όχι λιγότερο.</w:t>
+      </w:r>
+    </w:p>
+    <w:p>
+      <w:r>
+        <w:t xml:space="preserve">Δεν φαινόταν για νίκη, καθώς περπατούσα προς το σπίτι. Μόλις είχα πείσει έναν καλό άνθρωπο να μη διορθώσει το μοναδικό συγκεκριμένο πρόβλημα που βρισκόταν στη ρίζα όλης αυτής της θλιβερής ιστορίας, και υπήρξαν μερικά κρύα τετράγωνα σε αυτόν τον περίπατο όπου αναρωτήθηκα αν είχα φανεί σοφή ή απλώς πεισματάρα, αν είχα αφήσει ένα αληθινό καλό να πάει χαμένο για χάρη μιας αρχής που δεν θα κρατούσε ούτε μια σταγόνα βροχής έξω από το πίσω δωμάτιο.</w:t>
       </w:r>
     </w:p>
     <w:p>
@@ -5143,12 +5143,12 @@
     </w:p>
     <w:p>
       <w:r>
-        <w:t>Ο λογαριασμός είχε κλείσει. Η θεραπεία των ανθρώπων μέσα σε αυτόν είχε αρχίσει. Αλλά η Εταιρεία βρισκόταν ακόμα στον αέρα, και επρόκειτο να ανακαλύψουμε από τι ήταν φτιαγμένο το Frost Falls όταν μετρούσαν τα κουκκιά.</w:t>
-      </w:r>
-    </w:p>
-    <w:p>
-      <w:r>
-        <w:t>Μέχρι τη στιγμή που έφτασα στο στενό μας, διαπίστωσα ότι εμπιστευόμουν την πόλη πως θα τα κατάφερνε. Την είχα δει να κινητοποιείται για να ψάξει έναν χαμένο σκύλο. Είχα ακούσει από τον ίδιο τον Mark πώς οι άνθρωποι συνέχιζαν να εμφανίζονται για τους Redfern με κατσαρόλες, εβδομάδα με την εβδομάδα, μέσα στα χειρότερα. Άνθρωποι που μπορούσαν να κάνουν αυτά τα πράγματα μπορούσαν να σώσουν ένα κτίριο.</w:t>
+        <w:t xml:space="preserve">Ο λογαριασμός είχε κλείσει. Η θεραπεία των ανθρώπων μέσα σε αυτόν είχε αρχίσει. Αλλά η Εταιρεία βρισκόταν ακόμα στον αέρα, και επρόκειτο να ανακαλύψουμε από τι ήταν φτιαγμένο το Φροστ Φολς όταν μετρούσαν τα κουκκιά.</w:t>
+      </w:r>
+    </w:p>
+    <w:p>
+      <w:r>
+        <w:t xml:space="preserve">Μέχρι τη στιγμή που έφτασα στο στενό μας, διαπίστωσα ότι εμπιστευόμουν την πόλη πως θα τα κατάφερνε. Την είχα δει να κινητοποιείται για να ψάξει έναν χαμένο σκύλο. Είχα ακούσει από τον ίδιο τον Μαρκ πώς οι άνθρωποι συνέχιζαν να εμφανίζονται για τους Ρέντφερν με κατσαρόλες, εβδομάδα με την εβδομάδα, μέσα στα χειρότερα. Άνθρωποι που μπορούσαν να κάνουν αυτά τα πράγματα μπορούσαν να σώσουν ένα κτίριο.</w:t>
       </w:r>
     </w:p>
     <w:p>
@@ -5164,19 +5164,19 @@
     <w:p/>
     <w:p>
       <w:r>
-        <w:t>Νόμιζα πως η Φιόνα θα ήθελε να θάψει το μυστικό πιο βαθιά από ποτέ, τώρα που παραλίγο την είχε καταστρέψει. Έπρεπε να το 'χα φανταστεί. Αντί γι' αυτό, έκανε το πιο γενναίο πράγμα που είδα ποτέ να κάνει κανείς σε όλη αυτή την ιστορία, πιο γενναίο κι από το να αντικρύσει τον Θίο στο μικρό σαλόνι. Αποφάσισε να το διηγηθεί.</w:t>
-      </w:r>
-    </w:p>
-    <w:p/>
-    <w:p>
-      <w:r>
-        <w:t>Ανέβηκε στην καλύβα λίγες μέρες μετά, κρατώντας υποβραχιόνια τον φάκελο του Νιλ και με μια έκφραση στο πρόσωπο που δεν την είχα ξαναδεί, κατασταλαγμένη και ελαφρώς αγριεμένη.</w:t>
-      </w:r>
-    </w:p>
-    <w:p/>
-    <w:p>
-      <w:r>
-        <w:t xml:space="preserve">—Σκέφτηκα αυτά που είπες, μου είπε, πριν προλάβει καν να βγάλει το παλτό της. Ότι φοβόμουν το λάθος μυστικό. Ότι η απόκρυψη του έδινε δόντια. </w:t>
+        <w:t xml:space="preserve">Νόμιζα πως η Φιόνα θα ήθελε να θάψει το μυστικό πιο βαθιά από ποτέ, τώρα που παραλίγο την είχε καταστρέψει. Έπρεπε να το 'χα φανταστεί. Αντί γι' αυτό, έκανε το πιο γενναίο πράγμα που είδα ποτέ να κάνει κανείς σε όλη αυτή την ιστορία, πιο γενναίο κι από το να αντικρύσει τον Θίο στο μικρό καθιστικό. Αποφάσισε να το διηγηθεί.</w:t>
+      </w:r>
+    </w:p>
+    <w:p/>
+    <w:p>
+      <w:r>
+        <w:t xml:space="preserve">Ανέβηκε στο σπιτάκι μας λίγες μέρες μετά, κρατώντας υποβραχιόνια τον φάκελο του Νιλ και με μια έκφραση στο πρόσωπο που δεν την είχα ξαναδεί, κατασταλαγμένη και ελαφρώς αγριεμένη.</w:t>
+      </w:r>
+    </w:p>
+    <w:p/>
+    <w:p>
+      <w:r>
+        <w:t xml:space="preserve">«Σκέφτηκα αυτά που είπες», μου είπε, πριν προλάβει καν να βγάλει το παλτό της. «Ότι φοβόμουν το λάθος μυστικό. Ότι η απόκρυψη του έδινε δόντια».</w:t>
       </w:r>
     </w:p>
     <w:p/>
@@ -5188,7 +5188,7 @@
     <w:p/>
     <w:p>
       <w:r>
-        <w:t>—Τελείωσα με την απόκρυψη, Τζέσικα. Όλα αυτά τα χρόνια ήμουν η φύλακας ενός ντροπιαστικού πράγματος, και αποδεικνύεται ότι το πράγμα δεν είναι καν ντροπιαστικό, όχι όταν λέγεται ολόκληρο. Είναι απλώς λυπηρό, ανθρώπινο, και εκατό χρονών. Οπότε θα το πω. Σωστά. Δυνατά. Πριν προλάβει ποτέ κανείς να το χρησιμοποιήσει ξανά εναντίον μου. Δεν μπορείς να εκβιάσεις μια γυναίκα με ένα μυστικό που το έχει ήδη πει σε ολόκληρη την πόλη μόνη της.</w:t>
+        <w:t xml:space="preserve">«Τελείωσα με την απόκρυψη, Τζέσικα. Όλα αυτά τα χρόνια ήμουν η φύλακας ενός ντροπιαστικού πράγματος, και αποδεικνύεται ότι το πράγμα δεν είναι καν ντροπιαστικό, όχι όταν λέγεται ολόκληρο. Είναι απλώς λυπηρό, ανθρώπινο, και εκατό χρονών. Οπότε θα το πω. Σωστά. Δυνατά. Πριν προλάβει ποτέ κανείς να το χρησιμοποιήσει ξανά εναντίον μου. Δεν μπορείς να εκβιάσεις μια γυναίκα με ένα μυστικό που το έχει ήδη πει σε ολόκληρη την πόλη μόνη της».</w:t>
       </w:r>
     </w:p>
     <w:p/>
@@ -5200,13 +5200,13 @@
     <w:p/>
     <w:p>
       <w:r>
-        <w:t>Και η Φιόνα το έκανε. Άφησε την Κλερ να το γράψει για την Εφημερίδα, την αληθινή και ολόκληρη εκδοχή, μαζί με τα έγγραφα του Νιλ απλωμένα από κάτω. Όχι την εκδοχή του κουτσομπολιού με τον καθαρό μικρό του κακοποιό και το καθαρό μικρό του έγκλημα, αλλά την αληθινή. Την Κόνστανς Οκαφόρ, μια υπηρέτρια δεκαεννέα χρονών τον χειμώνα του 1924, απλήρωτη επί μήνες, με τη μητέρα της να πεθαίνει τρία στενά πιο πέρα χωρίς χρήματα για γιατρό, στην οποία έλεγαν να είναι ευγνώμων για μια στέγη ενώ ξεσκόνιζε, κάθε μέρα, μια καρφίτσα που άξιζε περισσότερα από όσα θα κέρδιζε σε τρεις ζωές. Ένα απεγνωσμένο κορίτσι που πήρε το μοναδικό πράγμα που μπορούσε να φτάσει, από μια οικογένεια που την είχε ληστέψει πρώτη, και το μετέτρεψε σε εκατό χρόνια ειλικρινούς φιλοξενίας για τους ταξιδιώτες που περνούσαν από το Frost Falls μέσα στο κρύο.</w:t>
-      </w:r>
-    </w:p>
-    <w:p/>
-    <w:p>
-      <w:r>
-        <w:t>Η Κλερ το έγραψε με καλοσύνη, επειδή η Κλερ ήταν καλόκαird, και επειδή η αλήθεια αποδείχθηκε καλόκαird μόλις την έλεγες ολόκληρη αντί για το χειρότερο μισό της. Το άρθρο δημοσιεύτηκε μια Πέμπτη, ολόκληρη η πρώτη σελίδα του εσωτερικού φύλλου. Φυσικά ο κόσμος μιλούσε. Θα μιλούσαν για τον καιρό αν δεν υπήρχε τίποτα άλλο να γίνει. Αλλά δεν μιλούσαν όπως η Φιόνα περνούσε όλη της τη ζωή φοβούμενη ότι θα μιλήσουν. Κανείς δεν τραβήχτηκε πίσω. Κανείς δεν την κοίταξε στραβά πάνω από τον πάγκο του φούρνου. Σχεδόν όλοι το ενσωμάτωσαν σε όσα ήξεραν για τους δικούς τους ανθρώπους, οι οποίοι είχαν παλέψει, σφάλει και αντέξει. Οι μισοί είχαν μια προγ γιαγιά που είχε κάνει κάτι ήσυχο και απεγνωσμένο σε έναν δύσκολο χειμώνα κάποτε.</w:t>
+        <w:t xml:space="preserve">Και η Φιόνα το έκανε. Άφησε την Κλερ να το γράψει για τη Gazette, την αληθινή και ολόκληρη εκδοχή, μαζί με τα έγγραφα του Νιλ απλωμένα από κάτω. Όχι την εκδοχή του κουτσομπολιού με τον καθαρό μικρό του κακοποιό και το καθαρό μικρό του έγκλημα, αλλά την αληθινή. Την Κόνστανς Οκαφόρ, μια υπηρέτρια δεκαεννέα χρονών τον χειμώνα του 1924, απλήρωτη επί μήνες, με τη μητέρα της να πεθαίνει τρία στενά πιο πέρα χωρίς χρήματα για γιατρό, στην οποία έλεγαν να είναι ευγνώμων για μια στέγη ενώ ξεσκόνιζε, κάθε μέρα, μια καρφίτσα που άξιζε περισσότερα από όσα θα κέρδιζε σε τρεις ζωές. Ένα απεγνωσμένο κορίτσι που πήρε το μοναδικό πράγμα που μπορούσε να φτάσει, από μια οικογένεια που την είχε ληστέψει πρώτη, και το μετέτρεψε σε εκατό χρόνια ειλικρινούς φιλοξενίας για τους ταξιδιώτες που περνούσαν από το Φροστ Φολς μέσα στο κρύο.</w:t>
+      </w:r>
+    </w:p>
+    <w:p/>
+    <w:p>
+      <w:r>
+        <w:t xml:space="preserve">Η Κλερ το έγραψε με καλοσύνη, επειδή η Κλερ ήταν καλόκαρδη, και επειδή η αλήθεια αποδείχθηκε καλόκαρδη μόλις την έλεγες ολόκληρη αντί για το χειρότερο μισό της. Το άρθρο δημοσιεύτηκε μια Πέμπτη, ολόκληρη η πρώτη σελίδα του εσωτερικού φύλλου. Φυσικά ο κόσμος μιλούσε. Θα μιλούσαν για τον καιρό αν δεν υπήρχε τίποτα άλλο να γίνει. Αλλά δεν μιλούσαν όπως η Φιόνα περνούσε όλη της τη ζωή φοβούμενη ότι θα μιλήσουν. Κανείς δεν τραβήχτηκε πίσω. Κανείς δεν την κοίταξε στραβά πάνω από τον πάγκο του φούρνου. Σχεδόν όλοι το ενσωμάτωσαν σε όσα ήξεραν για τους δικούς τους ανθρώπους, οι οποίοι είχαν παλέψει, σφάλει και αντέξει. Οι μισοί είχαν μια προγιαγιά που είχε κάνει κάτι ήσυχο και απεγνωσμένο σε έναν δύσκολο χειμώνα κάποτε.</w:t>
       </w:r>
     </w:p>
     <w:p/>
@@ -5218,7 +5218,7 @@
     <w:p/>
     <w:p>
       <w:r>
-        <w:t>«Η Κόνστανς Οκάφορ έκλεψε για να προσπαθήσει να σώσει τη μητέρα της», είπε, «και έφτιαξε ένα σπίτι που ζεσταίνει αυτή την πόλη εδώ και εκατό χρόνια από τότε. Αν κάποιος στο Frost Falls θέλει να της πετάξει την πρώτη πέτρα για μια καρφίτσα, ας έρθει να την πετάξει πρώτα σε μένα, επειδή γνώριζα τέτοια πείνα όταν ήμουν κορίτσι, αληθινή πείνα, και το ίδιο και οι μισές γιαγιάδες των ανθρώπων που κάθονται σε αυτό το μαγαζί. Αφήστε την να αναπαυθεί. Αφήστε τη Φιόνα να σταθεί ίσια. Είναι μια καλή ιστορία. Απλώς έχει ένα δύσκολο κομμάτι στη μέση».</w:t>
+        <w:t xml:space="preserve">«Η Κόνστανς Οκαφόρ έκλεψε για να προσπαθήσει να σώσει τη μητέρα της», είπε, «και έφτιαξε ένα σπίτι που ζεσταίνει αυτή την πόλη εδώ και εκατό χρόνια από τότε. Αν κάποιος στο Φροστ Φολς θέλει να της πετάξει την πρώτη πέτρα για μια καρφίτσα, ας έρθει να την πετάξει πρώτα σε μένα, επειδή γνώριζα τέτοια πείνα όταν ήμουν κορίτσι, αληθινή πείνα, και το ίδιο και οι μισές γιαγιάδες των ανθρώπων που κάθονται σε αυτό το μαγαζί. Αφήστε την να αναπαυθεί. Αφήστε τη Φιόνα να σταθεί ίσια. Είναι μια καλή ιστορία. Απλώς έχει ένα δύσκολο κομμάτι στη μέση».</w:t>
       </w:r>
     </w:p>
     <w:p/>
@@ -5236,31 +5236,31 @@
     <w:p/>
     <w:p>
       <w:r>
-        <w:t>Είχα προετοιμαστεί ψυχικά να γίνω η ξένη που κατέστρεψε έναν καλό άνθρωπο. Είχα σχεδόν βεβαιότητα πως η πόλη θα ψυχraίνε απέναντί μου, πως θα ευχόταν να μην είχα ανακατευτεί καθόλου, πως θα θυμόταν, όποτε με κοίταζαν, ότι εγώ ήμουν εκείνη που έσυρε τον Θίο Χουσείν στο φως και έφερε θλίψη στον τόπο. Και υπήρχε λίγο από αυτό, εδώ κι εκεί, για λίγο. Λίγοι που δεν μπορούσαν ακριβώς να με κοιτάξουν στα μάτια, που γίνονταν κάπως σιωπηλοί όταν έμπαινα σε ένα μαγαζί. Το κατάλαβα και το άφησα να περάσει. Δεν το πίεσα.</w:t>
-      </w:r>
-    </w:p>
-    <w:p/>
-    <w:p>
-      <w:r>
-        <w:t>Αλλά κυρίως, συνέβη το άλλο. Άρχισαν, ήσυχα, πλάγια, όπως έκανε αυτή η πόλη τα πιο βαθιά της πράγματα, να έρχονται και να με ευχαριστούν. Η Ντοτ μου έβαλε στα χέρια ένα βαζάκι με τα γλυκά της στην αγορά και είπε, βραχνά, κοιτάζοντας τα μήλα και όχι εμένα: «Φέρθηκες σωστά στη Φιόνα. Οι περισσότεροι θα είχαν κοιτάξει αλλού». Ο Σαμ Πατέλ μου έβγαλε το καπέλο πέρα για πέρα στη Λεωφόρο Evergreen. Ακόμη και η Νόρικο, η οποία φσιδoλογούσε τους επαίνους, μου είπε πάνω από έναν καφέ ότι είχα χειριστεί το θέμα καλύτερα από τους περισσότερους καταρτισμένους ανθρώπους με τους οποίους είχε συνεργαστεί στην καριέρα της, ότι είχα βρει έναν ζεστό τρόπο μέσα από κάτι που σχεδόν πάντα έχει μόνο κρύους τρόπους.</w:t>
-      </w:r>
-    </w:p>
-    <w:p/>
-    <w:p>
-      <w:r>
-        <w:t>Και η Μάρθα. Η Μάρθα με άρπαξε από το χέρι στον κύκλο ένα γκρίζο απόγευμα, το κράτησε και είπε: «Θυμάσαι, πριν από λίγο καιρό, που σου είπα ότι δεν χρειαζόταν να κουβαλάς τα πράγματα μόνη σου; Ότι ένας κύκλος είναι για να στηρίζεσαι;» Είπα ότι το θυμόμουν καλά. «Λοιπόν», είπε, «πήγες και απέδειξες ότι είσαι ένας από εμάς, κουβαλώντας το έτσι όπως το έκανες. Δεν στηρίχτηκες απλώς στον κύκλο όταν τον χρειάστηκες. Ήσουν ο κύκλος, για τη Φιόνα, όταν δεν είχε κανέναν άλλον. Ένας ξένος δεν το κάνει αυτό, Τζέσικα. Κάποιος δικός μας το κάνει». Και μου χτύπησε το χέρι μια φορά και επέστρεψε αμέσως στο πλεχτό της, σαν να μην με είχε μόλις διαλύσει εντελώς εκεί που καθόμουν.</w:t>
-      </w:r>
-    </w:p>
-    <w:p/>
-    <w:p>
-      <w:r>
-        <w:t>Είχα κατέβει από την κορυφή του κόσμου σχεδόν ξένη, ψάχνοντας κάθε κρύο πρωινό για ένα παλτό που δεν είχε φορεθεί ακόμη αρκετά. Και κάπου στην πιο άσχημη υπόθεση που είχα δει στο Frost Falls, μέσα στην εκτέλεση ενός δύσκολου πράγματος με σωστό τρόπο, το παλτό είχε μαλακώσει. Κανείς δεν είχε κάτσει κάτω να το αποφασίσει. Είχα αγαπήσει αρκετά τον τόπο για να κάνω το δύσκολο σωστό πράγμα γι' αυτόν. Οι άνθρωποι εδώ με είχαν προσέξει να το κάνω και αποφάσισαν, με τον αργό, πλάγιο τρόπο τους, ότι ήμουν δική τους.</w:t>
-      </w:r>
-    </w:p>
-    <w:p/>
-    <w:p>
-      <w:r>
-        <w:t>Περπάτησα σπίτι εκείνο το απόγευμα μέσα από μια πόλη που ένιωθα εντελώς και αναμφισβήτητα δική μου. Το φεστιβάλ είχε τελειώσει και φύγει, αλλά τα φώτα κατά μήκος της Λεωφόρου Evergreen, σχεδόν όλα χρυσά πια, έφεγγαν ακόμα σταθερά ενάντια στο πρώιμο σκοτάδι. Η Πιπ κουτσανατίζε μπροστά μου από τη μια λεκάνη με χρυσό φως στην άλλη, σταματώντας σε καθένα σαν να μπορούσε να έχει κάτι γυαλιστερό στον πάτο του.</w:t>
+        <w:t xml:space="preserve">Είχα προετοιμαστεί ψυχικά να γίνω η ξένη που κατέστρεψε έναν καλό άνθρωπο. Είχα σχεδόν βεβαιότητα πως η πόλη θα ψυχραινόταν απέναντί μου, πως θα ευχόταν να μην είχα ανακατευτεί καθόλου, πως θα θυμόταν, όποτε με κοίταζαν, ότι εγώ ήμουν εκείνη που έσυρε τον Θίο Χουσείν στο φως και έφερε θλίψη στον τόπο. Και υπήρχε λίγο από αυτό, εδώ κι εκεί, για λίγο. Λίγοι που δεν μπορούσαν ακριβώς να με κοιτάξουν στα μάτια, που γίνονταν κάπως σιωπηλοί όταν έμπαινα σε ένα μαγαζί. Το κατάλαβα και το άφησα να περάσει. Δεν το πίεσα.</w:t>
+      </w:r>
+    </w:p>
+    <w:p/>
+    <w:p>
+      <w:r>
+        <w:t xml:space="preserve">Αλλά κυρίως, συνέβη το άλλο. Άρχισαν, ήσυχα, πλάγια, όπως έκανε αυτή η πόλη τα πιο βαθιά της πράγματα, να έρχονται και να με ευχαριστούν. Η Ντοτ μου έβαλε στα χέρια ένα βαζάκι με τα γλυκά της στην αγορά και είπε, βραχνά, κοιτάζοντας τα μήλα και όχι εμένα: «Φέρθηκες σωστά στη Φιόνα. Οι περισσότεροι θα είχαν κοιτάξει αλλού». Ο Σαμ Πάτελ μου έβγαλε το καπέλο από την άλλη άκρη της Λεωφόρου Έβεργκριν. Ακόμη και η Νόρικο, η οποία ήταν φειδωλή στους επαίνους, μου είπε πάνω από έναν καφέ ότι είχα χειριστεί το θέμα καλύτερα από τους περισσότερους καταρτισμένους ανθρώπους με τους οποίους είχε συνεργαστεί στην καριέρα της, ότι είχα βρει έναν ζεστό τρόπο μέσα από κάτι που σχεδόν πάντα έχει μόνο κρύους τρόπους.</w:t>
+      </w:r>
+    </w:p>
+    <w:p/>
+    <w:p>
+      <w:r>
+        <w:t xml:space="preserve">Και η Μάρθα. Η Μάρθα με άρπαξε από το χέρι στον κύκλο ένα γκρίζο απόγευμα, το κράτησε και είπε: «Θυμάσαι, πριν από λίγο καιρό, που σου είπα ότι δεν χρειαζόταν να κουβαλάς τα πράγματα μόνη σου; Ότι ένας κύκλος είναι για να στηρίζεσαι;» Είπα ότι το θυμόμουν καλά. «Λοιπόν», είπε, «πήγες και απέδειξες ότι είσαι μία από εμάς, κουβαλώντας το έτσι όπως το έκανες. Δεν στηρίχτηκες απλώς στον κύκλο όταν τον χρειάστηκες. Ήσουν ο κύκλος, για τη Φιόνα, όταν δεν είχε κανέναν άλλον. Μια ξένη δεν το κάνει αυτό, Τζέσικα. Κάποιος δικός μας το κάνει». Και μου χτύπησε το χέρι μια φορά και επέστρεψε αμέσως στο γάντι της, σαν να μη με είχε μόλις διαλύσει εντελώς εκεί που καθόμουν.</w:t>
+      </w:r>
+    </w:p>
+    <w:p/>
+    <w:p>
+      <w:r>
+        <w:t xml:space="preserve">Είχα κατέβει από την κορυφή του κόσμου σχεδόν ξένη, ψάχνοντας κάθε κρύο πρωινό για ένα παλτό που δεν είχε φορεθεί ακόμη αρκετά. Και κάπου στην πιο άσχημη υπόθεση που είχα δει στο Φροστ Φολς, μέσα στην εκτέλεση ενός δύσκολου πράγματος με σωστό τρόπο, το παλτό είχε μαλακώσει. Κανείς δεν είχε κάτσει κάτω να το αποφασίσει. Είχα αγαπήσει αρκετά τον τόπο για να κάνω το δύσκολο σωστό πράγμα γι' αυτόν. Οι άνθρωποι εδώ με είχαν προσέξει να το κάνω και αποφάσισαν, με τον αργό, πλάγιο τρόπο τους, ότι ήμουν δική τους.</w:t>
+      </w:r>
+    </w:p>
+    <w:p/>
+    <w:p>
+      <w:r>
+        <w:t xml:space="preserve">Περπάτησα σπίτι εκείνο το απόγευμα μέσα από μια πόλη που ένιωθα εντελώς και αναμφισβήτητα δική μου. Το φεστιβάλ είχε τελειώσει και φύγει, αλλά τα φώτα κατά μήκος της Λεωφόρου Έβεργκριν, σχεδόν όλα χρυσά πια, έφεγγαν ακόμα σταθερά ενάντια στο πρώιμο σκοτάδι. Η Πιπ περπατούσε κουνιστή μπροστά μου από τη μια λίμνη χρυσού φωτός στην άλλη, σταματώντας σε καθεμιά σαν να μπορούσε να έχει κάτι γυαλιστερό στον πάτο του.</w:t>
       </w:r>
     </w:p>
     <w:p>
@@ -5277,13 +5277,13 @@
     <w:p/>
     <w:p>
       <w:r>
-        <w:t xml:space="preserve">Ο Θίο είχε επιστρέψει τα γράμματα των Μπλάκμπερν, το καθένα ξεχωριστά, ως μέρος της εξιλέωσής του, κι εγώ τα ταξινόμουσα εκ νέου με την Ολίβια και την Ντοτ ένα κρύο απόγευμα, και οι τρεις μας γύρω από το μακρύ τραπέζι εργασίας με το καλό φωτιστικό τραβηγμένο κοντά μας, όταν έπεσα πάνω σε ένα που δεν είχα ξαναδεί. Δεν αφορούσε την καρφίτσα. Περιέγραφε μια χειμωνιάτικη μέρα του 1924, όταν οι οικογένειες της πόλης είχαν συγκεντρωθεί στην πλατεία, είχαν σφραγίσει ένα κουτί με τους θησαυρούς της πόλης και το είχαν θάψει κάτω από τη μεγάλη φτελιά, </w:t>
+        <w:t xml:space="preserve">Ο Θίο είχε επιστρέψει τα γράμματα των Μπλάκμπερν, όλα ως το τελευταίο, ως μέρος της εξιλέωσής του, κι εγώ τα ταξινομούσα εκ νέου με την Ολίβια και την Ντοτ ένα κρύο απόγευμα, και οι τρεις μας γύρω από το μακρύ τραπέζι εργασίας με το καλό φωτιστικό τραβηγμένο κοντά μας, όταν έπεσα πάνω σε ένα που δεν είχα ξαναδεί. Δεν αφορούσε την καρφίτσα. Περιέγραφε μια χειμωνιάτικη μέρα του 1924, όταν οι οικογένειες της πόλης είχαν συγκεντρωθεί στο πάρκο, είχαν σφραγίσει ένα κουτί με τους θησαυρούς της πόλης και το είχαν θάψει κάτω από τη μεγάλη φτελιά, </w:t>
       </w:r>
       <w:r>
         <w:rPr>
           <w:i/>
         </w:rPr>
-        <w:t>ώστε όσοι έρθουν μετά από εμάς να μας γνωρίζουν και να ξέρουν ότι τους σκεφτόμαστε.</w:t>
+        <w:t xml:space="preserve">ώστε όσοι έρθουν μετά από εμάς να μας γνωρίζουν και να ξέρουν ότι τους σκεφτήκαμε.</w:t>
       </w:r>
     </w:p>
     <w:p/>
@@ -5295,25 +5295,25 @@
     <w:p/>
     <w:p>
       <w:r>
-        <w:t>Οι τρεις μας καθίσαμε και τον κοιτάξαμε κάτω από το φως του λαμπτήρα. Υπήρχε μια δικαιοσύνη σε αυτό που μου άρεσε: τα ίδια τα γράμματα που είχαν ξεκινήσει όλο τον μπελά είχαν φέρει στο φως την κάψουλα.</w:t>
-      </w:r>
-    </w:p>
-    <w:p/>
-    <w:p>
-      <w:r>
-        <w:t>— Η χρονοκάψουλα, είπε η Ολίβια χαμηλόφωνα. Ο Θίο έσπαγε το κεφάλι του τόσον καιρό γι' αυτήν. Κάθε αρχείο που είχε έλεγε απλώς ότι ήταν θαμμένη στην πλατεία, και η πλατεία είναι τέσσερα στρέμματα. Είναι κάτω από τη φτελιά. Ήταν ακριβώς εκεί όλη την ώρα.</w:t>
-      </w:r>
-    </w:p>
-    <w:p/>
-    <w:p>
-      <w:r>
-        <w:t>Μέσα σε μια ώρα, οι μισοί κάτοικοι του Φρόστ Φολς στέκονταν στην πλατεία γύρω από τη μεγάλη φτελιά με φτυάρια και λυχνάρια, μέσα σε μια συγκρατημένη, άπνοη σιωπή που δεν είχα ξαναδεί από αυτή τη θορυβώδη και φιλική πόλη.</w:t>
-      </w:r>
-    </w:p>
-    <w:p/>
-    <w:p>
-      <w:r>
-        <w:t>Ο Σαμ Πατέλ έκανε το σκάψιμο, επειδή ο Σαμ έκανε τη βαριά, τίμια δουλειά και του άρεσε. Στεκόμασταν όλοι γύρω του μέσα στο χρυσό φως των λυχναριών και των κρεμαστών λαμπιονιών, με τα χνάρια της ανάσας μας να ανεβαίνουν μαζί στο κρύο. Η Έμα Ρέντφερν κρατούσε το χέρι μου από τη μία πλευρά και ο Πιπ ακουμπούσε ζεστός στη μπότα μου από την άλλη. Ο Σνόουμπολ φορούσε το καπέλο του με τα κέρατα. Ο Μαρκ στεκόταν πίσω από την κόρη του με τα χέρια του στους ώμους της. Ολόκληρος ο κύκλος ήταν εκεί, και ο Νιλ Κάρτερ επίσης, ο οποίος είχε μείνει περισσότερο απ' όσο είχε σχεδιάσει και στεκόταν στο πίσω μέρος με το σημειωματάριό του αυτή τη φορά χωμένο στην τσέπη του. Όταν το φτυάρι του Σαμ χτύπησε κάτι που ακούστηκε βαρύ, συμπαγές και μεταλλικό, ολόκληρη η πλατεία έβγαλε έναν ήχο σαν ένας, ένα απαλό, έκπληκτο αχ που πλανιόταν στον κρύο αέρα.</w:t>
+        <w:t xml:space="preserve">Οι τρεις μας καθίσαμε και τον κοιτάξαμε κάτω από το φως της λάμπας. Υπήρχε μια δικαιοσύνη σε αυτό που μου άρεσε: τα ίδια τα γράμματα που είχαν ξεκινήσει όλο τον μπελά είχαν φέρει στο φως την κάψουλα.</w:t>
+      </w:r>
+    </w:p>
+    <w:p/>
+    <w:p>
+      <w:r>
+        <w:t xml:space="preserve">«Η χρονοκάψουλα», είπε η Ολίβια χαμηλόφωνα. «Ο Θίο έσπαγε το κεφάλι του τόσον καιρό γι' αυτήν. Κάθε αρχείο που είχε έλεγε απλώς ότι ήταν θαμμένη στο πάρκο, και το πάρκο είναι σχεδόν δεκαέξι στρέμματα. Είναι κάτω από τη φτελιά. Ήταν ακριβώς εκεί όλη την ώρα».</w:t>
+      </w:r>
+    </w:p>
+    <w:p/>
+    <w:p>
+      <w:r>
+        <w:t xml:space="preserve">Μέσα σε μια ώρα, οι μισοί κάτοικοι του Φροστ Φολς στέκονταν στο πάρκο γύρω από τη μεγάλη φτελιά με φτυάρια και φανάρια, μέσα σε μια συγκρατημένη, άπνοη σιωπή που δεν είχα ξανακούσει από αυτή τη θορυβώδη και φιλική πόλη.</w:t>
+      </w:r>
+    </w:p>
+    <w:p/>
+    <w:p>
+      <w:r>
+        <w:t xml:space="preserve">Ο Σαμ Πάτελ έκανε το σκάψιμο, επειδή ο Σαμ έκανε τη βαριά, τίμια δουλειά και του άρεσε. Στεκόμασταν όλοι γύρω του μέσα στο χρυσό φως των φαναριών και των κρεμαστών λαμπιονιών, με τα χνάρια της ανάσας μας να ανεβαίνουν μαζί στο κρύο. Η Έμα Ρέντφερν κρατούσε το χέρι μου από τη μία πλευρά και η Πιπ ακουμπούσε ζεστή στην μπότα μου από την άλλη. Ο Σνόουμπολ φορούσε το καπέλο του με τα κέρατα. Ο Μαρκ στεκόταν πίσω από την κόρη του με τα χέρια του στους ώμους της. Ολόκληρος ο κύκλος ήταν εκεί, και ο Νιλ Κάρτερ επίσης, ο οποίος είχε μείνει περισσότερο απ' όσο είχε σχεδιάσει και στεκόταν στο πίσω μέρος με το σημειωματάριό του αυτή τη φορά χωμένο στην τσέπη του. Όταν το φτυάρι του Σαμ χτύπησε κάτι που ακούστηκε βαρύ, συμπαγές και μεταλλικό, ολόκληρο το πάρκο έβγαλε έναν ήχο σαν ένας, ένα απαλό, έκπληκτο αχ που πλανιόταν στον κρύο αέρα.</w:t>
       </w:r>
     </w:p>
     <w:p/>
@@ -5325,7 +5325,7 @@
     <w:p/>
     <w:p>
       <w:r>
-        <w:t>— Μην το ανοίξετε, είπε η Νόρικο, προτού προλάβει να απλώσει τα χέρια του οποioσδήποτε, και το είπε με καλοσύνη αλλά σταθερά, έχοντας μέσα της την αρχηγό αλλά και τη σοφή γυναίκα ταυτόχρονα. Όχι απόψε, όχι έτσι, στο σκοτάδι με φτυάρια και τον κόσμο να κρυώνει. Βρίσκεται εκεί κάτω εδώ και εκατό χρόνια. Μπορεί να περιμένει μέχρι τη νέα χρονιά και να ανοιχτεί όπως πρέπει. Θα το κάνουμε σωστά. Ολόκληρη η πόλη, στο φως της ημέρας. Έπιασε το βλέμμα μου πάνω από το φως του λυχναριού και το κράτησε. Με τον Θίο εκεί.</w:t>
+        <w:t xml:space="preserve">«Μην το ανοίξετε», είπε η Νόρικο, προτού προλάβει να απλώσει τα χέρια του οποιοσδήποτε, και το είπε με καλοσύνη αλλά σταθερά, έχοντας μέσα της την αρχηγό αλλά και τη σοφή γυναίκα ταυτόχρονα. «Όχι απόψε, όχι έτσι, στο σκοτάδι με φτυάρια και τον κόσμο να κρυώνει. Βρίσκεται εκεί κάτω εδώ και εκατό χρόνια. Μπορεί να περιμένει μέχρι τη νέα χρονιά και να ανοιχτεί όπως πρέπει. Θα το κάνουμε σωστά. Ολόκληρη η πόλη, στο φως της ημέρας». Έπιασε το βλέμμα μου πάνω από το φως του φαναριού και το κράτησε. «Με τον Θίο εκεί».</w:t>
       </w:r>
     </w:p>
     <w:p/>
@@ -5337,7 +5337,7 @@
     <w:p/>
     <w:p>
       <w:r>
-        <w:t>— Βρήκε το μισό μονοπάτι για να φτάσει σ' αυτό, εξάλλου, συνέχισε η Νόρικο, έστω κι αν πήγε και το βρήκε με λάθος τρόπο. Έχει αφιερώσει τριάντα χρόνια στο να ξέρει πού είναι θαμμένα τα πράγματα αυτής της πόλης. Πρέπει να είναι εδώ για να δει αυτό να έρχεται στο φως. Ίσως να είναι το πρώτο καλό πράγμα κοντά στο οποίο θα του επιτραπεί να σταθεί ξανά. Και το να στέκεται κοντά σε ένα καλό πράγμα για το οποίο δεν μπορεί να καρπωθεί κανένα μερίδιο ίσως είναι ακριβώς το φάρμακο που χρειάζεται.</w:t>
+        <w:t xml:space="preserve">«Βρήκε το μισό μονοπάτι για να φτάσει σ' αυτό, εξάλλου», συνέχισε η Νόρικο, «έστω κι αν πήγε και το βρήκε με λάθος τρόπο. Έχει αφιερώσει τριάντα χρόνια στο να ξέρει πού είναι θαμμένα τα πράγματα αυτής της πόλης. Πρέπει να είναι εκεί για να δει αυτό να έρχεται στο φως. Ίσως να είναι το πρώτο καλό πράγμα κοντά στο οποίο θα του επιτραπεί να σταθεί ξανά. Και το να στέκεται κοντά σε ένα καλό πράγμα για το οποίο δεν μπορεί να καρπωθεί κανένα μερίδιο ίσως είναι ακριβώς το φάρμακο που χρειάζεται».</w:t>
       </w:r>
     </w:p>
     <w:p/>
@@ -5355,25 +5355,25 @@
     <w:p/>
     <w:p>
       <w:r>
-        <w:t>Λίγες στιγμές αργότερα, ο Μπραμ ξεπρόβαλε τρέχοντας στην πλατεία στύβοντας το καπέλο του, και πίσω του, φυσικά, ερχόταν ένας τάρανδος. Η Ντάνσερ αυτή τη φορά, η οποία είχε ανοίξει μόνη της την πόρτα του μαντρώματος και είχε ακολουθήσει τα λυχνάρια μέχρι την πόλη. Στεκόταν στη μέση της πλατείας με την παγωνιά να αστράφτει στα κέρατά της, παρατηρώντας το ξεθαμμένο χάλκινο κουτί με ήπια, αβίαστη περιέργεια, ενώ εκατό χωριάνοι το κοιτούσαν άναυδοι και ένα μικρό κορίτσι στριγμίζε από καθαρή χαρά.</w:t>
-      </w:r>
-    </w:p>
-    <w:p/>
-    <w:p>
-      <w:r>
-        <w:t>— Η ασφάλεια, κυρία Κλος! φώναξε ο Μπραμ, φτάνοντας λαχανιασμένος. Πάλι από τη λάθος πλευρά! Τα παρατάω, τα παρατάω όλα, τα ζώα πάνε όπου είναι οι άνθρωποι, και κάθε ψυχή στην πόλη βρίσκεται εδώ απόψε, τι να κάνει ένας επιστάτης μ' αυτό, σας ρωτάω!</w:t>
-      </w:r>
-    </w:p>
-    <w:p/>
-    <w:p>
-      <w:r>
-        <w:t>— Άστην να μείνει, είπα, γελάγοντας, καθώς η Έμα ξεχύθηκε από την αγκαλιά του πατέρα της και έτρεξε να τυλίξει τα χέρια της γύρω από το λαιμό της Ντάνσερ. Δεν πειράζει κανέναν, Μπραμ. Άστην να ρίξει μια ματιά.</w:t>
-      </w:r>
-    </w:p>
-    <w:p/>
-    <w:p>
-      <w:r>
-        <w:t>Στεκόμουν εκεί στην πλατεία και κοιτούσα τα πάντα γύρω μου: τη φτελιά και τα χρυσά φώτα, το πράσινο χάλκινο κουτί, τον τάρανδο, το γελαστό παιδί, και ολόκληρη την πόλη μαζεμένη κοντά στο φως των λυχναριών. Ο Πιπ είχε πάει να σταθεί κάτω από τη μύτη της Ντάνσερ και έδινε στον τάρανδο ένα μακρύ, αυστηρό βλέμμα, σαν να ήθελε να της θυμίσει ποιανού πιγκουίνος ήταν. Το χέρι του Νικ βρήκε το δικό μου. Πέρα από το μαντρί βρισκόταν η εστία που είχε χτίσει για τη μαγεία, και αναρωτιόμουν πόσο μεγαλύτερη θα ήταν η ακτίνα της εκεί πέρα μέχρι να γυρίσουμε σπίτι.</w:t>
+        <w:t xml:space="preserve">Λίγες στιγμές αργότερα, ο Μπραμ ξεπρόβαλε τρέχοντας στο πάρκο στύβοντας το καπέλο του, και πίσω του, φυσικά, ερχόταν ένας τάρανδος. Η Ντάνσερ αυτή τη φορά, η οποία είχε ανοίξει μόνη της την πόρτα του λιβαδιού και είχε ακολουθήσει τα φανάρια μέχρι την πόλη. Στεκόταν στη μέση του πάρκου με την παγωνιά να αστράφτει στα κέρατά της, παρατηρώντας το ξεθαμμένο χάλκινο κουτί με ήπια, αβίαστη περιέργεια, ενώ εκατό κάτοικοι της πόλης το κοιτούσαν άναυδοι και ένα μικρό κορίτσι τσίριζε από καθαρή χαρά.</w:t>
+      </w:r>
+    </w:p>
+    <w:p/>
+    <w:p>
+      <w:r>
+        <w:t xml:space="preserve">«Ο σύρτης, κυρία Κλος!» φώναξε ο Μπραμ, φτάνοντας λαχανιασμένος. «Πάλι από τη λάθος πλευρά! Τα παρατάω, τα παρατάω όλα, τα ζώα πάνε όπου είναι οι άνθρωποι, και κάθε ψυχή στην πόλη βρίσκεται εδώ απόψε, τι να κάνει ένας επιστάτης μ' αυτό, σε ρωτάω!»</w:t>
+      </w:r>
+    </w:p>
+    <w:p/>
+    <w:p>
+      <w:r>
+        <w:t xml:space="preserve">«Άστην να μείνει», είπα, γελώντας, καθώς η Έμα ξεχύθηκε από την αγκαλιά του πατέρα της και έτρεξε να τυλίξει τα χέρια της γύρω από το λαιμό της Ντάνσερ. «Δεν πειράζει κανέναν, Μπραμ. Άστην να ρίξει μια ματιά».</w:t>
+      </w:r>
+    </w:p>
+    <w:p/>
+    <w:p>
+      <w:r>
+        <w:t xml:space="preserve">Στεκόμουν εκεί στο πάρκο και κοιτούσα τα πάντα γύρω μου: τη φτελιά και τα χρυσά φώτα, το πράσινο χάλκινο κουτί, τον τάρανδο, το γελαστό παιδί, και ολόκληρη την πόλη μαζεμένη κοντά στο φως των φαναριών. Η Πιπ είχε πάει να σταθεί κάτω από τη μύτη της Ντάνσερ και έδινε στον τάρανδο ένα μακρύ, αυστηρό βλέμμα, σαν να ήθελε να της θυμίσει ποιανού πιγκουίνος ήταν. Το χέρι του Νικ βρήκε το δικό μου. Πέρα από το λιβάδι βρισκόταν η εστία που είχε χτίσει για τη μαγεία, και αναρωτιόμουν πόση περισσότερη από αυτήν θα έκανε κύκλους εκεί μέχρι να γυρίσουμε σπίτι.</w:t>
       </w:r>
     </w:p>
     <w:p/>
@@ -5396,19 +5396,19 @@
     <w:p/>
     <w:p>
       <w:r>
-        <w:t>Τα τραπέζια του φεστιβάλ είχαν διπλωθεί εδώ και καιρό, η πλατεία είχε σκουπιστεί, οι δανεικές καρέκλες είχαν επιστραφεί όπου κι αν είχαν βρεθεί. Όμως τα χρυσά λαμπιόνια παρέμειναν σε όλη την πόλη. Κανείς δεν τα κατέβασε, και κανείς δεν ρώτησε γιατί είχαν γίνει χρυσά.</w:t>
-      </w:r>
-    </w:p>
-    <w:p/>
-    <w:p>
-      <w:r>
-        <w:t>Συνόδευσα την Έμμα και τον Χιονούλη με τα πόδια στο σπίτι ένα βράδυ εκείνης της εβδομάδας, με την Πιπ να βαδίζει κουνιστή μπροστά μας και τον Μαρκ δίπλα μου. Η Έμμα μιλούσε σε όλη τη διαδρομή, όπως έκανε πια, για το χάλκινο κουτί και τι θα μπορούσε να κρύβει μέσα του. Νομίσματα, πίστευε. Ή ένα γράμμα. Ή θησαυρό, αληθινό θησαυρό, χρυσό, ήλπιζε, και θα μπορούσε ολόκληρη η πόλη να το κοιτάξει, και θα μπορούσε να είναι μπροστά μπροστά όταν το άνοιγαν, επειδή ήταν ακριβώς εκεί όταν αναδύθηκε από τη γη και αυτό έπρεπε να μετρήσει για κάτι, σωστά;</w:t>
-      </w:r>
-    </w:p>
-    <w:p/>
-    <w:p>
-      <w:r>
-        <w:t>— Θα έπρεπε να μετρήσει για πάρα πολλά, της είπα. Θα το φροντίσω εγώ η ίδια. Πρώτη σειρά, εσύ και η Πιπ μαζί.</w:t>
+        <w:t xml:space="preserve">Τα τραπέζια του φεστιβάλ είχαν διπλωθεί εδώ και καιρό, το πάρκο είχε σκουπιστεί, οι δανεικές καρέκλες είχαν επιστραφεί εκεί από όπου τις είχαν δανειστεί. Όμως τα χρυσά λαμπιόνια παρέμειναν σε όλη την πόλη. Κανείς δεν τα κατέβασε, και κανείς δεν ρώτησε γιατί είχαν γίνει χρυσά.</w:t>
+      </w:r>
+    </w:p>
+    <w:p/>
+    <w:p>
+      <w:r>
+        <w:t xml:space="preserve">Συνόδευσα την Έμα και τον Σνόουμπολ με τα πόδια στο σπίτι ένα βράδυ εκείνης της εβδομάδας, με την Πιπ να βαδίζει κουνιστή μπροστά μας και τον Μαρκ δίπλα μου. Η Έμα μιλούσε σε όλη τη διαδρομή, όπως έκανε πια, για το χάλκινο κουτί και τι θα μπορούσε να κρύβει μέσα του. Νομίσματα, πίστευε. Ή ένα γράμμα. Ή θησαυρό, αληθινό θησαυρό, χρυσό, ήλπιζε, και θα μπορούσε ολόκληρη η πόλη να το κοιτάξει, και θα μπορούσε να είναι μπροστά μπροστά όταν το άνοιγαν, επειδή ήταν ακριβώς εκεί όταν αναδύθηκε από τη γη και αυτό έπρεπε να μετρήσει για κάτι, σωστά;</w:t>
+      </w:r>
+    </w:p>
+    <w:p/>
+    <w:p>
+      <w:r>
+        <w:t xml:space="preserve">«Θα έπρεπε να μετρήσει για πάρα πολλά», της είπα. «Θα το φροντίσω εγώ η ίδια. Πρώτη σειρά, εσύ και η Πιπ μαζί».</w:t>
       </w:r>
     </w:p>
     <w:p/>
@@ -5420,43 +5420,43 @@
     <w:p/>
     <w:p>
       <w:r>
-        <w:t>— Θα είναι ανυπόφορη μέχρι τη νέα χρονιά, είπε. Θέλει να ανοίξει. Ρωτάει κάθε πρωί αν είναι η νέα χρονιά ακόμα.</w:t>
-      </w:r>
-    </w:p>
-    <w:p/>
-    <w:p>
-      <w:r>
-        <w:t>— Το ίδιο και ολόκληρη η πόλη, είπα. Αυτό είναι λίγο πολύ το νόημα. Είναι ένας λόγος να συνεχίσεις μέσα από τους σκοτεινούς μήνες. Κάτι καλό που σε περιμένει στην άλλη άκρη του χειμώνα. Παρατήρησα την Έμμα να κουνάει το λουρί του Χιονούλη και να κουβεντιάζει στον σκύλο για θησαυρούς. —Επέστρεψε εντελώς, Μαρκ. Το πρόσεξες; Όταν την πρωτογνώρισα, σχεδόν δεν έβγαζε άχνα.</w:t>
-      </w:r>
-    </w:p>
-    <w:p/>
-    <w:p>
-      <w:r>
-        <w:t xml:space="preserve">— Το πρόσεξα. </w:t>
-      </w:r>
-    </w:p>
-    <w:p/>
-    <w:p>
-      <w:r>
-        <w:t>Η φωνή του αγρίεψε λίγο στην άκρη και δεν είπε τίποτα άλλο.</w:t>
-      </w:r>
-    </w:p>
-    <w:p/>
-    <w:p>
-      <w:r>
-        <w:t>Η Πιπ, λίγα βήματα πιο μπροστά, είχε σταματήσει για να περιμένει τον Χιονούλη, ο οποίος είχε βρει μια μυρωδιά σε έναν στύλο της πόρτας που του είχε αποσπάσει πλήρως την προσοχή. Συνεχίσαμε να περπατάμε στους χρυσοφώτιστους δρόμους.</w:t>
-      </w:r>
-    </w:p>
-    <w:p/>
-    <w:p>
-      <w:r>
-        <w:t xml:space="preserve">Στην αυλόπορτα των Ρέντφερν, η Έμμα έσπρωξε το λουρί του Χιονούλη στο χέρι μου. </w:t>
-      </w:r>
-    </w:p>
-    <w:p/>
-    <w:p>
-      <w:r>
-        <w:t xml:space="preserve">— Περίμενε, είπε. Μην φεύγεις. </w:t>
+        <w:t xml:space="preserve">«Θα είναι ανυπόφορη μέχρι τη νέα χρονιά», είπε. «Θέλει να ανοίξει. Ρωτάει κάθε πρωί αν είναι η νέα χρονιά ακόμα».</w:t>
+      </w:r>
+    </w:p>
+    <w:p/>
+    <w:p>
+      <w:r>
+        <w:t xml:space="preserve">«Το ίδιο και ολόκληρη η πόλη», είπα. «Αυτό είναι λίγο πολύ το νόημα. Είναι ένας λόγος να συνεχίσεις μέσα από τους σκοτεινούς μήνες. Κάτι καλό που σε περιμένει στην άλλη άκρη του χειμώνα». Παρατήρησα την Έμα να κουνάει το λουρί του Σνόουμπολ και να κουβεντιάζει στον σκύλο για θησαυρούς. «Επέστρεψε εντελώς, Μαρκ. Το πρόσεξες; Όταν την πρωτογνώρισα, σχεδόν δεν έβγαζε άχνα».</w:t>
+      </w:r>
+    </w:p>
+    <w:p/>
+    <w:p>
+      <w:r>
+        <w:t xml:space="preserve">«Το πρόσεξα».</w:t>
+      </w:r>
+    </w:p>
+    <w:p/>
+    <w:p>
+      <w:r>
+        <w:t xml:space="preserve">Η φωνή του τραχύνθηκε λίγο στην άκρη και δεν είπε τίποτα άλλο.</w:t>
+      </w:r>
+    </w:p>
+    <w:p/>
+    <w:p>
+      <w:r>
+        <w:t xml:space="preserve">Η Πιπ, λίγα βήματα πιο μπροστά, είχε σταματήσει για να περιμένει τον Σνόουμπολ, ο οποίος είχε βρει μια μυρωδιά σε έναν στύλο της πόρτας που του είχε αποσπάσει πλήρως την προσοχή. Συνεχίσαμε να περπατάμε στους χρυσοφώτιστους δρόμους.</w:t>
+      </w:r>
+    </w:p>
+    <w:p/>
+    <w:p>
+      <w:r>
+        <w:t xml:space="preserve">Στην αυλόπορτα των Ρέντφερν, η Έμα έσπρωξε το λουρί του Σνόουμπολ στο χέρι μου. </w:t>
+      </w:r>
+    </w:p>
+    <w:p/>
+    <w:p>
+      <w:r>
+        <w:t xml:space="preserve">«Περιμένετε», είπε. «Μη φεύγετε».</w:t>
       </w:r>
     </w:p>
     <w:p/>
@@ -5468,67 +5468,67 @@
     <w:p/>
     <w:p>
       <w:r>
-        <w:t>Το γκι ήταν μέσα, το κλωνάρι από το αγριοκρέμαστο, μέσα σε μια ίντσα νερό. Τα τρία φύλλα ήταν σκούρα και γυαλιστερά, και τα μούρα ήταν τόσο κόκκινα όσο το απόγευμα που ξεπρόβαλαν.</w:t>
-      </w:r>
-    </w:p>
-    <w:p/>
-    <w:p>
-      <w:r>
-        <w:t>— Δεν έχει μαραθεί καθόλου, ψιθύρισε, ρίχνοντας μια ματιά στον πατέρα της, ο οποίος είχε σταματήσει για να μιλήσει σε έναν γείτονα πάνω từ τον φράχτη. Αλλάζω το νερό κάθε πρωί. Ο μπαμπάς νομίζει ότι το πήρα από το στεφάνι στο πανδοχείο.</w:t>
-      </w:r>
-    </w:p>
-    <w:p/>
-    <w:p>
-      <w:r>
-        <w:t>— Να συνεχίσεις να αλλάζεις το νερό, είπα.</w:t>
-      </w:r>
-    </w:p>
-    <w:p/>
-    <w:p>
-      <w:r>
-        <w:t>Η Πιπ τεντώθηκε για να κοιτάξει μέσα στο βάζο και η Έμμα το χαμήλωσε για να μπορέσει. Η Πιπ μελέτησε τα μούρα για πολλή ώρα, μετά έχασε το ενδιαφέρον της και επέστρεψε στον Χιονούλη.</w:t>
-      </w:r>
-    </w:p>
-    <w:p/>
-    <w:p>
-      <w:r>
-        <w:t>Η Έμμα έτρεξε ξανά το βάζο μέσα και βγήκε πάλι έξω για το λουρί.</w:t>
-      </w:r>
-    </w:p>
-    <w:p/>
-    <w:p>
-      <w:r>
-        <w:t>Είδα τον Θήο άλλη μια φορά εκείνη την εβδομάδα. Ήταν στην Εταιρεία, στο πίσω δωμάτιο, διορθώνοντας έναν σχισμένο παλιό χάρτη, τη πιο ταπεινή δουλειά που του είχαν αναθέσει ποτέ, και φαινόταν ολοφάνερα ευγνώμων γι' αυτήν. Δεν με άκουσε να μπαίνω. Όταν σήκωσε το κεφάλι, ισιώθηκε και πήρε στάση, σαν άνθρωπος που περίμενε να του θυμίσουν ακριβώς ποιος ήταν.</w:t>
-      </w:r>
-    </w:p>
-    <w:p/>
-    <w:p>
-      <w:r>
-        <w:t>— Κυρία Κλάους.</w:t>
-      </w:r>
-    </w:p>
-    <w:p/>
-    <w:p>
-      <w:r>
-        <w:t xml:space="preserve">— Θήο. </w:t>
-      </w:r>
-    </w:p>
-    <w:p/>
-    <w:p>
-      <w:r>
-        <w:t xml:space="preserve">Πλησίασα και κοίταξα πάνω από τον ώμο του τον χάρτη που διορθώνονταν. Το έκανε υπέροχα, φυσικά. Το έκανε πάντα. Το σκίσιμο ήταν ήδη σχεδόν αόρατο κάτω από τα χέρια του. </w:t>
-      </w:r>
-    </w:p>
-    <w:p/>
-    <w:p>
-      <w:r>
-        <w:t>— Αυτή είναι υπέροχη δουλειά.</w:t>
-      </w:r>
-    </w:p>
-    <w:p/>
-    <w:p>
-      <w:r>
-        <w:t xml:space="preserve">— Είναι το μόνο που με αφήνουν να κάνω, είπε, και μετά, γρήγορα, πριν προλάβω να απαντήσω, —το οποίο είναι σωστό. Δεν παραπονιέμαι γι' αυτό. Είναι πολλά περισσότερα από όσα θα είχα δώσει εγώ στον εαυτό μου, στη θέση τους. </w:t>
+        <w:t xml:space="preserve">Το πουρνάρι ήταν μέσα, το κλωνάρι από την κολοκύθα, μέσα σε δυο πόντους νερό. Τα τρία φύλλα ήταν σκούρα και γυαλιστερά, και τα μούρα ήταν τόσο κόκκινα όσο το απόγευμα που ξεπρόβαλαν.</w:t>
+      </w:r>
+    </w:p>
+    <w:p/>
+    <w:p>
+      <w:r>
+        <w:t xml:space="preserve">«Δεν έχει μαραθεί καθόλου», ψιθύρισε, ρίχνοντας μια ματιά στον πατέρα της, ο οποίος είχε σταματήσει για να μιλήσει σε έναν γείτονα πάνω από τον φράχτη. «Αλλάζω το νερό κάθε πρωί. Ο μπαμπάς νομίζει ότι το πήρα από το στεφάνι στο πανδοχείο».</w:t>
+      </w:r>
+    </w:p>
+    <w:p/>
+    <w:p>
+      <w:r>
+        <w:t xml:space="preserve">«Να συνεχίσεις να αλλάζεις το νερό», είπα.</w:t>
+      </w:r>
+    </w:p>
+    <w:p/>
+    <w:p>
+      <w:r>
+        <w:t xml:space="preserve">Η Πιπ τεντώθηκε για να κοιτάξει μέσα στο βάζο και η Έμα το χαμήλωσε για να μπορέσει. Η Πιπ μελέτησε τα μούρα για πολλή ώρα, μετά έχασε το ενδιαφέρον της και επέστρεψε στον Σνόουμπολ.</w:t>
+      </w:r>
+    </w:p>
+    <w:p/>
+    <w:p>
+      <w:r>
+        <w:t xml:space="preserve">Η Έμα έτρεξε ξανά το βάζο μέσα και βγήκε πάλι έξω για το λουρί.</w:t>
+      </w:r>
+    </w:p>
+    <w:p/>
+    <w:p>
+      <w:r>
+        <w:t xml:space="preserve">Είδα τον Θίο άλλη μια φορά εκείνη την εβδομάδα. Ήταν στην Εταιρεία, στο πίσω δωμάτιο, διορθώνοντας έναν σχισμένο παλιό χάρτη, την πιο ταπεινή δουλειά που του είχαν αναθέσει ποτέ, και φαινόταν ολοφάνερα ευγνώμων γι' αυτήν. Δεν με άκουσε να μπαίνω. Όταν σήκωσε το κεφάλι, ισιώθηκε και πήρε στάση, σαν άνθρωπος που περίμενε να του θυμίσουν ακριβώς ποιος ήταν.</w:t>
+      </w:r>
+    </w:p>
+    <w:p/>
+    <w:p>
+      <w:r>
+        <w:t xml:space="preserve">«Κυρία Κλος».</w:t>
+      </w:r>
+    </w:p>
+    <w:p/>
+    <w:p>
+      <w:r>
+        <w:t xml:space="preserve">«Θίο».</w:t>
+      </w:r>
+    </w:p>
+    <w:p/>
+    <w:p>
+      <w:r>
+        <w:t xml:space="preserve">Πλησίασα και κοίταξα πάνω από τον ώμο του τον χάρτη που διόρθωνε. Το έκανε υπέροχα, φυσικά. Το έκανε πάντα. Το σκίσιμο ήταν ήδη σχεδόν αόρατο κάτω από τα χέρια του. </w:t>
+      </w:r>
+    </w:p>
+    <w:p/>
+    <w:p>
+      <w:r>
+        <w:t xml:space="preserve">«Αυτή είναι υπέροχη δουλειά».</w:t>
+      </w:r>
+    </w:p>
+    <w:p/>
+    <w:p>
+      <w:r>
+        <w:t xml:space="preserve">«Είναι το μόνο που με αφήνουν να κάνω», είπε, και μετά, γρήγορα, πριν προλάβω να απαντήσω, «το οποίο είναι σωστό. Δεν παραπονιέμαι γι' αυτό. Είναι πολλά περισσότερα από όσα θα είχα δώσει εγώ στον εαυτό μου, στη θέση τους».</w:t>
       </w:r>
     </w:p>
     <w:p/>
@@ -5540,7 +5540,7 @@
     <w:p/>
     <w:p>
       <w:r>
-        <w:t xml:space="preserve">— Θα ανοίξουν την κάψουλα τη νέα χρονιά. Το άουσες; Η Νόρικο λέει ότι θα μου επιτραπεί να είμαι εκεί. Να παρακολουθήσω. </w:t>
+        <w:t xml:space="preserve">«Θα ανοίξουν την κάψουλα τη νέα χρονιά. Το άκουσες; Η Νόρικο λέει ότι θα μου επιτραπεί να είμαι εκεί. Να παρακολουθήσω».</w:t>
       </w:r>
     </w:p>
     <w:p/>
@@ -5552,13 +5552,13 @@
     <w:p/>
     <w:p>
       <w:r>
-        <w:t>— Δεν αξίζω να είμαι εκεί. Αλλά λέει ότι μπορώ να παρακολουθήσω. Μετά από όλα όσα έγιναν, μου επιτρέπεται να σταθώ στην αίθουσα όταν η πόλη ανοίγει την καρδιά της. Το σκέφτομαι κάθε μέρα. Είναι ένα μεγάλο κομμάτι αυτού που με κρατάει να προχωράω, αν είμαι ειλικρινής.</w:t>
-      </w:r>
-    </w:p>
-    <w:p/>
-    <w:p>
-      <w:r>
-        <w:t xml:space="preserve">— Τότε συνέχισε να προχωράς, είπα. Μια ίντσα τη φορά. Αυτό είναι το μόνο που ζητάει κανείς από εσένα. </w:t>
+        <w:t xml:space="preserve">«Δεν αξίζω να είμαι εκεί. Αλλά λέει ότι μπορώ να παρακολουθήσω. Μετά από όλα όσα έγιναν, μου επιτρέπεται να σταθώ στην αίθουσα όταν η πόλη ανοίγει την καρδιά της. Το σκέφτομαι κάθε μέρα. Είναι ένα μεγάλο κομμάτι αυτού που με κρατάει να προχωράω, αν είμαι ειλικρινής».</w:t>
+      </w:r>
+    </w:p>
+    <w:p/>
+    <w:p>
+      <w:r>
+        <w:t xml:space="preserve">«Τότε συνέχισε να προχωράς», είπα. «Πόντο πόντο. Αυτό είναι το μόνο που ζητάει κανείς από εσένα».</w:t>
       </w:r>
     </w:p>
     <w:p/>
@@ -5570,7 +5570,7 @@
     <w:p/>
     <w:p>
       <w:r>
-        <w:t>Δεν μπόρεσε να το απαντήσει αυτό, οπότε δεν προσπάθησε καν. Απλώς έγνεψε και ξαναέσκυψε πάνω στον χάρτη του. Τον άφησα στη αργή δουλειά του να κερδίσει πίσω τη θέση του.</w:t>
+        <w:t xml:space="preserve">Δεν μπόρεσε να το απαντήσει αυτό, οπότε δεν προσπάθησε καν. Απλώς έγνεψε και ξαναέσκυψε πάνω στον χάρτη του. Τον άφησα στην αργή δουλειά του να κερδίσει πίσω τη θέση του.</w:t>
       </w:r>
     </w:p>
     <w:p/>
@@ -5582,43 +5582,43 @@
     <w:p/>
     <w:p>
       <w:r>
-        <w:t>— Έρχεται σπίτι, είπα.</w:t>
-      </w:r>
-    </w:p>
-    <w:p/>
-    <w:p>
-      <w:r>
-        <w:t>— Ένα μικρό κομμάτι της. Η αρχή της. Όχι όλη, όχι για πάντα, όχι ακόμα. Αυτά είναι χρόνια δουλειάς ακόμα, το να χτίσεις μια εστία αρκετά μεγάλη για να χωρέσει ολόκληρη τη μαγεία των Χριστουγέννων. Αλλά έχει αρχίσει, Τζες.</w:t>
-      </w:r>
-    </w:p>
-    <w:p/>
-    <w:p>
-      <w:r>
-        <w:t>Έγειρα πάνω του και κοίταξα το χρυσό να κάνει τους αργούς του κύκλους πάνω από την εστία, και σκέφτηκα τον χειμώνα που ερχόταν. Η Εταιρεία ακόμα στο χείλος του γκρεμού, είτε θα σωθεί με τον σωστό τρόπο είτε καθόλου, μια ολόκληρη σεζόν από παζάρια γλυκών και επίμονη μικρή γενναιοδωρία μπροστά μας πριν μάθει κανείς. Το χάλκινο κουτί σφραγισμένο στο μπροστινό δωμάτιο της Εταιρείας μέχρι τη νέα χρονιά. Η Βέρα και ο Θήο περπατώντας κι οι δύο τους μακρείς δρόμους της επιστροφής τους, ίντσα με τη δύσκολη ίντσα. Η μαγεία, να κατασταλάζει τώρα αλλά όχι ακόμα πλήρως, να πετάει ακόμα σπίθες σε φώτα και σύρτες σε όλη την πόλη. Τόσα πολλά από αυτά ημιτελή. Τόσα πολλά ακόμα να γίνουν.</w:t>
-      </w:r>
-    </w:p>
-    <w:p/>
-    <w:p>
-      <w:r>
-        <w:t>Αλλά τα φώτα ήταν χρυσά πάνω από το Φροστ Φολς. Ένα παιδί που είχε σωπάσει κουβέντιαζε ξανά για θησαυρούς. Η Φιόνα είχε σταθεί επιτέλους ίσια μέσα στην ίδια της την αληθινή ιστορία, και στον Θήο είχε δοθεί ένας δρόμος επιστροφής. Δεν ήμουν πια ξένη εδώ. Ήμουν στο σπίτι. Ήμασταν και οι δύο. Και η μαγεία των Χριστουγέννων, που μας είχε ακολουθήσει σε όλη τη διαδρομή από τον Πόλο, είχε αρχίσει, μόλις είχε αρχίσει, να κατασταλάζει.</w:t>
-      </w:r>
-    </w:p>
-    <w:p/>
-    <w:p>
-      <w:r>
-        <w:t>— Έλα μέσα, είπα στον σύζυγό μου. Κάνει τσουχτερό κρύο εδώ έξω. Θα φτιάξω κακάο.</w:t>
-      </w:r>
-    </w:p>
-    <w:p/>
-    <w:p>
-      <w:r>
-        <w:t>— Αυτή, είπε ο Νικ, είναι η καλύτερη προσφορά που είχα όλη την εβδομάδα.</w:t>
-      </w:r>
-    </w:p>
-    <w:p/>
-    <w:p>
-      <w:r>
-        <w:t>Μπήκαμε μαζί μέσα έξω από τη χρυσή νύχτα. Η Πιπ μας πρόλαβε και τους δύο στην πόρτα της κουζίνας και στάθηκε εκεί απαιτώντας να την αφήσουν μέσα στη ζέστη, και πίσω μας, πέρα από την αυλή, η εστία συνέχιζε να φέγγει στο εργαστήριο.</w:t>
+        <w:t xml:space="preserve">«Έρχεται σπίτι», είπα.</w:t>
+      </w:r>
+    </w:p>
+    <w:p/>
+    <w:p>
+      <w:r>
+        <w:t xml:space="preserve">«Ένα μικρό κομμάτι της. Η αρχή της». Με αγκάλιασε. «Όχι όλη, όχι για πάντα, όχι ακόμα. Αυτά είναι χρόνια δουλειάς ακόμα, το να χτίσεις μια εστία αρκετά μεγάλη για να χωρέσει ολόκληρη τη μαγεία των Χριστουγέννων. Αλλά έχει αρχίσει, Τζες».</w:t>
+      </w:r>
+    </w:p>
+    <w:p/>
+    <w:p>
+      <w:r>
+        <w:t xml:space="preserve">Έγειρα πάνω του και κοίταξα το χρυσό να κάνει τους αργούς του κύκλους πάνω από την εστία, και σκέφτηκα τον χειμώνα που ερχόταν. Η Εταιρεία ακόμα στο χείλος του γκρεμού, είτε θα σωθεί με τον σωστό τρόπο είτε καθόλου, μια ολόκληρη σεζόν από παζάρια γλυκών και επίμονη μικρή γενναιοδωρία μπροστά μας πριν μάθει κανείς. Το χάλκινο κουτί σφραγισμένο στο μπροστινό δωμάτιο της Εταιρείας μέχρι τη νέα χρονιά. Η Βέρα και ο Θίο περπατώντας κι οι δύο τους μακριούς δρόμους της επιστροφής τους, πόντο πόντο, με κόπο. Η μαγεία, να κατασταλάζει τώρα αλλά όχι ακόμα πλήρως, να πετάει ακόμα σπίθες σε φώτα και σύρτες σε όλη την πόλη. Τόσα πολλά από αυτά ημιτελή. Τόσα πολλά ακόμα να γίνουν.</w:t>
+      </w:r>
+    </w:p>
+    <w:p/>
+    <w:p>
+      <w:r>
+        <w:t xml:space="preserve">Αλλά τα φώτα ήταν χρυσά πάνω από το Φροστ Φολς. Ένα παιδί που είχε σωπάσει κουβέντιαζε ξανά για θησαυρούς. Η Φιόνα είχε σταθεί επιτέλους ίσια μέσα στην ίδια της την αληθινή ιστορία, και στον Θίο είχε δοθεί ένας δρόμος επιστροφής. Δεν ήμουν πια ξένη εδώ. Ήμουν στο σπίτι. Ήμασταν και οι δύο. Και η μαγεία των Χριστουγέννων, που μας είχε ακολουθήσει σε όλη τη διαδρομή από τον Πόλο, είχε αρχίσει, μόλις είχε αρχίσει, να κατασταλάζει.</w:t>
+      </w:r>
+    </w:p>
+    <w:p/>
+    <w:p>
+      <w:r>
+        <w:t xml:space="preserve">«Έλα μέσα», είπα στον σύζυγό μου. «Κάνει τσουχτερό κρύο εδώ έξω. Θα φτιάξω κακάο».</w:t>
+      </w:r>
+    </w:p>
+    <w:p/>
+    <w:p>
+      <w:r>
+        <w:t xml:space="preserve">«Αυτή», είπε ο Νικ, «είναι η καλύτερη προσφορά που είχα όλη την εβδομάδα».</w:t>
+      </w:r>
+    </w:p>
+    <w:p/>
+    <w:p>
+      <w:r>
+        <w:t xml:space="preserve">Μπήκαμε μαζί μέσα, αφήνοντας πίσω τη χρυσή νύχτα. Η Πιπ μας πρόλαβε και τους δύο στην πόρτα της κουζίνας και στάθηκε εκεί απαιτώντας να την αφήσουν μέσα στη ζέστη, και πίσω μας, πέρα από την αυλή, η εστία συνέχιζε να φέγγει στο εργαστήριο.</w:t>
       </w:r>
     </w:p>
     <w:p/>
@@ -5633,7 +5633,7 @@
         <w:rPr>
           <w:i/>
         </w:rPr>
-        <w:t xml:space="preserve">Υπάρχουν περισσότερα μυστήρια που εκτυλίσσονται για την Τζέσικα Κλάους! Το </w:t>
+        <w:t xml:space="preserve">Υπάρχουν κι άλλα μυστήρια που περιμένουν την Τζέσικα Κλος! Το </w:t>
       </w:r>
       <w:r>
         <w:t>&lt;bt&gt;</w:t>
@@ -5663,31 +5663,31 @@
     <w:p/>
     <w:p>
       <w:r>
-        <w:t>Η Γκρέτα έφτιαχνε το ίδιο ρολό κανένας εδώ και σαράντα χρόνια. Το είχε φτιάξει το πρωί μετά την κηδεία του συζύγου της επειδή δεν ήξερε τι άλλο να κάνει με τα χέρια της. Αυτή την εβδομάδα βγαίνει ξινό από τον φούρνο της, και το ίδιο και η επόμενη φουρνιά, και αυτή μετά από εκείνη.</w:t>
-      </w:r>
-    </w:p>
-    <w:p/>
-    <w:p>
-      <w:r>
-        <w:t>Νέο αλεύρι. Νέο νερό. Μια δανεική ζυγαριά. Ακόμα ξινό. Μέχρι την Πέμπτη η Γκρέτα στέκεται στο ίδιο της το αρτοποιείο λέγοντας στην Τζέσικα Κλάους ότι τα χέρια της έχουν ξεχάσει επιτέλους πώς.</w:t>
-      </w:r>
-    </w:p>
-    <w:p/>
-    <w:p>
-      <w:r>
-        <w:t>Τότε ένα τούβλο σπάει το παράθυρο, και μια λέξη ανεβαίνει στα σανίδια με κόκκινο χρώμα όπου κάθε παιδί στη λεωφόρο Έβεργκριν θα τη διαβάσει περνώντας.</w:t>
-      </w:r>
-    </w:p>
-    <w:p/>
-    <w:p>
-      <w:r>
-        <w:t>Η πόλη πιάνει τα εύκολα ονόματα: τον κρεοπώλη που έβαλε αλυσίδα στην πύλη φόρτωσης, την οικογένεια που καθυστερεί το πετρέλαιο, ένα βαρεμένο αγόρι με ένα κλεμμένο κουτάκι. Η Τζέσικα πιάνει αυτό που ταιριάζει — επειδή όποιος το έκανε αυτό αγόρασε τη σκόνη, ήξερε τη δόση, και κατέθεσε μια καταγγελία που ανέφερε τον υγειονομικό κώδικα με υποπαράγραφο. Αυτό δεν είναι νεύρα. Αυτό είναι επάγγελμα.</w:t>
-      </w:r>
-    </w:p>
-    <w:p/>
-    <w:p>
-      <w:r>
-        <w:t>Και στη φωτεινή άκρη της λεωφόρου, ένα νέο ζαχαροπλαστείο έχει προγραμματίσει τα εγκαίνιά του την εβδομάδα ακριβώς που το Holly Jolly θα είναι κλειστό.</w:t>
+        <w:t xml:space="preserve">Η Γκρέτα έφτιαχνε το ίδιο ρολό κανέλας επί σαράντα χρόνια. Το είχε φτιάξει το πρωί μετά την κηδεία του άντρα της επειδή δεν ήξερε τι άλλο να κάνει τα χέρια της. Αυτή την εβδομάδα βγαίνει ξινό από τον φούρνο της, και το ίδιο και η επόμενη φουρνιά, και η μεθεπόμενη.</w:t>
+      </w:r>
+    </w:p>
+    <w:p/>
+    <w:p>
+      <w:r>
+        <w:t xml:space="preserve">Νέο αλεύρι. Νέο νερό. Μια δανεική ζυγαριά. Ακόμα ξινό. Μέχρι την Πέμπτη η Γκρέτα στέκεται στο αρτοποιείο της και λέει στην Τζέσικα Κλος ότι τα χέρια της επιτέλους ξέχασαν πώς γίνεται.</w:t>
+      </w:r>
+    </w:p>
+    <w:p/>
+    <w:p>
+      <w:r>
+        <w:t xml:space="preserve">Τότε ένα τούβλο σπάει το τζάμι, και μια λέξη γράφεται με κόκκινο στις σανίδες της πρόσοψης, εκεί όπου κάθε παιδί στη Λεωφόρο Έβεργκριν θα τη διαβάσει περνώντας.</w:t>
+      </w:r>
+    </w:p>
+    <w:p/>
+    <w:p>
+      <w:r>
+        <w:t xml:space="preserve">Η πόλη καταφεύγει στους εύκολους υπόπτους: στον χασάπη που αλύσοδεψε την πόρτα φόρτωσης, στην οικογένεια που χρωστάει το πετρέλαιο θέρμανσης, σε ένα βαρεμένο αγόρι με ένα κλεμμένο σπρέι. Η Τζέσικα αναζητά αυτό που ταιριάζει — επειδή όποιος το έκανε αυτό αγόρασε τη σκόνη, ήξερε τη δόση και κατέθεσε καταγγελία που παρέθετε τον υγειονομικό κώδικα ως την τελευταία υποπαράγραφο. Αυτό δεν είναι ξέσπασμα θυμού. Αυτό είναι δουλειά κάποιου από το σινάφι.</w:t>
+      </w:r>
+    </w:p>
+    <w:p/>
+    <w:p>
+      <w:r>
+        <w:t xml:space="preserve">Και στη φωτεινή άκρη της λεωφόρου, ένα νέο ζαχαροπλαστείο έχει ορίσει τα εγκαίνιά του ακριβώς για την εβδομάδα που το Holly Jolly θα παραμείνει κλειστό.</w:t>
       </w:r>
     </w:p>
     <w:p/>
@@ -5702,7 +5702,7 @@
         <w:rPr>
           <w:i/>
         </w:rPr>
-        <w:t xml:space="preserve">Υπάρχουν περισσότερα μυστήρια που εκτυλίσσονται για την Τζέσικα Κλάους! Το </w:t>
+        <w:t xml:space="preserve">Υπάρχουν κι άλλα μυστήρια που περιμένουν την Τζέσικα Κλος! Το </w:t>
       </w:r>
       <w:r>
         <w:t>&lt;bt&gt;</w:t>
@@ -5741,361 +5741,361 @@
     <w:p/>
     <w:p>
       <w:r>
-        <w:t>Κάθε γυναίκα στον κύκλο είχε φέρει το δικό της έλατο, και εγώ είχα φέρει τον τρόπο του Βόρειου Πόλου για το δέσιμό του, τον οποίο η Ολίβια είχε ορκιστεί να μου κλέψει πριν από τα Χριστούγεννα. Έδεσα το σύρμα στο πλαίσιο αργά, ώστε να μπορούν όλοι να παρακολουθούν. Μόνο τότε έπιασα την πρώτη χούφτα έλατο. Η μυρωδιά αναδύθηκε κρύα και πράσινη, αρκετά κοφτερή για να καθαρίσει το κεφάλι. Γέμισε το μπροστινό δωμάτιο του Yarn Tales με τρόπο που το μαλλί του ίδιου του μαγαζιού δεν μπόρεσε ποτέ εντελώς. Κάθησα εκεί με ρετσίνι στα δάχτυλα και ένα γυμνό πλαίσιο στην αγκαλιά μου, μία από τις επτά γυναίκες σκυμμένες πάνω στην ίδια δουλειά. Υπάρχουν χειρότεροι τρόποι να περάσεις το πρώτο ελεύθερο πρωινό του Νοεμβρίου.</w:t>
-      </w:r>
-    </w:p>
-    <w:p/>
-    <w:p>
-      <w:r>
-        <w:t>Χιόνι είχε πέσει μέσα στη νύχτα. Όχι το πρώιμο χιόνι του Οκτωβρίου, που είχε χαθεί ξανά σε μια σειρά από ήπιες μέρες. Αληθινό χιόνι. Αυτό το είδος της καρδιάς του χειμώνα που είχε ξεκινήσει τις Απόκριες και θα έμενε μέχρι την άνοιξη. Έστρωνε κατά μήκος της λεωφόρου Έβεργκριν τώρα σε ένα καλό, καθαρό πάχος έξι ιντσών, τριρίζοντας κάτω από τα πόδια όταν κάποιος ερχόταν πατώντας δυνατά. Το Σαββατοκύριακο τα μαγαζιά είχαν ανταλλάξει τους σκελετούς και τα φαναράκια τους με καλαμποκόχορτα και χάρτινες γαλοπούλες, αν και οι απλές κολοκύθες έμειναν στα σκαλοπάτια, καλές μέχρι την Ημέρα των Ευχαριστιών. Η λεωφόρος είχε ησυχάσει μετά τις Απόκριες, στην ανάπαυλα πριν από τη μακάρια φωτεινή ώθηση προς τα Χριστούγεννα.</w:t>
-      </w:r>
-    </w:p>
-    <w:p/>
-    <w:p>
-      <w:r>
-        <w:t>— Κόψε ταχύτητα, είπε η Ολίβια, σκύβοντας από τη διπλανή καρέκλα. Δεν μπορώ να το κλέψω αν δεν μπορώ να το δω.</w:t>
-      </w:r>
-    </w:p>
-    <w:p/>
-    <w:p>
-      <w:r>
-        <w:t xml:space="preserve">Έκοψα ταχύτητα για χάρη της. Έβαλα τρία κλαδάκια πάνω στο πλαίσιο, τα έδεσα με δύο στροφές σύρματος και έβαλα το επόμενο μάτσο πάνω από το πρώτο έτσι ώστε να κρύβει το δέσιμο. </w:t>
-      </w:r>
-    </w:p>
-    <w:p/>
-    <w:p>
-      <w:r>
-        <w:t>— Το καθένα καλύπτει το προηγούμενο, σαν λέπια ψαριού. Όλα να δείχνουν προς το σπίτι.</w:t>
-      </w:r>
-    </w:p>
-    <w:p/>
-    <w:p>
-      <w:r>
-        <w:t xml:space="preserve">Η Ολίβια έκανε το ίδιο στο δικό της πλαίσιο, προσεγμένα και γρήγορα, και κράτησε τα δύο δίπλα-δίκλα. </w:t>
-      </w:r>
-    </w:p>
-    <w:p/>
-    <w:p>
-      <w:r>
-        <w:t>— Το δικό μου μοιάζει ακριβώς με το δικό σου.</w:t>
-      </w:r>
-    </w:p>
-    <w:p/>
-    <w:p>
-      <w:r>
-        <w:t>— Πολύ κοντά.</w:t>
-      </w:r>
-    </w:p>
-    <w:p/>
-    <w:p>
-      <w:r>
-        <w:t>— Τότε πού είναι ο Βόρειος Πόλος σε αυτό;</w:t>
-      </w:r>
-    </w:p>
-    <w:p/>
-    <w:p>
-      <w:r>
-        <w:t>— Στους καρπούς, είπα, και εκείνη συνοφρυώθηκε κοιτώντας τα δικά της χέρια και το προσπάθησε ξανά.</w:t>
-      </w:r>
-    </w:p>
-    <w:p/>
-    <w:p>
-      <w:r>
-        <w:t xml:space="preserve">Η Ντοτ έβγαλε το κοντό, ξερό της γέλιο από την άλλη άκρη του κύκλου, χωρίς να σηκώσει το κεφάλι από το δικό της στεφάνι, το οποίο ήταν ήδη κατά το ήμισυ μεγαλύτερο από οποιουδήποτε άλλου και διπλάσιο σε πυκνότητα. </w:t>
-      </w:r>
-    </w:p>
-    <w:p/>
-    <w:p>
-      <w:r>
-        <w:t xml:space="preserve">— Κυνηγάει το κόλπο σου από τη μέρα που μπήκες μέσα. Κυνηγούσε το δικό μου το χίλια εννιακόσια ογδόντα κάτι. </w:t>
-      </w:r>
-    </w:p>
-    <w:p/>
-    <w:p>
-      <w:r>
-        <w:t>Η Ντοτ ήταν γεροδεμένη και γκρίζα και έλεγε πολλά με πολύ λίγα λόγια. Έφτιαχνε στεφάνια σε αυτό το μαγαζί για δεκαετίες. Φαινόταν στα χέρια της. Δεν σταματούσαν ποτέ και δεν έχαναν ποτέ την επαφή.</w:t>
-      </w:r>
-    </w:p>
-    <w:p/>
-    <w:p>
-      <w:r>
-        <w:t>Ήμασταν όλες εκεί εκείνο το πρωί. Ολόκληρος ο κύκλος, όταν καμία δεν ήταν κλινήρης με κρυολόγημα ή δεν πρόσεχε εγγόνια. Η Ολίβια στην κεφαλή του κύκλου στο μαγαζί της, κουβάρια από μαλλί στοιβαγμένα πίσω της σε κάθε χρώμα που θα μπορούσε να θέλει ένας χειμώνας. Η Ντοτ δίπλα της, απλή και γρήγορη. Μετά η Κλερ Μπένετ, που έγραφε για την εφημερίδα, με ένα σημειωματάριο ανοιχτό στο μπράτσο της καρέκλας της επειδή η Κλερ δεν ήταν ποτέ εντελώς εκτός υπηρεσίας. Συνεχώς άφηνε κάτω το στεφάνι της για να σημειώσει μια γραμμή και το ξαναέπαιρνε μισό beat πίσω από τις υπόλοιπες. Η Άιβι δίπλα, της οποίας το γέλιο ήταν τόσο μεγάλο και τόσο πρόθυμο που το μαγαζί φαινόταν φωτεινότερο που την είχε μέσα. Είχε καταφέρει με κάποιον τρόπο να μπλέξει έλατο στα μαλλιά της χωρίς να το προσέξει. Η Μάρθα, η συνταξιούχος δασκάλα, χήρα εδώ και τόσα χρόνια, με το μικρό της λευκό σκυλί, τον Χιονούλη, να κοιμάται ακουμπισμένος στον αστράγαλό της. Το χέρι της έπεφτε προς τα κάτω κάθε τόσο για να χαϊδέψει το αυτί του. Για να βεβαιωθεί ότι ήταν ακόμα εκεί. Και η Έλλη, ευγενική και αβίαστη, που έκανε εθελοντισμό στο νοσοκομείο τρεις μέρες την εβδομάδα. Έφερνε αυτή την ίδια σταθερή τρυφερότητα σε ένα συρμάτινο πλαίσιο. Το στεφάνι της έβγαινε να μοιάζει λιγότερο φτιαγμένο και περισσότερο φυσικά μεγαλωμένο.</w:t>
-      </w:r>
-    </w:p>
-    <w:p/>
-    <w:p>
-      <w:r>
-        <w:t>Και η Πιπ, η οποία δεν ανήκε στον κύκλο αλλά θα προσβαλλόταν βαριά αν την άφηναν εκτός από οποιαδήποτε καταμέτρηση του ποιος ήταν παρών. Είχε εγκατασταθεί κάτω από το μπροστινό παράθυρο στη μοναδική λωρίδα χαμηλού ήλιου του Νοεμβρίου, σε μια φωλιά που είχε φτιάξει από ένα πεσμένο κουβάρι κόκκινου μαλλιού που η Ολίβια, όπως παρατήρησα, δεν είχε προσπαθήσει πολύ σκληρά να πάρει πίσω. Ξαπλώναμε εκεί λαμπερή και ικανοποιημένη, με το ένα μάτι μισόκλειστο στις διαδικασίες. Σε οτιδήποτε έλαμπε, ιδιαιτέρως. Και υπήρχε αρκετό υλικό που έλαμπε. Η Ολίβια είχε ένα βάζο με επιχρυσωμένα κουκουνάρια στο τραπέζι, ένα καρούλι χρυσής κορδέλας δίπλα του. Στην Πιπ είχε ήδη γίνει σύσταση και για τα δύο. Δύο φορές.</w:t>
-      </w:r>
-    </w:p>
-    <w:p/>
-    <w:p>
-      <w:r>
-        <w:t>— Τώρα το κόλπο με τα κουκουνάρια, είπα, κρατώντας ψηλά ένα, είναι να τα περνάς σύρμα πριν τα χώσεις, αλλιώς θα σου πέσουν έξω μέχρι την Πρωτοχρονιά και θα βρίσκεις χρυσά κουκουνάρια στον καναπέ μέχρι την άνοιξη—Πιπ. Πιπ, σε βλέπω. Αυτό δεν είναι για εσένα.</w:t>
-      </w:r>
-    </w:p>
-    <w:p/>
-    <w:p>
-      <w:r>
-        <w:t>Η Πιπ είχε σηκωθεί και είχε αρχίσει μια αργή, ανέμελη διολίσθηση κατά μήκος των σανίδων του πατώματος προς τη χρυσή κορδέλα, με τη μελετημένη αδιαφορία ενός πλάσματος που προσποιείται ότι πηγαίνει κάπου αλλού εντελώς. Σταμάτησε. Κοίταξε το ταβάνι. Κάθησε εκεί που ήταν, σαν αυτό να ήταν το σχέδιό της από την αρχή.</w:t>
-      </w:r>
-    </w:p>
-    <w:p/>
-    <w:p>
-      <w:r>
-        <w:t>— Δεν έχει καθόλου ντροπή, είπε η Ντοτ, με αυτό που ακουγόταν σαν επιδοκιμασία.</w:t>
-      </w:r>
-    </w:p>
-    <w:p/>
-    <w:p>
-      <w:r>
-        <w:t xml:space="preserve">— Έχει πάρα πολλή ντροπή, είπα. Απλώς την κρατάει για περιστατικές όπου θα της είναι χρήσιμη. Πράγμα που αυτό δεν είναι. </w:t>
-      </w:r>
-    </w:p>
-    <w:p/>
-    <w:p>
-      <w:r>
-        <w:t>Έδωσα στην Πιπ το βλέμμα που σημαίνει ότι δεν έχω σταματήσει να σε παρακολουθώ, και εκείνη μου έδωσε αυτό που σημαίνει ότι δεν έχω σταματήσει να θέλω την κορδέλα, και καταλαβαινόμαστε. Επέστρεψα στα λέπια μου από έλατο.</w:t>
-      </w:r>
-    </w:p>
-    <w:p/>
-    <w:p>
-      <w:r>
-        <w:t>Μου ήρθε τότε, καθώς τοποθετούσα τα μικρά κλαδάκια το ένα πάνω στο άλλο, πόσο μακριά είχα ταξιδέψει για να κάθομαι εκεί. Όχι τα μίλια. Υπήρχαν πάρα πολλά από αυτά, αλλά δεν εννοούσα τα μίλια. Πριν από λίγο καιρό, ήμουν η νεοφερμένη στο Φροστ Φολς. Η γυναίκα από τον Βόρειο Πόλο με τον διάσημο σύζυγο και τον πιο παράξενο πιγκουίνο. Ο κόσμος ήταν ευγενικός μαζί μου όπως μια πόλη είναι ευγενική με έναν επισκέπτη, που σημαίνει ότι έκαναν χώρο και παρακολουθούσαν για να δουν τι θα έκανα με αυτόν. Και τώρα η Ολίβια προσπαθούσε να κλέψει τον τρόπο μου να δένω ένα στεφάνι. Ο σκύλος της Μάρθα κοιμήθηκε δίπλα στην καρέκλα μου εξίσου πρόθυμα όσο και δίπλα στη δική της. Κανείς δεν μου εξήγησε τίποτα πια. Θεωρούνταν δεδομένο ότι ήξερα. Το είχα κερδίσει αυτό γρήγορα μέσα σε ένα δύσκολο φθινόπωρο, πάνω από έναν χαμένο σκύλο και μια κάψουλα χρόνου.</w:t>
-      </w:r>
-    </w:p>
-    <w:p/>
-    <w:p>
-      <w:r>
-        <w:t>Το κουδούνι πάνω από την πόρτα χτύπησε, ένα ρεύμα κρύου αέρα μπήκε μέσα, και πίσω από αυτό, με μια μεγάλη ζεστή ορμή, μπήκε η Γκρέτα.</w:t>
-      </w:r>
-    </w:p>
-    <w:p/>
-    <w:p>
-      <w:r>
-        <w:t xml:space="preserve">— Μην σηκωθεί καμία, ανακοίνωσε, πράγμα που καμία δεν είχε δείξει την παραμικρή πρόθεση να κάνει. </w:t>
-      </w:r>
-    </w:p>
-    <w:p/>
-    <w:p>
-      <w:r>
-        <w:t xml:space="preserve">Ακούμπησε ένα κουτί ζαχαροπλαστικής στο μέγεθος κουτιού καπέλου πάνω στο τραπέζι ανάμεσα στα κουκουνάρια και την κορδέλα, και έβαλε τις γροθιές της στους γοφούς της για να μας επιθεωρήσει. Η Γκρέτα είχε το αρτοποιείο Holly Jolly κάτω από τη λεωφόρο, και ήταν χτισμένη σαν τα δικά της ντόνατς, στρογγυλή και ζεστή και αλευρωμένη ολόκληρη. Αυτό το πρωί υπήρχε αλεύρι σε όλη της την ποδιά που δεν είχε μπει στον κόπο να τινάξει. </w:t>
-      </w:r>
-    </w:p>
-    <w:p/>
-    <w:p>
-      <w:r>
-        <w:t>— Είχα ένα ταψί με μάφιν σοκολάτας-πεκάν να βγαίνει από τον φούρνο πριν από μία ώρα ούτε λίγο ούτε πολύ και είπα στον εαυτό μου, Γκρέτα, ποια κάθεται σε ένα κρύο μαγαζί κάνοντας τον εαυτό της χρήσιμο σήμερα, και η απάντηση ήταν όλες εσείς, ορίστε λοιπόν.</w:t>
-      </w:r>
-    </w:p>
-    <w:p/>
-    <w:p>
-      <w:r>
-        <w:t>— Γκρέτα, μας κακομαθαίνεις, είπε η Έλλη.</w:t>
-      </w:r>
-    </w:p>
-    <w:p/>
-    <w:p>
-      <w:r>
-        <w:t xml:space="preserve">— Κάποια πρέπει να το κάνει. Εσείς η παρέα δεν θα το κάνετε για τον εαυτό σας. </w:t>
-      </w:r>
-    </w:p>
-    <w:p/>
-    <w:p>
-      <w:r>
-        <w:t xml:space="preserve">Ήταν ήδη σηκώνοντας το καπάκι. Η μυρωδιά βγήκε έξω και αναμίχθηκε με το έλατο στη μέση του δωματίου, σοκολάτα και πεκάν και καστανή ζάχαρη απλωμένα πάνω σε κρύο πράσινο πεύκο. Ήταν, σκέφτηκα, όσο πιο κοντά στη μυρωδιά ολόκληρης της ερχόμενης εποχής όσο οτιδήποτε άλλο γνώριζα. </w:t>
-      </w:r>
-    </w:p>
-    <w:p/>
-    <w:p>
-      <w:r>
-        <w:t>— Και έχει μπισκότα τζίντζερ στον πάτο, οπότε προσέξτε να μην πάρετε μόνο τα μάφιν και αφήσετε τα μπισκότα, Ντοτ, σε είδα να το κάνεις στο Γκρέιντζ και δεν το έχω ξεχάσει.</w:t>
-      </w:r>
-    </w:p>
-    <w:p/>
-    <w:p>
-      <w:r>
-        <w:t>— Αυτό ήταν μια φορά, είπε η Ντοτ, και ήταν πολύ καλά μάφιν.</w:t>
-      </w:r>
-    </w:p>
-    <w:p/>
-    <w:p>
-      <w:r>
-        <w:t>Η Γκρέτα της έδειξε ένα αλευρωμένο δάχτυλο σε ένδειξη δικαίωσης και άρχισε να μοιράζει τα μάφιν γύρω-γύρω σε χάρτινες πετσέτες.</w:t>
-      </w:r>
-    </w:p>
-    <w:p/>
-    <w:p>
-      <w:r>
-        <w:t>Μου έσπρωξε ένα μάφιν προτού προλάβω να ζητήσω, και ένα στην Κλερ, η οποία διαμαρτυρήθηκε και το πήρε. Στάθηκε πάνω από τη Μάρθα μέχρις ότου η Μάρθα υποσχέθηκε να φάει το δικό της. Και μόνο όταν είχαν όλες από ένα, πήρε ένα για τον εαυτό της. Το έφαγε όρθια, παρατηρώντας μας να το απολαμβάνουμε.</w:t>
-      </w:r>
-    </w:p>
-    <w:p/>
-    <w:p>
-      <w:r>
-        <w:t>— Γιατί φτιάχνετε όλες στεφάνια; ρώτησε, γνέφοντας προς τα πλαίσιά μας, με γεμάτο στόμα.</w:t>
-      </w:r>
-    </w:p>
-    <w:p/>
-    <w:p>
-      <w:r>
-        <w:t>— Στεφάνια πόρτας για τα μαγαζιά, είπε η Ολίβια. Πληρώνουν ό,τι θέλουν, και κάθε δεκάρα πηγαίνει στο ταμείο της στέγης της Ιστορικής Εταιρείας. Της Άιβι είναι για την εκκλησία και της Έλλης είναι για το νοσοκομείο. Αυτά τα δύο τα χαρίζουμε.</w:t>
-      </w:r>
-    </w:p>
-    <w:p/>
-    <w:p>
-      <w:r>
-        <w:t>Επιστρέψαμε στη δουλειά τότε στα σοβαρά, οκτώ γυναίκες, ένα κουτί μάφιν, ένας πιγκουίνος και ένας κοιμισμένος σκύλος. Η κουβέντα πήγαινε μπρος-πίσω μέσα στη δουλειά όπως κάνει η κουβέντα του κύκλου, τα μικρά νέα ενός ολόκληρου πρωινού κρατημένα στα κενά ανάμεσα στο δέσιμο των κλαδιών. Η κόρη της Άιβι είχε μια νέα δουλειά στο Κόνκορντ. Η Κλερ είχε ένα κομμάτι που έβγαινε την Πέμπτη σχετικά με το πρόγραμμα εκχιονισμού το οποίο μας υποσχέθηκε πιστά ότι ήταν πιο ενδιαφέρον από ό,τι ακουγόταν. Η Μάρθα είπε ότι οι μέρες μικραίνανε τόσο γρήγορα τώρα που η Έμμα ερχόταν να βγάλει βόλτα τον Χιονούλη σχεδόν στο σκοτάδι, και εγώ είπα να δώσεις στη μικρή την αγάπη μου. Η Μάρθα είπε ότι η Έμμα ρωτούσε πάντα για την Πιπ. Και η Πιπ, ακούγοντας το όνομά της και παίρνοντάς το δικαίως για έπαινο, τίναξε τα φτερά της και φάνηκε ευχαριστημένη.</w:t>
-      </w:r>
-    </w:p>
-    <w:p/>
-    <w:p>
-      <w:r>
-        <w:t>Ήταν η Κλερ που έφερε στην κουβέντα το μαγαζί, επειδή ήταν δουλειά της Κλερ να παρατηρεί ότι κάτι έχει αλλάξει και όλων των άλλων μόνο να κουτσομπολεύουν γι' αυτό μετά.</w:t>
-      </w:r>
-    </w:p>
-    <w:p/>
-    <w:p>
-      <w:r>
-        <w:t>— Ξέρει καμία τι μπαίνει στο παλιό μαγαζί των Φένγουικ; ρώτησε, χωρίς να σηκώσει το κεφάλι. Το άδειο, πέρα από το φαρμακείο. Κάποιος έχει ντύσει τα παράθυρα με χαρτί.</w:t>
-      </w:r>
-    </w:p>
-    <w:p/>
-    <w:p>
-      <w:r>
-        <w:t xml:space="preserve">Αυτό τράβηξε την προσοχή του κύκλου μακριά από το σύρμα. Το παλιό μαγαζί των Φένγουικ στεκόταν άδειο έναν ολόκληρο χρόνο, με σκούρα παράθυρα στην άκρη ενός φωτεινού τετραγώνου. Ήταν το είδος του κενού σε μια σειρά από μαγαζιά που οι άνθρωποι μαθαίνουν να μην κοιτάζουν, για να μην νιώθουν το μικρό τσίμπημα αυτού. </w:t>
-      </w:r>
-    </w:p>
-    <w:p/>
-    <w:p>
-      <w:r>
-        <w:t>— Ντυμένο με χαρτί με ποιον τρόπο; ρώτησε η Ντοτ.</w:t>
-      </w:r>
-    </w:p>
-    <w:p/>
-    <w:p>
-      <w:r>
-        <w:t xml:space="preserve">— Καφέ χαρτί, μέσα από το γυαλί. Όπως κάνεις όταν ετοιμάζεις έναν χώρο και δεν θέλεις να σε βλέπει η πόλη να το κάνεις. </w:t>
-      </w:r>
-    </w:p>
-    <w:p/>
-    <w:p>
-      <w:r>
-        <w:t xml:space="preserve">Η Κλερ ανασήκωσε τους ώμους. </w:t>
-      </w:r>
-    </w:p>
-    <w:p/>
-    <w:p>
-      <w:r>
-        <w:t>— Καμία ταμπέλα. Ούτε όνομα στον πίνακα αδειών ακόμα, το έλεγξα. Αλλά υπάρχει ένας κάδος απορριμμάτων στο στενό και ένα βανάκι ήταν εκεί το Σάββατο, και δεν νοικιάζεις κάδο απορριμμάτων εκτός αν καθαρίζεις έναν χώρο.</w:t>
-      </w:r>
-    </w:p>
-    <w:p/>
-    <w:p>
-      <w:r>
-        <w:t>— Λοιπόν, είπε η Άιβι, με ικανοποίηση, κάτι ανοίγει. Καιρός ήταν. Ένα σκοτεινό μαγαζί είναι ντροπή σε έναν δρόμο.</w:t>
-      </w:r>
-    </w:p>
-    <w:p/>
-    <w:p>
-      <w:r>
-        <w:t>Υπήρξε ένα γενικό μούρμουρο συμφωνίας, επειδή οι άνθρωποι σε μια πόλη όπως το Φροστ Φολς παίρνουν μια άδεια βιτρίνα ως μια μικρή προσωπική θλίψη και μια καινούργια ως ένα μικρό προσωπικό δώρο.</w:t>
-      </w:r>
-    </w:p>
-    <w:p/>
-    <w:p>
-      <w:r>
-        <w:t>Γύρισα ένα κλαδάκι έλατου στα κολλώδη από το ρετσίνι δάχτυλά μου, και ένιωσα, χωρίς κανέναν λόγο που θα μπορούσα να ονομάσω στον κύκλο, ένα μικρό, δροσερό τσίμπημα περιέργειας στο πίσω μέρος του λαιμού μου. Το έβαλα στην άκρη στο μυαλό μου, όπως έχω μάθει εδώ και πολλά χρόνια να βάζω τα πράγματα που δεν σημαίνουν ακόμα τίποτα, σε περίπτωση που έρθει η ώρα τους.</w:t>
-      </w:r>
-    </w:p>
-    <w:p/>
-    <w:p>
-      <w:r>
-        <w:t xml:space="preserve">— Λοιπόν, όποιος κι αν είναι, είπε η Γκρέτα άνετα, μαζεύοντας τις πετσέτες, θα θέλει τάισμα όπως οποιοσδήποτε άλλος. Θα τους πάω μια πίτα τη μέρα που θα ανοίξουν. </w:t>
-      </w:r>
-    </w:p>
-    <w:p/>
-    <w:p>
-      <w:r>
-        <w:t>Ήταν η Έλλη, που είχε πάει στο παράθυρο για να τινάξει τα κομματάκια έλατου από το μανίκι της, που είδε τον χιονάνθρωπο.</w:t>
-      </w:r>
-    </w:p>
-    <w:p/>
-    <w:p>
-      <w:r>
-        <w:t>— Τώρα αυτό είναι παράξενο, είπε, με τον ήπιο τρόπο της, και κάτι σε αυτή την ηπιότητα μας έκανε όλες να σηκώσουμε το κεφάλι. Δεν κοιτούσαν όλοι οι χιονάνθρωποι των παιδιών προς τον δρόμο χθες;</w:t>
-      </w:r>
-    </w:p>
-    <w:p/>
-    <w:p>
-      <w:r>
-        <w:t>Το πάρκο βρισκόταν απέναντι από το Yarn Tales, ένα φαρδύ λευκό κοινόχρηστο πάρκο με το κιόσκι της μπάντας στο ένα άκρο και το μνημείο πολέμου στο άλλο. Τα σχολικό παιδιά είχαν χτίσει μια σειρά από χιονάνθρωπους κατά μήκος του κατά τη διάρκεια του πρώτου καλού χιονιού. Τρεις από αυτούς, χοντροί και στραβοί και στεφανωμένοι με ό,τι μπορούσαν να μαζέψουν τα παιδιά. Χθες, όπως είπε η Έλλη, κοιτούσαν προς τον δρόμο, με μάτια από κάρβουνο και συντροφικότητα, παρακολουθώντας την κίνηση να περνάει όπως κάνουν οι χιονάνθρωποι. Είχα περάσει από μπροστά τους μόνη μου το προηγούμενο βράδυ. Είχαν στραφεί προς τον δρόμο.</w:t>
-      </w:r>
-    </w:p>
-    <w:p/>
-    <w:p>
-      <w:r>
-        <w:t>Σήμερα το πρωί ο μεσαίος είχε γυρίσει τελείως.</w:t>
-      </w:r>
-    </w:p>
-    <w:p/>
-    <w:p>
-      <w:r>
-        <w:t>Στεκόταν με την πλάτη του στον δρόμο τώρα, με τα ξύλινα χέρια απλωμένα προς κάθε πλευρά, με το άμορφο πρόσωπο από κάρβουνο στραμμένο μακριά πάνω από το πάρκο προς τα μαγαζιά. Προς, αν ήθελε κανείς να είναι ακριβής σχετικά με αυτό, την απομακρυσμένη άκρη του τετραγώνου όπου το παλιό μαγαζί των Φένγουικ καθόταν πίσω από το καφέ χαρτί του. Οι άλλοι δύο συνέχιζαν να κοιτούν τον δρόμο. Μόνο ο μεσαίος είχε μετακινηθεί. Στραμμένος ολόκληρος πάνω στη βάση του για να κοιτάξει προς την άλλη κατεύθυνση. Και δεν υπήρχε ούτε ένα ίχνος ποδιού οπουδήποτε κοντά του. Το χιόνι γύρω και από τους τρεις ήταν ομαλό και απάτητο. Έξι ίντσες καθαρής νυχτερινής χιονόπτωσης, χωρίς τίποτα γραμμένο σε αυτό παρά μόνο οι μακριές μπλε σκιές από τα κάγκελα του κιόσκι.</w:t>
-      </w:r>
-    </w:p>
-    <w:p/>
-    <w:p>
-      <w:r>
-        <w:t>Συνωστιστήκαμε όλες στο παράθυρο, ξεχνώντας τα μάφιν, και κοιτάξαμε.</w:t>
-      </w:r>
-    </w:p>
-    <w:p/>
-    <w:p>
-      <w:r>
-        <w:t>— Η ιδέα κάποιου για αστείο, αποφάνθηκε η Ντοτ. Το γύρισε μέσα στη νύχτα. Παιδιά.</w:t>
-      </w:r>
-    </w:p>
-    <w:p/>
-    <w:p>
-      <w:r>
-        <w:t>— Δεν υπάρχουν ίχνη, είπε η Κλερ. Πώς το γύρισαν χωρίς ίχνη;</w:t>
-      </w:r>
-    </w:p>
-    <w:p/>
-    <w:p>
-      <w:r>
-        <w:t>— Τα έσβησαν με σκούπα πίσω τους. Ή ο άνεμος τα γέμισε. Είναι αστείο. Ένα παιδί με κρύα δάχτυλα που δεν είχε τίποτα καλύτερο να κάνει. Θα είναι μια ολόκληρη σειρά από αυτούς γυρισμένοι μέχρι την Κυριακή, θυμηθείτε με, μόλις οι άλλοι δουν ότι μπορεί να γίνει.</w:t>
-      </w:r>
-    </w:p>
-    <w:p/>
-    <w:p>
-      <w:r>
-        <w:t>— Δεν χρειαζόταν καν να γυρίσει. Το μόνο που έπρεπε να κάνει κάποιος ήταν να μετακινήσει το πρόσωπο στην άλλη πλευρά, είπε η Μάρθα.</w:t>
-      </w:r>
-    </w:p>
-    <w:p/>
-    <w:p>
-      <w:r>
-        <w:t>Και αυτή ήταν η λογική άποψη, και ο κύκλος την αποδέχτηκε, και κάποια είπε τα παιδιά σήμερα και κάποια άλλη είπε ότι ποτέ δεν χιόνιζε έτσι όταν ήμουν κορίτσι, και η κουβέντα προχώρησε, όπως κάνει η κουβέντα του κύκλου, και η Άιβι επέστρεψε για άλλο ένα μπισκότο τζίντζερ. Αλλά εγώ στάθηκα στο παράθυρο μια στιγμή περισσότερο από τις άλλες, με το μισοφτιαγμένο στεφάνι στο χέρι μου. Κοίταξα εκείνον τον μεσαίο χιονάνθρωπο που κοιτούσε ψηλά στο τετράγωνο. Κοίταξα το ομαλό, απάτητο χιόνι που καμία μπότα φαρσέρ δεν είχε αγγίξει. Και δεν είπα αυτό που σκεφτόμουν.</w:t>
-      </w:r>
-    </w:p>
-    <w:p/>
-    <w:p>
-      <w:r>
-        <w:t>Επειδή ξέρω τη διαφορά. Έζησα πολύ καιρό τώρα δίπλα στη μαγεία των Χριστουγέννων. Αρκετά για να τη γνωρίζω στα κόκαλά μου, ξεκάθαρα σαν βήμα στη δική μου σκάλα. Αυτό δεν ήταν ένα παιδί με κρύα δάχτυλα. Η μαγεία ήταν ελεύθερη στο Φροστ Φολς. Ήταν ελεύθερη από τότε που φτάσαμε, ψάχνοντας για σπίτι. Ο σύζυγός μου έχτιζε μία. Αργά και υπομονετικά στο εργαστήριό του, μια εστία για να κατασταλάξει μέσα της, και πλησίαζε λίγο πιο κοντά στη φωτιά κάθε μέρα. Αλλά δεν είχε κατασταλάξει ακόμα. Ήταν ακόμα έξω στην πόλη τη νύχτα, ζεστή και αδέξια και εντελώς χωρίς κακία, κάνοντας τα μικρά αδύνατα πράγματα που κάνει η μαγεία όταν έχει περισσότερα αισθήματα παρά μυαλό. Μετατρέποντας τα φώτα του φεστιβάλ από πορτοκαλί σε χρυσά. Και τώρα, προφανώς, περπατώντας τον χιονάνθρωπο ενός παιδιού στο σκοτάδι για να κοιτάξει ό,τι κι αν είχε τραβήξει την περιπλανώμενη προσοχή της.</w:t>
-      </w:r>
-    </w:p>
-    <w:p/>
-    <w:p>
-      <w:r>
-        <w:t>Κοιτάξα από τον γυρισμένο χιονάνθρωπο πάνω στο τετράγωνο προς τα ντυμένα με καφέ χαρτί παράθυρα του παλιού μαγαζιού των Φένγουικ, ακριβώς εκεί όπου έδειχναν τα ξύλινα χέρια του, και σκέφτηκα ότι η μαγεία, ό,τι άλλο κι αν μπορούσε να πει κανείς γι' αυτήν, είχε πάντα μύτη για το τι είχε σημασία πριν από εμένα.</w:t>
-      </w:r>
-    </w:p>
-    <w:p/>
-    <w:p>
-      <w:r>
-        <w:t>Αλλά δεν είπα τίποτα από αυτά στον κύκλο. Πήρα ένα μπισκότο τζίντζερ, είπα όχι στην Πιπ όταν κοίταξε επίμονα τα ψίχουλα, και ξανακάθισα κάτω στο στεφάνι μου. Έδεσα το έλατο καλά, κλαδάκι πάνω από κλαδάκι, όλα να δείχνουν προς την ίδια κατεύθυνση. Πίσω μου ένα ξύλο έσκασε στη σόμπα και οι γυναίκες κουβέντιαζαν. Το χιόνι στεκόταν φωτεινό στο πάρκο με έναν χιονάνθρωπο γυρισμένο προς τη λάθος κατεύθυνση μέσα του. Κάτι ξεκινούσε. Εμπιστεύτηκα εκείνο το δροσερό τσίμπημα στο πίσω μέρος του λαιμού μου, και έμεινε μαζί μου όλο το πρωί.</w:t>
+        <w:t xml:space="preserve">Κάθε γυναίκα στον κύκλο είχε φέρει το δικό της έλατο, κι εγώ είχα φέρει τον τρόπο του Βορείου Πόλου για το δέσιμό του, που η Ολίβια ορκιζόταν να μου κλέψει πριν από τα Χριστούγεννα. Στερέωσα αργά το σύρμα στον σκελετό, ώστε να μπορούν όλες να παρακολουθούν. Μόνο τότε έπιασα την πρώτη χούφτα έλατο. Η μυρωδιά αναδύθηκε κρύα και πράσινη, αρκετά κοφτερή για να καθαρίσει το μυαλό. Γέμισε το μπροστινό δωμάτιο του Yarn Tales όπως το μαλλί του μαγαζιού δεν μπόρεσε ποτέ ακριβώς. Κάτσαμε εκεί με ρετσίνι στα δάχτυλα και έναν γυμνό σκελετό στα γόνατά μου, μία από τις επτά γυναίκες σκυμμένες πάνω στην ίδια δουλειά. Υπάρχουν χειρότεροι τρόποι να περάσεις το πρώτο ελεύθερο πρωινό του Νοεμβρίου.</w:t>
+      </w:r>
+    </w:p>
+    <w:p/>
+    <w:p>
+      <w:r>
+        <w:t xml:space="preserve">Το χιόνι είχε έρθει τη νύχτα. Όχι το πρώιμο χιόνι του Οκτωβρίου, που είχε λιώσει ξανά μέσα σε μερικές ήπιες μέρες. Αληθινό χιόνι. Το χιόνι της καρδιάς του χειμώνα, που είχε αρχίσει το Χάλογουιν και θα έμενε ως την άνοιξη. Έστρωνε κατά μήκος της Λεωφόρου Έβεργκριν τώρα σε ένα καλό, καθαρό πάχος δεκαπέντε εκατοστών, τρίζοντας κάτω από τα πόδια όταν κάποιος έμπαινε χτυπώντας τα. Μέσα σε μια νύχτα τα μαγαζιά είχαν αρχίσει να ανταλλάσσουν τους σκελετούς και τα φαναράκια τους με καλαμποκόχορτα και χάρτινες γαλοπούλες, αν και οι απλές κολοκύθες έμειναν στα σκαλοπάτια, καλές ως την Ημέρα των Ευχαριστιών. Η λεωφόρος είχε ησυχάσει μετά το Χάλογουιν, στη νεκρή περίοδο πριν από τη μακριά, φωτεινή εξόρμηση προς τα Χριστούγεννα.</w:t>
+      </w:r>
+    </w:p>
+    <w:p/>
+    <w:p>
+      <w:r>
+        <w:t xml:space="preserve">«Κόψε ταχύτητα», είπε η Ολίβια, σκύβοντας από τη διπλανή καρέκλα. «Δεν μπορώ να το κλέψω αν δεν το βλέπω».</w:t>
+      </w:r>
+    </w:p>
+    <w:p/>
+    <w:p>
+      <w:r>
+        <w:t xml:space="preserve">Έκοψα ταχύτητα για χάρη της. Έβαλα τρία κλαδάκια πάνω στον σκελετό, τα έδεσα με δύο γύρους σύρμα, και έβαλα το επόμενο δεμάτι πάνω από το πρώτο έτσι ώστε να κρύβει το δέσιμο.</w:t>
+      </w:r>
+    </w:p>
+    <w:p/>
+    <w:p>
+      <w:r>
+        <w:t xml:space="preserve">«Το καθένα καλύπτει το προηγούμενο, σαν λέπια ψαριού. Όλα να δείχνουν προς το σπίτι».</w:t>
+      </w:r>
+    </w:p>
+    <w:p/>
+    <w:p>
+      <w:r>
+        <w:t xml:space="preserve">Η Ολίβια έκανε το ίδιο στον σκελετό της, καθαρά και γρήγορα, και κράτησε τα δύο δίπλα-δίπλα.</w:t>
+      </w:r>
+    </w:p>
+    <w:p/>
+    <w:p>
+      <w:r>
+        <w:t xml:space="preserve">«Το δικό μου μοιάζει ακριβώς με το δικό σου».</w:t>
+      </w:r>
+    </w:p>
+    <w:p/>
+    <w:p>
+      <w:r>
+        <w:t xml:space="preserve">«Σχεδόν».</w:t>
+      </w:r>
+    </w:p>
+    <w:p/>
+    <w:p>
+      <w:r>
+        <w:t xml:space="preserve">«Τότε πού είναι ο Βόρειος Πόλος μέσα σε αυτό;»</w:t>
+      </w:r>
+    </w:p>
+    <w:p/>
+    <w:p>
+      <w:r>
+        <w:t xml:space="preserve">«Στους καρπούς», είπα, κι εκείνη συνοφρυώθηκε κοιτάζοντας τα χέρια της και προσπάθησε ξανά.</w:t>
+      </w:r>
+    </w:p>
+    <w:p/>
+    <w:p>
+      <w:r>
+        <w:t xml:space="preserve">Η Ντοτ γέλασε με το κοντό, ξερό της γέλιο από την άλλη πλευρά του κύκλου, χωρίς να σηκώσει το κεφάλι από το στεφάνι της, το οποίο ήταν ήδη μισό σχεδόν μεγαλύτερο από οποιουδήποτε άλλου και διπλάσιο σε πυκνότητα.</w:t>
+      </w:r>
+    </w:p>
+    <w:p/>
+    <w:p>
+      <w:r>
+        <w:t xml:space="preserve">«Κυνηγάει το κόλπο σου από τη μέρα που μπήκες. Το δικό μου το κυνηγούσε κάπου στο χίλια εννιακόσια ογδόντα-κάτι».</w:t>
+      </w:r>
+    </w:p>
+    <w:p/>
+    <w:p>
+      <w:r>
+        <w:t xml:space="preserve">Η Ντοτ ήταν στιβαρή και γκρίζα και έλεγε πολλά πράγματα με πολύ λίγες λέξεις. Έφτιαχνε στεφάνια σε εκείνο το μαγαζί εδώ και δεκαετίες. Φαινόταν στα χέρια της. Δεν σταματούσαν ποτέ και δεν σκάλωναν ποτέ.</w:t>
+      </w:r>
+    </w:p>
+    <w:p/>
+    <w:p>
+      <w:r>
+        <w:t xml:space="preserve">Ήμασταν όλες εκεί εκείνο το πρωινό. Ολόκληρος ο κύκλος, όταν καμία δεν ήταν κλινήρης με κρυολόγημα ή δεν πρόσεχε εγγόνια. Η Ολίβια στην κεφαλή του στο μαγαζί της, κουβάρια μαλλιού στοιβαγμένα πίσω της σε κάθε χρώμα που θα μπορούσε να θέλει ένας χειμώνας. Η Ντοτ δίπλα της, απλή και γρήγορη. Μετά η Κλερ Μπένετ, που έγραφε για τη Gazette, με ένα σημειωματάριο ανοιχτό στο μπράτσο της καρέκλας της επειδή η Κλερ δεν ήταν ποτέ εντελώς εκτός καθήκοντος. Έβαζε κάτω το στεφάνι της συνεχώς για να σημειώσει μια γραμμή και το ξαναέπιανε έναν χτύπο πίσω από τις υπόλοιπες. Η Άιβι δίπλα, της οποίας το γέλιο ήταν τόσο μεγάλο και τόσο πρόθυμο που το μαγαζί φαινόταν πιο φωτεινό επειδή την είχε μέσα του. Είχε καταφέρει με κάποιον τρόπο να κολλήσει έλατο στα μαλλιά της χωρίς να το προσέξει. Η Μάρθα, η συνταξιούχος δασκάλα, χήρα ούτε έναν χρόνο, με το μικρό λευκό σκυλάκι της, τον Σνόουμπολ, κοιμισμένο δίπλα στον αστράγαλό της. Το χέρι της έπεφτε προς τα κάτω κάθε τόσο για να αγγίξει το αυτί του. Για να είναι σίγουρη ότι ήταν ακόμα εκεί. Και η Έλι, ευγενική και αβίαστη, που είχε αυξήσει την εθελοντική της εργασία στο νοσοκομείο σε τρεις μέρες την εβδομάδα. Έφερνε την ίδια σταθερή τρυφερότητα σε έναν συρμάτινο σκελετό. Το στεφάνι της έβγαινε να μοιάζει λιγότερο φτιαγμένο και περισσότερο φυσικά μεγαλωμένο.</w:t>
+      </w:r>
+    </w:p>
+    <w:p/>
+    <w:p>
+      <w:r>
+        <w:t xml:space="preserve">Και η Πιπ, η οποία δεν ήταν μέλος του κύκλου αλλά θα προσβαλλόταν βαριά αν έμενε εκτός από οποιαδήποτε μέτρηση του ποιος ήταν παρών. Είχε εγκατασταθεί κάτω από το μπροστινό παράθυρο στη μοναδική λωρίδα χαμηλού ηλιακού φωτός του Νοεμβρίου, σε μια φωλιά που είχε χτίσει από ένα πεσμένο κουβάρι κόκκινου μαλλιού που η Ολίβια, όπως παρατήρησα, δεν είχε προσπαθήσει πολύ σκληρά να πάρει πίσω. Ήταν ξαπλωμένη εκεί λαμπερή και ικανοποιημένη, με το ένα μάτι μισάνοιχτο στις διαδικασίες και σε ό,τι γυάλιζε. Και υπήρχε αρκετό υλικό που γυάλιζε. Η Ολίβια είχε ένα βάζο με επιχρυσωμένα κουκουνάρια στο τραπέζι, ένα καρούλι χρυσής κορδέλας δίπλα του. Η Πιπ είχε ήδη δεχτεί παρατηρήσεις και για τα δύο. Δύο φορές.</w:t>
+      </w:r>
+    </w:p>
+    <w:p/>
+    <w:p>
+      <w:r>
+        <w:t xml:space="preserve">«Τώρα, το κόλπο με τα κουκουνάρια», είπα, κρατώντας ψηλά ένα, «είναι ότι τα περνάς σύρμα πριν τα χώσεις, αλλιώς θα σου πέσουν μέχρι την Πρωτοχρονιά και θα βρίσκεις χρυσά κουκουνάρια στον καναπέ ως την άνοιξη — Πιπ. Πιπ, σε βλέπω. Αυτό δεν είναι για σένα».</w:t>
+      </w:r>
+    </w:p>
+    <w:p/>
+    <w:p>
+      <w:r>
+        <w:t xml:space="preserve">Η Πιπ είχε σηκωθεί και είχε αρχίσει μια αργή, ανέμελη διολίσθηση κατά μήκος των σανίδων του πατώματος προς τη χρυσή κορδέλα, με τη μελετημένη αδιαφορία ενός πλάσματος που προσποιείται ότι πηγαίνει κάπου αλλού εντελώς. Σταμάτησε. Κοίταξε το ταβάνι. Κάθισε εκεί που βρισκόταν, σαν αυτό να ήταν το σχέδιό της από την αρχή.</w:t>
+      </w:r>
+    </w:p>
+    <w:p/>
+    <w:p>
+      <w:r>
+        <w:t xml:space="preserve">«Δεν έχει καμία ντροπή», είπε η Ντοτ, με κάτι που ακουγόταν σαν επιδοκιμασία.</w:t>
+      </w:r>
+    </w:p>
+    <w:p/>
+    <w:p>
+      <w:r>
+        <w:t xml:space="preserve">«Έχει πάρα πολλή ντροπή», είπα. «Απλώς τη φυλάει για τις περιστάσεις όπου θα της χρησιμεύσει. Και η τωρινή δεν είναι μία από αυτές».</w:t>
+      </w:r>
+    </w:p>
+    <w:p/>
+    <w:p>
+      <w:r>
+        <w:t xml:space="preserve">Έδωσα στην Πιπ το βλέμμα που σημαίνει ότι δεν έχω σταματήσει να σε προσέχω, κι εκείνη μου έδωσε εκείνο που σημαίνει ότι δεν έχω σταματήσει να θέλω την κορδέλα, και καταλάβαμε η μία την άλλη. Επέστρεψα στα λέπια μου από έλατο.</w:t>
+      </w:r>
+    </w:p>
+    <w:p/>
+    <w:p>
+      <w:r>
+        <w:t xml:space="preserve">Μου ήρθε τότε, τοποθετώντας τα μικρά κλαδάκια το ένα πάνω στο άλλο, πόσο μακριά είχα ταξιδέψει για να κάθομαι εκεί. Όχι τα χιλιόμετρα. Ήταν πάρα πολλά, αλλά δεν εννοούσα τα χιλιόμετρα. Όχι πολύ καιρό πριν, ήμουν η νεοφερμένη στο Φροστ Φολς. Η γυναίκα από τον Βόρειο Πόλο με τον διάσημο σύζυγο και τον πιο παράξενο πιγκουίνο. Οι άνθρωποι είχαν υπάρξει ευγενικοί μαζί μου όπως μια πόλη είναι ευγενική με έναν επισκέπτη, πράγμα που σημαίνει ότι έκαναν χώρο και παρακολουθούσαν να δουν τι θα έκανα με αυτόν. Και τώρα η Ολίβια προσπαθούσε να κλέψει τον τρόπο μου να δένω ένα στεφάνι. Ο σκύλος της Μάρθας κοιμόταν δίπλα στην καρέκλα μου τόσο πρόθυμα όσο και δίπλα στη δική της. Κανείς δεν μου εξηγούσε τίποτα πια. Θεωρούνταν δεδομένο ότι ήξερα. Το είχα κερδίσει αυτό γρήγορα μέσα σε ένα δύσκολο φθινόπωρο, πάνω από έναν χαμένο σκύλο και μια χρονοκάψουλα.</w:t>
+      </w:r>
+    </w:p>
+    <w:p/>
+    <w:p>
+      <w:r>
+        <w:t xml:space="preserve">Το κουδουνάκι πάνω από την πόρτα χτύπησε, ένα ρεύμα κρύου αέρα μπήκε, και πίσω του, με μια μεγάλη, ζεστή ορμή, ήρθε η Γκρέτα.</w:t>
+      </w:r>
+    </w:p>
+    <w:p/>
+    <w:p>
+      <w:r>
+        <w:t xml:space="preserve">«Καμία να μη σηκωθεί», ανακοίνωσε, πράγμα που καμία δεν είχε δείξει την παραμικρή πρόθεση να κάνει. </w:t>
+      </w:r>
+    </w:p>
+    <w:p/>
+    <w:p>
+      <w:r>
+        <w:t xml:space="preserve">Άφησε ένα κουτί ζαχαροπλαστείου στο μέγεθος κουτιού καπέλου πάνω στο τραπέζι ανάμεσα στα κουκουνάρια και την κορδέλα, και έβαλε τις γροθιές στη μέση της για να μας επιθεωρήσει. Η Γκρέτα είχε το Holly Jolly Bakery κάτω στη λεωφόρο, και ήταν χτισμένη σαν τα ντόνατς της, στρογγυλή και πασπαλισμένη παντού. Αυτό το πρωινό υπήρχε αλεύρι σε όλη την ποδιά της που δεν είχε μπει στον κόπο να τινάξει.</w:t>
+      </w:r>
+    </w:p>
+    <w:p/>
+    <w:p>
+      <w:r>
+        <w:t xml:space="preserve">«Είχα ένα ταψί σοκολατένια κεκάκια με πεκάν που βγήκαν από τον φούρνο πριν από μία μόλις ώρα, και είπα στον εαυτό μου: Γκρέτα, ποιος κάθεται σε ένα κρύο μαγαζί και κάνει κάτι χρήσιμο σήμερα το πρωί; Και η απάντηση ήταν όλες εσείς, ορίστε λοιπόν».</w:t>
+      </w:r>
+    </w:p>
+    <w:p/>
+    <w:p>
+      <w:r>
+        <w:t xml:space="preserve">«Γκρέτα, μας κακομαθαίνεις», είπε η Έλι.</w:t>
+      </w:r>
+    </w:p>
+    <w:p/>
+    <w:p>
+      <w:r>
+        <w:t xml:space="preserve">«Κάποια πρέπει. Εσείς δεν πρόκειται να το κάνετε για τον εαυτό σας».</w:t>
+      </w:r>
+    </w:p>
+    <w:p/>
+    <w:p>
+      <w:r>
+        <w:t xml:space="preserve">Ήταν ήδη έτοιμη να σηκώσει το καπάκι. Η μυρωδιά αναδύθηκε και αναμίχθηκε με το έλατο στη μέση του δωματίου, σοκολάτα και καστανή ζάχαρη απλωμένες πάνω σε κρύο πράσινο πεύκο. Ήταν, σκέφτηκα, όσο πιο κοντά στη μυρωδιά ολόκληρης της ερχόμενης σεζόν όσο οτιδήποτε γνώριζα.</w:t>
+      </w:r>
+    </w:p>
+    <w:p/>
+    <w:p>
+      <w:r>
+        <w:t xml:space="preserve">«Και έχει μπισκότα τζίντζερ στον πάτο, οπότε μην πάρετε μόνο τα κεκάκια και αφήσετε τα μπισκότα — Ντοτ, σε είδα να το κάνεις στο Γκρέιντζ και δεν το έχω ξεχάσει».</w:t>
+      </w:r>
+    </w:p>
+    <w:p/>
+    <w:p>
+      <w:r>
+        <w:t xml:space="preserve">«Αυτό έγινε μία φορά», είπε η Ντοτ, «και ήταν πολύ καλά κεκάκια».</w:t>
+      </w:r>
+    </w:p>
+    <w:p/>
+    <w:p>
+      <w:r>
+        <w:t xml:space="preserve">Η Γκρέτα της έδειξε ένα αλευρωμένο δάχτυλο δικαιωμένη και άρχισε να μοιράζει τα κεκάκια πάνω σε χαρτοπετσέτες.</w:t>
+      </w:r>
+    </w:p>
+    <w:p/>
+    <w:p>
+      <w:r>
+        <w:t xml:space="preserve">Μου έχωσε στο χέρι ένα κεκάκι πριν προλάβω να ζητήσω, και ένα στην Κλερ, η οποία διαμαρτυρήθηκε και το πήρε. Στάθηκε πάνω από τη Μάρθα μέχρι που η Μάρθα υποσχέθηκε να φάει το δικό της. Και μόνο όταν όλες είχαν από ένα πήρε ένα για τον εαυτό της. Το έφαγε όρθια, βλέποντάς μας να το απολαμβάνουμε.</w:t>
+      </w:r>
+    </w:p>
+    <w:p/>
+    <w:p>
+      <w:r>
+        <w:t xml:space="preserve">«Γιατί φτιάχνετε όλες στεφάνια;» ρώτησε, γνέφοντας προς τους σκελετούς μας, με γεμάτο στόμα.</w:t>
+      </w:r>
+    </w:p>
+    <w:p/>
+    <w:p>
+      <w:r>
+        <w:t xml:space="preserve">«Στεφάνια πόρτας για τα μαγαζιά», είπε η Ολίβια. «Πληρώνουν ό,τι θέλουν, και κάθε δεκάρα πηγαίνει στο ταμείο για τη σκεπή της Ιστορικής Εταιρείας. Της Άιβι είναι για την εκκλησία και της Έλι για το νοσοκομείο. Αυτά τα δύο τα χαρίζουμε».</w:t>
+      </w:r>
+    </w:p>
+    <w:p/>
+    <w:p>
+      <w:r>
+        <w:t xml:space="preserve">Ξεκινήσαμε τότε σοβαρά τη δουλειά, οκτώ γυναίκες, ένα κουτί κεκάκια, ένας πιγκουίνος και ένας κοιμισμένος σκύλος. Η κουβέντα πηγαινοερχόταν μέσα στη δουλειά όπως κάνει η κουβέντα του κύκλου, τα μικρά νέα ενός ολόκληρου πρωινού κρατημένα στα κενά ανάμεσα στο δέσιμο των κλαδιών. Η κόρη της Άιβι είχε μια καινούργια δουλειά στο Κονκόρντ. Η Κλερ είχε ένα άρθρο που θα δημοσιευόταν την Πέμπτη σχετικά με το πρόγραμμα των εκχιονιστικών που μας υποσχόταν ορκίζοντάς μας ότι ήταν πιο ενδιαφέρον από ό,τι ακουγόταν. Η Μάρθα είπε ότι οι μέρες μίκραιναν τόσο γρήγορα τώρα που η Έμα ερχόταν να βγάλει βόλτα τον Σνόουμπολ σχεδόν στο σκοτάδι, κι εγώ είπα να δώσεις τα φιλιά μου στο παιδί. Η Μάρθα είπε ότι η Έμα ρωτούσε πάντα για την Πιπ. Και η Πιπ, ακούγοντας το όνομά της και εκλαμβάνοντάς το σωστά ως έπαινο, φούσκωσε τα φτερά της και φάνηκε ευχαριστημένη.</w:t>
+      </w:r>
+    </w:p>
+    <w:p/>
+    <w:p>
+      <w:r>
+        <w:t xml:space="preserve">Ήταν η Κλερ που έφερε την κουβέντα για το μαγαζί, επειδή ήταν δουλειά της Κλερ να προσέχει ότι κάτι είχε αλλάξει και όλων των υπολοίπων μόνο να κουτσομπολεύουν γι' αυτό μετά.</w:t>
+      </w:r>
+    </w:p>
+    <w:p/>
+    <w:p>
+      <w:r>
+        <w:t xml:space="preserve">«Ξέρει καμία τι πρόκειται να ανοίξει στο παλιό μαγαζί του Φένγουικ;» ρώτησε, χωρίς να σηκώσει το κεφάλι. «Το άδειο, μετά το φαρμακείο. Κάποιος έχει καλύψει τις τζαμαρίες με χαρτί».</w:t>
+      </w:r>
+    </w:p>
+    <w:p/>
+    <w:p>
+      <w:r>
+        <w:t xml:space="preserve">Αυτό τράβηξε την προσοχή του κύκλου μακριά από το σύρμα. Το παλιό μαγαζί του Φένγουικ στεκόταν άδειο έναν ολόκληρο χρόνο, με σκοτεινά παράθυρα στην άκρη ενός φωτεινού οικοδομικού τετραγώνου. Ήταν το είδος του κενού σε μια σειρά από μαγαζιά που οι άνθρωποι μαθαίνουν να μην κοιτάζουν, για να μη νιώθουν το μικρό του τσίμπημα.</w:t>
+      </w:r>
+    </w:p>
+    <w:p/>
+    <w:p>
+      <w:r>
+        <w:t xml:space="preserve">«Καλυμμένες με χαρτί πώς;» ρώτησε η Ντοτ.</w:t>
+      </w:r>
+    </w:p>
+    <w:p/>
+    <w:p>
+      <w:r>
+        <w:t xml:space="preserve">«Καφέ χαρτί, από μέσα από το τζάμι. Όπως κάνεις όταν ετοιμάζεις έναν χώρο και δεν θες να σε κοιτάζει η πόλη ενώ το κάνεις».</w:t>
+      </w:r>
+    </w:p>
+    <w:p/>
+    <w:p>
+      <w:r>
+        <w:t xml:space="preserve">Η Κλερ σήκωσε τους ώμους.</w:t>
+      </w:r>
+    </w:p>
+    <w:p/>
+    <w:p>
+      <w:r>
+        <w:t xml:space="preserve">«Καμία ταμπέλα. Ούτε όνομα στον πίνακα αδειών ακόμα, το έλεγξα. Αλλά υπάρχει ένας κάδος για μπάζα στο στενό και ένα βανάκι ήταν εκεί το Σάββατο, και δεν νοικιάζεις κάδο εκτός κι αν αδειάζεις έναν χώρο».</w:t>
+      </w:r>
+    </w:p>
+    <w:p/>
+    <w:p>
+      <w:r>
+        <w:t xml:space="preserve">«Λοιπόν», είπε η Άιβι με ικανοποίηση, «κάτι ανοίγει. Καιρός ήταν. Ένα σκοτεινό μαγαζί είναι ντροπή για έναν δρόμο».</w:t>
+      </w:r>
+    </w:p>
+    <w:p/>
+    <w:p>
+      <w:r>
+        <w:t xml:space="preserve">Υπήρξε ένα γενικό μουρμουρητό συμφωνίας, επειδή οι άνθρωποι σε μια πόλη όπως το Φροστ Φολς παίρνουν μια άδεια βιτρίνα ως μια μικρή προσωπική θλίψη και μια καινούργια ως ένα μικρό προσωπικό δώρο.</w:t>
+      </w:r>
+    </w:p>
+    <w:p/>
+    <w:p>
+      <w:r>
+        <w:t xml:space="preserve">Γύρισα ένα κλαδάκι έλατο στα κολλημένα από το ρετσίνι δάχτυλά μου, και ένιωσα, χωρίς κανέναν λόγο που θα μπορούσα να ονομάσω στον κύκλο, ένα μικρό, δροσερό τσίμπημα περιέργειας στο πίσω μέρος του λαιμού μου. Το έβαλα στην άκρη στο μυαλό μου, όπως έχω μάθει σε πολλά χρόνια να βάζω τα πράγματα που δεν σημαίνουν ακόμα τίποτα, σε περίπτωση που αποκτήσουν νόημα.</w:t>
+      </w:r>
+    </w:p>
+    <w:p/>
+    <w:p>
+      <w:r>
+        <w:t xml:space="preserve">«Λοιπόν, όποιος κι αν είναι», είπε η Γκρέτα άνετα, μαζεύοντας τις χαρτοπετσέτες, «θα θέλει να φάει όπως όλοι. Θα τους πάω μια πίτα τη μέρα που θα ανοίξουν».</w:t>
+      </w:r>
+    </w:p>
+    <w:p/>
+    <w:p>
+      <w:r>
+        <w:t xml:space="preserve">Ήταν η Έλι, που είχε πάει στο παράθυρο για να τινάξει κομμάτια έλατου από το μανίκι της, η οποία είδε τον χιονάνθρωπο.</w:t>
+      </w:r>
+    </w:p>
+    <w:p/>
+    <w:p>
+      <w:r>
+        <w:t xml:space="preserve">«Τώρα αυτό είναι περίεργο», είπε με τον ήπιο τρόπο της, και κάτι στην πραότητα έκανε όλες μας να σηκώσουμε το κεφάλι. «Δεν κοιτούσαν χθες όλοι οι χιονάνθρωποι των παιδιών προς τον δρόμο;»</w:t>
+      </w:r>
+    </w:p>
+    <w:p/>
+    <w:p>
+      <w:r>
+        <w:t xml:space="preserve">Το πάρκο βρισκόταν απέναντι από το Yarn Tales, μια φαρδιά λευκή έκταση με το περίπτερο της μπάντας στη μία άκρη και το μνημείο των πεσόντων στην άλλη. Τα σχολειοπαίδια είχαν φτιάξει μια σειρά από χιονάνθρωπους κατά μήκος του με το πρώτο καλό χιόνι. Τρεις από αυτούς, χοντροί και στραβοί, στεφανωμένοι με ό,τι μπορούσαν να μαζέψουν τα παιδιά. Χθες, όπως είπε η Έλι, κοιτούσαν τον δρόμο, με μάτια από κάρβουνο και συντροφικοί, παρακολουθώντας την κίνηση να περνάει όπως κάνουν οι χιονάνθρωποι. Είχα περπατήσει δίπλα τους η ίδια το προηγούμενο βράδυ. Είχαν στραμμένο το πρόσωπο προς τον δρόμο.</w:t>
+      </w:r>
+    </w:p>
+    <w:p/>
+    <w:p>
+      <w:r>
+        <w:t xml:space="preserve">Σήμερα το πρωί ο μεσαίος είχε γυρίσει εντελώς.</w:t>
+      </w:r>
+    </w:p>
+    <w:p/>
+    <w:p>
+      <w:r>
+        <w:t xml:space="preserve">Στεκόταν με την πλάτη στον δρόμο τώρα, με τα ξύλινα χέρια του πεταμένα προς τα δύο πλευρά, το άμορφο πρόσωπο από κάρβουνο στραμμένο μακριά προς τα πάνω στο πάρκο προς τα μαγαζιά. Προς, αν ήθελε κανείς να είναι ακριβής σχετικά με αυτό, το απώτερο άκρο του τετραγώνου όπου το παλιό μαγαζί του Φένγουικ βρισκόταν πίσω από το καφέ χαρτί του. Οι άλλοι δύο εξακολουθούσαν να κοιτάζουν τον δρόμο. Μόνο ο μεσαίος είχε μετακινηθεί. Στραμμένος ολόκληρος στη βάση του για να κοιτάξει προς την άλλη κατεύθυνση. Και δεν υπήρχε ούτε μία πατημασιά πουθενά κοντά του. Το χιόνι γύρω και από τους τρεις έδειχνε λείο και απάτητο. Δεκαπέντε εκατοστά καθαρή χιονόπτωση της νύχτας, χωρίς τίποτα γραμμένο μέσα σε αυτήν εκτός από τη μακριά μπλε σκιά του μνημείου των πεσόντων.</w:t>
+      </w:r>
+    </w:p>
+    <w:p/>
+    <w:p>
+      <w:r>
+        <w:t xml:space="preserve">Συνωστιστήκαμε όλες στο παράθυρο, ξεχνώντας τα κεκάκια, και κοιτάξαμε.</w:t>
+      </w:r>
+    </w:p>
+    <w:p/>
+    <w:p>
+      <w:r>
+        <w:t xml:space="preserve">«Η ιδέα κάποιου για αστείο», αποφάνθηκε η Ντοτ. «Τον γύρισαν μέσα στη νύχτα. Παιδιά».</w:t>
+      </w:r>
+    </w:p>
+    <w:p/>
+    <w:p>
+      <w:r>
+        <w:t xml:space="preserve">«Δεν υπάρχουν πατημασιές», είπε η Κλερ. «Πώς τον γύρισαν χωρίς πατημασιές;»</w:t>
+      </w:r>
+    </w:p>
+    <w:p/>
+    <w:p>
+      <w:r>
+        <w:t xml:space="preserve">«Τις έσβησαν πίσω τους. Ή τις γέμισε ο αέρας». «Είναι αστείο. Ένα παιδί με παγωμένα δάχτυλα χωρίς τίποτα καλύτερο να κάνει. Ως την Κυριακή θα έχουν γυρίσει όλη τη σειρά, να μου το θυμηθείτε, μόλις τα άλλα δουν ότι γίνεται».</w:t>
+      </w:r>
+    </w:p>
+    <w:p/>
+    <w:p>
+      <w:r>
+        <w:t xml:space="preserve">«Δεν χρειαζόταν καν να τον γυρίσουν. Το μόνο που χρειαζόταν ήταν να μετακινήσει κάποιος το πρόσωπο στην άλλη πλευρά», είπε η Μάρθα.</w:t>
+      </w:r>
+    </w:p>
+    <w:p/>
+    <w:p>
+      <w:r>
+        <w:t xml:space="preserve">Κι αυτή ήταν η λογική άποψη, και ο κύκλος την αποδέχτηκε, και κάποια είπε τα παιδιά σήμερα και κάποια άλλη είπε ότι ποτέ δεν χιόνιζε έτσι όταν ήμουν κορίτσι, και η κουβέντα προχώρησε, όπως κάνει η κουβέντα του κύκλου, και η Άιβι επέστρεψε για άλλο ένα μπισκότο τζίντζερ. Αλλά εγώ στάθηκα στο παράθυρο λίγο περισσότερο από τις υπόλοιπες, με το μισοφτιαγμένο στεφάνι στο χέρι μου. Κοίταξα εκείνον τον μεσαίο χιονάνθρωπο που κοιτούσε ψηλά στο τετράγωνο. Κοίταξα το λείο, απάτητο χιόνι που καμία μπότα φαρσέρ δεν είχε αγγίξει. Και δεν είπα αυτό που σκεφτόμουν.</w:t>
+      </w:r>
+    </w:p>
+    <w:p/>
+    <w:p>
+      <w:r>
+        <w:t xml:space="preserve">Επειδή ήξερα τη διαφορά. Είχα ζήσει πολύ καιρό τώρα δίπλα στη μαγεία των Χριστουγέννων. Αρκετά ώστε να τη γνωρίζω στα κόκαλά μου, απλή σαν βήμα στη σκάλα μου. Αυτό δεν ήταν ένα παιδί με κρύα δάχτυλα. Η μαγεία κυκλοφορούσε ελεύθερη στο Φροστ Φολς. Ήταν ελεύθερη από τότε που φτάσαμε, ψάχνοντας για σπίτι. Ο σύζυγός μου έχτιζε ένα. Αργά και υπομονετικά στο εργαστήριό του, μια εστία για να εγκατασταθεί, και πλησίαζε λίγο πιο κοντά στη φωτιά κάθε μέρα. Αλλά δεν είχε εγκατασταθεί ακόμα. Ήταν ακόμα έξω στην πόλη τη νύχτα, αδέξια και εντελώς χωρίς κακία, κάνοντας τα μικρά αδύνατα πράγματα που κάνει η μαγεία όταν έχει περισσότερο συναίσθημα παρά μυαλό. Άλλαζε τα φώτα του φεστιβάλ από πορτοκαλί σε χρυσά. Και τώρα, απ’ ό,τι φαινόταν, γύριζε τον χιονάνθρωπο ενός παιδιού μέσα στο σκοτάδι για να κοιτάξει ό,τι κι αν είχε τραβήξει την περιπλανώμενη προσοχή του.</w:t>
+      </w:r>
+    </w:p>
+    <w:p/>
+    <w:p>
+      <w:r>
+        <w:t xml:space="preserve">Κοίταξα από τον γυρισμένο χιονάνθρωπο πάνω στο τετράγωνο προς τα καφεχάρτινα παράθυρα του παλιού μαγαζιού του Φένγουικ, ακριβώς εκεί που έδειχναν τα ξύλινα χέρια του, και σκέφτηκα ότι η μαγεία, ό,τι άλλο κι αν έλεγε κανείς γι’ αυτήν, είχε πάντα μύτη για όσα είχαν σημασία, πριν από μένα.</w:t>
+      </w:r>
+    </w:p>
+    <w:p/>
+    <w:p>
+      <w:r>
+        <w:t xml:space="preserve">Αλλά δεν είπα τίποτα από αυτά στον κύκλο. Πήρα ένα μπισκότο τζίντζερ, είπα όχι στην Πιπ όταν κοίταξε τα ψίχουλα, και κάθισα ξανά στο στεφάνι μου. Έδεσα το έλατο στη θέση του, κλαδάκι πάνω από κλαδάκι, όλα να δείχνουν προς την ίδια κατεύθυνση. Πίσω μου ένα κούτσουρο έσκασε στη σόμπα και οι γυναίκες μιλούσαν. Το χιόνι έστεκε φωτεινό στο πάρκο με έναν χιονάνθρωπο γυρισμένο προς τη λάθος κατεύθυνση μέσα του. Κάτι ξεκινούσε. Εμπιστεύτηκα εκείνο το δροσερό τσίμπημα στο πίσω μέρος του λαιμού μου, και έμεινε μαζί μου όλο το πρωινό.</w:t>
       </w:r>
     </w:p>
     <w:p/>

--- a/translated/corrected/Inn Trouble - ASSEMBLED - FORMATTED_Greek.docx
+++ b/translated/corrected/Inn Trouble - ASSEMBLED - FORMATTED_Greek.docx
@@ -624,7 +624,7 @@
     <w:p/>
     <w:p>
       <w:r>
-        <w:t xml:space="preserve">Κοίταξα. Η φωτογραφία έδειχνε μια γυναίκα με ρούχα από πριν από εκατό χρόνια, λεπτή και σοβαρή, με τα σκούρα μαλλιά της κυματιστά κοντά στο κεφάλι της στο στυλ της δεκαετίας του '20, το πηγούνι της ψηλά, τα μάτια της να συναντούν την κάμερα κατάματα με κάτι μέσα τους που δεν ήταν ακριβώς χαμόγελο και δεν ήταν ακριβώς περιφρόνηση αλλά ήταν κοντινός συγγενής και των δύο. Φορούσε ένα φόρεμα με ψηλό γιακά, και στον λαιμό της, καρφιτσωμένη ακριβώς κάτω από τον γιακά, ήταν μια καρφίτσα. Ακόμη και στην απαλή καφέ εικόνα μπορούσες να δεις ότι ήταν ένα εξαιρετικό κομμάτι, χρυσός δουλεμένος σε περίπλοκο δέσιμο γύρω από μια μοναδική μεγάλη πέτρα που το παλιό φιλμ είχε αποτυπώσει ως μια χλωμή γκρι λάμψη.</w:t>
+        <w:t xml:space="preserve">Κοίταξα. Η φωτογραφία έδειχνε μια γυναίκα με ρούχα από πριν από εκατό χρόνια, λεπτή και σοβαρή, με τα σκούρα μαλλιά της κυματιστά κοντά στο κεφάλι της στο στυλ της δεκαετίας του '20, το πηγούνι της ψηλά, τα μάτια της να συναντούν την κάμερα κατάματα με κάτι μέσα τους που δεν ήταν ακριβώς χαμόγελο και δεν ήταν ακριβώς αψηφισιά αλλά ήταν κοντινός συγγενής και των δύο. Φορούσε ένα φόρεμα με ψηλό γιακά, και στον λαιμό της, καρφιτσωμένη ακριβώς κάτω από τον γιακά, ήταν μια καρφίτσα. Ακόμη και στην απαλή καφέ εικόνα μπορούσες να δεις ότι ήταν ένα εξαιρετικό κομμάτι, χρυσός δουλεμένος σε περίπλοκο δέσιμο γύρω από μια μοναδική μεγάλη πέτρα που το παλιό φιλμ είχε αποτυπώσει ως μια χλωμή γκρι λάμψη.</w:t>
       </w:r>
     </w:p>
     <w:p/>
@@ -636,7 +636,7 @@
     <w:p/>
     <w:p>
       <w:r>
-        <w:t xml:space="preserve">«Όχι». Η φωνή της Φιόνας έσπασε. «Όχι, αυτή είναι μια Μπλάκμπερν. Μία από τις παλιές Μπλάκμπερν, τότε που είχαν όλα τα χρήματα στην κομητεία. Δεν ξέρω καν το όνομά της». Άγγιξε την καφέ άκρη της φωτογραφίας. «Η Κόνστανς την κράτησε όλα αυτά τα χρόνια. Νομίζω ότι ήταν η καρφίτσα που δεν μπορούσε να αφήσει να φύγει, όχι η γυναίκα. Αλλά η καρφίτσα που φοράει». Πίεσε το χέρι της επίπεδο στο στήθος της, σαν να την πονούσε εκεί. «Η καρφίτσα είναι δική μας, Τζέσικα. Αυτό κρατάνε εναντίον μου. Αυτή η καρφίτσα».</w:t>
+        <w:t xml:space="preserve">«Όχι». Η φωνή της Φιόνας έσπασε. «Όχι, αυτή είναι μια Μπλάκμπερν. Μία από τους παλιούς Μπλάκμπερν, τότε που είχαν όλα τα χρήματα στην κομητεία. Δεν ξέρω καν το όνομά της». Άγγιξε την καφέ άκρη της φωτογραφίας. «Η Κόνστανς την κράτησε όλα αυτά τα χρόνια. Νομίζω ότι ήταν η καρφίτσα που δεν μπορούσε να αφήσει να φύγει, όχι η γυναίκα. Αλλά η καρφίτσα που φοράει». Πίεσε το χέρι της επίπεδο στο στήθος της, σαν να την πονούσε εκεί. «Η καρφίτσα είναι δική μας, Τζέσικα. Αυτό κρατάνε εναντίον μου. Αυτή η καρφίτσα».</w:t>
       </w:r>
     </w:p>
     <w:p/>
@@ -711,7 +711,7 @@
     <w:p/>
     <w:p>
       <w:r>
-        <w:t>Ξανασήκωσα το σημείωμα και το διάβασα ξανά, πιο προσεκτικά αυτή τη φορά, και καθώς το έφερα κοντά για να διαβάσω το στριμωγμένο σκάλισμα, μια μυρωδιά αναδύθηκε από το χαρτί. Αμυδρή, αλλά εκεί. Κοφτερή, λίγο μεταλλική, με κάτι ορυκτό κάτω από αυτήν. Το ήξερα από κάποιο πρόσφατο μέρος και δεν μπορούσα, για χάρη της ζωής μου, να πιάσω πού.</w:t>
+        <w:t xml:space="preserve">Ξανασήκωσα το σημείωμα και το διάβασα ξανά, πιο προσεκτικά αυτή τη φορά, και καθώς το έφερα κοντά για να διαβάσω το στριμωγμένο σκάλισμα, μια μυρωδιά αναδύθηκε από το χαρτί. Αμυδρή, αλλά εκεί. Κοφτερή, λίγο μεταλλική, με κάτι ορυκτό κάτω από αυτήν. Το ήξερα από κάποιο πρόσφατο μέρος και δεν μπορούσα, όσο κι αν προσπαθούσα, να θυμηθώ πού.</w:t>
       </w:r>
     </w:p>
     <w:p/>
@@ -753,7 +753,7 @@
     <w:p/>
     <w:p>
       <w:r>
-        <w:t xml:space="preserve">«Δεν σου ζητώ να πιστέψεις τίποτα για κανέναν ακόμα», είπα απαλά. «Σου ζητώ μόνο από πού θα μπορούσε να προέλθει η γνώση. Και υπάρχουν δύο μέρη, και το ένα από αυτά είναι ένα μπαούλο που μόνο εσύ μπορείς να ανοίξεις. Αυτό δεν είναι κατηγορία». Δίπλωσα το σημείωμα κατά μήκος των φθαρμένων τσακίσεών του, προσεκτικά, και την κοίταξα. «Μπορώ να τα κρατήσω αυτά; Και το σημείωμα και τη φωτογραφία. Το σημείωμα μπορεί να μας πει περισσότερα απ' όσα εννοούσε ο συγγραφέας του».</w:t>
+        <w:t xml:space="preserve">«Δεν σου ζητώ να πιστέψεις τίποτα για κανέναν ακόμα», είπα απαλά. «Ρωτάω μόνο από πού θα μπορούσε να προέλθει η γνώση. Και υπάρχουν δύο μέρη, και το ένα από αυτά είναι ένα μπαούλο που μόνο εσύ μπορείς να ανοίξεις. Αυτό δεν είναι κατηγορία». Δίπλωσα το σημείωμα κατά μήκος των φθαρμένων τσακίσεών του, προσεκτικά, και την κοίταξα. «Μπορώ να τα κρατήσω αυτά; Και το σημείωμα και τη φωτογραφία. Το σημείωμα μπορεί να μας πει περισσότερα απ' όσα εννοούσε ο συγγραφέας του».</w:t>
       </w:r>
     </w:p>
     <w:p/>
@@ -783,7 +783,7 @@
     <w:p/>
     <w:p>
       <w:r>
-        <w:t xml:space="preserve">«Θα το βρούμε αυτό», είπα, και το εννοούσα μέχρι τα βάθη της γης. Έχωσα το σημείωμα και τη φωτογραφία προσεκτικά στην εσωτερική τσέπη του παλτό μου, πάνω από την καρδιά μου. «Με ακούς; Δεν το κουβαλάς αυτό μόνη σου πια. Ούτε για μια μέρα ακόμα. Όσο κι αν κοστίσει, όποιος κι αν αποδειχθεί ότι είναι, έχεις μια φίλη μέσα σε αυτό τώρα, και εγώ είμαι πολύ πεισματάρα, και έχω περισσότερο χρόνο και υπομονή από οποιονδήποτε ξέρεις».</w:t>
+        <w:t xml:space="preserve">«Θα το βρούμε αυτό», είπα, και το εννοούσα απόλυτα. Έχωσα το σημείωμα και τη φωτογραφία προσεκτικά στην εσωτερική τσέπη του παλτό μου, πάνω από την καρδιά μου. «Με ακούς; Δεν το κουβαλάς αυτό μόνη σου πια. Ούτε για μια μέρα ακόμα. Όσο κι αν κοστίσει, όποιος κι αν αποδειχθεί ότι είναι, έχεις μια φίλη μέσα σε αυτό τώρα, και εγώ είμαι πολύ πεισματάρα, και έχω περισσότερο χρόνο και υπομονή από οποιονδήποτε ξέρεις».</w:t>
       </w:r>
     </w:p>
     <w:p/>
@@ -824,7 +824,7 @@
     <w:p/>
     <w:p>
       <w:r>
-        <w:t xml:space="preserve">Ο Νικ είχε ετοιμάσει σούπα όταν γύρισα σπίτι, κάτι που συνήθιζε να κάνει όταν τα πράγματα ζόριζαν. Άλλοι άντρες έκαναν βόλτες πάνω-κάτω, ή γυάλιζαν διάφορα αντικείμενα, ή σώπαιναν κι έκοβαν ξύλα. Ο άντρας μου έφτιαχνε σούπα. Έλεγε πως ένα πρόβλημα φαινόταν μικρότερο πίσω από ένα γεμάτο πιάτο, και στα τόσα χρόνια γάμου μας δεν τον είχα δει ποτέ να κάνει λάθος σε αυτό.</w:t>
+        <w:t xml:space="preserve">Ο Νικ είχε ετοιμάσει σούπα όταν γύρισα σπίτι, κάτι που συνήθιζε να κάνει όταν τα πράγματα ζόριζαν. Άλλοι άντρες έκαναν βόλτες πάνω-κάτω, ή γυάλιζαν διάφορα αντικείμενα, ή σώπαιναν κι έκοβαν ξύλα. Ο άντρας μου έφτιαχνε σούπα. Έλεγε πως ένα πρόβλημα φαινόταν μικρότερο πίσω από ένα γεμάτο πιάτο, και σε αρκετούς αιώνες γάμου δεν τον είχα δει ποτέ να κάνει λάθος σε αυτό.</w:t>
       </w:r>
     </w:p>
     <w:p/>
@@ -1034,7 +1034,7 @@
     <w:p/>
     <w:p>
       <w:r>
-        <w:t>Έμεινε σιωπηλός για μια στιγμή, οι δυο μας αναπνοές θολώνοντας το κρύο γυαλί. «Τα πάντα έχουν σχέση με τα πάντα, αυτή την εποχή του χρόνου», είπε, το οποίο ήταν αυτό που έλεγε ο Νικ όταν η αληθινή απάντηση ήταν ναι και δεν ήταν έτοιμος να την πει φωναχτά. Τύλιξε τα χέρια του γύρω μου από πίσω. «Δεν πρόκειται να βλάψει κανέναν, Τζες. Ό,τι κι αν κάνει εκεί έξω με τα φώτα. Δεν ξέρει πώς να βλάψει κανέναν. Ποτέ δεν ήξερε. Απλώς ψάχνει κάτι».</w:t>
+        <w:t xml:space="preserve">Έμεινε σιωπηλός για μια στιγμή, με τις ανάσες μας να θολώνουν το κρύο γυαλί. «Τα πάντα έχουν σχέση με τα πάντα, αυτή την εποχή του χρόνου», είπε, το οποίο ήταν αυτό που έλεγε ο Νικ όταν η αληθινή απάντηση ήταν ναι και δεν ήταν έτοιμος να την πει φωναχτά. Τύλιξε τα χέρια του γύρω μου από πίσω. «Δεν πρόκειται να βλάψει κανέναν, Τζες. Ό,τι κι αν κάνει εκεί έξω με τα φώτα. Δεν ξέρει πώς να βλάψει κανέναν. Ποτέ δεν ήξερε. Απλώς ψάχνει κάτι».</w:t>
       </w:r>
     </w:p>
     <w:p/>
@@ -1058,7 +1058,7 @@
     <w:p/>
     <w:p>
       <w:r>
-        <w:t xml:space="preserve">Σταθήκαμε εκεί για λίγο ακόμη, κοιτάζοντας τη χρυσή πόλη, και μετά ανεβήκαμε στο κρεβάτι. Ξάπλωσα ξύπνια για αρκετή ώρα στο σκοτάδι, κρατώντας δύο πράγματα ταυτόχρονα. Κάπου κάτω στο Φροστ Φολς ένα άτομο είχε σταθεί ανάμεσα στα κουτιά των Μπλάκμπερν και είχε βρει έναν τρόπο να κλείσει το χέρι του γύρω από το λαιμό μιας καλής γυναίκας για μισό εκατομμύριο δολάρια. Και πέρα από το λιβάδι ο σύζυγός μου έχτιζε μια έκπληξη που δεν ήθελε να ονομάσει, ενώ τα φώτα μετατρέπονταν μόνα τους σε χρυσά και η μαγεία που είχαμε φέρει μαζί μας πήγαινε να κυνηγήσει μέσα στο σκοτάδι ένα μέρος για να προσγειωθεί.</w:t>
+        <w:t xml:space="preserve">Σταθήκαμε εκεί για λίγο ακόμη, κοιτάζοντας τη χρυσή πόλη, και μετά ανεβήκαμε για ύπνο. Ξάπλωσα ξύπνια για αρκετή ώρα στο σκοτάδι, κρατώντας δύο πράγματα ταυτόχρονα. Κάπου κάτω στο Φροστ Φολς ένα άτομο είχε σταθεί ανάμεσα στα κουτιά των Μπλάκμπερν και είχε βρει έναν τρόπο να κλείσει το χέρι του γύρω από το λαιμό μιας καλής γυναίκας για μισό εκατομμύριο δολάρια. Και πέρα από το λιβάδι ο σύζυγός μου έχτιζε μια έκπληξη που δεν ήθελε να ονομάσει, ενώ τα φώτα μετατρέπονταν μόνα τους σε χρυσά και η μαγεία που είχαμε φέρει μαζί μας πήγαινε να κυνηγήσει μέσα στο σκοτάδι ένα μέρος για να προσγειωθεί.</w:t>
       </w:r>
     </w:p>
     <w:p/>
@@ -1182,7 +1182,7 @@
     <w:p/>
     <w:p>
       <w:r>
-        <w:t xml:space="preserve">«Πάντα κυνηγάω την καρφίτσα μου. Είναι η δουλειά μου». Ισιώθηκε και έχωσε το σημειωματάριο κάτω από τη μασχάλη του. «Ένας τύπος με πλησίασε μόλις τώρα στο τραπέζι με τον χυμό μήλου και μου είπε ότι οι Μπλάκμπερν κάποτε κατείχαν τη μισή Οδό Μέιπλ. Το ξέρατε αυτό; Στον κόσμο αρέσει να σου λέει τι είχαν οι πλούσιες οικογένειες. Ποτέ δεν μπορούν να σου πουν τι έκαναν οι πλούσιες οικογένειες στους ανθρώπους που δούλευαν γι' αυτές. Αυτό το κομμάτι δεν μπαίνει στα οικογενειακά αρχεία». Ένευσε προς τη βιτρίνα. «Παράξενο, ε; Είκοσι χρόνια επιστολές και ούτε μία γραμμένη από υπηρέτρια».</w:t>
+        <w:t xml:space="preserve">«Πάντα κυνηγάω την καρφίτσα μου. Είναι η δουλειά μου». Ισιώθηκε και έχωσε το σημειωματάριο κάτω από τη μασχάλη του. «Ένας τύπος με πλησίασε μόλις τώρα στο τραπέζι με τον χυμό μήλου και μου είπε ότι οι Μπλάκμπερν κάποτε κατείχαν τη μισή Οδό Μέιπλ. Το ξέρατε αυτό; Στον κόσμο αρέσει να σου λέει τι είχαν οι πλούσιες οικογένειες. Ποτέ δεν μπορούν να σου πουν τι έκαναν οι πλούσιες οικογένειες στους ανθρώπους που δούλευαν γι' αυτές. Αυτό το κομμάτι δεν μπαίνει στα οικογενειακά αρχεία». Ένευσε προς τη βιτρίνα. «Παράξενο, ε; Είκοσι χρόνια γράμματα και ούτε ένα γραμμένο από υπηρέτρια».</w:t>
       </w:r>
     </w:p>
     <w:p/>
@@ -1546,13 +1546,13 @@
     <w:p/>
     <w:p>
       <w:r>
-        <w:t xml:space="preserve">Το γέλιο της βγήκε φωτεινό και ξαφνικό, ένα αληθινό γέλιο, από εκείνα που ξεφεύγουν από ένα παιδί πριν αποφασίσει αν θα το αφήσει, και μου έκανε περισσότερο καλό από μια ολόκληρη εβδομάδα ύπνου, επειδή είχε περάσει ένα μεγάλο διάστημα, μετά τον θάνατο της μητέρας της, που η Έμα Ρέντφερν δεν γελούσε. Η ασθένεια της Σάρα Ρέντφερν είχε διαρκέσει σχεδόν έναν χρόνο, και μετά από αυτό η Έμα περιπλανιόταν σε μια πόλη που δεν ήξερε πώς να την προσεγγίσει, ένα μικρό γκρίζο φάντασμα κοριτσιού. Είχε πάρει το σκυλάκι της Μάρθας νωρίτερα αυτόν τον μήνα, το είχε πάρει, το είχε κρύψει και το είχε κρατήσει, από μια θλίψη τόσο μεγάλη που δεν χωρούσε μέσα σε ένα οκτάχρονο παιδί. Ολόκληρη η πόλη είχε βγει στους δρόμους για να το ψάξει. Τους είχα βρει και τους δύο στο τέλος, το κορίτσι και τον σκύλο μαζί σε μια παλιά αποθήκη, και αυτή η εύρεση ήταν η αρχή της επιστροφής της Έμα στον εαυτό της. Τώρα έβγαζε βόλτα τον σκύλο τρία απογεύματα την εβδομάδα, μια διευθέτηση που η Μάρθα είχε επινοήσει εκ του μηδενός για να δώσει σε ένα μοναχικό παιδί έναν λόγο να σηκωθεί και κάτι ζεστό για το οποίο θα ήταν υπεύθυνη, και είχε πιάσει, πλάγια, χωρίς κανείς να πει ποτέ δυνατά για ποιον λόγο γινόταν.</w:t>
-      </w:r>
-    </w:p>
-    <w:p/>
-    <w:p>
-      <w:r>
-        <w:t>Ο σκύλος ήταν εδώ τώρα, στην πραγματικότητα. Ο Σνόουμπολ καθόταν στα πόδια της Έμα φορώντας ένα πλεκτό καπέλο με κέρατα ελαφιού, ελαφρώς μεγαλύτερο για το κεφάλι του, και κοιτούσε την Πιπ αφ' υψηλού με βαθιά καχυποψία.</w:t>
+        <w:t xml:space="preserve">Το γέλιο της βγήκε φωτεινό και ξαφνικό, ένα αληθινό γέλιο, από εκείνα που ξεφεύγουν από ένα παιδί πριν αποφασίσει αν θα το αφήσει, και μου έκανε περισσότερο καλό από μια ολόκληρη εβδομάδα ύπνου, επειδή είχε περάσει ένα μεγάλο διάστημα, μετά τον θάνατο της μητέρας της, που η Έμα Ρέντφερν δεν γελούσε. Η ασθένεια της Σάρας Ρέντφερν είχε διαρκέσει σχεδόν έναν χρόνο, και μετά από αυτό η Έμα περιπλανιόταν σε μια πόλη που δεν ήξερε πώς να την προσεγγίσει, ένα μικρό γκρίζο φάντασμα κοριτσιού. Είχε πάρει το σκυλάκι της Μάρθας νωρίτερα αυτόν τον μήνα, το είχε πάρει, το είχε κρύψει και το είχε κρατήσει, από μια θλίψη τόσο μεγάλη που δεν χωρούσε μέσα σε ένα οκτάχρονο παιδί. Ολόκληρη η πόλη είχε βγει στους δρόμους για να το ψάξει. Τους είχα βρει και τους δύο στο τέλος, το κορίτσι και τον σκύλο μαζί σε μια παλιά αποθήκη, και αυτή η εύρεση ήταν η αρχή της επιστροφής της Έμας στον εαυτό της. Τώρα έβγαζε βόλτα τον σκύλο τρία απογεύματα την εβδομάδα, μια διευθέτηση που η Μάρθα είχε επινοήσει εκ του μηδενός για να δώσει σε ένα μοναχικό παιδί έναν λόγο να σηκωθεί και κάτι ζεστό για το οποίο θα ήταν υπεύθυνη, και είχε πιάσει, πλάγια, χωρίς κανείς να πει ποτέ δυνατά για ποιον λόγο γινόταν.</w:t>
+      </w:r>
+    </w:p>
+    <w:p/>
+    <w:p>
+      <w:r>
+        <w:t xml:space="preserve">Ο σκύλος ήταν εδώ τώρα, στην πραγματικότητα. Ο Σνόουμπολ καθόταν στα πόδια της Έμας φορώντας ένα πλεκτό καπέλο με κέρατα ελαφιού, ελαφρώς μεγαλύτερο για το κεφάλι του, και κοιτούσε την Πιπ αφ' υψηλού με βαθιά καχυποψία.</w:t>
       </w:r>
     </w:p>
     <w:p/>
@@ -3603,7 +3603,7 @@
     <w:p/>
     <w:p>
       <w:r>
-        <w:t xml:space="preserve">«Υπαρκτό γραφείο», είπε, πριν προλάβω καν να πω ένα γεια. «Παλιό, δύο πολιτείες πιο πέρα, κάνει ό,τι λέει ο άνθρωπός σου ότι κάνει: διαθήκες, κληρονομιές και εντοπισμό χαμένης περιουσίας για δικηγόρους που έχουν περισσότερα χρήματα παρά χρόνο. Και υπάρχει μια περιουσία των Μπλάκμπερν, Τζέσικα, μια αληθινή, τρέχουσα. Ο τελευταίος της γενιάς της Αδελαΐδα Μπλάκμπερν πέθανε στην πόλη αυτή την άνοιξη, χωρίς παιδιά, χωρίς αξιόλογη διαθήκη, και άφησε ένα τεράστιο μπέρδεμα. Ο δήμαρχός μας είναι από την πλευρά των ξαδέλφων, από την πλευρά που πήρε τη μύτη αλλά καθόλου τα χρήματα. Αυτός δεν αναφέρεται πουθενά. Ο Κάρτερ είναι καταγεγραμμένος στα βιβλία του γραφείου ως ο ερευνητής που προσέλαβαν για να ξεψαχνίσει την υπόθεση. Το έμαθα από μια υπάλληλο που επιβεβαίωσε τα πάντα χωρίς ούτε μια στιγμή να καταλάβει ότι επιβεβαίωνε κάτι. Είναι ακριβώς, απολύτως αυτός που σου είπε ότι είναι. Ένας σπιούνος με άδεια και λογαριασμό εξόδων».</w:t>
+        <w:t xml:space="preserve">«Υπαρκτό γραφείο», είπε, πριν προλάβω καν να πω ένα γεια. «Παλιό, δύο πολιτείες πιο πέρα, κάνει ό,τι λέει ο άνθρωπός σου ότι κάνει: διαθήκες, κληρονομιές και εντοπισμό χαμένης περιουσίας για δικηγόρους που έχουν περισσότερα χρήματα παρά χρόνο. Και υπάρχει μια περιουσία των Μπλάκμπερν, Τζέσικα, μια αληθινή, τρέχουσα. Ο τελευταίος της γενιάς της Αδελαΐδας Μπλάκμπερν πέθανε στην πόλη αυτή την άνοιξη, χωρίς παιδιά, χωρίς αξιόλογη διαθήκη, και άφησε ένα τεράστιο μπέρδεμα. Ο δήμαρχός μας είναι από την πλευρά των ξαδέλφων, από την πλευρά που πήρε τη μύτη αλλά καθόλου τα χρήματα. Αυτός δεν αναφέρεται πουθενά. Ο Κάρτερ είναι καταγεγραμμένος στα βιβλία του γραφείου ως ο ερευνητής που προσέλαβαν για να ξεψαχνίσει την υπόθεση. Το έμαθα από μια υπάλληλο που επιβεβαίωσε τα πάντα χωρίς ούτε μια στιγμή να καταλάβει ότι επιβεβαίωνε κάτι. Είναι ακριβώς, απολύτως αυτός που σου είπε ότι είναι. Ένας σπιούνος με άδεια και λογαριασμό εξόδων».</w:t>
       </w:r>
     </w:p>
     <w:p/>
@@ -3926,7 +3926,7 @@
     <w:p/>
     <w:p>
       <w:r>
-        <w:t xml:space="preserve">«Έλα», είπε, και άπλωσε το χέρι του. «Έχει φτάσει αρκετά μακριά τώρα. Και νομίζω ότι πρέπει να το δεις απόψε, από όλες τις νύχτες που υπάρχουν. Νομίζω ότι πρέπει να δεις για ποιο πράγμα υπάρχουμε, εσύ κι εγώ, προτού προχωρήσεις πιο βαθιά σε αυτό που έκαναν».</w:t>
+        <w:t xml:space="preserve">«Έλα», είπε, και άπλωσε το χέρι του. «Έχει προχωρήσει αρκετά τώρα. Και νομίζω ότι πρέπει να το δεις απόψε, από όλες τις νύχτες που υπάρχουν. Νομίζω ότι πρέπει να δεις για ποιο πράγμα υπάρχουμε, εσύ κι εγώ, προτού προχωρήσεις πιο βαθιά σε αυτό που έκαναν».</w:t>
       </w:r>
     </w:p>
     <w:p/>
@@ -4220,7 +4220,7 @@
     </w:p>
     <w:p>
       <w:r>
-        <w:t xml:space="preserve">Στάθηκα μες στο χιόνι που έπεφτε ανάμεσα στους γείτονές μου με την Πιπ να γέρνει στο μποτάκι μου, το γαντοφορεμένο χέρι της Έμα να βρίσκει το δικό μου από τη μία πλευρά και της Φιόνας από την άλλη. Κοίταξα τα πάντα, τα φανάρια, το χιόνι, το χρυσό φως, τα εκατό πρόσωπα στραμμένα στον ουρανό, και κατάλαβα, με εκείνον τον βαθύ τρόπο που έρχεται πριν προλάβει το μυαλό να το συλλάβει, τι ακριβώς διακυβευόταν. Όχι ένα κτίριο. Ούτε καν ένα μυστικό. Αυτό. Αυτή η συγκέντρωση, αυτή η πόλη να δείχνει τον καλύτερο εαυτό της σε μια κρύα, φωτεινή μέρα. Ένας άντρας είχε απλώσει το χέρι του από το σκοτάδι για να ζητήσει λύτρα για ένα κομμάτι αυτού του πράγματος, για να το μετατρέψει σε όπλο και φόβο. Στεκόμενη εκεί στο χιόνι, το μυαλό μου έγινε σκληρό και καθαρό σαν το κρύο. Όποιο κι αν ήταν το κόστος για μένα, δεν θα τον άφηνα να κρατήσει τη λαβή του πάνω σε αυτό. Θα το έφερνα στο φως, σε μια μέρα σαν κι αυτή, όπου τα πράγματα μπορούσαν να γιατρευτούν.</w:t>
+        <w:t xml:space="preserve">Στάθηκα μες στο χιόνι που έπεφτε ανάμεσα στους γείτονές μου με την Πιπ να γέρνει στο μποτάκι μου, το γαντοφορεμένο χέρι της Έμας να βρίσκει το δικό μου από τη μία πλευρά και της Φιόνας από την άλλη. Κοίταξα τα πάντα, τα φανάρια, το χιόνι, το χρυσό φως, τα εκατό πρόσωπα στραμμένα στον ουρανό, και κατάλαβα, με εκείνον τον βαθύ τρόπο που έρχεται πριν προλάβει το μυαλό να το συλλάβει, τι ακριβώς διακυβευόταν. Όχι ένα κτίριο. Ούτε καν ένα μυστικό. Αυτό. Αυτή η συγκέντρωση, αυτή η πόλη να δείχνει τον καλύτερο εαυτό της σε μια κρύα, φωτεινή μέρα. Ένας άντρας είχε απλώσει το χέρι του από το σκοτάδι για να ζητήσει λύτρα για ένα κομμάτι αυτού του πράγματος, για να το μετατρέψει σε όπλο και φόβο. Στεκόμενη εκεί στο χιόνι, το μυαλό μου έγινε σκληρό και καθαρό σαν το κρύο. Όποιο κι αν ήταν το κόστος για μένα, δεν θα τον άφηνα να κρατήσει τη λαβή του πάνω σε αυτό. Θα το έφερνα στο φως, σε μια μέρα σαν κι αυτή, όπου τα πράγματα μπορούσαν να γιατρευτούν.</w:t>
       </w:r>
     </w:p>
     <w:p>
@@ -4339,7 +4339,7 @@
     </w:p>
     <w:p>
       <w:r>
-        <w:t xml:space="preserve">Ανέβηκα στο κρεβάτι με αυτή τη σκέψη να γυρίζει μέσα μου, και για πρώτη φορά εδώ και μέρες υπήρχε κάτι κάτω από τον φόβο, μια παγωμένη, καθαρή ανακούφιση. Το σχήμα ήταν λάθος επειδή έλειπε ένα κομμάτι, και ξαπλωμένη εκεί στο σκοτάδι ήξερα ποιανού ήταν το κομμάτι. Είχα δει μια γυναίκα να γίνεται άκαμπτη στο άκουσμα ενός ονόματος. Είχα δει τα συρτάρια να στέκονται στην πλάτη της. Και την είχα ακούσει να μου λέει, με το συμβόλαιο του </w:t>
+        <w:t xml:space="preserve">Ανέβηκα για ύπνο με αυτή τη σκέψη να γυρίζει μέσα μου, και για πρώτη φορά εδώ και μέρες υπήρχε κάτι κάτω από τον φόβο, μια παγωμένη, καθαρή ανακούφιση. Το σχήμα ήταν λάθος επειδή έλειπε ένα κομμάτι, και ξαπλωμένη εκεί στο σκοτάδι ήξερα ποιανού ήταν το κομμάτι. Είχα δει μια γυναίκα να γίνεται άκαμπτη στο άκουσμα ενός ονόματος. Είχα δει τα συρτάρια να στέκονται πίσω της. Και την είχα ακούσει να μου λέει, με το συμβόλαιο του </w:t>
       </w:r>
       <w:r>
         <w:t xml:space="preserve"/>
@@ -4854,7 +4854,7 @@
     <w:p/>
     <w:p>
       <w:r>
-        <w:t xml:space="preserve">«Βέρα», είπα. «Ο Θίο είχε την κλοπή. Αλλά τα σημειώματα ήξεραν ότι το πανδοχείο είχε αγοραστεί με τα λεφτά από την καρφίτσα, και αυτό δεν υπήρχε ποτέ σε κανένα γράμμα των Μπλάκμπερν. Αυτό είναι αρχείο ιδιοκτησίας. Ένα συμβόλαιο. Και το συμβόλαιο αυτού του πανδοχείου καθόταν έξω από το συρτάρι του στο καλάθι επαναρχειοθέτησής σας χθες το πρωί, πιασμένο, στο γραφείο μιας γυναίκας που μου είχε πει δύο φορές ότι ποτέ δεν διαβάζει τα αρχεία στην πλάτη της».</w:t>
+        <w:t xml:space="preserve">«Βέρα», είπα. «Ο Θίο είχε την κλοπή. Αλλά τα σημειώματα ήξεραν ότι το πανδοχείο είχε αγοραστεί με τα λεφτά από την καρφίτσα, και αυτό δεν υπήρχε ποτέ σε κανένα γράμμα των Μπλάκμπερν. Αυτό είναι αρχείο ιδιοκτησίας. Ένα συμβόλαιο. Και το συμβόλαιο αυτού του πανδοχείου καθόταν έξω από το συρτάρι του στο καλάθι επαναρχειοθέτησής σας χθες το πρωί, πιασμένο, στο γραφείο μιας γυναίκας που μου είχε πει δύο φορές ότι ποτέ δεν διαβάζει τα αρχεία που έχει πίσω της».</w:t>
       </w:r>
     </w:p>
     <w:p/>
@@ -4878,7 +4878,7 @@
     <w:p/>
     <w:p>
       <w:r>
-        <w:t xml:space="preserve">«Ήρθε σε μένα, είπε. Πριν από εβδομάδες. Σχεδόν τρελαμένος με αυτό, μιλώντας για την Εταιρεία, για το πώς είχε βρει αυτό το πράγμα και δεν μπορούσε να το κάνει μόνος του. Και έπρεπε να πω όχι. Ξέρω ότι έπρεπε να πω όχι, το ήξερα και τότε».</w:t>
+        <w:t xml:space="preserve">«Ήρθε σε μένα», είπε. «Πριν από εβδομάδες. Σχεδόν τρελαμένος με αυτό, μιλώντας για την Εταιρεία, για το πώς είχε βρει αυτό το πράγμα και δεν μπορούσε να το κάνει μόνος του. Και έπρεπε να πω όχι. Ξέρω ότι έπρεπε να πω όχι, το ήξερα και τότε».</w:t>
       </w:r>
     </w:p>
     <w:p/>
@@ -5741,13 +5741,13 @@
     <w:p/>
     <w:p>
       <w:r>
-        <w:t xml:space="preserve">Κάθε γυναίκα στον κύκλο είχε φέρει το δικό της έλατο, κι εγώ είχα φέρει τον τρόπο του Βορείου Πόλου για το δέσιμό του, που η Ολίβια ορκιζόταν να μου κλέψει πριν από τα Χριστούγεννα. Στερέωσα αργά το σύρμα στον σκελετό, ώστε να μπορούν όλες να παρακολουθούν. Μόνο τότε έπιασα την πρώτη χούφτα έλατο. Η μυρωδιά αναδύθηκε κρύα και πράσινη, αρκετά κοφτερή για να καθαρίσει το μυαλό. Γέμισε το μπροστινό δωμάτιο του Yarn Tales όπως το μαλλί του μαγαζιού δεν μπόρεσε ποτέ ακριβώς. Κάτσαμε εκεί με ρετσίνι στα δάχτυλα και έναν γυμνό σκελετό στα γόνατά μου, μία από τις επτά γυναίκες σκυμμένες πάνω στην ίδια δουλειά. Υπάρχουν χειρότεροι τρόποι να περάσεις το πρώτο ελεύθερο πρωινό του Νοεμβρίου.</w:t>
-      </w:r>
-    </w:p>
-    <w:p/>
-    <w:p>
-      <w:r>
-        <w:t xml:space="preserve">Το χιόνι είχε έρθει τη νύχτα. Όχι το πρώιμο χιόνι του Οκτωβρίου, που είχε λιώσει ξανά μέσα σε μερικές ήπιες μέρες. Αληθινό χιόνι. Το χιόνι της καρδιάς του χειμώνα, που είχε αρχίσει το Χάλογουιν και θα έμενε ως την άνοιξη. Έστρωνε κατά μήκος της Λεωφόρου Έβεργκριν τώρα σε ένα καλό, καθαρό πάχος δεκαπέντε εκατοστών, τρίζοντας κάτω από τα πόδια όταν κάποιος έμπαινε χτυπώντας τα. Μέσα σε μια νύχτα τα μαγαζιά είχαν αρχίσει να ανταλλάσσουν τους σκελετούς και τα φαναράκια τους με καλαμποκόχορτα και χάρτινες γαλοπούλες, αν και οι απλές κολοκύθες έμειναν στα σκαλοπάτια, καλές ως την Ημέρα των Ευχαριστιών. Η λεωφόρος είχε ησυχάσει μετά το Χάλογουιν, στη νεκρή περίοδο πριν από τη μακριά, φωτεινή εξόρμηση προς τα Χριστούγεννα.</w:t>
+        <w:t xml:space="preserve">Κάθε γυναίκα στον κύκλο είχε φέρει το δικό της έλατο, κι εγώ είχα φέρει τον τρόπο του Βορείου Πόλου για το δέσιμό του, που η Ολίβια ορκιζόταν να μου κλέψει πριν από τα Χριστούγεννα. Στερέωσα αργά το σύρμα στον σκελετό, ώστε να μπορούν όλες να παρακολουθούν. Μόνο τότε έπιασα την πρώτη χούφτα έλατο. Η μυρωδιά αναδύθηκε κρύα και πράσινη, αρκετά κοφτερή για να καθαρίσει το μυαλό. Γέμισε το μπροστινό δωμάτιο του Yarn Tales όπως το μαλλί του μαγαζιού δεν μπόρεσε ποτέ ακριβώς. Κάθισα εκεί με ρετσίνι στα δάχτυλα και έναν γυμνό σκελετό στα γόνατά μου, μία από τις επτά γυναίκες σκυμμένες πάνω στην ίδια δουλειά. Υπάρχουν χειρότεροι τρόποι να περάσεις το πρώτο ελεύθερο πρωινό του Νοεμβρίου.</w:t>
+      </w:r>
+    </w:p>
+    <w:p/>
+    <w:p>
+      <w:r>
+        <w:t xml:space="preserve">Το χιόνι είχε έρθει τη νύχτα. Όχι το πρώιμο χιόνι του Οκτωβρίου, που είχε λιώσει ξανά μέσα σε μερικές ήπιες μέρες. Αληθινό χιόνι. Το χιόνι της καρδιάς του χειμώνα, που είχε αρχίσει το Χάλογουιν και θα έμενε ως την άνοιξη. Έστρωνε κατά μήκος της Λεωφόρου Έβεργκριν τώρα σε ένα καλό, καθαρό πάχος δεκαπέντε εκατοστών, τρίζοντας κάτω από τα πόδια όταν κάποιος έμπαινε χτυπώντας τα. Μέσα στο Σαββατοκύριακο τα μαγαζιά είχαν ανταλλάξει τους σκελετούς και τα φαναράκια τους με καλαμποκόχορτα και χάρτινες γαλοπούλες, αν και οι απλές κολοκύθες έμειναν στα σκαλοπάτια, καλές ως την Ημέρα των Ευχαριστιών. Η λεωφόρος είχε ησυχάσει μετά το Χάλογουιν, στη νεκρή περίοδο πριν από τη μακριά, φωτεινή εξόρμηση προς τα Χριστούγεννα.</w:t>
       </w:r>
     </w:p>
     <w:p/>
@@ -5879,7 +5879,7 @@
     <w:p/>
     <w:p>
       <w:r>
-        <w:t xml:space="preserve">Άφησε ένα κουτί ζαχαροπλαστείου στο μέγεθος κουτιού καπέλου πάνω στο τραπέζι ανάμεσα στα κουκουνάρια και την κορδέλα, και έβαλε τις γροθιές στη μέση της για να μας επιθεωρήσει. Η Γκρέτα είχε το Holly Jolly Bakery κάτω στη λεωφόρο, και ήταν χτισμένη σαν τα ντόνατς της, στρογγυλή και πασπαλισμένη παντού. Αυτό το πρωινό υπήρχε αλεύρι σε όλη την ποδιά της που δεν είχε μπει στον κόπο να τινάξει.</w:t>
+        <w:t xml:space="preserve">Άφησε ένα κουτί ζαχαροπλαστείου στο μέγεθος κουτιού καπέλου πάνω στο τραπέζι ανάμεσα στα κουκουνάρια και την κορδέλα, και έβαλε τις γροθιές στη μέση της για να μας επιθεωρήσει. Η Γκρέτα είχε το Holly Jolly Bakery κάτω στη λεωφόρο, και ήταν χτισμένη σαν τα ντόνατς της, στρογγυλή, ζεστή και πασπαλισμένη παντού. Αυτό το πρωινό υπήρχε αλεύρι σε όλη την ποδιά της που δεν είχε μπει στον κόπο να τινάξει.</w:t>
       </w:r>
     </w:p>
     <w:p/>
@@ -5903,7 +5903,7 @@
     <w:p/>
     <w:p>
       <w:r>
-        <w:t xml:space="preserve">Ήταν ήδη έτοιμη να σηκώσει το καπάκι. Η μυρωδιά αναδύθηκε και αναμίχθηκε με το έλατο στη μέση του δωματίου, σοκολάτα και καστανή ζάχαρη απλωμένες πάνω σε κρύο πράσινο πεύκο. Ήταν, σκέφτηκα, όσο πιο κοντά στη μυρωδιά ολόκληρης της ερχόμενης σεζόν όσο οτιδήποτε γνώριζα.</w:t>
+        <w:t xml:space="preserve">Ήταν ήδη έτοιμη να σηκώσει το καπάκι. Η μυρωδιά αναδύθηκε και αναμίχθηκε με το έλατο στη μέση του δωματίου, σοκολάτα, πεκάν και καστανή ζάχαρη απλωμένες πάνω σε κρύο πράσινο πεύκο. Ήταν, σκέφτηκα, όσο πιο κοντά στη μυρωδιά ολόκληρης της ερχόμενης σεζόν όσο οτιδήποτε γνώριζα.</w:t>
       </w:r>
     </w:p>
     <w:p/>
@@ -6041,7 +6041,7 @@
     <w:p/>
     <w:p>
       <w:r>
-        <w:t xml:space="preserve">Στεκόταν με την πλάτη στον δρόμο τώρα, με τα ξύλινα χέρια του πεταμένα προς τα δύο πλευρά, το άμορφο πρόσωπο από κάρβουνο στραμμένο μακριά προς τα πάνω στο πάρκο προς τα μαγαζιά. Προς, αν ήθελε κανείς να είναι ακριβής σχετικά με αυτό, το απώτερο άκρο του τετραγώνου όπου το παλιό μαγαζί του Φένγουικ βρισκόταν πίσω από το καφέ χαρτί του. Οι άλλοι δύο εξακολουθούσαν να κοιτάζουν τον δρόμο. Μόνο ο μεσαίος είχε μετακινηθεί. Στραμμένος ολόκληρος στη βάση του για να κοιτάξει προς την άλλη κατεύθυνση. Και δεν υπήρχε ούτε μία πατημασιά πουθενά κοντά του. Το χιόνι γύρω και από τους τρεις έδειχνε λείο και απάτητο. Δεκαπέντε εκατοστά καθαρή χιονόπτωση της νύχτας, χωρίς τίποτα γραμμένο μέσα σε αυτήν εκτός από τη μακριά μπλε σκιά του μνημείου των πεσόντων.</w:t>
+        <w:t xml:space="preserve">Στεκόταν με την πλάτη στον δρόμο τώρα, με τα ξύλινα χέρια του πεταμένα προς τα δύο πλευρά, το άμορφο πρόσωπο από κάρβουνο στραμμένο μακριά προς τα πάνω στο πάρκο προς τα μαγαζιά. Προς, αν ήθελε κανείς να είναι ακριβής σχετικά με αυτό, το απώτερο άκρο του τετραγώνου όπου το παλιό μαγαζί του Φένγουικ βρισκόταν πίσω από το καφέ χαρτί του. Οι άλλοι δύο εξακολουθούσαν να κοιτάζουν τον δρόμο. Μόνο ο μεσαίος είχε μετακινηθεί. Στραμμένος ολόκληρος στη βάση του για να κοιτάξει προς την άλλη κατεύθυνση. Και δεν υπήρχε ούτε μία πατημασιά πουθενά κοντά του. Το χιόνι γύρω και από τους τρεις έδειχνε λείο και απάτητο. Δεκαπέντε εκατοστά καθαρή χιονόπτωση της νύχτας, χωρίς τίποτα γραμμένο μέσα σε αυτήν εκτός από τις μακριές μπλε σκιές του κιγκλιδώματος του περιπτέρου της μπάντας.</w:t>
       </w:r>
     </w:p>
     <w:p/>
@@ -6083,7 +6083,7 @@
     <w:p/>
     <w:p>
       <w:r>
-        <w:t xml:space="preserve">Επειδή ήξερα τη διαφορά. Είχα ζήσει πολύ καιρό τώρα δίπλα στη μαγεία των Χριστουγέννων. Αρκετά ώστε να τη γνωρίζω στα κόκαλά μου, απλή σαν βήμα στη σκάλα μου. Αυτό δεν ήταν ένα παιδί με κρύα δάχτυλα. Η μαγεία κυκλοφορούσε ελεύθερη στο Φροστ Φολς. Ήταν ελεύθερη από τότε που φτάσαμε, ψάχνοντας για σπίτι. Ο σύζυγός μου έχτιζε ένα. Αργά και υπομονετικά στο εργαστήριό του, μια εστία για να εγκατασταθεί, και πλησίαζε λίγο πιο κοντά στη φωτιά κάθε μέρα. Αλλά δεν είχε εγκατασταθεί ακόμα. Ήταν ακόμα έξω στην πόλη τη νύχτα, αδέξια και εντελώς χωρίς κακία, κάνοντας τα μικρά αδύνατα πράγματα που κάνει η μαγεία όταν έχει περισσότερο συναίσθημα παρά μυαλό. Άλλαζε τα φώτα του φεστιβάλ από πορτοκαλί σε χρυσά. Και τώρα, απ’ ό,τι φαινόταν, γύριζε τον χιονάνθρωπο ενός παιδιού μέσα στο σκοτάδι για να κοιτάξει ό,τι κι αν είχε τραβήξει την περιπλανώμενη προσοχή του.</w:t>
+        <w:t xml:space="preserve">Επειδή ξέρω τη διαφορά. Έχω ζήσει πολύ καιρό τώρα δίπλα στη μαγεία των Χριστουγέννων. Αρκετά ώστε να τη γνωρίζω στα κόκαλά μου, απλή σαν βήμα στη σκάλα μου. Αυτό δεν ήταν ένα παιδί με κρύα δάχτυλα. Η μαγεία κυκλοφορούσε ελεύθερη στο Φροστ Φολς. Ήταν ελεύθερη από τότε που φτάσαμε, ψάχνοντας για σπίτι. Ο σύζυγός μου έχτιζε ένα. Αργά και υπομονετικά στο εργαστήριό του, μια εστία για να εγκατασταθεί, και πλησίαζε λίγο πιο κοντά στη φωτιά κάθε μέρα. Αλλά δεν είχε εγκατασταθεί ακόμα. Ήταν ακόμα έξω στην πόλη τη νύχτα, ζεστή, αδέξια και εντελώς χωρίς κακία, κάνοντας τα μικρά αδύνατα πράγματα που κάνει η μαγεία όταν έχει περισσότερο συναίσθημα παρά μυαλό. Άλλαζε τα φώτα του φεστιβάλ από πορτοκαλί σε χρυσά. Και τώρα, απ’ ό,τι φαινόταν, γύριζε τον χιονάνθρωπο ενός παιδιού μέσα στο σκοτάδι για να κοιτάξει ό,τι κι αν είχε τραβήξει την περιπλανώμενη προσοχή του.</w:t>
       </w:r>
     </w:p>
     <w:p/>

--- a/translated/corrected/Inn Trouble - ASSEMBLED - FORMATTED_Greek.docx
+++ b/translated/corrected/Inn Trouble - ASSEMBLED - FORMATTED_Greek.docx
@@ -160,7 +160,7 @@
     </w:p>
     <w:p>
       <w:r>
-        <w:t>Έβγαλε ένα κοφτό τσίκ, το σύντομο, κοφτερό τσίκ που σήμαινε «βιαστείτε», τίναξε τα φτερά της ουράς της και βγήκε κουνιστά στη βεράντα μόλις άνοιξα την πόρτα, σαν να περίμενε εκείνη εμένα και όχι το αντίθετο.</w:t>
+        <w:t xml:space="preserve">Έβγαλε ένα κοφτό τσίκ, το σύντομο, κοφτερό τσίκ που σήμαινε «βιάσου», τίναξε τα φτερά της ουράς της και βγήκε κουνιστά στη βεράντα μόλις άνοιξα την πόρτα, σαν να περίμενε εκείνη εμένα και όχι το αντίθετο.</w:t>
       </w:r>
     </w:p>
     <w:p/>
@@ -371,7 +371,7 @@
     </w:p>
     <w:p>
       <w:r>
-        <w:t xml:space="preserve">«Κλος». Χαμογέλασε, και ήταν ένα καλό χαμόγελο, άνετο και εξασκημένο, αλλά το εμπιστεύτηκα όσο θα μπορούσα να πετάξω το παραπέτασμα του τζακιού.</w:t>
+        <w:t xml:space="preserve">«Κλος». Χαμογέλασε, και ήταν ένα καλό χαμόγελο, άνετο και εξασκημένο, αλλά δεν το εμπιστευόμουν πιο μακριά απ' όσο θα μπορούσα να πετάξω το παραπέτασμα του τζακιού.</w:t>
       </w:r>
     </w:p>
     <w:p>
@@ -391,7 +391,7 @@
     </w:p>
     <w:p>
       <w:r>
-        <w:t xml:space="preserve">«Πρέπει οπωσδήποτε να φροντίσω την τραπεζαρία», είπε βιαστικά, και εξαφανίστηκε πίσω από την περιστρεφόμενη πόρτα πριν προλάβει κάποιος από εμάς να πει λέξη, αφήνοντας το καλάθι με την πίτα στο γραφείο και την ερώτηση να αιωρείται στον αέρα πίσω της.</w:t>
+        <w:t xml:space="preserve">«Πρέπει οπωσδήποτε να φροντίσω την τραπεζαρία», είπε βιαστικά, και εξαφανίστηκε πίσω από την πόρτα που ανοιγόκλεινε πριν προλάβει κάποιος από εμάς να πει λέξη, αφήνοντας το καλάθι με την πίτα στο γραφείο και την ερώτηση να αιωρείται στον αέρα πίσω της.</w:t>
       </w:r>
     </w:p>
     <w:p>

--- a/translated/corrected/Inn Trouble - ASSEMBLED - FORMATTED_Greek.docx
+++ b/translated/corrected/Inn Trouble - ASSEMBLED - FORMATTED_Greek.docx
@@ -492,7 +492,7 @@
     <w:p/>
     <w:p>
       <w:r>
-        <w:t xml:space="preserve">Το τηλεφώνημα ήρθε το επόμενο πρωί, ενώ τα χέρια μου ήταν χωμένα μέχρι τους καρπούς στη ζύμη για πίτα, και κατάλαβα ότι κάτι δεν πήγαινε καλά προτού καν προλάβω να τα σκουπίσω, επειδή το τηλέφωνο στο σπίτι μας δεν χτυπούσε σχεδόν ποτέ. Οι άνθρωποι έρχονταν στην πόρτα, ως επί το πλείστον, ή έστελναν κάποιο παιδί με ένα σημείωμα, ή σε πετύχαιναν στην αγορά. Όταν το τηλέφωνο χτυπούσε, ήταν συνήθως η Ολίβια, που ήθελε να μάθει αν είχα δει το καινούργιο μερινό μαλλί που είχε φέρει, ή η Μάρθα, για να μου θυμίσει ποιο απόγευμα θα γινόταν η συνάντηση του κύκλου. Οπότε, όταν χτύπησε στις οκτώμιση το πρωί ενός μουντού πρωινού, διαπεραστικά μεσ' στη σιωπή της κουζίνας, το στομάχι μου σφίχτηκε προτού καν προλάβω να διασχίσω το δωμάτιο.</w:t>
+        <w:t xml:space="preserve">Το τηλεφώνημα ήρθε το επόμενο πρωί, ενώ τα χέρια μου ήταν χωμένα μέχρι τους καρπούς στη ζύμη για πίτα, και κατάλαβα ότι κάτι δεν πήγαινε καλά προτού καν προλάβω να τα σκουπίσω, επειδή το τηλέφωνο στο σπίτι μας δεν χτυπούσε σχεδόν ποτέ. Οι άνθρωποι έρχονταν στην πόρτα, ως επί το πλείστον, ή έστελναν κάποιο παιδί με ένα σημείωμα, ή σε πετύχαιναν στην αγορά. Όταν το τηλέφωνο χτυπούσε, ήταν συνήθως η Ολίβια, που ήθελε να μάθει αν είχα δει το καινούργιο μερινό μαλλί που είχε φέρει, ή η Μάρθα, για να μου θυμίσει ποιο απόγευμα θα γινόταν η συνάντηση του κύκλου. Οπότε, όταν χτύπησε στις οκτώμιση ένα μουντό πρωινό, διαπεραστικά μεσ' στη σιωπή της κουζίνας, το στομάχι μου σφίχτηκε προτού καν προλάβω να διασχίσω το δωμάτιο.</w:t>
       </w:r>
     </w:p>
     <w:p/>
@@ -534,7 +534,7 @@
     <w:p/>
     <w:p>
       <w:r>
-        <w:t xml:space="preserve">Σκέπασα το ανοιχτό ζυμάρι με ένα βρεγμένο πανί για να μη ξεραθεί και έβγαλα το παλτό μου από τον γάντζο δίπλα στην πόρτα. Η Πιπ ήταν εκεί προτού καν προλάβω να κουμπώσω το πρώτο κουμπί, κουνώντας το σώμα της σε έναν σφιχτό, ανήσυχο κύκλο.</w:t>
+        <w:t xml:space="preserve">Σκέπασα το ανοιχτό ζυμάρι με ένα βρεγμένο πανί για να μη ξεραθεί και έβγαλα το παλτό μου από τον γάντζο δίπλα στην πόρτα. Η Πιπ ήταν εκεί προτού καν προλάβω να κουμπώσω το πρώτο κουμπί, κάνοντας κουνιστά έναν σφιχτό, ανήσυχο κύκλο.</w:t>
       </w:r>
     </w:p>
     <w:p/>
@@ -552,7 +552,7 @@
     <w:p/>
     <w:p>
       <w:r>
-        <w:t xml:space="preserve">Το Winter Wonderland Inn πρόβαλε μπροστά μου καθώς στρίβαμε προς το πάρκο, η γκριζοπράσινη πρόσοψή του και το στεφάνι του με τη χρυσή κορδέλα ακριβώς όπως ήταν την προηγούμενη μέρα, κι όμως ολόκληρο το μέρος μου φαινόταν διαφορετικό τώρα, αλλαγμένο μόνο από το γεγονός και μόνο ότι ήξερα πως υπήρχε μπελάς στο εσωτερικό του. Το στεφάνι αιχμαλώτιζε το πρωινό φως. Τα παράθυρα ήταν σκοτεινά εκτός από ένα.</w:t>
+        <w:t xml:space="preserve">Το Winter Wonderland Inn πρόβαλε μπροστά μου καθώς στρίβαμε προς το πάρκο, η γκριζοπράσινη πρόσοψή του και το στεφάνι του με τη χρυσή κορδέλα ακριβώς όπως ήταν την προηγούμενη μέρα, κι όμως ολόκληρο το μέρος μου φαινόταν διαφορετικό τώρα, αλλαγμένο μόνο από το γεγονός ότι ήξερα πως υπήρχε μπελάς στο εσωτερικό του. Το στεφάνι αιχμαλώτιζε το πρωινό φως. Τα παράθυρα ήταν σκοτεινά εκτός από ένα.</w:t>
       </w:r>
     </w:p>
     <w:p/>
@@ -564,7 +564,7 @@
     <w:p/>
     <w:p>
       <w:r>
-        <w:t xml:space="preserve">Η Φιόνα εμφανίστηκε από μια πλαϊνή πόρτα προτού φτάσω στα μισά, με το πρόσωπό της καταπονημένο και χλωμό, τη ζακέτα της κουμπωμένη σωστά σήμερα αλλά όλα τα υπόλοιπα πάνω της λάθος. Έπιασε το χέρι μου με ένα παγωμένο χέρι και με τράβηξε μέσα στο μικρό καθιστικό δίπλα στο λόμπι, αυτό που κρατούσε για ιδιωτικές συζητήσεις και απογευματινό τσάι με φίλους. Έκλεισε την πόρτα πίσω μας, και οι πνιχτοί ήχοι του ξυπνημένου πανδοχείου χάθηκαν. Το ρολόι με το εκκρεμές στη γωνία χτυπούσε. Ήταν το πιο δυνατό πράγμα στο δωμάτιο.</w:t>
+        <w:t xml:space="preserve">Η Φιόνα εμφανίστηκε από μια πλαϊνή πόρτα προτού φτάσω στα μισά, με το πρόσωπό της καταπονημένο και χλωμό, τη ζακέτα της κουμπωμένη σωστά σήμερα αλλά όλα τα υπόλοιπα πάνω της λάθος. Έπιασε το χέρι μου με ένα παγωμένο χέρι και με τράβηξε μέσα στο μικρό καθιστικό δίπλα στο λόμπι, αυτό που κρατούσε για ιδιωτικές συζητήσεις και απογευματινό τσάι με φίλους. Έκλεισε την πόρτα πίσω μας, και οι πνιχτοί ήχοι του πανδοχείου που ξυπνούσε χάθηκαν. Το ρολόι με το εκκρεμές στη γωνία χτυπούσε. Ήταν το πιο δυνατό πράγμα στο δωμάτιο.</w:t>
       </w:r>
     </w:p>
     <w:p/>
@@ -606,7 +606,7 @@
     <w:p/>
     <w:p>
       <w:r>
-        <w:t xml:space="preserve">Το διάβασα δύο φορές. Το ρολόι με το εκκρεμές χτυπούσε. Κάτι στη διατύπωση με σκόνταψε. Το ζαφείρι στην καρδιά της. Ένας παράξενος, μαλακός, σχεδόν τρυφερός τρόπος για έναν εκβιαστή να ονομάσει μια κλεμμένη πέτρα, σαν φράση βγαλμένη από βιβλίο. Το άφησα να φύγει. Είχα μεγαλύτερα πράγματα μπροστά μου εκείνη τη στιγμή παρά τη στροφή της φράσης ενός ξένου.</w:t>
+        <w:t xml:space="preserve">Το διάβασα δύο φορές. Το ρολόι με το εκκρεμές χτυπούσε. Κάτι στη διατύπωση με έκανε να σκοντάψω. Το ζαφείρι στην καρδιά της. Ένας παράξενος, μαλακός, σχεδόν τρυφερός τρόπος για έναν εκβιαστή να ονομάσει μια κλεμμένη πέτρα, σαν φράση βγαλμένη από βιβλίο. Το προσπέρασα. Είχα μεγαλύτερα πράγματα μπροστά μου εκείνη τη στιγμή παρά τη στροφή της φράσης ενός ξένου.</w:t>
       </w:r>
     </w:p>
     <w:p/>
@@ -660,7 +660,7 @@
     <w:p/>
     <w:p>
       <w:r>
-        <w:t xml:space="preserve">«Την πήγε δύο πόλεις πιο πέρα, στο Ρίτζλαϊν, σε ένα ενεχυροδανειστήριο εκεί, και την πούλησε. Και με τα χρήματα». Η φωνή της Φιόνας έσπασε καθαρά στη μέση. «Με τα χρήματα αγόρασε αυτό το πανδοχείο. Αυτό εδώ. Το Winter Wonderland Inn. Έτσι απέκτησε η οικογένειά μου την ιδιοκτησία του. Αυτό είναι το θεμέλιο πάνω στο οποίο στέκεται ολόκληρο το πράγμα. Εκατό χρόνια Χριστούγεννα και γάμοι, πρωινά της Κυριακής, ταξιδιώτες μέσα από το χιόνι, και κάτω από όλα αυτά, να τα στηρίζει, μια καρφίτσα που ένα τρομοκρατημένο κορίτσι έκλεψε από τους ανθρώπους για τους οποίους δούλευε».</w:t>
+        <w:t xml:space="preserve">«Την πήγε δύο πόλεις πιο πέρα, στο Ρίτζλαϊν, σε ένα ενεχυροδανειστήριο εκεί, και την πούλησε. Και με τα χρήματα». Η φωνή της Φιόνας έσπασε καθαρά στη μέση. «Με τα χρήματα αγόρασε αυτό το πανδοχείο. Αυτό εδώ. Το Winter Wonderland Inn. Έτσι απέκτησε η οικογένειά μου την ιδιοκτησία του. Αυτό είναι το θεμέλιο πάνω στο οποίο στέκεται ολόκληρο το πράγμα. Εκατό χρόνια Χριστούγεννα και γάμοι, πρωινά της Κυριακής, ταξιδιώτες που έβρισκαν καταφύγιο από το χιόνι, και κάτω από όλα αυτά, να τα στηρίζει, μια καρφίτσα που ένα τρομοκρατημένο κορίτσι έκλεψε από τους ανθρώπους για τους οποίους δούλευε».</w:t>
       </w:r>
     </w:p>
     <w:p/>
@@ -729,7 +729,7 @@
     <w:p/>
     <w:p>
       <w:r>
-        <w:t xml:space="preserve">«Τότε σκέψου μαζί μου μια στιγμή», είπα, «επειδή αυτό έχει μεγαλύτερη σημασία από οτιδήποτε άλλο. Όποιος έγραψε αυτό το σημείωμα ξέρει τι υπήρχε σε αυτό το κλειδωμένο μπαούλο. Και υπάρχουν μόνο δύο τρόποι με τους οποίους κάποιος μαθαίνει τι υπάρχει σε ένα κλειδωμένο μπαούλο που μόνο εσύ έχεις ανοίξει. Είτε έχει μπει με κάποιον τρόπο στο μπαούλο σου, το οποίο μου λες ότι είναι αδύνατον». Σήκωσα ένα δάχτυλο. «Ή έχει φτάσει στο ίδιο μυστικό από την άλλη πλευρά. Την πλευρά των Μπλάκμπερν. Επειδή οι Μπλάκμπερν έχασαν μια καρφίτσα το 1924, δεν την έχασαν; Μια τέτοια οικογένεια, θα το είχαν γράψει κάτω. Ένα γράμμα, ένας οικιακός λογαριασμός, ένα σημείωμα στον ασφαλιστή, κάτι. Η δική τους εκδοχή της ιστορίας υπάρχει κάπου, ξεχωριστή από τη δική σου».</w:t>
+        <w:t xml:space="preserve">«Τότε σκέψου μαζί μου μια στιγμή», είπα, «επειδή αυτό έχει μεγαλύτερη σημασία από οτιδήποτε άλλο. Όποιος έγραψε αυτό το σημείωμα ξέρει τι υπήρχε σε αυτό το κλειδωμένο μπαούλο. Και υπάρχουν μόνο δύο τρόποι με τους οποίους κάποιος μαθαίνει τι υπάρχει σε ένα κλειδωμένο μπαούλο που μόνο εσύ έχεις ανοίξει. Είτε έχει μπει με κάποιον τρόπο στο μπαούλο σου, το οποίο μου λες ότι είναι αδύνατον». Σήκωσα ένα δάχτυλο. «Ή έχει φτάσει στο ίδιο μυστικό από την άλλη πλευρά. Την πλευρά των Μπλάκμπερν. Επειδή οι Μπλάκμπερν έχασαν μια καρφίτσα το 1924, δεν την έχασαν; Μια τέτοια οικογένεια, θα το είχαν καταγράψει. Ένα γράμμα, ένας οικιακός λογαριασμός, ένα σημείωμα στον ασφαλιστή, κάτι. Η δική τους εκδοχή της ιστορίας υπάρχει κάπου, ξεχωριστή από τη δική σου».</w:t>
       </w:r>
     </w:p>
     <w:p/>
@@ -759,7 +759,7 @@
     <w:p/>
     <w:p>
       <w:r>
-        <w:t xml:space="preserve">«Πάρ' τα». Άφησε να φύγει μια ανάσα που ήταν σχεδόν γέλιο, το φθαρμένο είδος που δεν έχει απομείνει καθόλου γέλιο μέσα του. «Πάρ' τα, και σε παρακαλώ, Τζέσικα, σε παρακαλώ κάνε το να σταματήσει. Ξαγρυπνώ κάθε βράδυ κάνοντας πράξεις στο σκοτάδι. Δεν το έχω. Πεντακόσιες χιλιάδες δολάρια. Δεν έχω ούτε το ένα δέκατο. Έχω ένα πανδοχείο γεμάτο αγάπη, ένα σωρό λογαριασμούς στο συρτάρι του γραφείου και την καλή εβδομάδα των Γούορθινγκτον. Αυτά είναι όσα έχω σε αυτόν τον κόσμο».</w:t>
+        <w:t xml:space="preserve">«Πάρ' τα». Άφησε να φύγει μια ανάσα που ήταν σχεδόν γέλιο, το φθαρμένο είδος που δεν έχει απομείνει καθόλου γέλιο μέσα του. «Πάρ' τα, και σε παρακαλώ, Τζέσικα, σε παρακαλώ κάνε το να σταματήσει. Ξαγρυπνώ κάθε βράδυ κάνοντας λογαριασμούς στο σκοτάδι. Δεν το έχω. Πεντακόσιες χιλιάδες δολάρια. Δεν έχω ούτε το ένα δέκατο. Έχω ένα πανδοχείο γεμάτο αγάπη, ένα σωρό λογαριασμούς στο συρτάρι του γραφείου και την καλή εβδομάδα των Γούορθινγκτον. Αυτά είναι όσα έχω σε αυτόν τον κόσμο».</w:t>
       </w:r>
     </w:p>
     <w:p/>
@@ -813,7 +813,7 @@
     <w:p/>
     <w:p>
       <w:r>
-        <w:t>Τσίριξε και πήρε θέση δίπλα μου. Γυρίσαμε σπίτι μέσα από την ξυπνημένη πόλη, και κράτησα το χέρι μου πιεσμένο πάνω από το σημείωμα σε όλη τη διαδρομή και δεν κοίταξα ψηλά στα γιορτινά φώτα κατά μήκος των γείσων.</w:t>
+        <w:t xml:space="preserve">Τσίριξε και πήρε θέση δίπλα μου. Γυρίσαμε σπίτι μέσα από την πόλη που ξυπνούσε, και κράτησα το χέρι μου πιεσμένο πάνω από το σημείωμα σε όλη τη διαδρομή και δεν κοίταξα ψηλά στα γιορτινά φώτα κατά μήκος των γείσων.</w:t>
       </w:r>
     </w:p>
     <w:p>
@@ -854,7 +854,7 @@
     <w:p/>
     <w:p>
       <w:r>
-        <w:t>«Άρα το ερώτημα δεν είναι ποιος μισεί τη Φιόνα», είπε. «Επειδή κανείς δεν μισεί τη Φιόνα. Δεν θα έβρισκες ούτε μία ψυχή σε αυτή την πόλη να πει κακή κουβέντα για εκείνη ακόμη κι αν πρόσφερες αμοιβή. Το ερώτημα είναι ποιος έχει διαβάσει τα έγγραφα των Μπλάκμπερν».</w:t>
+        <w:t xml:space="preserve">«Άρα το ερώτημα δεν είναι ποιος μισεί τη Φιόνα», είπε. «Επειδή κανείς δεν μισεί τη Φιόνα. Δεν θα έβρισκες ούτε μία ψυχή σε αυτή την πόλη να πει κακή κουβέντα για εκείνη ακόμη κι αν πρόσφερες αμοιβή. Το ερώτημα είναι ποιος έχει διαβάσει τα χαρτιά των Μπλάκμπερν».</w:t>
       </w:r>
     </w:p>
     <w:p/>
@@ -902,7 +902,7 @@
     <w:p/>
     <w:p>
       <w:r>
-        <w:t xml:space="preserve">Αυτό ήταν σωστό, και με ηρέμησε περισσότερο απ' ό,τι η σούπα, επειδή μετέτρεπε μια άρρωστη, παραπαίουσα υποψία για έναν φίλο σε μια ερώτηση πάνω στην οποία μπορούσα να δουλέψω. Κάπου, κάποιος είχε σταθεί ανάμεσα στα κουτιά των Μπλάκμπερν, μέσα στη σιωπή, και είχε διαβάσει όσα δεν είχαν καμία δουλειά να διαβάσουν, και είχε διακρίνει το σχήμα μισού εκατομμυρίου δολαρίων μέσα σε αυτά. Αυτό το πρόσωπο μπορεί να ήταν ο Θίο. Μπορεί και όχι. Έπρεπε να το μάθω δίκαια.</w:t>
+        <w:t xml:space="preserve">Αυτό ήταν σωστό, και με ηρέμησε περισσότερο απ' ό,τι η σούπα, επειδή μετέτρεπε μια άρρωστη, παραπαίουσα υποψία για έναν φίλο σε μια ερώτηση πάνω στην οποία μπορούσα να δουλέψω. Κάπου, κάποιος είχε σταθεί ανάμεσα στα κουτιά των Μπλάκμπερν, μέσα στη σιωπή, και είχε διαβάσει όσα δεν είχε καμία δουλειά να διαβάσει, και είχε διακρίνει το σχήμα μισού εκατομμυρίου δολαρίων μέσα σε αυτά. Αυτό το πρόσωπο μπορεί να ήταν ο Θίο. Μπορεί και όχι. Έπρεπε να το μάθω δίκαια.</w:t>
       </w:r>
     </w:p>
     <w:p/>
@@ -1075,7 +1075,7 @@
     <w:p/>
     <w:p>
       <w:r>
-        <w:t xml:space="preserve">Η Ιστορική Εταιρεία του Φροστ Φολς στεγαζόταν σε ένα στενό τούβλινο κτίριο στην πλατεία, και το πρωί που άνοιξε η έκθεση αρχείου, είχε περισσότερο κόσμο να μπαινοβγαίνει απ' όσο είχα δει ποτέ εκεί έξω. Το πεζοδρόμιο μπροστά ήταν ένα αργό ποτάμι από παλτό. Κάποιος είχε κρεμάσει ένα πανό πάνω από την πόρτα, ζωγραφισμένο στο χέρι, </w:t>
+        <w:t xml:space="preserve">Η Ιστορική Εταιρεία του Φροστ Φολς στεγαζόταν σε ένα στενό τούβλινο κτίριο στην πλατεία, και το πρωί που άνοιξε η έκθεση αρχείου, είχε περισσότερο κόσμο να μπαινοβγαίνει απ' όσο είχα δει ποτέ εκεί. Το πεζοδρόμιο μπροστά ήταν ένα αργό ποτάμι από παλτό. Κάποιος είχε κρεμάσει ένα πανό πάνω από την πόρτα, ζωγραφισμένο στο χέρι, </w:t>
       </w:r>
       <w:r>
         <w:rPr>
@@ -1165,7 +1165,7 @@
     </w:p>
     <w:p>
       <w:r>
-        <w:t xml:space="preserve">«Κυρία Κλος». Ο Νιλ δεν σήκωσε το κεφάλι από το γυαλί. «Συναρπαστικά, όλα αυτά. Ο κύριος Χουσείν σας έχει κάνει μια πραγματική υπηρεσία στην πόλη, είτε το ξέρει η πόλη είτε όχι. Κοιτάξτε εδώ». Έδειξε την προθήκη, με το ένα δάχτυλο να μην αγγίζει εντελώς το γυαλί. «Μια ολόκληρη συνεχιζόμενη αλληλογραφία σχετικά με το νοικοκυριό. Ποιος προσλήφθηκε, ποιος απολύθηκε, τι αγοράστηκε, τι πουλήθηκε». Γύρισε τότε το κεφάλι του, και το χαμόγελο κατέφτασε. «Τι χάθηκε».</w:t>
+        <w:t xml:space="preserve">«Κυρία Κλος». Ο Νιλ δεν σήκωσε το κεφάλι από το γυαλί. «Συναρπαστικά, όλα αυτά. Ο δικός σας κύριος Χουσείν έχει προσφέρει πραγματική υπηρεσία στην πόλη, είτε το ξέρει η πόλη είτε όχι. Κοιτάξτε εδώ». Έδειξε την προθήκη, με το ένα δάχτυλο να μην αγγίζει εντελώς το γυαλί. «Μια ολόκληρη συνεχιζόμενη αλληλογραφία σχετικά με το νοικοκυριό. Ποιος προσλήφθηκε, ποιος απολύθηκε, τι αγοράστηκε, τι πουλήθηκε». Γύρισε τότε το κεφάλι του, και το χαμόγελο κατέφτασε. «Τι χάθηκε».</w:t>
       </w:r>
     </w:p>
     <w:p>
@@ -1236,7 +1236,7 @@
     <w:p/>
     <w:p>
       <w:r>
-        <w:t xml:space="preserve">Το χαρτί στις προθήκες ήταν παλιό, καφέ, εύθραυστο στις πτυχώσεις. Αλλά στο μπροστινό γραφείο, δίπλα στο επίπεδο κουτί της Βέρας, υπήρχε μια στοίβα από τα επιστολόχαρτα της Εταιρείας, το άγραφο χαρτί που χρησιμοποιούσαν για τις ετικέτες και το επιστολόχαρτο, σε χρώμα κρέμ, λίγο πιο βαρύ από το συνηθισμένο χαρτί, με μια αμυδρή ριγέ υφή αποτυπωμένη πάνω του, λεπτές παράλληλες γραμμές που θα πρόσεχες μόνο αν το κρατούσες στο φως ή είχες λόγο να κοιτάξεις.</w:t>
+        <w:t xml:space="preserve">Το χαρτί στις προθήκες ήταν παλιό, καφέ, εύθραυστο στις πτυχώσεις. Αλλά στο μπροστινό γραφείο, δίπλα στο επίπεδο κουτί της Βέρας, υπήρχε μια στοίβα από τα επιστολόχαρτα της Εταιρείας, το άγραφο χαρτί που χρησιμοποιούσαν για τις ετικέτες και το επιστολόχαρτο, σε χρώμα κρεμ, λίγο πιο βαρύ από το συνηθισμένο χαρτί, με μια αμυδρή ριγέ υφή αποτυπωμένη πάνω του, λεπτές παράλληλες γραμμές που θα πρόσεχες μόνο αν το κρατούσες στο φως ή είχες λόγο να κοιτάξεις.</w:t>
       </w:r>
     </w:p>
     <w:p/>
@@ -1272,7 +1272,7 @@
     <w:p/>
     <w:p>
       <w:r>
-        <w:t xml:space="preserve">Αλλά τη δίπλωσα στην τσέπη του παλτό μου παρ' όλα αυτά, δίπλα στο σημείωμα. Ισιώθηκα και κοίταξα πίσω στη ζεστή, γεμάτη κόσμο αίθουσα για τελευταία φορά. Στον Θίο, σκυμμένο τώρα στο τραπέζι με τον χυμό μήλου, να διηγείται σε ένα μικρό αγόρι την ίδρυση της πόλης με όλη του την κουρασμένη καρδιά, τα μάτια του αγοριού ορθάνοιχτα. Στη Βέρα, δίπλα στο γραφείο, να ισιώνει το κουτί με τα χαρτιά της κατά ένα τελευταίο μισό εκατοστό. Στον Νιλ Κάρτερ, δίπλα στη βιτρίνα, να γράφει κάτι στο σημειωματάριό του. Και στη στοίβα με τα κρέμ επιστολόχαρτα δίπλα στον αγκώνα της Βέρας, που έπιαναν το φως.</w:t>
+        <w:t xml:space="preserve">Αλλά τη δίπλωσα στην τσέπη του παλτό μου παρ' όλα αυτά, δίπλα στο σημείωμα. Ισιώθηκα και κοίταξα πίσω στη ζεστή, γεμάτη κόσμο αίθουσα για τελευταία φορά. Στον Θίο, σκυμμένο τώρα στο τραπέζι με τον χυμό μήλου, να διηγείται σε ένα μικρό αγόρι την ίδρυση της πόλης με όλη του την κουρασμένη καρδιά, τα μάτια του αγοριού ορθάνοιχτα. Στη Βέρα, δίπλα στο γραφείο, να ισιώνει το κουτί με τα χαρτιά της κατά ένα τελευταίο μισό εκατοστό. Στον Νιλ Κάρτερ, δίπλα στη βιτρίνα, να γράφει κάτι στο σημειωματάριό του. Και στη στοίβα με τα κρεμ επιστολόχαρτα δίπλα στον αγκώνα της Βέρας, που έπιαναν το φως.</w:t>
       </w:r>
     </w:p>
     <w:p/>
@@ -1424,7 +1424,7 @@
     </w:p>
     <w:p>
       <w:r>
-        <w:t xml:space="preserve">Το να ξέρεις ότι το μυστικό προήλθε από τα χαρτιά σού λέει πού να σταθείς, είχε πει ο Νικ. Όχι ποιος. Πάρα πολλοί άνθρωποι στο Φροστ Φολς λυπούνταν τον Θίο. Οι μισοί κάτοικοι θα είχαν κλάψει αν μάθαιναν πόσο άσχημα ήταν τα πράγματα. Το να λυπάσαι έναν άνθρωπο, ακόμα κι αν είναι ο πιο απελπισμένος άνθρωπος στην πόλη, δεν είναι το ίδιο με το να απειλείς έναν φίλο για χρήματα, και δεν θα άφηνα το ένα να γλιστρήσει μέσα στο άλλο στο μυαλό μου χωρίς κάτι παραπάνω από αριθμητική και μια κακή διαίσθηση. Συνέχισα λοιπόν να πλέκω, κράτησα τη γροθιά μου ανοιχτή και κράτησα την υποψία ανάλαφρη, σαν κάρβουνο, έτοιμη να την αφήσω να πέσει.</w:t>
+        <w:t xml:space="preserve">Το να ξέρεις ότι το μυστικό προήλθε από τα χαρτιά σού λέει πού να σταθείς, είχε πει ο Νικ. Όχι ποιος. Πάρα πολλοί άνθρωποι στο Φροστ Φολς λυπούνταν τον Θίο. Οι μισοί κάτοικοι θα είχαν κλάψει αν μάθαιναν πόσο άσχημα ήταν τα πράγματα. Το να λυπάται κανείς έναν άνθρωπο, ακόμα και το να είναι κανείς ο πιο απελπισμένος άνθρωπος στην πόλη, δεν είναι το ίδιο με το να απειλεί έναν φίλο για χρήματα, και δεν θα άφηνα το ένα να γλιστρήσει μέσα στο άλλο στο μυαλό μου χωρίς κάτι παραπάνω από αριθμητική και μια κακή διαίσθηση. Συνέχισα λοιπόν να πλέκω, κράτησα τη γροθιά μου ανοιχτή και κράτησα την υποψία ανάλαφρη, σαν κάρβουνο, έτοιμη να την αφήσω να πέσει.</w:t>
       </w:r>
     </w:p>
     <w:p>
@@ -1516,7 +1516,7 @@
     <w:p/>
     <w:p>
       <w:r>
-        <w:t xml:space="preserve">Το πάρκο ήταν το μέρος όπου θα γινόταν το φεστιβάλ, ο μεγάλος κοινόχρηστος χώρος νότια της Έβεργκριν που κατέβαινε από την πλατεία, με το ηρώο κοντά στην αρχή και τη μεγάλη φτελιά στην άλλη άκρη. Όλη η πόλη είχε κινητοποιηθεί για να το ετοιμάσει. Υπήρχαν τραπέζια με ανοιγόμενα πόδια που έπρεπε να μεταφερθούν και να στηθούν σε σειρές, μια σκηνή που θα υψωνόταν στη βόρεια άκρη, και κάτι που έμοιαζε με χίλιες μικρές κολοκύθες, οι οποίες έπρεπε να τακτοποιηθούν κατά τρόπο που υποτίθεται ότι θα έδειχνε ατημέλητος. Στην πραγματικότητα, η επιτροπή θα ασχολούνταν σχολαστικά μαζί τους επί μία ώρα. Είχα έρθει μόνο για να παραδώσω στην επιτροπή του φεστιβάλ τα πρώτα δώδεκα ζευγάρια γάντια του κύκλου, και μέσα σε ενενήντα δευτερόλεπτα από την άφιξή μου, ένας άγνωστος άντρας μου είχε βάλει στα χέρια ένα κιβώτιο με κολοκύθες για πίτα και μου είχε πει: «Βάλ' τες μπροστά από τη σκηνή, θέλεις να το κάνεις; Πρόσεχε τη μαλακή». Έτσι πήγαιναν τα πράγματα σε αυτή την πόλη, και δεν με πείραζε καθόλου. Δεν γινόταν να σκέφτομαι έχοντας μια κούτα με κολοκύθες στην αγκαλιά μου, και αυτό με βόλευε μια χαρά.</w:t>
+        <w:t xml:space="preserve">Το πάρκο ήταν το μέρος όπου θα γινόταν το φεστιβάλ, ο μεγάλος κοινόχρηστος χώρος νότια της Έβεργκριν που κατέβαινε από την πλατεία, με το ηρώο κοντά στην αρχή και τη μεγάλη φτελιά στην άλλη άκρη. Όλη η πόλη είχε κινητοποιηθεί για να το ετοιμάσει. Υπήρχαν τραπέζια με ανοιγόμενα πόδια που έπρεπε να μεταφερθούν και να στηθούν σε σειρές, μια σκηνή που θα υψωνόταν στη βόρεια άκρη, και κάτι που έμοιαζε με χίλιες μικρές κολοκύθες, οι οποίες έπρεπε να τακτοποιηθούν κατά τρόπο που υποτίθεται ότι θα έδειχνε ατημέλητος. Στην πραγματικότητα, η επιτροπή θα ασχολούνταν σχολαστικά μαζί τους επί μία ώρα. Είχα έρθει μόνο για να παραδώσω στην επιτροπή του φεστιβάλ τα πρώτα δώδεκα ζευγάρια γάντια του κύκλου, και μέσα σε ενενήντα δευτερόλεπτα από την άφιξή μου, ένας άγνωστος άντρας μου είχε βάλει στα χέρια ένα κιβώτιο με κολοκύθες για πίτα και μου είχε πει: «Βάλτε τες μπροστά από τη σκηνή, θα μου κάνετε τη χάρη; Προσέξτε τη μαλακή». Έτσι πήγαιναν τα πράγματα σε αυτή την πόλη, και δεν με πείραζε καθόλου. Δεν γινόταν να σκέφτομαι έχοντας μια κούτα με κολοκύθες στην αγκαλιά μου, και αυτό με βόλευε μια χαρά.</w:t>
       </w:r>
     </w:p>
     <w:p/>
@@ -1570,7 +1570,7 @@
     <w:p/>
     <w:p>
       <w:r>
-        <w:t>Αυτό μου χάρισε άλλο ένα γέλιο, και πίσω του εμφανίστηκε ο Μαρκ Ρέντφερν με μια αγκαλιά πτυσσόμενες καρέκλες. Όταν τις άφησε κάτω, στάθηκε ίσιος και έσπρωξε τα μαλλιά του πίσω από το μέτωπο, είδα αυτό που ήλπιζα να δω στο πρόσωπό του: ανακούφιση. Ήταν ένας ψυχικά ράκος άνθρωπος όταν τον πρωτογνώρισα, που κρατούσε τον εαυτό του και την κόρη του όρθιους και με τα δύο χέρια χωρίς να του έχει απομείνει τίποτα άλλο. Τώρα είχε πάρει χρώμα. Κοίταξε την Έμα να γελάει με τον πιγκουίνο, και οι ώμοι του, σφιγμένοι για έναν ολόκληρο χρόνο, χαλάρωσαν.</w:t>
+        <w:t xml:space="preserve">Αυτό μου χάρισε άλλο ένα γέλιο, και πίσω του εμφανίστηκε ο Μαρκ Ρέντφερν με μια αγκαλιά πτυσσόμενες καρέκλες. Όταν τις άφησε κάτω, στάθηκε ίσιος και έσπρωξε τα μαλλιά του πίσω από το μέτωπο, είδα αυτό που ήλπιζα να δω στο πρόσωπό του: ανακούφιση. Ήταν ψυχικό ράκος όταν τον πρωτογνώρισα, που κρατούσε τον εαυτό του και την κόρη του όρθιους και με τα δύο χέρια χωρίς να του έχει απομείνει τίποτα άλλο. Τώρα είχε πάρει χρώμα. Κοίταξε την Έμα να γελάει με τον πιγκουίνο, και οι ώμοι του, σφιγμένοι για έναν ολόκληρο χρόνο, χαλάρωσαν.</w:t>
       </w:r>
     </w:p>
     <w:p/>
@@ -1678,7 +1678,7 @@
     <w:p/>
     <w:p>
       <w:r>
-        <w:t xml:space="preserve">Πλησίασα και κοίταξα. Μέσα από την υγρή πορτοκαλί σάρκα, την τελευταία εβδομάδα του Οκτωβρίου, είχε ξεφυτρώσει ένα κλαδάκι πουρνάρι: τρία σκούρα γυαλιστερά φύλλα, κοφτερά και αλάνθαστα, και ανάμεσά τους τρία κόκκινα μούρα στρογγυλά σαν σταγόνες αίματος, που φυτρώνανε μέσα σε μια χαλασμένη κολοκύθα του Χάλογουιν την ώρα που είχε περάσει από τότε που η Πιπ την είχε σκίσει.</w:t>
+        <w:t xml:space="preserve">Πλησίασα και κοίταξα. Μέσα από την υγρή πορτοκαλί σάρκα, την τελευταία εβδομάδα του Οκτωβρίου, είχε ξεφυτρώσει ένα κλαδάκι πουρνάρι: τρία σκούρα γυαλιστερά φύλλα, κοφτερά και αλάνθαστα, και ανάμεσά τους τρία κόκκινα μούρα στρογγυλά σαν σταγόνες αίματος, φυτρωμένο μέσα σε μια χαλασμένη κολοκύθα του Χάλογουιν την ώρα που είχε περάσει από τότε που η Πιπ την είχε σκίσει.</w:t>
       </w:r>
     </w:p>
     <w:p/>
@@ -1714,7 +1714,7 @@
     <w:p/>
     <w:p>
       <w:r>
-        <w:t xml:space="preserve">«Δικό μας», συμφώνησα, και σταύρωσα τα χέρια μου στο στήθος, και την είδα να σκεπάζει με την παλάμη της το πουρνάρι για να το κρύψει από την πολυάσχολη επιτροπή σαν να κρατούσε ένα μικρό, ζεστό μυστικό ζωντανό ανάμεσα στις παλάμες της.</w:t>
+        <w:t xml:space="preserve">«Δικό μας», συμφώνησα, και έβαλα το χέρι στην καρδιά μου, και την είδα να σκεπάζει με την παλάμη της το πουρνάρι για να το κρύψει από την πολυάσχολη επιτροπή σαν να κρατούσε ένα μικρό, ζεστό μυστικό ζωντανό ανάμεσα στις παλάμες της.</w:t>
       </w:r>
     </w:p>
     <w:p/>
@@ -1761,7 +1761,7 @@
     <w:p/>
     <w:p>
       <w:r>
-        <w:t xml:space="preserve">Επέστρεψα στο πανδοχείο δύο μέρες αργότερα, όχι για να ερευνήσω τίποτα, αλλά επειδή η Φιόνα χρειαζόταν μια φίλη περισσότερο παρά μια ντετέκτιβ εκείνη τη στιγμή, κι εγώ ήμουν τόσο απασχολημένη με το πρώτο που παραλίγο να ξεχάσω να γίνω το δεύτερο.</w:t>
+        <w:t xml:space="preserve">Επέστρεψα στο πανδοχείο δύο μέρες αργότερα, όχι για να ερευνήσω τίποτα, αλλά επειδή η Φιόνα χρειαζόταν μια φίλη περισσότερο παρά μια ντετέκτιβ εκείνη τη στιγμή, κι εγώ ήμουν τόσο απασχολημένη με το δεύτερο που παραλίγο να ξεχάσω να είμαι το πρώτο.</w:t>
       </w:r>
     </w:p>
     <w:p/>
@@ -1851,7 +1851,7 @@
     <w:p/>
     <w:p>
       <w:r>
-        <w:t xml:space="preserve">Σκούπισε τα μάτια της και γέλασε, με υγρό τρόπο. </w:t>
+        <w:t xml:space="preserve">Σκούπισε τα μάτια της και γέλασε μέσα από τα δάκρυα. </w:t>
       </w:r>
     </w:p>
     <w:p/>
@@ -1869,13 +1869,13 @@
     <w:p/>
     <w:p>
       <w:r>
-        <w:t xml:space="preserve">Αυτό της έβγαλε ένα αληθινό γέλιο, εκείνο το βαθύ που έρχεται ξαφνικά, το γέλιο που μου είχε λείψει, και μου έκανε τόσο καλό να το ακούσω όσο και η σούπα σε εκείνη. Γυρίσαμε πίσω στις καρέκλες μαζί. Εγώ μετρούσα ενώ εκείνη έφτιαχνε όσες κουνιούνταν, και η Πιπ επέβλεπε από το ζεστό κομμάτι του ήλιου. Για μια ώρα το πανδοχείο ήταν ξανά απλώς ένα πανδοχείο, ζεστό και πολυάσχολο, που ετοιμαζόταν για ένα φεστιβάλ. Ό,τι κι αν γινόταν άλλο, αυτό άξιζε να προστατευτεί: η ζεστασιά που ένα τρομοκρατημένο κορίτσι είχε φτιάξει από το τίποτα και είχε παραδώσει μέσα σε εκατό χρόνια σε μια άλλη γυναίκα που μετρούσε καρέκλες.</w:t>
-      </w:r>
-    </w:p>
-    <w:p/>
-    <w:p>
-      <w:r>
-        <w:t>Η Πιπ κι εγώ περπατήσαμε σπίτι στο λυκόφως, και ήμουν πολύ πιο σίγουρη για το τι ακριβώς πολεμούσα.</w:t>
+        <w:t xml:space="preserve">Αυτό της έβγαλε ένα αληθινό γέλιο, εκείνο το βαθύ που έρχεται ξαφνικά, το γέλιο που μου είχε λείψει, και μου έκανε τόσο καλό να το ακούσω όσο και η σούπα σε εκείνη. Γυρίσαμε πίσω στις καρέκλες μαζί. Εγώ μετρούσα ενώ εκείνη έφτιαχνε όσες κουνιούνταν, και η Πιπ επέβλεπε από το ζεστό κομμάτι του ήλιου. Για μια ώρα το πανδοχείο ήταν ξανά απλώς ένα πανδοχείο, ζεστό και πολυάσχολο, που ετοιμαζόταν για ένα φεστιβάλ. Ό,τι κι αν γινόταν άλλο, αυτό άξιζε να προστατευτεί: η ζεστασιά που ένα τρομοκρατημένο κορίτσι είχε φτιάξει από το τίποτα και είχε παραδώσει μέσα από εκατό χρόνια σε μια άλλη γυναίκα που μετρούσε καρέκλες.</w:t>
+      </w:r>
+    </w:p>
+    <w:p/>
+    <w:p>
+      <w:r>
+        <w:t xml:space="preserve">Η Πιπ κι εγώ περπατήσαμε σπίτι στο λυκόφως, και ήμουν πολύ πιο σίγουρη για ποιο πράγμα ακριβώς πάλευα.</w:t>
       </w:r>
     </w:p>
     <w:p>
@@ -1928,7 +1928,7 @@
     <w:p/>
     <w:p>
       <w:r>
-        <w:t xml:space="preserve">Κι ενώ τη θαύμαζα, ανάσανα τη μυρωδιά του σιδηρουργείου, και να τη, αλάνθαστη, η ακριβής μυρωδιά που είχε κολλήσει σε ένα φύλλο κρεμ χαρτιού διπλωμένο στο παλτό μου. Ήταν πάνω στο σημείωμα, και ήταν κι εδώ. Και ανάγκασα τον εαυτό μου να κινηθεί αργά, ανάγκασα τον εαυτό μου να κρατήσει το κάρβουνο στην ανοιχτή μου παλάμη και να μη σφίξω τη γροθιά μου γύρω του, επειδή μια μυρωδιά δεν αποτελεί ομολογία. Ο Σαμ Πάτελ υπήρξε, από κάθε άποψη, απολύτως έντιμος με ολόκληρη αυτή την πόλη επί δέκα χρόνια, κι εγώ είχα έρθει για να κοιτάξω, όχι για να βγάλω συμπέρασμα.</w:t>
+        <w:t xml:space="preserve">Κι ενώ τη θαύμαζα, ανάσανα τη μυρωδιά του σιδηρουργείου, και να τη, αλάνθαστη, η ακριβής μυρωδιά που είχε κολλήσει σε ένα φύλλο κρεμ χαρτιού διπλωμένο στο παλτό μου. Ήταν πάνω στο σημείωμα, και ήταν κι εδώ. Και ανάγκασα τον εαυτό μου να κινηθεί αργά, ανάγκασα τον εαυτό μου να κρατήσει το κάρβουνο στην ανοιχτή μου παλάμη και να μη σφίξω τη γροθιά μου γύρω του, επειδή μια μυρωδιά δεν αποτελεί ομολογία. Ο Σαμ Πάτελ υπήρξε, απ' ό,τι έλεγαν όλοι, απολύτως έντιμος με ολόκληρη αυτή την πόλη επί δέκα χρόνια, κι εγώ είχα έρθει για να κοιτάξω, όχι για να βγάλω συμπέρασμα.</w:t>
       </w:r>
     </w:p>
     <w:p/>
@@ -1982,7 +1982,7 @@
     <w:p/>
     <w:p>
       <w:r>
-        <w:t xml:space="preserve">Κι αυτό, περισσότερο από οτιδήποτε άλλο, διέλυσε το τελευταίο κομμάτι της καχυποψίας μου, σχεδόν εξ ολοκλήρου, επειδή ένας άντρας που ετοιμάζει εκβιασμό δεν θα στεκόταν στο δικό του σιδηρουργείο με την καρδιά του στο πιάτο ρωτώντας αν η γυναίκα που απομυζούσε ήταν καλά. Αλλά το σχεδόν δεν είναι το ίδιο με το σίγουρος, κι εγώ κράτησα τη θέση μου, και ρώτησα το πράγμα για το οποίο είχα έρθει κατά το ήμισυ κάτω από τη μυρωδιά.</w:t>
+        <w:t xml:space="preserve">Κι αυτό, περισσότερο από οτιδήποτε άλλο, διέλυσε το τελευταίο κομμάτι της καχυποψίας μου, σχεδόν εξ ολοκλήρου, επειδή ένας άντρας που ετοιμάζει εκβιασμό δεν θα στεκόταν στο δικό του σιδηρουργείο με την καρδιά του στο πιάτο ρωτώντας αν η γυναίκα που απομυζούσε ήταν καλά. Αλλά το σχεδόν δεν είναι το ίδιο με το σίγουρα, κι εγώ κράτησα τη θέση μου, και ρώτησα αυτό που ήταν ο άλλος μισός λόγος της επίσκεψής μου, πίσω από τη μυρωδιά.</w:t>
       </w:r>
     </w:p>
     <w:p/>
@@ -2074,7 +2074,7 @@
     <w:p/>
     <w:p>
       <w:r>
-        <w:t>Είχα σκοπό να περάσω το πρωί στη δημόσια βιβλιοθήκη, ήσυχα, μελετώντας την ιστορία των Μπλάκμπερν. Τον βρήκα εκεί πριν από μένα, εγκατεστημένο στο μεγάλο δρύινο τραπέζι δίπλα στα ψηλά παράθυρα, με τρία αρχειακά κουτιά με δημοτικά έγγραφα ανοιχτά μπροστά του και ένα τέταρτο να το κουβαλάει η κυρία Τζόνσον, η οποία το ακούμπησε κάτω με την επιτηδευμένη φροντίδα μιας βιβλιοθηκονόμου που είχε αποφασίσει ότι ο συγκεκριμένος επισκέπτης θα της δημιουργούσε προβλήματα. Κρατούσε έναν μεγεθυντικό φακό στο ένα χέρι. Είχε τα γυαλιά ανάγνωσης σπρωγμένα ψηλά στα μαλλιά του και τα κανονικά του γυαλιά στη μύτη. Σήκωσε το κεφάλι του μόλις μπήκα από την πόρτα, σαν να με περίμενε, και μου έγνεψε να πλησιάσω.</w:t>
+        <w:t xml:space="preserve">Είχα σκοπό να περάσω το πρωί στη δημόσια βιβλιοθήκη, ήσυχα, μελετώντας την ιστορία των Μπλάκμπερν. Τον βρήκα εκεί πριν από μένα, εγκατεστημένο στο μεγάλο δρύινο τραπέζι δίπλα στα ψηλά παράθυρα, με τρία αρχειακά κουτιά με δημοτικά έγγραφα ανοιχτά μπροστά του και ένα τέταρτο να το κουβαλάει η κυρία Τζόνσον, η οποία το ακούμπησε κάτω με την επιτηδευμένη φροντίδα μιας βιβλιοθηκονόμου που είχε αποφασίσει ότι ο συγκεκριμένος επισκέπτης θα της δημιουργούσε προβλήματα. Κρατούσε έναν μεγεθυντικό φακό στο ένα χέρι. Είχε τα γυαλιά ανάγνωσης σπρωγμένα ψηλά στα μαλλιά του και τα κανονικά του γυαλιά στη μύτη. Σήκωσε το κεφάλι του μόλις μπήκα από την πόρτα, σαν να περίμενε κάποιον φίλο, και μου έγνεψε να πλησιάσω.</w:t>
       </w:r>
     </w:p>
     <w:p/>
@@ -2104,7 +2104,7 @@
     <w:p/>
     <w:p>
       <w:r>
-        <w:t xml:space="preserve">«Λατρεύω τις παλιές, ιστορικές οικογένειες. Όλη αυτή η ωμή, αρπακτική φιλοδοξία στην πρώτη γενιά, που καταλήγει σε ευυποληψία ως την τρίτη, και μέχρι την τέταρτη έχουν ξεχάσει ότι άρπαξαν ποτέ τίποτα. Είναι η ίδια ιστορία σε κάθε μικρή πόλη που έχω πατήσει ποτέ το πόδι μου».</w:t>
+        <w:t xml:space="preserve">«Λατρεύω τις οικογένειες των ιδρυτών. Όλη αυτή η ωμή, αρπακτική φιλοδοξία στην πρώτη γενιά, που καταλήγει σε ευυποληψία ως την τρίτη, και μέχρι την τέταρτη έχουν ξεχάσει ότι άρπαξαν ποτέ τίποτα. Είναι η ίδια ιστορία σε κάθε μικρή πόλη που έχω πατήσει ποτέ το πόδι μου».</w:t>
       </w:r>
     </w:p>
     <w:p/>
@@ -2158,7 +2158,7 @@
     <w:p/>
     <w:p>
       <w:r>
-        <w:t>Κάθισα σιωπηλή για μια στιγμή. Ήταν μια τεράστια δόση ειλικρίνειας, δοσμένη απλόχερα, χωρίς να τη ζητήσω, και καθώς καθόμουν εκεί, δεν μπορούσα να διακρίνω αν ήταν η καθαρή αλήθεια ή κάποιο επιδέξιο ψέμα.</w:t>
+        <w:t xml:space="preserve">Κάθισα σιωπηλή για μια στιγμή. Ήταν μια τεράστια δόση ειλικρίνειας, δοσμένη απλόχερα, χωρίς να τη ζητήσω, και καθώς καθόμουν εκεί, δεν μπορούσα να διακρίνω αν ήταν η καθαρή αλήθεια ή το πιο έξυπνο είδος ψέματος.</w:t>
       </w:r>
     </w:p>
     <w:p/>
@@ -2455,7 +2455,7 @@
     </w:p>
     <w:p>
       <w:r>
-        <w:t xml:space="preserve">Η Πιπ μυροκοπούσε κατά μήκος του κάτω κάγκελου του φράχτη του λιβαδιού όλη την ώρα. Είχα το σημείωμα στην τσέπη του παλτό μου, και τώρα έκανε αυτό που είχε αρχίσει να κάνει όποτε αυτό βρισκόταν κοντά. Ήρθε στην τσέπη, πίεσε το ράμφος της επίπεδο πάνω στην εξωτερική της πλευρά και έμεινε ακίνητη, στην ακινησία στην οποία έπεφτε όταν είχε πιάσει μια μυρωδιά και ήταν απολύτως σίγουρη γι' αυτήν. Έπειτα γύρισε και απομακρύνθηκε περπατώντας σαν πάπια μακριά μου με μεγάλη αποφασιστικότητα, κατευθείαν στο μονοπάτι για την πόρτα της κουζίνας, και περίμενε εκεί μέχρι να την ανοίξω. Διέσχισε το πάτωμα και σταμάτησε στο καλάθι όπου είχα αφήσει τη βάση κεριού που είχα κουβαλήσει σπίτι από το σιδηρουργείο εκείνο το πρωί. Κάθισε δίπλα στο καλάθι, με ξανακοίταξε και κελάηδησε, μία φορά, κοφτά και σίγουρα σαν δάχτυλο που δείχνει.</w:t>
+        <w:t xml:space="preserve">Η Πιπ μυροκοπούσε κατά μήκος του κάτω κάγκελου του φράχτη του λιβαδιού όλη την ώρα. Είχα το σημείωμα στην τσέπη του παλτό μου, και τώρα έκανε αυτό που είχε αρχίσει να κάνει όποτε αυτό βρισκόταν κοντά. Ήρθε στην τσέπη, πίεσε το ράμφος της επίπεδο πάνω στην εξωτερική της πλευρά και έμεινε ακίνητη, στην ακινησία στην οποία έπεφτε όταν είχε πιάσει μια μυρωδιά και βεβαιωνόταν γι' αυτήν. Έπειτα γύρισε και απομακρύνθηκε περπατώντας σαν πάπια μακριά μου με μεγάλη αποφασιστικότητα, κατευθείαν στο μονοπάτι για την πόρτα της κουζίνας, και περίμενε εκεί μέχρι να την ανοίξω. Διέσχισε το πάτωμα και σταμάτησε στο καλάθι όπου είχα αφήσει τη βάση κεριού που είχα κουβαλήσει σπίτι από το σιδηρουργείο εκείνο το πρωί. Κάθισε δίπλα στο καλάθι, με ξανακοίταξε και τσίριξε, μία φορά, κοφτά και σίγουρα σαν δάχτυλο που δείχνει.</w:t>
       </w:r>
     </w:p>
     <w:p>
@@ -2555,7 +2555,7 @@
         <w:t xml:space="preserve">ΣΥΜΒΟΛΑΙΑ. ΑΔΕΙΕΣ. ΦΟΡΟΛΟΓΙΚΑ ΜΗΤΡΩΑ. ΑΡΧΕΙΑ ΙΔΙΟΚΤΗΣΙΑΣ, 1900–1950.</w:t>
       </w:r>
       <w:r>
-        <w:t xml:space="preserve"> Ολόκληρη η χάρτινη μνήμη του ποιος κατείχε τι στο Φροστ Φολς, ένας αιώνας από αυτήν, στεκόταν στην πλάτη αυτής της κουρασμένης γυναίκας, και τα κλειδιά για όλα αυτά βρίσκονταν στον κρίκο στη μέση της.</w:t>
+        <w:t xml:space="preserve"> Ολόκληρη η χάρτινη μνήμη του ποιος κατείχε τι στο Φροστ Φολς, ένας αιώνας από αυτήν, στεκόταν πίσω από αυτή την κουρασμένη γυναίκα, και τα κλειδιά για όλα αυτά βρίσκονταν στον κρίκο στη μέση της.</w:t>
       </w:r>
     </w:p>
     <w:p/>
@@ -2663,7 +2663,7 @@
         <w:t xml:space="preserve"/>
       </w:r>
       <w:r>
-        <w:t xml:space="preserve"> κάπου σε εκείνα τα ίδια συρτάρια, και ό,τι είχε καταγράψει η πόλη το 1924 όταν μια καρφίτσα είχε κάνει φτερά από ένα αρχοντικό, αν είχε καταγραφεί απολύτως τίποτα. Μια γυναίκα που είχε σφιχτεί στις λέξεις αρχεία ιδιοκτησίας και είχε γίνει υπερβολικά λαλίστατη τη στιγμή που είχα πει το όνομα Μπλάκμπερν, για να μου πει μετά, με τα αρχεία να στέκονται στην πλάτη της, ότι δεν τα διάβαζε ποτέ.</w:t>
+        <w:t xml:space="preserve"> κάπου σε εκείνα τα ίδια συρτάρια, και ό,τι είχε καταγράψει η πόλη το 1924 όταν μια καρφίτσα είχε κάνει φτερά από ένα αρχοντικό, αν είχε καταγραφεί απολύτως τίποτα. Μια γυναίκα που είχε σφιχτεί στις λέξεις αρχεία ιδιοκτησίας και είχε γίνει υπερβολικά λαλίστατη τη στιγμή που είχα πει το όνομα Μπλάκμπερν, για να μου πει μετά, με τα αρχεία να στέκονται πίσω της, ότι δεν τα διάβαζε ποτέ.</w:t>
       </w:r>
     </w:p>
     <w:p/>
@@ -2721,7 +2721,7 @@
     </w:p>
     <w:p>
       <w:r>
-        <w:t xml:space="preserve">«Αυτό λένε τα μαθηματικά». Ο Θίο έβγαλε τα γυαλιά του και πίεσε τα δάχτυλά του στη ρίζα της μύτης του, και για μια στιγμή η προσεκτική φωνή λύγισε. «Έχω κάνει αιτήσεις παντού. Θέλω να το ξέρετε όλοι αυτό. Κάθε επιχορήγηση, κάθε ίδρυμα, κάθε ταμείο σε τρεις πολιτείες. Έχω έναν φάκελο με τις απορρίψεις. Θα μπορούσα να ταπετσαρώσω αυτό το δωμάτιο μ' αυτές, και τουλάχιστον τότε το δωμάτιο θα ήταν στεγνό». Μερικοί από αυτούς γέλασαν, το θλιμμένο, ανήμπορο γέλιο ανθρώπων που βρίσκονται στο τέλος των επιλογών τους. «Ο δήμος δεν πρόκειται να βοηθήσει. Πήγα στον δήμαρχο ο ίδιος την περασμένη άνοιξη, και η κυρία Κλος εδώ πήγε ξανά σήμερα το πρωί, και λέει το ίδιο πράγμα που λέει πάντα. Η ιστορία δεν καθαρίζει τους δρόμους από το χιόνι». Άφησε τα γυαλιά του πάνω στα χαρτιά του. «Δεν ξέρω τι άλλο να δοκιμάσω. Δοκίμασα να είμαι λογικός. Δοκίμασα να ζητήσω έλεος. Δεν ντρέπομαι να σας πω ότι δοκίμασα να ζητήσω έλεος, γραπτώς, σε ένα ίδρυμα στην πόλη, και μου έστειλαν ένα πολύ ευγενικό γράμμα λέγοντας όχι».</w:t>
+        <w:t xml:space="preserve">«Αυτό λένε τα μαθηματικά». Ο Θίο έβγαλε τα γυαλιά του και πίεσε τα δάχτυλά του στη ρίζα της μύτης του, και για μια στιγμή η προσεκτική φωνή λύγισε. «Έχω κάνει αιτήσεις παντού. Θέλω να το ξέρετε όλοι αυτό. Κάθε επιχορήγηση, κάθε ίδρυμα, κάθε ταμείο σε τρεις πολιτείες. Έχω έναν φάκελο με τις απορρίψεις. Θα μπορούσα να ταπετσαρώσω αυτό το δωμάτιο μ' αυτές, και τουλάχιστον τότε το δωμάτιο θα ήταν στεγνό». Μερικοί από αυτούς γέλασαν, το θλιμμένο, ανήμπορο γέλιο ανθρώπων που βρίσκονται στο τέλος των επιλογών τους. «Ο δήμος δεν πρόκειται να βοηθήσει. Πήγα στον δήμαρχο ο ίδιος την περασμένη άνοιξη, και η κυρία Κλος εδώ πήγε ξανά σήμερα το πρωί, και λέει το ίδιο πράγμα που λέει πάντα. Η ιστορία δεν καθαρίζει τους δρόμους από το χιόνι». Άφησε τα γυαλιά του πάνω στα χαρτιά του. «Δεν ξέρω τι άλλο να δοκιμάσω. Δοκίμασα να είμαι λογικός. Δοκίμασα να ζητήσω έλεος. Δεν ντρέπομαι να σας πω ότι δοκίμασα να ζητήσω έλεος, γραπτώς, σε ένα ίδρυμα στη μεγαλούπολη, και μου έστειλαν ένα πολύ ευγενικό γράμμα λέγοντας όχι».</w:t>
       </w:r>
     </w:p>
     <w:p>
@@ -2746,7 +2746,7 @@
     </w:p>
     <w:p>
       <w:r>
-        <w:t xml:space="preserve">Η Κλερ έφυγε για να γράψει την ευγενική, θλιμμένη ιστορία της που δεν επρόκειτο να ταράξει τίποτα. Έμεινα για να βοηθήσω τον Θίο, και στοίβαξα καρέκλες μαζί με τον άντρα που είχα αρχίσει να υποψιάζομαι ότι εκβίαζε τη φίλη μου. Με ευχαρίστησε γι' αυτό τρεις φορές. Μετά μου μίλησε για εκείνη τη φορά το 1936 που μια πλημμύρα παραλίγο να πάρει τα αρχικά αρχεία της πόλης, και καμιά ντουζίνα πολίτες είχαν σχηματίσει μια αλυσίδα για να μεταφέρουν τα κουτιά σε ψηλότερο έδαφος. Αυτή ήταν η πόλη στα καλύτερά της, είπε, άνθρωποι που κουβαλούσαν το παρελθόν στην ασφάλεια με τα χέρια τους, και το σκεφτόταν αυτό στις άσχημες νύχτες.</w:t>
+        <w:t xml:space="preserve">Η Κλερ έφυγε για να γράψει την ευγενική, θλιμμένη ιστορία της που δεν θα απελευθέρωνε τίποτα. Έμεινα για να βοηθήσω τον Θίο, και στοίβαξα καρέκλες μαζί με τον άντρα που είχα αρχίσει να υποψιάζομαι ότι εκβίαζε τη φίλη μου. Με ευχαρίστησε γι' αυτό τρεις φορές. Μετά μου μίλησε για εκείνη τη φορά το 1936 που μια πλημμύρα παραλίγο να πάρει τα αρχικά αρχεία της πόλης, και καμιά ντουζίνα πολίτες είχαν σχηματίσει μια αλυσίδα για να μεταφέρουν τα κουτιά σε ψηλότερο έδαφος. Αυτή ήταν η πόλη στα καλύτερά της, είπε, άνθρωποι που κουβαλούσαν το παρελθόν στην ασφάλεια με τα χέρια τους, και το σκεφτόταν αυτό στις άσχημες νύχτες.</w:t>
       </w:r>
     </w:p>
     <w:p>
@@ -2827,7 +2827,7 @@
     <w:p/>
     <w:p>
       <w:r>
-        <w:t xml:space="preserve">Κάθισα μ’ αυτό όπως είχα κάτσει με τα είκοσι δολάρια του Σαμ. Εδώ ήταν ένας άντρας χωμένος βαθιά στα χρέη, με κάθε λόγο στον κόσμο και κάθε ευκαιρία επιπλέον. Η απάντησή του σ’ αυτό ήταν να στέκεται φρουρός στο φεστιβάλ της πόλης όλη τη νύχτα έναντι αμοιβής και να μαθαίνει σε γιαγιάδες να κάνουν προβολές στις πέντε και μισή το πρωί. Ο Τζαμάλ δούλευε τρεις δουλειές για να σκαρφαλώσει έξω από την τρύπα του με τον τίμιο, εξαντλητικό, εκατοστό προς εκατοστό τρόπο, και αυτό δεν ταίριαζε με ένα σημείωμα εκβιασμού για μισό εκατομμύριο δολάρια. Η αριθμητική δεν έβγαινε. Αν ο Τζαμάλ Γουάσινγκτον είχε τον παραμικρό τρόπο να ξετρυπώσει αυτού του είδους τα χρήματα από ένα μυστικό, δεν θα έβαζε το ξυπνητήρι του στις πέντε.</w:t>
+        <w:t xml:space="preserve">Το ζύγισα όπως είχα ζυγίσει τα είκοσι δολάρια του Σαμ. Εδώ ήταν ένας άντρας χωμένος βαθιά στα χρέη, με κάθε λόγο στον κόσμο και κάθε ευκαιρία επιπλέον. Η απάντησή του σ’ αυτό ήταν να στέκεται φρουρός στο φεστιβάλ της πόλης όλη τη νύχτα έναντι αμοιβής και να μαθαίνει σε γιαγιάδες να κάνουν προβολές στις πέντε και μισή το πρωί. Ο Τζαμάλ δούλευε τρεις δουλειές για να σκαρφαλώσει έξω από την τρύπα του με τον τίμιο, εξαντλητικό, εκατοστό προς εκατοστό τρόπο, και αυτό δεν ταίριαζε με ένα σημείωμα εκβιασμού για μισό εκατομμύριο δολάρια. Η αριθμητική δεν έβγαινε. Αν ο Τζαμάλ Γουάσινγκτον είχε τον παραμικρό τρόπο να ξετρυπώσει αυτού του είδους τα χρήματα από ένα μυστικό, δεν θα έβαζε το ξυπνητήρι του στις πέντε.</w:t>
       </w:r>
     </w:p>
     <w:p/>
@@ -2851,7 +2851,7 @@
     <w:p/>
     <w:p>
       <w:r>
-        <w:t>Το είπε ανάλαφρα, χωρίς καμία ιδέα ότι μου είχε παραδώσει οτιδήποτε απολύτως, και κράτησα το πρόσωπό μου ανέκφραστο πάνω από το μικρό, καθαρό κλικ που έκανε μέσα μου. Δεν είχε διαβάσει τα γράμματα. Είχε κουβαλήσει τα κουτιά με τα μάτια του καρφωμένα στα πόδια του. Ό,τι κι αν είχε διαβάσει ο εκβιαστής στα χαρτιά των Μπλάκμπερν, την καρφίτσα, την πέτρα, το ενεχυροδανειστήριο, ο Τζαμάλ δεν την είχε ποτέ μπροστά στα μάτια του. Την είχε στην αγκαλιά του, κλεισμένη σ’ ένα κουτί, και ποτέ δεν είχε κοιτάξει μέσα.</w:t>
+        <w:t xml:space="preserve">Το είπε ανάλαφρα, χωρίς καμία ιδέα ότι μου είχε παραδώσει οτιδήποτε απολύτως, και κράτησα το πρόσωπό μου ανέκφραστο πάνω από το μικρό, καθαρό κλικ που έκανε μέσα μου. Δεν είχε διαβάσει τα γράμματα. Είχε κουβαλήσει τα κουτιά με τα μάτια του καρφωμένα στα πόδια του. Ό,τι κι αν είχε διαβάσει ο εκβιαστής στα χαρτιά των Μπλάκμπερν, την καρφίτσα, την πέτρα, το ενεχυροδανειστήριο, ο Τζαμάλ δεν το είχε ποτέ μπροστά στα μάτια του. Το είχε στην αγκαλιά του, κλεισμένη σ’ ένα κουτί, και ποτέ δεν είχε κοιτάξει μέσα.</w:t>
       </w:r>
     </w:p>
     <w:p/>
@@ -2887,7 +2887,7 @@
     <w:p/>
     <w:p>
       <w:r>
-        <w:t>Και με ανησύχησε, επειδή κάθε όνομα που έβγαζα από τη μέση έκανε τη λίστα μικρότερη. Περπατώντας σπίτι μέσα στο χρυσοφώτιστο κρύο, μπορούσα να δω ακριβώς πού άρχισε να δείχνει η μικρή λίστα, και η κατεύθυνση δεν μου άρεσε καθόλου.</w:t>
+        <w:t xml:space="preserve">Και με ανησύχησε, επειδή κάθε όνομα που έβγαζα από τη μέση έκανε τη λίστα μικρότερη. Περπατώντας σπίτι μέσα στο χρυσοφώτιστο κρύο, μπορούσα να δω ακριβώς πού άρχιζε να δείχνει η μικρή λίστα, και η κατεύθυνση δεν μου άρεσε καθόλου.</w:t>
       </w:r>
     </w:p>
     <w:p>
@@ -3005,7 +3005,7 @@
     </w:p>
     <w:p>
       <w:r>
-        <w:t xml:space="preserve">«Κατευθύνεται προς το εργαστήριο», είπε ο Μπραμ, τινάζοντας τα φύλλα από τα γόνατά του. «Όλοι θέλουν το εργαστήριο τώρα. Γιατί το θέλουν όλοι το εργαστήριο, κυρία Κλος; Τι έχει μέσα σ' αυτόν τον χώρο;»</w:t>
+        <w:t xml:space="preserve">«Κατευθύνεται προς το εργαστήριο», είπε ο Μπραμ, τινάζοντας τα φύλλα από τα γόνατά του. «Όλοι θέλουν το εργαστήριο τώρα. Γιατί το θέλουν όλοι το εργαστήριο, κυρία Κλος; Τι έχει βάλει εκεί μέσα;»</w:t>
       </w:r>
     </w:p>
     <w:p>
@@ -3072,7 +3072,7 @@
     <w:p/>
     <w:p>
       <w:r>
-        <w:t xml:space="preserve">Η Πιπ κι εγώ φτάσαμε τελευταίες. Ο κύκλος είχε τραβήξει τις καρέκλες του κοντά στη σόμπα ξύλου, με καλάθια γεμάτα μαλλί στο πράσινο του σχολείου στο πάτωμα ανάμεσά τους. Τα τελειωμένα γάντια κρέμονταν κατά ζευγάρια πάνω από έναν σπάγκο κατά μήκος του πάγκου, σαν μπουγάδα. Η Πιπ κατευθύνθηκε ευθεία στο βάζο με τα κουμπιά στο χαμηλό ράφι δίπλα στο ταμείο, και η Ολίβια το μετακίνησε στην κορυφή του πάγκου χωρίς να χάσει ούτε θηλιά.</w:t>
+        <w:t xml:space="preserve">Η Πιπ κι εγώ φτάσαμε τελευταίες. Ο κύκλος είχε τραβήξει τις καρέκλες του κοντά στη σόμπα ξύλου, με καλάθια γεμάτα μαλλί στο πράσινο του σχολείου στο πάτωμα ανάμεσά τους. Τα τελειωμένα γάντια κρέμονταν κατά ζευγάρια σε έναν σπάγκο πάνω από τον πάγκο, σαν μπουγάδα. Η Πιπ κατευθύνθηκε ευθεία στο βάζο με τα κουμπιά στο χαμηλό ράφι δίπλα στο ταμείο, και η Ολίβια το μετακίνησε στην κορυφή του πάγκου χωρίς να χάσει ούτε θηλιά.</w:t>
       </w:r>
     </w:p>
     <w:p/>
@@ -3299,7 +3299,7 @@
     <w:p/>
     <w:p>
       <w:r>
-        <w:t xml:space="preserve">«Ο Τζαμάλ μετέφερε τα κουτιά αλλά δεν άνοιξε ποτέ κανένα», είπα. «Μου το είπε ο ίδιος, και τον πιστεύω. Ολόκληρη η ακαδημαϊκή του πορεία στην ιστορία βασιζόταν στη φράση “προσοχή, αυτό είναι πολύτιμο”. Είχε τα χέρια του απ’ έξω από το μυστικό όλη την εβδομάδα και δεν κοίταξε ποτέ μέσα. Και ο άνθρωπος δουλεύει σε τρεις δουλειές για να βγει από το αδιέξοδό του με τον τίμιο τρόπο, και τη στρατιωτική γυμναστική στις πεντέμισι και τη νυχτερινή φύλαξη. Δεν είναι αυτός». Τράβηξα μια γραμμή πάνω από το όνομα του Τζαμάλ, σταθερή. «Είχε την ευκαιρία αλλά όχι τη γνώση. Και ούτε την ψυχή γι' αυτό, πράγμα που μετράει για μένα ακόμα κι αν δεν θα στεκόταν σε δικαστήριο».</w:t>
+        <w:t xml:space="preserve">«Ο Τζαμάλ μετέφερε τα κουτιά αλλά δεν άνοιξε ποτέ κανένα», είπα. «Μου το είπε ο ίδιος, και τον πιστεύω. Ολόκληρη η ακαδημαϊκή του πορεία στην ιστορία βασιζόταν στη φράση “προσοχή, αυτό είναι πολύτιμο”. Είχε τα χέρια του απ’ έξω από το μυστικό όλη την εβδομάδα και δεν κοίταξε ποτέ μέσα. Και ο άνθρωπος δουλεύει σε τρεις δουλειές για να βγει από το αδιέξοδό του με τον τίμιο τρόπο, και τη στρατιωτική γυμναστική στις πεντέμισι και τη νυχτερινή φύλαξη. Δεν είναι αυτός». Τράβηξα μια γραμμή πάνω στο όνομα του Τζαμάλ, σταθερή. «Είχε την ευκαιρία αλλά όχι τη γνώση. Και ούτε την ψυχή γι' αυτό, πράγμα που μετράει για μένα ακόμα κι αν δεν θα στεκόταν σε δικαστήριο».</w:t>
       </w:r>
     </w:p>
     <w:p/>
@@ -3556,7 +3556,7 @@
     <w:p/>
     <w:p>
       <w:r>
-        <w:t xml:space="preserve">Κι εκεί ήταν, η τελευταία απόδειξη, παρόλο που είχα έρθει για να ζητήσω συγγνώμη και όχι για να βρω αποδείξεις. Αν ο Σαμ Πάτελ είχε γράψει αυτά τα σημειώματα, δεν θα στεκόταν στην κρύα βεράντα της Φιόνας με ένα αλφάδι στο χέρι προσφέροντας, χλωμός από την αγωνία, να με βοηθήσει να τον πιάσω. Ολόκληρη η θεωρία κατέρρευσε τη στιγμή που είδες το πρόσωπό του.</w:t>
+        <w:t xml:space="preserve">Κι εκεί ήταν, η τελευταία απόδειξη, παρόλο που είχα έρθει για να ζητήσω συγγνώμη και όχι για να βρω αποδείξεις. Αν ο Σαμ Πάτελ είχε γράψει αυτά τα σημειώματα, δεν θα στεκόταν στην κρύα βεράντα της Φιόνας με ένα αλφάδι στο χέρι προσφέροντας, χλωμός από την αγωνία, να με βοηθήσει να πιάσω τον ίδιο του τον εαυτό. Ολόκληρη η θεωρία κατέρρευσε τη στιγμή που είδες το πρόσωπό του.</w:t>
       </w:r>
     </w:p>
     <w:p/>
@@ -3603,7 +3603,7 @@
     <w:p/>
     <w:p>
       <w:r>
-        <w:t xml:space="preserve">«Υπαρκτό γραφείο», είπε, πριν προλάβω καν να πω ένα γεια. «Παλιό, δύο πολιτείες πιο πέρα, κάνει ό,τι λέει ο άνθρωπός σου ότι κάνει: διαθήκες, κληρονομιές και εντοπισμό χαμένης περιουσίας για δικηγόρους που έχουν περισσότερα χρήματα παρά χρόνο. Και υπάρχει μια περιουσία των Μπλάκμπερν, Τζέσικα, μια αληθινή, τρέχουσα. Ο τελευταίος της γενιάς της Αδελαΐδας Μπλάκμπερν πέθανε στην πόλη αυτή την άνοιξη, χωρίς παιδιά, χωρίς αξιόλογη διαθήκη, και άφησε ένα τεράστιο μπέρδεμα. Ο δήμαρχός μας είναι από την πλευρά των ξαδέλφων, από την πλευρά που πήρε τη μύτη αλλά καθόλου τα χρήματα. Αυτός δεν αναφέρεται πουθενά. Ο Κάρτερ είναι καταγεγραμμένος στα βιβλία του γραφείου ως ο ερευνητής που προσέλαβαν για να ξεψαχνίσει την υπόθεση. Το έμαθα από μια υπάλληλο που επιβεβαίωσε τα πάντα χωρίς ούτε μια στιγμή να καταλάβει ότι επιβεβαίωνε κάτι. Είναι ακριβώς, απολύτως αυτός που σου είπε ότι είναι. Ένας σπιούνος με άδεια και λογαριασμό εξόδων».</w:t>
+        <w:t xml:space="preserve">«Υπαρκτό γραφείο», είπε, πριν προλάβω καν να πω ένα γεια. «Παλιό, δύο πολιτείες πιο πέρα, κάνει ό,τι λέει ότι κάνει ο Κάρτερ σου: διαθήκες, κληρονομιές και εντοπισμό χαμένης περιουσίας για δικηγόρους που έχουν περισσότερα χρήματα παρά χρόνο. Και υπάρχει μια περιουσία των Μπλάκμπερν, Τζέσικα, μια αληθινή, τρέχουσα. Ο τελευταίος της γενιάς της Αδελαΐδας Μπλάκμπερν πέθανε στη μεγαλούπολη αυτή την άνοιξη, χωρίς παιδιά, χωρίς αξιόλογη διαθήκη, και άφησε ένα τεράστιο μπέρδεμα. Ο δήμαρχός μας είναι από την πλευρά των ξαδέλφων, από την πλευρά που πήρε τη μύτη αλλά καθόλου τα χρήματα. Αυτός δεν αναφέρεται πουθενά. Ο Κάρτερ είναι καταγεγραμμένος στα βιβλία του γραφείου ως ο ερευνητής που προσέλαβαν για να ξεψαχνίσει την υπόθεση. Το έμαθα από μια υπάλληλο που επιβεβαίωσε τα πάντα χωρίς ούτε μια στιγμή να καταλάβει ότι επιβεβαίωνε κάτι. Είναι ακριβώς, απολύτως αυτός που σου είπε ότι είναι. Ένας σπιούνος με άδεια και λογαριασμό εξόδων».</w:t>
       </w:r>
     </w:p>
     <w:p/>
@@ -3729,7 +3729,7 @@
     <w:p/>
     <w:p>
       <w:r>
-        <w:t xml:space="preserve">«Δεν λέω ότι είχε δίκιο που την πήρε. Λέω ότι δεν ήταν κλέφτρα με τον απλό τρόπο που το σημείωμα θέλει να πιστεύει η φίλη σας. Ήταν ένα απελπισμένο κορίτσι, ληστεμένο πρώτα από πλούσιους ανθρώπους που είχαν την οικονομική δυνατότητα να την πληρώσουν και επέλεξαν να μην το κάνουν. Πλήρωσε τον εαυτό της πίσω με το μόνο πράγμα που μπορούσε να φτάσει, και έχτισε πάνω σε αυτό εκατό χρόνια ειλικρινούς φιλοξενίας. Υπάρχουν χειρότερα θεμέλια για ένα πανδοχείο».</w:t>
+        <w:t xml:space="preserve">«Δεν λέω ότι είχε δίκιο που την πήρε. Λέω ότι δεν ήταν κλέφτρα με τον απλό τρόπο που το σημείωμα θέλει να πιστεύει η φίλη σας. Ήταν ένα απελπισμένο κορίτσι, ληστεμένο πρώτα από πλούσιους ανθρώπους που είχαν την οικονομική δυνατότητα να την πληρώσουν και επέλεξαν να μην το κάνουν. Αποζημίωσε τον εαυτό της με το μόνο πράγμα που μπορούσε να φτάσει, και έχτισε πάνω σε αυτό εκατό χρόνια ειλικρινούς φιλοξενίας. Υπάρχουν χειρότερα θεμέλια για ένα πανδοχείο».</w:t>
       </w:r>
     </w:p>
     <w:p/>
@@ -3938,7 +3938,7 @@
     <w:p/>
     <w:p>
       <w:r>
-        <w:t xml:space="preserve">Στο κέντρο του δωματίου, εκεί όπου θα στεκόταν η παλιά εστία του Πόλου, είχε χτίσει ένα μεγάλο τζάκι από αγροτόπετρες, στρογγυλές πέτρες του ποταμού τοποθετημένες με το χέρι η μία πάνω στην άλλη. Δεν υπήρχε φωτιά μέσα του. Η σχάρα στεκόταν κρύα και άδεια, κι όμως έφεγγε. Το ζεστό χρυσό φως ανάβλυζε από την ίδια την ακατέργαστη πέτρα. Η άστεγη μαγεία που πήγαινε πόρτα-πόρτα σε ολόκληρο το Φροστ Φολς είχε έρθει, ένα μέρος της, εδώ, και έκανε αργούς κύκλους στον ζεστό αέρα πάνω από την άδεια εστία, σαν ένα κουρασμένο πλάσμα που επιτέλους βρήκε ένα μέρος όπου θα μπορούσε, κάποια μέρα, να του επιτραπεί να ξαπλώσει.</w:t>
+        <w:t xml:space="preserve">Στο κέντρο του δωματίου, εκεί όπου θα στεκόταν η παλιά εστία του Πόλου, είχε χτίσει ένα μεγάλο τζάκι από πέτρες των χωραφιών, στρογγυλές πέτρες του ποταμού τοποθετημένες με το χέρι η μία πάνω στην άλλη. Δεν υπήρχε φωτιά μέσα του. Η σχάρα στεκόταν κρύα και άδεια, κι όμως έφεγγε. Το ζεστό χρυσό φως ανάβλυζε από την ίδια την ακατέργαστη πέτρα. Η άστεγη μαγεία που πήγαινε πόρτα-πόρτα σε ολόκληρο το Φροστ Φολς είχε έρθει, ένα μέρος της, εδώ, και έκανε αργούς κύκλους στον ζεστό αέρα πάνω από την άδεια εστία, σαν ένα κουρασμένο πλάσμα που επιτέλους βρήκε ένα μέρος όπου θα μπορούσε, κάποια μέρα, να του επιτραπεί να ξαπλώσει.</w:t>
       </w:r>
     </w:p>
     <w:p/>
@@ -3950,13 +3950,13 @@
     <w:p/>
     <w:p>
       <w:r>
-        <w:t xml:space="preserve">«Μια εστία». Το χέρι του τυλίχθηκε γύρω μου. «Δεν έχει τελειώσει. Δεν μπορεί να το κρατήσει ακόμα, όχι ολόκληρο, όχι για πάντα. Αυτά είναι χρόνια δουλειάς, Τζες. Αλλά είναι μια αρχή. Ένα μέρος για να έρθει. Έτσι ώστε να σταματήσει να κυνηγάει το σκοτάδι». Με κοίταξε, με το χρυσό φως να κινείται στο πρόσωπό του. «Ήθελα να το δεις απόψε επειδή κουβαλάς κάτι φρικτό, και δεν ήθελα να περιπλανιέσαι σκεπτόμενη ότι ολόκληρος ο κόσμος είναι μόνο άνθρωποι που κάνουν κακό στο σκοτάδι. Κάποιοι από εμάς είναι έξω στο σκοτάδι επίσης, χτίζοντας μέρη για να προσγειωθεί η ζεστασιά».</w:t>
-      </w:r>
-    </w:p>
-    <w:p/>
-    <w:p>
-      <w:r>
-        <w:t xml:space="preserve">Στάθηκα στη λάμψη της φωτιάς που δεν είχε ανάψει και άφησα τον εαυτό μου να κλάψει, επιτέλους, λίγο, για τον Θίο, για τη Φιόνα και για όλο αυτό το φρικτό, μπερδεμένο χάος. Ο Νικ με κράτησε σφιχτά. Από πάνω μας η μαγεία έκανε τους αργούς χρυσούς κύκλους της, κυνηγώντας σπίτι, και μόλις τώρα αρχίζοντας να το βρίσκει.</w:t>
+        <w:t xml:space="preserve">«Μια εστία». Το χέρι του τυλίχθηκε γύρω μου. «Δεν έχει τελειώσει. Δεν μπορεί να το κρατήσει ακόμα, όχι ολόκληρο, όχι για πάντα. Αυτά είναι χρόνια δουλειάς, Τζες. Αλλά είναι μια αρχή. Ένα μέρος για να έρθει. Έτσι ώστε να σταματήσει να ψάχνει μέσα στο σκοτάδι». Με κοίταξε, με το χρυσό φως να κινείται στο πρόσωπό του. «Ήθελα να το δεις απόψε επειδή κουβαλάς κάτι φρικτό, και δεν ήθελα να περιπλανιέσαι σκεπτόμενη ότι ολόκληρος ο κόσμος είναι μόνο άνθρωποι που κάνουν κακό στο σκοτάδι. Κάποιοι από εμάς είναι έξω στο σκοτάδι επίσης, χτίζοντας μέρη για να προσγειωθεί η ζεστασιά».</w:t>
+      </w:r>
+    </w:p>
+    <w:p/>
+    <w:p>
+      <w:r>
+        <w:t xml:space="preserve">Στάθηκα στη λάμψη της φωτιάς που δεν είχε ανάψει και άφησα τον εαυτό μου να κλάψει, επιτέλους, λίγο, για τον Θίο, για τη Φιόνα και για όλο αυτό το φρικτό, μπερδεμένο χάος. Ο Νικ με κράτησε σφιχτά. Από πάνω μας η μαγεία έκανε τους αργούς χρυσούς κύκλους της, ψάχνοντας για σπίτι, και μόλις τώρα αρχίζοντας να το βρίσκει.</w:t>
       </w:r>
     </w:p>
     <w:p/>
@@ -4051,7 +4051,7 @@
     <w:p/>
     <w:p>
       <w:r>
-        <w:t xml:space="preserve">«Όχι», είπα, γυρίζοντας το σημείωμα στα χέρια μου, διαβάζοντάς το ξανά. «Θέλει να σε τρομάξει αρκετά ώστε να βρεις κάτι που δεν υπάρχει. Οι άνθρωποι που δεν υπήρξαν ποτέ πραγματικά σε απόγνωση πιστεύουν ότι οι απεγνωσμένοι μπορούν πάντα να ξετρυπώσουν χρήματα με κάποιον τρόπο, φτάνει να τους στριμώξεις αρκετά. Νομίζει ότι υπάρχει κάποιος πλούσιος συγγενής που ντρεπόσουν να του ζητήσεις. Νομίζει ότι θα πουλήσεις κάτι, θα υποθηκεύσεις κάτι, θα πας στους Γούορθινγκτον στα τέσσερα. Πιστεύει ότι ο ίδιος ο φόβος θα κάνει τα χρήματα να πέσουν, σαν κέρματα από μια τσέπη που την αναποδογυρίζεις». Την κοίταξα. «Και αυτό μου λέει κάτι για εκείνον, Φιόνα, είτε είχε σκοπό να το δείξει είτε όχι. Μου λέει ότι βρίσκεται κι εκείνος σε απόγνωση. Οι άνετοι άνθρωποι δεν φαντάζονται ότι τα χρήματα εμφανίζονται υπό πίεση, επειδή τα χρήματα δεν χρειάστηκε ποτέ να εμφανιστούν γι' αυτούς, απλώς ήταν πάντα εκεί. Μόνο κάποιος που χρειάστηκε να τα κάνει να εμφανιστούν, κάπως, σε έναν δύσκολο μήνα, σκέφτεται έτσι. Το σημείωμα με έχει τρομάξει για χάρη σου εδώ και μέρες. Τώρα μόλις μου πέρασε από το μυαλό να τρομάξω λίγο και για εκείνον, όποιος κι αν είναι».</w:t>
+        <w:t xml:space="preserve">«Όχι», είπα, γυρίζοντας το σημείωμα στα χέρια μου, διαβάζοντάς το ξανά. «Θέλει να σε τρομάξει αρκετά ώστε να βρεις κάτι που δεν υπάρχει. Οι άνθρωποι που δεν υπήρξαν ποτέ πραγματικά σε απόγνωση πιστεύουν ότι οι απεγνωσμένοι μπορούν πάντα να ξετρυπώσουν χρήματα με κάποιον τρόπο, φτάνει να τους στριμώξεις αρκετά. Νομίζει ότι υπάρχει κάποιος πλούσιος συγγενής που ντρεπόσουν να του ζητήσεις. Νομίζει ότι θα πουλήσεις κάτι, θα υποθηκεύσεις κάτι, θα πας γονατιστή στους Γούορθινγκτον. Πιστεύει ότι ο ίδιος ο φόβος θα κάνει τα χρήματα να πέσουν, σαν κέρματα από μια τσέπη που την αναποδογυρίζεις». Την κοίταξα. «Και αυτό μου λέει κάτι για εκείνον, Φιόνα, είτε είχε σκοπό να το δείξει είτε όχι. Μου λέει ότι βρίσκεται κι εκείνος σε απόγνωση. Οι εύποροι άνθρωποι δεν φαντάζονται ότι τα χρήματα εμφανίζονται υπό πίεση, επειδή τα χρήματα δεν χρειάστηκε ποτέ να εμφανιστούν γι' αυτούς, απλώς ήταν πάντα εκεί. Μόνο κάποιος που χρειάστηκε να τα κάνει να εμφανιστούν, κάπως, σε έναν δύσκολο μήνα, σκέφτεται έτσι. Το σημείωμα με έχει τρομάξει για χάρη σου εδώ και μέρες. Τώρα μόλις μου πέρασε από το μυαλό να τρομάξω λίγο και για εκείνον, όποιος κι αν είναι».</w:t>
       </w:r>
     </w:p>
     <w:p/>
@@ -4150,7 +4150,7 @@
     </w:p>
     <w:p>
       <w:r>
-        <w:t xml:space="preserve">Η Πιπ ήταν μια αληθινή αίσθηση. Το ήξερα ότι θα ήταν. Η Φιόνα είχε στήσει μια γωνιά στη βεράντα του πανδοχείου σαν φωτογραφικό θάλαμο, μια καρέκλα, ένα βαμμένο χειμωνιάτικο σκηνικό και ένα καλάθι με πλεκτά κασκόλ, και με ένα δολάριο για την Ιστορική Εταιρεία μπορούσες να βγάλεις φωτογραφία σου με τον ίδιο τον πιγκουίνο του Βόρειου Πόλου. Η ουρά έφτανε σε όλο το μήκος της βεράντας και κάτω στα σκαλιά όλο το απόγευμα. Η Πιπ φορούσε διαφορετικό κασκόλ για κάθε φωτογραφία και δεχόταν τη λατρεία σαν αρχαίο της δικαίωμα. Αρνιόταν, με μεγάλη αξιοπρέπεια, κάθε κομμάτι μπισκότου που τα παιδιά προσπαθούσαν να της γλιστρήσουν κάτω από το τραπέζι. Τα χαρτονομίσματα του δολαρίου σωρεύονταν στο βάζο, και ήταν τα πρώτα χρήματα που είχε μαζέψει η Εταιρεία από το κουτί εισπράξεων της Ολίβιας. Δεν επρόκειτο να τους σώσει αυτό. Ένα βάζο με χαρτονομίσματα δολαρίων δεν μπορούσε να σώσει ένα κτίριο. Ήταν όμως κάτι, και ήταν ζεστό. Η Φιόνα στεκόταν δίπλα στο θάλαμο παίρνοντας τα δολάρια και χαμογελώντας με αληθινό χαμόγελο, και για ένα απόγευμα ήταν και πάλι ο εαυτός της.</w:t>
+        <w:t xml:space="preserve">Η Πιπ ήταν μια αληθινή αίσθηση. Το ήξερα ότι θα ήταν. Η Φιόνα είχε στήσει μια γωνιά στη βεράντα του πανδοχείου σαν φωτογραφικό θάλαμο, μια καρέκλα, ένα βαμμένο χειμωνιάτικο σκηνικό και ένα καλάθι με πλεκτά κασκόλ, και με ένα δολάριο για την Ιστορική Εταιρεία μπορούσες να βγάλεις φωτογραφία σου με τον ίδιο τον πιγκουίνο του Βόρειου Πόλου. Η ουρά έφτανε σε όλο το μήκος της βεράντας και κάτω στα σκαλιά όλο το απόγευμα. Η Πιπ φορούσε διαφορετικό κασκόλ για κάθε φωτογραφία και δεχόταν τη λατρεία σαν αρχαίο της δικαίωμα. Αρνιόταν, με μεγάλη αξιοπρέπεια, κάθε κομμάτι μπισκότου που τα παιδιά προσπαθούσαν να της γλιστρήσουν κάτω από το τραπέζι. Τα χαρτονομίσματα του δολαρίου σωρεύονταν στο βάζο, και ήταν τα πρώτα χρήματα που είχε μαζέψει η Εταιρεία από την εποχή του κουτιού εισπράξεων της Ολίβιας. Δεν επρόκειτο να τους σώσει αυτό. Ένα βάζο με χαρτονομίσματα δολαρίων δεν μπορούσε να σώσει ένα κτίριο. Ήταν όμως κάτι, και ήταν ζεστό. Η Φιόνα στεκόταν δίπλα στο θάλαμο παίρνοντας τα δολάρια και χαμογελώντας με αληθινό χαμόγελο, και για ένα απόγευμα ήταν και πάλι ο εαυτός της.</w:t>
       </w:r>
     </w:p>
     <w:p>
@@ -4160,12 +4160,12 @@
     </w:p>
     <w:p>
       <w:r>
-        <w:t xml:space="preserve">Στο ένα επίπεδο ήμουν εκεί, μια γυναίκα της πόλης στο φεστιβάλ της, και ήταν υπέροχα. Η Έμα Ρέντφερν με βρήκε κοντά στον χυμό μήλου και επέδειξε τη στολή της, την οποία επέμενε να φορέσει μια μέρα νωρίτερα: έναν αστερισμό, τον Ωρίωνα, μαύρο με ασημένια αστέρια ραμμένα στις σωστές τους θέσεις από το προσεκτικό χέρι του πατέρα της, με τη ζώνη απολύτως σωστή. Με έβαλε να ονομάσω κάθε αστέρι, και το έκανα, επειδή γνώριζα αυτά τα αστέρια εδώ και πολύ καιρό. Είχε ενθουσιαστεί που η κυρία Κλος γνώριζε τους αστερισμούς της. Ο Μαρκ στεκόταν κοντά με δύο κούπες χυμό μήλου και την ξεφτισμένη από τη χρήση έκφραση ενός άντρα που παρακολουθεί την κόρη του να γίνεται οκτώ χρονών φωναχτά μέσα σε πλήθος. Η Μάρθα μου φόρεσε με το ζόρι ένα ζευγάρι γάντια από το τραπέζι, τα πράσινα, «για αυτά τα παγωμένα σου χέρια». Ο Σαμ Πάτελ σήκωσε ελαφρά το καπέλο του από απέναντι, από το πόστο του κοντά στη βεράντα του πανδοχείου, όπου είχε εγκατασταθεί όλη μέρα με τα μάτια του καρφωμένα στη ρεσεψιόν ακριβώς μέσα από την πόρτα, όπως του είχα ζητήσει.</w:t>
-      </w:r>
-    </w:p>
-    <w:p>
-      <w:r>
-        <w:t>Και στο άλλο επίπεδο, κάτω από όλη τη ζεστασιά, παρατηρούσα κι εγώ. Το δεύτερο σημείωμα έλεγε ότι το φεστιβάλ τελειώνει την Κυριακή, και ο εκβιαστής ήταν εδώ, κάπου, μέσα σε αυτό το πλήθος, σε ένα από αυτά τα γελαστά πρόσωπα. Δεν μπορούσα να σταματήσω να κοιτάζω την πόρτα του πανδοχείου και τη ρεσεψιόν ακριβώς μέσα, όπου ένα τρίτο σημείωμα θα μπορούσε να έχει αφεθεί ανάμεσα στο πλήθος του φεστιβάλ.</w:t>
+        <w:t xml:space="preserve">Στο ένα επίπεδο ήμουν εκεί, μια γυναίκα της πόλης στο φεστιβάλ της, και ήταν υπέροχα. Η Έμα Ρέντφερν με βρήκε κοντά στον χυμό μήλου και επέδειξε τη στολή της, την οποία επέμενε να φορέσει μια μέρα νωρίτερα: έναν αστερισμό, τον Ωρίωνα, μαύρο με ασημένια αστέρια ραμμένα στις σωστές τους θέσεις από το προσεκτικό χέρι του πατέρα της, με τη ζώνη απολύτως σωστή. Με έβαλε να ονομάσω κάθε αστέρι, και το έκανα, επειδή γνώριζα αυτά τα αστέρια εδώ και πολύ καιρό. Είχε ενθουσιαστεί που η κυρία Κλος γνώριζε τους αστερισμούς της. Ο Μαρκ στεκόταν κοντά με δύο κούπες χυμό μήλου και την ήρεμη, γαληνεμένη έκφραση ενός άντρα που παρακολουθεί την κόρη του να γίνεται οκτώ χρονών φωναχτά μέσα σε πλήθος. Η Μάρθα επέμεινε να μου δώσει ένα ζευγάρι γάντια από το τραπέζι, τα πράσινα, «για αυτά τα παγωμένα σου χέρια». Ο Σαμ Πάτελ σήκωσε ελαφρά το καπέλο του από απέναντι, από το πόστο του κοντά στη βεράντα του πανδοχείου, όπου είχε εγκατασταθεί όλη μέρα με τα μάτια του καρφωμένα στη ρεσεψιόν ακριβώς μέσα από την πόρτα, όπως του είχα ζητήσει.</w:t>
+      </w:r>
+    </w:p>
+    <w:p>
+      <w:r>
+        <w:t xml:space="preserve">Και στο άλλο επίπεδο, κάτω από όλη τη ζεστασιά, παρατηρούσα κι εγώ. Το δεύτερο σημείωμα έλεγε ότι το φεστιβάλ τελειώνει την Κυριακή, και ο εκβιαστής ήταν εδώ, κάπου, μέσα σε αυτό το πλήθος, σε ένα από αυτά τα γελαστά πρόσωπα. Δεν μπορούσα να σταματήσω να κοιτάζω την πόρτα του πανδοχείου και τη ρεσεψιόν ακριβώς μέσα, όπου ένα τρίτο σημείωμα θα μπορούσε να αφεθεί ανάμεσα στο πλήθος του φεστιβάλ.</w:t>
       </w:r>
     </w:p>
     <w:p>
@@ -4185,7 +4185,7 @@
     </w:p>
     <w:p>
       <w:r>
-        <w:t xml:space="preserve">«Νόμιζα ότι ήταν κάποια άλλη».</w:t>
+        <w:t xml:space="preserve">«Νόμιζα ότι ήταν κάποιος άλλος».</w:t>
       </w:r>
     </w:p>
     <w:p>
@@ -4295,7 +4295,7 @@
     </w:p>
     <w:p>
       <w:r>
-        <w:t>Έκλαψα λίγο, καθισμένη εκεί στο τραπέζι της κουζίνας. Ένας καλός άνθρωπος είχε κάνει μια φρικτή πράξη, και δεν επρόκειτο να το αντιμετωπίσω αυτό αδιάφορα.</w:t>
+        <w:t xml:space="preserve">Έκλαψα λίγο, καθισμένη εκεί στο τραπέζι της κουζίνας. Ένας καλός άνθρωπος είχε κάνει μια φρικτή πράξη, και δεν επρόκειτο να το αντικρίσω με στεγνά μάτια.</w:t>
       </w:r>
     </w:p>
     <w:p>
@@ -4324,7 +4324,7 @@
     </w:p>
     <w:p>
       <w:r>
-        <w:t xml:space="preserve">Κάθισα ακίνητη στο φως της λάμπας. Η κλοπή της καρφίτσας και η αγορά του πανδοχείου ήταν δύο διαφορετικά μυστικά, φυλαγμένα σε δύο διαφορετικά κτίρια. Ο Θίο είχε το ένα από αυτά. Είχε το αρχείο, τα γράμματα, το δελτίο καταλόγου, τα επιστολόχαρτα. Είχε την κλοπή. Αλλά η απόδειξη ότι τα κλεμμένα χρήματα είχαν μετατραπεί σε αυτό το πολυαγαπημένο πανδοχείο βρισκόταν στο Δημαρχείο, στα αρχεία ιδιοκτησίας που μια άκαμπτη, κουρασμένη γυναίκα με είχε κοιτάξει στα μάτια και είχε ορκιστεί ότι δεν διάβαζε ποτέ.</w:t>
+        <w:t xml:space="preserve">Κάθισα ακίνητη στο φως της λάμπας. Η κλοπή της καρφίτσας και η αγορά του πανδοχείου ήταν δύο διαφορετικά μυστικά, φυλαγμένα σε δύο διαφορετικά κτίρια. Ο Θίο είχε το ένα από αυτά. Είχε το αρχείο, τα γράμματα, το δελτίο καταλόγου, τα επιστολόχαρτα. Είχε το μυστικό της κλοπής. Αλλά η απόδειξη ότι τα κλεμμένα χρήματα είχαν μετατραπεί σε αυτό το πολυαγαπημένο πανδοχείο βρισκόταν στο Δημαρχείο, στα αρχεία ιδιοκτησίας που μια άκαμπτη, κουρασμένη γυναίκα με είχε κοιτάξει στα μάτια και είχε ορκιστεί ότι δεν διάβαζε ποτέ.</w:t>
       </w:r>
     </w:p>
     <w:p>
@@ -4405,7 +4405,7 @@
     <w:p/>
     <w:p>
       <w:r>
-        <w:t xml:space="preserve">Το συμβόλαιο του πανδοχείου. Έξω από το συρτάρι του. Να κάθεται στο καλάθι επαναρχειοθέτησης, πρόσφατα πιασμένο στα χέρια, πάνω στο γραφείο μιας γυναίκας που με είχε κοιτάξει κατάματα και μου είχε πει, δύο φορές, ότι ποτέ της δεν διάβαζε τα αρχεία στην πλάτη της.</w:t>
+        <w:t xml:space="preserve">Το συμβόλαιο του πανδοχείου. Έξω από το συρτάρι του. Να κάθεται στο καλάθι επαναρχειοθέτησης, πρόσφατα πιασμένο στα χέρια, πάνω στο γραφείο μιας γυναίκας που με είχε κοιτάξει κατάματα και μου είχε πει, δύο φορές, ότι ποτέ της δεν διάβαζε τα αρχεία πίσω της.</w:t>
       </w:r>
     </w:p>
     <w:p/>
@@ -4447,7 +4447,7 @@
     <w:p/>
     <w:p>
       <w:r>
-        <w:t xml:space="preserve">Ο Θίο είχε την κλοπή. Την είχε βρει στα γράμματα των Μπλάκμπερν, την καρφίτσα, την πέτρα, το ενεχυροδανειστήριο. Την είχε καταλογογραφήσει με το προσεκτικό του χέρι, το ζαφείρι στην καρδιά της, και μετά είχε τραβήξει αυτά τα γράμματα από τα αρχεία και τα είχε δηλώσει χαμένα. Αλλά ο Θίο, που πνιγόταν, παρακολουθούμενος από ολόκληρη την πόλη, ποτέ στο σπίτι του, δεν θα μπορούσε να είχε κάνει τα υπόλοιπα. Δεν θα μπορούσε να είχε επιβεβαιώσει ότι το πανδοχείο είχε αγοραστεί με τα χρήματα, επειδή αυτή η απόδειξη δεν βρισκόταν στο κτίριό του. Και δεν θα μπορούσε να είχε μεταφέρει τα σημειώματα πέρα ως πέρα στην πόλη και να είχε αφήσει το ένα σε ένα γεμάτο κόσμο γραφείο εν μέσω φωτός μέρας του φεστιβάλ, επειδή ο Θίο Χουσείν δεν μπορούσε να κατεβεί τη Λεωφόρο Έβεργκριν απαρατήρητος ούτε για να σώσει τη ζωή του.</w:t>
+        <w:t xml:space="preserve">Ο Θίο είχε το μυστικό της κλοπής. Το είχε βρει στα γράμματα των Μπλάκμπερν, την καρφίτσα, την πέτρα, το ενεχυροδανειστήριο. Το είχε καταλογογραφήσει με το προσεκτικό του χέρι, το ζαφείρι στην καρδιά της, και μετά είχε τραβήξει αυτά τα γράμματα από τα αρχεία και τα είχε δηλώσει χαμένα. Αλλά ο Θίο, που πνιγόταν, παρακολουθούμενος από ολόκληρη την πόλη, ποτέ στο σπίτι του, δεν θα μπορούσε να είχε κάνει τα υπόλοιπα. Δεν θα μπορούσε να είχε επιβεβαιώσει ότι το πανδοχείο είχε αγοραστεί με τα χρήματα, επειδή αυτή η απόδειξη δεν βρισκόταν στο κτίριό του. Και δεν θα μπορούσε να είχε μεταφέρει τα σημειώματα πέρα ως πέρα στην πόλη και να είχε αφήσει το ένα σε ένα γεμάτο κόσμο γραφείο εν μέσω φωτός μέρας του φεστιβάλ, επειδή ο Θίο Χουσείν δεν μπορούσε να κατεβεί τη Λεωφόρο Έβεργκριν απαρατήρητος ούτε για να σώσει τη ζωή του.</w:t>
       </w:r>
     </w:p>
     <w:p/>
@@ -4471,7 +4471,7 @@
     <w:p/>
     <w:p>
       <w:r>
-        <w:t>Το να βρίσκεις την αλήθεια και να αποφασίζεις τι να την κάνεις είναι δύο διαφορετικά πράγματα, είχε πει ο Νικ, στη ζεστή κουζίνα με το χέρι του πάνω από το δικό μου. Μπορείς ακόμα να διαλέξεις, μετά, πώς τελειώνει.</w:t>
+        <w:t xml:space="preserve">Το να βρίσκεις την αλήθεια και να αποφασίζεις τι να την κάνεις είναι δύο διαφορετικά πράγματα, είχε πει ο Νικ, στη ζεστή κουζίνα με το χέρι του πάνω στο δικό μου. Μπορείς ακόμα να διαλέξεις, μετά, πώς τελειώνει.</w:t>
       </w:r>
     </w:p>
     <w:p/>
@@ -4584,7 +4584,7 @@
     <w:p/>
     <w:p>
       <w:r>
-        <w:t xml:space="preserve">«Είμαι σίγουρη», είπα. «Φως, όχι σκοτάδι. Αλλά απαλά, Νικ. Με όση επιείκεια μπορεί να χωρέσει η αλήθεια. Το έγκλημα βγαίνει στην επιφάνεια για να το δουν όλοι, αλλά κανείς δεν καταστρέφεται αν δεν είναι ανάγκη. Υπάρχει τρόπος να αποδοθεί δικαιοσύνη και να παραμείνει ανθρώπινη. Πρέπει να υπάρχει. Σκοπεύω να τον βρω».</w:t>
+        <w:t xml:space="preserve">«Είμαι σίγουρη», είπα. «Φως, όχι σκοτάδι. Αλλά απαλά, Νικ. Με όση επιείκεια μπορεί να χωρέσει η αλήθεια. Το έγκλημα βγαίνει στην επιφάνεια για να το δουν όλοι, αλλά κανείς δεν καταστρέφεται αν δεν είναι ανάγκη. Υπάρχει τρόπος να αποδοθεί δικαιοσύνη που να παραμένει ζεστή. Πρέπει να υπάρχει. Σκοπεύω να τον βρω».</w:t>
       </w:r>
     </w:p>
     <w:p/>
@@ -4773,7 +4773,7 @@
     <w:p/>
     <w:p>
       <w:r>
-        <w:t>Δεν ήταν εύκολο, αυτό που έκανα στη συνέχεια. Ο Θίο δεν μου είχε φερθεί παρά μόνο με καλοσύνη, και το να τα ξετυλίγω μπροστά στα μούτρα του, βλέποντας κάθε κομμάτι να προσγειώνεται, ήταν από τα πιο δύσκολα πράγματα που είχα κάνει ποτέ. Είχα διαλέξει όμως το φως, και το φως σήμαινε να το λέω ξεκάθαρα, οπότε το είπα ξεκάθαρα. Κράτησα τη φωνή μου όσο πιο απαλή μπορούσα.</w:t>
+        <w:t xml:space="preserve">Δεν ήταν εύκολο, αυτό που έκανα στη συνέχεια. Ο Θίο δεν μου είχε φερθεί παρά μόνο με καλοσύνη, και το να τα ξετυλίγω μπροστά του, βλέποντας κάθε κομμάτι να προσγειώνεται, ήταν από τα πιο δύσκολα πράγματα που είχα κάνει ποτέ. Είχα διαλέξει όμως το φως, και το φως σήμαινε να το λέω ξεκάθαρα, οπότε το είπα ξεκάθαρα. Κράτησα τη φωνή μου όσο πιο απαλή μπορούσα.</w:t>
       </w:r>
     </w:p>
     <w:p/>
@@ -4818,7 +4818,7 @@
     <w:p/>
     <w:p>
       <w:r>
-        <w:t xml:space="preserve">Σήκωσε το κεφάλι, αξιολύπητος. </w:t>
+        <w:t xml:space="preserve">Σήκωσε το κεφάλι, συντετριμμένος. </w:t>
       </w:r>
     </w:p>
     <w:p/>
@@ -4854,7 +4854,7 @@
     <w:p/>
     <w:p>
       <w:r>
-        <w:t xml:space="preserve">«Βέρα», είπα. «Ο Θίο είχε την κλοπή. Αλλά τα σημειώματα ήξεραν ότι το πανδοχείο είχε αγοραστεί με τα λεφτά από την καρφίτσα, και αυτό δεν υπήρχε ποτέ σε κανένα γράμμα των Μπλάκμπερν. Αυτό είναι αρχείο ιδιοκτησίας. Ένα συμβόλαιο. Και το συμβόλαιο αυτού του πανδοχείου καθόταν έξω από το συρτάρι του στο καλάθι επαναρχειοθέτησής σας χθες το πρωί, πιασμένο, στο γραφείο μιας γυναίκας που μου είχε πει δύο φορές ότι ποτέ δεν διαβάζει τα αρχεία που έχει πίσω της».</w:t>
+        <w:t xml:space="preserve">«Βέρα», είπα. «Ο Θίο είχε το μυστικό της κλοπής. Αλλά τα σημειώματα ήξεραν ότι το πανδοχείο είχε αγοραστεί με τα λεφτά από την καρφίτσα, και αυτό δεν υπήρχε ποτέ σε κανένα γράμμα των Μπλάκμπερν. Αυτό είναι αρχείο ιδιοκτησίας. Ένα συμβόλαιο. Και το συμβόλαιο αυτού του πανδοχείου καθόταν έξω από το συρτάρι του στο καλάθι επαναρχειοθέτησής σας χθες το πρωί, πιασμένο, στο γραφείο μιας γυναίκας που μου είχε πει δύο φορές ότι ποτέ δεν διαβάζει τα αρχεία που έχει πίσω της».</w:t>
       </w:r>
     </w:p>
     <w:p/>
@@ -4866,7 +4866,7 @@
     <w:p/>
     <w:p>
       <w:r>
-        <w:t xml:space="preserve">«Εκείνος είχε την κλοπή. Εσείς είχατε το συμβόλαιο. Και εσείς είχατε τα πόδια, Βέρα. Εκείνος δεν μπορούσε να διασχίσει αυτή την πόλη απαρατήρητος ούτε για να σώσει τη ζωή του, όλοι ξέρουν τον Θίο, όλοι τον σταματούν. Αλλά κανείς δεν ανοιγοκλείνει τα μάτια του όταν η γραμματέας του δημάρχου περνάει από το πανδοχείο κατά τη διάρκεια του φεστιβάλ. Σας προσπέρασα στα σκαλιά η ίδια εκείνο το πρωί, με τα δελτία στάθμευσης. Δεν θα μπορούσε να το είχε κάνει μόνος του. Χρειαζόταν κάποιον που μπορούσε να κινηθεί μέσα στην πόλη αόρατος. Αυτή ήσασταν εσείς».</w:t>
+        <w:t xml:space="preserve">«Εκείνος είχε το μυστικό της κλοπής. Εσείς είχατε το συμβόλαιο. Και εσείς είχατε τα πόδια, Βέρα. Εκείνος δεν μπορούσε να διασχίσει αυτή την πόλη απαρατήρητος ούτε για να σώσει τη ζωή του, όλοι ξέρουν τον Θίο, όλοι τον σταματούν. Αλλά κανείς δεν ανοιγοκλείνει τα μάτια του όταν η γραμματέας του δημάρχου περνάει από το πανδοχείο κατά τη διάρκεια του φεστιβάλ. Σας προσπέρασα στα σκαλιά η ίδια εκείνο το πρωί, με τα δελτία στάθμευσης. Δεν θα μπορούσε να το είχε κάνει μόνος του. Χρειαζόταν κάποιον που μπορούσε να κινηθεί μέσα στην πόλη αόρατος. Αυτή ήσασταν εσείς».</w:t>
       </w:r>
     </w:p>
     <w:p/>
@@ -4914,7 +4914,7 @@
     <w:p/>
     <w:p>
       <w:r>
-        <w:t xml:space="preserve">Η Νόρικο σηκώθηκε από την καρέκλα της με το σημειωματάριο στο χέρι. Η φωνή της όταν μίλησε ήταν σταθερή, και όχι αγενής.</w:t>
+        <w:t xml:space="preserve">Η Νόρικο σηκώθηκε από την καρέκλα της με το σημειωματάριο στο χέρι. Η φωνή της όταν μίλησε ήταν σταθερή, και όχι σκληρή.</w:t>
       </w:r>
     </w:p>
     <w:p/>
@@ -4949,7 +4949,7 @@
         <w:t xml:space="preserve"/>
       </w:r>
       <w:r>
-        <w:t xml:space="preserve"> είχαν επιχειρήσει να εκβιάσουν έναν τρίτο για μισό εκατομμύριο δολάρια.</w:t>
+        <w:t xml:space="preserve"> είχαν επιχειρήσει να εκβιάσουν μια τρίτη για μισό εκατομμύριο δολάρια.</w:t>
       </w:r>
     </w:p>
     <w:p/>
@@ -5133,7 +5133,7 @@
     </w:p>
     <w:p>
       <w:r>
-        <w:t xml:space="preserve">Δεν φαινόταν για νίκη, καθώς περπατούσα προς το σπίτι. Μόλις είχα πείσει έναν καλό άνθρωπο να μη διορθώσει το μοναδικό συγκεκριμένο πρόβλημα που βρισκόταν στη ρίζα όλης αυτής της θλιβερής ιστορίας, και υπήρξαν μερικά κρύα τετράγωνα σε αυτόν τον περίπατο όπου αναρωτήθηκα αν είχα φανεί σοφή ή απλώς πεισματάρα, αν είχα αφήσει ένα αληθινό καλό να πάει χαμένο για χάρη μιας αρχής που δεν θα κρατούσε ούτε μια σταγόνα βροχής έξω από το πίσω δωμάτιο.</w:t>
+        <w:t xml:space="preserve">Δεν φαινόταν για νίκη, καθώς περπατούσα προς το σπίτι. Μόλις είχα πείσει έναν καλό άνθρωπο να μη διορθώσει το μοναδικό συγκεκριμένο πρόβλημα που βρισκόταν στη ρίζα όλης αυτής της θλιβερής ιστορίας, και υπήρξαν μερικά κρύα τετράγωνα σε αυτόν τον περίπατο όπου αναρωτήθηκα αν είχα σταθεί σοφή ή απλώς πεισματάρα, αν είχα αφήσει ένα αληθινό καλό να πάει χαμένο για χάρη μιας αρχής που δεν θα κρατούσε ούτε μια σταγόνα βροχής έξω από το πίσω δωμάτιο.</w:t>
       </w:r>
     </w:p>
     <w:p>
@@ -5206,7 +5206,7 @@
     <w:p/>
     <w:p>
       <w:r>
-        <w:t xml:space="preserve">Η Κλερ το έγραψε με καλοσύνη, επειδή η Κλερ ήταν καλόκαρδη, και επειδή η αλήθεια αποδείχθηκε καλόκαρδη μόλις την έλεγες ολόκληρη αντί για το χειρότερο μισό της. Το άρθρο δημοσιεύτηκε μια Πέμπτη, ολόκληρη η πρώτη σελίδα του εσωτερικού φύλλου. Φυσικά ο κόσμος μιλούσε. Θα μιλούσαν για τον καιρό αν δεν υπήρχε τίποτα άλλο να γίνει. Αλλά δεν μιλούσαν όπως η Φιόνα περνούσε όλη της τη ζωή φοβούμενη ότι θα μιλήσουν. Κανείς δεν τραβήχτηκε πίσω. Κανείς δεν την κοίταξε στραβά πάνω από τον πάγκο του φούρνου. Σχεδόν όλοι το ενσωμάτωσαν σε όσα ήξεραν για τους δικούς τους ανθρώπους, οι οποίοι είχαν παλέψει, σφάλει και αντέξει. Οι μισοί είχαν μια προγιαγιά που είχε κάνει κάτι ήσυχο και απεγνωσμένο σε έναν δύσκολο χειμώνα κάποτε.</w:t>
+        <w:t xml:space="preserve">Η Κλερ το έγραψε με καλοσύνη, επειδή η Κλερ ήταν καλόκαρδη, και επειδή η αλήθεια αποδείχθηκε καλόκαρδη μόλις την έλεγες ολόκληρη αντί για το χειρότερο μισό της. Το άρθρο δημοσιεύτηκε μια Πέμπτη, ολόκληρη η πρώτη σελίδα του εσωτερικού φύλλου. Φυσικά ο κόσμος μιλούσε. Θα μιλούσαν για τον καιρό αν δεν υπήρχε τίποτα άλλο να γίνει. Αλλά δεν μιλούσαν όπως η Φιόνα είχε περάσει όλη της τη ζωή φοβούμενη ότι θα μιλήσουν. Κανείς δεν τραβήχτηκε πίσω. Κανείς δεν την κοίταξε στραβά πάνω από τον πάγκο του φούρνου. Σχεδόν όλοι το ενσωμάτωσαν σε όσα ήξεραν για τους δικούς τους ανθρώπους, οι οποίοι είχαν παλέψει, σφάλει και αντέξει. Οι μισοί είχαν μια προγιαγιά που είχε κάνει κάτι ήσυχο και απεγνωσμένο σε έναν δύσκολο χειμώνα κάποτε.</w:t>
       </w:r>
     </w:p>
     <w:p/>
@@ -5218,7 +5218,7 @@
     <w:p/>
     <w:p>
       <w:r>
-        <w:t xml:space="preserve">«Η Κόνστανς Οκαφόρ έκλεψε για να προσπαθήσει να σώσει τη μητέρα της», είπε, «και έφτιαξε ένα σπίτι που ζεσταίνει αυτή την πόλη εδώ και εκατό χρόνια από τότε. Αν κάποιος στο Φροστ Φολς θέλει να της πετάξει την πρώτη πέτρα για μια καρφίτσα, ας έρθει να την πετάξει πρώτα σε μένα, επειδή γνώριζα τέτοια πείνα όταν ήμουν κορίτσι, αληθινή πείνα, και το ίδιο και οι μισές γιαγιάδες των ανθρώπων που κάθονται σε αυτό το μαγαζί. Αφήστε την να αναπαυθεί. Αφήστε τη Φιόνα να σταθεί ίσια. Είναι μια καλή ιστορία. Απλώς έχει ένα δύσκολο κομμάτι στη μέση».</w:t>
+        <w:t xml:space="preserve">«Η Κόνστανς Οκαφόρ έκλεψε για να προσπαθήσει να σώσει τη μητέρα της», είπε, «και έφτιαξε ένα σπίτι που ζεσταίνει αυτή την πόλη εδώ και εκατό χρόνια από τότε. Αν κάποιος στο Φροστ Φολς θέλει να της πετάξει την πρώτη πέτρα για μια καρφίτσα, ας έρθει να την πετάξει πρώτα σε μένα, επειδή γνώριζα τέτοια στέρηση όταν ήμουν κορίτσι, αληθινή στέρηση, και το ίδιο και οι μισές γιαγιάδες των ανθρώπων που κάθονται σε αυτό το μαγαζί. Αφήστε την να αναπαυθεί. Αφήστε τη Φιόνα να σταθεί ίσια. Είναι μια καλή ιστορία. Απλώς έχει ένα δύσκολο κομμάτι στη μέση».</w:t>
       </w:r>
     </w:p>
     <w:p/>
@@ -5248,7 +5248,7 @@
     <w:p/>
     <w:p>
       <w:r>
-        <w:t xml:space="preserve">Και η Μάρθα. Η Μάρθα με άρπαξε από το χέρι στον κύκλο ένα γκρίζο απόγευμα, το κράτησε και είπε: «Θυμάσαι, πριν από λίγο καιρό, που σου είπα ότι δεν χρειαζόταν να κουβαλάς τα πράγματα μόνη σου; Ότι ένας κύκλος είναι για να στηρίζεσαι;» Είπα ότι το θυμόμουν καλά. «Λοιπόν», είπε, «πήγες και απέδειξες ότι είσαι μία από εμάς, κουβαλώντας το έτσι όπως το έκανες. Δεν στηρίχτηκες απλώς στον κύκλο όταν τον χρειάστηκες. Ήσουν ο κύκλος, για τη Φιόνα, όταν δεν είχε κανέναν άλλον. Μια ξένη δεν το κάνει αυτό, Τζέσικα. Κάποιος δικός μας το κάνει». Και μου χτύπησε το χέρι μια φορά και επέστρεψε αμέσως στο γάντι της, σαν να μη με είχε μόλις διαλύσει εντελώς εκεί που καθόμουν.</w:t>
+        <w:t xml:space="preserve">Και η Μάρθα. Η Μάρθα με άρπαξε από το χέρι στον κύκλο ένα γκρίζο απόγευμα, το κράτησε και είπε: «Θυμάσαι, πριν από λίγο καιρό, που σου είπα ότι δεν χρειαζόταν να κουβαλάς τα πράγματα μόνη σου; Ότι ένας κύκλος είναι για να στηρίζεσαι;» Είπα ότι το θυμόμουν καλά. «Λοιπόν», είπε, «πήγες και απέδειξες ότι είσαι μία από εμάς, κουβαλώντας το έτσι όπως το έκανες. Δεν στηρίχτηκες απλώς στον κύκλο όταν τον χρειάστηκες. Ήσουν ο κύκλος, για τη Φιόνα, όταν δεν είχε κανέναν άλλον. Μια ξένη δεν το κάνει αυτό, Τζέσικα. Μία δική μας το κάνει». Και μου χτύπησε το χέρι μια φορά και επέστρεψε αμέσως στο γάντι της, σαν να μη με είχε μόλις διαλύσει εντελώς εκεί που καθόμουν.</w:t>
       </w:r>
     </w:p>
     <w:p/>
@@ -5260,7 +5260,7 @@
     <w:p/>
     <w:p>
       <w:r>
-        <w:t xml:space="preserve">Περπάτησα σπίτι εκείνο το απόγευμα μέσα από μια πόλη που ένιωθα εντελώς και αναμφισβήτητα δική μου. Το φεστιβάλ είχε τελειώσει και φύγει, αλλά τα φώτα κατά μήκος της Λεωφόρου Έβεργκριν, σχεδόν όλα χρυσά πια, έφεγγαν ακόμα σταθερά ενάντια στο πρώιμο σκοτάδι. Η Πιπ περπατούσε κουνιστή μπροστά μου από τη μια λίμνη χρυσού φωτός στην άλλη, σταματώντας σε καθεμιά σαν να μπορούσε να έχει κάτι γυαλιστερό στον πάτο του.</w:t>
+        <w:t xml:space="preserve">Περπάτησα σπίτι εκείνο το απόγευμα μέσα από μια πόλη που ένιωθα εντελώς και αναμφισβήτητα δική μου. Το φεστιβάλ είχε τελειώσει και φύγει, αλλά τα φώτα κατά μήκος της Λεωφόρου Έβεργκριν, σχεδόν όλα χρυσά πια, έφεγγαν ακόμα σταθερά ενάντια στο πρώιμο σκοτάδι. Η Πιπ περπατούσε κουνιστή μπροστά μου από τη μια λίμνη χρυσού φωτός στην άλλη, σταματώντας σε καθεμιά σαν να μπορούσε να έχει κάτι γυαλιστερό στον πάτο της.</w:t>
       </w:r>
     </w:p>
     <w:p>
@@ -5349,7 +5349,7 @@
     <w:p/>
     <w:p>
       <w:r>
-        <w:t>Καθώς το κουτί αναδυόταν από τη γη, η παγωνιά άπλωσε τα νύχια της κατά μήκος των χαμηλότερων κλαδιών της φτελιάς, ακριβώς πάνω από το κεφάλι του Σαμ, λευκή και λεπτή σαν δαντέλα. Κανείς άλλος δεν κοίταξε ψηλά. Όλοι κοιτούσαν το κουτί. Ο Νικ, δίπλα μου, κοίταξε ψηλά, και μετά σε μένα, και δεν είπε τίποτα.</w:t>
+        <w:t xml:space="preserve">Καθώς το κουτί αναδυόταν από τη γη, η πάχνη απλώθηκε κατά μήκος των χαμηλότερων κλαδιών της φτελιάς, ακριβώς πάνω από το κεφάλι του Σαμ, λευκή και λεπτή σαν δαντέλα. Κανείς άλλος δεν κοίταξε ψηλά. Όλοι κοιτούσαν το κουτί. Ο Νικ, δίπλα μου, κοίταξε ψηλά, και μετά σε μένα, και δεν είπε τίποτα.</w:t>
       </w:r>
     </w:p>
     <w:p/>
@@ -5414,13 +5414,13 @@
     <w:p/>
     <w:p>
       <w:r>
-        <w:t>Ο Μαρκ συναντήθηκε με το βλέμμα μου πάνω από το κεφάλι της κόρης του. Υπήρχε ακόμα ένας πόνος σε αυτό το βλέμμα, αλλά είχε λειάνει, σαν πέτρα στο ποτάμι.</w:t>
-      </w:r>
-    </w:p>
-    <w:p/>
-    <w:p>
-      <w:r>
-        <w:t xml:space="preserve">«Θα είναι ανυπόφορη μέχρι τη νέα χρονιά», είπε. «Θέλει να ανοίξει. Ρωτάει κάθε πρωί αν είναι η νέα χρονιά ακόμα».</w:t>
+        <w:t xml:space="preserve">Ο Μαρκ έπιασε το βλέμμα μου πάνω από το κεφάλι της κόρης του. Υπήρχε ακόμα ένας πόνος σε αυτό το βλέμμα, αλλά είχε λειάνει, σαν πέτρα στο ποτάμι.</w:t>
+      </w:r>
+    </w:p>
+    <w:p/>
+    <w:p>
+      <w:r>
+        <w:t xml:space="preserve">«Θα είναι ανυπόφορη μέχρι τη νέα χρονιά», είπε. «Θέλει να το ανοίξουν. Ρωτάει κάθε πρωί αν είναι η νέα χρονιά ακόμα».</w:t>
       </w:r>
     </w:p>
     <w:p/>
@@ -5819,13 +5819,13 @@
     <w:p/>
     <w:p>
       <w:r>
-        <w:t xml:space="preserve">Ήμασταν όλες εκεί εκείνο το πρωινό. Ολόκληρος ο κύκλος, όταν καμία δεν ήταν κλινήρης με κρυολόγημα ή δεν πρόσεχε εγγόνια. Η Ολίβια στην κεφαλή του στο μαγαζί της, κουβάρια μαλλιού στοιβαγμένα πίσω της σε κάθε χρώμα που θα μπορούσε να θέλει ένας χειμώνας. Η Ντοτ δίπλα της, απλή και γρήγορη. Μετά η Κλερ Μπένετ, που έγραφε για τη Gazette, με ένα σημειωματάριο ανοιχτό στο μπράτσο της καρέκλας της επειδή η Κλερ δεν ήταν ποτέ εντελώς εκτός καθήκοντος. Έβαζε κάτω το στεφάνι της συνεχώς για να σημειώσει μια γραμμή και το ξαναέπιανε έναν χτύπο πίσω από τις υπόλοιπες. Η Άιβι δίπλα, της οποίας το γέλιο ήταν τόσο μεγάλο και τόσο πρόθυμο που το μαγαζί φαινόταν πιο φωτεινό επειδή την είχε μέσα του. Είχε καταφέρει με κάποιον τρόπο να κολλήσει έλατο στα μαλλιά της χωρίς να το προσέξει. Η Μάρθα, η συνταξιούχος δασκάλα, χήρα ούτε έναν χρόνο, με το μικρό λευκό σκυλάκι της, τον Σνόουμπολ, κοιμισμένο δίπλα στον αστράγαλό της. Το χέρι της έπεφτε προς τα κάτω κάθε τόσο για να αγγίξει το αυτί του. Για να είναι σίγουρη ότι ήταν ακόμα εκεί. Και η Έλι, ευγενική και αβίαστη, που είχε αυξήσει την εθελοντική της εργασία στο νοσοκομείο σε τρεις μέρες την εβδομάδα. Έφερνε την ίδια σταθερή τρυφερότητα σε έναν συρμάτινο σκελετό. Το στεφάνι της έβγαινε να μοιάζει λιγότερο φτιαγμένο και περισσότερο φυσικά μεγαλωμένο.</w:t>
-      </w:r>
-    </w:p>
-    <w:p/>
-    <w:p>
-      <w:r>
-        <w:t xml:space="preserve">Και η Πιπ, η οποία δεν ήταν μέλος του κύκλου αλλά θα προσβαλλόταν βαριά αν έμενε εκτός από οποιαδήποτε μέτρηση του ποιος ήταν παρών. Είχε εγκατασταθεί κάτω από το μπροστινό παράθυρο στη μοναδική λωρίδα χαμηλού ηλιακού φωτός του Νοεμβρίου, σε μια φωλιά που είχε χτίσει από ένα πεσμένο κουβάρι κόκκινου μαλλιού που η Ολίβια, όπως παρατήρησα, δεν είχε προσπαθήσει πολύ σκληρά να πάρει πίσω. Ήταν ξαπλωμένη εκεί λαμπερή και ικανοποιημένη, με το ένα μάτι μισάνοιχτο στις διαδικασίες και σε ό,τι γυάλιζε. Και υπήρχε αρκετό υλικό που γυάλιζε. Η Ολίβια είχε ένα βάζο με επιχρυσωμένα κουκουνάρια στο τραπέζι, ένα καρούλι χρυσής κορδέλας δίπλα του. Η Πιπ είχε ήδη δεχτεί παρατηρήσεις και για τα δύο. Δύο φορές.</w:t>
+        <w:t xml:space="preserve">Ήμασταν όλες εκεί εκείνο το πρωινό. Ολόκληρος ο κύκλος, όταν καμία δεν ήταν κλινήρης με κρυολόγημα ή δεν πρόσεχε εγγόνια. Η Ολίβια στην κεφαλή του στο μαγαζί της, κουβάρια μαλλιού στοιβαγμένα πίσω της σε κάθε χρώμα που θα μπορούσε να θέλει ένας χειμώνας. Η Ντοτ δίπλα της, απλή και γρήγορη. Μετά η Κλερ Μπένετ, που έγραφε για τη Gazette, με ένα σημειωματάριο ανοιχτό στο μπράτσο της καρέκλας της επειδή η Κλερ δεν ήταν ποτέ εντελώς εκτός καθήκοντος. Έβαζε κάτω το στεφάνι της συνεχώς για να σημειώσει μια γραμμή και το ξαναέπιανε έναν χτύπο πίσω από τις υπόλοιπες. Η Άιβι δίπλα, της οποίας το γέλιο ήταν τόσο μεγάλο και τόσο πρόθυμο που το μαγαζί φαινόταν πιο φωτεινό επειδή την είχε μέσα του. Είχε καταφέρει με κάποιον τρόπο να κολλήσει έλατο στα μαλλιά της χωρίς να το προσέξει. Η Μάρθα, η συνταξιούχος δασκάλα, χήρα εδώ και πολλά χρόνια, με το μικρό λευκό σκυλάκι της, τον Σνόουμπολ, κοιμισμένο δίπλα στον αστράγαλό της. Το χέρι της έπεφτε προς τα κάτω κάθε τόσο για να αγγίξει το αυτί του. Για να είναι σίγουρη ότι ήταν ακόμα εκεί. Και η Έλι, ευγενική και αβίαστη, που έκανε εθελοντική εργασία στο νοσοκομείο τρεις μέρες την εβδομάδα. Έφερνε την ίδια σταθερή τρυφερότητα σε έναν συρμάτινο σκελετό. Το στεφάνι της έβγαινε να μοιάζει λιγότερο φτιαγμένο και περισσότερο φυσικά μεγαλωμένο.</w:t>
+      </w:r>
+    </w:p>
+    <w:p/>
+    <w:p>
+      <w:r>
+        <w:t xml:space="preserve">Και η Πιπ, η οποία δεν ήταν μέλος του κύκλου αλλά θα προσβαλλόταν βαριά αν έμενε εκτός από οποιαδήποτε μέτρηση του ποιος ήταν παρών. Είχε εγκατασταθεί κάτω από το μπροστινό παράθυρο στη μοναδική λωρίδα χαμηλού ηλιακού φωτός του Νοεμβρίου, σε μια φωλιά που είχε χτίσει από ένα πεσμένο κουβάρι κόκκινου μαλλιού που η Ολίβια, όπως παρατήρησα, δεν είχε προσπαθήσει πολύ σκληρά να πάρει πίσω. Ήταν ξαπλωμένη εκεί λαμπερή και ικανοποιημένη, με το ένα μάτι μισάνοιχτο στις διαδικασίες. Σε ό,τι γυάλιζε, κυρίως. Και υπήρχε αρκετό υλικό που γυάλιζε. Η Ολίβια είχε ένα βάζο με επιχρυσωμένα κουκουνάρια στο τραπέζι, ένα καρούλι χρυσής κορδέλας δίπλα του. Η Πιπ είχε ήδη δεχτεί παρατηρήσεις και για τα δύο. Δύο φορές.</w:t>
       </w:r>
     </w:p>
     <w:p/>

--- a/translated/corrected/Inn Trouble - ASSEMBLED - FORMATTED_Greek.docx
+++ b/translated/corrected/Inn Trouble - ASSEMBLED - FORMATTED_Greek.docx
@@ -5825,7 +5825,7 @@
     <w:p/>
     <w:p>
       <w:r>
-        <w:t xml:space="preserve">Και η Πιπ, η οποία δεν ήταν μέλος του κύκλου αλλά θα προσβαλλόταν βαριά αν έμενε εκτός από οποιαδήποτε μέτρηση του ποιος ήταν παρών. Είχε εγκατασταθεί κάτω από το μπροστινό παράθυρο στη μοναδική λωρίδα χαμηλού ηλιακού φωτός του Νοεμβρίου, σε μια φωλιά που είχε χτίσει από ένα πεσμένο κουβάρι κόκκινου μαλλιού που η Ολίβια, όπως παρατήρησα, δεν είχε προσπαθήσει πολύ σκληρά να πάρει πίσω. Ήταν ξαπλωμένη εκεί λαμπερή και ικανοποιημένη, με το ένα μάτι μισάνοιχτο στις διαδικασίες. Σε ό,τι γυάλιζε, κυρίως. Και υπήρχε αρκετό υλικό που γυάλιζε. Η Ολίβια είχε ένα βάζο με επιχρυσωμένα κουκουνάρια στο τραπέζι, ένα καρούλι χρυσής κορδέλας δίπλα του. Η Πιπ είχε ήδη δεχτεί παρατηρήσεις και για τα δύο. Δύο φορές.</w:t>
+        <w:t xml:space="preserve">Και η Πιπ, η οποία δεν ήταν μέλος του κύκλου αλλά θα προσβαλλόταν βαριά αν έμενε εκτός από οποιαδήποτε μέτρηση του ποιος ήταν παρών. Είχε εγκατασταθεί κάτω από το μπροστινό παράθυρο στη μοναδική λωρίδα χαμηλού ηλιακού φωτός του Νοεμβρίου, σε μια φωλιά που είχε χτίσει από ένα πεσμένο κουβάρι κόκκινου μαλλιού που η Ολίβια, όπως παρατήρησα, δεν είχε προσπαθήσει πολύ σκληρά να πάρει πίσω. Ήταν ξαπλωμένη εκεί λαμπερή και ικανοποιημένη, με το ένα μάτι μισάνοιχτο σε ό,τι γινόταν. Σε ό,τι γυάλιζε, κυρίως. Και υπήρχε αρκετό υλικό που γυάλιζε. Η Ολίβια είχε ένα βάζο με επιχρυσωμένα κουκουνάρια στο τραπέζι, ένα καρούλι χρυσής κορδέλας δίπλα του. Η Πιπ είχε ήδη δεχτεί παρατηρήσεις και για τα δύο. Δύο φορές.</w:t>
       </w:r>
     </w:p>
     <w:p/>
@@ -5861,7 +5861,7 @@
     <w:p/>
     <w:p>
       <w:r>
-        <w:t xml:space="preserve">Μου ήρθε τότε, τοποθετώντας τα μικρά κλαδάκια το ένα πάνω στο άλλο, πόσο μακριά είχα ταξιδέψει για να κάθομαι εκεί. Όχι τα χιλιόμετρα. Ήταν πάρα πολλά, αλλά δεν εννοούσα τα χιλιόμετρα. Όχι πολύ καιρό πριν, ήμουν η νεοφερμένη στο Φροστ Φολς. Η γυναίκα από τον Βόρειο Πόλο με τον διάσημο σύζυγο και τον πιο παράξενο πιγκουίνο. Οι άνθρωποι είχαν υπάρξει ευγενικοί μαζί μου όπως μια πόλη είναι ευγενική με έναν επισκέπτη, πράγμα που σημαίνει ότι έκαναν χώρο και παρακολουθούσαν να δουν τι θα έκανα με αυτόν. Και τώρα η Ολίβια προσπαθούσε να κλέψει τον τρόπο μου να δένω ένα στεφάνι. Ο σκύλος της Μάρθας κοιμόταν δίπλα στην καρέκλα μου τόσο πρόθυμα όσο και δίπλα στη δική της. Κανείς δεν μου εξηγούσε τίποτα πια. Θεωρούνταν δεδομένο ότι ήξερα. Το είχα κερδίσει αυτό γρήγορα μέσα σε ένα δύσκολο φθινόπωρο, πάνω από έναν χαμένο σκύλο και μια χρονοκάψουλα.</w:t>
+        <w:t xml:space="preserve">Μου ήρθε τότε, τοποθετώντας τα μικρά κλαδάκια το ένα πάνω στο άλλο, πόσο μακριά είχα ταξιδέψει για να κάθομαι εκεί. Όχι τα χιλιόμετρα. Ήταν πάρα πολλά, αλλά δεν εννοούσα τα χιλιόμετρα. Όχι πολύ καιρό πριν, ήμουν η νεοφερμένη στο Φροστ Φολς. Η γυναίκα από τον Βόρειο Πόλο με τον διάσημο σύζυγο και τον πιο παράξενο πιγκουίνο. Οι άνθρωποι ήταν ευγενικοί μαζί μου όπως μια πόλη είναι ευγενική με έναν επισκέπτη, πράγμα που σημαίνει ότι έκαναν χώρο και παρακολουθούσαν να δουν τι θα έκανα με αυτόν. Και τώρα η Ολίβια προσπαθούσε να κλέψει τον τρόπο μου να δένω ένα στεφάνι. Ο σκύλος της Μάρθας κοιμόταν δίπλα στην καρέκλα μου τόσο πρόθυμα όσο και δίπλα στη δική της. Κανείς δεν μου εξηγούσε τίποτα πια. Θεωρούνταν δεδομένο ότι ήξερα. Το είχα κερδίσει αυτό γρήγορα μέσα σε ένα δύσκολο φθινόπωρο, με έναν χαμένο σκύλο και μια χρονοκάψουλα.</w:t>
       </w:r>
     </w:p>
     <w:p/>
@@ -5945,7 +5945,7 @@
     <w:p/>
     <w:p>
       <w:r>
-        <w:t xml:space="preserve">Ξεκινήσαμε τότε σοβαρά τη δουλειά, οκτώ γυναίκες, ένα κουτί κεκάκια, ένας πιγκουίνος και ένας κοιμισμένος σκύλος. Η κουβέντα πηγαινοερχόταν μέσα στη δουλειά όπως κάνει η κουβέντα του κύκλου, τα μικρά νέα ενός ολόκληρου πρωινού κρατημένα στα κενά ανάμεσα στο δέσιμο των κλαδιών. Η κόρη της Άιβι είχε μια καινούργια δουλειά στο Κονκόρντ. Η Κλερ είχε ένα άρθρο που θα δημοσιευόταν την Πέμπτη σχετικά με το πρόγραμμα των εκχιονιστικών που μας υποσχόταν ορκίζοντάς μας ότι ήταν πιο ενδιαφέρον από ό,τι ακουγόταν. Η Μάρθα είπε ότι οι μέρες μίκραιναν τόσο γρήγορα τώρα που η Έμα ερχόταν να βγάλει βόλτα τον Σνόουμπολ σχεδόν στο σκοτάδι, κι εγώ είπα να δώσεις τα φιλιά μου στο παιδί. Η Μάρθα είπε ότι η Έμα ρωτούσε πάντα για την Πιπ. Και η Πιπ, ακούγοντας το όνομά της και εκλαμβάνοντάς το σωστά ως έπαινο, φούσκωσε τα φτερά της και φάνηκε ευχαριστημένη.</w:t>
+        <w:t xml:space="preserve">Ξεκινήσαμε τότε σοβαρά τη δουλειά, οκτώ γυναίκες, ένα κουτί κεκάκια, ένας πιγκουίνος και ένας κοιμισμένος σκύλος. Η κουβέντα πηγαινοερχόταν μέσα στη δουλειά όπως κάνει η κουβέντα του κύκλου, τα μικρά νέα ενός ολόκληρου πρωινού κρατημένα στα κενά ανάμεσα στο δέσιμο των κλαδιών. Η κόρη της Άιβι είχε μια καινούργια δουλειά στο Κονκόρντ. Η Κλερ είχε ένα άρθρο που θα δημοσιευόταν την Πέμπτη σχετικά με το πρόγραμμα των εκχιονιστικών που μας υποσχόταν ορκιζόμενη ότι ήταν πιο ενδιαφέρον από ό,τι ακουγόταν. Η Μάρθα είπε ότι οι μέρες μίκραιναν τόσο γρήγορα τώρα που η Έμα ερχόταν να βγάλει βόλτα τον Σνόουμπολ σχεδόν στο σκοτάδι, κι εγώ είπα να δώσει τα φιλιά μου στο παιδί. Η Μάρθα είπε ότι η Έμα ρωτούσε πάντα για την Πιπ. Και η Πιπ, ακούγοντας το όνομά της και εκλαμβάνοντάς το σωστά ως έπαινο, φούσκωσε τα φτερά της και φάνηκε ευχαριστημένη.</w:t>
       </w:r>
     </w:p>
     <w:p/>
@@ -6083,7 +6083,7 @@
     <w:p/>
     <w:p>
       <w:r>
-        <w:t xml:space="preserve">Επειδή ξέρω τη διαφορά. Έχω ζήσει πολύ καιρό τώρα δίπλα στη μαγεία των Χριστουγέννων. Αρκετά ώστε να τη γνωρίζω στα κόκαλά μου, απλή σαν βήμα στη σκάλα μου. Αυτό δεν ήταν ένα παιδί με κρύα δάχτυλα. Η μαγεία κυκλοφορούσε ελεύθερη στο Φροστ Φολς. Ήταν ελεύθερη από τότε που φτάσαμε, ψάχνοντας για σπίτι. Ο σύζυγός μου έχτιζε ένα. Αργά και υπομονετικά στο εργαστήριό του, μια εστία για να εγκατασταθεί, και πλησίαζε λίγο πιο κοντά στη φωτιά κάθε μέρα. Αλλά δεν είχε εγκατασταθεί ακόμα. Ήταν ακόμα έξω στην πόλη τη νύχτα, ζεστή, αδέξια και εντελώς χωρίς κακία, κάνοντας τα μικρά αδύνατα πράγματα που κάνει η μαγεία όταν έχει περισσότερο συναίσθημα παρά μυαλό. Άλλαζε τα φώτα του φεστιβάλ από πορτοκαλί σε χρυσά. Και τώρα, απ’ ό,τι φαινόταν, γύριζε τον χιονάνθρωπο ενός παιδιού μέσα στο σκοτάδι για να κοιτάξει ό,τι κι αν είχε τραβήξει την περιπλανώμενη προσοχή του.</w:t>
+        <w:t xml:space="preserve">Επειδή ξέρω τη διαφορά. Έχω ζήσει πολύ καιρό τώρα δίπλα στη μαγεία των Χριστουγέννων. Αρκετά ώστε να τη γνωρίζω στα κόκαλά μου, απλή σαν βήμα στη σκάλα μου. Αυτό δεν ήταν ένα παιδί με κρύα δάχτυλα. Η μαγεία κυκλοφορούσε ελεύθερη στο Φροστ Φολς. Ήταν ελεύθερη από τότε που φτάσαμε, ψάχνοντας για σπίτι. Ο σύζυγός μου έχτιζε ένα. Αργά και υπομονετικά στο εργαστήριό του, μια εστία για να εγκατασταθεί, κι εκείνη πλησίαζε λίγο πιο κοντά στη φωτιά κάθε μέρα. Αλλά δεν είχε εγκατασταθεί ακόμα. Ήταν ακόμα έξω στην πόλη τη νύχτα, ζεστή, αδέξια και εντελώς χωρίς κακία, κάνοντας τα μικρά αδύνατα πράγματα που κάνει η μαγεία όταν έχει περισσότερο συναίσθημα παρά μυαλό. Άλλαζε τα φώτα του φεστιβάλ από πορτοκαλί σε χρυσά. Και τώρα, απ’ ό,τι φαινόταν, γύριζε τον χιονάνθρωπο ενός παιδιού μέσα στο σκοτάδι για να κοιτάξει ό,τι κι αν είχε τραβήξει την περιπλανώμενη προσοχή του.</w:t>
       </w:r>
     </w:p>
     <w:p/>
